--- a/docs/manuel-utilisateur.docx
+++ b/docs/manuel-utilisateur.docx
@@ -2731,7 +2731,7 @@
         <w:t xml:space="preserve"> </w:t>
       </w:r>
       <w:r>
-        <w:t xml:space="preserve">(nouveau en v2.11.0), configurez les valeurs par défaut qui seront pré-remplies sur chaque nouvelle facture :</w:t>
+        <w:t xml:space="preserve">(nouveau en v2.13.0), configurez les valeurs par défaut qui seront pré-remplies sur chaque nouvelle facture :</w:t>
       </w:r>
     </w:p>
     <w:tbl>
@@ -8024,13 +8024,13 @@
       </w:r>
     </w:p>
     <w:bookmarkEnd w:id="90"/>
-    <w:bookmarkStart w:id="94" w:name="nouveaux-champs-sur-les-factures-v2.11.0"/>
+    <w:bookmarkStart w:id="94" w:name="nouveaux-champs-sur-les-factures-v2.13.0"/>
     <w:p>
       <w:pPr>
         <w:pStyle w:val="Heading2"/>
       </w:pPr>
       <w:r>
-        <w:t xml:space="preserve">Nouveaux champs sur les factures (v2.11.0)</w:t>
+        <w:t xml:space="preserve">Nouveaux champs sur les factures (v2.13.0)</w:t>
       </w:r>
     </w:p>
     <w:p>
@@ -8774,13 +8774,13 @@
       </w:r>
     </w:p>
     <w:bookmarkEnd w:id="102"/>
-    <w:bookmarkStart w:id="103" w:name="signature-électronique-v2.11.0"/>
+    <w:bookmarkStart w:id="103" w:name="signature-électronique-v2.13.0"/>
     <w:p>
       <w:pPr>
         <w:pStyle w:val="Heading2"/>
       </w:pPr>
       <w:r>
-        <w:t xml:space="preserve">Signature électronique (v2.11.0)</w:t>
+        <w:t xml:space="preserve">Signature électronique (v2.13.0)</w:t>
       </w:r>
     </w:p>
     <w:p>
@@ -9437,7 +9437,7 @@
         <w:pStyle w:val="FirstParagraph"/>
       </w:pPr>
       <w:r>
-        <w:t xml:space="preserve">Depuis v2.11.0, chaque facture dispose des champs légaux obligatoires (art. L441-9/L441-10 CCom) :</w:t>
+        <w:t xml:space="preserve">Depuis v2.13.0, chaque facture dispose des champs légaux obligatoires (art. L441-9/L441-10 CCom) :</w:t>
       </w:r>
     </w:p>
     <w:tbl>
@@ -11949,7 +11949,7 @@
         <w:pStyle w:val="FirstParagraph"/>
       </w:pPr>
       <w:r>
-        <w:t xml:space="preserve">Depuis v2.11.0,</w:t>
+        <w:t xml:space="preserve">Depuis v2.13.0,</w:t>
       </w:r>
       <w:r>
         <w:t xml:space="preserve"> </w:t>
@@ -13444,13 +13444,13 @@
       </w:r>
     </w:p>
     <w:bookmarkEnd w:id="174"/>
-    <w:bookmarkStart w:id="178" w:name="relances-automatiques-v2.11.0"/>
+    <w:bookmarkStart w:id="178" w:name="relances-automatiques-v2.13.0"/>
     <w:p>
       <w:pPr>
         <w:pStyle w:val="Heading1"/>
       </w:pPr>
       <w:r>
-        <w:t xml:space="preserve">Relances automatiques (v2.11.0)</w:t>
+        <w:t xml:space="preserve">Relances automatiques (v2.13.0)</w:t>
       </w:r>
     </w:p>
     <w:p>
@@ -14955,7 +14955,7 @@
           <w:i/>
           <w:iCs/>
         </w:rPr>
-        <w:t xml:space="preserve">Document généré par FacturPro v2.11.0 — 2026</w:t>
+        <w:t xml:space="preserve">Document généré par FacturPro v2.13.0 — 2026</w:t>
       </w:r>
     </w:p>
     <w:bookmarkEnd w:id="195"/>

--- a/docs/manuel-utilisateur.docx
+++ b/docs/manuel-utilisateur.docx
@@ -11054,13 +11054,88 @@
     </w:p>
     <w:bookmarkEnd w:id="133"/>
     <w:bookmarkEnd w:id="134"/>
-    <w:bookmarkStart w:id="145" w:name="statistiques"/>
+    <w:bookmarkStart w:id="150" w:name="X6b8f762b0e70895b422a1832195335854b0b65e"/>
     <w:p>
       <w:pPr>
         <w:pStyle w:val="Heading1"/>
       </w:pPr>
       <w:r>
-        <w:t xml:space="preserve">Statistiques</w:t>
+        <w:t xml:space="preserve">Achats (Fournisseurs, Commandes, Factures d’achats)</w:t>
+      </w:r>
+    </w:p>
+    <w:p>
+      <w:pPr>
+        <w:pStyle w:val="FirstParagraph"/>
+      </w:pPr>
+      <w:r>
+        <w:t xml:space="preserve">Depuis la v3.0.0, FacturPro intègre un module complet de gestion des achats, accessible depuis la catégorie</w:t>
+      </w:r>
+      <w:r>
+        <w:t xml:space="preserve"> </w:t>
+      </w:r>
+      <w:r>
+        <w:rPr>
+          <w:b/>
+          <w:bCs/>
+        </w:rPr>
+        <w:t xml:space="preserve">🛒 Achats</w:t>
+      </w:r>
+      <w:r>
+        <w:t xml:space="preserve"> </w:t>
+      </w:r>
+      <w:r>
+        <w:t xml:space="preserve">de la barre latérale. Il regroupe trois sous-modules chaînés de façon non bloquante :</w:t>
+      </w:r>
+      <w:r>
+        <w:t xml:space="preserve"> </w:t>
+      </w:r>
+      <w:r>
+        <w:rPr>
+          <w:b/>
+          <w:bCs/>
+        </w:rPr>
+        <w:t xml:space="preserve">Fournisseurs</w:t>
+      </w:r>
+      <w:r>
+        <w:t xml:space="preserve">,</w:t>
+      </w:r>
+      <w:r>
+        <w:t xml:space="preserve"> </w:t>
+      </w:r>
+      <w:r>
+        <w:rPr>
+          <w:b/>
+          <w:bCs/>
+        </w:rPr>
+        <w:t xml:space="preserve">Commandes</w:t>
+      </w:r>
+      <w:r>
+        <w:t xml:space="preserve"> </w:t>
+      </w:r>
+      <w:r>
+        <w:t xml:space="preserve">et</w:t>
+      </w:r>
+      <w:r>
+        <w:t xml:space="preserve"> </w:t>
+      </w:r>
+      <w:r>
+        <w:rPr>
+          <w:b/>
+          <w:bCs/>
+        </w:rPr>
+        <w:t xml:space="preserve">Factures d’achats</w:t>
+      </w:r>
+      <w:r>
+        <w:t xml:space="preserve">.</w:t>
+      </w:r>
+    </w:p>
+    <w:bookmarkStart w:id="141" w:name="fournisseurs"/>
+    <w:p>
+      <w:pPr>
+        <w:pStyle w:val="Heading2"/>
+      </w:pPr>
+      <w:r>
+        <w:t xml:space="preserve">Fournisseurs</w:t>
       </w:r>
     </w:p>
     <w:p>
@@ -11072,12 +11147,12 @@
           <wp:inline>
             <wp:extent cx="5334000" cy="2637413"/>
             <wp:effectExtent b="0" l="0" r="0" t="0"/>
-            <wp:docPr descr="Statistiques KPIs" title="" id="136" name="Picture"/>
+            <wp:docPr descr="Liste des fournisseurs" title="" id="136" name="Picture"/>
             <a:graphic>
               <a:graphicData uri="http://schemas.openxmlformats.org/drawingml/2006/picture">
                 <pic:pic>
                   <pic:nvPicPr>
-                    <pic:cNvPr descr="screenshots/08-stats-kpis.png" id="137" name="Picture"/>
+                    <pic:cNvPr descr="screenshots/20-fournisseurs-liste.png" id="137" name="Picture"/>
                     <pic:cNvPicPr>
                       <a:picLocks noChangeArrowheads="1" noChangeAspect="1"/>
                     </pic:cNvPicPr>
@@ -11115,564 +11190,49 @@
         <w:pStyle w:val="ImageCaption"/>
       </w:pPr>
       <w:r>
-        <w:t xml:space="preserve">Statistiques KPIs</w:t>
-      </w:r>
-    </w:p>
-    <w:bookmarkStart w:id="138" w:name="kpis-indicateurs-clés"/>
-    <w:p>
-      <w:pPr>
-        <w:pStyle w:val="Heading2"/>
-      </w:pPr>
-      <w:r>
-        <w:t xml:space="preserve">KPIs (indicateurs clés)</w:t>
-      </w:r>
-    </w:p>
-    <w:p>
-      <w:pPr>
-        <w:pStyle w:val="FirstParagraph"/>
-      </w:pPr>
-      <w:r>
-        <w:t xml:space="preserve">Accessible via</w:t>
-      </w:r>
-      <w:r>
-        <w:t xml:space="preserve"> </w:t>
-      </w:r>
+        <w:t xml:space="preserve">Liste des fournisseurs</w:t>
+      </w:r>
+    </w:p>
+    <w:p>
+      <w:pPr>
+        <w:pStyle w:val="BodyText"/>
+      </w:pPr>
       <w:r>
         <w:rPr>
           <w:b/>
           <w:bCs/>
         </w:rPr>
-        <w:t xml:space="preserve">📈 Statistiques</w:t>
-      </w:r>
-      <w:r>
-        <w:t xml:space="preserve">. Sélectionnez la période : mois, trimestre, ou année.</w:t>
-      </w:r>
-    </w:p>
-    <w:tbl>
-      <w:tblPr>
-        <w:tblStyle w:val="Table"/>
-        <w:tblW w:type="pct" w:w="5000"/>
-        <w:tblLayout w:type="fixed"/>
-        <w:tblLook w:firstRow="1" w:lastRow="0" w:firstColumn="0" w:lastColumn="0" w:noHBand="0" w:noVBand="0" w:val="0020"/>
-      </w:tblPr>
-      <w:tblGrid>
-        <w:gridCol w:w="3960"/>
-        <w:gridCol w:w="3960"/>
-      </w:tblGrid>
-      <w:tr>
-        <w:trPr>
-          <w:tblHeader w:val="on"/>
-        </w:trPr>
-        <w:tc>
-          <w:tcPr/>
-          <w:p>
-            <w:pPr>
-              <w:pStyle w:val="Compact"/>
-            </w:pPr>
-            <w:r>
-              <w:t xml:space="preserve">Indicateur</w:t>
-            </w:r>
-          </w:p>
-        </w:tc>
-        <w:tc>
-          <w:tcPr/>
-          <w:p>
-            <w:pPr>
-              <w:pStyle w:val="Compact"/>
-            </w:pPr>
-            <w:r>
-              <w:t xml:space="preserve">Calcul</w:t>
-            </w:r>
-          </w:p>
-        </w:tc>
-      </w:tr>
-      <w:tr>
-        <w:tc>
-          <w:tcPr/>
-          <w:p>
-            <w:pPr>
-              <w:pStyle w:val="Compact"/>
-            </w:pPr>
-            <w:r>
-              <w:t xml:space="preserve">CA facturé HT</w:t>
-            </w:r>
-          </w:p>
-        </w:tc>
-        <w:tc>
-          <w:tcPr/>
-          <w:p>
-            <w:pPr>
-              <w:pStyle w:val="Compact"/>
-            </w:pPr>
-            <w:r>
-              <w:t xml:space="preserve">Somme HT des factures émises (hors avoirs)</w:t>
-            </w:r>
-          </w:p>
-        </w:tc>
-      </w:tr>
-      <w:tr>
-        <w:tc>
-          <w:tcPr/>
-          <w:p>
-            <w:pPr>
-              <w:pStyle w:val="Compact"/>
-            </w:pPr>
-            <w:r>
-              <w:t xml:space="preserve">CA encaissé</w:t>
-            </w:r>
-          </w:p>
-        </w:tc>
-        <w:tc>
-          <w:tcPr/>
-          <w:p>
-            <w:pPr>
-              <w:pStyle w:val="Compact"/>
-            </w:pPr>
-            <w:r>
-              <w:t xml:space="preserve">Somme TTC des factures payées</w:t>
-            </w:r>
-          </w:p>
-        </w:tc>
-      </w:tr>
-      <w:tr>
-        <w:tc>
-          <w:tcPr/>
-          <w:p>
-            <w:pPr>
-              <w:pStyle w:val="Compact"/>
-            </w:pPr>
-            <w:r>
-              <w:t xml:space="preserve">Montant moyen</w:t>
-            </w:r>
-          </w:p>
-        </w:tc>
-        <w:tc>
-          <w:tcPr/>
-          <w:p>
-            <w:pPr>
-              <w:pStyle w:val="Compact"/>
-            </w:pPr>
-            <w:r>
-              <w:t xml:space="preserve">CA facturé ÷ nombre de factures</w:t>
-            </w:r>
-          </w:p>
-        </w:tc>
-      </w:tr>
-      <w:tr>
-        <w:tc>
-          <w:tcPr/>
-          <w:p>
-            <w:pPr>
-              <w:pStyle w:val="Compact"/>
-            </w:pPr>
-            <w:r>
-              <w:t xml:space="preserve">En attente</w:t>
-            </w:r>
-          </w:p>
-        </w:tc>
-        <w:tc>
-          <w:tcPr/>
-          <w:p>
-            <w:pPr>
-              <w:pStyle w:val="Compact"/>
-            </w:pPr>
-            <w:r>
-              <w:t xml:space="preserve">Factures émises non payées, échéance non dépassée</w:t>
-            </w:r>
-          </w:p>
-        </w:tc>
-      </w:tr>
-      <w:tr>
-        <w:tc>
-          <w:tcPr/>
-          <w:p>
-            <w:pPr>
-              <w:pStyle w:val="Compact"/>
-            </w:pPr>
-            <w:r>
-              <w:t xml:space="preserve">En retard</w:t>
-            </w:r>
-          </w:p>
-        </w:tc>
-        <w:tc>
-          <w:tcPr/>
-          <w:p>
-            <w:pPr>
-              <w:pStyle w:val="Compact"/>
-            </w:pPr>
-            <w:r>
-              <w:t xml:space="preserve">Factures émises non payées, échéance dépassée</w:t>
-            </w:r>
-          </w:p>
-        </w:tc>
-      </w:tr>
-      <w:tr>
-        <w:tc>
-          <w:tcPr/>
-          <w:p>
-            <w:pPr>
-              <w:pStyle w:val="Compact"/>
-            </w:pPr>
-            <w:r>
-              <w:t xml:space="preserve">Taux de conversion</w:t>
-            </w:r>
-          </w:p>
-        </w:tc>
-        <w:tc>
-          <w:tcPr/>
-          <w:p>
-            <w:pPr>
-              <w:pStyle w:val="Compact"/>
-            </w:pPr>
-            <w:r>
-              <w:t xml:space="preserve">Devis acceptés ÷ devis envoyés</w:t>
-            </w:r>
-          </w:p>
-        </w:tc>
-      </w:tr>
-      <w:tr>
-        <w:tc>
-          <w:tcPr/>
-          <w:p>
-            <w:pPr>
-              <w:pStyle w:val="Compact"/>
-            </w:pPr>
-            <w:r>
-              <w:t xml:space="preserve">Délai moyen d’acceptation</w:t>
-            </w:r>
-          </w:p>
-        </w:tc>
-        <w:tc>
-          <w:tcPr/>
-          <w:p>
-            <w:pPr>
-              <w:pStyle w:val="Compact"/>
-            </w:pPr>
-            <w:r>
-              <w:t xml:space="preserve">Jours entre création et acceptation (180 j max)</w:t>
-            </w:r>
-          </w:p>
-        </w:tc>
-      </w:tr>
-    </w:tbl>
-    <w:bookmarkEnd w:id="138"/>
-    <w:bookmarkStart w:id="139" w:name="balance-âgée"/>
-    <w:p>
-      <w:pPr>
-        <w:pStyle w:val="Heading2"/>
-      </w:pPr>
-      <w:r>
-        <w:t xml:space="preserve">Balance âgée</w:t>
-      </w:r>
-    </w:p>
-    <w:p>
-      <w:pPr>
-        <w:pStyle w:val="FirstParagraph"/>
-      </w:pPr>
-      <w:r>
-        <w:t xml:space="preserve">Créances non payées groupées par tranche :</w:t>
-      </w:r>
-    </w:p>
-    <w:tbl>
-      <w:tblPr>
-        <w:tblStyle w:val="Table"/>
-        <w:tblW w:type="auto" w:w="0"/>
-        <w:tblLook w:firstRow="1" w:lastRow="0" w:firstColumn="0" w:lastColumn="0" w:noHBand="0" w:noVBand="0" w:val="0020"/>
-      </w:tblPr>
-      <w:tblGrid>
-        <w:gridCol w:w="3960"/>
-        <w:gridCol w:w="3960"/>
-      </w:tblGrid>
-      <w:tr>
-        <w:trPr>
-          <w:tblHeader w:val="on"/>
-        </w:trPr>
-        <w:tc>
-          <w:tcPr/>
-          <w:p>
-            <w:pPr>
-              <w:pStyle w:val="Compact"/>
-            </w:pPr>
-            <w:r>
-              <w:t xml:space="preserve">Tranche</w:t>
-            </w:r>
-          </w:p>
-        </w:tc>
-        <w:tc>
-          <w:tcPr/>
-          <w:p>
-            <w:pPr>
-              <w:pStyle w:val="Compact"/>
-            </w:pPr>
-            <w:r>
-              <w:t xml:space="preserve">Couleur</w:t>
-            </w:r>
-          </w:p>
-        </w:tc>
-      </w:tr>
-      <w:tr>
-        <w:tc>
-          <w:tcPr/>
-          <w:p>
-            <w:pPr>
-              <w:pStyle w:val="Compact"/>
-            </w:pPr>
-            <w:r>
-              <w:t xml:space="preserve">Non échu</w:t>
-            </w:r>
-          </w:p>
-        </w:tc>
-        <w:tc>
-          <w:tcPr/>
-          <w:p>
-            <w:pPr>
-              <w:pStyle w:val="Compact"/>
-            </w:pPr>
-            <w:r>
-              <w:t xml:space="preserve">Vert</w:t>
-            </w:r>
-          </w:p>
-        </w:tc>
-      </w:tr>
-      <w:tr>
-        <w:tc>
-          <w:tcPr/>
-          <w:p>
-            <w:pPr>
-              <w:pStyle w:val="Compact"/>
-            </w:pPr>
-            <w:r>
-              <w:t xml:space="preserve">1 à 30 jours</w:t>
-            </w:r>
-          </w:p>
-        </w:tc>
-        <w:tc>
-          <w:tcPr/>
-          <w:p>
-            <w:pPr>
-              <w:pStyle w:val="Compact"/>
-            </w:pPr>
-            <w:r>
-              <w:t xml:space="preserve">Jaune</w:t>
-            </w:r>
-          </w:p>
-        </w:tc>
-      </w:tr>
-      <w:tr>
-        <w:tc>
-          <w:tcPr/>
-          <w:p>
-            <w:pPr>
-              <w:pStyle w:val="Compact"/>
-            </w:pPr>
-            <w:r>
-              <w:t xml:space="preserve">31 à 60 jours</w:t>
-            </w:r>
-          </w:p>
-        </w:tc>
-        <w:tc>
-          <w:tcPr/>
-          <w:p>
-            <w:pPr>
-              <w:pStyle w:val="Compact"/>
-            </w:pPr>
-            <w:r>
-              <w:t xml:space="preserve">Orange</w:t>
-            </w:r>
-          </w:p>
-        </w:tc>
-      </w:tr>
-      <w:tr>
-        <w:tc>
-          <w:tcPr/>
-          <w:p>
-            <w:pPr>
-              <w:pStyle w:val="Compact"/>
-            </w:pPr>
-            <w:r>
-              <w:t xml:space="preserve">61 à 90 jours</w:t>
-            </w:r>
-          </w:p>
-        </w:tc>
-        <w:tc>
-          <w:tcPr/>
-          <w:p>
-            <w:pPr>
-              <w:pStyle w:val="Compact"/>
-            </w:pPr>
-            <w:r>
-              <w:t xml:space="preserve">Orange foncé</w:t>
-            </w:r>
-          </w:p>
-        </w:tc>
-      </w:tr>
-      <w:tr>
-        <w:tc>
-          <w:tcPr/>
-          <w:p>
-            <w:pPr>
-              <w:pStyle w:val="Compact"/>
-            </w:pPr>
-            <w:r>
-              <w:t xml:space="preserve">Plus de 90 jours</w:t>
-            </w:r>
-          </w:p>
-        </w:tc>
-        <w:tc>
-          <w:tcPr/>
-          <w:p>
-            <w:pPr>
-              <w:pStyle w:val="Compact"/>
-            </w:pPr>
-            <w:r>
-              <w:t xml:space="preserve">Rouge</w:t>
-            </w:r>
-          </w:p>
-        </w:tc>
-      </w:tr>
-    </w:tbl>
-    <w:bookmarkEnd w:id="139"/>
-    <w:bookmarkStart w:id="140" w:name="évolution-du-ca"/>
-    <w:p>
-      <w:pPr>
-        <w:pStyle w:val="Heading2"/>
-      </w:pPr>
-      <w:r>
-        <w:t xml:space="preserve">Évolution du CA</w:t>
-      </w:r>
-    </w:p>
-    <w:p>
-      <w:pPr>
-        <w:pStyle w:val="FirstParagraph"/>
-      </w:pPr>
-      <w:r>
-        <w:t xml:space="preserve">Graphique en barres sur 12 mois glissants : CA facturé vs CA encaissé.</w:t>
-      </w:r>
-    </w:p>
-    <w:bookmarkEnd w:id="140"/>
-    <w:bookmarkStart w:id="141" w:name="pipeline-commercial"/>
-    <w:p>
-      <w:pPr>
-        <w:pStyle w:val="Heading2"/>
-      </w:pPr>
-      <w:r>
-        <w:t xml:space="preserve">Pipeline commercial</w:t>
-      </w:r>
-    </w:p>
-    <w:p>
-      <w:pPr>
-        <w:pStyle w:val="FirstParagraph"/>
-      </w:pPr>
-      <w:r>
-        <w:t xml:space="preserve">Entonnoir brouillons → envoyés → acceptés → facturés, avec montants à chaque étape.</w:t>
-      </w:r>
-    </w:p>
-    <w:bookmarkEnd w:id="141"/>
-    <w:bookmarkStart w:id="142" w:name="top-clients-et-top-articles"/>
-    <w:p>
-      <w:pPr>
-        <w:pStyle w:val="Heading2"/>
-      </w:pPr>
-      <w:r>
-        <w:t xml:space="preserve">Top clients et top articles</w:t>
-      </w:r>
-    </w:p>
-    <w:p>
-      <w:pPr>
-        <w:pStyle w:val="FirstParagraph"/>
-      </w:pPr>
-      <w:r>
-        <w:t xml:space="preserve">Top 10 clients par CA HT et top 10 articles sur l’année.</w:t>
-      </w:r>
-    </w:p>
-    <w:bookmarkEnd w:id="142"/>
-    <w:bookmarkStart w:id="143" w:name="trésorerie-et-dso"/>
-    <w:p>
-      <w:pPr>
-        <w:pStyle w:val="Heading2"/>
-      </w:pPr>
-      <w:r>
-        <w:t xml:space="preserve">Trésorerie et DSO</w:t>
-      </w:r>
-    </w:p>
-    <w:p>
-      <w:pPr>
-        <w:pStyle w:val="Compact"/>
-        <w:numPr>
-          <w:ilvl w:val="0"/>
-          <w:numId w:val="1017"/>
-        </w:numPr>
-      </w:pPr>
+        <w:t xml:space="preserve">Achats &gt; Fournisseurs</w:t>
+      </w:r>
+      <w:r>
+        <w:t xml:space="preserve"> </w:t>
+      </w:r>
+      <w:r>
+        <w:t xml:space="preserve">liste l’ensemble de vos fournisseurs avec raison sociale, email, téléphone, SIRET et conditions de paiement.</w:t>
+      </w:r>
+    </w:p>
+    <w:p>
+      <w:pPr>
+        <w:pStyle w:val="BodyText"/>
+      </w:pPr>
+      <w:r>
+        <w:t xml:space="preserve">Bouton</w:t>
+      </w:r>
+      <w:r>
+        <w:t xml:space="preserve"> </w:t>
+      </w:r>
       <w:r>
         <w:rPr>
           <w:b/>
           <w:bCs/>
         </w:rPr>
-        <w:t xml:space="preserve">DSO</w:t>
-      </w:r>
-      <w:r>
-        <w:t xml:space="preserve"> </w:t>
-      </w:r>
-      <w:r>
-        <w:t xml:space="preserve">(Days Sales Outstanding) : délai moyen de paiement en jours.</w:t>
-      </w:r>
-    </w:p>
-    <w:p>
-      <w:pPr>
-        <w:pStyle w:val="Compact"/>
-        <w:numPr>
-          <w:ilvl w:val="0"/>
-          <w:numId w:val="1017"/>
-        </w:numPr>
-      </w:pPr>
-      <w:r>
-        <w:rPr>
-          <w:b/>
-          <w:bCs/>
-        </w:rPr>
-        <w:t xml:space="preserve">Prévisions</w:t>
-      </w:r>
-      <w:r>
-        <w:t xml:space="preserve"> </w:t>
-      </w:r>
-      <w:r>
-        <w:t xml:space="preserve">: encaissements attendus groupés par semaine sur 90 jours.</w:t>
-      </w:r>
-    </w:p>
-    <w:bookmarkEnd w:id="143"/>
-    <w:bookmarkStart w:id="144" w:name="taux-de-marge-catalogue"/>
-    <w:p>
-      <w:pPr>
-        <w:pStyle w:val="Heading2"/>
-      </w:pPr>
-      <w:r>
-        <w:t xml:space="preserve">Taux de marge catalogue</w:t>
-      </w:r>
-    </w:p>
-    <w:p>
-      <w:pPr>
-        <w:pStyle w:val="FirstParagraph"/>
-      </w:pPr>
-      <w:r>
-        <w:t xml:space="preserve">Tableau des articles avec prix achat, taux de marque (rouge &lt; 20%, orange &lt; 40%, vert ≥ 40%).</w:t>
-      </w:r>
-    </w:p>
-    <w:p>
-      <w:r>
-        <w:pict>
-          <v:rect style="width:0;height:1.5pt" o:hralign="center" o:hrstd="t" o:hr="t"/>
-        </w:pict>
-      </w:r>
-    </w:p>
-    <w:bookmarkEnd w:id="144"/>
-    <w:bookmarkEnd w:id="145"/>
-    <w:bookmarkStart w:id="152" w:name="déclaration-tva-ca3"/>
-    <w:p>
-      <w:pPr>
-        <w:pStyle w:val="Heading1"/>
-      </w:pPr>
-      <w:r>
-        <w:t xml:space="preserve">Déclaration TVA (CA3)</w:t>
+        <w:t xml:space="preserve">+ Nouveau fournisseur</w:t>
+      </w:r>
+      <w:r>
+        <w:t xml:space="preserve"> </w:t>
+      </w:r>
+      <w:r>
+        <w:t xml:space="preserve">pour ouvrir la fiche de création :</w:t>
       </w:r>
     </w:p>
     <w:p>
@@ -11684,18 +11244,18 @@
           <wp:inline>
             <wp:extent cx="5334000" cy="2637413"/>
             <wp:effectExtent b="0" l="0" r="0" t="0"/>
-            <wp:docPr descr="Déclaration TVA" title="" id="147" name="Picture"/>
+            <wp:docPr descr="Fiche fournisseur" title="" id="139" name="Picture"/>
             <a:graphic>
               <a:graphicData uri="http://schemas.openxmlformats.org/drawingml/2006/picture">
                 <pic:pic>
                   <pic:nvPicPr>
-                    <pic:cNvPr descr="screenshots/09-decl-tva.png" id="148" name="Picture"/>
+                    <pic:cNvPr descr="screenshots/21-fournisseur-fiche.png" id="140" name="Picture"/>
                     <pic:cNvPicPr>
                       <a:picLocks noChangeArrowheads="1" noChangeAspect="1"/>
                     </pic:cNvPicPr>
                   </pic:nvPicPr>
                   <pic:blipFill>
-                    <a:blip r:embed="rId146"/>
+                    <a:blip r:embed="rId138"/>
                     <a:stretch>
                       <a:fillRect/>
                     </a:stretch>
@@ -11727,261 +11287,7 @@
         <w:pStyle w:val="ImageCaption"/>
       </w:pPr>
       <w:r>
-        <w:t xml:space="preserve">Déclaration TVA</w:t>
-      </w:r>
-    </w:p>
-    <w:p>
-      <w:pPr>
-        <w:pStyle w:val="BodyText"/>
-      </w:pPr>
-      <w:r>
-        <w:t xml:space="preserve">Accédez via</w:t>
-      </w:r>
-      <w:r>
-        <w:t xml:space="preserve"> </w:t>
-      </w:r>
-      <w:r>
-        <w:rPr>
-          <w:b/>
-          <w:bCs/>
-        </w:rPr>
-        <w:t xml:space="preserve">📑 Déclaration TVA</w:t>
-      </w:r>
-      <w:r>
-        <w:t xml:space="preserve">. Sélectionnez la période (mensuelle, trimestrielle, annuelle).</w:t>
-      </w:r>
-    </w:p>
-    <w:bookmarkStart w:id="149" w:name="Xc38e0630106d798950df11e300682f51b042207"/>
-    <w:p>
-      <w:pPr>
-        <w:pStyle w:val="Heading2"/>
-      </w:pPr>
-      <w:r>
-        <w:t xml:space="preserve">Section A — TVA collectée (calculée automatiquement)</w:t>
-      </w:r>
-    </w:p>
-    <w:p>
-      <w:pPr>
-        <w:pStyle w:val="FirstParagraph"/>
-      </w:pPr>
-      <w:r>
-        <w:t xml:space="preserve">FacturPro calcule automatiquement depuis vos factures émises :</w:t>
-      </w:r>
-    </w:p>
-    <w:tbl>
-      <w:tblPr>
-        <w:tblStyle w:val="Table"/>
-        <w:tblW w:type="auto" w:w="0"/>
-        <w:tblLook w:firstRow="1" w:lastRow="0" w:firstColumn="0" w:lastColumn="0" w:noHBand="0" w:noVBand="0" w:val="0020"/>
-      </w:tblPr>
-      <w:tblGrid>
-        <w:gridCol w:w="3960"/>
-        <w:gridCol w:w="3960"/>
-      </w:tblGrid>
-      <w:tr>
-        <w:trPr>
-          <w:tblHeader w:val="on"/>
-        </w:trPr>
-        <w:tc>
-          <w:tcPr/>
-          <w:p>
-            <w:pPr>
-              <w:pStyle w:val="Compact"/>
-            </w:pPr>
-            <w:r>
-              <w:t xml:space="preserve">Ligne</w:t>
-            </w:r>
-          </w:p>
-        </w:tc>
-        <w:tc>
-          <w:tcPr/>
-          <w:p>
-            <w:pPr>
-              <w:pStyle w:val="Compact"/>
-            </w:pPr>
-            <w:r>
-              <w:t xml:space="preserve">Contenu</w:t>
-            </w:r>
-          </w:p>
-        </w:tc>
-      </w:tr>
-      <w:tr>
-        <w:tc>
-          <w:tcPr/>
-          <w:p>
-            <w:pPr>
-              <w:pStyle w:val="Compact"/>
-            </w:pPr>
-            <w:r>
-              <w:t xml:space="preserve">Par taux</w:t>
-            </w:r>
-          </w:p>
-        </w:tc>
-        <w:tc>
-          <w:tcPr/>
-          <w:p>
-            <w:pPr>
-              <w:pStyle w:val="Compact"/>
-            </w:pPr>
-            <w:r>
-              <w:t xml:space="preserve">Base HT et TVA par taux (20%, 10%, 5,5%, 2,1%)</w:t>
-            </w:r>
-          </w:p>
-        </w:tc>
-      </w:tr>
-      <w:tr>
-        <w:tc>
-          <w:tcPr/>
-          <w:p>
-            <w:pPr>
-              <w:pStyle w:val="Compact"/>
-            </w:pPr>
-            <w:r>
-              <w:t xml:space="preserve">Avoirs émis</w:t>
-            </w:r>
-          </w:p>
-        </w:tc>
-        <w:tc>
-          <w:tcPr/>
-          <w:p>
-            <w:pPr>
-              <w:pStyle w:val="Compact"/>
-            </w:pPr>
-            <w:r>
-              <w:t xml:space="preserve">Montants à déduire</w:t>
-            </w:r>
-          </w:p>
-        </w:tc>
-      </w:tr>
-      <w:tr>
-        <w:tc>
-          <w:tcPr/>
-          <w:p>
-            <w:pPr>
-              <w:pStyle w:val="Compact"/>
-            </w:pPr>
-            <w:r>
-              <w:t xml:space="preserve">Franchise 293 B</w:t>
-            </w:r>
-          </w:p>
-        </w:tc>
-        <w:tc>
-          <w:tcPr/>
-          <w:p>
-            <w:pPr>
-              <w:pStyle w:val="Compact"/>
-            </w:pPr>
-            <w:r>
-              <w:t xml:space="preserve">Opérations non soumises</w:t>
-            </w:r>
-          </w:p>
-        </w:tc>
-      </w:tr>
-      <w:tr>
-        <w:tc>
-          <w:tcPr/>
-          <w:p>
-            <w:pPr>
-              <w:pStyle w:val="Compact"/>
-            </w:pPr>
-            <w:r>
-              <w:rPr>
-                <w:b/>
-                <w:bCs/>
-              </w:rPr>
-              <w:t xml:space="preserve">Total TVA brute</w:t>
-            </w:r>
-          </w:p>
-        </w:tc>
-        <w:tc>
-          <w:tcPr/>
-          <w:p>
-            <w:pPr>
-              <w:pStyle w:val="Compact"/>
-            </w:pPr>
-            <w:r>
-              <w:t xml:space="preserve">Somme des TVA collectées</w:t>
-            </w:r>
-          </w:p>
-        </w:tc>
-      </w:tr>
-      <w:tr>
-        <w:tc>
-          <w:tcPr/>
-          <w:p>
-            <w:pPr>
-              <w:pStyle w:val="Compact"/>
-            </w:pPr>
-            <w:r>
-              <w:rPr>
-                <w:b/>
-                <w:bCs/>
-              </w:rPr>
-              <w:t xml:space="preserve">Total TVA nette</w:t>
-            </w:r>
-          </w:p>
-        </w:tc>
-        <w:tc>
-          <w:tcPr/>
-          <w:p>
-            <w:pPr>
-              <w:pStyle w:val="Compact"/>
-            </w:pPr>
-            <w:r>
-              <w:t xml:space="preserve">Après déduction des avoirs</w:t>
-            </w:r>
-          </w:p>
-        </w:tc>
-      </w:tr>
-    </w:tbl>
-    <w:bookmarkEnd w:id="149"/>
-    <w:bookmarkStart w:id="150" w:name="section-b-tva-déductible-saisie-manuelle"/>
-    <w:p>
-      <w:pPr>
-        <w:pStyle w:val="Heading2"/>
-      </w:pPr>
-      <w:r>
-        <w:t xml:space="preserve">Section B — TVA déductible (saisie manuelle)</w:t>
-      </w:r>
-    </w:p>
-    <w:p>
-      <w:pPr>
-        <w:pStyle w:val="FirstParagraph"/>
-      </w:pPr>
-      <w:r>
-        <w:t xml:space="preserve">Depuis v2.13.0,</w:t>
-      </w:r>
-      <w:r>
-        <w:t xml:space="preserve"> </w:t>
-      </w:r>
-      <w:r>
-        <w:rPr>
-          <w:b/>
-          <w:bCs/>
-        </w:rPr>
-        <w:t xml:space="preserve">saisissez directement le montant</w:t>
-      </w:r>
-      <w:r>
-        <w:t xml:space="preserve"> </w:t>
-      </w:r>
-      <w:r>
-        <w:t xml:space="preserve">de TVA déductible sur vos achats dans le champ prévu. La valeur est</w:t>
-      </w:r>
-      <w:r>
-        <w:t xml:space="preserve"> </w:t>
-      </w:r>
-      <w:r>
-        <w:rPr>
-          <w:b/>
-          <w:bCs/>
-        </w:rPr>
-        <w:t xml:space="preserve">automatiquement enregistrée</w:t>
-      </w:r>
-      <w:r>
-        <w:t xml:space="preserve"> </w:t>
-      </w:r>
-      <w:r>
-        <w:t xml:space="preserve">par période et persist entre les sessions.</w:t>
+        <w:t xml:space="preserve">Fiche fournisseur</w:t>
       </w:r>
     </w:p>
     <w:tbl>
@@ -12017,31 +11323,161 @@
               <w:pStyle w:val="Compact"/>
             </w:pPr>
             <w:r>
-              <w:t xml:space="preserve">Contenu</w:t>
-            </w:r>
-          </w:p>
-        </w:tc>
-      </w:tr>
-      <w:tr>
-        <w:tc>
-          <w:tcPr/>
-          <w:p>
-            <w:pPr>
-              <w:pStyle w:val="Compact"/>
-            </w:pPr>
-            <w:r>
-              <w:t xml:space="preserve">TVA déductible sur achats</w:t>
-            </w:r>
-          </w:p>
-        </w:tc>
-        <w:tc>
-          <w:tcPr/>
-          <w:p>
-            <w:pPr>
-              <w:pStyle w:val="Compact"/>
-            </w:pPr>
-            <w:r>
-              <w:t xml:space="preserve">Montant à saisir depuis vos factures d’achat</w:t>
+              <w:t xml:space="preserve">Remarque</w:t>
+            </w:r>
+          </w:p>
+        </w:tc>
+      </w:tr>
+      <w:tr>
+        <w:tc>
+          <w:tcPr/>
+          <w:p>
+            <w:pPr>
+              <w:pStyle w:val="Compact"/>
+            </w:pPr>
+            <w:r>
+              <w:t xml:space="preserve">Raison sociale *</w:t>
+            </w:r>
+          </w:p>
+        </w:tc>
+        <w:tc>
+          <w:tcPr/>
+          <w:p>
+            <w:pPr>
+              <w:pStyle w:val="Compact"/>
+            </w:pPr>
+            <w:r>
+              <w:t xml:space="preserve">Obligatoire</w:t>
+            </w:r>
+          </w:p>
+        </w:tc>
+      </w:tr>
+      <w:tr>
+        <w:tc>
+          <w:tcPr/>
+          <w:p>
+            <w:pPr>
+              <w:pStyle w:val="Compact"/>
+            </w:pPr>
+            <w:r>
+              <w:t xml:space="preserve">Adresse / Complément / Code postal / Ville</w:t>
+            </w:r>
+          </w:p>
+        </w:tc>
+        <w:tc>
+          <w:tcPr/>
+          <w:p>
+            <w:pPr>
+              <w:pStyle w:val="Compact"/>
+            </w:pPr>
+            <w:r>
+              <w:t xml:space="preserve">Coordonnées postales</w:t>
+            </w:r>
+          </w:p>
+        </w:tc>
+      </w:tr>
+      <w:tr>
+        <w:tc>
+          <w:tcPr/>
+          <w:p>
+            <w:pPr>
+              <w:pStyle w:val="Compact"/>
+            </w:pPr>
+            <w:r>
+              <w:t xml:space="preserve">Email / Téléphone</w:t>
+            </w:r>
+          </w:p>
+        </w:tc>
+        <w:tc>
+          <w:tcPr/>
+          <w:p>
+            <w:pPr>
+              <w:pStyle w:val="Compact"/>
+            </w:pPr>
+            <w:r>
+              <w:t xml:space="preserve">Coordonnées de contact</w:t>
+            </w:r>
+          </w:p>
+        </w:tc>
+      </w:tr>
+      <w:tr>
+        <w:tc>
+          <w:tcPr/>
+          <w:p>
+            <w:pPr>
+              <w:pStyle w:val="Compact"/>
+            </w:pPr>
+            <w:r>
+              <w:t xml:space="preserve">SIRET / TVA Intracom</w:t>
+            </w:r>
+          </w:p>
+        </w:tc>
+        <w:tc>
+          <w:tcPr/>
+          <w:p>
+            <w:pPr>
+              <w:pStyle w:val="Compact"/>
+            </w:pPr>
+            <w:r>
+              <w:t xml:space="preserve">Identifiants légaux</w:t>
+            </w:r>
+          </w:p>
+        </w:tc>
+      </w:tr>
+      <w:tr>
+        <w:tc>
+          <w:tcPr/>
+          <w:p>
+            <w:pPr>
+              <w:pStyle w:val="Compact"/>
+            </w:pPr>
+            <w:r>
+              <w:t xml:space="preserve">Conditions de paiement</w:t>
+            </w:r>
+          </w:p>
+        </w:tc>
+        <w:tc>
+          <w:tcPr/>
+          <w:p>
+            <w:pPr>
+              <w:pStyle w:val="Compact"/>
+            </w:pPr>
+            <w:r>
+              <w:t xml:space="preserve">Texte libre, pour information uniquement</w:t>
+            </w:r>
+          </w:p>
+        </w:tc>
+      </w:tr>
+      <w:tr>
+        <w:tc>
+          <w:tcPr/>
+          <w:p>
+            <w:pPr>
+              <w:pStyle w:val="Compact"/>
+            </w:pPr>
+            <w:r>
+              <w:t xml:space="preserve">IBAN / BIC</w:t>
+            </w:r>
+          </w:p>
+        </w:tc>
+        <w:tc>
+          <w:tcPr/>
+          <w:p>
+            <w:pPr>
+              <w:pStyle w:val="Compact"/>
+            </w:pPr>
+            <w:r>
+              <w:t xml:space="preserve">Coordonnées bancaires pour vos virements, repliées dans</w:t>
+            </w:r>
+            <w:r>
+              <w:t xml:space="preserve"> </w:t>
+            </w:r>
+            <w:r>
+              <w:rPr>
+                <w:b/>
+                <w:bCs/>
+              </w:rPr>
+              <w:t xml:space="preserve">🏦 Coordonnées bancaires</w:t>
             </w:r>
           </w:p>
         </w:tc>
@@ -12065,28 +11501,18 @@
               <w:pStyle w:val="Compact"/>
             </w:pPr>
             <w:r>
-              <w:t xml:space="preserve">Commentaire libre pour votre comptable</w:t>
+              <w:t xml:space="preserve">Texte libre</w:t>
             </w:r>
           </w:p>
         </w:tc>
       </w:tr>
     </w:tbl>
-    <w:bookmarkEnd w:id="150"/>
-    <w:bookmarkStart w:id="151" w:name="section-c-solde-tva-à-payer"/>
-    <w:p>
-      <w:pPr>
-        <w:pStyle w:val="Heading2"/>
-      </w:pPr>
-      <w:r>
-        <w:t xml:space="preserve">Section C — Solde TVA à payer</w:t>
-      </w:r>
-    </w:p>
-    <w:p>
-      <w:pPr>
-        <w:pStyle w:val="FirstParagraph"/>
-      </w:pPr>
-      <w:r>
-        <w:t xml:space="preserve">Calculé automatiquement :</w:t>
+    <w:p>
+      <w:pPr>
+        <w:pStyle w:val="BodyText"/>
+      </w:pPr>
+      <w:r>
+        <w:t xml:space="preserve">Les boutons</w:t>
       </w:r>
       <w:r>
         <w:t xml:space="preserve"> </w:t>
@@ -12096,49 +11522,39 @@
           <w:b/>
           <w:bCs/>
         </w:rPr>
-        <w:t xml:space="preserve">TVA collectée nette − TVA déductible = Solde à payer</w:t>
-      </w:r>
-      <w:r>
-        <w:t xml:space="preserve"> </w:t>
-      </w:r>
-      <w:r>
-        <w:t xml:space="preserve">(ou crédit de TVA si négatif).</w:t>
-      </w:r>
-    </w:p>
-    <w:p>
-      <w:pPr>
-        <w:pStyle w:val="BlockText"/>
-      </w:pPr>
+        <w:t xml:space="preserve">⬇ Exporter CSV</w:t>
+      </w:r>
+      <w:r>
+        <w:t xml:space="preserve"> </w:t>
+      </w:r>
+      <w:r>
+        <w:t xml:space="preserve">et</w:t>
+      </w:r>
+      <w:r>
+        <w:t xml:space="preserve"> </w:t>
+      </w:r>
       <w:r>
         <w:rPr>
           <w:b/>
           <w:bCs/>
         </w:rPr>
-        <w:t xml:space="preserve">Important :</w:t>
-      </w:r>
-      <w:r>
-        <w:t xml:space="preserve"> </w:t>
-      </w:r>
-      <w:r>
-        <w:t xml:space="preserve">Ce document est un outil d’aide au calcul. Vérifiez avec votre expert-comptable avant le dépôt officiel sur impots.gouv.fr.</w:t>
-      </w:r>
-    </w:p>
-    <w:p>
-      <w:r>
-        <w:pict>
-          <v:rect style="width:0;height:1.5pt" o:hralign="center" o:hrstd="t" o:hr="t"/>
-        </w:pict>
-      </w:r>
-    </w:p>
-    <w:bookmarkEnd w:id="151"/>
-    <w:bookmarkEnd w:id="152"/>
-    <w:bookmarkStart w:id="160" w:name="exercices-comptables"/>
-    <w:p>
-      <w:pPr>
-        <w:pStyle w:val="Heading1"/>
-      </w:pPr>
-      <w:r>
-        <w:t xml:space="preserve">Exercices comptables</w:t>
+        <w:t xml:space="preserve">⬆ Importer CSV</w:t>
+      </w:r>
+      <w:r>
+        <w:t xml:space="preserve"> </w:t>
+      </w:r>
+      <w:r>
+        <w:t xml:space="preserve">permettent d’échanger votre liste de fournisseurs au format tableur.</w:t>
+      </w:r>
+    </w:p>
+    <w:bookmarkEnd w:id="141"/>
+    <w:bookmarkStart w:id="148" w:name="commandes"/>
+    <w:p>
+      <w:pPr>
+        <w:pStyle w:val="Heading2"/>
+      </w:pPr>
+      <w:r>
+        <w:t xml:space="preserve">Commandes</w:t>
       </w:r>
     </w:p>
     <w:p>
@@ -12150,18 +11566,18 @@
           <wp:inline>
             <wp:extent cx="5334000" cy="2637413"/>
             <wp:effectExtent b="0" l="0" r="0" t="0"/>
-            <wp:docPr descr="Exercices comptables" title="" id="154" name="Picture"/>
+            <wp:docPr descr="Liste des commandes" title="" id="143" name="Picture"/>
             <a:graphic>
               <a:graphicData uri="http://schemas.openxmlformats.org/drawingml/2006/picture">
                 <pic:pic>
                   <pic:nvPicPr>
-                    <pic:cNvPr descr="screenshots/10-exercices.png" id="155" name="Picture"/>
+                    <pic:cNvPr descr="screenshots/22-commandes-liste.png" id="144" name="Picture"/>
                     <pic:cNvPicPr>
                       <a:picLocks noChangeArrowheads="1" noChangeAspect="1"/>
                     </pic:cNvPicPr>
                   </pic:nvPicPr>
                   <pic:blipFill>
-                    <a:blip r:embed="rId153"/>
+                    <a:blip r:embed="rId142"/>
                     <a:stretch>
                       <a:fillRect/>
                     </a:stretch>
@@ -12193,68 +11609,35 @@
         <w:pStyle w:val="ImageCaption"/>
       </w:pPr>
       <w:r>
-        <w:t xml:space="preserve">Exercices comptables</w:t>
+        <w:t xml:space="preserve">Liste des commandes</w:t>
       </w:r>
     </w:p>
     <w:p>
       <w:pPr>
         <w:pStyle w:val="BodyText"/>
       </w:pPr>
-      <w:r>
-        <w:t xml:space="preserve">La clôture annuelle est</w:t>
-      </w:r>
-      <w:r>
-        <w:t xml:space="preserve"> </w:t>
-      </w:r>
       <w:r>
         <w:rPr>
           <w:b/>
           <w:bCs/>
         </w:rPr>
-        <w:t xml:space="preserve">obligatoire</w:t>
-      </w:r>
-      <w:r>
-        <w:t xml:space="preserve"> </w:t>
-      </w:r>
-      <w:r>
-        <w:t xml:space="preserve">en droit français (art. L123-12 Code de Commerce et art. 88 loi 2015-1785 anti-fraude TVA).</w:t>
-      </w:r>
-    </w:p>
-    <w:bookmarkStart w:id="156" w:name="ouvrir-un-exercice"/>
-    <w:p>
-      <w:pPr>
-        <w:pStyle w:val="Heading2"/>
-      </w:pPr>
-      <w:r>
-        <w:t xml:space="preserve">Ouvrir un exercice</w:t>
-      </w:r>
-    </w:p>
-    <w:p>
-      <w:pPr>
-        <w:pStyle w:val="Compact"/>
-        <w:numPr>
-          <w:ilvl w:val="0"/>
-          <w:numId w:val="1018"/>
-        </w:numPr>
-      </w:pPr>
-      <w:r>
-        <w:t xml:space="preserve">Cliquez</w:t>
-      </w:r>
-      <w:r>
-        <w:t xml:space="preserve"> </w:t>
+        <w:t xml:space="preserve">Achats &gt; Commandes</w:t>
+      </w:r>
+      <w:r>
+        <w:t xml:space="preserve"> </w:t>
+      </w:r>
+      <w:r>
+        <w:t xml:space="preserve">liste les commandes passées auprès de vos fournisseurs, filtrables par statut (</w:t>
       </w:r>
       <w:r>
         <w:rPr>
           <w:b/>
           <w:bCs/>
         </w:rPr>
-        <w:t xml:space="preserve">+ Ouvrir cet exercice</w:t>
-      </w:r>
-      <w:r>
-        <w:t xml:space="preserve"> </w:t>
-      </w:r>
-      <w:r>
-        <w:t xml:space="preserve">dans la vue</w:t>
+        <w:t xml:space="preserve">Toutes</w:t>
+      </w:r>
+      <w:r>
+        <w:t xml:space="preserve">,</w:t>
       </w:r>
       <w:r>
         <w:t xml:space="preserve"> </w:t>
@@ -12264,44 +11647,23 @@
           <w:b/>
           <w:bCs/>
         </w:rPr>
-        <w:t xml:space="preserve">📅 Exercices</w:t>
-      </w:r>
-      <w:r>
-        <w:t xml:space="preserve">.</w:t>
-      </w:r>
-    </w:p>
-    <w:p>
-      <w:pPr>
-        <w:pStyle w:val="Compact"/>
-        <w:numPr>
-          <w:ilvl w:val="0"/>
-          <w:numId w:val="1018"/>
-        </w:numPr>
-      </w:pPr>
-      <w:r>
-        <w:t xml:space="preserve">Sélectionnez l’</w:t>
+        <w:t xml:space="preserve">En cours</w:t>
+      </w:r>
+      <w:r>
+        <w:t xml:space="preserve">,</w:t>
+      </w:r>
+      <w:r>
+        <w:t xml:space="preserve"> </w:t>
       </w:r>
       <w:r>
         <w:rPr>
           <w:b/>
           <w:bCs/>
         </w:rPr>
-        <w:t xml:space="preserve">année</w:t>
-      </w:r>
-      <w:r>
-        <w:t xml:space="preserve">.</w:t>
-      </w:r>
-    </w:p>
-    <w:p>
-      <w:pPr>
-        <w:pStyle w:val="Compact"/>
-        <w:numPr>
-          <w:ilvl w:val="0"/>
-          <w:numId w:val="1018"/>
-        </w:numPr>
-      </w:pPr>
-      <w:r>
-        <w:t xml:space="preserve">Renseignez la</w:t>
+        <w:t xml:space="preserve">Réceptionnées</w:t>
+      </w:r>
+      <w:r>
+        <w:t xml:space="preserve">,</w:t>
       </w:r>
       <w:r>
         <w:t xml:space="preserve"> </w:t>
@@ -12311,474 +11673,34 @@
           <w:b/>
           <w:bCs/>
         </w:rPr>
-        <w:t xml:space="preserve">date de début</w:t>
-      </w:r>
-      <w:r>
-        <w:t xml:space="preserve"> </w:t>
-      </w:r>
-      <w:r>
-        <w:t xml:space="preserve">(défaut : 1er janvier de l’année sélectionnée).</w:t>
-      </w:r>
-    </w:p>
-    <w:p>
-      <w:pPr>
-        <w:pStyle w:val="BlockText"/>
-      </w:pPr>
+        <w:t xml:space="preserve">Annulées</w:t>
+      </w:r>
+      <w:r>
+        <w:t xml:space="preserve">).</w:t>
+      </w:r>
+    </w:p>
+    <w:p>
+      <w:pPr>
+        <w:pStyle w:val="BodyText"/>
+      </w:pPr>
+      <w:r>
+        <w:t xml:space="preserve">Bouton</w:t>
+      </w:r>
+      <w:r>
+        <w:t xml:space="preserve"> </w:t>
+      </w:r>
       <w:r>
         <w:rPr>
           <w:b/>
           <w:bCs/>
         </w:rPr>
-        <w:t xml:space="preserve">Exercice non-civil :</w:t>
-      </w:r>
-      <w:r>
-        <w:t xml:space="preserve"> </w:t>
-      </w:r>
-      <w:r>
-        <w:t xml:space="preserve">Si votre exercice commence le 1er avril 2025 et se termine le 31 mars 2026, sélectionnez l’année 2025 et définissez la date d’ouverture au 01/04/2025.</w:t>
-      </w:r>
-    </w:p>
-    <w:bookmarkEnd w:id="156"/>
-    <w:bookmarkStart w:id="157" w:name="clôturer-un-exercice"/>
-    <w:p>
-      <w:pPr>
-        <w:pStyle w:val="Heading2"/>
-      </w:pPr>
-      <w:r>
-        <w:t xml:space="preserve">Clôturer un exercice</w:t>
-      </w:r>
-    </w:p>
-    <w:p>
-      <w:pPr>
-        <w:pStyle w:val="Compact"/>
-        <w:numPr>
-          <w:ilvl w:val="0"/>
-          <w:numId w:val="1019"/>
-        </w:numPr>
-      </w:pPr>
-      <w:r>
-        <w:t xml:space="preserve">Cliquez</w:t>
-      </w:r>
-      <w:r>
-        <w:t xml:space="preserve"> </w:t>
-      </w:r>
-      <w:r>
-        <w:rPr>
-          <w:b/>
-          <w:bCs/>
-        </w:rPr>
-        <w:t xml:space="preserve">🔒 Clôturer</w:t>
-      </w:r>
-      <w:r>
-        <w:t xml:space="preserve"> </w:t>
-      </w:r>
-      <w:r>
-        <w:t xml:space="preserve">sur la ligne de l’exercice.</w:t>
-      </w:r>
-    </w:p>
-    <w:p>
-      <w:pPr>
-        <w:pStyle w:val="Compact"/>
-        <w:numPr>
-          <w:ilvl w:val="0"/>
-          <w:numId w:val="1019"/>
-        </w:numPr>
-      </w:pPr>
-      <w:r>
-        <w:t xml:space="preserve">Une boîte de dialogue propose automatiquement la</w:t>
-      </w:r>
-      <w:r>
-        <w:t xml:space="preserve"> </w:t>
-      </w:r>
-      <w:r>
-        <w:rPr>
-          <w:b/>
-          <w:bCs/>
-        </w:rPr>
-        <w:t xml:space="preserve">date de clôture</w:t>
-      </w:r>
-      <w:r>
-        <w:t xml:space="preserve"> </w:t>
-      </w:r>
-      <w:r>
-        <w:t xml:space="preserve">calculée depuis la date d’ouverture (ex. 01/04/2025 → 31/03/2026).</w:t>
-      </w:r>
-    </w:p>
-    <w:p>
-      <w:pPr>
-        <w:pStyle w:val="Compact"/>
-        <w:numPr>
-          <w:ilvl w:val="0"/>
-          <w:numId w:val="1019"/>
-        </w:numPr>
-      </w:pPr>
-      <w:r>
-        <w:t xml:space="preserve">Modifiez si nécessaire, puis confirmez.</w:t>
-      </w:r>
-    </w:p>
-    <w:p>
-      <w:pPr>
-        <w:pStyle w:val="FirstParagraph"/>
-      </w:pPr>
-      <w:r>
-        <w:t xml:space="preserve">La clôture est</w:t>
-      </w:r>
-      <w:r>
-        <w:t xml:space="preserve"> </w:t>
-      </w:r>
-      <w:r>
-        <w:rPr>
-          <w:b/>
-          <w:bCs/>
-        </w:rPr>
-        <w:t xml:space="preserve">irréversible</w:t>
-      </w:r>
-      <w:r>
-        <w:t xml:space="preserve">. Elle :</w:t>
-      </w:r>
-    </w:p>
-    <w:p>
-      <w:pPr>
-        <w:pStyle w:val="Compact"/>
-        <w:numPr>
-          <w:ilvl w:val="0"/>
-          <w:numId w:val="1020"/>
-        </w:numPr>
-      </w:pPr>
-      <w:r>
-        <w:t xml:space="preserve">Calcule l’</w:t>
-      </w:r>
-      <w:r>
-        <w:rPr>
-          <w:b/>
-          <w:bCs/>
-        </w:rPr>
-        <w:t xml:space="preserve">empreinte SHA-256</w:t>
-      </w:r>
-      <w:r>
-        <w:t xml:space="preserve"> </w:t>
-      </w:r>
-      <w:r>
-        <w:t xml:space="preserve">du FEC de l’exercice (identique au contenu exporté).</w:t>
-      </w:r>
-    </w:p>
-    <w:p>
-      <w:pPr>
-        <w:pStyle w:val="Compact"/>
-        <w:numPr>
-          <w:ilvl w:val="0"/>
-          <w:numId w:val="1020"/>
-        </w:numPr>
-      </w:pPr>
-      <w:r>
-        <w:t xml:space="preserve">Enregistre la date, le nombre d’écritures et l’empreinte.</w:t>
-      </w:r>
-    </w:p>
-    <w:p>
-      <w:pPr>
-        <w:pStyle w:val="Compact"/>
-        <w:numPr>
-          <w:ilvl w:val="0"/>
-          <w:numId w:val="1020"/>
-        </w:numPr>
-      </w:pPr>
-      <w:r>
-        <w:t xml:space="preserve">Génère un</w:t>
-      </w:r>
-      <w:r>
-        <w:t xml:space="preserve"> </w:t>
-      </w:r>
-      <w:r>
-        <w:rPr>
-          <w:b/>
-          <w:bCs/>
-        </w:rPr>
-        <w:t xml:space="preserve">Procès-Verbal de clôture</w:t>
-      </w:r>
-      <w:r>
-        <w:t xml:space="preserve"> </w:t>
-      </w:r>
-      <w:r>
-        <w:t xml:space="preserve">PDF téléchargeable.</w:t>
-      </w:r>
-    </w:p>
-    <w:p>
-      <w:pPr>
-        <w:pStyle w:val="BlockText"/>
-      </w:pPr>
-      <w:r>
-        <w:t xml:space="preserve">⚠️</w:t>
-      </w:r>
-      <w:r>
-        <w:t xml:space="preserve"> </w:t>
-      </w:r>
-      <w:r>
-        <w:rPr>
-          <w:b/>
-          <w:bCs/>
-        </w:rPr>
-        <w:t xml:space="preserve">La clôture ne peut pas être annulée.</w:t>
-      </w:r>
-      <w:r>
-        <w:t xml:space="preserve"> </w:t>
-      </w:r>
-      <w:r>
-        <w:t xml:space="preserve">Pour l’exercice en cours, attendez que toutes les factures soient saisies.</w:t>
-      </w:r>
-    </w:p>
-    <w:bookmarkEnd w:id="157"/>
-    <w:bookmarkStart w:id="158" w:name="télécharger-le-fec-par-exercice"/>
-    <w:p>
-      <w:pPr>
-        <w:pStyle w:val="Heading2"/>
-      </w:pPr>
-      <w:r>
-        <w:t xml:space="preserve">Télécharger le FEC par exercice</w:t>
-      </w:r>
-    </w:p>
-    <w:p>
-      <w:pPr>
-        <w:pStyle w:val="FirstParagraph"/>
-      </w:pPr>
-      <w:r>
-        <w:t xml:space="preserve">Bouton</w:t>
-      </w:r>
-      <w:r>
-        <w:t xml:space="preserve"> </w:t>
-      </w:r>
-      <w:r>
-        <w:rPr>
-          <w:b/>
-          <w:bCs/>
-        </w:rPr>
-        <w:t xml:space="preserve">⬇ FEC 2025</w:t>
-      </w:r>
-      <w:r>
-        <w:t xml:space="preserve"> </w:t>
-      </w:r>
-      <w:r>
-        <w:t xml:space="preserve">→ fichier texte tabulé</w:t>
-      </w:r>
-      <w:r>
-        <w:t xml:space="preserve"> </w:t>
-      </w:r>
-      <w:r>
-        <w:rPr>
-          <w:rStyle w:val="VerbatimChar"/>
-        </w:rPr>
-        <w:t xml:space="preserve">FEC_2025.txt</w:t>
-      </w:r>
-      <w:r>
-        <w:t xml:space="preserve"> </w:t>
-      </w:r>
-      <w:r>
-        <w:t xml:space="preserve">contenant uniquement les écritures de cet exercice, conforme DGFiP.</w:t>
-      </w:r>
-    </w:p>
-    <w:p>
-      <w:pPr>
-        <w:pStyle w:val="BodyText"/>
-      </w:pPr>
-      <w:r>
-        <w:t xml:space="preserve">Vous pouvez aussi télécharger le FEC depuis</w:t>
-      </w:r>
-      <w:r>
-        <w:t xml:space="preserve"> </w:t>
-      </w:r>
-      <w:r>
-        <w:rPr>
-          <w:b/>
-          <w:bCs/>
-        </w:rPr>
-        <w:t xml:space="preserve">Factures &gt; Export FEC</w:t>
-      </w:r>
-      <w:r>
-        <w:t xml:space="preserve"> </w:t>
-      </w:r>
-      <w:r>
-        <w:t xml:space="preserve">avec le filtre année :</w:t>
-      </w:r>
-      <w:r>
-        <w:t xml:space="preserve"> </w:t>
-      </w:r>
-      <w:r>
-        <w:rPr>
-          <w:rStyle w:val="VerbatimChar"/>
-        </w:rPr>
-        <w:t xml:space="preserve">?annee=2025</w:t>
-      </w:r>
-      <w:r>
-        <w:t xml:space="preserve">.</w:t>
-      </w:r>
-    </w:p>
-    <w:bookmarkEnd w:id="158"/>
-    <w:bookmarkStart w:id="159" w:name="procès-verbal-de-clôture-pv"/>
-    <w:p>
-      <w:pPr>
-        <w:pStyle w:val="Heading2"/>
-      </w:pPr>
-      <w:r>
-        <w:t xml:space="preserve">Procès-Verbal de clôture (PV)</w:t>
-      </w:r>
-    </w:p>
-    <w:p>
-      <w:pPr>
-        <w:pStyle w:val="FirstParagraph"/>
-      </w:pPr>
-      <w:r>
-        <w:t xml:space="preserve">Bouton</w:t>
-      </w:r>
-      <w:r>
-        <w:t xml:space="preserve"> </w:t>
-      </w:r>
-      <w:r>
-        <w:rPr>
-          <w:b/>
-          <w:bCs/>
-        </w:rPr>
-        <w:t xml:space="preserve">📄 PV</w:t>
-      </w:r>
-      <w:r>
-        <w:t xml:space="preserve"> </w:t>
-      </w:r>
-      <w:r>
-        <w:t xml:space="preserve">→ PDF A4 contenant :</w:t>
-      </w:r>
-    </w:p>
-    <w:p>
-      <w:pPr>
-        <w:pStyle w:val="Compact"/>
-        <w:numPr>
-          <w:ilvl w:val="0"/>
-          <w:numId w:val="1021"/>
-        </w:numPr>
-      </w:pPr>
-      <w:r>
-        <w:t xml:space="preserve">Raison sociale, SIRET</w:t>
-      </w:r>
-    </w:p>
-    <w:p>
-      <w:pPr>
-        <w:pStyle w:val="Compact"/>
-        <w:numPr>
-          <w:ilvl w:val="0"/>
-          <w:numId w:val="1021"/>
-        </w:numPr>
-      </w:pPr>
-      <w:r>
-        <w:t xml:space="preserve">Période fiscale</w:t>
-      </w:r>
-    </w:p>
-    <w:p>
-      <w:pPr>
-        <w:pStyle w:val="Compact"/>
-        <w:numPr>
-          <w:ilvl w:val="0"/>
-          <w:numId w:val="1021"/>
-        </w:numPr>
-      </w:pPr>
-      <w:r>
-        <w:t xml:space="preserve">Date et heure de clôture</w:t>
-      </w:r>
-    </w:p>
-    <w:p>
-      <w:pPr>
-        <w:pStyle w:val="Compact"/>
-        <w:numPr>
-          <w:ilvl w:val="0"/>
-          <w:numId w:val="1021"/>
-        </w:numPr>
-      </w:pPr>
-      <w:r>
-        <w:t xml:space="preserve">Nombre d’écritures comptables</w:t>
-      </w:r>
-    </w:p>
-    <w:p>
-      <w:pPr>
-        <w:pStyle w:val="Compact"/>
-        <w:numPr>
-          <w:ilvl w:val="0"/>
-          <w:numId w:val="1021"/>
-        </w:numPr>
-      </w:pPr>
-      <w:r>
-        <w:rPr>
-          <w:b/>
-          <w:bCs/>
-        </w:rPr>
-        <w:t xml:space="preserve">Empreinte SHA-256</w:t>
-      </w:r>
-      <w:r>
-        <w:t xml:space="preserve"> </w:t>
-      </w:r>
-      <w:r>
-        <w:t xml:space="preserve">du FEC (preuve d’intégrité opposable)</w:t>
-      </w:r>
-    </w:p>
-    <w:p>
-      <w:pPr>
-        <w:pStyle w:val="Compact"/>
-        <w:numPr>
-          <w:ilvl w:val="0"/>
-          <w:numId w:val="1021"/>
-        </w:numPr>
-      </w:pPr>
-      <w:r>
-        <w:t xml:space="preserve">Référence légale : art. 88 loi 2015-1785 + art. 286-I-3° CGI</w:t>
-      </w:r>
-    </w:p>
-    <w:p>
-      <w:pPr>
-        <w:pStyle w:val="Compact"/>
-        <w:numPr>
-          <w:ilvl w:val="0"/>
-          <w:numId w:val="1021"/>
-        </w:numPr>
-      </w:pPr>
-      <w:r>
-        <w:t xml:space="preserve">Zone de signature</w:t>
-      </w:r>
-    </w:p>
-    <w:p>
-      <w:pPr>
-        <w:pStyle w:val="FirstParagraph"/>
-      </w:pPr>
-      <w:r>
-        <w:t xml:space="preserve">Ce document doit être</w:t>
-      </w:r>
-      <w:r>
-        <w:t xml:space="preserve"> </w:t>
-      </w:r>
-      <w:r>
-        <w:rPr>
-          <w:b/>
-          <w:bCs/>
-        </w:rPr>
-        <w:t xml:space="preserve">conservé</w:t>
-      </w:r>
-      <w:r>
-        <w:t xml:space="preserve"> </w:t>
-      </w:r>
-      <w:r>
-        <w:t xml:space="preserve">et peut être demandé lors d’un contrôle fiscal.</w:t>
-      </w:r>
-    </w:p>
-    <w:p>
-      <w:r>
-        <w:pict>
-          <v:rect style="width:0;height:1.5pt" o:hralign="center" o:hrstd="t" o:hr="t"/>
-        </w:pict>
-      </w:r>
-    </w:p>
-    <w:bookmarkEnd w:id="159"/>
-    <w:bookmarkEnd w:id="160"/>
-    <w:bookmarkStart w:id="166" w:name="lettrage"/>
-    <w:p>
-      <w:pPr>
-        <w:pStyle w:val="Heading1"/>
-      </w:pPr>
-      <w:r>
-        <w:t xml:space="preserve">Lettrage</w:t>
+        <w:t xml:space="preserve">+ Nouvelle commande</w:t>
+      </w:r>
+      <w:r>
+        <w:t xml:space="preserve"> </w:t>
+      </w:r>
+      <w:r>
+        <w:t xml:space="preserve">:</w:t>
       </w:r>
     </w:p>
     <w:p>
@@ -12790,18 +11712,18 @@
           <wp:inline>
             <wp:extent cx="5334000" cy="2637413"/>
             <wp:effectExtent b="0" l="0" r="0" t="0"/>
-            <wp:docPr descr="Lettrage comptable" title="" id="162" name="Picture"/>
+            <wp:docPr descr="Fiche commande" title="" id="146" name="Picture"/>
             <a:graphic>
               <a:graphicData uri="http://schemas.openxmlformats.org/drawingml/2006/picture">
                 <pic:pic>
                   <pic:nvPicPr>
-                    <pic:cNvPr descr="screenshots/11-lettrage.png" id="163" name="Picture"/>
+                    <pic:cNvPr descr="screenshots/23-commande-fiche.png" id="147" name="Picture"/>
                     <pic:cNvPicPr>
                       <a:picLocks noChangeArrowheads="1" noChangeAspect="1"/>
                     </pic:cNvPicPr>
                   </pic:nvPicPr>
                   <pic:blipFill>
-                    <a:blip r:embed="rId161"/>
+                    <a:blip r:embed="rId145"/>
                     <a:stretch>
                       <a:fillRect/>
                     </a:stretch>
@@ -12833,24 +11755,7 @@
         <w:pStyle w:val="ImageCaption"/>
       </w:pPr>
       <w:r>
-        <w:t xml:space="preserve">Lettrage comptable</w:t>
-      </w:r>
-    </w:p>
-    <w:p>
-      <w:pPr>
-        <w:pStyle w:val="BodyText"/>
-      </w:pPr>
-      <w:r>
-        <w:t xml:space="preserve">Le lettrage rapproche les écritures du compte 411 Clients : chaque débit (facture émise) est mis en regard de son crédit (paiement ou avoir).</w:t>
-      </w:r>
-    </w:p>
-    <w:bookmarkStart w:id="164" w:name="lettrage-automatique"/>
-    <w:p>
-      <w:pPr>
-        <w:pStyle w:val="Heading2"/>
-      </w:pPr>
-      <w:r>
-        <w:t xml:space="preserve">Lettrage automatique</w:t>
+        <w:t xml:space="preserve">Fiche commande</w:t>
       </w:r>
     </w:p>
     <w:tbl>
@@ -12875,31 +11780,186 @@
               <w:pStyle w:val="Compact"/>
             </w:pPr>
             <w:r>
-              <w:t xml:space="preserve">Événement</w:t>
-            </w:r>
-          </w:p>
-        </w:tc>
-        <w:tc>
-          <w:tcPr/>
-          <w:p>
-            <w:pPr>
-              <w:pStyle w:val="Compact"/>
-            </w:pPr>
-            <w:r>
-              <w:t xml:space="preserve">Effet</w:t>
-            </w:r>
-          </w:p>
-        </w:tc>
-      </w:tr>
-      <w:tr>
-        <w:tc>
-          <w:tcPr/>
-          <w:p>
-            <w:pPr>
-              <w:pStyle w:val="Compact"/>
-            </w:pPr>
-            <w:r>
-              <w:t xml:space="preserve">Facture marquée</w:t>
+              <w:t xml:space="preserve">Champ</w:t>
+            </w:r>
+          </w:p>
+        </w:tc>
+        <w:tc>
+          <w:tcPr/>
+          <w:p>
+            <w:pPr>
+              <w:pStyle w:val="Compact"/>
+            </w:pPr>
+            <w:r>
+              <w:t xml:space="preserve">Remarque</w:t>
+            </w:r>
+          </w:p>
+        </w:tc>
+      </w:tr>
+      <w:tr>
+        <w:tc>
+          <w:tcPr/>
+          <w:p>
+            <w:pPr>
+              <w:pStyle w:val="Compact"/>
+            </w:pPr>
+            <w:r>
+              <w:t xml:space="preserve">Fournisseur *</w:t>
+            </w:r>
+          </w:p>
+        </w:tc>
+        <w:tc>
+          <w:tcPr/>
+          <w:p>
+            <w:pPr>
+              <w:pStyle w:val="Compact"/>
+            </w:pPr>
+            <w:r>
+              <w:t xml:space="preserve">Sélection dans la liste des fournisseurs</w:t>
+            </w:r>
+          </w:p>
+        </w:tc>
+      </w:tr>
+      <w:tr>
+        <w:tc>
+          <w:tcPr/>
+          <w:p>
+            <w:pPr>
+              <w:pStyle w:val="Compact"/>
+            </w:pPr>
+            <w:r>
+              <w:t xml:space="preserve">Statut</w:t>
+            </w:r>
+          </w:p>
+        </w:tc>
+        <w:tc>
+          <w:tcPr/>
+          <w:p>
+            <w:pPr>
+              <w:pStyle w:val="Compact"/>
+            </w:pPr>
+            <w:r>
+              <w:t xml:space="preserve">En cours / Réceptionnée / Annulée</w:t>
+            </w:r>
+          </w:p>
+        </w:tc>
+      </w:tr>
+      <w:tr>
+        <w:tc>
+          <w:tcPr/>
+          <w:p>
+            <w:pPr>
+              <w:pStyle w:val="Compact"/>
+            </w:pPr>
+            <w:r>
+              <w:t xml:space="preserve">Date de commande *</w:t>
+            </w:r>
+          </w:p>
+        </w:tc>
+        <w:tc>
+          <w:tcPr/>
+          <w:p>
+            <w:pPr>
+              <w:pStyle w:val="Compact"/>
+            </w:pPr>
+            <w:r>
+              <w:t xml:space="preserve">Date de passation</w:t>
+            </w:r>
+          </w:p>
+        </w:tc>
+      </w:tr>
+      <w:tr>
+        <w:tc>
+          <w:tcPr/>
+          <w:p>
+            <w:pPr>
+              <w:pStyle w:val="Compact"/>
+            </w:pPr>
+            <w:r>
+              <w:t xml:space="preserve">Livraison prévue</w:t>
+            </w:r>
+          </w:p>
+        </w:tc>
+        <w:tc>
+          <w:tcPr/>
+          <w:p>
+            <w:pPr>
+              <w:pStyle w:val="Compact"/>
+            </w:pPr>
+            <w:r>
+              <w:t xml:space="preserve">Date estimée de réception</w:t>
+            </w:r>
+          </w:p>
+        </w:tc>
+      </w:tr>
+      <w:tr>
+        <w:tc>
+          <w:tcPr/>
+          <w:p>
+            <w:pPr>
+              <w:pStyle w:val="Compact"/>
+            </w:pPr>
+            <w:r>
+              <w:t xml:space="preserve">Montant HT</w:t>
+            </w:r>
+          </w:p>
+        </w:tc>
+        <w:tc>
+          <w:tcPr/>
+          <w:p>
+            <w:pPr>
+              <w:pStyle w:val="Compact"/>
+            </w:pPr>
+            <w:r>
+              <w:t xml:space="preserve">Montant prévisionnel de la commande</w:t>
+            </w:r>
+          </w:p>
+        </w:tc>
+      </w:tr>
+      <w:tr>
+        <w:tc>
+          <w:tcPr/>
+          <w:p>
+            <w:pPr>
+              <w:pStyle w:val="Compact"/>
+            </w:pPr>
+            <w:r>
+              <w:t xml:space="preserve">Description</w:t>
+            </w:r>
+          </w:p>
+        </w:tc>
+        <w:tc>
+          <w:tcPr/>
+          <w:p>
+            <w:pPr>
+              <w:pStyle w:val="Compact"/>
+            </w:pPr>
+            <w:r>
+              <w:t xml:space="preserve">Objet de la commande</w:t>
+            </w:r>
+          </w:p>
+        </w:tc>
+      </w:tr>
+      <w:tr>
+        <w:tc>
+          <w:tcPr/>
+          <w:p>
+            <w:pPr>
+              <w:pStyle w:val="Compact"/>
+            </w:pPr>
+            <w:r>
+              <w:t xml:space="preserve">Facture d’achat liée</w:t>
+            </w:r>
+          </w:p>
+        </w:tc>
+        <w:tc>
+          <w:tcPr/>
+          <w:p>
+            <w:pPr>
+              <w:pStyle w:val="Compact"/>
+            </w:pPr>
+            <w:r>
+              <w:t xml:space="preserve">Chaînage</w:t>
             </w:r>
             <w:r>
               <w:t xml:space="preserve"> </w:t>
@@ -12909,65 +11969,81 @@
                 <w:b/>
                 <w:bCs/>
               </w:rPr>
-              <w:t xml:space="preserve">payée</w:t>
-            </w:r>
-          </w:p>
-        </w:tc>
-        <w:tc>
-          <w:tcPr/>
-          <w:p>
-            <w:pPr>
-              <w:pStyle w:val="Compact"/>
-            </w:pPr>
-            <w:r>
-              <w:t xml:space="preserve">Lignes 411 de l’émission + règlement → même lettre</w:t>
-            </w:r>
-          </w:p>
-        </w:tc>
-      </w:tr>
-      <w:tr>
-        <w:tc>
-          <w:tcPr/>
-          <w:p>
-            <w:pPr>
-              <w:pStyle w:val="Compact"/>
-            </w:pPr>
-            <w:r>
-              <w:rPr>
-                <w:b/>
-                <w:bCs/>
-              </w:rPr>
-              <w:t xml:space="preserve">Avoir émis</w:t>
+              <w:t xml:space="preserve">non bloquant</w:t>
             </w:r>
             <w:r>
               <w:t xml:space="preserve"> </w:t>
             </w:r>
             <w:r>
-              <w:t xml:space="preserve">sur une facture</w:t>
-            </w:r>
-          </w:p>
-        </w:tc>
-        <w:tc>
-          <w:tcPr/>
-          <w:p>
-            <w:pPr>
-              <w:pStyle w:val="Compact"/>
-            </w:pPr>
-            <w:r>
-              <w:t xml:space="preserve">Lignes 411 de la facture + avoir → même lettre</w:t>
+              <w:t xml:space="preserve">: facultatif, modifiable à tout moment, sans incidence sur le scellement</w:t>
             </w:r>
           </w:p>
         </w:tc>
       </w:tr>
     </w:tbl>
-    <w:bookmarkEnd w:id="164"/>
-    <w:bookmarkStart w:id="165" w:name="lettrage-manuel"/>
+    <w:p>
+      <w:pPr>
+        <w:pStyle w:val="BlockText"/>
+      </w:pPr>
+      <w:r>
+        <w:t xml:space="preserve">Le lien entre une commande et une facture d’achat est purement informatif : il aide à suivre le cycle commande → réception → facturation, sans imposer de contrainte d’ordre ni verrouiller les documents.</w:t>
+      </w:r>
+    </w:p>
+    <w:bookmarkEnd w:id="148"/>
+    <w:bookmarkStart w:id="149" w:name="factures-dachats"/>
     <w:p>
       <w:pPr>
         <w:pStyle w:val="Heading2"/>
       </w:pPr>
       <w:r>
-        <w:t xml:space="preserve">Lettrage manuel</w:t>
+        <w:t xml:space="preserve">Factures d’achats</w:t>
+      </w:r>
+    </w:p>
+    <w:p>
+      <w:pPr>
+        <w:pStyle w:val="FirstParagraph"/>
+      </w:pPr>
+      <w:r>
+        <w:rPr>
+          <w:b/>
+          <w:bCs/>
+        </w:rPr>
+        <w:t xml:space="preserve">Achats &gt; Factures d’achats</w:t>
+      </w:r>
+      <w:r>
+        <w:t xml:space="preserve"> </w:t>
+      </w:r>
+      <w:r>
+        <w:t xml:space="preserve">liste les factures reçues de vos fournisseurs, filtrables par statut</w:t>
+      </w:r>
+      <w:r>
+        <w:t xml:space="preserve"> </w:t>
+      </w:r>
+      <w:r>
+        <w:rPr>
+          <w:b/>
+          <w:bCs/>
+        </w:rPr>
+        <w:t xml:space="preserve">reçue</w:t>
+      </w:r>
+      <w:r>
+        <w:t xml:space="preserve"> </w:t>
+      </w:r>
+      <w:r>
+        <w:t xml:space="preserve">/</w:t>
+      </w:r>
+      <w:r>
+        <w:t xml:space="preserve"> </w:t>
+      </w:r>
+      <w:r>
+        <w:rPr>
+          <w:b/>
+          <w:bCs/>
+        </w:rPr>
+        <w:t xml:space="preserve">payée</w:t>
+      </w:r>
+      <w:r>
+        <w:t xml:space="preserve">.</w:t>
       </w:r>
     </w:p>
     <w:p>
@@ -12975,11 +12051,37 @@
         <w:pStyle w:val="Compact"/>
         <w:numPr>
           <w:ilvl w:val="0"/>
-          <w:numId w:val="1022"/>
+          <w:numId w:val="1017"/>
         </w:numPr>
       </w:pPr>
       <w:r>
-        <w:t xml:space="preserve">Sélectionnez un client dans le filtre.</w:t>
+        <w:rPr>
+          <w:b/>
+          <w:bCs/>
+        </w:rPr>
+        <w:t xml:space="preserve">+ Nouvelle facture</w:t>
+      </w:r>
+      <w:r>
+        <w:t xml:space="preserve"> </w:t>
+      </w:r>
+      <w:r>
+        <w:t xml:space="preserve">saisit une facture fournisseur et génère automatiquement les écritures FEC du journal</w:t>
+      </w:r>
+      <w:r>
+        <w:t xml:space="preserve"> </w:t>
+      </w:r>
+      <w:r>
+        <w:rPr>
+          <w:b/>
+          <w:bCs/>
+        </w:rPr>
+        <w:t xml:space="preserve">AC</w:t>
+      </w:r>
+      <w:r>
+        <w:t xml:space="preserve"> </w:t>
+      </w:r>
+      <w:r>
+        <w:t xml:space="preserve">(compte 401 au crédit, charge 6xx au débit, TVA déductible 44566 au débit), tout en alimentant la déclaration de TVA déductible du mois correspondant.</w:t>
       </w:r>
     </w:p>
     <w:p>
@@ -12987,11 +12089,34 @@
         <w:pStyle w:val="Compact"/>
         <w:numPr>
           <w:ilvl w:val="0"/>
-          <w:numId w:val="1022"/>
+          <w:numId w:val="1017"/>
         </w:numPr>
       </w:pPr>
       <w:r>
-        <w:t xml:space="preserve">Cochez les lignes à rapprocher (débit = crédit à 0,01 € près requis).</w:t>
+        <w:rPr>
+          <w:b/>
+          <w:bCs/>
+        </w:rPr>
+        <w:t xml:space="preserve">Marquer payée</w:t>
+      </w:r>
+      <w:r>
+        <w:t xml:space="preserve"> </w:t>
+      </w:r>
+      <w:r>
+        <w:t xml:space="preserve">écrit les écritures de règlement (journal</w:t>
+      </w:r>
+      <w:r>
+        <w:t xml:space="preserve"> </w:t>
+      </w:r>
+      <w:r>
+        <w:rPr>
+          <w:b/>
+          <w:bCs/>
+        </w:rPr>
+        <w:t xml:space="preserve">BQ</w:t>
+      </w:r>
+      <w:r>
+        <w:t xml:space="preserve">) et déclenche le lettrage du compte 401.</w:t>
       </w:r>
     </w:p>
     <w:p>
@@ -12999,27 +12124,21 @@
         <w:pStyle w:val="Compact"/>
         <w:numPr>
           <w:ilvl w:val="0"/>
-          <w:numId w:val="1022"/>
+          <w:numId w:val="1017"/>
         </w:numPr>
       </w:pPr>
-      <w:r>
-        <w:t xml:space="preserve">Cliquez</w:t>
-      </w:r>
-      <w:r>
-        <w:t xml:space="preserve"> </w:t>
-      </w:r>
       <w:r>
         <w:rPr>
           <w:b/>
           <w:bCs/>
         </w:rPr>
-        <w:t xml:space="preserve">Lettrer la sélection</w:t>
-      </w:r>
-      <w:r>
-        <w:t xml:space="preserve"> </w:t>
-      </w:r>
-      <w:r>
-        <w:t xml:space="preserve">— une lettre est attribuée (A, B… Z, AA…).</w:t>
+        <w:t xml:space="preserve">Import CSV</w:t>
+      </w:r>
+      <w:r>
+        <w:t xml:space="preserve"> </w:t>
+      </w:r>
+      <w:r>
+        <w:t xml:space="preserve">permet d’importer un lot de factures au format FEC (lignes du compte 401).</w:t>
       </w:r>
     </w:p>
     <w:p>
@@ -13027,11 +12146,11 @@
         <w:pStyle w:val="Compact"/>
         <w:numPr>
           <w:ilvl w:val="0"/>
-          <w:numId w:val="1022"/>
+          <w:numId w:val="1017"/>
         </w:numPr>
       </w:pPr>
       <w:r>
-        <w:t xml:space="preserve">Bouton</w:t>
+        <w:t xml:space="preserve">La suppression n’est possible que sur les factures au statut</w:t>
       </w:r>
       <w:r>
         <w:t xml:space="preserve"> </w:t>
@@ -13041,13 +12160,13 @@
           <w:b/>
           <w:bCs/>
         </w:rPr>
-        <w:t xml:space="preserve">Délettrer</w:t>
-      </w:r>
-      <w:r>
-        <w:t xml:space="preserve"> </w:t>
-      </w:r>
-      <w:r>
-        <w:t xml:space="preserve">pour annuler un lettrage erroné.</w:t>
+        <w:t xml:space="preserve">reçue</w:t>
+      </w:r>
+      <w:r>
+        <w:t xml:space="preserve"> </w:t>
+      </w:r>
+      <w:r>
+        <w:t xml:space="preserve">: elle annule les écritures FEC et recalcule la TVA déductible du mois concerné.</w:t>
       </w:r>
     </w:p>
     <w:p>
@@ -13057,15 +12176,15 @@
         </w:pict>
       </w:r>
     </w:p>
-    <w:bookmarkEnd w:id="165"/>
-    <w:bookmarkEnd w:id="166"/>
-    <w:bookmarkStart w:id="170" w:name="journal-daudit"/>
+    <w:bookmarkEnd w:id="149"/>
+    <w:bookmarkEnd w:id="150"/>
+    <w:bookmarkStart w:id="161" w:name="statistiques"/>
     <w:p>
       <w:pPr>
         <w:pStyle w:val="Heading1"/>
       </w:pPr>
       <w:r>
-        <w:t xml:space="preserve">Journal d’audit</w:t>
+        <w:t xml:space="preserve">Statistiques</w:t>
       </w:r>
     </w:p>
     <w:p>
@@ -13077,18 +12196,18 @@
           <wp:inline>
             <wp:extent cx="5334000" cy="2637413"/>
             <wp:effectExtent b="0" l="0" r="0" t="0"/>
-            <wp:docPr descr="Journal d’audit" title="" id="168" name="Picture"/>
+            <wp:docPr descr="Statistiques KPIs" title="" id="152" name="Picture"/>
             <a:graphic>
               <a:graphicData uri="http://schemas.openxmlformats.org/drawingml/2006/picture">
                 <pic:pic>
                   <pic:nvPicPr>
-                    <pic:cNvPr descr="screenshots/18-audit.png" id="169" name="Picture"/>
+                    <pic:cNvPr descr="screenshots/08-stats-kpis.png" id="153" name="Picture"/>
                     <pic:cNvPicPr>
                       <a:picLocks noChangeArrowheads="1" noChangeAspect="1"/>
                     </pic:cNvPicPr>
                   </pic:nvPicPr>
                   <pic:blipFill>
-                    <a:blip r:embed="rId167"/>
+                    <a:blip r:embed="rId151"/>
                     <a:stretch>
                       <a:fillRect/>
                     </a:stretch>
@@ -13120,12 +12239,21 @@
         <w:pStyle w:val="ImageCaption"/>
       </w:pPr>
       <w:r>
-        <w:t xml:space="preserve">Journal d’audit</w:t>
-      </w:r>
-    </w:p>
-    <w:p>
-      <w:pPr>
-        <w:pStyle w:val="BodyText"/>
+        <w:t xml:space="preserve">Statistiques KPIs</w:t>
+      </w:r>
+    </w:p>
+    <w:bookmarkStart w:id="154" w:name="kpis-indicateurs-clés"/>
+    <w:p>
+      <w:pPr>
+        <w:pStyle w:val="Heading2"/>
+      </w:pPr>
+      <w:r>
+        <w:t xml:space="preserve">KPIs (indicateurs clés)</w:t>
+      </w:r>
+    </w:p>
+    <w:p>
+      <w:pPr>
+        <w:pStyle w:val="FirstParagraph"/>
       </w:pPr>
       <w:r>
         <w:t xml:space="preserve">Accessible via</w:t>
@@ -13138,13 +12266,235 @@
           <w:b/>
           <w:bCs/>
         </w:rPr>
-        <w:t xml:space="preserve">🔍 Journal d’audit</w:t>
-      </w:r>
-      <w:r>
-        <w:t xml:space="preserve"> </w:t>
-      </w:r>
-      <w:r>
-        <w:t xml:space="preserve">(administrateurs uniquement). Affiche les 200 dernières actions sensibles :</w:t>
+        <w:t xml:space="preserve">📈 Statistiques</w:t>
+      </w:r>
+      <w:r>
+        <w:t xml:space="preserve">. Sélectionnez la période : mois, trimestre, ou année.</w:t>
+      </w:r>
+    </w:p>
+    <w:tbl>
+      <w:tblPr>
+        <w:tblStyle w:val="Table"/>
+        <w:tblW w:type="pct" w:w="5000"/>
+        <w:tblLayout w:type="fixed"/>
+        <w:tblLook w:firstRow="1" w:lastRow="0" w:firstColumn="0" w:lastColumn="0" w:noHBand="0" w:noVBand="0" w:val="0020"/>
+      </w:tblPr>
+      <w:tblGrid>
+        <w:gridCol w:w="3960"/>
+        <w:gridCol w:w="3960"/>
+      </w:tblGrid>
+      <w:tr>
+        <w:trPr>
+          <w:tblHeader w:val="on"/>
+        </w:trPr>
+        <w:tc>
+          <w:tcPr/>
+          <w:p>
+            <w:pPr>
+              <w:pStyle w:val="Compact"/>
+            </w:pPr>
+            <w:r>
+              <w:t xml:space="preserve">Indicateur</w:t>
+            </w:r>
+          </w:p>
+        </w:tc>
+        <w:tc>
+          <w:tcPr/>
+          <w:p>
+            <w:pPr>
+              <w:pStyle w:val="Compact"/>
+            </w:pPr>
+            <w:r>
+              <w:t xml:space="preserve">Calcul</w:t>
+            </w:r>
+          </w:p>
+        </w:tc>
+      </w:tr>
+      <w:tr>
+        <w:tc>
+          <w:tcPr/>
+          <w:p>
+            <w:pPr>
+              <w:pStyle w:val="Compact"/>
+            </w:pPr>
+            <w:r>
+              <w:t xml:space="preserve">CA facturé HT</w:t>
+            </w:r>
+          </w:p>
+        </w:tc>
+        <w:tc>
+          <w:tcPr/>
+          <w:p>
+            <w:pPr>
+              <w:pStyle w:val="Compact"/>
+            </w:pPr>
+            <w:r>
+              <w:t xml:space="preserve">Somme HT des factures émises (hors avoirs)</w:t>
+            </w:r>
+          </w:p>
+        </w:tc>
+      </w:tr>
+      <w:tr>
+        <w:tc>
+          <w:tcPr/>
+          <w:p>
+            <w:pPr>
+              <w:pStyle w:val="Compact"/>
+            </w:pPr>
+            <w:r>
+              <w:t xml:space="preserve">CA encaissé</w:t>
+            </w:r>
+          </w:p>
+        </w:tc>
+        <w:tc>
+          <w:tcPr/>
+          <w:p>
+            <w:pPr>
+              <w:pStyle w:val="Compact"/>
+            </w:pPr>
+            <w:r>
+              <w:t xml:space="preserve">Somme TTC des factures payées</w:t>
+            </w:r>
+          </w:p>
+        </w:tc>
+      </w:tr>
+      <w:tr>
+        <w:tc>
+          <w:tcPr/>
+          <w:p>
+            <w:pPr>
+              <w:pStyle w:val="Compact"/>
+            </w:pPr>
+            <w:r>
+              <w:t xml:space="preserve">Montant moyen</w:t>
+            </w:r>
+          </w:p>
+        </w:tc>
+        <w:tc>
+          <w:tcPr/>
+          <w:p>
+            <w:pPr>
+              <w:pStyle w:val="Compact"/>
+            </w:pPr>
+            <w:r>
+              <w:t xml:space="preserve">CA facturé ÷ nombre de factures</w:t>
+            </w:r>
+          </w:p>
+        </w:tc>
+      </w:tr>
+      <w:tr>
+        <w:tc>
+          <w:tcPr/>
+          <w:p>
+            <w:pPr>
+              <w:pStyle w:val="Compact"/>
+            </w:pPr>
+            <w:r>
+              <w:t xml:space="preserve">En attente</w:t>
+            </w:r>
+          </w:p>
+        </w:tc>
+        <w:tc>
+          <w:tcPr/>
+          <w:p>
+            <w:pPr>
+              <w:pStyle w:val="Compact"/>
+            </w:pPr>
+            <w:r>
+              <w:t xml:space="preserve">Factures émises non payées, échéance non dépassée</w:t>
+            </w:r>
+          </w:p>
+        </w:tc>
+      </w:tr>
+      <w:tr>
+        <w:tc>
+          <w:tcPr/>
+          <w:p>
+            <w:pPr>
+              <w:pStyle w:val="Compact"/>
+            </w:pPr>
+            <w:r>
+              <w:t xml:space="preserve">En retard</w:t>
+            </w:r>
+          </w:p>
+        </w:tc>
+        <w:tc>
+          <w:tcPr/>
+          <w:p>
+            <w:pPr>
+              <w:pStyle w:val="Compact"/>
+            </w:pPr>
+            <w:r>
+              <w:t xml:space="preserve">Factures émises non payées, échéance dépassée</w:t>
+            </w:r>
+          </w:p>
+        </w:tc>
+      </w:tr>
+      <w:tr>
+        <w:tc>
+          <w:tcPr/>
+          <w:p>
+            <w:pPr>
+              <w:pStyle w:val="Compact"/>
+            </w:pPr>
+            <w:r>
+              <w:t xml:space="preserve">Taux de conversion</w:t>
+            </w:r>
+          </w:p>
+        </w:tc>
+        <w:tc>
+          <w:tcPr/>
+          <w:p>
+            <w:pPr>
+              <w:pStyle w:val="Compact"/>
+            </w:pPr>
+            <w:r>
+              <w:t xml:space="preserve">Devis acceptés ÷ devis envoyés</w:t>
+            </w:r>
+          </w:p>
+        </w:tc>
+      </w:tr>
+      <w:tr>
+        <w:tc>
+          <w:tcPr/>
+          <w:p>
+            <w:pPr>
+              <w:pStyle w:val="Compact"/>
+            </w:pPr>
+            <w:r>
+              <w:t xml:space="preserve">Délai moyen d’acceptation</w:t>
+            </w:r>
+          </w:p>
+        </w:tc>
+        <w:tc>
+          <w:tcPr/>
+          <w:p>
+            <w:pPr>
+              <w:pStyle w:val="Compact"/>
+            </w:pPr>
+            <w:r>
+              <w:t xml:space="preserve">Jours entre création et acceptation (180 j max)</w:t>
+            </w:r>
+          </w:p>
+        </w:tc>
+      </w:tr>
+    </w:tbl>
+    <w:bookmarkEnd w:id="154"/>
+    <w:bookmarkStart w:id="155" w:name="balance-âgée"/>
+    <w:p>
+      <w:pPr>
+        <w:pStyle w:val="Heading2"/>
+      </w:pPr>
+      <w:r>
+        <w:t xml:space="preserve">Balance âgée</w:t>
+      </w:r>
+    </w:p>
+    <w:p>
+      <w:pPr>
+        <w:pStyle w:val="FirstParagraph"/>
+      </w:pPr>
+      <w:r>
+        <w:t xml:space="preserve">Créances non payées groupées par tranche :</w:t>
       </w:r>
     </w:p>
     <w:tbl>
@@ -13168,119 +12518,269 @@
               <w:pStyle w:val="Compact"/>
             </w:pPr>
             <w:r>
-              <w:t xml:space="preserve">Action enregistrée</w:t>
-            </w:r>
-          </w:p>
-        </w:tc>
-        <w:tc>
-          <w:tcPr/>
-          <w:p>
-            <w:pPr>
-              <w:pStyle w:val="Compact"/>
-            </w:pPr>
-            <w:r>
-              <w:t xml:space="preserve">Détail</w:t>
-            </w:r>
-          </w:p>
-        </w:tc>
-      </w:tr>
-      <w:tr>
-        <w:tc>
-          <w:tcPr/>
-          <w:p>
-            <w:pPr>
-              <w:pStyle w:val="Compact"/>
-            </w:pPr>
-            <w:r>
-              <w:t xml:space="preserve">Connexion</w:t>
-            </w:r>
-          </w:p>
-        </w:tc>
-        <w:tc>
-          <w:tcPr/>
-          <w:p>
-            <w:pPr>
-              <w:pStyle w:val="Compact"/>
-            </w:pPr>
-            <w:r>
-              <w:t xml:space="preserve">Email, IP, horodatage</w:t>
-            </w:r>
-          </w:p>
-        </w:tc>
-      </w:tr>
-      <w:tr>
-        <w:tc>
-          <w:tcPr/>
-          <w:p>
-            <w:pPr>
-              <w:pStyle w:val="Compact"/>
-            </w:pPr>
-            <w:r>
-              <w:t xml:space="preserve">Émission de facture</w:t>
-            </w:r>
-          </w:p>
-        </w:tc>
-        <w:tc>
-          <w:tcPr/>
-          <w:p>
-            <w:pPr>
-              <w:pStyle w:val="Compact"/>
-            </w:pPr>
-            <w:r>
-              <w:t xml:space="preserve">Numéro de facture</w:t>
-            </w:r>
-          </w:p>
-        </w:tc>
-      </w:tr>
-      <w:tr>
-        <w:tc>
-          <w:tcPr/>
-          <w:p>
-            <w:pPr>
-              <w:pStyle w:val="Compact"/>
-            </w:pPr>
-            <w:r>
-              <w:t xml:space="preserve">Paiement de facture</w:t>
-            </w:r>
-          </w:p>
-        </w:tc>
-        <w:tc>
-          <w:tcPr/>
-          <w:p>
-            <w:pPr>
-              <w:pStyle w:val="Compact"/>
-            </w:pPr>
-            <w:r>
-              <w:t xml:space="preserve">Mode de paiement</w:t>
-            </w:r>
-          </w:p>
-        </w:tc>
-      </w:tr>
-      <w:tr>
-        <w:tc>
-          <w:tcPr/>
-          <w:p>
-            <w:pPr>
-              <w:pStyle w:val="Compact"/>
-            </w:pPr>
-            <w:r>
-              <w:t xml:space="preserve">Dépôt Chorus Pro</w:t>
-            </w:r>
-          </w:p>
-        </w:tc>
-        <w:tc>
-          <w:tcPr/>
-          <w:p>
-            <w:pPr>
-              <w:pStyle w:val="Compact"/>
-            </w:pPr>
-            <w:r>
-              <w:t xml:space="preserve">ID de dépôt</w:t>
+              <w:t xml:space="preserve">Tranche</w:t>
+            </w:r>
+          </w:p>
+        </w:tc>
+        <w:tc>
+          <w:tcPr/>
+          <w:p>
+            <w:pPr>
+              <w:pStyle w:val="Compact"/>
+            </w:pPr>
+            <w:r>
+              <w:t xml:space="preserve">Couleur</w:t>
+            </w:r>
+          </w:p>
+        </w:tc>
+      </w:tr>
+      <w:tr>
+        <w:tc>
+          <w:tcPr/>
+          <w:p>
+            <w:pPr>
+              <w:pStyle w:val="Compact"/>
+            </w:pPr>
+            <w:r>
+              <w:t xml:space="preserve">Non échu</w:t>
+            </w:r>
+          </w:p>
+        </w:tc>
+        <w:tc>
+          <w:tcPr/>
+          <w:p>
+            <w:pPr>
+              <w:pStyle w:val="Compact"/>
+            </w:pPr>
+            <w:r>
+              <w:t xml:space="preserve">Vert</w:t>
+            </w:r>
+          </w:p>
+        </w:tc>
+      </w:tr>
+      <w:tr>
+        <w:tc>
+          <w:tcPr/>
+          <w:p>
+            <w:pPr>
+              <w:pStyle w:val="Compact"/>
+            </w:pPr>
+            <w:r>
+              <w:t xml:space="preserve">1 à 30 jours</w:t>
+            </w:r>
+          </w:p>
+        </w:tc>
+        <w:tc>
+          <w:tcPr/>
+          <w:p>
+            <w:pPr>
+              <w:pStyle w:val="Compact"/>
+            </w:pPr>
+            <w:r>
+              <w:t xml:space="preserve">Jaune</w:t>
+            </w:r>
+          </w:p>
+        </w:tc>
+      </w:tr>
+      <w:tr>
+        <w:tc>
+          <w:tcPr/>
+          <w:p>
+            <w:pPr>
+              <w:pStyle w:val="Compact"/>
+            </w:pPr>
+            <w:r>
+              <w:t xml:space="preserve">31 à 60 jours</w:t>
+            </w:r>
+          </w:p>
+        </w:tc>
+        <w:tc>
+          <w:tcPr/>
+          <w:p>
+            <w:pPr>
+              <w:pStyle w:val="Compact"/>
+            </w:pPr>
+            <w:r>
+              <w:t xml:space="preserve">Orange</w:t>
+            </w:r>
+          </w:p>
+        </w:tc>
+      </w:tr>
+      <w:tr>
+        <w:tc>
+          <w:tcPr/>
+          <w:p>
+            <w:pPr>
+              <w:pStyle w:val="Compact"/>
+            </w:pPr>
+            <w:r>
+              <w:t xml:space="preserve">61 à 90 jours</w:t>
+            </w:r>
+          </w:p>
+        </w:tc>
+        <w:tc>
+          <w:tcPr/>
+          <w:p>
+            <w:pPr>
+              <w:pStyle w:val="Compact"/>
+            </w:pPr>
+            <w:r>
+              <w:t xml:space="preserve">Orange foncé</w:t>
+            </w:r>
+          </w:p>
+        </w:tc>
+      </w:tr>
+      <w:tr>
+        <w:tc>
+          <w:tcPr/>
+          <w:p>
+            <w:pPr>
+              <w:pStyle w:val="Compact"/>
+            </w:pPr>
+            <w:r>
+              <w:t xml:space="preserve">Plus de 90 jours</w:t>
+            </w:r>
+          </w:p>
+        </w:tc>
+        <w:tc>
+          <w:tcPr/>
+          <w:p>
+            <w:pPr>
+              <w:pStyle w:val="Compact"/>
+            </w:pPr>
+            <w:r>
+              <w:t xml:space="preserve">Rouge</w:t>
             </w:r>
           </w:p>
         </w:tc>
       </w:tr>
     </w:tbl>
+    <w:bookmarkEnd w:id="155"/>
+    <w:bookmarkStart w:id="156" w:name="évolution-du-ca"/>
+    <w:p>
+      <w:pPr>
+        <w:pStyle w:val="Heading2"/>
+      </w:pPr>
+      <w:r>
+        <w:t xml:space="preserve">Évolution du CA</w:t>
+      </w:r>
+    </w:p>
+    <w:p>
+      <w:pPr>
+        <w:pStyle w:val="FirstParagraph"/>
+      </w:pPr>
+      <w:r>
+        <w:t xml:space="preserve">Graphique en barres sur 12 mois glissants : CA facturé vs CA encaissé.</w:t>
+      </w:r>
+    </w:p>
+    <w:bookmarkEnd w:id="156"/>
+    <w:bookmarkStart w:id="157" w:name="pipeline-commercial"/>
+    <w:p>
+      <w:pPr>
+        <w:pStyle w:val="Heading2"/>
+      </w:pPr>
+      <w:r>
+        <w:t xml:space="preserve">Pipeline commercial</w:t>
+      </w:r>
+    </w:p>
+    <w:p>
+      <w:pPr>
+        <w:pStyle w:val="FirstParagraph"/>
+      </w:pPr>
+      <w:r>
+        <w:t xml:space="preserve">Entonnoir brouillons → envoyés → acceptés → facturés, avec montants à chaque étape.</w:t>
+      </w:r>
+    </w:p>
+    <w:bookmarkEnd w:id="157"/>
+    <w:bookmarkStart w:id="158" w:name="top-clients-et-top-articles"/>
+    <w:p>
+      <w:pPr>
+        <w:pStyle w:val="Heading2"/>
+      </w:pPr>
+      <w:r>
+        <w:t xml:space="preserve">Top clients et top articles</w:t>
+      </w:r>
+    </w:p>
+    <w:p>
+      <w:pPr>
+        <w:pStyle w:val="FirstParagraph"/>
+      </w:pPr>
+      <w:r>
+        <w:t xml:space="preserve">Top 10 clients par CA HT et top 10 articles sur l’année.</w:t>
+      </w:r>
+    </w:p>
+    <w:bookmarkEnd w:id="158"/>
+    <w:bookmarkStart w:id="159" w:name="trésorerie-et-dso"/>
+    <w:p>
+      <w:pPr>
+        <w:pStyle w:val="Heading2"/>
+      </w:pPr>
+      <w:r>
+        <w:t xml:space="preserve">Trésorerie et DSO</w:t>
+      </w:r>
+    </w:p>
+    <w:p>
+      <w:pPr>
+        <w:pStyle w:val="Compact"/>
+        <w:numPr>
+          <w:ilvl w:val="0"/>
+          <w:numId w:val="1018"/>
+        </w:numPr>
+      </w:pPr>
+      <w:r>
+        <w:rPr>
+          <w:b/>
+          <w:bCs/>
+        </w:rPr>
+        <w:t xml:space="preserve">DSO</w:t>
+      </w:r>
+      <w:r>
+        <w:t xml:space="preserve"> </w:t>
+      </w:r>
+      <w:r>
+        <w:t xml:space="preserve">(Days Sales Outstanding) : délai moyen de paiement en jours.</w:t>
+      </w:r>
+    </w:p>
+    <w:p>
+      <w:pPr>
+        <w:pStyle w:val="Compact"/>
+        <w:numPr>
+          <w:ilvl w:val="0"/>
+          <w:numId w:val="1018"/>
+        </w:numPr>
+      </w:pPr>
+      <w:r>
+        <w:rPr>
+          <w:b/>
+          <w:bCs/>
+        </w:rPr>
+        <w:t xml:space="preserve">Prévisions</w:t>
+      </w:r>
+      <w:r>
+        <w:t xml:space="preserve"> </w:t>
+      </w:r>
+      <w:r>
+        <w:t xml:space="preserve">: encaissements attendus groupés par semaine sur 90 jours.</w:t>
+      </w:r>
+    </w:p>
+    <w:bookmarkEnd w:id="159"/>
+    <w:bookmarkStart w:id="160" w:name="taux-de-marge-catalogue"/>
+    <w:p>
+      <w:pPr>
+        <w:pStyle w:val="Heading2"/>
+      </w:pPr>
+      <w:r>
+        <w:t xml:space="preserve">Taux de marge catalogue</w:t>
+      </w:r>
+    </w:p>
+    <w:p>
+      <w:pPr>
+        <w:pStyle w:val="FirstParagraph"/>
+      </w:pPr>
+      <w:r>
+        <w:t xml:space="preserve">Tableau des articles avec prix achat, taux de marque (rouge &lt; 20%, orange &lt; 40%, vert ≥ 40%).</w:t>
+      </w:r>
+    </w:p>
     <w:p>
       <w:r>
         <w:pict>
@@ -13288,14 +12788,15 @@
         </w:pict>
       </w:r>
     </w:p>
-    <w:bookmarkEnd w:id="170"/>
-    <w:bookmarkStart w:id="174" w:name="archives"/>
+    <w:bookmarkEnd w:id="160"/>
+    <w:bookmarkEnd w:id="161"/>
+    <w:bookmarkStart w:id="168" w:name="déclaration-tva-ca3"/>
     <w:p>
       <w:pPr>
         <w:pStyle w:val="Heading1"/>
       </w:pPr>
       <w:r>
-        <w:t xml:space="preserve">Archives</w:t>
+        <w:t xml:space="preserve">Déclaration TVA (CA3)</w:t>
       </w:r>
     </w:p>
     <w:p>
@@ -13307,18 +12808,18 @@
           <wp:inline>
             <wp:extent cx="5334000" cy="2637413"/>
             <wp:effectExtent b="0" l="0" r="0" t="0"/>
-            <wp:docPr descr="Archives" title="" id="172" name="Picture"/>
+            <wp:docPr descr="Déclaration TVA" title="" id="163" name="Picture"/>
             <a:graphic>
               <a:graphicData uri="http://schemas.openxmlformats.org/drawingml/2006/picture">
                 <pic:pic>
                   <pic:nvPicPr>
-                    <pic:cNvPr descr="screenshots/12-archives.png" id="173" name="Picture"/>
+                    <pic:cNvPr descr="screenshots/09-decl-tva.png" id="164" name="Picture"/>
                     <pic:cNvPicPr>
                       <a:picLocks noChangeArrowheads="1" noChangeAspect="1"/>
                     </pic:cNvPicPr>
                   </pic:nvPicPr>
                   <pic:blipFill>
-                    <a:blip r:embed="rId171"/>
+                    <a:blip r:embed="rId162"/>
                     <a:stretch>
                       <a:fillRect/>
                     </a:stretch>
@@ -13350,7 +12851,7 @@
         <w:pStyle w:val="ImageCaption"/>
       </w:pPr>
       <w:r>
-        <w:t xml:space="preserve">Archives</w:t>
+        <w:t xml:space="preserve">Déclaration TVA</w:t>
       </w:r>
     </w:p>
     <w:p>
@@ -13358,7 +12859,7 @@
         <w:pStyle w:val="BodyText"/>
       </w:pPr>
       <w:r>
-        <w:t xml:space="preserve">Accessible via</w:t>
+        <w:t xml:space="preserve">Accédez via</w:t>
       </w:r>
       <w:r>
         <w:t xml:space="preserve"> </w:t>
@@ -13368,22 +12869,211 @@
           <w:b/>
           <w:bCs/>
         </w:rPr>
-        <w:t xml:space="preserve">🗄️ Archives</w:t>
-      </w:r>
-      <w:r>
-        <w:t xml:space="preserve">. Affiche les snapshots JSON immuables de tous les documents fiscaux.</w:t>
-      </w:r>
-    </w:p>
-    <w:p>
-      <w:pPr>
-        <w:pStyle w:val="Compact"/>
-        <w:numPr>
-          <w:ilvl w:val="0"/>
-          <w:numId w:val="1023"/>
-        </w:numPr>
-      </w:pPr>
-      <w:r>
-        <w:t xml:space="preserve">Chaque document émis est archivé automatiquement avec un</w:t>
+        <w:t xml:space="preserve">📑 Déclaration TVA</w:t>
+      </w:r>
+      <w:r>
+        <w:t xml:space="preserve">. Sélectionnez la période (mensuelle, trimestrielle, annuelle).</w:t>
+      </w:r>
+    </w:p>
+    <w:bookmarkStart w:id="165" w:name="Xc38e0630106d798950df11e300682f51b042207"/>
+    <w:p>
+      <w:pPr>
+        <w:pStyle w:val="Heading2"/>
+      </w:pPr>
+      <w:r>
+        <w:t xml:space="preserve">Section A — TVA collectée (calculée automatiquement)</w:t>
+      </w:r>
+    </w:p>
+    <w:p>
+      <w:pPr>
+        <w:pStyle w:val="FirstParagraph"/>
+      </w:pPr>
+      <w:r>
+        <w:t xml:space="preserve">FacturPro calcule automatiquement depuis vos factures émises :</w:t>
+      </w:r>
+    </w:p>
+    <w:tbl>
+      <w:tblPr>
+        <w:tblStyle w:val="Table"/>
+        <w:tblW w:type="auto" w:w="0"/>
+        <w:tblLook w:firstRow="1" w:lastRow="0" w:firstColumn="0" w:lastColumn="0" w:noHBand="0" w:noVBand="0" w:val="0020"/>
+      </w:tblPr>
+      <w:tblGrid>
+        <w:gridCol w:w="3960"/>
+        <w:gridCol w:w="3960"/>
+      </w:tblGrid>
+      <w:tr>
+        <w:trPr>
+          <w:tblHeader w:val="on"/>
+        </w:trPr>
+        <w:tc>
+          <w:tcPr/>
+          <w:p>
+            <w:pPr>
+              <w:pStyle w:val="Compact"/>
+            </w:pPr>
+            <w:r>
+              <w:t xml:space="preserve">Ligne</w:t>
+            </w:r>
+          </w:p>
+        </w:tc>
+        <w:tc>
+          <w:tcPr/>
+          <w:p>
+            <w:pPr>
+              <w:pStyle w:val="Compact"/>
+            </w:pPr>
+            <w:r>
+              <w:t xml:space="preserve">Contenu</w:t>
+            </w:r>
+          </w:p>
+        </w:tc>
+      </w:tr>
+      <w:tr>
+        <w:tc>
+          <w:tcPr/>
+          <w:p>
+            <w:pPr>
+              <w:pStyle w:val="Compact"/>
+            </w:pPr>
+            <w:r>
+              <w:t xml:space="preserve">Par taux</w:t>
+            </w:r>
+          </w:p>
+        </w:tc>
+        <w:tc>
+          <w:tcPr/>
+          <w:p>
+            <w:pPr>
+              <w:pStyle w:val="Compact"/>
+            </w:pPr>
+            <w:r>
+              <w:t xml:space="preserve">Base HT et TVA par taux (20%, 10%, 5,5%, 2,1%)</w:t>
+            </w:r>
+          </w:p>
+        </w:tc>
+      </w:tr>
+      <w:tr>
+        <w:tc>
+          <w:tcPr/>
+          <w:p>
+            <w:pPr>
+              <w:pStyle w:val="Compact"/>
+            </w:pPr>
+            <w:r>
+              <w:t xml:space="preserve">Avoirs émis</w:t>
+            </w:r>
+          </w:p>
+        </w:tc>
+        <w:tc>
+          <w:tcPr/>
+          <w:p>
+            <w:pPr>
+              <w:pStyle w:val="Compact"/>
+            </w:pPr>
+            <w:r>
+              <w:t xml:space="preserve">Montants à déduire</w:t>
+            </w:r>
+          </w:p>
+        </w:tc>
+      </w:tr>
+      <w:tr>
+        <w:tc>
+          <w:tcPr/>
+          <w:p>
+            <w:pPr>
+              <w:pStyle w:val="Compact"/>
+            </w:pPr>
+            <w:r>
+              <w:t xml:space="preserve">Franchise 293 B</w:t>
+            </w:r>
+          </w:p>
+        </w:tc>
+        <w:tc>
+          <w:tcPr/>
+          <w:p>
+            <w:pPr>
+              <w:pStyle w:val="Compact"/>
+            </w:pPr>
+            <w:r>
+              <w:t xml:space="preserve">Opérations non soumises</w:t>
+            </w:r>
+          </w:p>
+        </w:tc>
+      </w:tr>
+      <w:tr>
+        <w:tc>
+          <w:tcPr/>
+          <w:p>
+            <w:pPr>
+              <w:pStyle w:val="Compact"/>
+            </w:pPr>
+            <w:r>
+              <w:rPr>
+                <w:b/>
+                <w:bCs/>
+              </w:rPr>
+              <w:t xml:space="preserve">Total TVA brute</w:t>
+            </w:r>
+          </w:p>
+        </w:tc>
+        <w:tc>
+          <w:tcPr/>
+          <w:p>
+            <w:pPr>
+              <w:pStyle w:val="Compact"/>
+            </w:pPr>
+            <w:r>
+              <w:t xml:space="preserve">Somme des TVA collectées</w:t>
+            </w:r>
+          </w:p>
+        </w:tc>
+      </w:tr>
+      <w:tr>
+        <w:tc>
+          <w:tcPr/>
+          <w:p>
+            <w:pPr>
+              <w:pStyle w:val="Compact"/>
+            </w:pPr>
+            <w:r>
+              <w:rPr>
+                <w:b/>
+                <w:bCs/>
+              </w:rPr>
+              <w:t xml:space="preserve">Total TVA nette</w:t>
+            </w:r>
+          </w:p>
+        </w:tc>
+        <w:tc>
+          <w:tcPr/>
+          <w:p>
+            <w:pPr>
+              <w:pStyle w:val="Compact"/>
+            </w:pPr>
+            <w:r>
+              <w:t xml:space="preserve">Après déduction des avoirs</w:t>
+            </w:r>
+          </w:p>
+        </w:tc>
+      </w:tr>
+    </w:tbl>
+    <w:bookmarkEnd w:id="165"/>
+    <w:bookmarkStart w:id="166" w:name="section-b-tva-déductible-saisie-manuelle"/>
+    <w:p>
+      <w:pPr>
+        <w:pStyle w:val="Heading2"/>
+      </w:pPr>
+      <w:r>
+        <w:t xml:space="preserve">Section B — TVA déductible (saisie manuelle)</w:t>
+      </w:r>
+    </w:p>
+    <w:p>
+      <w:pPr>
+        <w:pStyle w:val="FirstParagraph"/>
+      </w:pPr>
+      <w:r>
+        <w:t xml:space="preserve">Depuis v2.13.0,</w:t>
       </w:r>
       <w:r>
         <w:t xml:space="preserve"> </w:t>
@@ -13393,22 +13083,13 @@
           <w:b/>
           <w:bCs/>
         </w:rPr>
-        <w:t xml:space="preserve">hash SHA-256</w:t>
-      </w:r>
-      <w:r>
-        <w:t xml:space="preserve">.</w:t>
-      </w:r>
-    </w:p>
-    <w:p>
-      <w:pPr>
-        <w:pStyle w:val="Compact"/>
-        <w:numPr>
-          <w:ilvl w:val="0"/>
-          <w:numId w:val="1023"/>
-        </w:numPr>
-      </w:pPr>
-      <w:r>
-        <w:t xml:space="preserve">Conservation légale :</w:t>
+        <w:t xml:space="preserve">saisissez directement le montant</w:t>
+      </w:r>
+      <w:r>
+        <w:t xml:space="preserve"> </w:t>
+      </w:r>
+      <w:r>
+        <w:t xml:space="preserve">de TVA déductible sur vos achats dans le champ prévu. La valeur est</w:t>
       </w:r>
       <w:r>
         <w:t xml:space="preserve"> </w:t>
@@ -13418,256 +13099,13 @@
           <w:b/>
           <w:bCs/>
         </w:rPr>
-        <w:t xml:space="preserve">10 ans</w:t>
-      </w:r>
-      <w:r>
-        <w:t xml:space="preserve">.</w:t>
-      </w:r>
-    </w:p>
-    <w:p>
-      <w:pPr>
-        <w:pStyle w:val="Compact"/>
-        <w:numPr>
-          <w:ilvl w:val="0"/>
-          <w:numId w:val="1023"/>
-        </w:numPr>
-      </w:pPr>
-      <w:r>
-        <w:t xml:space="preserve">Lecture seule — modification et suppression impossibles (trigger DB).</w:t>
-      </w:r>
-    </w:p>
-    <w:p>
-      <w:r>
-        <w:pict>
-          <v:rect style="width:0;height:1.5pt" o:hralign="center" o:hrstd="t" o:hr="t"/>
-        </w:pict>
-      </w:r>
-    </w:p>
-    <w:bookmarkEnd w:id="174"/>
-    <w:bookmarkStart w:id="178" w:name="relances-automatiques-v2.13.0"/>
-    <w:p>
-      <w:pPr>
-        <w:pStyle w:val="Heading1"/>
-      </w:pPr>
-      <w:r>
-        <w:t xml:space="preserve">Relances automatiques (v2.13.0)</w:t>
-      </w:r>
-    </w:p>
-    <w:p>
-      <w:pPr>
-        <w:pStyle w:val="FirstParagraph"/>
-      </w:pPr>
-      <w:r>
-        <w:t xml:space="preserve">Une fois configurées dans</w:t>
-      </w:r>
-      <w:r>
-        <w:t xml:space="preserve"> </w:t>
-      </w:r>
-      <w:r>
-        <w:rPr>
-          <w:b/>
-          <w:bCs/>
-        </w:rPr>
-        <w:t xml:space="preserve">Paramètres &gt; Relances automatiques</w:t>
-      </w:r>
-      <w:r>
-        <w:t xml:space="preserve">, FacturPro envoie automatiquement chaque jour un email de relance aux clients dont la facture est en retard.</w:t>
-      </w:r>
-    </w:p>
-    <w:bookmarkStart w:id="175" w:name="comment-ça-fonctionne"/>
-    <w:p>
-      <w:pPr>
-        <w:pStyle w:val="Heading2"/>
-      </w:pPr>
-      <w:r>
-        <w:t xml:space="preserve">Comment ça fonctionne</w:t>
-      </w:r>
-    </w:p>
-    <w:p>
-      <w:pPr>
-        <w:pStyle w:val="Compact"/>
-        <w:numPr>
-          <w:ilvl w:val="0"/>
-          <w:numId w:val="1024"/>
-        </w:numPr>
-      </w:pPr>
-      <w:r>
-        <w:t xml:space="preserve">Chaque jour à l’heure configurée (ex. 08:00), le serveur vérifie les factures</w:t>
-      </w:r>
-      <w:r>
-        <w:t xml:space="preserve"> </w:t>
-      </w:r>
-      <w:r>
-        <w:rPr>
-          <w:rStyle w:val="VerbatimChar"/>
-        </w:rPr>
-        <w:t xml:space="preserve">émises</w:t>
-      </w:r>
-      <w:r>
-        <w:t xml:space="preserve"> </w:t>
-      </w:r>
-      <w:r>
-        <w:t xml:space="preserve">dont l’échéance est dépassée depuis plus de N jours.</w:t>
-      </w:r>
-    </w:p>
-    <w:p>
-      <w:pPr>
-        <w:pStyle w:val="Compact"/>
-        <w:numPr>
-          <w:ilvl w:val="0"/>
-          <w:numId w:val="1024"/>
-        </w:numPr>
-      </w:pPr>
-      <w:r>
-        <w:t xml:space="preserve">Pour chaque facture, il vérifie qu’aucune relance n’a été envoyée dans les N derniers jours.</w:t>
-      </w:r>
-    </w:p>
-    <w:p>
-      <w:pPr>
-        <w:pStyle w:val="Compact"/>
-        <w:numPr>
-          <w:ilvl w:val="0"/>
-          <w:numId w:val="1024"/>
-        </w:numPr>
-      </w:pPr>
-      <w:r>
-        <w:t xml:space="preserve">Un email de relance est envoyé au client.</w:t>
-      </w:r>
-    </w:p>
-    <w:p>
-      <w:pPr>
-        <w:pStyle w:val="Compact"/>
-        <w:numPr>
-          <w:ilvl w:val="0"/>
-          <w:numId w:val="1024"/>
-        </w:numPr>
-      </w:pPr>
-      <w:r>
-        <w:t xml:space="preserve">La date de dernière relance et le compteur sont mis à jour sur la facture.</w:t>
-      </w:r>
-    </w:p>
-    <w:bookmarkEnd w:id="175"/>
-    <w:bookmarkStart w:id="176" w:name="email-de-relance-automatique"/>
-    <w:p>
-      <w:pPr>
-        <w:pStyle w:val="Heading2"/>
-      </w:pPr>
-      <w:r>
-        <w:t xml:space="preserve">Email de relance automatique</w:t>
-      </w:r>
-    </w:p>
-    <w:p>
-      <w:pPr>
-        <w:pStyle w:val="FirstParagraph"/>
-      </w:pPr>
-      <w:r>
-        <w:t xml:space="preserve">L’objet de l’email est :</w:t>
-      </w:r>
-      <w:r>
-        <w:t xml:space="preserve"> </w:t>
-      </w:r>
-      <w:r>
-        <w:rPr>
-          <w:rStyle w:val="VerbatimChar"/>
-        </w:rPr>
-        <w:t xml:space="preserve">Relance — Facture FAC-2026-NNNN en attente de règlement</w:t>
-      </w:r>
-    </w:p>
-    <w:p>
-      <w:pPr>
-        <w:pStyle w:val="BodyText"/>
-      </w:pPr>
-      <w:r>
-        <w:t xml:space="preserve">Le corps mentionne : le numéro de facture, le montant TTC, la date d’échéance et le nombre de jours de retard.</w:t>
-      </w:r>
-    </w:p>
-    <w:bookmarkEnd w:id="176"/>
-    <w:bookmarkStart w:id="177" w:name="suivi"/>
-    <w:p>
-      <w:pPr>
-        <w:pStyle w:val="Heading2"/>
-      </w:pPr>
-      <w:r>
-        <w:t xml:space="preserve">Suivi</w:t>
-      </w:r>
-    </w:p>
-    <w:p>
-      <w:pPr>
-        <w:pStyle w:val="FirstParagraph"/>
-      </w:pPr>
-      <w:r>
-        <w:t xml:space="preserve">Sur chaque facture en retard, vous pouvez voir :</w:t>
-      </w:r>
-      <w:r>
-        <w:t xml:space="preserve"> </w:t>
-      </w:r>
-      <w:r>
-        <w:t xml:space="preserve">-</w:t>
-      </w:r>
-      <w:r>
-        <w:t xml:space="preserve"> </w:t>
-      </w:r>
-      <w:r>
-        <w:rPr>
-          <w:b/>
-          <w:bCs/>
-        </w:rPr>
-        <w:t xml:space="preserve">Dernière relance</w:t>
-      </w:r>
-      <w:r>
-        <w:t xml:space="preserve"> </w:t>
-      </w:r>
-      <w:r>
-        <w:t xml:space="preserve">: date du dernier email envoyé</w:t>
-      </w:r>
-      <w:r>
-        <w:t xml:space="preserve"> </w:t>
-      </w:r>
-      <w:r>
-        <w:t xml:space="preserve">-</w:t>
-      </w:r>
-      <w:r>
-        <w:t xml:space="preserve"> </w:t>
-      </w:r>
-      <w:r>
-        <w:rPr>
-          <w:b/>
-          <w:bCs/>
-        </w:rPr>
-        <w:t xml:space="preserve">Nb relances</w:t>
-      </w:r>
-      <w:r>
-        <w:t xml:space="preserve"> </w:t>
-      </w:r>
-      <w:r>
-        <w:t xml:space="preserve">: nombre total de relances envoyées</w:t>
-      </w:r>
-    </w:p>
-    <w:p>
-      <w:r>
-        <w:pict>
-          <v:rect style="width:0;height:1.5pt" o:hralign="center" o:hrstd="t" o:hr="t"/>
-        </w:pict>
-      </w:r>
-    </w:p>
-    <w:bookmarkEnd w:id="177"/>
-    <w:bookmarkEnd w:id="178"/>
-    <w:bookmarkStart w:id="182" w:name="gestion-des-utilisateurs"/>
-    <w:p>
-      <w:pPr>
-        <w:pStyle w:val="Heading1"/>
-      </w:pPr>
-      <w:r>
-        <w:t xml:space="preserve">Gestion des utilisateurs</w:t>
-      </w:r>
-    </w:p>
-    <w:bookmarkStart w:id="179" w:name="rôles"/>
-    <w:p>
-      <w:pPr>
-        <w:pStyle w:val="Heading2"/>
-      </w:pPr>
-      <w:r>
-        <w:t xml:space="preserve">Rôles</w:t>
+        <w:t xml:space="preserve">automatiquement enregistrée</w:t>
+      </w:r>
+      <w:r>
+        <w:t xml:space="preserve"> </w:t>
+      </w:r>
+      <w:r>
+        <w:t xml:space="preserve">par période et persist entre les sessions.</w:t>
       </w:r>
     </w:p>
     <w:tbl>
@@ -13692,166 +13130,79 @@
               <w:pStyle w:val="Compact"/>
             </w:pPr>
             <w:r>
-              <w:t xml:space="preserve">Rôle</w:t>
-            </w:r>
-          </w:p>
-        </w:tc>
-        <w:tc>
-          <w:tcPr/>
-          <w:p>
-            <w:pPr>
-              <w:pStyle w:val="Compact"/>
-            </w:pPr>
-            <w:r>
-              <w:t xml:space="preserve">Droits principaux</w:t>
-            </w:r>
-          </w:p>
-        </w:tc>
-      </w:tr>
-      <w:tr>
-        <w:tc>
-          <w:tcPr/>
-          <w:p>
-            <w:pPr>
-              <w:pStyle w:val="Compact"/>
-            </w:pPr>
-            <w:r>
-              <w:rPr>
-                <w:rStyle w:val="VerbatimChar"/>
-              </w:rPr>
-              <w:t xml:space="preserve">admin</w:t>
-            </w:r>
-          </w:p>
-        </w:tc>
-        <w:tc>
-          <w:tcPr/>
-          <w:p>
-            <w:pPr>
-              <w:pStyle w:val="Compact"/>
-            </w:pPr>
-            <w:r>
-              <w:t xml:space="preserve">Tout : clients, documents, articles, paramètres, utilisateurs, sauvegardes</w:t>
-            </w:r>
-          </w:p>
-        </w:tc>
-      </w:tr>
-      <w:tr>
-        <w:tc>
-          <w:tcPr/>
-          <w:p>
-            <w:pPr>
-              <w:pStyle w:val="Compact"/>
-            </w:pPr>
-            <w:r>
-              <w:rPr>
-                <w:rStyle w:val="VerbatimChar"/>
-              </w:rPr>
-              <w:t xml:space="preserve">comptable</w:t>
-            </w:r>
-          </w:p>
-        </w:tc>
-        <w:tc>
-          <w:tcPr/>
-          <w:p>
-            <w:pPr>
-              <w:pStyle w:val="Compact"/>
-            </w:pPr>
-            <w:r>
-              <w:t xml:space="preserve">Clients + documents complets — pas de gestion utilisateurs ni sauvegardes</w:t>
-            </w:r>
-          </w:p>
-        </w:tc>
-      </w:tr>
-      <w:tr>
-        <w:tc>
-          <w:tcPr/>
-          <w:p>
-            <w:pPr>
-              <w:pStyle w:val="Compact"/>
-            </w:pPr>
-            <w:r>
-              <w:rPr>
-                <w:rStyle w:val="VerbatimChar"/>
-              </w:rPr>
-              <w:t xml:space="preserve">commercial</w:t>
-            </w:r>
-          </w:p>
-        </w:tc>
-        <w:tc>
-          <w:tcPr/>
-          <w:p>
-            <w:pPr>
-              <w:pStyle w:val="Compact"/>
-            </w:pPr>
-            <w:r>
-              <w:t xml:space="preserve">Clients + devis (lecture/écriture) + factures/BL/articles en lecture</w:t>
-            </w:r>
-          </w:p>
-        </w:tc>
-      </w:tr>
-      <w:tr>
-        <w:tc>
-          <w:tcPr/>
-          <w:p>
-            <w:pPr>
-              <w:pStyle w:val="Compact"/>
-            </w:pPr>
-            <w:r>
-              <w:rPr>
-                <w:rStyle w:val="VerbatimChar"/>
-              </w:rPr>
-              <w:t xml:space="preserve">lecteur</w:t>
-            </w:r>
-          </w:p>
-        </w:tc>
-        <w:tc>
-          <w:tcPr/>
-          <w:p>
-            <w:pPr>
-              <w:pStyle w:val="Compact"/>
-            </w:pPr>
-            <w:r>
-              <w:t xml:space="preserve">Lecture seule sur tout</w:t>
-            </w:r>
-          </w:p>
-        </w:tc>
-      </w:tr>
-      <w:tr>
-        <w:tc>
-          <w:tcPr/>
-          <w:p>
-            <w:pPr>
-              <w:pStyle w:val="Compact"/>
-            </w:pPr>
-            <w:r>
-              <w:rPr>
-                <w:rStyle w:val="VerbatimChar"/>
-              </w:rPr>
-              <w:t xml:space="preserve">super_admin</w:t>
-            </w:r>
-          </w:p>
-        </w:tc>
-        <w:tc>
-          <w:tcPr/>
-          <w:p>
-            <w:pPr>
-              <w:pStyle w:val="Compact"/>
-            </w:pPr>
-            <w:r>
-              <w:t xml:space="preserve">Passe outre toutes les permissions — gère plusieurs sociétés</w:t>
+              <w:t xml:space="preserve">Champ</w:t>
+            </w:r>
+          </w:p>
+        </w:tc>
+        <w:tc>
+          <w:tcPr/>
+          <w:p>
+            <w:pPr>
+              <w:pStyle w:val="Compact"/>
+            </w:pPr>
+            <w:r>
+              <w:t xml:space="preserve">Contenu</w:t>
+            </w:r>
+          </w:p>
+        </w:tc>
+      </w:tr>
+      <w:tr>
+        <w:tc>
+          <w:tcPr/>
+          <w:p>
+            <w:pPr>
+              <w:pStyle w:val="Compact"/>
+            </w:pPr>
+            <w:r>
+              <w:t xml:space="preserve">TVA déductible sur achats</w:t>
+            </w:r>
+          </w:p>
+        </w:tc>
+        <w:tc>
+          <w:tcPr/>
+          <w:p>
+            <w:pPr>
+              <w:pStyle w:val="Compact"/>
+            </w:pPr>
+            <w:r>
+              <w:t xml:space="preserve">Montant à saisir depuis vos factures d’achat</w:t>
+            </w:r>
+          </w:p>
+        </w:tc>
+      </w:tr>
+      <w:tr>
+        <w:tc>
+          <w:tcPr/>
+          <w:p>
+            <w:pPr>
+              <w:pStyle w:val="Compact"/>
+            </w:pPr>
+            <w:r>
+              <w:t xml:space="preserve">Notes</w:t>
+            </w:r>
+          </w:p>
+        </w:tc>
+        <w:tc>
+          <w:tcPr/>
+          <w:p>
+            <w:pPr>
+              <w:pStyle w:val="Compact"/>
+            </w:pPr>
+            <w:r>
+              <w:t xml:space="preserve">Commentaire libre pour votre comptable</w:t>
             </w:r>
           </w:p>
         </w:tc>
       </w:tr>
     </w:tbl>
-    <w:bookmarkEnd w:id="179"/>
-    <w:bookmarkStart w:id="180" w:name="visibilité-des-commerciaux"/>
+    <w:bookmarkEnd w:id="166"/>
+    <w:bookmarkStart w:id="167" w:name="section-c-solde-tva-à-payer"/>
     <w:p>
       <w:pPr>
         <w:pStyle w:val="Heading2"/>
       </w:pPr>
       <w:r>
-        <w:t xml:space="preserve">Visibilité des commerciaux</w:t>
+        <w:t xml:space="preserve">Section C — Solde TVA à payer</w:t>
       </w:r>
     </w:p>
     <w:p>
@@ -13859,7 +13210,7 @@
         <w:pStyle w:val="FirstParagraph"/>
       </w:pPr>
       <w:r>
-        <w:t xml:space="preserve">Un commercial peut être configuré pour voir</w:t>
+        <w:t xml:space="preserve">Calculé automatiquement :</w:t>
       </w:r>
       <w:r>
         <w:t xml:space="preserve"> </w:t>
@@ -13869,85 +13220,31 @@
           <w:b/>
           <w:bCs/>
         </w:rPr>
-        <w:t xml:space="preserve">uniquement ses propres devis et factures</w:t>
-      </w:r>
-      <w:r>
-        <w:t xml:space="preserve"> </w:t>
-      </w:r>
-      <w:r>
-        <w:t xml:space="preserve">(ceux qu’il a créés) ou</w:t>
-      </w:r>
-      <w:r>
-        <w:t xml:space="preserve"> </w:t>
-      </w:r>
+        <w:t xml:space="preserve">TVA collectée nette − TVA déductible = Solde à payer</w:t>
+      </w:r>
+      <w:r>
+        <w:t xml:space="preserve"> </w:t>
+      </w:r>
+      <w:r>
+        <w:t xml:space="preserve">(ou crédit de TVA si négatif).</w:t>
+      </w:r>
+    </w:p>
+    <w:p>
+      <w:pPr>
+        <w:pStyle w:val="BlockText"/>
+      </w:pPr>
       <w:r>
         <w:rPr>
           <w:b/>
           <w:bCs/>
         </w:rPr>
-        <w:t xml:space="preserve">tous les documents de la société</w:t>
-      </w:r>
-      <w:r>
-        <w:t xml:space="preserve">. Ce paramètre se configure dans Paramètres &gt; Utilisateurs, colonne</w:t>
-      </w:r>
-      <w:r>
-        <w:t xml:space="preserve"> </w:t>
-      </w:r>
-      <w:r>
-        <w:rPr>
-          <w:b/>
-          <w:bCs/>
-        </w:rPr>
-        <w:t xml:space="preserve">Voir tout</w:t>
-      </w:r>
-      <w:r>
-        <w:t xml:space="preserve">.</w:t>
-      </w:r>
-    </w:p>
-    <w:bookmarkEnd w:id="180"/>
-    <w:bookmarkStart w:id="181" w:name="multi-société"/>
-    <w:p>
-      <w:pPr>
-        <w:pStyle w:val="Heading2"/>
-      </w:pPr>
-      <w:r>
-        <w:t xml:space="preserve">Multi-société</w:t>
-      </w:r>
-    </w:p>
-    <w:p>
-      <w:pPr>
-        <w:pStyle w:val="FirstParagraph"/>
-      </w:pPr>
-      <w:r>
-        <w:t xml:space="preserve">Le super-administrateur peut gérer plusieurs entités depuis un seul compte :</w:t>
-      </w:r>
-      <w:r>
-        <w:t xml:space="preserve"> </w:t>
-      </w:r>
-      <w:r>
-        <w:t xml:space="preserve">-</w:t>
-      </w:r>
-      <w:r>
-        <w:t xml:space="preserve"> </w:t>
-      </w:r>
-      <w:r>
-        <w:rPr>
-          <w:b/>
-          <w:bCs/>
-        </w:rPr>
-        <w:t xml:space="preserve">Paramètres &gt; Entreprise &gt; Nouvelle société</w:t>
-      </w:r>
-      <w:r>
-        <w:t xml:space="preserve"> </w:t>
-      </w:r>
-      <w:r>
-        <w:t xml:space="preserve">pour créer une entité supplémentaire.</w:t>
-      </w:r>
-      <w:r>
-        <w:t xml:space="preserve"> </w:t>
-      </w:r>
-      <w:r>
-        <w:t xml:space="preserve">- Le commutateur de société apparaît lors de la connexion si plusieurs entités sont accessibles.</w:t>
+        <w:t xml:space="preserve">Important :</w:t>
+      </w:r>
+      <w:r>
+        <w:t xml:space="preserve"> </w:t>
+      </w:r>
+      <w:r>
+        <w:t xml:space="preserve">Ce document est un outil d’aide au calcul. Vérifiez avec votre expert-comptable avant le dépôt officiel sur impots.gouv.fr.</w:t>
       </w:r>
     </w:p>
     <w:p>
@@ -13957,15 +13254,15 @@
         </w:pict>
       </w:r>
     </w:p>
-    <w:bookmarkEnd w:id="181"/>
-    <w:bookmarkEnd w:id="182"/>
-    <w:bookmarkStart w:id="189" w:name="sauvegardes"/>
+    <w:bookmarkEnd w:id="167"/>
+    <w:bookmarkEnd w:id="168"/>
+    <w:bookmarkStart w:id="176" w:name="exercices-comptables"/>
     <w:p>
       <w:pPr>
         <w:pStyle w:val="Heading1"/>
       </w:pPr>
       <w:r>
-        <w:t xml:space="preserve">Sauvegardes</w:t>
+        <w:t xml:space="preserve">Exercices comptables</w:t>
       </w:r>
     </w:p>
     <w:p>
@@ -13977,12 +13274,939 @@
           <wp:inline>
             <wp:extent cx="5334000" cy="2637413"/>
             <wp:effectExtent b="0" l="0" r="0" t="0"/>
-            <wp:docPr descr="Sauvegardes" title="" id="184" name="Picture"/>
+            <wp:docPr descr="Exercices comptables" title="" id="170" name="Picture"/>
             <a:graphic>
               <a:graphicData uri="http://schemas.openxmlformats.org/drawingml/2006/picture">
                 <pic:pic>
                   <pic:nvPicPr>
-                    <pic:cNvPr descr="screenshots/19-sauvegardes.png" id="185" name="Picture"/>
+                    <pic:cNvPr descr="screenshots/10-exercices.png" id="171" name="Picture"/>
+                    <pic:cNvPicPr>
+                      <a:picLocks noChangeArrowheads="1" noChangeAspect="1"/>
+                    </pic:cNvPicPr>
+                  </pic:nvPicPr>
+                  <pic:blipFill>
+                    <a:blip r:embed="rId169"/>
+                    <a:stretch>
+                      <a:fillRect/>
+                    </a:stretch>
+                  </pic:blipFill>
+                  <pic:spPr bwMode="auto">
+                    <a:xfrm>
+                      <a:off x="0" y="0"/>
+                      <a:ext cx="5334000" cy="2637413"/>
+                    </a:xfrm>
+                    <a:prstGeom prst="rect">
+                      <a:avLst/>
+                    </a:prstGeom>
+                    <a:noFill/>
+                    <a:ln w="9525">
+                      <a:noFill/>
+                      <a:headEnd/>
+                      <a:tailEnd/>
+                    </a:ln>
+                  </pic:spPr>
+                </pic:pic>
+              </a:graphicData>
+            </a:graphic>
+          </wp:inline>
+        </w:drawing>
+      </w:r>
+    </w:p>
+    <w:p>
+      <w:pPr>
+        <w:pStyle w:val="ImageCaption"/>
+      </w:pPr>
+      <w:r>
+        <w:t xml:space="preserve">Exercices comptables</w:t>
+      </w:r>
+    </w:p>
+    <w:p>
+      <w:pPr>
+        <w:pStyle w:val="BodyText"/>
+      </w:pPr>
+      <w:r>
+        <w:t xml:space="preserve">La clôture annuelle est</w:t>
+      </w:r>
+      <w:r>
+        <w:t xml:space="preserve"> </w:t>
+      </w:r>
+      <w:r>
+        <w:rPr>
+          <w:b/>
+          <w:bCs/>
+        </w:rPr>
+        <w:t xml:space="preserve">obligatoire</w:t>
+      </w:r>
+      <w:r>
+        <w:t xml:space="preserve"> </w:t>
+      </w:r>
+      <w:r>
+        <w:t xml:space="preserve">en droit français (art. L123-12 Code de Commerce et art. 88 loi 2015-1785 anti-fraude TVA).</w:t>
+      </w:r>
+    </w:p>
+    <w:bookmarkStart w:id="172" w:name="ouvrir-un-exercice"/>
+    <w:p>
+      <w:pPr>
+        <w:pStyle w:val="Heading2"/>
+      </w:pPr>
+      <w:r>
+        <w:t xml:space="preserve">Ouvrir un exercice</w:t>
+      </w:r>
+    </w:p>
+    <w:p>
+      <w:pPr>
+        <w:pStyle w:val="Compact"/>
+        <w:numPr>
+          <w:ilvl w:val="0"/>
+          <w:numId w:val="1019"/>
+        </w:numPr>
+      </w:pPr>
+      <w:r>
+        <w:t xml:space="preserve">Cliquez</w:t>
+      </w:r>
+      <w:r>
+        <w:t xml:space="preserve"> </w:t>
+      </w:r>
+      <w:r>
+        <w:rPr>
+          <w:b/>
+          <w:bCs/>
+        </w:rPr>
+        <w:t xml:space="preserve">+ Ouvrir cet exercice</w:t>
+      </w:r>
+      <w:r>
+        <w:t xml:space="preserve"> </w:t>
+      </w:r>
+      <w:r>
+        <w:t xml:space="preserve">dans la vue</w:t>
+      </w:r>
+      <w:r>
+        <w:t xml:space="preserve"> </w:t>
+      </w:r>
+      <w:r>
+        <w:rPr>
+          <w:b/>
+          <w:bCs/>
+        </w:rPr>
+        <w:t xml:space="preserve">📅 Exercices</w:t>
+      </w:r>
+      <w:r>
+        <w:t xml:space="preserve">.</w:t>
+      </w:r>
+    </w:p>
+    <w:p>
+      <w:pPr>
+        <w:pStyle w:val="Compact"/>
+        <w:numPr>
+          <w:ilvl w:val="0"/>
+          <w:numId w:val="1019"/>
+        </w:numPr>
+      </w:pPr>
+      <w:r>
+        <w:t xml:space="preserve">Sélectionnez l’</w:t>
+      </w:r>
+      <w:r>
+        <w:rPr>
+          <w:b/>
+          <w:bCs/>
+        </w:rPr>
+        <w:t xml:space="preserve">année</w:t>
+      </w:r>
+      <w:r>
+        <w:t xml:space="preserve">.</w:t>
+      </w:r>
+    </w:p>
+    <w:p>
+      <w:pPr>
+        <w:pStyle w:val="Compact"/>
+        <w:numPr>
+          <w:ilvl w:val="0"/>
+          <w:numId w:val="1019"/>
+        </w:numPr>
+      </w:pPr>
+      <w:r>
+        <w:t xml:space="preserve">Renseignez la</w:t>
+      </w:r>
+      <w:r>
+        <w:t xml:space="preserve"> </w:t>
+      </w:r>
+      <w:r>
+        <w:rPr>
+          <w:b/>
+          <w:bCs/>
+        </w:rPr>
+        <w:t xml:space="preserve">date de début</w:t>
+      </w:r>
+      <w:r>
+        <w:t xml:space="preserve"> </w:t>
+      </w:r>
+      <w:r>
+        <w:t xml:space="preserve">(défaut : 1er janvier de l’année sélectionnée).</w:t>
+      </w:r>
+    </w:p>
+    <w:p>
+      <w:pPr>
+        <w:pStyle w:val="BlockText"/>
+      </w:pPr>
+      <w:r>
+        <w:rPr>
+          <w:b/>
+          <w:bCs/>
+        </w:rPr>
+        <w:t xml:space="preserve">Exercice non-civil :</w:t>
+      </w:r>
+      <w:r>
+        <w:t xml:space="preserve"> </w:t>
+      </w:r>
+      <w:r>
+        <w:t xml:space="preserve">Si votre exercice commence le 1er avril 2025 et se termine le 31 mars 2026, sélectionnez l’année 2025 et définissez la date d’ouverture au 01/04/2025.</w:t>
+      </w:r>
+    </w:p>
+    <w:bookmarkEnd w:id="172"/>
+    <w:bookmarkStart w:id="173" w:name="clôturer-un-exercice"/>
+    <w:p>
+      <w:pPr>
+        <w:pStyle w:val="Heading2"/>
+      </w:pPr>
+      <w:r>
+        <w:t xml:space="preserve">Clôturer un exercice</w:t>
+      </w:r>
+    </w:p>
+    <w:p>
+      <w:pPr>
+        <w:pStyle w:val="Compact"/>
+        <w:numPr>
+          <w:ilvl w:val="0"/>
+          <w:numId w:val="1020"/>
+        </w:numPr>
+      </w:pPr>
+      <w:r>
+        <w:t xml:space="preserve">Cliquez</w:t>
+      </w:r>
+      <w:r>
+        <w:t xml:space="preserve"> </w:t>
+      </w:r>
+      <w:r>
+        <w:rPr>
+          <w:b/>
+          <w:bCs/>
+        </w:rPr>
+        <w:t xml:space="preserve">🔒 Clôturer</w:t>
+      </w:r>
+      <w:r>
+        <w:t xml:space="preserve"> </w:t>
+      </w:r>
+      <w:r>
+        <w:t xml:space="preserve">sur la ligne de l’exercice.</w:t>
+      </w:r>
+    </w:p>
+    <w:p>
+      <w:pPr>
+        <w:pStyle w:val="Compact"/>
+        <w:numPr>
+          <w:ilvl w:val="0"/>
+          <w:numId w:val="1020"/>
+        </w:numPr>
+      </w:pPr>
+      <w:r>
+        <w:t xml:space="preserve">Une boîte de dialogue propose automatiquement la</w:t>
+      </w:r>
+      <w:r>
+        <w:t xml:space="preserve"> </w:t>
+      </w:r>
+      <w:r>
+        <w:rPr>
+          <w:b/>
+          <w:bCs/>
+        </w:rPr>
+        <w:t xml:space="preserve">date de clôture</w:t>
+      </w:r>
+      <w:r>
+        <w:t xml:space="preserve"> </w:t>
+      </w:r>
+      <w:r>
+        <w:t xml:space="preserve">calculée depuis la date d’ouverture (ex. 01/04/2025 → 31/03/2026).</w:t>
+      </w:r>
+    </w:p>
+    <w:p>
+      <w:pPr>
+        <w:pStyle w:val="Compact"/>
+        <w:numPr>
+          <w:ilvl w:val="0"/>
+          <w:numId w:val="1020"/>
+        </w:numPr>
+      </w:pPr>
+      <w:r>
+        <w:t xml:space="preserve">Modifiez si nécessaire, puis confirmez.</w:t>
+      </w:r>
+    </w:p>
+    <w:p>
+      <w:pPr>
+        <w:pStyle w:val="FirstParagraph"/>
+      </w:pPr>
+      <w:r>
+        <w:t xml:space="preserve">La clôture est</w:t>
+      </w:r>
+      <w:r>
+        <w:t xml:space="preserve"> </w:t>
+      </w:r>
+      <w:r>
+        <w:rPr>
+          <w:b/>
+          <w:bCs/>
+        </w:rPr>
+        <w:t xml:space="preserve">irréversible</w:t>
+      </w:r>
+      <w:r>
+        <w:t xml:space="preserve">. Elle :</w:t>
+      </w:r>
+    </w:p>
+    <w:p>
+      <w:pPr>
+        <w:pStyle w:val="Compact"/>
+        <w:numPr>
+          <w:ilvl w:val="0"/>
+          <w:numId w:val="1021"/>
+        </w:numPr>
+      </w:pPr>
+      <w:r>
+        <w:t xml:space="preserve">Calcule l’</w:t>
+      </w:r>
+      <w:r>
+        <w:rPr>
+          <w:b/>
+          <w:bCs/>
+        </w:rPr>
+        <w:t xml:space="preserve">empreinte SHA-256</w:t>
+      </w:r>
+      <w:r>
+        <w:t xml:space="preserve"> </w:t>
+      </w:r>
+      <w:r>
+        <w:t xml:space="preserve">du FEC de l’exercice (identique au contenu exporté).</w:t>
+      </w:r>
+    </w:p>
+    <w:p>
+      <w:pPr>
+        <w:pStyle w:val="Compact"/>
+        <w:numPr>
+          <w:ilvl w:val="0"/>
+          <w:numId w:val="1021"/>
+        </w:numPr>
+      </w:pPr>
+      <w:r>
+        <w:t xml:space="preserve">Enregistre la date, le nombre d’écritures et l’empreinte.</w:t>
+      </w:r>
+    </w:p>
+    <w:p>
+      <w:pPr>
+        <w:pStyle w:val="Compact"/>
+        <w:numPr>
+          <w:ilvl w:val="0"/>
+          <w:numId w:val="1021"/>
+        </w:numPr>
+      </w:pPr>
+      <w:r>
+        <w:t xml:space="preserve">Génère un</w:t>
+      </w:r>
+      <w:r>
+        <w:t xml:space="preserve"> </w:t>
+      </w:r>
+      <w:r>
+        <w:rPr>
+          <w:b/>
+          <w:bCs/>
+        </w:rPr>
+        <w:t xml:space="preserve">Procès-Verbal de clôture</w:t>
+      </w:r>
+      <w:r>
+        <w:t xml:space="preserve"> </w:t>
+      </w:r>
+      <w:r>
+        <w:t xml:space="preserve">PDF téléchargeable.</w:t>
+      </w:r>
+    </w:p>
+    <w:p>
+      <w:pPr>
+        <w:pStyle w:val="BlockText"/>
+      </w:pPr>
+      <w:r>
+        <w:t xml:space="preserve">⚠️</w:t>
+      </w:r>
+      <w:r>
+        <w:t xml:space="preserve"> </w:t>
+      </w:r>
+      <w:r>
+        <w:rPr>
+          <w:b/>
+          <w:bCs/>
+        </w:rPr>
+        <w:t xml:space="preserve">La clôture ne peut pas être annulée.</w:t>
+      </w:r>
+      <w:r>
+        <w:t xml:space="preserve"> </w:t>
+      </w:r>
+      <w:r>
+        <w:t xml:space="preserve">Pour l’exercice en cours, attendez que toutes les factures soient saisies.</w:t>
+      </w:r>
+    </w:p>
+    <w:bookmarkEnd w:id="173"/>
+    <w:bookmarkStart w:id="174" w:name="télécharger-le-fec-par-exercice"/>
+    <w:p>
+      <w:pPr>
+        <w:pStyle w:val="Heading2"/>
+      </w:pPr>
+      <w:r>
+        <w:t xml:space="preserve">Télécharger le FEC par exercice</w:t>
+      </w:r>
+    </w:p>
+    <w:p>
+      <w:pPr>
+        <w:pStyle w:val="FirstParagraph"/>
+      </w:pPr>
+      <w:r>
+        <w:t xml:space="preserve">Bouton</w:t>
+      </w:r>
+      <w:r>
+        <w:t xml:space="preserve"> </w:t>
+      </w:r>
+      <w:r>
+        <w:rPr>
+          <w:b/>
+          <w:bCs/>
+        </w:rPr>
+        <w:t xml:space="preserve">⬇ FEC 2025</w:t>
+      </w:r>
+      <w:r>
+        <w:t xml:space="preserve"> </w:t>
+      </w:r>
+      <w:r>
+        <w:t xml:space="preserve">→ fichier texte tabulé</w:t>
+      </w:r>
+      <w:r>
+        <w:t xml:space="preserve"> </w:t>
+      </w:r>
+      <w:r>
+        <w:rPr>
+          <w:rStyle w:val="VerbatimChar"/>
+        </w:rPr>
+        <w:t xml:space="preserve">FEC_2025.txt</w:t>
+      </w:r>
+      <w:r>
+        <w:t xml:space="preserve"> </w:t>
+      </w:r>
+      <w:r>
+        <w:t xml:space="preserve">contenant uniquement les écritures de cet exercice, conforme DGFiP.</w:t>
+      </w:r>
+    </w:p>
+    <w:p>
+      <w:pPr>
+        <w:pStyle w:val="BodyText"/>
+      </w:pPr>
+      <w:r>
+        <w:t xml:space="preserve">Vous pouvez aussi télécharger le FEC depuis</w:t>
+      </w:r>
+      <w:r>
+        <w:t xml:space="preserve"> </w:t>
+      </w:r>
+      <w:r>
+        <w:rPr>
+          <w:b/>
+          <w:bCs/>
+        </w:rPr>
+        <w:t xml:space="preserve">Factures &gt; Export FEC</w:t>
+      </w:r>
+      <w:r>
+        <w:t xml:space="preserve"> </w:t>
+      </w:r>
+      <w:r>
+        <w:t xml:space="preserve">avec le filtre année :</w:t>
+      </w:r>
+      <w:r>
+        <w:t xml:space="preserve"> </w:t>
+      </w:r>
+      <w:r>
+        <w:rPr>
+          <w:rStyle w:val="VerbatimChar"/>
+        </w:rPr>
+        <w:t xml:space="preserve">?annee=2025</w:t>
+      </w:r>
+      <w:r>
+        <w:t xml:space="preserve">.</w:t>
+      </w:r>
+    </w:p>
+    <w:bookmarkEnd w:id="174"/>
+    <w:bookmarkStart w:id="175" w:name="procès-verbal-de-clôture-pv"/>
+    <w:p>
+      <w:pPr>
+        <w:pStyle w:val="Heading2"/>
+      </w:pPr>
+      <w:r>
+        <w:t xml:space="preserve">Procès-Verbal de clôture (PV)</w:t>
+      </w:r>
+    </w:p>
+    <w:p>
+      <w:pPr>
+        <w:pStyle w:val="FirstParagraph"/>
+      </w:pPr>
+      <w:r>
+        <w:t xml:space="preserve">Bouton</w:t>
+      </w:r>
+      <w:r>
+        <w:t xml:space="preserve"> </w:t>
+      </w:r>
+      <w:r>
+        <w:rPr>
+          <w:b/>
+          <w:bCs/>
+        </w:rPr>
+        <w:t xml:space="preserve">📄 PV</w:t>
+      </w:r>
+      <w:r>
+        <w:t xml:space="preserve"> </w:t>
+      </w:r>
+      <w:r>
+        <w:t xml:space="preserve">→ PDF A4 contenant :</w:t>
+      </w:r>
+    </w:p>
+    <w:p>
+      <w:pPr>
+        <w:pStyle w:val="Compact"/>
+        <w:numPr>
+          <w:ilvl w:val="0"/>
+          <w:numId w:val="1022"/>
+        </w:numPr>
+      </w:pPr>
+      <w:r>
+        <w:t xml:space="preserve">Raison sociale, SIRET</w:t>
+      </w:r>
+    </w:p>
+    <w:p>
+      <w:pPr>
+        <w:pStyle w:val="Compact"/>
+        <w:numPr>
+          <w:ilvl w:val="0"/>
+          <w:numId w:val="1022"/>
+        </w:numPr>
+      </w:pPr>
+      <w:r>
+        <w:t xml:space="preserve">Période fiscale</w:t>
+      </w:r>
+    </w:p>
+    <w:p>
+      <w:pPr>
+        <w:pStyle w:val="Compact"/>
+        <w:numPr>
+          <w:ilvl w:val="0"/>
+          <w:numId w:val="1022"/>
+        </w:numPr>
+      </w:pPr>
+      <w:r>
+        <w:t xml:space="preserve">Date et heure de clôture</w:t>
+      </w:r>
+    </w:p>
+    <w:p>
+      <w:pPr>
+        <w:pStyle w:val="Compact"/>
+        <w:numPr>
+          <w:ilvl w:val="0"/>
+          <w:numId w:val="1022"/>
+        </w:numPr>
+      </w:pPr>
+      <w:r>
+        <w:t xml:space="preserve">Nombre d’écritures comptables</w:t>
+      </w:r>
+    </w:p>
+    <w:p>
+      <w:pPr>
+        <w:pStyle w:val="Compact"/>
+        <w:numPr>
+          <w:ilvl w:val="0"/>
+          <w:numId w:val="1022"/>
+        </w:numPr>
+      </w:pPr>
+      <w:r>
+        <w:rPr>
+          <w:b/>
+          <w:bCs/>
+        </w:rPr>
+        <w:t xml:space="preserve">Empreinte SHA-256</w:t>
+      </w:r>
+      <w:r>
+        <w:t xml:space="preserve"> </w:t>
+      </w:r>
+      <w:r>
+        <w:t xml:space="preserve">du FEC (preuve d’intégrité opposable)</w:t>
+      </w:r>
+    </w:p>
+    <w:p>
+      <w:pPr>
+        <w:pStyle w:val="Compact"/>
+        <w:numPr>
+          <w:ilvl w:val="0"/>
+          <w:numId w:val="1022"/>
+        </w:numPr>
+      </w:pPr>
+      <w:r>
+        <w:t xml:space="preserve">Référence légale : art. 88 loi 2015-1785 + art. 286-I-3° CGI</w:t>
+      </w:r>
+    </w:p>
+    <w:p>
+      <w:pPr>
+        <w:pStyle w:val="Compact"/>
+        <w:numPr>
+          <w:ilvl w:val="0"/>
+          <w:numId w:val="1022"/>
+        </w:numPr>
+      </w:pPr>
+      <w:r>
+        <w:t xml:space="preserve">Zone de signature</w:t>
+      </w:r>
+    </w:p>
+    <w:p>
+      <w:pPr>
+        <w:pStyle w:val="FirstParagraph"/>
+      </w:pPr>
+      <w:r>
+        <w:t xml:space="preserve">Ce document doit être</w:t>
+      </w:r>
+      <w:r>
+        <w:t xml:space="preserve"> </w:t>
+      </w:r>
+      <w:r>
+        <w:rPr>
+          <w:b/>
+          <w:bCs/>
+        </w:rPr>
+        <w:t xml:space="preserve">conservé</w:t>
+      </w:r>
+      <w:r>
+        <w:t xml:space="preserve"> </w:t>
+      </w:r>
+      <w:r>
+        <w:t xml:space="preserve">et peut être demandé lors d’un contrôle fiscal.</w:t>
+      </w:r>
+    </w:p>
+    <w:p>
+      <w:r>
+        <w:pict>
+          <v:rect style="width:0;height:1.5pt" o:hralign="center" o:hrstd="t" o:hr="t"/>
+        </w:pict>
+      </w:r>
+    </w:p>
+    <w:bookmarkEnd w:id="175"/>
+    <w:bookmarkEnd w:id="176"/>
+    <w:bookmarkStart w:id="182" w:name="lettrage"/>
+    <w:p>
+      <w:pPr>
+        <w:pStyle w:val="Heading1"/>
+      </w:pPr>
+      <w:r>
+        <w:t xml:space="preserve">Lettrage</w:t>
+      </w:r>
+    </w:p>
+    <w:p>
+      <w:pPr>
+        <w:pStyle w:val="CaptionedFigure"/>
+      </w:pPr>
+      <w:r>
+        <w:drawing>
+          <wp:inline>
+            <wp:extent cx="5334000" cy="2637413"/>
+            <wp:effectExtent b="0" l="0" r="0" t="0"/>
+            <wp:docPr descr="Lettrage comptable" title="" id="178" name="Picture"/>
+            <a:graphic>
+              <a:graphicData uri="http://schemas.openxmlformats.org/drawingml/2006/picture">
+                <pic:pic>
+                  <pic:nvPicPr>
+                    <pic:cNvPr descr="screenshots/11-lettrage.png" id="179" name="Picture"/>
+                    <pic:cNvPicPr>
+                      <a:picLocks noChangeArrowheads="1" noChangeAspect="1"/>
+                    </pic:cNvPicPr>
+                  </pic:nvPicPr>
+                  <pic:blipFill>
+                    <a:blip r:embed="rId177"/>
+                    <a:stretch>
+                      <a:fillRect/>
+                    </a:stretch>
+                  </pic:blipFill>
+                  <pic:spPr bwMode="auto">
+                    <a:xfrm>
+                      <a:off x="0" y="0"/>
+                      <a:ext cx="5334000" cy="2637413"/>
+                    </a:xfrm>
+                    <a:prstGeom prst="rect">
+                      <a:avLst/>
+                    </a:prstGeom>
+                    <a:noFill/>
+                    <a:ln w="9525">
+                      <a:noFill/>
+                      <a:headEnd/>
+                      <a:tailEnd/>
+                    </a:ln>
+                  </pic:spPr>
+                </pic:pic>
+              </a:graphicData>
+            </a:graphic>
+          </wp:inline>
+        </w:drawing>
+      </w:r>
+    </w:p>
+    <w:p>
+      <w:pPr>
+        <w:pStyle w:val="ImageCaption"/>
+      </w:pPr>
+      <w:r>
+        <w:t xml:space="preserve">Lettrage comptable</w:t>
+      </w:r>
+    </w:p>
+    <w:p>
+      <w:pPr>
+        <w:pStyle w:val="BodyText"/>
+      </w:pPr>
+      <w:r>
+        <w:t xml:space="preserve">Le lettrage rapproche les écritures du compte 411 Clients : chaque débit (facture émise) est mis en regard de son crédit (paiement ou avoir).</w:t>
+      </w:r>
+    </w:p>
+    <w:bookmarkStart w:id="180" w:name="lettrage-automatique"/>
+    <w:p>
+      <w:pPr>
+        <w:pStyle w:val="Heading2"/>
+      </w:pPr>
+      <w:r>
+        <w:t xml:space="preserve">Lettrage automatique</w:t>
+      </w:r>
+    </w:p>
+    <w:tbl>
+      <w:tblPr>
+        <w:tblStyle w:val="Table"/>
+        <w:tblW w:type="pct" w:w="5000"/>
+        <w:tblLayout w:type="fixed"/>
+        <w:tblLook w:firstRow="1" w:lastRow="0" w:firstColumn="0" w:lastColumn="0" w:noHBand="0" w:noVBand="0" w:val="0020"/>
+      </w:tblPr>
+      <w:tblGrid>
+        <w:gridCol w:w="3960"/>
+        <w:gridCol w:w="3960"/>
+      </w:tblGrid>
+      <w:tr>
+        <w:trPr>
+          <w:tblHeader w:val="on"/>
+        </w:trPr>
+        <w:tc>
+          <w:tcPr/>
+          <w:p>
+            <w:pPr>
+              <w:pStyle w:val="Compact"/>
+            </w:pPr>
+            <w:r>
+              <w:t xml:space="preserve">Événement</w:t>
+            </w:r>
+          </w:p>
+        </w:tc>
+        <w:tc>
+          <w:tcPr/>
+          <w:p>
+            <w:pPr>
+              <w:pStyle w:val="Compact"/>
+            </w:pPr>
+            <w:r>
+              <w:t xml:space="preserve">Effet</w:t>
+            </w:r>
+          </w:p>
+        </w:tc>
+      </w:tr>
+      <w:tr>
+        <w:tc>
+          <w:tcPr/>
+          <w:p>
+            <w:pPr>
+              <w:pStyle w:val="Compact"/>
+            </w:pPr>
+            <w:r>
+              <w:t xml:space="preserve">Facture marquée</w:t>
+            </w:r>
+            <w:r>
+              <w:t xml:space="preserve"> </w:t>
+            </w:r>
+            <w:r>
+              <w:rPr>
+                <w:b/>
+                <w:bCs/>
+              </w:rPr>
+              <w:t xml:space="preserve">payée</w:t>
+            </w:r>
+          </w:p>
+        </w:tc>
+        <w:tc>
+          <w:tcPr/>
+          <w:p>
+            <w:pPr>
+              <w:pStyle w:val="Compact"/>
+            </w:pPr>
+            <w:r>
+              <w:t xml:space="preserve">Lignes 411 de l’émission + règlement → même lettre</w:t>
+            </w:r>
+          </w:p>
+        </w:tc>
+      </w:tr>
+      <w:tr>
+        <w:tc>
+          <w:tcPr/>
+          <w:p>
+            <w:pPr>
+              <w:pStyle w:val="Compact"/>
+            </w:pPr>
+            <w:r>
+              <w:rPr>
+                <w:b/>
+                <w:bCs/>
+              </w:rPr>
+              <w:t xml:space="preserve">Avoir émis</w:t>
+            </w:r>
+            <w:r>
+              <w:t xml:space="preserve"> </w:t>
+            </w:r>
+            <w:r>
+              <w:t xml:space="preserve">sur une facture</w:t>
+            </w:r>
+          </w:p>
+        </w:tc>
+        <w:tc>
+          <w:tcPr/>
+          <w:p>
+            <w:pPr>
+              <w:pStyle w:val="Compact"/>
+            </w:pPr>
+            <w:r>
+              <w:t xml:space="preserve">Lignes 411 de la facture + avoir → même lettre</w:t>
+            </w:r>
+          </w:p>
+        </w:tc>
+      </w:tr>
+    </w:tbl>
+    <w:bookmarkEnd w:id="180"/>
+    <w:bookmarkStart w:id="181" w:name="lettrage-manuel"/>
+    <w:p>
+      <w:pPr>
+        <w:pStyle w:val="Heading2"/>
+      </w:pPr>
+      <w:r>
+        <w:t xml:space="preserve">Lettrage manuel</w:t>
+      </w:r>
+    </w:p>
+    <w:p>
+      <w:pPr>
+        <w:pStyle w:val="Compact"/>
+        <w:numPr>
+          <w:ilvl w:val="0"/>
+          <w:numId w:val="1023"/>
+        </w:numPr>
+      </w:pPr>
+      <w:r>
+        <w:t xml:space="preserve">Sélectionnez un client dans le filtre.</w:t>
+      </w:r>
+    </w:p>
+    <w:p>
+      <w:pPr>
+        <w:pStyle w:val="Compact"/>
+        <w:numPr>
+          <w:ilvl w:val="0"/>
+          <w:numId w:val="1023"/>
+        </w:numPr>
+      </w:pPr>
+      <w:r>
+        <w:t xml:space="preserve">Cochez les lignes à rapprocher (débit = crédit à 0,01 € près requis).</w:t>
+      </w:r>
+    </w:p>
+    <w:p>
+      <w:pPr>
+        <w:pStyle w:val="Compact"/>
+        <w:numPr>
+          <w:ilvl w:val="0"/>
+          <w:numId w:val="1023"/>
+        </w:numPr>
+      </w:pPr>
+      <w:r>
+        <w:t xml:space="preserve">Cliquez</w:t>
+      </w:r>
+      <w:r>
+        <w:t xml:space="preserve"> </w:t>
+      </w:r>
+      <w:r>
+        <w:rPr>
+          <w:b/>
+          <w:bCs/>
+        </w:rPr>
+        <w:t xml:space="preserve">Lettrer la sélection</w:t>
+      </w:r>
+      <w:r>
+        <w:t xml:space="preserve"> </w:t>
+      </w:r>
+      <w:r>
+        <w:t xml:space="preserve">— une lettre est attribuée (A, B… Z, AA…).</w:t>
+      </w:r>
+    </w:p>
+    <w:p>
+      <w:pPr>
+        <w:pStyle w:val="Compact"/>
+        <w:numPr>
+          <w:ilvl w:val="0"/>
+          <w:numId w:val="1023"/>
+        </w:numPr>
+      </w:pPr>
+      <w:r>
+        <w:t xml:space="preserve">Bouton</w:t>
+      </w:r>
+      <w:r>
+        <w:t xml:space="preserve"> </w:t>
+      </w:r>
+      <w:r>
+        <w:rPr>
+          <w:b/>
+          <w:bCs/>
+        </w:rPr>
+        <w:t xml:space="preserve">Délettrer</w:t>
+      </w:r>
+      <w:r>
+        <w:t xml:space="preserve"> </w:t>
+      </w:r>
+      <w:r>
+        <w:t xml:space="preserve">pour annuler un lettrage erroné.</w:t>
+      </w:r>
+    </w:p>
+    <w:p>
+      <w:r>
+        <w:pict>
+          <v:rect style="width:0;height:1.5pt" o:hralign="center" o:hrstd="t" o:hr="t"/>
+        </w:pict>
+      </w:r>
+    </w:p>
+    <w:bookmarkEnd w:id="181"/>
+    <w:bookmarkEnd w:id="182"/>
+    <w:bookmarkStart w:id="186" w:name="journal-daudit"/>
+    <w:p>
+      <w:pPr>
+        <w:pStyle w:val="Heading1"/>
+      </w:pPr>
+      <w:r>
+        <w:t xml:space="preserve">Journal d’audit</w:t>
+      </w:r>
+    </w:p>
+    <w:p>
+      <w:pPr>
+        <w:pStyle w:val="CaptionedFigure"/>
+      </w:pPr>
+      <w:r>
+        <w:drawing>
+          <wp:inline>
+            <wp:extent cx="5334000" cy="2637413"/>
+            <wp:effectExtent b="0" l="0" r="0" t="0"/>
+            <wp:docPr descr="Journal d’audit" title="" id="184" name="Picture"/>
+            <a:graphic>
+              <a:graphicData uri="http://schemas.openxmlformats.org/drawingml/2006/picture">
+                <pic:pic>
+                  <pic:nvPicPr>
+                    <pic:cNvPr descr="screenshots/18-audit.png" id="185" name="Picture"/>
                     <pic:cNvPicPr>
                       <a:picLocks noChangeArrowheads="1" noChangeAspect="1"/>
                     </pic:cNvPicPr>
@@ -14020,31 +14244,554 @@
         <w:pStyle w:val="ImageCaption"/>
       </w:pPr>
       <w:r>
-        <w:t xml:space="preserve">Sauvegardes</w:t>
-      </w:r>
-    </w:p>
-    <w:bookmarkStart w:id="186" w:name="configuration-admin-uniquement"/>
-    <w:p>
-      <w:pPr>
-        <w:pStyle w:val="Heading2"/>
-      </w:pPr>
-      <w:r>
-        <w:t xml:space="preserve">Configuration (admin uniquement)</w:t>
-      </w:r>
-    </w:p>
-    <w:p>
-      <w:pPr>
-        <w:pStyle w:val="FirstParagraph"/>
-      </w:pPr>
+        <w:t xml:space="preserve">Journal d’audit</w:t>
+      </w:r>
+    </w:p>
+    <w:p>
+      <w:pPr>
+        <w:pStyle w:val="BodyText"/>
+      </w:pPr>
+      <w:r>
+        <w:t xml:space="preserve">Accessible via</w:t>
+      </w:r>
+      <w:r>
+        <w:t xml:space="preserve"> </w:t>
+      </w:r>
       <w:r>
         <w:rPr>
           <w:b/>
           <w:bCs/>
         </w:rPr>
-        <w:t xml:space="preserve">Paramètres &gt; Sauvegarde automatique</w:t>
+        <w:t xml:space="preserve">🔍 Journal d’audit</w:t>
+      </w:r>
+      <w:r>
+        <w:t xml:space="preserve"> </w:t>
+      </w:r>
+      <w:r>
+        <w:t xml:space="preserve">(administrateurs uniquement). Affiche les 200 dernières actions sensibles :</w:t>
+      </w:r>
+    </w:p>
+    <w:tbl>
+      <w:tblPr>
+        <w:tblStyle w:val="Table"/>
+        <w:tblW w:type="auto" w:w="0"/>
+        <w:tblLook w:firstRow="1" w:lastRow="0" w:firstColumn="0" w:lastColumn="0" w:noHBand="0" w:noVBand="0" w:val="0020"/>
+      </w:tblPr>
+      <w:tblGrid>
+        <w:gridCol w:w="3960"/>
+        <w:gridCol w:w="3960"/>
+      </w:tblGrid>
+      <w:tr>
+        <w:trPr>
+          <w:tblHeader w:val="on"/>
+        </w:trPr>
+        <w:tc>
+          <w:tcPr/>
+          <w:p>
+            <w:pPr>
+              <w:pStyle w:val="Compact"/>
+            </w:pPr>
+            <w:r>
+              <w:t xml:space="preserve">Action enregistrée</w:t>
+            </w:r>
+          </w:p>
+        </w:tc>
+        <w:tc>
+          <w:tcPr/>
+          <w:p>
+            <w:pPr>
+              <w:pStyle w:val="Compact"/>
+            </w:pPr>
+            <w:r>
+              <w:t xml:space="preserve">Détail</w:t>
+            </w:r>
+          </w:p>
+        </w:tc>
+      </w:tr>
+      <w:tr>
+        <w:tc>
+          <w:tcPr/>
+          <w:p>
+            <w:pPr>
+              <w:pStyle w:val="Compact"/>
+            </w:pPr>
+            <w:r>
+              <w:t xml:space="preserve">Connexion</w:t>
+            </w:r>
+          </w:p>
+        </w:tc>
+        <w:tc>
+          <w:tcPr/>
+          <w:p>
+            <w:pPr>
+              <w:pStyle w:val="Compact"/>
+            </w:pPr>
+            <w:r>
+              <w:t xml:space="preserve">Email, IP, horodatage</w:t>
+            </w:r>
+          </w:p>
+        </w:tc>
+      </w:tr>
+      <w:tr>
+        <w:tc>
+          <w:tcPr/>
+          <w:p>
+            <w:pPr>
+              <w:pStyle w:val="Compact"/>
+            </w:pPr>
+            <w:r>
+              <w:t xml:space="preserve">Émission de facture</w:t>
+            </w:r>
+          </w:p>
+        </w:tc>
+        <w:tc>
+          <w:tcPr/>
+          <w:p>
+            <w:pPr>
+              <w:pStyle w:val="Compact"/>
+            </w:pPr>
+            <w:r>
+              <w:t xml:space="preserve">Numéro de facture</w:t>
+            </w:r>
+          </w:p>
+        </w:tc>
+      </w:tr>
+      <w:tr>
+        <w:tc>
+          <w:tcPr/>
+          <w:p>
+            <w:pPr>
+              <w:pStyle w:val="Compact"/>
+            </w:pPr>
+            <w:r>
+              <w:t xml:space="preserve">Paiement de facture</w:t>
+            </w:r>
+          </w:p>
+        </w:tc>
+        <w:tc>
+          <w:tcPr/>
+          <w:p>
+            <w:pPr>
+              <w:pStyle w:val="Compact"/>
+            </w:pPr>
+            <w:r>
+              <w:t xml:space="preserve">Mode de paiement</w:t>
+            </w:r>
+          </w:p>
+        </w:tc>
+      </w:tr>
+      <w:tr>
+        <w:tc>
+          <w:tcPr/>
+          <w:p>
+            <w:pPr>
+              <w:pStyle w:val="Compact"/>
+            </w:pPr>
+            <w:r>
+              <w:t xml:space="preserve">Dépôt Chorus Pro</w:t>
+            </w:r>
+          </w:p>
+        </w:tc>
+        <w:tc>
+          <w:tcPr/>
+          <w:p>
+            <w:pPr>
+              <w:pStyle w:val="Compact"/>
+            </w:pPr>
+            <w:r>
+              <w:t xml:space="preserve">ID de dépôt</w:t>
+            </w:r>
+          </w:p>
+        </w:tc>
+      </w:tr>
+    </w:tbl>
+    <w:p>
+      <w:r>
+        <w:pict>
+          <v:rect style="width:0;height:1.5pt" o:hralign="center" o:hrstd="t" o:hr="t"/>
+        </w:pict>
+      </w:r>
+    </w:p>
+    <w:bookmarkEnd w:id="186"/>
+    <w:bookmarkStart w:id="190" w:name="archives"/>
+    <w:p>
+      <w:pPr>
+        <w:pStyle w:val="Heading1"/>
+      </w:pPr>
+      <w:r>
+        <w:t xml:space="preserve">Archives</w:t>
+      </w:r>
+    </w:p>
+    <w:p>
+      <w:pPr>
+        <w:pStyle w:val="CaptionedFigure"/>
+      </w:pPr>
+      <w:r>
+        <w:drawing>
+          <wp:inline>
+            <wp:extent cx="5334000" cy="2637413"/>
+            <wp:effectExtent b="0" l="0" r="0" t="0"/>
+            <wp:docPr descr="Archives" title="" id="188" name="Picture"/>
+            <a:graphic>
+              <a:graphicData uri="http://schemas.openxmlformats.org/drawingml/2006/picture">
+                <pic:pic>
+                  <pic:nvPicPr>
+                    <pic:cNvPr descr="screenshots/12-archives.png" id="189" name="Picture"/>
+                    <pic:cNvPicPr>
+                      <a:picLocks noChangeArrowheads="1" noChangeAspect="1"/>
+                    </pic:cNvPicPr>
+                  </pic:nvPicPr>
+                  <pic:blipFill>
+                    <a:blip r:embed="rId187"/>
+                    <a:stretch>
+                      <a:fillRect/>
+                    </a:stretch>
+                  </pic:blipFill>
+                  <pic:spPr bwMode="auto">
+                    <a:xfrm>
+                      <a:off x="0" y="0"/>
+                      <a:ext cx="5334000" cy="2637413"/>
+                    </a:xfrm>
+                    <a:prstGeom prst="rect">
+                      <a:avLst/>
+                    </a:prstGeom>
+                    <a:noFill/>
+                    <a:ln w="9525">
+                      <a:noFill/>
+                      <a:headEnd/>
+                      <a:tailEnd/>
+                    </a:ln>
+                  </pic:spPr>
+                </pic:pic>
+              </a:graphicData>
+            </a:graphic>
+          </wp:inline>
+        </w:drawing>
+      </w:r>
+    </w:p>
+    <w:p>
+      <w:pPr>
+        <w:pStyle w:val="ImageCaption"/>
+      </w:pPr>
+      <w:r>
+        <w:t xml:space="preserve">Archives</w:t>
+      </w:r>
+    </w:p>
+    <w:p>
+      <w:pPr>
+        <w:pStyle w:val="BodyText"/>
+      </w:pPr>
+      <w:r>
+        <w:t xml:space="preserve">Accessible via</w:t>
+      </w:r>
+      <w:r>
+        <w:t xml:space="preserve"> </w:t>
+      </w:r>
+      <w:r>
+        <w:rPr>
+          <w:b/>
+          <w:bCs/>
+        </w:rPr>
+        <w:t xml:space="preserve">🗄️ Archives</w:t>
+      </w:r>
+      <w:r>
+        <w:t xml:space="preserve">. Affiche les snapshots JSON immuables de tous les documents fiscaux.</w:t>
+      </w:r>
+    </w:p>
+    <w:p>
+      <w:pPr>
+        <w:pStyle w:val="Compact"/>
+        <w:numPr>
+          <w:ilvl w:val="0"/>
+          <w:numId w:val="1024"/>
+        </w:numPr>
+      </w:pPr>
+      <w:r>
+        <w:t xml:space="preserve">Chaque document émis est archivé automatiquement avec un</w:t>
+      </w:r>
+      <w:r>
+        <w:t xml:space="preserve"> </w:t>
+      </w:r>
+      <w:r>
+        <w:rPr>
+          <w:b/>
+          <w:bCs/>
+        </w:rPr>
+        <w:t xml:space="preserve">hash SHA-256</w:t>
       </w:r>
       <w:r>
         <w:t xml:space="preserve">.</w:t>
+      </w:r>
+    </w:p>
+    <w:p>
+      <w:pPr>
+        <w:pStyle w:val="Compact"/>
+        <w:numPr>
+          <w:ilvl w:val="0"/>
+          <w:numId w:val="1024"/>
+        </w:numPr>
+      </w:pPr>
+      <w:r>
+        <w:t xml:space="preserve">Conservation légale :</w:t>
+      </w:r>
+      <w:r>
+        <w:t xml:space="preserve"> </w:t>
+      </w:r>
+      <w:r>
+        <w:rPr>
+          <w:b/>
+          <w:bCs/>
+        </w:rPr>
+        <w:t xml:space="preserve">10 ans</w:t>
+      </w:r>
+      <w:r>
+        <w:t xml:space="preserve">.</w:t>
+      </w:r>
+    </w:p>
+    <w:p>
+      <w:pPr>
+        <w:pStyle w:val="Compact"/>
+        <w:numPr>
+          <w:ilvl w:val="0"/>
+          <w:numId w:val="1024"/>
+        </w:numPr>
+      </w:pPr>
+      <w:r>
+        <w:t xml:space="preserve">Lecture seule — modification et suppression impossibles (trigger DB).</w:t>
+      </w:r>
+    </w:p>
+    <w:p>
+      <w:r>
+        <w:pict>
+          <v:rect style="width:0;height:1.5pt" o:hralign="center" o:hrstd="t" o:hr="t"/>
+        </w:pict>
+      </w:r>
+    </w:p>
+    <w:bookmarkEnd w:id="190"/>
+    <w:bookmarkStart w:id="194" w:name="relances-automatiques-v2.13.0"/>
+    <w:p>
+      <w:pPr>
+        <w:pStyle w:val="Heading1"/>
+      </w:pPr>
+      <w:r>
+        <w:t xml:space="preserve">Relances automatiques (v2.13.0)</w:t>
+      </w:r>
+    </w:p>
+    <w:p>
+      <w:pPr>
+        <w:pStyle w:val="FirstParagraph"/>
+      </w:pPr>
+      <w:r>
+        <w:t xml:space="preserve">Une fois configurées dans</w:t>
+      </w:r>
+      <w:r>
+        <w:t xml:space="preserve"> </w:t>
+      </w:r>
+      <w:r>
+        <w:rPr>
+          <w:b/>
+          <w:bCs/>
+        </w:rPr>
+        <w:t xml:space="preserve">Paramètres &gt; Relances automatiques</w:t>
+      </w:r>
+      <w:r>
+        <w:t xml:space="preserve">, FacturPro envoie automatiquement chaque jour un email de relance aux clients dont la facture est en retard.</w:t>
+      </w:r>
+    </w:p>
+    <w:bookmarkStart w:id="191" w:name="comment-ça-fonctionne"/>
+    <w:p>
+      <w:pPr>
+        <w:pStyle w:val="Heading2"/>
+      </w:pPr>
+      <w:r>
+        <w:t xml:space="preserve">Comment ça fonctionne</w:t>
+      </w:r>
+    </w:p>
+    <w:p>
+      <w:pPr>
+        <w:pStyle w:val="Compact"/>
+        <w:numPr>
+          <w:ilvl w:val="0"/>
+          <w:numId w:val="1025"/>
+        </w:numPr>
+      </w:pPr>
+      <w:r>
+        <w:t xml:space="preserve">Chaque jour à l’heure configurée (ex. 08:00), le serveur vérifie les factures</w:t>
+      </w:r>
+      <w:r>
+        <w:t xml:space="preserve"> </w:t>
+      </w:r>
+      <w:r>
+        <w:rPr>
+          <w:rStyle w:val="VerbatimChar"/>
+        </w:rPr>
+        <w:t xml:space="preserve">émises</w:t>
+      </w:r>
+      <w:r>
+        <w:t xml:space="preserve"> </w:t>
+      </w:r>
+      <w:r>
+        <w:t xml:space="preserve">dont l’échéance est dépassée depuis plus de N jours.</w:t>
+      </w:r>
+    </w:p>
+    <w:p>
+      <w:pPr>
+        <w:pStyle w:val="Compact"/>
+        <w:numPr>
+          <w:ilvl w:val="0"/>
+          <w:numId w:val="1025"/>
+        </w:numPr>
+      </w:pPr>
+      <w:r>
+        <w:t xml:space="preserve">Pour chaque facture, il vérifie qu’aucune relance n’a été envoyée dans les N derniers jours.</w:t>
+      </w:r>
+    </w:p>
+    <w:p>
+      <w:pPr>
+        <w:pStyle w:val="Compact"/>
+        <w:numPr>
+          <w:ilvl w:val="0"/>
+          <w:numId w:val="1025"/>
+        </w:numPr>
+      </w:pPr>
+      <w:r>
+        <w:t xml:space="preserve">Un email de relance est envoyé au client.</w:t>
+      </w:r>
+    </w:p>
+    <w:p>
+      <w:pPr>
+        <w:pStyle w:val="Compact"/>
+        <w:numPr>
+          <w:ilvl w:val="0"/>
+          <w:numId w:val="1025"/>
+        </w:numPr>
+      </w:pPr>
+      <w:r>
+        <w:t xml:space="preserve">La date de dernière relance et le compteur sont mis à jour sur la facture.</w:t>
+      </w:r>
+    </w:p>
+    <w:bookmarkEnd w:id="191"/>
+    <w:bookmarkStart w:id="192" w:name="email-de-relance-automatique"/>
+    <w:p>
+      <w:pPr>
+        <w:pStyle w:val="Heading2"/>
+      </w:pPr>
+      <w:r>
+        <w:t xml:space="preserve">Email de relance automatique</w:t>
+      </w:r>
+    </w:p>
+    <w:p>
+      <w:pPr>
+        <w:pStyle w:val="FirstParagraph"/>
+      </w:pPr>
+      <w:r>
+        <w:t xml:space="preserve">L’objet de l’email est :</w:t>
+      </w:r>
+      <w:r>
+        <w:t xml:space="preserve"> </w:t>
+      </w:r>
+      <w:r>
+        <w:rPr>
+          <w:rStyle w:val="VerbatimChar"/>
+        </w:rPr>
+        <w:t xml:space="preserve">Relance — Facture FAC-2026-NNNN en attente de règlement</w:t>
+      </w:r>
+    </w:p>
+    <w:p>
+      <w:pPr>
+        <w:pStyle w:val="BodyText"/>
+      </w:pPr>
+      <w:r>
+        <w:t xml:space="preserve">Le corps mentionne : le numéro de facture, le montant TTC, la date d’échéance et le nombre de jours de retard.</w:t>
+      </w:r>
+    </w:p>
+    <w:bookmarkEnd w:id="192"/>
+    <w:bookmarkStart w:id="193" w:name="suivi"/>
+    <w:p>
+      <w:pPr>
+        <w:pStyle w:val="Heading2"/>
+      </w:pPr>
+      <w:r>
+        <w:t xml:space="preserve">Suivi</w:t>
+      </w:r>
+    </w:p>
+    <w:p>
+      <w:pPr>
+        <w:pStyle w:val="FirstParagraph"/>
+      </w:pPr>
+      <w:r>
+        <w:t xml:space="preserve">Sur chaque facture en retard, vous pouvez voir :</w:t>
+      </w:r>
+      <w:r>
+        <w:t xml:space="preserve"> </w:t>
+      </w:r>
+      <w:r>
+        <w:t xml:space="preserve">-</w:t>
+      </w:r>
+      <w:r>
+        <w:t xml:space="preserve"> </w:t>
+      </w:r>
+      <w:r>
+        <w:rPr>
+          <w:b/>
+          <w:bCs/>
+        </w:rPr>
+        <w:t xml:space="preserve">Dernière relance</w:t>
+      </w:r>
+      <w:r>
+        <w:t xml:space="preserve"> </w:t>
+      </w:r>
+      <w:r>
+        <w:t xml:space="preserve">: date du dernier email envoyé</w:t>
+      </w:r>
+      <w:r>
+        <w:t xml:space="preserve"> </w:t>
+      </w:r>
+      <w:r>
+        <w:t xml:space="preserve">-</w:t>
+      </w:r>
+      <w:r>
+        <w:t xml:space="preserve"> </w:t>
+      </w:r>
+      <w:r>
+        <w:rPr>
+          <w:b/>
+          <w:bCs/>
+        </w:rPr>
+        <w:t xml:space="preserve">Nb relances</w:t>
+      </w:r>
+      <w:r>
+        <w:t xml:space="preserve"> </w:t>
+      </w:r>
+      <w:r>
+        <w:t xml:space="preserve">: nombre total de relances envoyées</w:t>
+      </w:r>
+    </w:p>
+    <w:p>
+      <w:r>
+        <w:pict>
+          <v:rect style="width:0;height:1.5pt" o:hralign="center" o:hrstd="t" o:hr="t"/>
+        </w:pict>
+      </w:r>
+    </w:p>
+    <w:bookmarkEnd w:id="193"/>
+    <w:bookmarkEnd w:id="194"/>
+    <w:bookmarkStart w:id="202" w:name="gestion-des-utilisateurs"/>
+    <w:p>
+      <w:pPr>
+        <w:pStyle w:val="Heading1"/>
+      </w:pPr>
+      <w:r>
+        <w:t xml:space="preserve">Gestion des utilisateurs</w:t>
+      </w:r>
+    </w:p>
+    <w:bookmarkStart w:id="195" w:name="rôles"/>
+    <w:p>
+      <w:pPr>
+        <w:pStyle w:val="Heading2"/>
+      </w:pPr>
+      <w:r>
+        <w:t xml:space="preserve">Rôles</w:t>
       </w:r>
     </w:p>
     <w:tbl>
@@ -14069,174 +14816,166 @@
               <w:pStyle w:val="Compact"/>
             </w:pPr>
             <w:r>
-              <w:t xml:space="preserve">Paramètre</w:t>
-            </w:r>
-          </w:p>
-        </w:tc>
-        <w:tc>
-          <w:tcPr/>
-          <w:p>
-            <w:pPr>
-              <w:pStyle w:val="Compact"/>
-            </w:pPr>
-            <w:r>
-              <w:t xml:space="preserve">Remarque</w:t>
-            </w:r>
-          </w:p>
-        </w:tc>
-      </w:tr>
-      <w:tr>
-        <w:tc>
-          <w:tcPr/>
-          <w:p>
-            <w:pPr>
-              <w:pStyle w:val="Compact"/>
-            </w:pPr>
-            <w:r>
-              <w:t xml:space="preserve">Répertoire de destination</w:t>
-            </w:r>
-          </w:p>
-        </w:tc>
-        <w:tc>
-          <w:tcPr/>
-          <w:p>
-            <w:pPr>
-              <w:pStyle w:val="Compact"/>
-            </w:pPr>
-            <w:r>
-              <w:t xml:space="preserve">Chemin local ou réseau (ex.</w:t>
-            </w:r>
-            <w:r>
-              <w:t xml:space="preserve"> </w:t>
-            </w:r>
+              <w:t xml:space="preserve">Rôle</w:t>
+            </w:r>
+          </w:p>
+        </w:tc>
+        <w:tc>
+          <w:tcPr/>
+          <w:p>
+            <w:pPr>
+              <w:pStyle w:val="Compact"/>
+            </w:pPr>
+            <w:r>
+              <w:t xml:space="preserve">Droits principaux</w:t>
+            </w:r>
+          </w:p>
+        </w:tc>
+      </w:tr>
+      <w:tr>
+        <w:tc>
+          <w:tcPr/>
+          <w:p>
+            <w:pPr>
+              <w:pStyle w:val="Compact"/>
+            </w:pPr>
             <w:r>
               <w:rPr>
                 <w:rStyle w:val="VerbatimChar"/>
               </w:rPr>
-              <w:t xml:space="preserve">C:\Sauvegardes\FacturPro</w:t>
-            </w:r>
-            <w:r>
-              <w:t xml:space="preserve">)</w:t>
-            </w:r>
-          </w:p>
-        </w:tc>
-      </w:tr>
-      <w:tr>
-        <w:tc>
-          <w:tcPr/>
-          <w:p>
-            <w:pPr>
-              <w:pStyle w:val="Compact"/>
-            </w:pPr>
-            <w:r>
-              <w:t xml:space="preserve">Fréquence</w:t>
-            </w:r>
-          </w:p>
-        </w:tc>
-        <w:tc>
-          <w:tcPr/>
-          <w:p>
-            <w:pPr>
-              <w:pStyle w:val="Compact"/>
-            </w:pPr>
-            <w:r>
-              <w:t xml:space="preserve">Quotidienne, hebdomadaire, mensuelle</w:t>
-            </w:r>
-          </w:p>
-        </w:tc>
-      </w:tr>
-      <w:tr>
-        <w:tc>
-          <w:tcPr/>
-          <w:p>
-            <w:pPr>
-              <w:pStyle w:val="Compact"/>
-            </w:pPr>
-            <w:r>
-              <w:t xml:space="preserve">Heure</w:t>
-            </w:r>
-          </w:p>
-        </w:tc>
-        <w:tc>
-          <w:tcPr/>
-          <w:p>
-            <w:pPr>
-              <w:pStyle w:val="Compact"/>
-            </w:pPr>
-            <w:r>
-              <w:t xml:space="preserve">Heure locale du serveur</w:t>
-            </w:r>
-          </w:p>
-        </w:tc>
-      </w:tr>
-      <w:tr>
-        <w:tc>
-          <w:tcPr/>
-          <w:p>
-            <w:pPr>
-              <w:pStyle w:val="Compact"/>
-            </w:pPr>
-            <w:r>
-              <w:t xml:space="preserve">Taille max (Mo)</w:t>
-            </w:r>
-          </w:p>
-        </w:tc>
-        <w:tc>
-          <w:tcPr/>
-          <w:p>
-            <w:pPr>
-              <w:pStyle w:val="Compact"/>
-            </w:pPr>
-            <w:r>
-              <w:t xml:space="preserve">Alerte si le total des sauvegardes dépasse ce seuil</w:t>
+              <w:t xml:space="preserve">admin</w:t>
+            </w:r>
+          </w:p>
+        </w:tc>
+        <w:tc>
+          <w:tcPr/>
+          <w:p>
+            <w:pPr>
+              <w:pStyle w:val="Compact"/>
+            </w:pPr>
+            <w:r>
+              <w:t xml:space="preserve">Tout : clients, documents, articles, paramètres, utilisateurs, sauvegardes</w:t>
+            </w:r>
+          </w:p>
+        </w:tc>
+      </w:tr>
+      <w:tr>
+        <w:tc>
+          <w:tcPr/>
+          <w:p>
+            <w:pPr>
+              <w:pStyle w:val="Compact"/>
+            </w:pPr>
+            <w:r>
+              <w:rPr>
+                <w:rStyle w:val="VerbatimChar"/>
+              </w:rPr>
+              <w:t xml:space="preserve">comptable</w:t>
+            </w:r>
+          </w:p>
+        </w:tc>
+        <w:tc>
+          <w:tcPr/>
+          <w:p>
+            <w:pPr>
+              <w:pStyle w:val="Compact"/>
+            </w:pPr>
+            <w:r>
+              <w:t xml:space="preserve">Clients + documents complets — pas de gestion utilisateurs ni sauvegardes</w:t>
+            </w:r>
+          </w:p>
+        </w:tc>
+      </w:tr>
+      <w:tr>
+        <w:tc>
+          <w:tcPr/>
+          <w:p>
+            <w:pPr>
+              <w:pStyle w:val="Compact"/>
+            </w:pPr>
+            <w:r>
+              <w:rPr>
+                <w:rStyle w:val="VerbatimChar"/>
+              </w:rPr>
+              <w:t xml:space="preserve">commercial</w:t>
+            </w:r>
+          </w:p>
+        </w:tc>
+        <w:tc>
+          <w:tcPr/>
+          <w:p>
+            <w:pPr>
+              <w:pStyle w:val="Compact"/>
+            </w:pPr>
+            <w:r>
+              <w:t xml:space="preserve">Clients + devis (lecture/écriture) + factures/BL/articles en lecture</w:t>
+            </w:r>
+          </w:p>
+        </w:tc>
+      </w:tr>
+      <w:tr>
+        <w:tc>
+          <w:tcPr/>
+          <w:p>
+            <w:pPr>
+              <w:pStyle w:val="Compact"/>
+            </w:pPr>
+            <w:r>
+              <w:rPr>
+                <w:rStyle w:val="VerbatimChar"/>
+              </w:rPr>
+              <w:t xml:space="preserve">lecteur</w:t>
+            </w:r>
+          </w:p>
+        </w:tc>
+        <w:tc>
+          <w:tcPr/>
+          <w:p>
+            <w:pPr>
+              <w:pStyle w:val="Compact"/>
+            </w:pPr>
+            <w:r>
+              <w:t xml:space="preserve">Lecture seule sur tout</w:t>
+            </w:r>
+          </w:p>
+        </w:tc>
+      </w:tr>
+      <w:tr>
+        <w:tc>
+          <w:tcPr/>
+          <w:p>
+            <w:pPr>
+              <w:pStyle w:val="Compact"/>
+            </w:pPr>
+            <w:r>
+              <w:rPr>
+                <w:rStyle w:val="VerbatimChar"/>
+              </w:rPr>
+              <w:t xml:space="preserve">super_admin</w:t>
+            </w:r>
+          </w:p>
+        </w:tc>
+        <w:tc>
+          <w:tcPr/>
+          <w:p>
+            <w:pPr>
+              <w:pStyle w:val="Compact"/>
+            </w:pPr>
+            <w:r>
+              <w:t xml:space="preserve">Passe outre toutes les permissions — gère plusieurs sociétés</w:t>
             </w:r>
           </w:p>
         </w:tc>
       </w:tr>
     </w:tbl>
-    <w:p>
-      <w:pPr>
-        <w:pStyle w:val="BodyText"/>
-      </w:pPr>
-      <w:r>
-        <w:t xml:space="preserve">Les sauvegardes sont des fichiers</w:t>
-      </w:r>
-      <w:r>
-        <w:t xml:space="preserve"> </w:t>
-      </w:r>
-      <w:r>
-        <w:rPr>
-          <w:rStyle w:val="VerbatimChar"/>
-        </w:rPr>
-        <w:t xml:space="preserve">.sql.gz</w:t>
-      </w:r>
-      <w:r>
-        <w:t xml:space="preserve"> </w:t>
-      </w:r>
-      <w:r>
-        <w:t xml:space="preserve">(compression gzip, ~6× de compression). Elles sont générées via</w:t>
-      </w:r>
-      <w:r>
-        <w:t xml:space="preserve"> </w:t>
-      </w:r>
-      <w:r>
-        <w:rPr>
-          <w:rStyle w:val="VerbatimChar"/>
-        </w:rPr>
-        <w:t xml:space="preserve">pg_dump</w:t>
-      </w:r>
-      <w:r>
-        <w:t xml:space="preserve">.</w:t>
-      </w:r>
-    </w:p>
-    <w:bookmarkEnd w:id="186"/>
-    <w:bookmarkStart w:id="187" w:name="lancer-une-sauvegarde-manuelle"/>
+    <w:bookmarkEnd w:id="195"/>
+    <w:bookmarkStart w:id="196" w:name="visibilité-des-commerciaux"/>
     <w:p>
       <w:pPr>
         <w:pStyle w:val="Heading2"/>
       </w:pPr>
       <w:r>
-        <w:t xml:space="preserve">Lancer une sauvegarde manuelle</w:t>
+        <w:t xml:space="preserve">Visibilité des commerciaux</w:t>
       </w:r>
     </w:p>
     <w:p>
@@ -14244,7 +14983,7 @@
         <w:pStyle w:val="FirstParagraph"/>
       </w:pPr>
       <w:r>
-        <w:t xml:space="preserve">Bouton</w:t>
+        <w:t xml:space="preserve">Un commercial peut être configuré pour voir</w:t>
       </w:r>
       <w:r>
         <w:t xml:space="preserve"> </w:t>
@@ -14254,241 +14993,63 @@
           <w:b/>
           <w:bCs/>
         </w:rPr>
-        <w:t xml:space="preserve">▶ Lancer maintenant</w:t>
-      </w:r>
-      <w:r>
-        <w:t xml:space="preserve">.</w:t>
-      </w:r>
-    </w:p>
-    <w:bookmarkEnd w:id="187"/>
-    <w:bookmarkStart w:id="188" w:name="restaurer"/>
-    <w:p>
-      <w:pPr>
-        <w:pStyle w:val="Heading2"/>
-      </w:pPr>
-      <w:r>
-        <w:t xml:space="preserve">Restaurer</w:t>
-      </w:r>
-    </w:p>
-    <w:p>
-      <w:pPr>
-        <w:pStyle w:val="FirstParagraph"/>
-      </w:pPr>
-      <w:r>
-        <w:t xml:space="preserve">La restauration se fait en ligne de commande (contactez votre administrateur) :</w:t>
-      </w:r>
-    </w:p>
-    <w:p>
-      <w:pPr>
-        <w:pStyle w:val="SourceCode"/>
-      </w:pPr>
-      <w:r>
-        <w:rPr>
-          <w:rStyle w:val="CommentTok"/>
-        </w:rPr>
-        <w:t xml:space="preserve"># Décompresser</w:t>
-      </w:r>
-      <w:r>
-        <w:br/>
-      </w:r>
-      <w:r>
-        <w:rPr>
-          <w:rStyle w:val="FunctionTok"/>
-        </w:rPr>
-        <w:t xml:space="preserve">gunzip</w:t>
-      </w:r>
-      <w:r>
-        <w:rPr>
-          <w:rStyle w:val="NormalTok"/>
-        </w:rPr>
-        <w:t xml:space="preserve"> sauvegarde.sql.gz</w:t>
-      </w:r>
-      <w:r>
-        <w:br/>
-      </w:r>
-      <w:r>
-        <w:br/>
-      </w:r>
-      <w:r>
-        <w:rPr>
-          <w:rStyle w:val="CommentTok"/>
-        </w:rPr>
-        <w:t xml:space="preserve"># Restaurer</w:t>
-      </w:r>
-      <w:r>
-        <w:br/>
-      </w:r>
-      <w:r>
-        <w:rPr>
-          <w:rStyle w:val="ExtensionTok"/>
-        </w:rPr>
-        <w:t xml:space="preserve">psql</w:t>
-      </w:r>
-      <w:r>
-        <w:rPr>
-          <w:rStyle w:val="NormalTok"/>
-        </w:rPr>
-        <w:t xml:space="preserve"> </w:t>
-      </w:r>
-      <w:r>
-        <w:rPr>
-          <w:rStyle w:val="AttributeTok"/>
-        </w:rPr>
-        <w:t xml:space="preserve">-U</w:t>
-      </w:r>
-      <w:r>
-        <w:rPr>
-          <w:rStyle w:val="NormalTok"/>
-        </w:rPr>
-        <w:t xml:space="preserve"> facturpro </w:t>
-      </w:r>
-      <w:r>
-        <w:rPr>
-          <w:rStyle w:val="AttributeTok"/>
-        </w:rPr>
-        <w:t xml:space="preserve">-d</w:t>
-      </w:r>
-      <w:r>
-        <w:rPr>
-          <w:rStyle w:val="NormalTok"/>
-        </w:rPr>
-        <w:t xml:space="preserve"> facturpro </w:t>
-      </w:r>
-      <w:r>
-        <w:rPr>
-          <w:rStyle w:val="AttributeTok"/>
-        </w:rPr>
-        <w:t xml:space="preserve">-f</w:t>
-      </w:r>
-      <w:r>
-        <w:rPr>
-          <w:rStyle w:val="NormalTok"/>
-        </w:rPr>
-        <w:t xml:space="preserve"> sauvegarde.sql</w:t>
-      </w:r>
-    </w:p>
-    <w:p>
-      <w:r>
-        <w:pict>
-          <v:rect style="width:0;height:1.5pt" o:hralign="center" o:hrstd="t" o:hr="t"/>
-        </w:pict>
-      </w:r>
-    </w:p>
-    <w:bookmarkEnd w:id="188"/>
-    <w:bookmarkEnd w:id="189"/>
-    <w:bookmarkStart w:id="194" w:name="conformité-fiscale"/>
-    <w:p>
-      <w:pPr>
-        <w:pStyle w:val="Heading1"/>
-      </w:pPr>
-      <w:r>
-        <w:t xml:space="preserve">Conformité fiscale</w:t>
-      </w:r>
-    </w:p>
-    <w:bookmarkStart w:id="190" w:name="chaîne-de-scellement-sha-256"/>
-    <w:p>
-      <w:pPr>
-        <w:pStyle w:val="Heading2"/>
-      </w:pPr>
-      <w:r>
-        <w:t xml:space="preserve">Chaîne de scellement SHA-256</w:t>
-      </w:r>
-    </w:p>
-    <w:p>
-      <w:pPr>
-        <w:pStyle w:val="FirstParagraph"/>
-      </w:pPr>
-      <w:r>
-        <w:t xml:space="preserve">Chaque document fiscal émis est chaîné par un hash SHA-256 cumulatif dans la table</w:t>
-      </w:r>
-      <w:r>
-        <w:t xml:space="preserve"> </w:t>
-      </w:r>
-      <w:r>
-        <w:rPr>
-          <w:rStyle w:val="VerbatimChar"/>
-        </w:rPr>
-        <w:t xml:space="preserve">journal_scellement</w:t>
-      </w:r>
-      <w:r>
-        <w:t xml:space="preserve">. Pour vérifier l’intégrité :</w:t>
-      </w:r>
-    </w:p>
-    <w:p>
-      <w:pPr>
-        <w:pStyle w:val="BodyText"/>
-      </w:pPr>
+        <w:t xml:space="preserve">uniquement ses propres devis et factures</w:t>
+      </w:r>
+      <w:r>
+        <w:t xml:space="preserve"> </w:t>
+      </w:r>
+      <w:r>
+        <w:t xml:space="preserve">(ceux qu’il a créés) ou</w:t>
+      </w:r>
+      <w:r>
+        <w:t xml:space="preserve"> </w:t>
+      </w:r>
       <w:r>
         <w:rPr>
           <w:b/>
           <w:bCs/>
         </w:rPr>
-        <w:t xml:space="preserve">Factures &gt; Vérifier le scellement</w:t>
-      </w:r>
-      <w:r>
-        <w:t xml:space="preserve"> </w:t>
-      </w:r>
-      <w:r>
-        <w:t xml:space="preserve">→ retourne ✓ si la chaîne est intacte, ou identifie le premier document altéré.</w:t>
-      </w:r>
-    </w:p>
-    <w:p>
-      <w:pPr>
-        <w:pStyle w:val="BodyText"/>
-      </w:pPr>
-      <w:r>
-        <w:t xml:space="preserve">Cette vérification prouve que les données n’ont pas été modifiées après émission, même directement dans la base.</w:t>
-      </w:r>
-    </w:p>
-    <w:bookmarkEnd w:id="190"/>
-    <w:bookmarkStart w:id="191" w:name="export-fec-global"/>
-    <w:p>
-      <w:pPr>
-        <w:pStyle w:val="Heading2"/>
-      </w:pPr>
-      <w:r>
-        <w:t xml:space="preserve">Export FEC global</w:t>
-      </w:r>
-    </w:p>
-    <w:p>
-      <w:pPr>
-        <w:pStyle w:val="FirstParagraph"/>
-      </w:pPr>
+        <w:t xml:space="preserve">tous les documents de la société</w:t>
+      </w:r>
+      <w:r>
+        <w:t xml:space="preserve">. Ce paramètre se configure dans Paramètres &gt; Utilisateurs, colonne</w:t>
+      </w:r>
+      <w:r>
+        <w:t xml:space="preserve"> </w:t>
+      </w:r>
       <w:r>
         <w:rPr>
           <w:b/>
           <w:bCs/>
         </w:rPr>
-        <w:t xml:space="preserve">Factures &gt; Export FEC</w:t>
-      </w:r>
-      <w:r>
-        <w:t xml:space="preserve"> </w:t>
-      </w:r>
-      <w:r>
-        <w:t xml:space="preserve">→ fichier texte tabulé DGFiP</w:t>
-      </w:r>
-      <w:r>
-        <w:t xml:space="preserve"> </w:t>
-      </w:r>
-      <w:r>
-        <w:rPr>
-          <w:rStyle w:val="VerbatimChar"/>
-        </w:rPr>
-        <w:t xml:space="preserve">FEC_YYYY-MM-DD.txt</w:t>
-      </w:r>
-      <w:r>
-        <w:t xml:space="preserve"> </w:t>
-      </w:r>
-      <w:r>
-        <w:t xml:space="preserve">(toutes les écritures de toutes les années).</w:t>
-      </w:r>
-    </w:p>
-    <w:p>
-      <w:pPr>
-        <w:pStyle w:val="BodyText"/>
-      </w:pPr>
-      <w:r>
-        <w:t xml:space="preserve">Pour un export par exercice :</w:t>
+        <w:t xml:space="preserve">Voir tout</w:t>
+      </w:r>
+      <w:r>
+        <w:t xml:space="preserve">.</w:t>
+      </w:r>
+    </w:p>
+    <w:bookmarkEnd w:id="196"/>
+    <w:bookmarkStart w:id="201" w:name="multi-société"/>
+    <w:p>
+      <w:pPr>
+        <w:pStyle w:val="Heading2"/>
+      </w:pPr>
+      <w:r>
+        <w:t xml:space="preserve">Multi-société</w:t>
+      </w:r>
+    </w:p>
+    <w:p>
+      <w:pPr>
+        <w:pStyle w:val="FirstParagraph"/>
+      </w:pPr>
+      <w:r>
+        <w:t xml:space="preserve">Le super-administrateur peut gérer plusieurs entités depuis un seul compte :</w:t>
+      </w:r>
+      <w:r>
+        <w:t xml:space="preserve"> </w:t>
+      </w:r>
+      <w:r>
+        <w:t xml:space="preserve">-</w:t>
       </w:r>
       <w:r>
         <w:t xml:space="preserve"> </w:t>
@@ -14498,28 +15059,91 @@
           <w:b/>
           <w:bCs/>
         </w:rPr>
-        <w:t xml:space="preserve">Exercices &gt; ⬇ FEC 2025</w:t>
-      </w:r>
-      <w:r>
-        <w:t xml:space="preserve">.</w:t>
-      </w:r>
-    </w:p>
-    <w:bookmarkEnd w:id="191"/>
-    <w:bookmarkStart w:id="192" w:name="format-factur-x-en-16931"/>
-    <w:p>
-      <w:pPr>
-        <w:pStyle w:val="Heading2"/>
-      </w:pPr>
-      <w:r>
-        <w:t xml:space="preserve">Format Factur-X EN 16931</w:t>
-      </w:r>
-    </w:p>
-    <w:p>
-      <w:pPr>
-        <w:pStyle w:val="FirstParagraph"/>
-      </w:pPr>
-      <w:r>
-        <w:t xml:space="preserve">Chaque facture émise est un</w:t>
+        <w:t xml:space="preserve">Paramètres &gt; Entreprise &gt; Nouvelle société</w:t>
+      </w:r>
+      <w:r>
+        <w:t xml:space="preserve"> </w:t>
+      </w:r>
+      <w:r>
+        <w:t xml:space="preserve">pour créer une entité supplémentaire.</w:t>
+      </w:r>
+      <w:r>
+        <w:t xml:space="preserve"> </w:t>
+      </w:r>
+      <w:r>
+        <w:t xml:space="preserve">- Le commutateur de société apparaît lors de la connexion si plusieurs entités sont accessibles.</w:t>
+      </w:r>
+    </w:p>
+    <w:bookmarkStart w:id="200" w:name="gestion-des-sociétés"/>
+    <w:p>
+      <w:pPr>
+        <w:pStyle w:val="Heading3"/>
+      </w:pPr>
+      <w:r>
+        <w:t xml:space="preserve">Gestion des sociétés</w:t>
+      </w:r>
+    </w:p>
+    <w:p>
+      <w:pPr>
+        <w:pStyle w:val="CaptionedFigure"/>
+      </w:pPr>
+      <w:r>
+        <w:drawing>
+          <wp:inline>
+            <wp:extent cx="5334000" cy="2637413"/>
+            <wp:effectExtent b="0" l="0" r="0" t="0"/>
+            <wp:docPr descr="Gestion des sociétés" title="" id="198" name="Picture"/>
+            <a:graphic>
+              <a:graphicData uri="http://schemas.openxmlformats.org/drawingml/2006/picture">
+                <pic:pic>
+                  <pic:nvPicPr>
+                    <pic:cNvPr descr="screenshots/25-societes-gestion.png" id="199" name="Picture"/>
+                    <pic:cNvPicPr>
+                      <a:picLocks noChangeArrowheads="1" noChangeAspect="1"/>
+                    </pic:cNvPicPr>
+                  </pic:nvPicPr>
+                  <pic:blipFill>
+                    <a:blip r:embed="rId197"/>
+                    <a:stretch>
+                      <a:fillRect/>
+                    </a:stretch>
+                  </pic:blipFill>
+                  <pic:spPr bwMode="auto">
+                    <a:xfrm>
+                      <a:off x="0" y="0"/>
+                      <a:ext cx="5334000" cy="2637413"/>
+                    </a:xfrm>
+                    <a:prstGeom prst="rect">
+                      <a:avLst/>
+                    </a:prstGeom>
+                    <a:noFill/>
+                    <a:ln w="9525">
+                      <a:noFill/>
+                      <a:headEnd/>
+                      <a:tailEnd/>
+                    </a:ln>
+                  </pic:spPr>
+                </pic:pic>
+              </a:graphicData>
+            </a:graphic>
+          </wp:inline>
+        </w:drawing>
+      </w:r>
+    </w:p>
+    <w:p>
+      <w:pPr>
+        <w:pStyle w:val="ImageCaption"/>
+      </w:pPr>
+      <w:r>
+        <w:t xml:space="preserve">Gestion des sociétés</w:t>
+      </w:r>
+    </w:p>
+    <w:p>
+      <w:pPr>
+        <w:pStyle w:val="BodyText"/>
+      </w:pPr>
+      <w:r>
+        <w:t xml:space="preserve">L’onglet</w:t>
       </w:r>
       <w:r>
         <w:t xml:space="preserve"> </w:t>
@@ -14529,147 +15153,13 @@
           <w:b/>
           <w:bCs/>
         </w:rPr>
-        <w:t xml:space="preserve">PDF/A-3b</w:t>
-      </w:r>
-      <w:r>
-        <w:t xml:space="preserve"> </w:t>
-      </w:r>
-      <w:r>
-        <w:t xml:space="preserve">avec un fichier XML ZUGFeRD embarqué conforme au profil EN 16931. Ce format est :</w:t>
-      </w:r>
-    </w:p>
-    <w:p>
-      <w:pPr>
-        <w:pStyle w:val="Compact"/>
-        <w:numPr>
-          <w:ilvl w:val="0"/>
-          <w:numId w:val="1025"/>
-        </w:numPr>
-      </w:pPr>
-      <w:r>
-        <w:t xml:space="preserve">Lisible directement par les logiciels comptables (Sage, EBP, Cegid, Pennylane…).</w:t>
-      </w:r>
-    </w:p>
-    <w:p>
-      <w:pPr>
-        <w:pStyle w:val="Compact"/>
-        <w:numPr>
-          <w:ilvl w:val="0"/>
-          <w:numId w:val="1025"/>
-        </w:numPr>
-      </w:pPr>
-      <w:r>
-        <w:t xml:space="preserve">Compatible avec l’e-invoicing européen (e-Reporting, PPF).</w:t>
-      </w:r>
-    </w:p>
-    <w:p>
-      <w:pPr>
-        <w:pStyle w:val="Compact"/>
-        <w:numPr>
-          <w:ilvl w:val="0"/>
-          <w:numId w:val="1025"/>
-        </w:numPr>
-      </w:pPr>
-      <w:r>
-        <w:t xml:space="preserve">Obligatoire à partir de 2026 pour les transactions B2B en France.</w:t>
-      </w:r>
-    </w:p>
-    <w:p>
-      <w:pPr>
-        <w:pStyle w:val="FirstParagraph"/>
-      </w:pPr>
-      <w:r>
-        <w:t xml:space="preserve">L’XML contient notamment :</w:t>
-      </w:r>
-      <w:r>
-        <w:t xml:space="preserve"> </w:t>
-      </w:r>
-      <w:r>
-        <w:t xml:space="preserve">- Identités vendeur/acheteur avec SIRET et TVA intracom</w:t>
-      </w:r>
-      <w:r>
-        <w:t xml:space="preserve"> </w:t>
-      </w:r>
-      <w:r>
-        <w:t xml:space="preserve">- Lignes de facture détaillées</w:t>
-      </w:r>
-      <w:r>
-        <w:t xml:space="preserve"> </w:t>
-      </w:r>
-      <w:r>
-        <w:t xml:space="preserve">- Montants HT/TVA/TTC</w:t>
-      </w:r>
-      <w:r>
-        <w:t xml:space="preserve"> </w:t>
-      </w:r>
-      <w:r>
-        <w:t xml:space="preserve">- Conditions de paiement et escompte</w:t>
-      </w:r>
-      <w:r>
-        <w:t xml:space="preserve"> </w:t>
-      </w:r>
-      <w:r>
-        <w:t xml:space="preserve">- N° de commande client (BuyerReference)</w:t>
-      </w:r>
-      <w:r>
-        <w:t xml:space="preserve"> </w:t>
-      </w:r>
-      <w:r>
-        <w:t xml:space="preserve">- Pénalités de retard</w:t>
-      </w:r>
-    </w:p>
-    <w:bookmarkEnd w:id="192"/>
-    <w:bookmarkStart w:id="193" w:name="attestation-de-conformité"/>
-    <w:p>
-      <w:pPr>
-        <w:pStyle w:val="Heading2"/>
-      </w:pPr>
-      <w:r>
-        <w:t xml:space="preserve">Attestation de conformité</w:t>
-      </w:r>
-    </w:p>
-    <w:p>
-      <w:pPr>
-        <w:pStyle w:val="FirstParagraph"/>
-      </w:pPr>
-      <w:r>
-        <w:rPr>
-          <w:b/>
-          <w:bCs/>
-        </w:rPr>
-        <w:t xml:space="preserve">Factures &gt; Attestation</w:t>
-      </w:r>
-      <w:r>
-        <w:t xml:space="preserve"> </w:t>
-      </w:r>
-      <w:r>
-        <w:t xml:space="preserve">→ document HTML imprimable attestant la conformité du logiciel à la loi anti-fraude TVA 2018. Peut être demandé par l’administration fiscale.</w:t>
-      </w:r>
-    </w:p>
-    <w:p>
-      <w:r>
-        <w:pict>
-          <v:rect style="width:0;height:1.5pt" o:hralign="center" o:hrstd="t" o:hr="t"/>
-        </w:pict>
-      </w:r>
-    </w:p>
-    <w:bookmarkEnd w:id="193"/>
-    <w:bookmarkEnd w:id="194"/>
-    <w:bookmarkStart w:id="195" w:name="attestation-loi-anti-fraude-tva-2018"/>
-    <w:p>
-      <w:pPr>
-        <w:pStyle w:val="Heading1"/>
-      </w:pPr>
-      <w:r>
-        <w:t xml:space="preserve">Attestation loi anti-fraude TVA 2018</w:t>
-      </w:r>
-    </w:p>
-    <w:p>
-      <w:pPr>
-        <w:pStyle w:val="FirstParagraph"/>
-      </w:pPr>
-      <w:r>
-        <w:t xml:space="preserve">FacturPro satisfait aux conditions de l’article 88 de la loi n° 2015-1785 du 29 décembre 2015 de finances pour 2016 par les mécanismes suivants :</w:t>
+        <w:t xml:space="preserve">Paramètres &gt; Sociétés</w:t>
+      </w:r>
+      <w:r>
+        <w:t xml:space="preserve"> </w:t>
+      </w:r>
+      <w:r>
+        <w:t xml:space="preserve">(super-administrateur) liste toutes les entités de l’instance avec leur raison sociale, forme juridique, SIRET et email :</w:t>
       </w:r>
     </w:p>
     <w:tbl>
@@ -14694,6 +15184,1299 @@
               <w:pStyle w:val="Compact"/>
             </w:pPr>
             <w:r>
+              <w:t xml:space="preserve">Action</w:t>
+            </w:r>
+          </w:p>
+        </w:tc>
+        <w:tc>
+          <w:tcPr/>
+          <w:p>
+            <w:pPr>
+              <w:pStyle w:val="Compact"/>
+            </w:pPr>
+            <w:r>
+              <w:t xml:space="preserve">Effet</w:t>
+            </w:r>
+          </w:p>
+        </w:tc>
+      </w:tr>
+      <w:tr>
+        <w:tc>
+          <w:tcPr/>
+          <w:p>
+            <w:pPr>
+              <w:pStyle w:val="Compact"/>
+            </w:pPr>
+            <w:r>
+              <w:rPr>
+                <w:b/>
+                <w:bCs/>
+              </w:rPr>
+              <w:t xml:space="preserve">Accéder</w:t>
+            </w:r>
+          </w:p>
+        </w:tc>
+        <w:tc>
+          <w:tcPr/>
+          <w:p>
+            <w:pPr>
+              <w:pStyle w:val="Compact"/>
+            </w:pPr>
+            <w:r>
+              <w:t xml:space="preserve">Bascule l’espace de travail courant vers cette société</w:t>
+            </w:r>
+          </w:p>
+        </w:tc>
+      </w:tr>
+      <w:tr>
+        <w:tc>
+          <w:tcPr/>
+          <w:p>
+            <w:pPr>
+              <w:pStyle w:val="Compact"/>
+            </w:pPr>
+            <w:r>
+              <w:rPr>
+                <w:b/>
+                <w:bCs/>
+              </w:rPr>
+              <w:t xml:space="preserve">Modifier</w:t>
+            </w:r>
+          </w:p>
+        </w:tc>
+        <w:tc>
+          <w:tcPr/>
+          <w:p>
+            <w:pPr>
+              <w:pStyle w:val="Compact"/>
+            </w:pPr>
+            <w:r>
+              <w:t xml:space="preserve">Édite raison sociale, forme juridique, SIRET, TVA intracom, adresse, email, téléphone</w:t>
+            </w:r>
+          </w:p>
+        </w:tc>
+      </w:tr>
+      <w:tr>
+        <w:tc>
+          <w:tcPr/>
+          <w:p>
+            <w:pPr>
+              <w:pStyle w:val="Compact"/>
+            </w:pPr>
+            <w:r>
+              <w:rPr>
+                <w:b/>
+                <w:bCs/>
+              </w:rPr>
+              <w:t xml:space="preserve">+ Nouvelle société</w:t>
+            </w:r>
+          </w:p>
+        </w:tc>
+        <w:tc>
+          <w:tcPr/>
+          <w:p>
+            <w:pPr>
+              <w:pStyle w:val="Compact"/>
+            </w:pPr>
+            <w:r>
+              <w:t xml:space="preserve">Crée une entité supplémentaire</w:t>
+            </w:r>
+          </w:p>
+        </w:tc>
+      </w:tr>
+      <w:tr>
+        <w:tc>
+          <w:tcPr/>
+          <w:p>
+            <w:pPr>
+              <w:pStyle w:val="Compact"/>
+            </w:pPr>
+            <w:r>
+              <w:rPr>
+                <w:b/>
+                <w:bCs/>
+              </w:rPr>
+              <w:t xml:space="preserve">Supprimer</w:t>
+            </w:r>
+          </w:p>
+        </w:tc>
+        <w:tc>
+          <w:tcPr/>
+          <w:p>
+            <w:pPr>
+              <w:pStyle w:val="Compact"/>
+            </w:pPr>
+            <w:r>
+              <w:t xml:space="preserve">Disponible uniquement sur les sociétés autres que la société courante (</w:t>
+            </w:r>
+            <w:r>
+              <w:rPr>
+                <w:rStyle w:val="VerbatimChar"/>
+              </w:rPr>
+              <w:t xml:space="preserve">COURANTE</w:t>
+            </w:r>
+            <w:r>
+              <w:t xml:space="preserve">) — suppression définitive de l’entité et de toutes ses données</w:t>
+            </w:r>
+          </w:p>
+        </w:tc>
+      </w:tr>
+    </w:tbl>
+    <w:p>
+      <w:pPr>
+        <w:pStyle w:val="BlockText"/>
+      </w:pPr>
+      <w:r>
+        <w:t xml:space="preserve">La société marquée</w:t>
+      </w:r>
+      <w:r>
+        <w:t xml:space="preserve"> </w:t>
+      </w:r>
+      <w:r>
+        <w:rPr>
+          <w:b/>
+          <w:bCs/>
+        </w:rPr>
+        <w:t xml:space="preserve">COURANTE</w:t>
+      </w:r>
+      <w:r>
+        <w:t xml:space="preserve"> </w:t>
+      </w:r>
+      <w:r>
+        <w:t xml:space="preserve">ne peut pas être supprimée depuis cet écran.</w:t>
+      </w:r>
+    </w:p>
+    <w:p>
+      <w:r>
+        <w:pict>
+          <v:rect style="width:0;height:1.5pt" o:hralign="center" o:hrstd="t" o:hr="t"/>
+        </w:pict>
+      </w:r>
+    </w:p>
+    <w:bookmarkEnd w:id="200"/>
+    <w:bookmarkEnd w:id="201"/>
+    <w:bookmarkEnd w:id="202"/>
+    <w:bookmarkStart w:id="217" w:name="sauvegardes"/>
+    <w:p>
+      <w:pPr>
+        <w:pStyle w:val="Heading1"/>
+      </w:pPr>
+      <w:r>
+        <w:t xml:space="preserve">Sauvegardes</w:t>
+      </w:r>
+    </w:p>
+    <w:p>
+      <w:pPr>
+        <w:pStyle w:val="CaptionedFigure"/>
+      </w:pPr>
+      <w:r>
+        <w:drawing>
+          <wp:inline>
+            <wp:extent cx="5334000" cy="2637413"/>
+            <wp:effectExtent b="0" l="0" r="0" t="0"/>
+            <wp:docPr descr="Sauvegardes" title="" id="204" name="Picture"/>
+            <a:graphic>
+              <a:graphicData uri="http://schemas.openxmlformats.org/drawingml/2006/picture">
+                <pic:pic>
+                  <pic:nvPicPr>
+                    <pic:cNvPr descr="screenshots/19-sauvegardes.png" id="205" name="Picture"/>
+                    <pic:cNvPicPr>
+                      <a:picLocks noChangeArrowheads="1" noChangeAspect="1"/>
+                    </pic:cNvPicPr>
+                  </pic:nvPicPr>
+                  <pic:blipFill>
+                    <a:blip r:embed="rId203"/>
+                    <a:stretch>
+                      <a:fillRect/>
+                    </a:stretch>
+                  </pic:blipFill>
+                  <pic:spPr bwMode="auto">
+                    <a:xfrm>
+                      <a:off x="0" y="0"/>
+                      <a:ext cx="5334000" cy="2637413"/>
+                    </a:xfrm>
+                    <a:prstGeom prst="rect">
+                      <a:avLst/>
+                    </a:prstGeom>
+                    <a:noFill/>
+                    <a:ln w="9525">
+                      <a:noFill/>
+                      <a:headEnd/>
+                      <a:tailEnd/>
+                    </a:ln>
+                  </pic:spPr>
+                </pic:pic>
+              </a:graphicData>
+            </a:graphic>
+          </wp:inline>
+        </w:drawing>
+      </w:r>
+    </w:p>
+    <w:p>
+      <w:pPr>
+        <w:pStyle w:val="ImageCaption"/>
+      </w:pPr>
+      <w:r>
+        <w:t xml:space="preserve">Sauvegardes</w:t>
+      </w:r>
+    </w:p>
+    <w:bookmarkStart w:id="206" w:name="configuration-admin-uniquement"/>
+    <w:p>
+      <w:pPr>
+        <w:pStyle w:val="Heading2"/>
+      </w:pPr>
+      <w:r>
+        <w:t xml:space="preserve">Configuration (admin uniquement)</w:t>
+      </w:r>
+    </w:p>
+    <w:p>
+      <w:pPr>
+        <w:pStyle w:val="FirstParagraph"/>
+      </w:pPr>
+      <w:r>
+        <w:rPr>
+          <w:b/>
+          <w:bCs/>
+        </w:rPr>
+        <w:t xml:space="preserve">Paramètres &gt; Sauvegarde automatique</w:t>
+      </w:r>
+      <w:r>
+        <w:t xml:space="preserve">.</w:t>
+      </w:r>
+    </w:p>
+    <w:tbl>
+      <w:tblPr>
+        <w:tblStyle w:val="Table"/>
+        <w:tblW w:type="pct" w:w="5000"/>
+        <w:tblLayout w:type="fixed"/>
+        <w:tblLook w:firstRow="1" w:lastRow="0" w:firstColumn="0" w:lastColumn="0" w:noHBand="0" w:noVBand="0" w:val="0020"/>
+      </w:tblPr>
+      <w:tblGrid>
+        <w:gridCol w:w="3960"/>
+        <w:gridCol w:w="3960"/>
+      </w:tblGrid>
+      <w:tr>
+        <w:trPr>
+          <w:tblHeader w:val="on"/>
+        </w:trPr>
+        <w:tc>
+          <w:tcPr/>
+          <w:p>
+            <w:pPr>
+              <w:pStyle w:val="Compact"/>
+            </w:pPr>
+            <w:r>
+              <w:t xml:space="preserve">Paramètre</w:t>
+            </w:r>
+          </w:p>
+        </w:tc>
+        <w:tc>
+          <w:tcPr/>
+          <w:p>
+            <w:pPr>
+              <w:pStyle w:val="Compact"/>
+            </w:pPr>
+            <w:r>
+              <w:t xml:space="preserve">Remarque</w:t>
+            </w:r>
+          </w:p>
+        </w:tc>
+      </w:tr>
+      <w:tr>
+        <w:tc>
+          <w:tcPr/>
+          <w:p>
+            <w:pPr>
+              <w:pStyle w:val="Compact"/>
+            </w:pPr>
+            <w:r>
+              <w:t xml:space="preserve">Répertoire de destination</w:t>
+            </w:r>
+          </w:p>
+        </w:tc>
+        <w:tc>
+          <w:tcPr/>
+          <w:p>
+            <w:pPr>
+              <w:pStyle w:val="Compact"/>
+            </w:pPr>
+            <w:r>
+              <w:t xml:space="preserve">Chemin local ou réseau (ex.</w:t>
+            </w:r>
+            <w:r>
+              <w:t xml:space="preserve"> </w:t>
+            </w:r>
+            <w:r>
+              <w:rPr>
+                <w:rStyle w:val="VerbatimChar"/>
+              </w:rPr>
+              <w:t xml:space="preserve">C:\Sauvegardes\FacturPro</w:t>
+            </w:r>
+            <w:r>
+              <w:t xml:space="preserve">)</w:t>
+            </w:r>
+          </w:p>
+        </w:tc>
+      </w:tr>
+      <w:tr>
+        <w:tc>
+          <w:tcPr/>
+          <w:p>
+            <w:pPr>
+              <w:pStyle w:val="Compact"/>
+            </w:pPr>
+            <w:r>
+              <w:t xml:space="preserve">Fréquence</w:t>
+            </w:r>
+          </w:p>
+        </w:tc>
+        <w:tc>
+          <w:tcPr/>
+          <w:p>
+            <w:pPr>
+              <w:pStyle w:val="Compact"/>
+            </w:pPr>
+            <w:r>
+              <w:t xml:space="preserve">Quotidienne, hebdomadaire, mensuelle</w:t>
+            </w:r>
+          </w:p>
+        </w:tc>
+      </w:tr>
+      <w:tr>
+        <w:tc>
+          <w:tcPr/>
+          <w:p>
+            <w:pPr>
+              <w:pStyle w:val="Compact"/>
+            </w:pPr>
+            <w:r>
+              <w:t xml:space="preserve">Heure</w:t>
+            </w:r>
+          </w:p>
+        </w:tc>
+        <w:tc>
+          <w:tcPr/>
+          <w:p>
+            <w:pPr>
+              <w:pStyle w:val="Compact"/>
+            </w:pPr>
+            <w:r>
+              <w:t xml:space="preserve">Heure locale du serveur</w:t>
+            </w:r>
+          </w:p>
+        </w:tc>
+      </w:tr>
+      <w:tr>
+        <w:tc>
+          <w:tcPr/>
+          <w:p>
+            <w:pPr>
+              <w:pStyle w:val="Compact"/>
+            </w:pPr>
+            <w:r>
+              <w:t xml:space="preserve">Taille max (Mo)</w:t>
+            </w:r>
+          </w:p>
+        </w:tc>
+        <w:tc>
+          <w:tcPr/>
+          <w:p>
+            <w:pPr>
+              <w:pStyle w:val="Compact"/>
+            </w:pPr>
+            <w:r>
+              <w:t xml:space="preserve">Alerte si le total des sauvegardes dépasse ce seuil</w:t>
+            </w:r>
+          </w:p>
+        </w:tc>
+      </w:tr>
+    </w:tbl>
+    <w:p>
+      <w:pPr>
+        <w:pStyle w:val="BodyText"/>
+      </w:pPr>
+      <w:r>
+        <w:t xml:space="preserve">Les sauvegardes sont des fichiers</w:t>
+      </w:r>
+      <w:r>
+        <w:t xml:space="preserve"> </w:t>
+      </w:r>
+      <w:r>
+        <w:rPr>
+          <w:rStyle w:val="VerbatimChar"/>
+        </w:rPr>
+        <w:t xml:space="preserve">.sql.gz</w:t>
+      </w:r>
+      <w:r>
+        <w:t xml:space="preserve"> </w:t>
+      </w:r>
+      <w:r>
+        <w:t xml:space="preserve">(compression gzip, ~6× de compression). Elles sont générées via</w:t>
+      </w:r>
+      <w:r>
+        <w:t xml:space="preserve"> </w:t>
+      </w:r>
+      <w:r>
+        <w:rPr>
+          <w:rStyle w:val="VerbatimChar"/>
+        </w:rPr>
+        <w:t xml:space="preserve">pg_dump</w:t>
+      </w:r>
+      <w:r>
+        <w:t xml:space="preserve">.</w:t>
+      </w:r>
+    </w:p>
+    <w:bookmarkEnd w:id="206"/>
+    <w:bookmarkStart w:id="207" w:name="lancer-une-sauvegarde-manuelle"/>
+    <w:p>
+      <w:pPr>
+        <w:pStyle w:val="Heading2"/>
+      </w:pPr>
+      <w:r>
+        <w:t xml:space="preserve">Lancer une sauvegarde manuelle</w:t>
+      </w:r>
+    </w:p>
+    <w:p>
+      <w:pPr>
+        <w:pStyle w:val="FirstParagraph"/>
+      </w:pPr>
+      <w:r>
+        <w:t xml:space="preserve">Bouton</w:t>
+      </w:r>
+      <w:r>
+        <w:t xml:space="preserve"> </w:t>
+      </w:r>
+      <w:r>
+        <w:rPr>
+          <w:b/>
+          <w:bCs/>
+        </w:rPr>
+        <w:t xml:space="preserve">▶ Lancer maintenant</w:t>
+      </w:r>
+      <w:r>
+        <w:t xml:space="preserve">.</w:t>
+      </w:r>
+    </w:p>
+    <w:bookmarkEnd w:id="207"/>
+    <w:bookmarkStart w:id="208" w:name="restaurer"/>
+    <w:p>
+      <w:pPr>
+        <w:pStyle w:val="Heading2"/>
+      </w:pPr>
+      <w:r>
+        <w:t xml:space="preserve">Restaurer</w:t>
+      </w:r>
+    </w:p>
+    <w:p>
+      <w:pPr>
+        <w:pStyle w:val="FirstParagraph"/>
+      </w:pPr>
+      <w:r>
+        <w:t xml:space="preserve">La restauration se fait en ligne de commande (contactez votre administrateur) :</w:t>
+      </w:r>
+    </w:p>
+    <w:p>
+      <w:pPr>
+        <w:pStyle w:val="SourceCode"/>
+      </w:pPr>
+      <w:r>
+        <w:rPr>
+          <w:rStyle w:val="CommentTok"/>
+        </w:rPr>
+        <w:t xml:space="preserve"># Décompresser</w:t>
+      </w:r>
+      <w:r>
+        <w:br/>
+      </w:r>
+      <w:r>
+        <w:rPr>
+          <w:rStyle w:val="FunctionTok"/>
+        </w:rPr>
+        <w:t xml:space="preserve">gunzip</w:t>
+      </w:r>
+      <w:r>
+        <w:rPr>
+          <w:rStyle w:val="NormalTok"/>
+        </w:rPr>
+        <w:t xml:space="preserve"> sauvegarde.sql.gz</w:t>
+      </w:r>
+      <w:r>
+        <w:br/>
+      </w:r>
+      <w:r>
+        <w:br/>
+      </w:r>
+      <w:r>
+        <w:rPr>
+          <w:rStyle w:val="CommentTok"/>
+        </w:rPr>
+        <w:t xml:space="preserve"># Restaurer</w:t>
+      </w:r>
+      <w:r>
+        <w:br/>
+      </w:r>
+      <w:r>
+        <w:rPr>
+          <w:rStyle w:val="ExtensionTok"/>
+        </w:rPr>
+        <w:t xml:space="preserve">psql</w:t>
+      </w:r>
+      <w:r>
+        <w:rPr>
+          <w:rStyle w:val="NormalTok"/>
+        </w:rPr>
+        <w:t xml:space="preserve"> </w:t>
+      </w:r>
+      <w:r>
+        <w:rPr>
+          <w:rStyle w:val="AttributeTok"/>
+        </w:rPr>
+        <w:t xml:space="preserve">-U</w:t>
+      </w:r>
+      <w:r>
+        <w:rPr>
+          <w:rStyle w:val="NormalTok"/>
+        </w:rPr>
+        <w:t xml:space="preserve"> facturpro </w:t>
+      </w:r>
+      <w:r>
+        <w:rPr>
+          <w:rStyle w:val="AttributeTok"/>
+        </w:rPr>
+        <w:t xml:space="preserve">-d</w:t>
+      </w:r>
+      <w:r>
+        <w:rPr>
+          <w:rStyle w:val="NormalTok"/>
+        </w:rPr>
+        <w:t xml:space="preserve"> facturpro </w:t>
+      </w:r>
+      <w:r>
+        <w:rPr>
+          <w:rStyle w:val="AttributeTok"/>
+        </w:rPr>
+        <w:t xml:space="preserve">-f</w:t>
+      </w:r>
+      <w:r>
+        <w:rPr>
+          <w:rStyle w:val="NormalTok"/>
+        </w:rPr>
+        <w:t xml:space="preserve"> sauvegarde.sql</w:t>
+      </w:r>
+    </w:p>
+    <w:bookmarkEnd w:id="208"/>
+    <w:bookmarkStart w:id="212" w:name="sauvegarder-et-restaurer-une-société"/>
+    <w:p>
+      <w:pPr>
+        <w:pStyle w:val="Heading2"/>
+      </w:pPr>
+      <w:r>
+        <w:t xml:space="preserve">Sauvegarder et restaurer une société</w:t>
+      </w:r>
+    </w:p>
+    <w:p>
+      <w:pPr>
+        <w:pStyle w:val="CaptionedFigure"/>
+      </w:pPr>
+      <w:r>
+        <w:drawing>
+          <wp:inline>
+            <wp:extent cx="5334000" cy="2637413"/>
+            <wp:effectExtent b="0" l="0" r="0" t="0"/>
+            <wp:docPr descr="Sauvegarde de société" title="" id="210" name="Picture"/>
+            <a:graphic>
+              <a:graphicData uri="http://schemas.openxmlformats.org/drawingml/2006/picture">
+                <pic:pic>
+                  <pic:nvPicPr>
+                    <pic:cNvPr descr="screenshots/26-sauvegarde-societe.png" id="211" name="Picture"/>
+                    <pic:cNvPicPr>
+                      <a:picLocks noChangeArrowheads="1" noChangeAspect="1"/>
+                    </pic:cNvPicPr>
+                  </pic:nvPicPr>
+                  <pic:blipFill>
+                    <a:blip r:embed="rId209"/>
+                    <a:stretch>
+                      <a:fillRect/>
+                    </a:stretch>
+                  </pic:blipFill>
+                  <pic:spPr bwMode="auto">
+                    <a:xfrm>
+                      <a:off x="0" y="0"/>
+                      <a:ext cx="5334000" cy="2637413"/>
+                    </a:xfrm>
+                    <a:prstGeom prst="rect">
+                      <a:avLst/>
+                    </a:prstGeom>
+                    <a:noFill/>
+                    <a:ln w="9525">
+                      <a:noFill/>
+                      <a:headEnd/>
+                      <a:tailEnd/>
+                    </a:ln>
+                  </pic:spPr>
+                </pic:pic>
+              </a:graphicData>
+            </a:graphic>
+          </wp:inline>
+        </w:drawing>
+      </w:r>
+    </w:p>
+    <w:p>
+      <w:pPr>
+        <w:pStyle w:val="ImageCaption"/>
+      </w:pPr>
+      <w:r>
+        <w:t xml:space="preserve">Sauvegarde de société</w:t>
+      </w:r>
+    </w:p>
+    <w:p>
+      <w:pPr>
+        <w:pStyle w:val="BodyText"/>
+      </w:pPr>
+      <w:r>
+        <w:t xml:space="preserve">En complément de la sauvegarde complète de la base,</w:t>
+      </w:r>
+      <w:r>
+        <w:t xml:space="preserve"> </w:t>
+      </w:r>
+      <w:r>
+        <w:rPr>
+          <w:b/>
+          <w:bCs/>
+        </w:rPr>
+        <w:t xml:space="preserve">Paramètres &gt; Sauvegarde &gt; Sauvegarde de ma société</w:t>
+      </w:r>
+      <w:r>
+        <w:t xml:space="preserve"> </w:t>
+      </w:r>
+      <w:r>
+        <w:t xml:space="preserve">exporte uniquement les données de la société active (clients, devis, factures, articles, écritures FEC, journal de scellement, logo…) au format JSON compressé (</w:t>
+      </w:r>
+      <w:r>
+        <w:rPr>
+          <w:rStyle w:val="VerbatimChar"/>
+        </w:rPr>
+        <w:t xml:space="preserve">.json.gz</w:t>
+      </w:r>
+      <w:r>
+        <w:t xml:space="preserve">).</w:t>
+      </w:r>
+    </w:p>
+    <w:tbl>
+      <w:tblPr>
+        <w:tblStyle w:val="Table"/>
+        <w:tblW w:type="pct" w:w="5000"/>
+        <w:tblLayout w:type="fixed"/>
+        <w:tblLook w:firstRow="1" w:lastRow="0" w:firstColumn="0" w:lastColumn="0" w:noHBand="0" w:noVBand="0" w:val="0020"/>
+      </w:tblPr>
+      <w:tblGrid>
+        <w:gridCol w:w="3960"/>
+        <w:gridCol w:w="3960"/>
+      </w:tblGrid>
+      <w:tr>
+        <w:trPr>
+          <w:tblHeader w:val="on"/>
+        </w:trPr>
+        <w:tc>
+          <w:tcPr/>
+          <w:p>
+            <w:pPr>
+              <w:pStyle w:val="Compact"/>
+            </w:pPr>
+            <w:r>
+              <w:t xml:space="preserve">Bouton</w:t>
+            </w:r>
+          </w:p>
+        </w:tc>
+        <w:tc>
+          <w:tcPr/>
+          <w:p>
+            <w:pPr>
+              <w:pStyle w:val="Compact"/>
+            </w:pPr>
+            <w:r>
+              <w:t xml:space="preserve">Usage</w:t>
+            </w:r>
+          </w:p>
+        </w:tc>
+      </w:tr>
+      <w:tr>
+        <w:tc>
+          <w:tcPr/>
+          <w:p>
+            <w:pPr>
+              <w:pStyle w:val="Compact"/>
+            </w:pPr>
+            <w:r>
+              <w:rPr>
+                <w:b/>
+                <w:bCs/>
+              </w:rPr>
+              <w:t xml:space="preserve">⬇ Sauvegarder la société</w:t>
+            </w:r>
+          </w:p>
+        </w:tc>
+        <w:tc>
+          <w:tcPr/>
+          <w:p>
+            <w:pPr>
+              <w:pStyle w:val="Compact"/>
+            </w:pPr>
+            <w:r>
+              <w:t xml:space="preserve">Télécharge l’export JSON compressé de la société courante</w:t>
+            </w:r>
+          </w:p>
+        </w:tc>
+      </w:tr>
+      <w:tr>
+        <w:tc>
+          <w:tcPr/>
+          <w:p>
+            <w:pPr>
+              <w:pStyle w:val="Compact"/>
+            </w:pPr>
+            <w:r>
+              <w:rPr>
+                <w:b/>
+                <w:bCs/>
+              </w:rPr>
+              <w:t xml:space="preserve">⬆ Restaurer (même instance)</w:t>
+            </w:r>
+          </w:p>
+        </w:tc>
+        <w:tc>
+          <w:tcPr/>
+          <w:p>
+            <w:pPr>
+              <w:pStyle w:val="Compact"/>
+            </w:pPr>
+            <w:r>
+              <w:t xml:space="preserve">Réinjecte une sauvegarde sur la même instance — les lignes déjà présentes (même ID) sont conservées, seules les données manquantes sont insérées. Idéal après une perte partielle de données</w:t>
+            </w:r>
+          </w:p>
+        </w:tc>
+      </w:tr>
+      <w:tr>
+        <w:tc>
+          <w:tcPr/>
+          <w:p>
+            <w:pPr>
+              <w:pStyle w:val="Compact"/>
+            </w:pPr>
+            <w:r>
+              <w:rPr>
+                <w:b/>
+                <w:bCs/>
+              </w:rPr>
+              <w:t xml:space="preserve">⬆ Importer (cross-instance)</w:t>
+            </w:r>
+          </w:p>
+        </w:tc>
+        <w:tc>
+          <w:tcPr/>
+          <w:p>
+            <w:pPr>
+              <w:pStyle w:val="Compact"/>
+            </w:pPr>
+            <w:r>
+              <w:t xml:space="preserve">Importe une société exportée depuis un autre serveur FacturPro — tous les identifiants sont réattribués pour éviter toute collision avec les sociétés existantes</w:t>
+            </w:r>
+          </w:p>
+        </w:tc>
+      </w:tr>
+    </w:tbl>
+    <w:p>
+      <w:pPr>
+        <w:pStyle w:val="BlockText"/>
+      </w:pPr>
+      <w:r>
+        <w:t xml:space="preserve">Les options de restauration/import sont réservées au super-administrateur.</w:t>
+      </w:r>
+    </w:p>
+    <w:bookmarkEnd w:id="212"/>
+    <w:bookmarkStart w:id="216" w:name="maintenance-de-la-base-de-données"/>
+    <w:p>
+      <w:pPr>
+        <w:pStyle w:val="Heading2"/>
+      </w:pPr>
+      <w:r>
+        <w:t xml:space="preserve">Maintenance de la base de données</w:t>
+      </w:r>
+    </w:p>
+    <w:p>
+      <w:pPr>
+        <w:pStyle w:val="CaptionedFigure"/>
+      </w:pPr>
+      <w:r>
+        <w:drawing>
+          <wp:inline>
+            <wp:extent cx="5334000" cy="2637413"/>
+            <wp:effectExtent b="0" l="0" r="0" t="0"/>
+            <wp:docPr descr="Maintenance BDD" title="" id="214" name="Picture"/>
+            <a:graphic>
+              <a:graphicData uri="http://schemas.openxmlformats.org/drawingml/2006/picture">
+                <pic:pic>
+                  <pic:nvPicPr>
+                    <pic:cNvPr descr="screenshots/24-maintenance-bdd.png" id="215" name="Picture"/>
+                    <pic:cNvPicPr>
+                      <a:picLocks noChangeArrowheads="1" noChangeAspect="1"/>
+                    </pic:cNvPicPr>
+                  </pic:nvPicPr>
+                  <pic:blipFill>
+                    <a:blip r:embed="rId213"/>
+                    <a:stretch>
+                      <a:fillRect/>
+                    </a:stretch>
+                  </pic:blipFill>
+                  <pic:spPr bwMode="auto">
+                    <a:xfrm>
+                      <a:off x="0" y="0"/>
+                      <a:ext cx="5334000" cy="2637413"/>
+                    </a:xfrm>
+                    <a:prstGeom prst="rect">
+                      <a:avLst/>
+                    </a:prstGeom>
+                    <a:noFill/>
+                    <a:ln w="9525">
+                      <a:noFill/>
+                      <a:headEnd/>
+                      <a:tailEnd/>
+                    </a:ln>
+                  </pic:spPr>
+                </pic:pic>
+              </a:graphicData>
+            </a:graphic>
+          </wp:inline>
+        </w:drawing>
+      </w:r>
+    </w:p>
+    <w:p>
+      <w:pPr>
+        <w:pStyle w:val="ImageCaption"/>
+      </w:pPr>
+      <w:r>
+        <w:t xml:space="preserve">Maintenance BDD</w:t>
+      </w:r>
+    </w:p>
+    <w:p>
+      <w:pPr>
+        <w:pStyle w:val="BodyText"/>
+      </w:pPr>
+      <w:r>
+        <w:rPr>
+          <w:b/>
+          <w:bCs/>
+        </w:rPr>
+        <w:t xml:space="preserve">Paramètres &gt; Maintenance BDD</w:t>
+      </w:r>
+      <w:r>
+        <w:t xml:space="preserve"> </w:t>
+      </w:r>
+      <w:r>
+        <w:t xml:space="preserve">propose un nettoyage manuel de l’espace disque (</w:t>
+      </w:r>
+      <w:r>
+        <w:rPr>
+          <w:rStyle w:val="VerbatimChar"/>
+        </w:rPr>
+        <w:t xml:space="preserve">VACUUM</w:t>
+      </w:r>
+      <w:r>
+        <w:t xml:space="preserve">), normalement géré automatiquement en arrière-plan par PostgreSQL (processus</w:t>
+      </w:r>
+      <w:r>
+        <w:t xml:space="preserve"> </w:t>
+      </w:r>
+      <w:r>
+        <w:rPr>
+          <w:i/>
+          <w:iCs/>
+        </w:rPr>
+        <w:t xml:space="preserve">autovacuum</w:t>
+      </w:r>
+      <w:r>
+        <w:t xml:space="preserve">).</w:t>
+      </w:r>
+    </w:p>
+    <w:p>
+      <w:pPr>
+        <w:pStyle w:val="Compact"/>
+        <w:numPr>
+          <w:ilvl w:val="0"/>
+          <w:numId w:val="1026"/>
+        </w:numPr>
+      </w:pPr>
+      <w:r>
+        <w:t xml:space="preserve">Lancer ce nettoyage manuellement ne modifie ni ne supprime aucune donnée métier — il récupère simplement l’espace disque laissé par les lignes supprimées ou modifiées.</w:t>
+      </w:r>
+    </w:p>
+    <w:p>
+      <w:pPr>
+        <w:pStyle w:val="Compact"/>
+        <w:numPr>
+          <w:ilvl w:val="0"/>
+          <w:numId w:val="1026"/>
+        </w:numPr>
+      </w:pPr>
+      <w:r>
+        <w:t xml:space="preserve">L’opération peut ralentir temporairement l’application ; à privilégier en dehors des heures d’utilisation.</w:t>
+      </w:r>
+    </w:p>
+    <w:p>
+      <w:pPr>
+        <w:pStyle w:val="Compact"/>
+        <w:numPr>
+          <w:ilvl w:val="0"/>
+          <w:numId w:val="1026"/>
+        </w:numPr>
+      </w:pPr>
+      <w:r>
+        <w:t xml:space="preserve">L’option</w:t>
+      </w:r>
+      <w:r>
+        <w:t xml:space="preserve"> </w:t>
+      </w:r>
+      <w:r>
+        <w:rPr>
+          <w:b/>
+          <w:bCs/>
+        </w:rPr>
+        <w:t xml:space="preserve">Mode complet (FULL)</w:t>
+      </w:r>
+      <w:r>
+        <w:t xml:space="preserve"> </w:t>
+      </w:r>
+      <w:r>
+        <w:t xml:space="preserve">réécrit entièrement les tables pour récupérer le maximum d’espace possible, mais verrouille les tables concernées pendant toute la durée du traitement (l’application devient indisponible). À réserver aux cas où l’espace disque devient critique.</w:t>
+      </w:r>
+    </w:p>
+    <w:p>
+      <w:r>
+        <w:pict>
+          <v:rect style="width:0;height:1.5pt" o:hralign="center" o:hrstd="t" o:hr="t"/>
+        </w:pict>
+      </w:r>
+    </w:p>
+    <w:bookmarkEnd w:id="216"/>
+    <w:bookmarkEnd w:id="217"/>
+    <w:bookmarkStart w:id="222" w:name="conformité-fiscale"/>
+    <w:p>
+      <w:pPr>
+        <w:pStyle w:val="Heading1"/>
+      </w:pPr>
+      <w:r>
+        <w:t xml:space="preserve">Conformité fiscale</w:t>
+      </w:r>
+    </w:p>
+    <w:bookmarkStart w:id="218" w:name="chaîne-de-scellement-sha-256"/>
+    <w:p>
+      <w:pPr>
+        <w:pStyle w:val="Heading2"/>
+      </w:pPr>
+      <w:r>
+        <w:t xml:space="preserve">Chaîne de scellement SHA-256</w:t>
+      </w:r>
+    </w:p>
+    <w:p>
+      <w:pPr>
+        <w:pStyle w:val="FirstParagraph"/>
+      </w:pPr>
+      <w:r>
+        <w:t xml:space="preserve">Chaque document fiscal émis est chaîné par un hash SHA-256 cumulatif dans la table</w:t>
+      </w:r>
+      <w:r>
+        <w:t xml:space="preserve"> </w:t>
+      </w:r>
+      <w:r>
+        <w:rPr>
+          <w:rStyle w:val="VerbatimChar"/>
+        </w:rPr>
+        <w:t xml:space="preserve">journal_scellement</w:t>
+      </w:r>
+      <w:r>
+        <w:t xml:space="preserve">. Pour vérifier l’intégrité :</w:t>
+      </w:r>
+    </w:p>
+    <w:p>
+      <w:pPr>
+        <w:pStyle w:val="BodyText"/>
+      </w:pPr>
+      <w:r>
+        <w:rPr>
+          <w:b/>
+          <w:bCs/>
+        </w:rPr>
+        <w:t xml:space="preserve">Factures &gt; Vérifier le scellement</w:t>
+      </w:r>
+      <w:r>
+        <w:t xml:space="preserve"> </w:t>
+      </w:r>
+      <w:r>
+        <w:t xml:space="preserve">→ retourne ✓ si la chaîne est intacte, ou identifie le premier document altéré.</w:t>
+      </w:r>
+    </w:p>
+    <w:p>
+      <w:pPr>
+        <w:pStyle w:val="BodyText"/>
+      </w:pPr>
+      <w:r>
+        <w:t xml:space="preserve">Cette vérification prouve que les données n’ont pas été modifiées après émission, même directement dans la base.</w:t>
+      </w:r>
+    </w:p>
+    <w:bookmarkEnd w:id="218"/>
+    <w:bookmarkStart w:id="219" w:name="export-fec-global"/>
+    <w:p>
+      <w:pPr>
+        <w:pStyle w:val="Heading2"/>
+      </w:pPr>
+      <w:r>
+        <w:t xml:space="preserve">Export FEC global</w:t>
+      </w:r>
+    </w:p>
+    <w:p>
+      <w:pPr>
+        <w:pStyle w:val="FirstParagraph"/>
+      </w:pPr>
+      <w:r>
+        <w:rPr>
+          <w:b/>
+          <w:bCs/>
+        </w:rPr>
+        <w:t xml:space="preserve">Factures &gt; Export FEC</w:t>
+      </w:r>
+      <w:r>
+        <w:t xml:space="preserve"> </w:t>
+      </w:r>
+      <w:r>
+        <w:t xml:space="preserve">→ fichier texte tabulé DGFiP</w:t>
+      </w:r>
+      <w:r>
+        <w:t xml:space="preserve"> </w:t>
+      </w:r>
+      <w:r>
+        <w:rPr>
+          <w:rStyle w:val="VerbatimChar"/>
+        </w:rPr>
+        <w:t xml:space="preserve">FEC_YYYY-MM-DD.txt</w:t>
+      </w:r>
+      <w:r>
+        <w:t xml:space="preserve"> </w:t>
+      </w:r>
+      <w:r>
+        <w:t xml:space="preserve">(toutes les écritures de toutes les années).</w:t>
+      </w:r>
+    </w:p>
+    <w:p>
+      <w:pPr>
+        <w:pStyle w:val="BodyText"/>
+      </w:pPr>
+      <w:r>
+        <w:t xml:space="preserve">Pour un export par exercice :</w:t>
+      </w:r>
+      <w:r>
+        <w:t xml:space="preserve"> </w:t>
+      </w:r>
+      <w:r>
+        <w:rPr>
+          <w:b/>
+          <w:bCs/>
+        </w:rPr>
+        <w:t xml:space="preserve">Exercices &gt; ⬇ FEC 2025</w:t>
+      </w:r>
+      <w:r>
+        <w:t xml:space="preserve">.</w:t>
+      </w:r>
+    </w:p>
+    <w:bookmarkEnd w:id="219"/>
+    <w:bookmarkStart w:id="220" w:name="format-factur-x-en-16931"/>
+    <w:p>
+      <w:pPr>
+        <w:pStyle w:val="Heading2"/>
+      </w:pPr>
+      <w:r>
+        <w:t xml:space="preserve">Format Factur-X EN 16931</w:t>
+      </w:r>
+    </w:p>
+    <w:p>
+      <w:pPr>
+        <w:pStyle w:val="FirstParagraph"/>
+      </w:pPr>
+      <w:r>
+        <w:t xml:space="preserve">Chaque facture émise est un</w:t>
+      </w:r>
+      <w:r>
+        <w:t xml:space="preserve"> </w:t>
+      </w:r>
+      <w:r>
+        <w:rPr>
+          <w:b/>
+          <w:bCs/>
+        </w:rPr>
+        <w:t xml:space="preserve">PDF/A-3b</w:t>
+      </w:r>
+      <w:r>
+        <w:t xml:space="preserve"> </w:t>
+      </w:r>
+      <w:r>
+        <w:t xml:space="preserve">avec un fichier XML ZUGFeRD embarqué conforme au profil EN 16931. Ce format est :</w:t>
+      </w:r>
+    </w:p>
+    <w:p>
+      <w:pPr>
+        <w:pStyle w:val="Compact"/>
+        <w:numPr>
+          <w:ilvl w:val="0"/>
+          <w:numId w:val="1027"/>
+        </w:numPr>
+      </w:pPr>
+      <w:r>
+        <w:t xml:space="preserve">Lisible directement par les logiciels comptables (Sage, EBP, Cegid, Pennylane…).</w:t>
+      </w:r>
+    </w:p>
+    <w:p>
+      <w:pPr>
+        <w:pStyle w:val="Compact"/>
+        <w:numPr>
+          <w:ilvl w:val="0"/>
+          <w:numId w:val="1027"/>
+        </w:numPr>
+      </w:pPr>
+      <w:r>
+        <w:t xml:space="preserve">Compatible avec l’e-invoicing européen (e-Reporting, PPF).</w:t>
+      </w:r>
+    </w:p>
+    <w:p>
+      <w:pPr>
+        <w:pStyle w:val="Compact"/>
+        <w:numPr>
+          <w:ilvl w:val="0"/>
+          <w:numId w:val="1027"/>
+        </w:numPr>
+      </w:pPr>
+      <w:r>
+        <w:t xml:space="preserve">Obligatoire à partir de 2026 pour les transactions B2B en France.</w:t>
+      </w:r>
+    </w:p>
+    <w:p>
+      <w:pPr>
+        <w:pStyle w:val="FirstParagraph"/>
+      </w:pPr>
+      <w:r>
+        <w:t xml:space="preserve">L’XML contient notamment :</w:t>
+      </w:r>
+      <w:r>
+        <w:t xml:space="preserve"> </w:t>
+      </w:r>
+      <w:r>
+        <w:t xml:space="preserve">- Identités vendeur/acheteur avec SIRET et TVA intracom</w:t>
+      </w:r>
+      <w:r>
+        <w:t xml:space="preserve"> </w:t>
+      </w:r>
+      <w:r>
+        <w:t xml:space="preserve">- Lignes de facture détaillées</w:t>
+      </w:r>
+      <w:r>
+        <w:t xml:space="preserve"> </w:t>
+      </w:r>
+      <w:r>
+        <w:t xml:space="preserve">- Montants HT/TVA/TTC</w:t>
+      </w:r>
+      <w:r>
+        <w:t xml:space="preserve"> </w:t>
+      </w:r>
+      <w:r>
+        <w:t xml:space="preserve">- Conditions de paiement et escompte</w:t>
+      </w:r>
+      <w:r>
+        <w:t xml:space="preserve"> </w:t>
+      </w:r>
+      <w:r>
+        <w:t xml:space="preserve">- N° de commande client (BuyerReference)</w:t>
+      </w:r>
+      <w:r>
+        <w:t xml:space="preserve"> </w:t>
+      </w:r>
+      <w:r>
+        <w:t xml:space="preserve">- Pénalités de retard</w:t>
+      </w:r>
+    </w:p>
+    <w:bookmarkEnd w:id="220"/>
+    <w:bookmarkStart w:id="221" w:name="attestation-de-conformité"/>
+    <w:p>
+      <w:pPr>
+        <w:pStyle w:val="Heading2"/>
+      </w:pPr>
+      <w:r>
+        <w:t xml:space="preserve">Attestation de conformité</w:t>
+      </w:r>
+    </w:p>
+    <w:p>
+      <w:pPr>
+        <w:pStyle w:val="FirstParagraph"/>
+      </w:pPr>
+      <w:r>
+        <w:rPr>
+          <w:b/>
+          <w:bCs/>
+        </w:rPr>
+        <w:t xml:space="preserve">Factures &gt; Attestation</w:t>
+      </w:r>
+      <w:r>
+        <w:t xml:space="preserve"> </w:t>
+      </w:r>
+      <w:r>
+        <w:t xml:space="preserve">→ document HTML imprimable attestant la conformité du logiciel à la loi anti-fraude TVA 2018. Peut être demandé par l’administration fiscale.</w:t>
+      </w:r>
+    </w:p>
+    <w:p>
+      <w:r>
+        <w:pict>
+          <v:rect style="width:0;height:1.5pt" o:hralign="center" o:hrstd="t" o:hr="t"/>
+        </w:pict>
+      </w:r>
+    </w:p>
+    <w:bookmarkEnd w:id="221"/>
+    <w:bookmarkEnd w:id="222"/>
+    <w:bookmarkStart w:id="223" w:name="attestation-loi-anti-fraude-tva-2018"/>
+    <w:p>
+      <w:pPr>
+        <w:pStyle w:val="Heading1"/>
+      </w:pPr>
+      <w:r>
+        <w:t xml:space="preserve">Attestation loi anti-fraude TVA 2018</w:t>
+      </w:r>
+    </w:p>
+    <w:p>
+      <w:pPr>
+        <w:pStyle w:val="FirstParagraph"/>
+      </w:pPr>
+      <w:r>
+        <w:t xml:space="preserve">FacturPro satisfait aux conditions de l’article 88 de la loi n° 2015-1785 du 29 décembre 2015 de finances pour 2016 par les mécanismes suivants :</w:t>
+      </w:r>
+    </w:p>
+    <w:tbl>
+      <w:tblPr>
+        <w:tblStyle w:val="Table"/>
+        <w:tblW w:type="pct" w:w="5000"/>
+        <w:tblLayout w:type="fixed"/>
+        <w:tblLook w:firstRow="1" w:lastRow="0" w:firstColumn="0" w:lastColumn="0" w:noHBand="0" w:noVBand="0" w:val="0020"/>
+      </w:tblPr>
+      <w:tblGrid>
+        <w:gridCol w:w="3960"/>
+        <w:gridCol w:w="3960"/>
+      </w:tblGrid>
+      <w:tr>
+        <w:trPr>
+          <w:tblHeader w:val="on"/>
+        </w:trPr>
+        <w:tc>
+          <w:tcPr/>
+          <w:p>
+            <w:pPr>
+              <w:pStyle w:val="Compact"/>
+            </w:pPr>
+            <w:r>
               <w:t xml:space="preserve">Condition légale</w:t>
             </w:r>
           </w:p>
@@ -14955,10 +16738,10 @@
           <w:i/>
           <w:iCs/>
         </w:rPr>
-        <w:t xml:space="preserve">Document généré par FacturPro v2.13.0 — 2026</w:t>
-      </w:r>
-    </w:p>
-    <w:bookmarkEnd w:id="195"/>
+        <w:t xml:space="preserve">Document généré par FacturPro v3.0.0 — 2026</w:t>
+      </w:r>
+    </w:p>
+    <w:bookmarkEnd w:id="223"/>
     <w:sectPr>
       <w:footnotePr>
         <w:numRestart w:val="eachSect"/>
@@ -15501,34 +17284,7 @@
     <w:abstractNumId w:val="991"/>
   </w:num>
   <w:num w:numId="1018">
-    <w:abstractNumId w:val="99411"/>
-    <w:lvlOverride w:ilvl="0">
-      <w:startOverride w:val="1"/>
-    </w:lvlOverride>
-    <w:lvlOverride w:ilvl="1">
-      <w:startOverride w:val="1"/>
-    </w:lvlOverride>
-    <w:lvlOverride w:ilvl="2">
-      <w:startOverride w:val="1"/>
-    </w:lvlOverride>
-    <w:lvlOverride w:ilvl="3">
-      <w:startOverride w:val="1"/>
-    </w:lvlOverride>
-    <w:lvlOverride w:ilvl="4">
-      <w:startOverride w:val="1"/>
-    </w:lvlOverride>
-    <w:lvlOverride w:ilvl="5">
-      <w:startOverride w:val="1"/>
-    </w:lvlOverride>
-    <w:lvlOverride w:ilvl="6">
-      <w:startOverride w:val="1"/>
-    </w:lvlOverride>
-    <w:lvlOverride w:ilvl="7">
-      <w:startOverride w:val="1"/>
-    </w:lvlOverride>
-    <w:lvlOverride w:ilvl="8">
-      <w:startOverride w:val="1"/>
-    </w:lvlOverride>
+    <w:abstractNumId w:val="991"/>
   </w:num>
   <w:num w:numId="1019">
     <w:abstractNumId w:val="99411"/>
@@ -15561,12 +17317,6 @@
     </w:lvlOverride>
   </w:num>
   <w:num w:numId="1020">
-    <w:abstractNumId w:val="991"/>
-  </w:num>
-  <w:num w:numId="1021">
-    <w:abstractNumId w:val="991"/>
-  </w:num>
-  <w:num w:numId="1022">
     <w:abstractNumId w:val="99411"/>
     <w:lvlOverride w:ilvl="0">
       <w:startOverride w:val="1"/>
@@ -15596,10 +17346,13 @@
       <w:startOverride w:val="1"/>
     </w:lvlOverride>
   </w:num>
-  <w:num w:numId="1023">
+  <w:num w:numId="1021">
     <w:abstractNumId w:val="991"/>
   </w:num>
-  <w:num w:numId="1024">
+  <w:num w:numId="1022">
+    <w:abstractNumId w:val="991"/>
+  </w:num>
+  <w:num w:numId="1023">
     <w:abstractNumId w:val="99411"/>
     <w:lvlOverride w:ilvl="0">
       <w:startOverride w:val="1"/>
@@ -15629,7 +17382,43 @@
       <w:startOverride w:val="1"/>
     </w:lvlOverride>
   </w:num>
+  <w:num w:numId="1024">
+    <w:abstractNumId w:val="991"/>
+  </w:num>
   <w:num w:numId="1025">
+    <w:abstractNumId w:val="99411"/>
+    <w:lvlOverride w:ilvl="0">
+      <w:startOverride w:val="1"/>
+    </w:lvlOverride>
+    <w:lvlOverride w:ilvl="1">
+      <w:startOverride w:val="1"/>
+    </w:lvlOverride>
+    <w:lvlOverride w:ilvl="2">
+      <w:startOverride w:val="1"/>
+    </w:lvlOverride>
+    <w:lvlOverride w:ilvl="3">
+      <w:startOverride w:val="1"/>
+    </w:lvlOverride>
+    <w:lvlOverride w:ilvl="4">
+      <w:startOverride w:val="1"/>
+    </w:lvlOverride>
+    <w:lvlOverride w:ilvl="5">
+      <w:startOverride w:val="1"/>
+    </w:lvlOverride>
+    <w:lvlOverride w:ilvl="6">
+      <w:startOverride w:val="1"/>
+    </w:lvlOverride>
+    <w:lvlOverride w:ilvl="7">
+      <w:startOverride w:val="1"/>
+    </w:lvlOverride>
+    <w:lvlOverride w:ilvl="8">
+      <w:startOverride w:val="1"/>
+    </w:lvlOverride>
+  </w:num>
+  <w:num w:numId="1026">
+    <w:abstractNumId w:val="991"/>
+  </w:num>
+  <w:num w:numId="1027">
     <w:abstractNumId w:val="991"/>
   </w:num>
 </w:numbering>

--- a/docs/manuel-utilisateur.docx
+++ b/docs/manuel-utilisateur.docx
@@ -1262,7 +1262,7 @@
         <w:pStyle w:val="FirstParagraph"/>
       </w:pPr>
       <w:r>
-        <w:t xml:space="preserve">La barre de gauche donne accès à toutes les rubriques. Sur mobile ou petit écran, elle se replie avec le bouton</w:t>
+        <w:t xml:space="preserve">La barre de gauche donne accès à toutes les rubriques, regroupées par catégories repliables. Sur mobile ou petit écran, elle se replie avec le bouton</w:t>
       </w:r>
       <w:r>
         <w:t xml:space="preserve"> </w:t>
@@ -1279,6 +1279,14 @@
       </w:r>
       <w:r>
         <w:t xml:space="preserve">et peut être rouverte avec le même bouton.</w:t>
+      </w:r>
+    </w:p>
+    <w:p>
+      <w:pPr>
+        <w:pStyle w:val="BodyText"/>
+      </w:pPr>
+      <w:r>
+        <w:t xml:space="preserve">Trois rubriques restent toujours visibles en haut de la barre :</w:t>
       </w:r>
     </w:p>
     <w:tbl>
@@ -1374,6 +1382,117 @@
               <w:pStyle w:val="Compact"/>
             </w:pPr>
             <w:r>
+              <w:t xml:space="preserve">⚙️</w:t>
+            </w:r>
+          </w:p>
+        </w:tc>
+        <w:tc>
+          <w:tcPr/>
+          <w:p>
+            <w:pPr>
+              <w:pStyle w:val="Compact"/>
+            </w:pPr>
+            <w:r>
+              <w:t xml:space="preserve">Paramètres</w:t>
+            </w:r>
+          </w:p>
+        </w:tc>
+      </w:tr>
+    </w:tbl>
+    <w:p>
+      <w:pPr>
+        <w:pStyle w:val="BodyText"/>
+      </w:pPr>
+      <w:r>
+        <w:t xml:space="preserve">Les autres rubriques sont organisées en</w:t>
+      </w:r>
+      <w:r>
+        <w:t xml:space="preserve"> </w:t>
+      </w:r>
+      <w:r>
+        <w:rPr>
+          <w:b/>
+          <w:bCs/>
+        </w:rPr>
+        <w:t xml:space="preserve">catégories cliquables</w:t>
+      </w:r>
+      <w:r>
+        <w:t xml:space="preserve"> </w:t>
+      </w:r>
+      <w:r>
+        <w:t xml:space="preserve">(icône</w:t>
+      </w:r>
+      <w:r>
+        <w:t xml:space="preserve"> </w:t>
+      </w:r>
+      <w:r>
+        <w:rPr>
+          <w:b/>
+          <w:bCs/>
+        </w:rPr>
+        <w:t xml:space="preserve">▾</w:t>
+      </w:r>
+      <w:r>
+        <w:t xml:space="preserve">) qui se déplient pour révéler leurs sous-rubriques ; cliquer à nouveau sur l’en-tête de catégorie la replie :</w:t>
+      </w:r>
+    </w:p>
+    <w:p>
+      <w:pPr>
+        <w:pStyle w:val="BodyText"/>
+      </w:pPr>
+      <w:r>
+        <w:rPr>
+          <w:b/>
+          <w:bCs/>
+        </w:rPr>
+        <w:t xml:space="preserve">🛍️ Ventes ▾</w:t>
+      </w:r>
+    </w:p>
+    <w:tbl>
+      <w:tblPr>
+        <w:tblStyle w:val="Table"/>
+        <w:tblW w:type="auto" w:w="0"/>
+        <w:tblLook w:firstRow="1" w:lastRow="0" w:firstColumn="0" w:lastColumn="0" w:noHBand="0" w:noVBand="0" w:val="0020"/>
+      </w:tblPr>
+      <w:tblGrid>
+        <w:gridCol w:w="3960"/>
+        <w:gridCol w:w="3960"/>
+      </w:tblGrid>
+      <w:tr>
+        <w:trPr>
+          <w:tblHeader w:val="on"/>
+        </w:trPr>
+        <w:tc>
+          <w:tcPr/>
+          <w:p>
+            <w:pPr>
+              <w:pStyle w:val="Compact"/>
+            </w:pPr>
+            <w:r>
+              <w:t xml:space="preserve">Icône</w:t>
+            </w:r>
+          </w:p>
+        </w:tc>
+        <w:tc>
+          <w:tcPr/>
+          <w:p>
+            <w:pPr>
+              <w:pStyle w:val="Compact"/>
+            </w:pPr>
+            <w:r>
+              <w:t xml:space="preserve">Rubrique</w:t>
+            </w:r>
+          </w:p>
+        </w:tc>
+      </w:tr>
+      <w:tr>
+        <w:tc>
+          <w:tcPr/>
+          <w:p>
+            <w:pPr>
+              <w:pStyle w:val="Compact"/>
+            </w:pPr>
+            <w:r>
               <w:t xml:space="preserve">🧑</w:t>
             </w:r>
           </w:p>
@@ -1534,6 +1653,274 @@
           </w:p>
         </w:tc>
       </w:tr>
+    </w:tbl>
+    <w:p>
+      <w:pPr>
+        <w:pStyle w:val="BodyText"/>
+      </w:pPr>
+      <w:r>
+        <w:rPr>
+          <w:b/>
+          <w:bCs/>
+        </w:rPr>
+        <w:t xml:space="preserve">🛒 Achats ▾</w:t>
+      </w:r>
+    </w:p>
+    <w:tbl>
+      <w:tblPr>
+        <w:tblStyle w:val="Table"/>
+        <w:tblW w:type="auto" w:w="0"/>
+        <w:tblLook w:firstRow="1" w:lastRow="0" w:firstColumn="0" w:lastColumn="0" w:noHBand="0" w:noVBand="0" w:val="0020"/>
+      </w:tblPr>
+      <w:tblGrid>
+        <w:gridCol w:w="3960"/>
+        <w:gridCol w:w="3960"/>
+      </w:tblGrid>
+      <w:tr>
+        <w:trPr>
+          <w:tblHeader w:val="on"/>
+        </w:trPr>
+        <w:tc>
+          <w:tcPr/>
+          <w:p>
+            <w:pPr>
+              <w:pStyle w:val="Compact"/>
+            </w:pPr>
+            <w:r>
+              <w:t xml:space="preserve">Icône</w:t>
+            </w:r>
+          </w:p>
+        </w:tc>
+        <w:tc>
+          <w:tcPr/>
+          <w:p>
+            <w:pPr>
+              <w:pStyle w:val="Compact"/>
+            </w:pPr>
+            <w:r>
+              <w:t xml:space="preserve">Rubrique</w:t>
+            </w:r>
+          </w:p>
+        </w:tc>
+      </w:tr>
+      <w:tr>
+        <w:tc>
+          <w:tcPr/>
+          <w:p>
+            <w:pPr>
+              <w:pStyle w:val="Compact"/>
+            </w:pPr>
+            <w:r>
+              <w:t xml:space="preserve">🏭</w:t>
+            </w:r>
+          </w:p>
+        </w:tc>
+        <w:tc>
+          <w:tcPr/>
+          <w:p>
+            <w:pPr>
+              <w:pStyle w:val="Compact"/>
+            </w:pPr>
+            <w:r>
+              <w:t xml:space="preserve">Fournisseurs</w:t>
+            </w:r>
+          </w:p>
+        </w:tc>
+      </w:tr>
+      <w:tr>
+        <w:tc>
+          <w:tcPr/>
+          <w:p>
+            <w:pPr>
+              <w:pStyle w:val="Compact"/>
+            </w:pPr>
+            <w:r>
+              <w:t xml:space="preserve">📝</w:t>
+            </w:r>
+          </w:p>
+        </w:tc>
+        <w:tc>
+          <w:tcPr/>
+          <w:p>
+            <w:pPr>
+              <w:pStyle w:val="Compact"/>
+            </w:pPr>
+            <w:r>
+              <w:t xml:space="preserve">Commandes</w:t>
+            </w:r>
+          </w:p>
+        </w:tc>
+      </w:tr>
+      <w:tr>
+        <w:tc>
+          <w:tcPr/>
+          <w:p>
+            <w:pPr>
+              <w:pStyle w:val="Compact"/>
+            </w:pPr>
+            <w:r>
+              <w:t xml:space="preserve">📥</w:t>
+            </w:r>
+          </w:p>
+        </w:tc>
+        <w:tc>
+          <w:tcPr/>
+          <w:p>
+            <w:pPr>
+              <w:pStyle w:val="Compact"/>
+            </w:pPr>
+            <w:r>
+              <w:t xml:space="preserve">Factures d’achats</w:t>
+            </w:r>
+          </w:p>
+        </w:tc>
+      </w:tr>
+    </w:tbl>
+    <w:p>
+      <w:pPr>
+        <w:pStyle w:val="BodyText"/>
+      </w:pPr>
+      <w:r>
+        <w:rPr>
+          <w:b/>
+          <w:bCs/>
+        </w:rPr>
+        <w:t xml:space="preserve">🧮 Comptabilité ▾</w:t>
+      </w:r>
+    </w:p>
+    <w:tbl>
+      <w:tblPr>
+        <w:tblStyle w:val="Table"/>
+        <w:tblW w:type="auto" w:w="0"/>
+        <w:tblLook w:firstRow="1" w:lastRow="0" w:firstColumn="0" w:lastColumn="0" w:noHBand="0" w:noVBand="0" w:val="0020"/>
+      </w:tblPr>
+      <w:tblGrid>
+        <w:gridCol w:w="3960"/>
+        <w:gridCol w:w="3960"/>
+      </w:tblGrid>
+      <w:tr>
+        <w:trPr>
+          <w:tblHeader w:val="on"/>
+        </w:trPr>
+        <w:tc>
+          <w:tcPr/>
+          <w:p>
+            <w:pPr>
+              <w:pStyle w:val="Compact"/>
+            </w:pPr>
+            <w:r>
+              <w:t xml:space="preserve">Icône</w:t>
+            </w:r>
+          </w:p>
+        </w:tc>
+        <w:tc>
+          <w:tcPr/>
+          <w:p>
+            <w:pPr>
+              <w:pStyle w:val="Compact"/>
+            </w:pPr>
+            <w:r>
+              <w:t xml:space="preserve">Rubrique</w:t>
+            </w:r>
+          </w:p>
+        </w:tc>
+      </w:tr>
+      <w:tr>
+        <w:tc>
+          <w:tcPr/>
+          <w:p>
+            <w:pPr>
+              <w:pStyle w:val="Compact"/>
+            </w:pPr>
+            <w:r>
+              <w:t xml:space="preserve">📑</w:t>
+            </w:r>
+          </w:p>
+        </w:tc>
+        <w:tc>
+          <w:tcPr/>
+          <w:p>
+            <w:pPr>
+              <w:pStyle w:val="Compact"/>
+            </w:pPr>
+            <w:r>
+              <w:t xml:space="preserve">Déclaration TVA</w:t>
+            </w:r>
+          </w:p>
+        </w:tc>
+      </w:tr>
+      <w:tr>
+        <w:tc>
+          <w:tcPr/>
+          <w:p>
+            <w:pPr>
+              <w:pStyle w:val="Compact"/>
+            </w:pPr>
+            <w:r>
+              <w:t xml:space="preserve">⚖️</w:t>
+            </w:r>
+          </w:p>
+        </w:tc>
+        <w:tc>
+          <w:tcPr/>
+          <w:p>
+            <w:pPr>
+              <w:pStyle w:val="Compact"/>
+            </w:pPr>
+            <w:r>
+              <w:t xml:space="preserve">Lettrage</w:t>
+            </w:r>
+          </w:p>
+        </w:tc>
+      </w:tr>
+      <w:tr>
+        <w:tc>
+          <w:tcPr/>
+          <w:p>
+            <w:pPr>
+              <w:pStyle w:val="Compact"/>
+            </w:pPr>
+            <w:r>
+              <w:t xml:space="preserve">📅</w:t>
+            </w:r>
+          </w:p>
+        </w:tc>
+        <w:tc>
+          <w:tcPr/>
+          <w:p>
+            <w:pPr>
+              <w:pStyle w:val="Compact"/>
+            </w:pPr>
+            <w:r>
+              <w:t xml:space="preserve">Exercices</w:t>
+            </w:r>
+          </w:p>
+        </w:tc>
+      </w:tr>
+      <w:tr>
+        <w:tc>
+          <w:tcPr/>
+          <w:p>
+            <w:pPr>
+              <w:pStyle w:val="Compact"/>
+            </w:pPr>
+            <w:r>
+              <w:t xml:space="preserve">🗄️</w:t>
+            </w:r>
+          </w:p>
+        </w:tc>
+        <w:tc>
+          <w:tcPr/>
+          <w:p>
+            <w:pPr>
+              <w:pStyle w:val="Compact"/>
+            </w:pPr>
+            <w:r>
+              <w:t xml:space="preserve">Archives</w:t>
+            </w:r>
+          </w:p>
+        </w:tc>
+      </w:tr>
       <w:tr>
         <w:tc>
           <w:tcPr/>
@@ -1558,127 +1945,15 @@
           </w:p>
         </w:tc>
       </w:tr>
-      <w:tr>
-        <w:tc>
-          <w:tcPr/>
-          <w:p>
-            <w:pPr>
-              <w:pStyle w:val="Compact"/>
-            </w:pPr>
-            <w:r>
-              <w:t xml:space="preserve">📑</w:t>
-            </w:r>
-          </w:p>
-        </w:tc>
-        <w:tc>
-          <w:tcPr/>
-          <w:p>
-            <w:pPr>
-              <w:pStyle w:val="Compact"/>
-            </w:pPr>
-            <w:r>
-              <w:t xml:space="preserve">Déclaration TVA</w:t>
-            </w:r>
-          </w:p>
-        </w:tc>
-      </w:tr>
-      <w:tr>
-        <w:tc>
-          <w:tcPr/>
-          <w:p>
-            <w:pPr>
-              <w:pStyle w:val="Compact"/>
-            </w:pPr>
-            <w:r>
-              <w:t xml:space="preserve">📅</w:t>
-            </w:r>
-          </w:p>
-        </w:tc>
-        <w:tc>
-          <w:tcPr/>
-          <w:p>
-            <w:pPr>
-              <w:pStyle w:val="Compact"/>
-            </w:pPr>
-            <w:r>
-              <w:t xml:space="preserve">Exercices</w:t>
-            </w:r>
-          </w:p>
-        </w:tc>
-      </w:tr>
-      <w:tr>
-        <w:tc>
-          <w:tcPr/>
-          <w:p>
-            <w:pPr>
-              <w:pStyle w:val="Compact"/>
-            </w:pPr>
-            <w:r>
-              <w:t xml:space="preserve">🗄️</w:t>
-            </w:r>
-          </w:p>
-        </w:tc>
-        <w:tc>
-          <w:tcPr/>
-          <w:p>
-            <w:pPr>
-              <w:pStyle w:val="Compact"/>
-            </w:pPr>
-            <w:r>
-              <w:t xml:space="preserve">Archives</w:t>
-            </w:r>
-          </w:p>
-        </w:tc>
-      </w:tr>
-      <w:tr>
-        <w:tc>
-          <w:tcPr/>
-          <w:p>
-            <w:pPr>
-              <w:pStyle w:val="Compact"/>
-            </w:pPr>
-            <w:r>
-              <w:t xml:space="preserve">⚖️</w:t>
-            </w:r>
-          </w:p>
-        </w:tc>
-        <w:tc>
-          <w:tcPr/>
-          <w:p>
-            <w:pPr>
-              <w:pStyle w:val="Compact"/>
-            </w:pPr>
-            <w:r>
-              <w:t xml:space="preserve">Lettrage</w:t>
-            </w:r>
-          </w:p>
-        </w:tc>
-      </w:tr>
-      <w:tr>
-        <w:tc>
-          <w:tcPr/>
-          <w:p>
-            <w:pPr>
-              <w:pStyle w:val="Compact"/>
-            </w:pPr>
-            <w:r>
-              <w:t xml:space="preserve">⚙️</w:t>
-            </w:r>
-          </w:p>
-        </w:tc>
-        <w:tc>
-          <w:tcPr/>
-          <w:p>
-            <w:pPr>
-              <w:pStyle w:val="Compact"/>
-            </w:pPr>
-            <w:r>
-              <w:t xml:space="preserve">Paramètres</w:t>
-            </w:r>
-          </w:p>
-        </w:tc>
-      </w:tr>
     </w:tbl>
+    <w:p>
+      <w:pPr>
+        <w:pStyle w:val="BlockText"/>
+      </w:pPr>
+      <w:r>
+        <w:t xml:space="preserve">Ce regroupement par catégories simplifie la navigation : seules les rubriques de la catégorie ouverte sont affichées, ce qui réduit l’encombrement de la barre latérale au quotidien.</w:t>
+      </w:r>
+    </w:p>
     <w:bookmarkEnd w:id="31"/>
     <w:bookmarkStart w:id="32" w:name="onglets-de-travail"/>
     <w:p>

--- a/docs/manuel-utilisateur.docx
+++ b/docs/manuel-utilisateur.docx
@@ -39,7 +39,7 @@
             <w:pStyle w:val="TOCHeading"/>
           </w:pPr>
           <w:r>
-            <w:t xml:space="preserve">Table of Contents</w:t>
+            <w:t xml:space="preserve">Table des matières</w:t>
           </w:r>
         </w:p>
         <w:p>

--- a/docs/manuel-utilisateur.docx
+++ b/docs/manuel-utilisateur.docx
@@ -2,62 +2,22 @@
 <file path=word/document.xml><?xml version="1.0" encoding="utf-8"?>
 <w:document xmlns:w="http://schemas.openxmlformats.org/wordprocessingml/2006/main" xmlns:m="http://schemas.openxmlformats.org/officeDocument/2006/math" xmlns:r="http://schemas.openxmlformats.org/officeDocument/2006/relationships" xmlns:o="urn:schemas-microsoft-com:office:office" xmlns:v="urn:schemas-microsoft-com:vml" xmlns:w10="urn:schemas-microsoft-com:office:word" xmlns:a="http://schemas.openxmlformats.org/drawingml/2006/main" xmlns:pic="http://schemas.openxmlformats.org/drawingml/2006/picture" xmlns:wp="http://schemas.openxmlformats.org/drawingml/2006/wordprocessingDrawing">
   <w:body>
-    <w:p>
-      <w:pPr>
-        <w:pStyle w:val="Title"/>
-      </w:pPr>
-      <w:r>
-        <w:t xml:space="preserve">FacturPro — Manuel utilisateur</w:t>
-      </w:r>
-    </w:p>
-    <w:p>
-      <w:pPr>
-        <w:pStyle w:val="Author"/>
-      </w:pPr>
-      <w:r>
-        <w:t xml:space="preserve">Équipe FacturPro</w:t>
-      </w:r>
-    </w:p>
-    <w:p>
-      <w:pPr>
-        <w:pStyle w:val="Date"/>
-      </w:pPr>
-      <w:r>
-        <w:t xml:space="preserve">2026</w:t>
-      </w:r>
-    </w:p>
-    <w:sdt>
-      <w:sdtPr>
-        <w:docPartObj>
-          <w:docPartGallery w:val="Table of Contents"/>
-          <w:docPartUnique/>
-        </w:docPartObj>
-      </w:sdtPr>
-      <w:sdtContent>
-        <w:p>
-          <w:pPr>
-            <w:pStyle w:val="TOCHeading"/>
-          </w:pPr>
-          <w:r>
-            <w:t xml:space="preserve">Table des matières</w:t>
-          </w:r>
-        </w:p>
-        <w:p>
-          <w:r>
-            <w:fldChar w:fldCharType="begin" w:dirty="true"/>
-            <w:instrText xml:space="preserve">TOC \o "1-3" \h \z \u</w:instrText>
-            <w:fldChar w:fldCharType="separate"/>
-            <w:fldChar w:fldCharType="end"/>
-          </w:r>
-        </w:p>
-      </w:sdtContent>
-    </w:sdt>
-    <w:bookmarkStart w:id="10" w:name="présentation"/>
+    <w:bookmarkStart w:id="222" w:name="table-des-matières"/>
     <w:p>
       <w:pPr>
         <w:pStyle w:val="Heading1"/>
       </w:pPr>
       <w:r>
+        <w:t xml:space="preserve">Table des matières</w:t>
+      </w:r>
+    </w:p>
+    <w:bookmarkEnd w:id="222"/>
+    <w:bookmarkStart w:id="224" w:name="présentation"/>
+    <w:p>
+      <w:pPr>
+        <w:pStyle w:val="Heading1"/>
+      </w:pPr>
+      <w:r>
         <w:t xml:space="preserve">Présentation</w:t>
       </w:r>
     </w:p>
@@ -69,7 +29,7 @@
         <w:t xml:space="preserve">FacturPro est un logiciel de devis et facturation conforme au droit français, utilisable depuis n’importe quel navigateur web. Il s’installe en une fois sur un poste Windows et est accessible localement par tous les postes du réseau.</w:t>
       </w:r>
     </w:p>
-    <w:bookmarkStart w:id="9" w:name="conformité-légale"/>
+    <w:bookmarkStart w:id="223" w:name="conformité-légale"/>
     <w:p>
       <w:pPr>
         <w:pStyle w:val="Heading2"/>
@@ -81,13 +41,13 @@
     <w:tbl>
       <w:tblPr>
         <w:tblStyle w:val="Table"/>
-        <w:tblW w:type="pct" w:w="5000"/>
+        <w:tblW w:type="pct" w:w="4930"/>
         <w:tblLayout w:type="fixed"/>
         <w:tblLook w:firstRow="1" w:lastRow="0" w:firstColumn="0" w:lastColumn="0" w:noHBand="0" w:noVBand="0" w:val="0020"/>
       </w:tblPr>
       <w:tblGrid>
-        <w:gridCol w:w="3960"/>
-        <w:gridCol w:w="3960"/>
+        <w:gridCol w:w="1772"/>
+        <w:gridCol w:w="6036"/>
       </w:tblGrid>
       <w:tr>
         <w:trPr>
@@ -98,6 +58,7 @@
           <w:p>
             <w:pPr>
               <w:pStyle w:val="Compact"/>
+              <w:jc w:val="left"/>
             </w:pPr>
             <w:r>
               <w:t xml:space="preserve">Exigence</w:t>
@@ -109,6 +70,7 @@
           <w:p>
             <w:pPr>
               <w:pStyle w:val="Compact"/>
+              <w:jc w:val="left"/>
             </w:pPr>
             <w:r>
               <w:t xml:space="preserve">Implémentation</w:t>
@@ -122,6 +84,7 @@
           <w:p>
             <w:pPr>
               <w:pStyle w:val="Compact"/>
+              <w:jc w:val="left"/>
             </w:pPr>
             <w:r>
               <w:rPr>
@@ -137,6 +100,7 @@
           <w:p>
             <w:pPr>
               <w:pStyle w:val="Compact"/>
+              <w:jc w:val="left"/>
             </w:pPr>
             <w:r>
               <w:t xml:space="preserve">Inaltérabilité des documents garantie par des verrous base de données + chaîne SHA-256</w:t>
@@ -150,6 +114,7 @@
           <w:p>
             <w:pPr>
               <w:pStyle w:val="Compact"/>
+              <w:jc w:val="left"/>
             </w:pPr>
             <w:r>
               <w:rPr>
@@ -165,6 +130,7 @@
           <w:p>
             <w:pPr>
               <w:pStyle w:val="Compact"/>
+              <w:jc w:val="left"/>
             </w:pPr>
             <w:r>
               <w:t xml:space="preserve">Chaque facture embarque un XML ZUGFeRD lisible par les logiciels comptables</w:t>
@@ -178,6 +144,7 @@
           <w:p>
             <w:pPr>
               <w:pStyle w:val="Compact"/>
+              <w:jc w:val="left"/>
             </w:pPr>
             <w:r>
               <w:rPr>
@@ -193,6 +160,7 @@
           <w:p>
             <w:pPr>
               <w:pStyle w:val="Compact"/>
+              <w:jc w:val="left"/>
             </w:pPr>
             <w:r>
               <w:t xml:space="preserve">Export Fichier des Écritures Comptables à tout moment, par exercice fiscal</w:t>
@@ -206,6 +174,7 @@
           <w:p>
             <w:pPr>
               <w:pStyle w:val="Compact"/>
+              <w:jc w:val="left"/>
             </w:pPr>
             <w:r>
               <w:rPr>
@@ -221,6 +190,7 @@
           <w:p>
             <w:pPr>
               <w:pStyle w:val="Compact"/>
+              <w:jc w:val="left"/>
             </w:pPr>
             <w:r>
               <w:t xml:space="preserve">Procédure de clôture d’exercice avec Procès-Verbal horodaté (art. 88 loi 2015-1785)</w:t>
@@ -234,6 +204,7 @@
           <w:p>
             <w:pPr>
               <w:pStyle w:val="Compact"/>
+              <w:jc w:val="left"/>
             </w:pPr>
             <w:r>
               <w:rPr>
@@ -249,6 +220,7 @@
           <w:p>
             <w:pPr>
               <w:pStyle w:val="Compact"/>
+              <w:jc w:val="left"/>
             </w:pPr>
             <w:r>
               <w:t xml:space="preserve">Escompte, pénalités de retard et indemnité forfaitaire automatiquement générées (art. L441-9/L441-10 CCom)</w:t>
@@ -262,6 +234,7 @@
           <w:p>
             <w:pPr>
               <w:pStyle w:val="Compact"/>
+              <w:jc w:val="left"/>
             </w:pPr>
             <w:r>
               <w:rPr>
@@ -277,6 +250,7 @@
           <w:p>
             <w:pPr>
               <w:pStyle w:val="Compact"/>
+              <w:jc w:val="left"/>
             </w:pPr>
             <w:r>
               <w:t xml:space="preserve">Intégration Chorus Pro / Portail Public de Facturation (dépôt XML Factur-X)</w:t>
@@ -290,6 +264,7 @@
           <w:p>
             <w:pPr>
               <w:pStyle w:val="Compact"/>
+              <w:jc w:val="left"/>
             </w:pPr>
             <w:r>
               <w:rPr>
@@ -305,6 +280,7 @@
           <w:p>
             <w:pPr>
               <w:pStyle w:val="Compact"/>
+              <w:jc w:val="left"/>
             </w:pPr>
             <w:r>
               <w:t xml:space="preserve">Statuts clients, durée de conservation, anonymisation</w:t>
@@ -318,6 +294,7 @@
           <w:p>
             <w:pPr>
               <w:pStyle w:val="Compact"/>
+              <w:jc w:val="left"/>
             </w:pPr>
             <w:r>
               <w:rPr>
@@ -333,6 +310,7 @@
           <w:p>
             <w:pPr>
               <w:pStyle w:val="Compact"/>
+              <w:jc w:val="left"/>
             </w:pPr>
             <w:r>
               <w:t xml:space="preserve">Fichiers de prélèvement pain.008.001.02</w:t>
@@ -348,9 +326,9 @@
         </w:pict>
       </w:r>
     </w:p>
-    <w:bookmarkEnd w:id="9"/>
-    <w:bookmarkEnd w:id="10"/>
-    <w:bookmarkStart w:id="17" w:name="installation-windows"/>
+    <w:bookmarkEnd w:id="223"/>
+    <w:bookmarkEnd w:id="224"/>
+    <w:bookmarkStart w:id="231" w:name="installation-windows"/>
     <w:p>
       <w:pPr>
         <w:pStyle w:val="Heading1"/>
@@ -359,7 +337,7 @@
         <w:t xml:space="preserve">Installation Windows</w:t>
       </w:r>
     </w:p>
-    <w:bookmarkStart w:id="14" w:name="assistant-dinstallation"/>
+    <w:bookmarkStart w:id="228" w:name="assistant-dinstallation"/>
     <w:p>
       <w:pPr>
         <w:pStyle w:val="Heading2"/>
@@ -398,20 +376,20 @@
       <w:r>
         <w:drawing>
           <wp:inline>
-            <wp:extent cx="5334000" cy="2637413"/>
+            <wp:extent cx="5334000" cy="2637412"/>
             <wp:effectExtent b="0" l="0" r="0" t="0"/>
-            <wp:docPr descr="Écran de connexion" title="" id="12" name="Picture"/>
+            <wp:docPr descr="Écran de connexion" title="" id="226" name="Picture"/>
             <a:graphic>
               <a:graphicData uri="http://schemas.openxmlformats.org/drawingml/2006/picture">
                 <pic:pic>
                   <pic:nvPicPr>
-                    <pic:cNvPr descr="screenshots/00-login.png" id="13" name="Picture"/>
+                    <pic:cNvPr descr="C:/Users/filou/saas-facturation/docs/media/rId11.png" id="227" name="Picture"/>
                     <pic:cNvPicPr>
                       <a:picLocks noChangeArrowheads="1" noChangeAspect="1"/>
                     </pic:cNvPicPr>
                   </pic:nvPicPr>
                   <pic:blipFill>
-                    <a:blip r:embed="rId11"/>
+                    <a:blip r:embed="rId225"/>
                     <a:stretch>
                       <a:fillRect/>
                     </a:stretch>
@@ -419,7 +397,7 @@
                   <pic:spPr bwMode="auto">
                     <a:xfrm>
                       <a:off x="0" y="0"/>
-                      <a:ext cx="5334000" cy="2637413"/>
+                      <a:ext cx="5334000" cy="2637412"/>
                     </a:xfrm>
                     <a:prstGeom prst="rect">
                       <a:avLst/>
@@ -461,12 +439,13 @@
     <w:tbl>
       <w:tblPr>
         <w:tblStyle w:val="Table"/>
-        <w:tblW w:type="auto" w:w="0"/>
+        <w:tblW w:type="pct" w:w="4306"/>
+        <w:tblLayout w:type="fixed"/>
         <w:tblLook w:firstRow="1" w:lastRow="0" w:firstColumn="0" w:lastColumn="0" w:noHBand="0" w:noVBand="0" w:val="0020"/>
       </w:tblPr>
       <w:tblGrid>
-        <w:gridCol w:w="3960"/>
-        <w:gridCol w:w="3960"/>
+        <w:gridCol w:w="3410"/>
+        <w:gridCol w:w="3410"/>
       </w:tblGrid>
       <w:tr>
         <w:trPr>
@@ -477,6 +456,7 @@
           <w:p>
             <w:pPr>
               <w:pStyle w:val="Compact"/>
+              <w:jc w:val="left"/>
             </w:pPr>
             <w:r>
               <w:t xml:space="preserve">Champ</w:t>
@@ -488,6 +468,7 @@
           <w:p>
             <w:pPr>
               <w:pStyle w:val="Compact"/>
+              <w:jc w:val="left"/>
             </w:pPr>
             <w:r>
               <w:t xml:space="preserve">Valeur par défaut</w:t>
@@ -501,6 +482,7 @@
           <w:p>
             <w:pPr>
               <w:pStyle w:val="Compact"/>
+              <w:jc w:val="left"/>
             </w:pPr>
             <w:r>
               <w:t xml:space="preserve">Mot de passe</w:t>
@@ -521,6 +503,7 @@
           <w:p>
             <w:pPr>
               <w:pStyle w:val="Compact"/>
+              <w:jc w:val="left"/>
             </w:pPr>
             <w:r>
               <w:rPr>
@@ -591,12 +574,13 @@
     <w:tbl>
       <w:tblPr>
         <w:tblStyle w:val="Table"/>
-        <w:tblW w:type="auto" w:w="0"/>
+        <w:tblW w:type="pct" w:w="4881"/>
+        <w:tblLayout w:type="fixed"/>
         <w:tblLook w:firstRow="1" w:lastRow="0" w:firstColumn="0" w:lastColumn="0" w:noHBand="0" w:noVBand="0" w:val="0020"/>
       </w:tblPr>
       <w:tblGrid>
-        <w:gridCol w:w="3960"/>
-        <w:gridCol w:w="3960"/>
+        <w:gridCol w:w="2922"/>
+        <w:gridCol w:w="4808"/>
       </w:tblGrid>
       <w:tr>
         <w:trPr>
@@ -607,6 +591,7 @@
           <w:p>
             <w:pPr>
               <w:pStyle w:val="Compact"/>
+              <w:jc w:val="left"/>
             </w:pPr>
             <w:r>
               <w:t xml:space="preserve">Champ</w:t>
@@ -618,6 +603,7 @@
           <w:p>
             <w:pPr>
               <w:pStyle w:val="Compact"/>
+              <w:jc w:val="left"/>
             </w:pPr>
             <w:r>
               <w:t xml:space="preserve">Remarque</w:t>
@@ -631,6 +617,7 @@
           <w:p>
             <w:pPr>
               <w:pStyle w:val="Compact"/>
+              <w:jc w:val="left"/>
             </w:pPr>
             <w:r>
               <w:t xml:space="preserve">Adresse e-mail</w:t>
@@ -642,6 +629,7 @@
           <w:p>
             <w:pPr>
               <w:pStyle w:val="Compact"/>
+              <w:jc w:val="left"/>
             </w:pPr>
             <w:r>
               <w:t xml:space="preserve">Identifiant de connexion du super-administrateur</w:t>
@@ -655,6 +643,7 @@
           <w:p>
             <w:pPr>
               <w:pStyle w:val="Compact"/>
+              <w:jc w:val="left"/>
             </w:pPr>
             <w:r>
               <w:t xml:space="preserve">Mot de passe</w:t>
@@ -666,6 +655,7 @@
           <w:p>
             <w:pPr>
               <w:pStyle w:val="Compact"/>
+              <w:jc w:val="left"/>
             </w:pPr>
             <w:r>
               <w:t xml:space="preserve">Minimum 8 caractères, mémorisez-le</w:t>
@@ -689,13 +679,14 @@
     <w:tbl>
       <w:tblPr>
         <w:tblStyle w:val="Table"/>
-        <w:tblW w:type="auto" w:w="0"/>
+        <w:tblW w:type="pct" w:w="4375"/>
+        <w:tblLayout w:type="fixed"/>
         <w:tblLook w:firstRow="1" w:lastRow="0" w:firstColumn="0" w:lastColumn="0" w:noHBand="0" w:noVBand="0" w:val="0020"/>
       </w:tblPr>
       <w:tblGrid>
-        <w:gridCol w:w="2640"/>
-        <w:gridCol w:w="2640"/>
-        <w:gridCol w:w="2640"/>
+        <w:gridCol w:w="2310"/>
+        <w:gridCol w:w="2310"/>
+        <w:gridCol w:w="2310"/>
       </w:tblGrid>
       <w:tr>
         <w:trPr>
@@ -706,6 +697,7 @@
           <w:p>
             <w:pPr>
               <w:pStyle w:val="Compact"/>
+              <w:jc w:val="left"/>
             </w:pPr>
             <w:r>
               <w:t xml:space="preserve">Champ</w:t>
@@ -717,6 +709,7 @@
           <w:p>
             <w:pPr>
               <w:pStyle w:val="Compact"/>
+              <w:jc w:val="left"/>
             </w:pPr>
             <w:r>
               <w:t xml:space="preserve">Défaut</w:t>
@@ -728,6 +721,7 @@
           <w:p>
             <w:pPr>
               <w:pStyle w:val="Compact"/>
+              <w:jc w:val="left"/>
             </w:pPr>
             <w:r>
               <w:t xml:space="preserve">Plage</w:t>
@@ -741,6 +735,7 @@
           <w:p>
             <w:pPr>
               <w:pStyle w:val="Compact"/>
+              <w:jc w:val="left"/>
             </w:pPr>
             <w:r>
               <w:t xml:space="preserve">Port serveur</w:t>
@@ -752,6 +747,7 @@
           <w:p>
             <w:pPr>
               <w:pStyle w:val="Compact"/>
+              <w:jc w:val="left"/>
             </w:pPr>
             <w:r>
               <w:rPr>
@@ -766,6 +762,7 @@
           <w:p>
             <w:pPr>
               <w:pStyle w:val="Compact"/>
+              <w:jc w:val="left"/>
             </w:pPr>
             <w:r>
               <w:t xml:space="preserve">1024 – 65535</w:t>
@@ -782,8 +779,8 @@
         <w:t xml:space="preserve">Changez le port si 3000 est déjà utilisé (Skype, IIS, autre logiciel). Le pare-feu Windows est configuré automatiquement.</w:t>
       </w:r>
     </w:p>
-    <w:bookmarkEnd w:id="14"/>
-    <w:bookmarkStart w:id="15" w:name="après-linstallation"/>
+    <w:bookmarkEnd w:id="228"/>
+    <w:bookmarkStart w:id="229" w:name="après-linstallation"/>
     <w:p>
       <w:pPr>
         <w:pStyle w:val="Heading2"/>
@@ -868,8 +865,8 @@
         <w:t xml:space="preserve">&lt;dossier_installation&gt;\logs\app.log</w:t>
       </w:r>
     </w:p>
-    <w:bookmarkEnd w:id="15"/>
-    <w:bookmarkStart w:id="16" w:name="désinstallation"/>
+    <w:bookmarkEnd w:id="229"/>
+    <w:bookmarkStart w:id="230" w:name="désinstallation"/>
     <w:p>
       <w:pPr>
         <w:pStyle w:val="Heading2"/>
@@ -922,9 +919,9 @@
         </w:pict>
       </w:r>
     </w:p>
-    <w:bookmarkEnd w:id="16"/>
-    <w:bookmarkEnd w:id="17"/>
-    <w:bookmarkStart w:id="26" w:name="première-connexion"/>
+    <w:bookmarkEnd w:id="230"/>
+    <w:bookmarkEnd w:id="231"/>
+    <w:bookmarkStart w:id="240" w:name="première-connexion"/>
     <w:p>
       <w:pPr>
         <w:pStyle w:val="Heading1"/>
@@ -933,7 +930,7 @@
         <w:t xml:space="preserve">Première connexion</w:t>
       </w:r>
     </w:p>
-    <w:bookmarkStart w:id="24" w:name="écran-de-connexion"/>
+    <w:bookmarkStart w:id="238" w:name="écran-de-connexion"/>
     <w:p>
       <w:pPr>
         <w:pStyle w:val="Heading2"/>
@@ -949,20 +946,20 @@
       <w:r>
         <w:drawing>
           <wp:inline>
-            <wp:extent cx="5334000" cy="2637413"/>
+            <wp:extent cx="5334000" cy="2637412"/>
             <wp:effectExtent b="0" l="0" r="0" t="0"/>
-            <wp:docPr descr="Connexion à FacturPro" title="" id="19" name="Picture"/>
+            <wp:docPr descr="Connexion à FacturPro" title="" id="233" name="Picture"/>
             <a:graphic>
               <a:graphicData uri="http://schemas.openxmlformats.org/drawingml/2006/picture">
                 <pic:pic>
                   <pic:nvPicPr>
-                    <pic:cNvPr descr="screenshots/01-login-rempli.png" id="20" name="Picture"/>
+                    <pic:cNvPr descr="C:/Users/filou/saas-facturation/docs/media/rId18.png" id="234" name="Picture"/>
                     <pic:cNvPicPr>
                       <a:picLocks noChangeArrowheads="1" noChangeAspect="1"/>
                     </pic:cNvPicPr>
                   </pic:nvPicPr>
                   <pic:blipFill>
-                    <a:blip r:embed="rId18"/>
+                    <a:blip r:embed="rId232"/>
                     <a:stretch>
                       <a:fillRect/>
                     </a:stretch>
@@ -970,7 +967,7 @@
                   <pic:spPr bwMode="auto">
                     <a:xfrm>
                       <a:off x="0" y="0"/>
-                      <a:ext cx="5334000" cy="2637413"/>
+                      <a:ext cx="5334000" cy="2637412"/>
                     </a:xfrm>
                     <a:prstGeom prst="rect">
                       <a:avLst/>
@@ -1012,20 +1009,20 @@
       <w:r>
         <w:drawing>
           <wp:inline>
-            <wp:extent cx="5334000" cy="2637413"/>
+            <wp:extent cx="5334000" cy="2637412"/>
             <wp:effectExtent b="0" l="0" r="0" t="0"/>
-            <wp:docPr descr="Sélection de société" title="" id="22" name="Picture"/>
+            <wp:docPr descr="Sélection de société" title="" id="236" name="Picture"/>
             <a:graphic>
               <a:graphicData uri="http://schemas.openxmlformats.org/drawingml/2006/picture">
                 <pic:pic>
                   <pic:nvPicPr>
-                    <pic:cNvPr descr="screenshots/02-choix-societe.png" id="23" name="Picture"/>
+                    <pic:cNvPr descr="C:/Users/filou/saas-facturation/docs/media/rId21.png" id="237" name="Picture"/>
                     <pic:cNvPicPr>
                       <a:picLocks noChangeArrowheads="1" noChangeAspect="1"/>
                     </pic:cNvPicPr>
                   </pic:nvPicPr>
                   <pic:blipFill>
-                    <a:blip r:embed="rId21"/>
+                    <a:blip r:embed="rId235"/>
                     <a:stretch>
                       <a:fillRect/>
                     </a:stretch>
@@ -1033,7 +1030,7 @@
                   <pic:spPr bwMode="auto">
                     <a:xfrm>
                       <a:off x="0" y="0"/>
-                      <a:ext cx="5334000" cy="2637413"/>
+                      <a:ext cx="5334000" cy="2637412"/>
                     </a:xfrm>
                     <a:prstGeom prst="rect">
                       <a:avLst/>
@@ -1060,8 +1057,8 @@
         <w:t xml:space="preserve">Sélection de société</w:t>
       </w:r>
     </w:p>
-    <w:bookmarkEnd w:id="24"/>
-    <w:bookmarkStart w:id="25" w:name="changer-son-mot-de-passe"/>
+    <w:bookmarkEnd w:id="238"/>
+    <w:bookmarkStart w:id="239" w:name="changer-son-mot-de-passe"/>
     <w:p>
       <w:pPr>
         <w:pStyle w:val="Heading2"/>
@@ -1098,9 +1095,9 @@
         </w:pict>
       </w:r>
     </w:p>
-    <w:bookmarkEnd w:id="25"/>
-    <w:bookmarkEnd w:id="26"/>
-    <w:bookmarkStart w:id="33" w:name="interface-générale"/>
+    <w:bookmarkEnd w:id="239"/>
+    <w:bookmarkEnd w:id="240"/>
+    <w:bookmarkStart w:id="247" w:name="interface-générale"/>
     <w:p>
       <w:pPr>
         <w:pStyle w:val="Heading1"/>
@@ -1109,7 +1106,7 @@
         <w:t xml:space="preserve">Interface générale</w:t>
       </w:r>
     </w:p>
-    <w:bookmarkStart w:id="30" w:name="tableau-de-bord"/>
+    <w:bookmarkStart w:id="244" w:name="tableau-de-bord"/>
     <w:p>
       <w:pPr>
         <w:pStyle w:val="Heading2"/>
@@ -1125,20 +1122,20 @@
       <w:r>
         <w:drawing>
           <wp:inline>
-            <wp:extent cx="5334000" cy="2637413"/>
+            <wp:extent cx="5334000" cy="2637412"/>
             <wp:effectExtent b="0" l="0" r="0" t="0"/>
-            <wp:docPr descr="Tableau de bord" title="" id="28" name="Picture"/>
+            <wp:docPr descr="Tableau de bord" title="" id="242" name="Picture"/>
             <a:graphic>
               <a:graphicData uri="http://schemas.openxmlformats.org/drawingml/2006/picture">
                 <pic:pic>
                   <pic:nvPicPr>
-                    <pic:cNvPr descr="screenshots/03-dashboard.png" id="29" name="Picture"/>
+                    <pic:cNvPr descr="C:/Users/filou/saas-facturation/docs/media/rId27.png" id="243" name="Picture"/>
                     <pic:cNvPicPr>
                       <a:picLocks noChangeArrowheads="1" noChangeAspect="1"/>
                     </pic:cNvPicPr>
                   </pic:nvPicPr>
                   <pic:blipFill>
-                    <a:blip r:embed="rId27"/>
+                    <a:blip r:embed="rId241"/>
                     <a:stretch>
                       <a:fillRect/>
                     </a:stretch>
@@ -1146,7 +1143,7 @@
                   <pic:spPr bwMode="auto">
                     <a:xfrm>
                       <a:off x="0" y="0"/>
-                      <a:ext cx="5334000" cy="2637413"/>
+                      <a:ext cx="5334000" cy="2637412"/>
                     </a:xfrm>
                     <a:prstGeom prst="rect">
                       <a:avLst/>
@@ -1247,8 +1244,8 @@
         <w:t xml:space="preserve">sur les entrées de navigation : nombre de factures en retard (rouge) et devis expirés (orange), mis à jour toutes les 5 minutes.</w:t>
       </w:r>
     </w:p>
-    <w:bookmarkEnd w:id="30"/>
-    <w:bookmarkStart w:id="31" w:name="navigation-latérale"/>
+    <w:bookmarkEnd w:id="244"/>
+    <w:bookmarkStart w:id="245" w:name="navigation-latérale"/>
     <w:p>
       <w:pPr>
         <w:pStyle w:val="Heading2"/>
@@ -1292,12 +1289,13 @@
     <w:tbl>
       <w:tblPr>
         <w:tblStyle w:val="Table"/>
-        <w:tblW w:type="auto" w:w="0"/>
+        <w:tblW w:type="pct" w:w="4306"/>
+        <w:tblLayout w:type="fixed"/>
         <w:tblLook w:firstRow="1" w:lastRow="0" w:firstColumn="0" w:lastColumn="0" w:noHBand="0" w:noVBand="0" w:val="0020"/>
       </w:tblPr>
       <w:tblGrid>
-        <w:gridCol w:w="3960"/>
-        <w:gridCol w:w="3960"/>
+        <w:gridCol w:w="3410"/>
+        <w:gridCol w:w="3410"/>
       </w:tblGrid>
       <w:tr>
         <w:trPr>
@@ -1308,6 +1306,7 @@
           <w:p>
             <w:pPr>
               <w:pStyle w:val="Compact"/>
+              <w:jc w:val="left"/>
             </w:pPr>
             <w:r>
               <w:t xml:space="preserve">Icône</w:t>
@@ -1319,6 +1318,7 @@
           <w:p>
             <w:pPr>
               <w:pStyle w:val="Compact"/>
+              <w:jc w:val="left"/>
             </w:pPr>
             <w:r>
               <w:t xml:space="preserve">Rubrique</w:t>
@@ -1332,6 +1332,7 @@
           <w:p>
             <w:pPr>
               <w:pStyle w:val="Compact"/>
+              <w:jc w:val="left"/>
             </w:pPr>
             <w:r>
               <w:t xml:space="preserve">📊</w:t>
@@ -1343,6 +1344,7 @@
           <w:p>
             <w:pPr>
               <w:pStyle w:val="Compact"/>
+              <w:jc w:val="left"/>
             </w:pPr>
             <w:r>
               <w:t xml:space="preserve">Tableau de bord</w:t>
@@ -1356,6 +1358,7 @@
           <w:p>
             <w:pPr>
               <w:pStyle w:val="Compact"/>
+              <w:jc w:val="left"/>
             </w:pPr>
             <w:r>
               <w:t xml:space="preserve">📈</w:t>
@@ -1367,6 +1370,7 @@
           <w:p>
             <w:pPr>
               <w:pStyle w:val="Compact"/>
+              <w:jc w:val="left"/>
             </w:pPr>
             <w:r>
               <w:t xml:space="preserve">Statistiques</w:t>
@@ -1380,20 +1384,22 @@
           <w:p>
             <w:pPr>
               <w:pStyle w:val="Compact"/>
-            </w:pPr>
-            <w:r>
-              <w:t xml:space="preserve">⚙️</w:t>
-            </w:r>
-          </w:p>
-        </w:tc>
-        <w:tc>
-          <w:tcPr/>
-          <w:p>
-            <w:pPr>
-              <w:pStyle w:val="Compact"/>
-            </w:pPr>
-            <w:r>
-              <w:t xml:space="preserve">Paramètres</w:t>
+              <w:jc w:val="left"/>
+            </w:pPr>
+            <w:r>
+              <w:t xml:space="preserve">⚙️ P</w:t>
+            </w:r>
+          </w:p>
+        </w:tc>
+        <w:tc>
+          <w:tcPr/>
+          <w:p>
+            <w:pPr>
+              <w:pStyle w:val="Compact"/>
+              <w:jc w:val="left"/>
+            </w:pPr>
+            <w:r>
+              <w:t xml:space="preserve">aramètres</w:t>
             </w:r>
           </w:p>
         </w:tc>
@@ -1451,12 +1457,13 @@
     <w:tbl>
       <w:tblPr>
         <w:tblStyle w:val="Table"/>
-        <w:tblW w:type="auto" w:w="0"/>
+        <w:tblW w:type="pct" w:w="4306"/>
+        <w:tblLayout w:type="fixed"/>
         <w:tblLook w:firstRow="1" w:lastRow="0" w:firstColumn="0" w:lastColumn="0" w:noHBand="0" w:noVBand="0" w:val="0020"/>
       </w:tblPr>
       <w:tblGrid>
-        <w:gridCol w:w="3960"/>
-        <w:gridCol w:w="3960"/>
+        <w:gridCol w:w="3410"/>
+        <w:gridCol w:w="3410"/>
       </w:tblGrid>
       <w:tr>
         <w:trPr>
@@ -1467,6 +1474,7 @@
           <w:p>
             <w:pPr>
               <w:pStyle w:val="Compact"/>
+              <w:jc w:val="left"/>
             </w:pPr>
             <w:r>
               <w:t xml:space="preserve">Icône</w:t>
@@ -1478,6 +1486,7 @@
           <w:p>
             <w:pPr>
               <w:pStyle w:val="Compact"/>
+              <w:jc w:val="left"/>
             </w:pPr>
             <w:r>
               <w:t xml:space="preserve">Rubrique</w:t>
@@ -1491,6 +1500,7 @@
           <w:p>
             <w:pPr>
               <w:pStyle w:val="Compact"/>
+              <w:jc w:val="left"/>
             </w:pPr>
             <w:r>
               <w:t xml:space="preserve">🧑</w:t>
@@ -1502,6 +1512,7 @@
           <w:p>
             <w:pPr>
               <w:pStyle w:val="Compact"/>
+              <w:jc w:val="left"/>
             </w:pPr>
             <w:r>
               <w:t xml:space="preserve">Clients</w:t>
@@ -1515,6 +1526,7 @@
           <w:p>
             <w:pPr>
               <w:pStyle w:val="Compact"/>
+              <w:jc w:val="left"/>
             </w:pPr>
             <w:r>
               <w:t xml:space="preserve">📋</w:t>
@@ -1526,6 +1538,7 @@
           <w:p>
             <w:pPr>
               <w:pStyle w:val="Compact"/>
+              <w:jc w:val="left"/>
             </w:pPr>
             <w:r>
               <w:t xml:space="preserve">Devis</w:t>
@@ -1539,6 +1552,7 @@
           <w:p>
             <w:pPr>
               <w:pStyle w:val="Compact"/>
+              <w:jc w:val="left"/>
             </w:pPr>
             <w:r>
               <w:t xml:space="preserve">🧾</w:t>
@@ -1550,6 +1564,7 @@
           <w:p>
             <w:pPr>
               <w:pStyle w:val="Compact"/>
+              <w:jc w:val="left"/>
             </w:pPr>
             <w:r>
               <w:t xml:space="preserve">Factures</w:t>
@@ -1563,30 +1578,33 @@
           <w:p>
             <w:pPr>
               <w:pStyle w:val="Compact"/>
-            </w:pPr>
-            <w:r>
-              <w:t xml:space="preserve">↩️</w:t>
-            </w:r>
-          </w:p>
-        </w:tc>
-        <w:tc>
-          <w:tcPr/>
-          <w:p>
-            <w:pPr>
-              <w:pStyle w:val="Compact"/>
-            </w:pPr>
-            <w:r>
-              <w:t xml:space="preserve">Avoirs</w:t>
-            </w:r>
-          </w:p>
-        </w:tc>
-      </w:tr>
-      <w:tr>
-        <w:tc>
-          <w:tcPr/>
-          <w:p>
-            <w:pPr>
-              <w:pStyle w:val="Compact"/>
+              <w:jc w:val="left"/>
+            </w:pPr>
+            <w:r>
+              <w:t xml:space="preserve">↩️ A</w:t>
+            </w:r>
+          </w:p>
+        </w:tc>
+        <w:tc>
+          <w:tcPr/>
+          <w:p>
+            <w:pPr>
+              <w:pStyle w:val="Compact"/>
+              <w:jc w:val="left"/>
+            </w:pPr>
+            <w:r>
+              <w:t xml:space="preserve">voirs</w:t>
+            </w:r>
+          </w:p>
+        </w:tc>
+      </w:tr>
+      <w:tr>
+        <w:tc>
+          <w:tcPr/>
+          <w:p>
+            <w:pPr>
+              <w:pStyle w:val="Compact"/>
+              <w:jc w:val="left"/>
             </w:pPr>
             <w:r>
               <w:t xml:space="preserve">💰</w:t>
@@ -1598,6 +1616,7 @@
           <w:p>
             <w:pPr>
               <w:pStyle w:val="Compact"/>
+              <w:jc w:val="left"/>
             </w:pPr>
             <w:r>
               <w:t xml:space="preserve">Acomptes</w:t>
@@ -1611,6 +1630,7 @@
           <w:p>
             <w:pPr>
               <w:pStyle w:val="Compact"/>
+              <w:jc w:val="left"/>
             </w:pPr>
             <w:r>
               <w:t xml:space="preserve">🚚</w:t>
@@ -1622,6 +1642,7 @@
           <w:p>
             <w:pPr>
               <w:pStyle w:val="Compact"/>
+              <w:jc w:val="left"/>
             </w:pPr>
             <w:r>
               <w:t xml:space="preserve">Bons de livraison</w:t>
@@ -1635,6 +1656,7 @@
           <w:p>
             <w:pPr>
               <w:pStyle w:val="Compact"/>
+              <w:jc w:val="left"/>
             </w:pPr>
             <w:r>
               <w:t xml:space="preserve">📦</w:t>
@@ -1646,6 +1668,7 @@
           <w:p>
             <w:pPr>
               <w:pStyle w:val="Compact"/>
+              <w:jc w:val="left"/>
             </w:pPr>
             <w:r>
               <w:t xml:space="preserve">Articles</w:t>
@@ -1669,12 +1692,13 @@
     <w:tbl>
       <w:tblPr>
         <w:tblStyle w:val="Table"/>
-        <w:tblW w:type="auto" w:w="0"/>
+        <w:tblW w:type="pct" w:w="4306"/>
+        <w:tblLayout w:type="fixed"/>
         <w:tblLook w:firstRow="1" w:lastRow="0" w:firstColumn="0" w:lastColumn="0" w:noHBand="0" w:noVBand="0" w:val="0020"/>
       </w:tblPr>
       <w:tblGrid>
-        <w:gridCol w:w="3960"/>
-        <w:gridCol w:w="3960"/>
+        <w:gridCol w:w="3410"/>
+        <w:gridCol w:w="3410"/>
       </w:tblGrid>
       <w:tr>
         <w:trPr>
@@ -1685,6 +1709,7 @@
           <w:p>
             <w:pPr>
               <w:pStyle w:val="Compact"/>
+              <w:jc w:val="left"/>
             </w:pPr>
             <w:r>
               <w:t xml:space="preserve">Icône</w:t>
@@ -1696,6 +1721,7 @@
           <w:p>
             <w:pPr>
               <w:pStyle w:val="Compact"/>
+              <w:jc w:val="left"/>
             </w:pPr>
             <w:r>
               <w:t xml:space="preserve">Rubrique</w:t>
@@ -1709,6 +1735,7 @@
           <w:p>
             <w:pPr>
               <w:pStyle w:val="Compact"/>
+              <w:jc w:val="left"/>
             </w:pPr>
             <w:r>
               <w:t xml:space="preserve">🏭</w:t>
@@ -1720,6 +1747,7 @@
           <w:p>
             <w:pPr>
               <w:pStyle w:val="Compact"/>
+              <w:jc w:val="left"/>
             </w:pPr>
             <w:r>
               <w:t xml:space="preserve">Fournisseurs</w:t>
@@ -1733,6 +1761,7 @@
           <w:p>
             <w:pPr>
               <w:pStyle w:val="Compact"/>
+              <w:jc w:val="left"/>
             </w:pPr>
             <w:r>
               <w:t xml:space="preserve">📝</w:t>
@@ -1744,6 +1773,7 @@
           <w:p>
             <w:pPr>
               <w:pStyle w:val="Compact"/>
+              <w:jc w:val="left"/>
             </w:pPr>
             <w:r>
               <w:t xml:space="preserve">Commandes</w:t>
@@ -1757,6 +1787,7 @@
           <w:p>
             <w:pPr>
               <w:pStyle w:val="Compact"/>
+              <w:jc w:val="left"/>
             </w:pPr>
             <w:r>
               <w:t xml:space="preserve">📥</w:t>
@@ -1768,6 +1799,7 @@
           <w:p>
             <w:pPr>
               <w:pStyle w:val="Compact"/>
+              <w:jc w:val="left"/>
             </w:pPr>
             <w:r>
               <w:t xml:space="preserve">Factures d’achats</w:t>
@@ -1791,12 +1823,13 @@
     <w:tbl>
       <w:tblPr>
         <w:tblStyle w:val="Table"/>
-        <w:tblW w:type="auto" w:w="0"/>
+        <w:tblW w:type="pct" w:w="4306"/>
+        <w:tblLayout w:type="fixed"/>
         <w:tblLook w:firstRow="1" w:lastRow="0" w:firstColumn="0" w:lastColumn="0" w:noHBand="0" w:noVBand="0" w:val="0020"/>
       </w:tblPr>
       <w:tblGrid>
-        <w:gridCol w:w="3960"/>
-        <w:gridCol w:w="3960"/>
+        <w:gridCol w:w="3410"/>
+        <w:gridCol w:w="3410"/>
       </w:tblGrid>
       <w:tr>
         <w:trPr>
@@ -1807,6 +1840,7 @@
           <w:p>
             <w:pPr>
               <w:pStyle w:val="Compact"/>
+              <w:jc w:val="left"/>
             </w:pPr>
             <w:r>
               <w:t xml:space="preserve">Icône</w:t>
@@ -1818,6 +1852,7 @@
           <w:p>
             <w:pPr>
               <w:pStyle w:val="Compact"/>
+              <w:jc w:val="left"/>
             </w:pPr>
             <w:r>
               <w:t xml:space="preserve">Rubrique</w:t>
@@ -1831,6 +1866,7 @@
           <w:p>
             <w:pPr>
               <w:pStyle w:val="Compact"/>
+              <w:jc w:val="left"/>
             </w:pPr>
             <w:r>
               <w:t xml:space="preserve">📑</w:t>
@@ -1842,6 +1878,7 @@
           <w:p>
             <w:pPr>
               <w:pStyle w:val="Compact"/>
+              <w:jc w:val="left"/>
             </w:pPr>
             <w:r>
               <w:t xml:space="preserve">Déclaration TVA</w:t>
@@ -1855,30 +1892,33 @@
           <w:p>
             <w:pPr>
               <w:pStyle w:val="Compact"/>
-            </w:pPr>
-            <w:r>
-              <w:t xml:space="preserve">⚖️</w:t>
-            </w:r>
-          </w:p>
-        </w:tc>
-        <w:tc>
-          <w:tcPr/>
-          <w:p>
-            <w:pPr>
-              <w:pStyle w:val="Compact"/>
-            </w:pPr>
-            <w:r>
-              <w:t xml:space="preserve">Lettrage</w:t>
-            </w:r>
-          </w:p>
-        </w:tc>
-      </w:tr>
-      <w:tr>
-        <w:tc>
-          <w:tcPr/>
-          <w:p>
-            <w:pPr>
-              <w:pStyle w:val="Compact"/>
+              <w:jc w:val="left"/>
+            </w:pPr>
+            <w:r>
+              <w:t xml:space="preserve">⚖️ L</w:t>
+            </w:r>
+          </w:p>
+        </w:tc>
+        <w:tc>
+          <w:tcPr/>
+          <w:p>
+            <w:pPr>
+              <w:pStyle w:val="Compact"/>
+              <w:jc w:val="left"/>
+            </w:pPr>
+            <w:r>
+              <w:t xml:space="preserve">ettrage</w:t>
+            </w:r>
+          </w:p>
+        </w:tc>
+      </w:tr>
+      <w:tr>
+        <w:tc>
+          <w:tcPr/>
+          <w:p>
+            <w:pPr>
+              <w:pStyle w:val="Compact"/>
+              <w:jc w:val="left"/>
             </w:pPr>
             <w:r>
               <w:t xml:space="preserve">📅</w:t>
@@ -1890,6 +1930,7 @@
           <w:p>
             <w:pPr>
               <w:pStyle w:val="Compact"/>
+              <w:jc w:val="left"/>
             </w:pPr>
             <w:r>
               <w:t xml:space="preserve">Exercices</w:t>
@@ -1903,30 +1944,33 @@
           <w:p>
             <w:pPr>
               <w:pStyle w:val="Compact"/>
-            </w:pPr>
-            <w:r>
-              <w:t xml:space="preserve">🗄️</w:t>
-            </w:r>
-          </w:p>
-        </w:tc>
-        <w:tc>
-          <w:tcPr/>
-          <w:p>
-            <w:pPr>
-              <w:pStyle w:val="Compact"/>
-            </w:pPr>
-            <w:r>
-              <w:t xml:space="preserve">Archives</w:t>
-            </w:r>
-          </w:p>
-        </w:tc>
-      </w:tr>
-      <w:tr>
-        <w:tc>
-          <w:tcPr/>
-          <w:p>
-            <w:pPr>
-              <w:pStyle w:val="Compact"/>
+              <w:jc w:val="left"/>
+            </w:pPr>
+            <w:r>
+              <w:t xml:space="preserve">🗄️ A</w:t>
+            </w:r>
+          </w:p>
+        </w:tc>
+        <w:tc>
+          <w:tcPr/>
+          <w:p>
+            <w:pPr>
+              <w:pStyle w:val="Compact"/>
+              <w:jc w:val="left"/>
+            </w:pPr>
+            <w:r>
+              <w:t xml:space="preserve">rchives</w:t>
+            </w:r>
+          </w:p>
+        </w:tc>
+      </w:tr>
+      <w:tr>
+        <w:tc>
+          <w:tcPr/>
+          <w:p>
+            <w:pPr>
+              <w:pStyle w:val="Compact"/>
+              <w:jc w:val="left"/>
             </w:pPr>
             <w:r>
               <w:t xml:space="preserve">🔍</w:t>
@@ -1938,6 +1982,7 @@
           <w:p>
             <w:pPr>
               <w:pStyle w:val="Compact"/>
+              <w:jc w:val="left"/>
             </w:pPr>
             <w:r>
               <w:t xml:space="preserve">Journal d’audit</w:t>
@@ -1954,8 +1999,8 @@
         <w:t xml:space="preserve">Ce regroupement par catégories simplifie la navigation : seules les rubriques de la catégorie ouverte sont affichées, ce qui réduit l’encombrement de la barre latérale au quotidien.</w:t>
       </w:r>
     </w:p>
-    <w:bookmarkEnd w:id="31"/>
-    <w:bookmarkStart w:id="32" w:name="onglets-de-travail"/>
+    <w:bookmarkEnd w:id="245"/>
+    <w:bookmarkStart w:id="246" w:name="onglets-de-travail"/>
     <w:p>
       <w:pPr>
         <w:pStyle w:val="Heading2"/>
@@ -2009,12 +2054,13 @@
     <w:tbl>
       <w:tblPr>
         <w:tblStyle w:val="Table"/>
-        <w:tblW w:type="auto" w:w="0"/>
+        <w:tblW w:type="pct" w:w="4306"/>
+        <w:tblLayout w:type="fixed"/>
         <w:tblLook w:firstRow="1" w:lastRow="0" w:firstColumn="0" w:lastColumn="0" w:noHBand="0" w:noVBand="0" w:val="0020"/>
       </w:tblPr>
       <w:tblGrid>
-        <w:gridCol w:w="3960"/>
-        <w:gridCol w:w="3960"/>
+        <w:gridCol w:w="3410"/>
+        <w:gridCol w:w="3410"/>
       </w:tblGrid>
       <w:tr>
         <w:trPr>
@@ -2025,6 +2071,7 @@
           <w:p>
             <w:pPr>
               <w:pStyle w:val="Compact"/>
+              <w:jc w:val="left"/>
             </w:pPr>
             <w:r>
               <w:t xml:space="preserve">Raccourci</w:t>
@@ -2036,6 +2083,7 @@
           <w:p>
             <w:pPr>
               <w:pStyle w:val="Compact"/>
+              <w:jc w:val="left"/>
             </w:pPr>
             <w:r>
               <w:t xml:space="preserve">Action</w:t>
@@ -2049,6 +2097,7 @@
           <w:p>
             <w:pPr>
               <w:pStyle w:val="Compact"/>
+              <w:jc w:val="left"/>
             </w:pPr>
             <w:r>
               <w:rPr>
@@ -2063,6 +2112,7 @@
           <w:p>
             <w:pPr>
               <w:pStyle w:val="Compact"/>
+              <w:jc w:val="left"/>
             </w:pPr>
             <w:r>
               <w:t xml:space="preserve">Enregistrer le document</w:t>
@@ -2076,6 +2126,7 @@
           <w:p>
             <w:pPr>
               <w:pStyle w:val="Compact"/>
+              <w:jc w:val="left"/>
             </w:pPr>
             <w:r>
               <w:rPr>
@@ -2090,6 +2141,7 @@
           <w:p>
             <w:pPr>
               <w:pStyle w:val="Compact"/>
+              <w:jc w:val="left"/>
             </w:pPr>
             <w:r>
               <w:t xml:space="preserve">Imprimer (aperçu PDF)</w:t>
@@ -2105,9 +2157,9 @@
         </w:pict>
       </w:r>
     </w:p>
-    <w:bookmarkEnd w:id="32"/>
-    <w:bookmarkEnd w:id="33"/>
-    <w:bookmarkStart w:id="47" w:name="configuration-de-lentreprise"/>
+    <w:bookmarkEnd w:id="246"/>
+    <w:bookmarkEnd w:id="247"/>
+    <w:bookmarkStart w:id="261" w:name="configuration-de-lentreprise"/>
     <w:p>
       <w:pPr>
         <w:pStyle w:val="Heading1"/>
@@ -2144,20 +2196,20 @@
       <w:r>
         <w:drawing>
           <wp:inline>
-            <wp:extent cx="5334000" cy="2637413"/>
+            <wp:extent cx="5334000" cy="2637412"/>
             <wp:effectExtent b="0" l="0" r="0" t="0"/>
-            <wp:docPr descr="Paramètres entreprise" title="" id="35" name="Picture"/>
+            <wp:docPr descr="Paramètres entreprise" title="" id="249" name="Picture"/>
             <a:graphic>
               <a:graphicData uri="http://schemas.openxmlformats.org/drawingml/2006/picture">
                 <pic:pic>
                   <pic:nvPicPr>
-                    <pic:cNvPr descr="screenshots/13-parametres.png" id="36" name="Picture"/>
+                    <pic:cNvPr descr="C:/Users/filou/saas-facturation/docs/media/rId34.png" id="250" name="Picture"/>
                     <pic:cNvPicPr>
                       <a:picLocks noChangeArrowheads="1" noChangeAspect="1"/>
                     </pic:cNvPicPr>
                   </pic:nvPicPr>
                   <pic:blipFill>
-                    <a:blip r:embed="rId34"/>
+                    <a:blip r:embed="rId248"/>
                     <a:stretch>
                       <a:fillRect/>
                     </a:stretch>
@@ -2165,7 +2217,7 @@
                   <pic:spPr bwMode="auto">
                     <a:xfrm>
                       <a:off x="0" y="0"/>
-                      <a:ext cx="5334000" cy="2637413"/>
+                      <a:ext cx="5334000" cy="2637412"/>
                     </a:xfrm>
                     <a:prstGeom prst="rect">
                       <a:avLst/>
@@ -2192,7 +2244,7 @@
         <w:t xml:space="preserve">Paramètres entreprise</w:t>
       </w:r>
     </w:p>
-    <w:bookmarkStart w:id="37" w:name="informations-légales"/>
+    <w:bookmarkStart w:id="251" w:name="informations-légales"/>
     <w:p>
       <w:pPr>
         <w:pStyle w:val="Heading2"/>
@@ -2204,13 +2256,13 @@
     <w:tbl>
       <w:tblPr>
         <w:tblStyle w:val="Table"/>
-        <w:tblW w:type="pct" w:w="5000"/>
+        <w:tblW w:type="pct" w:w="4915"/>
         <w:tblLayout w:type="fixed"/>
         <w:tblLook w:firstRow="1" w:lastRow="0" w:firstColumn="0" w:lastColumn="0" w:noHBand="0" w:noVBand="0" w:val="0020"/>
       </w:tblPr>
       <w:tblGrid>
-        <w:gridCol w:w="3960"/>
-        <w:gridCol w:w="3960"/>
+        <w:gridCol w:w="2098"/>
+        <w:gridCol w:w="5686"/>
       </w:tblGrid>
       <w:tr>
         <w:trPr>
@@ -2221,6 +2273,7 @@
           <w:p>
             <w:pPr>
               <w:pStyle w:val="Compact"/>
+              <w:jc w:val="left"/>
             </w:pPr>
             <w:r>
               <w:t xml:space="preserve">Champ</w:t>
@@ -2232,6 +2285,7 @@
           <w:p>
             <w:pPr>
               <w:pStyle w:val="Compact"/>
+              <w:jc w:val="left"/>
             </w:pPr>
             <w:r>
               <w:t xml:space="preserve">Remarque</w:t>
@@ -2245,6 +2299,7 @@
           <w:p>
             <w:pPr>
               <w:pStyle w:val="Compact"/>
+              <w:jc w:val="left"/>
             </w:pPr>
             <w:r>
               <w:t xml:space="preserve">Raison sociale</w:t>
@@ -2256,6 +2311,7 @@
           <w:p>
             <w:pPr>
               <w:pStyle w:val="Compact"/>
+              <w:jc w:val="left"/>
             </w:pPr>
             <w:r>
               <w:t xml:space="preserve">Dénomination exacte telle qu’au SIRET</w:t>
@@ -2269,6 +2325,7 @@
           <w:p>
             <w:pPr>
               <w:pStyle w:val="Compact"/>
+              <w:jc w:val="left"/>
             </w:pPr>
             <w:r>
               <w:t xml:space="preserve">Forme juridique</w:t>
@@ -2280,6 +2337,7 @@
           <w:p>
             <w:pPr>
               <w:pStyle w:val="Compact"/>
+              <w:jc w:val="left"/>
             </w:pPr>
             <w:r>
               <w:t xml:space="preserve">SAS, SARL, EI, EURL, etc.</w:t>
@@ -2293,6 +2351,7 @@
           <w:p>
             <w:pPr>
               <w:pStyle w:val="Compact"/>
+              <w:jc w:val="left"/>
             </w:pPr>
             <w:r>
               <w:t xml:space="preserve">Mention EI</w:t>
@@ -2304,6 +2363,7 @@
           <w:p>
             <w:pPr>
               <w:pStyle w:val="Compact"/>
+              <w:jc w:val="left"/>
             </w:pPr>
             <w:r>
               <w:t xml:space="preserve">Cocher si entrepreneur individuel — adapte automatiquement les mentions légales</w:t>
@@ -2317,6 +2377,7 @@
           <w:p>
             <w:pPr>
               <w:pStyle w:val="Compact"/>
+              <w:jc w:val="left"/>
             </w:pPr>
             <w:r>
               <w:t xml:space="preserve">SIRET</w:t>
@@ -2328,6 +2389,7 @@
           <w:p>
             <w:pPr>
               <w:pStyle w:val="Compact"/>
+              <w:jc w:val="left"/>
             </w:pPr>
             <w:r>
               <w:t xml:space="preserve">14 chiffres</w:t>
@@ -2341,6 +2403,7 @@
           <w:p>
             <w:pPr>
               <w:pStyle w:val="Compact"/>
+              <w:jc w:val="left"/>
             </w:pPr>
             <w:r>
               <w:t xml:space="preserve">N° TVA intracommunautaire</w:t>
@@ -2352,6 +2415,7 @@
           <w:p>
             <w:pPr>
               <w:pStyle w:val="Compact"/>
+              <w:jc w:val="left"/>
             </w:pPr>
             <w:r>
               <w:t xml:space="preserve">FR + 2 chiffres + SIREN</w:t>
@@ -2365,6 +2429,7 @@
           <w:p>
             <w:pPr>
               <w:pStyle w:val="Compact"/>
+              <w:jc w:val="left"/>
             </w:pPr>
             <w:r>
               <w:t xml:space="preserve">Régime TVA</w:t>
@@ -2376,6 +2441,7 @@
           <w:p>
             <w:pPr>
               <w:pStyle w:val="Compact"/>
+              <w:jc w:val="left"/>
             </w:pPr>
             <w:r>
               <w:t xml:space="preserve">Normal, Franchise art. 293 B, ou Autoliquidation</w:t>
@@ -2389,6 +2455,7 @@
           <w:p>
             <w:pPr>
               <w:pStyle w:val="Compact"/>
+              <w:jc w:val="left"/>
             </w:pPr>
             <w:r>
               <w:t xml:space="preserve">Capital social / RCS</w:t>
@@ -2400,6 +2467,7 @@
           <w:p>
             <w:pPr>
               <w:pStyle w:val="Compact"/>
+              <w:jc w:val="left"/>
             </w:pPr>
             <w:r>
               <w:t xml:space="preserve">Figurent en pied de page des documents</w:t>
@@ -2408,8 +2476,8 @@
         </w:tc>
       </w:tr>
     </w:tbl>
-    <w:bookmarkEnd w:id="37"/>
-    <w:bookmarkStart w:id="38" w:name="logo"/>
+    <w:bookmarkEnd w:id="251"/>
+    <w:bookmarkStart w:id="252" w:name="logo"/>
     <w:p>
       <w:pPr>
         <w:pStyle w:val="Heading2"/>
@@ -2458,8 +2526,8 @@
         <w:t xml:space="preserve">pour habiller les en-têtes de tableaux.</w:t>
       </w:r>
     </w:p>
-    <w:bookmarkEnd w:id="38"/>
-    <w:bookmarkStart w:id="39" w:name="email-smtp"/>
+    <w:bookmarkEnd w:id="252"/>
+    <w:bookmarkStart w:id="253" w:name="email-smtp"/>
     <w:p>
       <w:pPr>
         <w:pStyle w:val="Heading2"/>
@@ -2479,12 +2547,13 @@
     <w:tbl>
       <w:tblPr>
         <w:tblStyle w:val="Table"/>
-        <w:tblW w:type="auto" w:w="0"/>
+        <w:tblW w:type="pct" w:w="4792"/>
+        <w:tblLayout w:type="fixed"/>
         <w:tblLook w:firstRow="1" w:lastRow="0" w:firstColumn="0" w:lastColumn="0" w:noHBand="0" w:noVBand="0" w:val="0020"/>
       </w:tblPr>
       <w:tblGrid>
-        <w:gridCol w:w="3960"/>
-        <w:gridCol w:w="3960"/>
+        <w:gridCol w:w="3410"/>
+        <w:gridCol w:w="4180"/>
       </w:tblGrid>
       <w:tr>
         <w:trPr>
@@ -2495,6 +2564,7 @@
           <w:p>
             <w:pPr>
               <w:pStyle w:val="Compact"/>
+              <w:jc w:val="left"/>
             </w:pPr>
             <w:r>
               <w:t xml:space="preserve">Champ</w:t>
@@ -2506,6 +2576,7 @@
           <w:p>
             <w:pPr>
               <w:pStyle w:val="Compact"/>
+              <w:jc w:val="left"/>
             </w:pPr>
             <w:r>
               <w:t xml:space="preserve">Exemple</w:t>
@@ -2519,6 +2590,7 @@
           <w:p>
             <w:pPr>
               <w:pStyle w:val="Compact"/>
+              <w:jc w:val="left"/>
             </w:pPr>
             <w:r>
               <w:t xml:space="preserve">Mode</w:t>
@@ -2530,6 +2602,7 @@
           <w:p>
             <w:pPr>
               <w:pStyle w:val="Compact"/>
+              <w:jc w:val="left"/>
             </w:pPr>
             <w:r>
               <w:t xml:space="preserve">SMTP — Envoi automatique</w:t>
@@ -2543,6 +2616,7 @@
           <w:p>
             <w:pPr>
               <w:pStyle w:val="Compact"/>
+              <w:jc w:val="left"/>
             </w:pPr>
             <w:r>
               <w:t xml:space="preserve">Hôte SMTP</w:t>
@@ -2554,6 +2628,7 @@
           <w:p>
             <w:pPr>
               <w:pStyle w:val="Compact"/>
+              <w:jc w:val="left"/>
             </w:pPr>
             <w:r>
               <w:rPr>
@@ -2570,6 +2645,7 @@
           <w:p>
             <w:pPr>
               <w:pStyle w:val="Compact"/>
+              <w:jc w:val="left"/>
             </w:pPr>
             <w:r>
               <w:t xml:space="preserve">Port</w:t>
@@ -2581,6 +2657,7 @@
           <w:p>
             <w:pPr>
               <w:pStyle w:val="Compact"/>
+              <w:jc w:val="left"/>
             </w:pPr>
             <w:r>
               <w:rPr>
@@ -2618,6 +2695,7 @@
           <w:p>
             <w:pPr>
               <w:pStyle w:val="Compact"/>
+              <w:jc w:val="left"/>
             </w:pPr>
             <w:r>
               <w:t xml:space="preserve">Utilisateur</w:t>
@@ -2629,6 +2707,7 @@
           <w:p>
             <w:pPr>
               <w:pStyle w:val="Compact"/>
+              <w:jc w:val="left"/>
             </w:pPr>
             <w:r>
               <w:rPr>
@@ -2645,6 +2724,7 @@
           <w:p>
             <w:pPr>
               <w:pStyle w:val="Compact"/>
+              <w:jc w:val="left"/>
             </w:pPr>
             <w:r>
               <w:t xml:space="preserve">Mot de passe</w:t>
@@ -2656,6 +2736,7 @@
           <w:p>
             <w:pPr>
               <w:pStyle w:val="Compact"/>
+              <w:jc w:val="left"/>
             </w:pPr>
             <w:r>
               <w:t xml:space="preserve">Mot de passe ou token d’application</w:t>
@@ -2688,8 +2769,8 @@
         <w:t xml:space="preserve">dans les paramètres de sécurité Google (compte &gt; Sécurité &gt; Mots de passe des applications).</w:t>
       </w:r>
     </w:p>
-    <w:bookmarkEnd w:id="39"/>
-    <w:bookmarkStart w:id="40" w:name="coordonnées-bancaires-sepa"/>
+    <w:bookmarkEnd w:id="253"/>
+    <w:bookmarkStart w:id="254" w:name="coordonnées-bancaires-sepa"/>
     <w:p>
       <w:pPr>
         <w:pStyle w:val="Heading2"/>
@@ -2709,13 +2790,13 @@
     <w:tbl>
       <w:tblPr>
         <w:tblStyle w:val="Table"/>
-        <w:tblW w:type="pct" w:w="5000"/>
+        <w:tblW w:type="pct" w:w="4914"/>
         <w:tblLayout w:type="fixed"/>
         <w:tblLook w:firstRow="1" w:lastRow="0" w:firstColumn="0" w:lastColumn="0" w:noHBand="0" w:noVBand="0" w:val="0020"/>
       </w:tblPr>
       <w:tblGrid>
-        <w:gridCol w:w="3960"/>
-        <w:gridCol w:w="3960"/>
+        <w:gridCol w:w="2116"/>
+        <w:gridCol w:w="5666"/>
       </w:tblGrid>
       <w:tr>
         <w:trPr>
@@ -2726,6 +2807,7 @@
           <w:p>
             <w:pPr>
               <w:pStyle w:val="Compact"/>
+              <w:jc w:val="left"/>
             </w:pPr>
             <w:r>
               <w:t xml:space="preserve">Champ</w:t>
@@ -2737,6 +2819,7 @@
           <w:p>
             <w:pPr>
               <w:pStyle w:val="Compact"/>
+              <w:jc w:val="left"/>
             </w:pPr>
             <w:r>
               <w:t xml:space="preserve">Remarque</w:t>
@@ -2750,6 +2833,7 @@
           <w:p>
             <w:pPr>
               <w:pStyle w:val="Compact"/>
+              <w:jc w:val="left"/>
             </w:pPr>
             <w:r>
               <w:t xml:space="preserve">IBAN</w:t>
@@ -2761,6 +2845,7 @@
           <w:p>
             <w:pPr>
               <w:pStyle w:val="Compact"/>
+              <w:jc w:val="left"/>
             </w:pPr>
             <w:r>
               <w:t xml:space="preserve">IBAN de votre compte receveur</w:t>
@@ -2774,6 +2859,7 @@
           <w:p>
             <w:pPr>
               <w:pStyle w:val="Compact"/>
+              <w:jc w:val="left"/>
             </w:pPr>
             <w:r>
               <w:t xml:space="preserve">BIC</w:t>
@@ -2785,6 +2871,7 @@
           <w:p>
             <w:pPr>
               <w:pStyle w:val="Compact"/>
+              <w:jc w:val="left"/>
             </w:pPr>
             <w:r>
               <w:t xml:space="preserve">BIC/SWIFT de votre banque</w:t>
@@ -2798,6 +2885,7 @@
           <w:p>
             <w:pPr>
               <w:pStyle w:val="Compact"/>
+              <w:jc w:val="left"/>
             </w:pPr>
             <w:r>
               <w:t xml:space="preserve">ICS</w:t>
@@ -2809,6 +2897,7 @@
           <w:p>
             <w:pPr>
               <w:pStyle w:val="Compact"/>
+              <w:jc w:val="left"/>
             </w:pPr>
             <w:r>
               <w:t xml:space="preserve">Identifiant Créancier SEPA —</w:t>
@@ -2833,8 +2922,8 @@
         </w:tc>
       </w:tr>
     </w:tbl>
-    <w:bookmarkEnd w:id="40"/>
-    <w:bookmarkStart w:id="41" w:name="cgv-et-mentions-légales"/>
+    <w:bookmarkEnd w:id="254"/>
+    <w:bookmarkStart w:id="255" w:name="cgv-et-mentions-légales"/>
     <w:p>
       <w:pPr>
         <w:pStyle w:val="Heading2"/>
@@ -2920,8 +3009,8 @@
         <w:t xml:space="preserve">(texte long) : vos conditions générales de vente complètes</w:t>
       </w:r>
     </w:p>
-    <w:bookmarkEnd w:id="41"/>
-    <w:bookmarkStart w:id="45" w:name="X2aacbbacff1a2e5d23073e5e5f94108c24838b2"/>
+    <w:bookmarkEnd w:id="255"/>
+    <w:bookmarkStart w:id="259" w:name="X2aacbbacff1a2e5d23073e5e5f94108c24838b2"/>
     <w:p>
       <w:pPr>
         <w:pStyle w:val="Heading2"/>
@@ -2937,20 +3026,20 @@
       <w:r>
         <w:drawing>
           <wp:inline>
-            <wp:extent cx="5334000" cy="2637413"/>
+            <wp:extent cx="5334000" cy="2637412"/>
             <wp:effectExtent b="0" l="0" r="0" t="0"/>
-            <wp:docPr descr="Paramètres mentions légales" title="" id="43" name="Picture"/>
+            <wp:docPr descr="Paramètres mentions légales" title="" id="257" name="Picture"/>
             <a:graphic>
               <a:graphicData uri="http://schemas.openxmlformats.org/drawingml/2006/picture">
                 <pic:pic>
                   <pic:nvPicPr>
-                    <pic:cNvPr descr="screenshots/14-parametres-mentions-legales.png" id="44" name="Picture"/>
+                    <pic:cNvPr descr="C:/Users/filou/saas-facturation/docs/media/rId42.png" id="258" name="Picture"/>
                     <pic:cNvPicPr>
                       <a:picLocks noChangeArrowheads="1" noChangeAspect="1"/>
                     </pic:cNvPicPr>
                   </pic:nvPicPr>
                   <pic:blipFill>
-                    <a:blip r:embed="rId42"/>
+                    <a:blip r:embed="rId256"/>
                     <a:stretch>
                       <a:fillRect/>
                     </a:stretch>
@@ -2958,7 +3047,7 @@
                   <pic:spPr bwMode="auto">
                     <a:xfrm>
                       <a:off x="0" y="0"/>
-                      <a:ext cx="5334000" cy="2637413"/>
+                      <a:ext cx="5334000" cy="2637412"/>
                     </a:xfrm>
                     <a:prstGeom prst="rect">
                       <a:avLst/>
@@ -3012,13 +3101,13 @@
     <w:tbl>
       <w:tblPr>
         <w:tblStyle w:val="Table"/>
-        <w:tblW w:type="pct" w:w="5000"/>
+        <w:tblW w:type="pct" w:w="4905"/>
         <w:tblLayout w:type="fixed"/>
         <w:tblLook w:firstRow="1" w:lastRow="0" w:firstColumn="0" w:lastColumn="0" w:noHBand="0" w:noVBand="0" w:val="0020"/>
       </w:tblPr>
       <w:tblGrid>
-        <w:gridCol w:w="3960"/>
-        <w:gridCol w:w="3960"/>
+        <w:gridCol w:w="3017"/>
+        <w:gridCol w:w="4752"/>
       </w:tblGrid>
       <w:tr>
         <w:trPr>
@@ -3029,6 +3118,7 @@
           <w:p>
             <w:pPr>
               <w:pStyle w:val="Compact"/>
+              <w:jc w:val="left"/>
             </w:pPr>
             <w:r>
               <w:t xml:space="preserve">Champ</w:t>
@@ -3040,6 +3130,7 @@
           <w:p>
             <w:pPr>
               <w:pStyle w:val="Compact"/>
+              <w:jc w:val="left"/>
             </w:pPr>
             <w:r>
               <w:t xml:space="preserve">Valeur légale recommandée</w:t>
@@ -3053,6 +3144,7 @@
           <w:p>
             <w:pPr>
               <w:pStyle w:val="Compact"/>
+              <w:jc w:val="left"/>
             </w:pPr>
             <w:r>
               <w:t xml:space="preserve">Pénalités de retard</w:t>
@@ -3064,6 +3156,7 @@
           <w:p>
             <w:pPr>
               <w:pStyle w:val="Compact"/>
+              <w:jc w:val="left"/>
             </w:pPr>
             <w:r>
               <w:rPr>
@@ -3086,6 +3179,7 @@
           <w:p>
             <w:pPr>
               <w:pStyle w:val="Compact"/>
+              <w:jc w:val="left"/>
             </w:pPr>
             <w:r>
               <w:t xml:space="preserve">Indemnité forfaitaire de recouvrement</w:t>
@@ -3097,6 +3191,7 @@
           <w:p>
             <w:pPr>
               <w:pStyle w:val="Compact"/>
+              <w:jc w:val="left"/>
             </w:pPr>
             <w:r>
               <w:rPr>
@@ -3119,6 +3214,7 @@
           <w:p>
             <w:pPr>
               <w:pStyle w:val="Compact"/>
+              <w:jc w:val="left"/>
             </w:pPr>
             <w:r>
               <w:t xml:space="preserve">Escompte par défaut</w:t>
@@ -3130,6 +3226,7 @@
           <w:p>
             <w:pPr>
               <w:pStyle w:val="Compact"/>
+              <w:jc w:val="left"/>
             </w:pPr>
             <w:r>
               <w:rPr>
@@ -3155,8 +3252,8 @@
         <w:t xml:space="preserve">Ces valeurs apparaissent automatiquement dans le pied de page de chaque facture PDF et sont modifiables facture par facture.</w:t>
       </w:r>
     </w:p>
-    <w:bookmarkEnd w:id="45"/>
-    <w:bookmarkStart w:id="46" w:name="relances-automatiques"/>
+    <w:bookmarkEnd w:id="259"/>
+    <w:bookmarkStart w:id="260" w:name="relances-automatiques"/>
     <w:p>
       <w:pPr>
         <w:pStyle w:val="Heading2"/>
@@ -3189,13 +3286,13 @@
     <w:tbl>
       <w:tblPr>
         <w:tblStyle w:val="Table"/>
-        <w:tblW w:type="pct" w:w="5000"/>
+        <w:tblW w:type="pct" w:w="4918"/>
         <w:tblLayout w:type="fixed"/>
         <w:tblLook w:firstRow="1" w:lastRow="0" w:firstColumn="0" w:lastColumn="0" w:noHBand="0" w:noVBand="0" w:val="0020"/>
       </w:tblPr>
       <w:tblGrid>
-        <w:gridCol w:w="3960"/>
-        <w:gridCol w:w="3960"/>
+        <w:gridCol w:w="2272"/>
+        <w:gridCol w:w="5518"/>
       </w:tblGrid>
       <w:tr>
         <w:trPr>
@@ -3206,6 +3303,7 @@
           <w:p>
             <w:pPr>
               <w:pStyle w:val="Compact"/>
+              <w:jc w:val="left"/>
             </w:pPr>
             <w:r>
               <w:t xml:space="preserve">Champ</w:t>
@@ -3217,6 +3315,7 @@
           <w:p>
             <w:pPr>
               <w:pStyle w:val="Compact"/>
+              <w:jc w:val="left"/>
             </w:pPr>
             <w:r>
               <w:t xml:space="preserve">Remarque</w:t>
@@ -3230,6 +3329,7 @@
           <w:p>
             <w:pPr>
               <w:pStyle w:val="Compact"/>
+              <w:jc w:val="left"/>
             </w:pPr>
             <w:r>
               <w:t xml:space="preserve">Activer</w:t>
@@ -3241,6 +3341,7 @@
           <w:p>
             <w:pPr>
               <w:pStyle w:val="Compact"/>
+              <w:jc w:val="left"/>
             </w:pPr>
             <w:r>
               <w:t xml:space="preserve">Cocher pour activer</w:t>
@@ -3254,6 +3355,7 @@
           <w:p>
             <w:pPr>
               <w:pStyle w:val="Compact"/>
+              <w:jc w:val="left"/>
             </w:pPr>
             <w:r>
               <w:t xml:space="preserve">Relancer après N jours de retard</w:t>
@@ -3265,6 +3367,7 @@
           <w:p>
             <w:pPr>
               <w:pStyle w:val="Compact"/>
+              <w:jc w:val="left"/>
             </w:pPr>
             <w:r>
               <w:t xml:space="preserve">Ex.</w:t>
@@ -3293,6 +3396,7 @@
           <w:p>
             <w:pPr>
               <w:pStyle w:val="Compact"/>
+              <w:jc w:val="left"/>
             </w:pPr>
             <w:r>
               <w:t xml:space="preserve">Heure d’envoi</w:t>
@@ -3304,6 +3408,7 @@
           <w:p>
             <w:pPr>
               <w:pStyle w:val="Compact"/>
+              <w:jc w:val="left"/>
             </w:pPr>
             <w:r>
               <w:t xml:space="preserve">Ex.</w:t>
@@ -3370,9 +3475,9 @@
         </w:pict>
       </w:r>
     </w:p>
-    <w:bookmarkEnd w:id="46"/>
-    <w:bookmarkEnd w:id="47"/>
-    <w:bookmarkStart w:id="64" w:name="gestion-des-clients"/>
+    <w:bookmarkEnd w:id="260"/>
+    <w:bookmarkEnd w:id="261"/>
+    <w:bookmarkStart w:id="283" w:name="gestion-des-clients"/>
     <w:p>
       <w:pPr>
         <w:pStyle w:val="Heading1"/>
@@ -3381,7 +3486,7 @@
         <w:t xml:space="preserve">Gestion des clients</w:t>
       </w:r>
     </w:p>
-    <w:bookmarkStart w:id="51" w:name="liste-des-clients"/>
+    <w:bookmarkStart w:id="265" w:name="liste-des-clients"/>
     <w:p>
       <w:pPr>
         <w:pStyle w:val="Heading2"/>
@@ -3397,20 +3502,20 @@
       <w:r>
         <w:drawing>
           <wp:inline>
-            <wp:extent cx="5334000" cy="2637413"/>
+            <wp:extent cx="5334000" cy="2637412"/>
             <wp:effectExtent b="0" l="0" r="0" t="0"/>
-            <wp:docPr descr="Liste des clients" title="" id="49" name="Picture"/>
+            <wp:docPr descr="Liste des clients" title="" id="263" name="Picture"/>
             <a:graphic>
               <a:graphicData uri="http://schemas.openxmlformats.org/drawingml/2006/picture">
                 <pic:pic>
                   <pic:nvPicPr>
-                    <pic:cNvPr descr="screenshots/04-clients-liste.png" id="50" name="Picture"/>
+                    <pic:cNvPr descr="C:/Users/filou/saas-facturation/docs/media/rId48.png" id="264" name="Picture"/>
                     <pic:cNvPicPr>
                       <a:picLocks noChangeArrowheads="1" noChangeAspect="1"/>
                     </pic:cNvPicPr>
                   </pic:nvPicPr>
                   <pic:blipFill>
-                    <a:blip r:embed="rId48"/>
+                    <a:blip r:embed="rId262"/>
                     <a:stretch>
                       <a:fillRect/>
                     </a:stretch>
@@ -3418,7 +3523,7 @@
                   <pic:spPr bwMode="auto">
                     <a:xfrm>
                       <a:off x="0" y="0"/>
-                      <a:ext cx="5334000" cy="2637413"/>
+                      <a:ext cx="5334000" cy="2637412"/>
                     </a:xfrm>
                     <a:prstGeom prst="rect">
                       <a:avLst/>
@@ -3453,35 +3558,12 @@
         <w:t xml:space="preserve">La liste affiche tous les clients actifs (les clients anonymisés RGPD n’apparaissent plus). Utilisez la barre de recherche pour filtrer par nom, raison sociale ou ville.</w:t>
       </w:r>
     </w:p>
-    <w:bookmarkEnd w:id="51"/>
-    <w:bookmarkStart w:id="56" w:name="créer-un-client"/>
-    <w:p>
-      <w:pPr>
-        <w:pStyle w:val="Heading2"/>
-      </w:pPr>
-      <w:r>
-        <w:t xml:space="preserve">Créer un client</w:t>
-      </w:r>
-    </w:p>
-    <w:p>
-      <w:pPr>
-        <w:pStyle w:val="FirstParagraph"/>
-      </w:pPr>
-      <w:r>
-        <w:t xml:space="preserve">Cliquez</w:t>
-      </w:r>
-      <w:r>
-        <w:t xml:space="preserve"> </w:t>
-      </w:r>
-      <w:r>
-        <w:rPr>
-          <w:b/>
-          <w:bCs/>
-        </w:rPr>
-        <w:t xml:space="preserve">+ Nouveau client</w:t>
-      </w:r>
-      <w:r>
-        <w:t xml:space="preserve">. Deux types :</w:t>
+    <w:p>
+      <w:pPr>
+        <w:pStyle w:val="BodyText"/>
+      </w:pPr>
+      <w:r>
+        <w:t xml:space="preserve">Pour chaque client, deux actions rapides sont disponibles en fin de ligne :</w:t>
       </w:r>
     </w:p>
     <w:p>
@@ -3497,13 +3579,13 @@
           <w:b/>
           <w:bCs/>
         </w:rPr>
-        <w:t xml:space="preserve">Professionnel</w:t>
-      </w:r>
-      <w:r>
-        <w:t xml:space="preserve"> </w:t>
-      </w:r>
-      <w:r>
-        <w:t xml:space="preserve">— raison sociale, SIRET, TVA intracom.</w:t>
+        <w:t xml:space="preserve">Fiche</w:t>
+      </w:r>
+      <w:r>
+        <w:t xml:space="preserve"> </w:t>
+      </w:r>
+      <w:r>
+        <w:t xml:space="preserve">— ouvre la fiche de mouvements du client (voir ci-dessous).</w:t>
       </w:r>
     </w:p>
     <w:p>
@@ -3519,13 +3601,13 @@
           <w:b/>
           <w:bCs/>
         </w:rPr>
-        <w:t xml:space="preserve">Particulier</w:t>
-      </w:r>
-      <w:r>
-        <w:t xml:space="preserve"> </w:t>
-      </w:r>
-      <w:r>
-        <w:t xml:space="preserve">— civilité, prénom, nom.</w:t>
+        <w:t xml:space="preserve">Éditer</w:t>
+      </w:r>
+      <w:r>
+        <w:t xml:space="preserve"> </w:t>
+      </w:r>
+      <w:r>
+        <w:t xml:space="preserve">— ouvre le formulaire de modification.</w:t>
       </w:r>
     </w:p>
     <w:p>
@@ -3533,7 +3615,42 @@
         <w:pStyle w:val="FirstParagraph"/>
       </w:pPr>
       <w:r>
-        <w:t xml:space="preserve">Les champs</w:t>
+        <w:t xml:space="preserve">Le nom du client est également cliquable et ouvre directement la fiche.</w:t>
+      </w:r>
+    </w:p>
+    <w:bookmarkEnd w:id="265"/>
+    <w:bookmarkStart w:id="270" w:name="fiche-client-mouvements-et-kpis"/>
+    <w:p>
+      <w:pPr>
+        <w:pStyle w:val="Heading2"/>
+      </w:pPr>
+      <w:r>
+        <w:t xml:space="preserve">Fiche client — mouvements et KPIs</w:t>
+      </w:r>
+    </w:p>
+    <w:p>
+      <w:pPr>
+        <w:pStyle w:val="FirstParagraph"/>
+      </w:pPr>
+      <w:r>
+        <w:t xml:space="preserve">La fiche client centralise l’activité commerciale d’un client en un seul écran.</w:t>
+      </w:r>
+    </w:p>
+    <w:bookmarkStart w:id="266" w:name="ouvrir-la-fiche"/>
+    <w:p>
+      <w:pPr>
+        <w:pStyle w:val="Heading3"/>
+      </w:pPr>
+      <w:r>
+        <w:t xml:space="preserve">Ouvrir la fiche</w:t>
+      </w:r>
+    </w:p>
+    <w:p>
+      <w:pPr>
+        <w:pStyle w:val="FirstParagraph"/>
+      </w:pPr>
+      <w:r>
+        <w:t xml:space="preserve">Cliquez sur le</w:t>
       </w:r>
       <w:r>
         <w:t xml:space="preserve"> </w:t>
@@ -3543,10 +3660,13 @@
           <w:b/>
           <w:bCs/>
         </w:rPr>
-        <w:t xml:space="preserve">adresse</w:t>
-      </w:r>
-      <w:r>
-        <w:t xml:space="preserve">,</w:t>
+        <w:t xml:space="preserve">nom du client</w:t>
+      </w:r>
+      <w:r>
+        <w:t xml:space="preserve"> </w:t>
+      </w:r>
+      <w:r>
+        <w:t xml:space="preserve">ou sur le bouton</w:t>
       </w:r>
       <w:r>
         <w:t xml:space="preserve"> </w:t>
@@ -3556,55 +3676,458 @@
           <w:b/>
           <w:bCs/>
         </w:rPr>
-        <w:t xml:space="preserve">code postal</w:t>
-      </w:r>
-      <w:r>
-        <w:t xml:space="preserve"> </w:t>
-      </w:r>
-      <w:r>
-        <w:t xml:space="preserve">et</w:t>
-      </w:r>
-      <w:r>
-        <w:t xml:space="preserve"> </w:t>
-      </w:r>
+        <w:t xml:space="preserve">Fiche</w:t>
+      </w:r>
+      <w:r>
+        <w:t xml:space="preserve"> </w:t>
+      </w:r>
+      <w:r>
+        <w:t xml:space="preserve">en fin de ligne.</w:t>
+      </w:r>
+    </w:p>
+    <w:bookmarkEnd w:id="266"/>
+    <w:bookmarkStart w:id="267" w:name="kpis-par-période"/>
+    <w:p>
+      <w:pPr>
+        <w:pStyle w:val="Heading3"/>
+      </w:pPr>
+      <w:r>
+        <w:t xml:space="preserve">KPIs par période</w:t>
+      </w:r>
+    </w:p>
+    <w:p>
+      <w:pPr>
+        <w:pStyle w:val="FirstParagraph"/>
+      </w:pPr>
+      <w:r>
+        <w:t xml:space="preserve">Trois indicateurs s’affichent en haut de la fiche :</w:t>
+      </w:r>
+    </w:p>
+    <w:p>
+      <w:pPr>
+        <w:pStyle w:val="Compact"/>
+        <w:numPr>
+          <w:ilvl w:val="0"/>
+          <w:numId w:val="1005"/>
+        </w:numPr>
+      </w:pPr>
       <w:r>
         <w:rPr>
           <w:b/>
           <w:bCs/>
         </w:rPr>
-        <w:t xml:space="preserve">ville</w:t>
-      </w:r>
-      <w:r>
-        <w:t xml:space="preserve"> </w:t>
-      </w:r>
-      <w:r>
-        <w:t xml:space="preserve">sont obligatoires (ils figurent sur les documents).</w:t>
-      </w:r>
-    </w:p>
-    <w:bookmarkStart w:id="52" w:name="calcul-automatique-de-tva-intracom"/>
-    <w:p>
-      <w:pPr>
-        <w:pStyle w:val="Heading3"/>
-      </w:pPr>
-      <w:r>
-        <w:t xml:space="preserve">Calcul automatique de TVA intracom</w:t>
-      </w:r>
-    </w:p>
-    <w:p>
-      <w:pPr>
-        <w:pStyle w:val="FirstParagraph"/>
-      </w:pPr>
-      <w:r>
-        <w:t xml:space="preserve">Lorsque vous saisissez un</w:t>
-      </w:r>
-      <w:r>
-        <w:t xml:space="preserve"> </w:t>
-      </w:r>
+        <w:t xml:space="preserve">CA net HT</w:t>
+      </w:r>
+      <w:r>
+        <w:t xml:space="preserve"> </w:t>
+      </w:r>
+      <w:r>
+        <w:t xml:space="preserve">: somme des montants HT des factures émises et payées, déduction faite des avoirs.</w:t>
+      </w:r>
+    </w:p>
+    <w:p>
+      <w:pPr>
+        <w:pStyle w:val="Compact"/>
+        <w:numPr>
+          <w:ilvl w:val="0"/>
+          <w:numId w:val="1005"/>
+        </w:numPr>
+      </w:pPr>
       <w:r>
         <w:rPr>
           <w:b/>
           <w:bCs/>
         </w:rPr>
+        <w:t xml:space="preserve">Encours TTC</w:t>
+      </w:r>
+      <w:r>
+        <w:t xml:space="preserve"> </w:t>
+      </w:r>
+      <w:r>
+        <w:t xml:space="preserve">: montant total TTC des factures émises non encore payées.</w:t>
+      </w:r>
+    </w:p>
+    <w:p>
+      <w:pPr>
+        <w:pStyle w:val="Compact"/>
+        <w:numPr>
+          <w:ilvl w:val="0"/>
+          <w:numId w:val="1005"/>
+        </w:numPr>
+      </w:pPr>
+      <w:r>
+        <w:rPr>
+          <w:b/>
+          <w:bCs/>
+        </w:rPr>
+        <w:t xml:space="preserve">En retard TTC</w:t>
+      </w:r>
+      <w:r>
+        <w:t xml:space="preserve"> </w:t>
+      </w:r>
+      <w:r>
+        <w:t xml:space="preserve">: montant total TTC des factures dont l’échéance est dépassée.</w:t>
+      </w:r>
+    </w:p>
+    <w:p>
+      <w:pPr>
+        <w:pStyle w:val="FirstParagraph"/>
+      </w:pPr>
+      <w:r>
+        <w:t xml:space="preserve">Un sélecteur de période permet de filtrer les KPIs :</w:t>
+      </w:r>
+    </w:p>
+    <w:p>
+      <w:pPr>
+        <w:pStyle w:val="Compact"/>
+        <w:numPr>
+          <w:ilvl w:val="0"/>
+          <w:numId w:val="1006"/>
+        </w:numPr>
+      </w:pPr>
+      <w:r>
+        <w:rPr>
+          <w:b/>
+          <w:bCs/>
+        </w:rPr>
+        <w:t xml:space="preserve">Année en cours</w:t>
+      </w:r>
+      <w:r>
+        <w:t xml:space="preserve"> </w:t>
+      </w:r>
+      <w:r>
+        <w:t xml:space="preserve">(sélectionnée par défaut, ex.</w:t>
+      </w:r>
+      <w:r>
+        <w:t xml:space="preserve"> </w:t>
+      </w:r>
+      <w:r>
+        <w:rPr>
+          <w:i/>
+          <w:iCs/>
+        </w:rPr>
+        <w:t xml:space="preserve">2026</w:t>
+      </w:r>
+      <w:r>
+        <w:t xml:space="preserve">) — chiffres de l’année civile courante.</w:t>
+      </w:r>
+    </w:p>
+    <w:p>
+      <w:pPr>
+        <w:pStyle w:val="Compact"/>
+        <w:numPr>
+          <w:ilvl w:val="0"/>
+          <w:numId w:val="1006"/>
+        </w:numPr>
+      </w:pPr>
+      <w:r>
+        <w:rPr>
+          <w:b/>
+          <w:bCs/>
+        </w:rPr>
+        <w:t xml:space="preserve">Année N-1</w:t>
+      </w:r>
+      <w:r>
+        <w:t xml:space="preserve"> </w:t>
+      </w:r>
+      <w:r>
+        <w:t xml:space="preserve">(ex.</w:t>
+      </w:r>
+      <w:r>
+        <w:t xml:space="preserve"> </w:t>
+      </w:r>
+      <w:r>
+        <w:rPr>
+          <w:i/>
+          <w:iCs/>
+        </w:rPr>
+        <w:t xml:space="preserve">2025</w:t>
+      </w:r>
+      <w:r>
+        <w:t xml:space="preserve">) — chiffres de l’année précédente.</w:t>
+      </w:r>
+    </w:p>
+    <w:p>
+      <w:pPr>
+        <w:pStyle w:val="Compact"/>
+        <w:numPr>
+          <w:ilvl w:val="0"/>
+          <w:numId w:val="1006"/>
+        </w:numPr>
+      </w:pPr>
+      <w:r>
+        <w:rPr>
+          <w:b/>
+          <w:bCs/>
+        </w:rPr>
+        <w:t xml:space="preserve">Tout</w:t>
+      </w:r>
+      <w:r>
+        <w:t xml:space="preserve"> </w:t>
+      </w:r>
+      <w:r>
+        <w:t xml:space="preserve">— cumul sur toute la durée de la relation client.</w:t>
+      </w:r>
+    </w:p>
+    <w:p>
+      <w:pPr>
+        <w:pStyle w:val="BlockText"/>
+      </w:pPr>
+      <w:r>
+        <w:rPr>
+          <w:b/>
+          <w:bCs/>
+        </w:rPr>
+        <w:t xml:space="preserve">Note :</w:t>
+      </w:r>
+      <w:r>
+        <w:t xml:space="preserve"> </w:t>
+      </w:r>
+      <w:r>
+        <w:t xml:space="preserve">le tableau des documents reste toujours sur l’historique complet, quelle que soit la période sélectionnée pour les KPIs.</w:t>
+      </w:r>
+    </w:p>
+    <w:bookmarkEnd w:id="267"/>
+    <w:bookmarkStart w:id="268" w:name="tableau-des-documents"/>
+    <w:p>
+      <w:pPr>
+        <w:pStyle w:val="Heading3"/>
+      </w:pPr>
+      <w:r>
+        <w:t xml:space="preserve">Tableau des documents</w:t>
+      </w:r>
+    </w:p>
+    <w:p>
+      <w:pPr>
+        <w:pStyle w:val="FirstParagraph"/>
+      </w:pPr>
+      <w:r>
+        <w:t xml:space="preserve">La liste chronologique (plus récent en premier) regroupe tous les documents associés au client : devis, factures, avoirs, acomptes et bons de livraison. Cliquez sur une ligne pour ouvrir directement le document concerné. Les factures émises dont l’échéance est dépassée sont signalées par un badge</w:t>
+      </w:r>
+      <w:r>
+        <w:t xml:space="preserve"> </w:t>
+      </w:r>
+      <w:r>
+        <w:rPr>
+          <w:b/>
+          <w:bCs/>
+        </w:rPr>
+        <w:t xml:space="preserve">⚠ retard</w:t>
+      </w:r>
+      <w:r>
+        <w:t xml:space="preserve"> </w:t>
+      </w:r>
+      <w:r>
+        <w:t xml:space="preserve">en rouge.</w:t>
+      </w:r>
+    </w:p>
+    <w:bookmarkEnd w:id="268"/>
+    <w:bookmarkStart w:id="269" w:name="actions"/>
+    <w:p>
+      <w:pPr>
+        <w:pStyle w:val="Heading3"/>
+      </w:pPr>
+      <w:r>
+        <w:t xml:space="preserve">Actions</w:t>
+      </w:r>
+    </w:p>
+    <w:p>
+      <w:pPr>
+        <w:pStyle w:val="Compact"/>
+        <w:numPr>
+          <w:ilvl w:val="0"/>
+          <w:numId w:val="1007"/>
+        </w:numPr>
+      </w:pPr>
+      <w:r>
+        <w:rPr>
+          <w:b/>
+          <w:bCs/>
+        </w:rPr>
+        <w:t xml:space="preserve">+ Nouveau devis</w:t>
+      </w:r>
+      <w:r>
+        <w:t xml:space="preserve"> </w:t>
+      </w:r>
+      <w:r>
+        <w:t xml:space="preserve">— ouvre l’éditeur de devis (le client devra être sélectionné dans l’éditeur).</w:t>
+      </w:r>
+    </w:p>
+    <w:p>
+      <w:pPr>
+        <w:pStyle w:val="Compact"/>
+        <w:numPr>
+          <w:ilvl w:val="0"/>
+          <w:numId w:val="1007"/>
+        </w:numPr>
+      </w:pPr>
+      <w:r>
+        <w:rPr>
+          <w:b/>
+          <w:bCs/>
+        </w:rPr>
+        <w:t xml:space="preserve">Modifier la fiche</w:t>
+      </w:r>
+      <w:r>
+        <w:t xml:space="preserve"> </w:t>
+      </w:r>
+      <w:r>
+        <w:t xml:space="preserve">— ouvre le formulaire d’édition du client.</w:t>
+      </w:r>
+    </w:p>
+    <w:bookmarkEnd w:id="269"/>
+    <w:bookmarkEnd w:id="270"/>
+    <w:bookmarkStart w:id="275" w:name="créer-un-client"/>
+    <w:p>
+      <w:pPr>
+        <w:pStyle w:val="Heading2"/>
+      </w:pPr>
+      <w:r>
+        <w:t xml:space="preserve">Créer un client</w:t>
+      </w:r>
+    </w:p>
+    <w:p>
+      <w:pPr>
+        <w:pStyle w:val="FirstParagraph"/>
+      </w:pPr>
+      <w:r>
+        <w:t xml:space="preserve">Cliquez</w:t>
+      </w:r>
+      <w:r>
+        <w:t xml:space="preserve"> </w:t>
+      </w:r>
+      <w:r>
+        <w:rPr>
+          <w:b/>
+          <w:bCs/>
+        </w:rPr>
+        <w:t xml:space="preserve">+ Nouveau client</w:t>
+      </w:r>
+      <w:r>
+        <w:t xml:space="preserve">. Deux types :</w:t>
+      </w:r>
+    </w:p>
+    <w:p>
+      <w:pPr>
+        <w:pStyle w:val="Compact"/>
+        <w:numPr>
+          <w:ilvl w:val="0"/>
+          <w:numId w:val="1008"/>
+        </w:numPr>
+      </w:pPr>
+      <w:r>
+        <w:rPr>
+          <w:b/>
+          <w:bCs/>
+        </w:rPr>
+        <w:t xml:space="preserve">Professionnel</w:t>
+      </w:r>
+      <w:r>
+        <w:t xml:space="preserve"> </w:t>
+      </w:r>
+      <w:r>
+        <w:t xml:space="preserve">— raison sociale, SIRET, TVA intracom.</w:t>
+      </w:r>
+    </w:p>
+    <w:p>
+      <w:pPr>
+        <w:pStyle w:val="Compact"/>
+        <w:numPr>
+          <w:ilvl w:val="0"/>
+          <w:numId w:val="1008"/>
+        </w:numPr>
+      </w:pPr>
+      <w:r>
+        <w:rPr>
+          <w:b/>
+          <w:bCs/>
+        </w:rPr>
+        <w:t xml:space="preserve">Particulier</w:t>
+      </w:r>
+      <w:r>
+        <w:t xml:space="preserve"> </w:t>
+      </w:r>
+      <w:r>
+        <w:t xml:space="preserve">— civilité, prénom, nom.</w:t>
+      </w:r>
+    </w:p>
+    <w:p>
+      <w:pPr>
+        <w:pStyle w:val="FirstParagraph"/>
+      </w:pPr>
+      <w:r>
+        <w:t xml:space="preserve">Les champs</w:t>
+      </w:r>
+      <w:r>
+        <w:t xml:space="preserve"> </w:t>
+      </w:r>
+      <w:r>
+        <w:rPr>
+          <w:b/>
+          <w:bCs/>
+        </w:rPr>
+        <w:t xml:space="preserve">adresse</w:t>
+      </w:r>
+      <w:r>
+        <w:t xml:space="preserve">,</w:t>
+      </w:r>
+      <w:r>
+        <w:t xml:space="preserve"> </w:t>
+      </w:r>
+      <w:r>
+        <w:rPr>
+          <w:b/>
+          <w:bCs/>
+        </w:rPr>
+        <w:t xml:space="preserve">code postal</w:t>
+      </w:r>
+      <w:r>
+        <w:t xml:space="preserve"> </w:t>
+      </w:r>
+      <w:r>
+        <w:t xml:space="preserve">et</w:t>
+      </w:r>
+      <w:r>
+        <w:t xml:space="preserve"> </w:t>
+      </w:r>
+      <w:r>
+        <w:rPr>
+          <w:b/>
+          <w:bCs/>
+        </w:rPr>
+        <w:t xml:space="preserve">ville</w:t>
+      </w:r>
+      <w:r>
+        <w:t xml:space="preserve"> </w:t>
+      </w:r>
+      <w:r>
+        <w:t xml:space="preserve">sont obligatoires (ils figurent sur les documents).</w:t>
+      </w:r>
+    </w:p>
+    <w:bookmarkStart w:id="271" w:name="calcul-automatique-de-tva-intracom"/>
+    <w:p>
+      <w:pPr>
+        <w:pStyle w:val="Heading3"/>
+      </w:pPr>
+      <w:r>
+        <w:t xml:space="preserve">Calcul automatique de TVA intracom</w:t>
+      </w:r>
+    </w:p>
+    <w:p>
+      <w:pPr>
+        <w:pStyle w:val="FirstParagraph"/>
+      </w:pPr>
+      <w:r>
+        <w:t xml:space="preserve">Lorsque vous saisissez un</w:t>
+      </w:r>
+      <w:r>
+        <w:t xml:space="preserve"> </w:t>
+      </w:r>
+      <w:r>
+        <w:rPr>
+          <w:b/>
+          <w:bCs/>
+        </w:rPr>
         <w:t xml:space="preserve">SIRET</w:t>
       </w:r>
       <w:r>
@@ -3699,8 +4222,8 @@
         <w:t xml:space="preserve">.</w:t>
       </w:r>
     </w:p>
-    <w:bookmarkEnd w:id="52"/>
-    <w:bookmarkStart w:id="53" w:name="mode-de-règlement-par-défaut"/>
+    <w:bookmarkEnd w:id="271"/>
+    <w:bookmarkStart w:id="272" w:name="mode-de-règlement-par-défaut"/>
     <w:p>
       <w:pPr>
         <w:pStyle w:val="Heading3"/>
@@ -3720,12 +4243,13 @@
     <w:tbl>
       <w:tblPr>
         <w:tblStyle w:val="Table"/>
-        <w:tblW w:type="auto" w:w="0"/>
+        <w:tblW w:type="pct" w:w="4306"/>
+        <w:tblLayout w:type="fixed"/>
         <w:tblLook w:firstRow="1" w:lastRow="0" w:firstColumn="0" w:lastColumn="0" w:noHBand="0" w:noVBand="0" w:val="0020"/>
       </w:tblPr>
       <w:tblGrid>
-        <w:gridCol w:w="3960"/>
-        <w:gridCol w:w="3960"/>
+        <w:gridCol w:w="3410"/>
+        <w:gridCol w:w="3410"/>
       </w:tblGrid>
       <w:tr>
         <w:trPr>
@@ -3736,6 +4260,7 @@
           <w:p>
             <w:pPr>
               <w:pStyle w:val="Compact"/>
+              <w:jc w:val="left"/>
             </w:pPr>
             <w:r>
               <w:t xml:space="preserve">Mode</w:t>
@@ -3747,6 +4272,7 @@
           <w:p>
             <w:pPr>
               <w:pStyle w:val="Compact"/>
+              <w:jc w:val="left"/>
             </w:pPr>
             <w:r>
               <w:t xml:space="preserve">Code</w:t>
@@ -3760,6 +4286,7 @@
           <w:p>
             <w:pPr>
               <w:pStyle w:val="Compact"/>
+              <w:jc w:val="left"/>
             </w:pPr>
             <w:r>
               <w:t xml:space="preserve">Virement bancaire</w:t>
@@ -3771,6 +4298,7 @@
           <w:p>
             <w:pPr>
               <w:pStyle w:val="Compact"/>
+              <w:jc w:val="left"/>
             </w:pPr>
             <w:r>
               <w:rPr>
@@ -3787,6 +4315,7 @@
           <w:p>
             <w:pPr>
               <w:pStyle w:val="Compact"/>
+              <w:jc w:val="left"/>
             </w:pPr>
             <w:r>
               <w:t xml:space="preserve">Virement SEPA</w:t>
@@ -3798,6 +4327,7 @@
           <w:p>
             <w:pPr>
               <w:pStyle w:val="Compact"/>
+              <w:jc w:val="left"/>
             </w:pPr>
             <w:r>
               <w:rPr>
@@ -3814,6 +4344,7 @@
           <w:p>
             <w:pPr>
               <w:pStyle w:val="Compact"/>
+              <w:jc w:val="left"/>
             </w:pPr>
             <w:r>
               <w:t xml:space="preserve">Prélèvement SEPA</w:t>
@@ -3825,6 +4356,7 @@
           <w:p>
             <w:pPr>
               <w:pStyle w:val="Compact"/>
+              <w:jc w:val="left"/>
             </w:pPr>
             <w:r>
               <w:rPr>
@@ -3841,6 +4373,7 @@
           <w:p>
             <w:pPr>
               <w:pStyle w:val="Compact"/>
+              <w:jc w:val="left"/>
             </w:pPr>
             <w:r>
               <w:t xml:space="preserve">Chèque</w:t>
@@ -3852,6 +4385,7 @@
           <w:p>
             <w:pPr>
               <w:pStyle w:val="Compact"/>
+              <w:jc w:val="left"/>
             </w:pPr>
             <w:r>
               <w:rPr>
@@ -3868,6 +4402,7 @@
           <w:p>
             <w:pPr>
               <w:pStyle w:val="Compact"/>
+              <w:jc w:val="left"/>
             </w:pPr>
             <w:r>
               <w:t xml:space="preserve">Espèces</w:t>
@@ -3879,6 +4414,7 @@
           <w:p>
             <w:pPr>
               <w:pStyle w:val="Compact"/>
+              <w:jc w:val="left"/>
             </w:pPr>
             <w:r>
               <w:rPr>
@@ -3895,6 +4431,7 @@
           <w:p>
             <w:pPr>
               <w:pStyle w:val="Compact"/>
+              <w:jc w:val="left"/>
             </w:pPr>
             <w:r>
               <w:t xml:space="preserve">Carte bancaire</w:t>
@@ -3906,6 +4443,7 @@
           <w:p>
             <w:pPr>
               <w:pStyle w:val="Compact"/>
+              <w:jc w:val="left"/>
             </w:pPr>
             <w:r>
               <w:rPr>
@@ -3917,8 +4455,8 @@
         </w:tc>
       </w:tr>
     </w:tbl>
-    <w:bookmarkEnd w:id="53"/>
-    <w:bookmarkStart w:id="54" w:name="section-sepa-client"/>
+    <w:bookmarkEnd w:id="272"/>
+    <w:bookmarkStart w:id="273" w:name="section-sepa-client"/>
     <w:p>
       <w:pPr>
         <w:pStyle w:val="Heading3"/>
@@ -3938,13 +4476,13 @@
     <w:tbl>
       <w:tblPr>
         <w:tblStyle w:val="Table"/>
-        <w:tblW w:type="pct" w:w="5000"/>
+        <w:tblW w:type="pct" w:w="4878"/>
         <w:tblLayout w:type="fixed"/>
         <w:tblLook w:firstRow="1" w:lastRow="0" w:firstColumn="0" w:lastColumn="0" w:noHBand="0" w:noVBand="0" w:val="0020"/>
       </w:tblPr>
       <w:tblGrid>
-        <w:gridCol w:w="3960"/>
-        <w:gridCol w:w="3960"/>
+        <w:gridCol w:w="2994"/>
+        <w:gridCol w:w="4732"/>
       </w:tblGrid>
       <w:tr>
         <w:trPr>
@@ -3955,6 +4493,7 @@
           <w:p>
             <w:pPr>
               <w:pStyle w:val="Compact"/>
+              <w:jc w:val="left"/>
             </w:pPr>
             <w:r>
               <w:t xml:space="preserve">Champ</w:t>
@@ -3966,6 +4505,7 @@
           <w:p>
             <w:pPr>
               <w:pStyle w:val="Compact"/>
+              <w:jc w:val="left"/>
             </w:pPr>
             <w:r>
               <w:t xml:space="preserve">Remarque</w:t>
@@ -3979,6 +4519,7 @@
           <w:p>
             <w:pPr>
               <w:pStyle w:val="Compact"/>
+              <w:jc w:val="left"/>
             </w:pPr>
             <w:r>
               <w:t xml:space="preserve">IBAN</w:t>
@@ -3990,6 +4531,7 @@
           <w:p>
             <w:pPr>
               <w:pStyle w:val="Compact"/>
+              <w:jc w:val="left"/>
             </w:pPr>
             <w:r>
               <w:t xml:space="preserve">IBAN du compte à débiter</w:t>
@@ -4003,6 +4545,7 @@
           <w:p>
             <w:pPr>
               <w:pStyle w:val="Compact"/>
+              <w:jc w:val="left"/>
             </w:pPr>
             <w:r>
               <w:t xml:space="preserve">BIC</w:t>
@@ -4014,6 +4557,7 @@
           <w:p>
             <w:pPr>
               <w:pStyle w:val="Compact"/>
+              <w:jc w:val="left"/>
             </w:pPr>
             <w:r>
               <w:t xml:space="preserve">BIC/SWIFT de la banque du client</w:t>
@@ -4027,6 +4571,7 @@
           <w:p>
             <w:pPr>
               <w:pStyle w:val="Compact"/>
+              <w:jc w:val="left"/>
             </w:pPr>
             <w:r>
               <w:t xml:space="preserve">Titulaire du compte</w:t>
@@ -4038,6 +4583,7 @@
           <w:p>
             <w:pPr>
               <w:pStyle w:val="Compact"/>
+              <w:jc w:val="left"/>
             </w:pPr>
             <w:r>
               <w:t xml:space="preserve">Peut différer de la raison sociale</w:t>
@@ -4051,6 +4597,7 @@
           <w:p>
             <w:pPr>
               <w:pStyle w:val="Compact"/>
+              <w:jc w:val="left"/>
             </w:pPr>
             <w:r>
               <w:t xml:space="preserve">Référence mandat (RUM)</w:t>
@@ -4062,6 +4609,7 @@
           <w:p>
             <w:pPr>
               <w:pStyle w:val="Compact"/>
+              <w:jc w:val="left"/>
             </w:pPr>
             <w:r>
               <w:t xml:space="preserve">Référence unique du mandat signé par le client</w:t>
@@ -4075,6 +4623,7 @@
           <w:p>
             <w:pPr>
               <w:pStyle w:val="Compact"/>
+              <w:jc w:val="left"/>
             </w:pPr>
             <w:r>
               <w:t xml:space="preserve">Date de signature</w:t>
@@ -4086,6 +4635,7 @@
           <w:p>
             <w:pPr>
               <w:pStyle w:val="Compact"/>
+              <w:jc w:val="left"/>
             </w:pPr>
             <w:r>
               <w:t xml:space="preserve">Date à laquelle le client a signé le mandat</w:t>
@@ -4099,6 +4649,7 @@
           <w:p>
             <w:pPr>
               <w:pStyle w:val="Compact"/>
+              <w:jc w:val="left"/>
             </w:pPr>
             <w:r>
               <w:t xml:space="preserve">Type</w:t>
@@ -4110,6 +4661,7 @@
           <w:p>
             <w:pPr>
               <w:pStyle w:val="Compact"/>
+              <w:jc w:val="left"/>
             </w:pPr>
             <w:r>
               <w:rPr>
@@ -4142,8 +4694,8 @@
         </w:tc>
       </w:tr>
     </w:tbl>
-    <w:bookmarkEnd w:id="54"/>
-    <w:bookmarkStart w:id="55" w:name="rgpd"/>
+    <w:bookmarkEnd w:id="273"/>
+    <w:bookmarkStart w:id="274" w:name="rgpd"/>
     <w:p>
       <w:pPr>
         <w:pStyle w:val="Heading3"/>
@@ -4155,13 +4707,13 @@
     <w:tbl>
       <w:tblPr>
         <w:tblStyle w:val="Table"/>
-        <w:tblW w:type="pct" w:w="5000"/>
+        <w:tblW w:type="pct" w:w="4894"/>
         <w:tblLayout w:type="fixed"/>
         <w:tblLook w:firstRow="1" w:lastRow="0" w:firstColumn="0" w:lastColumn="0" w:noHBand="0" w:noVBand="0" w:val="0020"/>
       </w:tblPr>
       <w:tblGrid>
-        <w:gridCol w:w="3960"/>
-        <w:gridCol w:w="3960"/>
+        <w:gridCol w:w="2611"/>
+        <w:gridCol w:w="5139"/>
       </w:tblGrid>
       <w:tr>
         <w:trPr>
@@ -4172,6 +4724,7 @@
           <w:p>
             <w:pPr>
               <w:pStyle w:val="Compact"/>
+              <w:jc w:val="left"/>
             </w:pPr>
             <w:r>
               <w:t xml:space="preserve">Statut</w:t>
@@ -4183,6 +4736,7 @@
           <w:p>
             <w:pPr>
               <w:pStyle w:val="Compact"/>
+              <w:jc w:val="left"/>
             </w:pPr>
             <w:r>
               <w:t xml:space="preserve">Signification</w:t>
@@ -4196,6 +4750,7 @@
           <w:p>
             <w:pPr>
               <w:pStyle w:val="Compact"/>
+              <w:jc w:val="left"/>
             </w:pPr>
             <w:r>
               <w:t xml:space="preserve">Prospect</w:t>
@@ -4207,6 +4762,7 @@
           <w:p>
             <w:pPr>
               <w:pStyle w:val="Compact"/>
+              <w:jc w:val="left"/>
             </w:pPr>
             <w:r>
               <w:t xml:space="preserve">Contact initial, pas encore de document signé</w:t>
@@ -4220,6 +4776,7 @@
           <w:p>
             <w:pPr>
               <w:pStyle w:val="Compact"/>
+              <w:jc w:val="left"/>
             </w:pPr>
             <w:r>
               <w:t xml:space="preserve">Client actif</w:t>
@@ -4231,6 +4788,7 @@
           <w:p>
             <w:pPr>
               <w:pStyle w:val="Compact"/>
+              <w:jc w:val="left"/>
             </w:pPr>
             <w:r>
               <w:t xml:space="preserve">Au moins un devis accepté</w:t>
@@ -4244,6 +4802,7 @@
           <w:p>
             <w:pPr>
               <w:pStyle w:val="Compact"/>
+              <w:jc w:val="left"/>
             </w:pPr>
             <w:r>
               <w:t xml:space="preserve">Inactif</w:t>
@@ -4255,6 +4814,7 @@
           <w:p>
             <w:pPr>
               <w:pStyle w:val="Compact"/>
+              <w:jc w:val="left"/>
             </w:pPr>
             <w:r>
               <w:t xml:space="preserve">Aucune activité récente</w:t>
@@ -4268,6 +4828,7 @@
           <w:p>
             <w:pPr>
               <w:pStyle w:val="Compact"/>
+              <w:jc w:val="left"/>
             </w:pPr>
             <w:r>
               <w:t xml:space="preserve">Anonymisé</w:t>
@@ -4279,6 +4840,7 @@
           <w:p>
             <w:pPr>
               <w:pStyle w:val="Compact"/>
+              <w:jc w:val="left"/>
             </w:pPr>
             <w:r>
               <w:t xml:space="preserve">Données personnelles effacées (conservation légale 10 ans)</w:t>
@@ -4334,9 +4896,9 @@
         </w:pict>
       </w:r>
     </w:p>
-    <w:bookmarkEnd w:id="55"/>
-    <w:bookmarkEnd w:id="56"/>
-    <w:bookmarkStart w:id="62" w:name="import-csv-clients"/>
+    <w:bookmarkEnd w:id="274"/>
+    <w:bookmarkEnd w:id="275"/>
+    <w:bookmarkStart w:id="281" w:name="import-csv-clients"/>
     <w:p>
       <w:pPr>
         <w:pStyle w:val="Heading2"/>
@@ -4353,7 +4915,7 @@
         <w:t xml:space="preserve">L’import CSV permet de créer des dizaines ou centaines de clients en une seule opération.</w:t>
       </w:r>
     </w:p>
-    <w:bookmarkStart w:id="57" w:name="accès"/>
+    <w:bookmarkStart w:id="276" w:name="accès"/>
     <w:p>
       <w:pPr>
         <w:pStyle w:val="Heading3"/>
@@ -4380,8 +4942,8 @@
         <w:t xml:space="preserve">(bouton dans la barre d’outils).</w:t>
       </w:r>
     </w:p>
-    <w:bookmarkEnd w:id="57"/>
-    <w:bookmarkStart w:id="58" w:name="format-attendu"/>
+    <w:bookmarkEnd w:id="276"/>
+    <w:bookmarkStart w:id="277" w:name="format-attendu"/>
     <w:p>
       <w:pPr>
         <w:pStyle w:val="Heading3"/>
@@ -4426,8 +4988,6 @@
       <w:r>
         <w:rPr>
           <w:rStyle w:val="VerbatimChar"/>
-          <w:b/>
-          <w:bCs/>
         </w:rPr>
         <w:t xml:space="preserve">;</w:t>
       </w:r>
@@ -4490,15 +5050,15 @@
     <w:tbl>
       <w:tblPr>
         <w:tblStyle w:val="Table"/>
-        <w:tblW w:type="pct" w:w="5000"/>
+        <w:tblW w:type="pct" w:w="4912"/>
         <w:tblLayout w:type="fixed"/>
         <w:tblLook w:firstRow="1" w:lastRow="0" w:firstColumn="0" w:lastColumn="0" w:noHBand="0" w:noVBand="0" w:val="0020"/>
       </w:tblPr>
       <w:tblGrid>
-        <w:gridCol w:w="1980"/>
-        <w:gridCol w:w="1980"/>
-        <w:gridCol w:w="1980"/>
-        <w:gridCol w:w="1980"/>
+        <w:gridCol w:w="1320"/>
+        <w:gridCol w:w="1320"/>
+        <w:gridCol w:w="3334"/>
+        <w:gridCol w:w="1806"/>
       </w:tblGrid>
       <w:tr>
         <w:trPr>
@@ -4509,6 +5069,7 @@
           <w:p>
             <w:pPr>
               <w:pStyle w:val="Compact"/>
+              <w:jc w:val="left"/>
             </w:pPr>
             <w:r>
               <w:t xml:space="preserve">Colonne</w:t>
@@ -4520,6 +5081,7 @@
           <w:p>
             <w:pPr>
               <w:pStyle w:val="Compact"/>
+              <w:jc w:val="left"/>
             </w:pPr>
             <w:r>
               <w:t xml:space="preserve">Obligatoire</w:t>
@@ -4531,6 +5093,7 @@
           <w:p>
             <w:pPr>
               <w:pStyle w:val="Compact"/>
+              <w:jc w:val="left"/>
             </w:pPr>
             <w:r>
               <w:t xml:space="preserve">Valeurs acceptées</w:t>
@@ -4542,6 +5105,7 @@
           <w:p>
             <w:pPr>
               <w:pStyle w:val="Compact"/>
+              <w:jc w:val="left"/>
             </w:pPr>
             <w:r>
               <w:t xml:space="preserve">Exemple</w:t>
@@ -4555,6 +5119,7 @@
           <w:p>
             <w:pPr>
               <w:pStyle w:val="Compact"/>
+              <w:jc w:val="left"/>
             </w:pPr>
             <w:r>
               <w:rPr>
@@ -4569,6 +5134,7 @@
           <w:p>
             <w:pPr>
               <w:pStyle w:val="Compact"/>
+              <w:jc w:val="left"/>
             </w:pPr>
             <w:r>
               <w:t xml:space="preserve">Non</w:t>
@@ -4580,6 +5146,7 @@
           <w:p>
             <w:pPr>
               <w:pStyle w:val="Compact"/>
+              <w:jc w:val="left"/>
             </w:pPr>
             <w:r>
               <w:rPr>
@@ -4609,6 +5176,7 @@
           <w:p>
             <w:pPr>
               <w:pStyle w:val="Compact"/>
+              <w:jc w:val="left"/>
             </w:pPr>
             <w:r>
               <w:rPr>
@@ -4625,6 +5193,7 @@
           <w:p>
             <w:pPr>
               <w:pStyle w:val="Compact"/>
+              <w:jc w:val="left"/>
             </w:pPr>
             <w:r>
               <w:rPr>
@@ -4639,6 +5208,7 @@
           <w:p>
             <w:pPr>
               <w:pStyle w:val="Compact"/>
+              <w:jc w:val="left"/>
             </w:pPr>
             <w:r>
               <w:t xml:space="preserve">Si professionnel</w:t>
@@ -4650,6 +5220,7 @@
           <w:p>
             <w:pPr>
               <w:pStyle w:val="Compact"/>
+              <w:jc w:val="left"/>
             </w:pPr>
             <w:r>
               <w:t xml:space="preserve">Texte libre</w:t>
@@ -4661,6 +5232,7 @@
           <w:p>
             <w:pPr>
               <w:pStyle w:val="Compact"/>
+              <w:jc w:val="left"/>
             </w:pPr>
             <w:r>
               <w:rPr>
@@ -4677,6 +5249,7 @@
           <w:p>
             <w:pPr>
               <w:pStyle w:val="Compact"/>
+              <w:jc w:val="left"/>
             </w:pPr>
             <w:r>
               <w:rPr>
@@ -4691,6 +5264,7 @@
           <w:p>
             <w:pPr>
               <w:pStyle w:val="Compact"/>
+              <w:jc w:val="left"/>
             </w:pPr>
             <w:r>
               <w:t xml:space="preserve">Si particulier</w:t>
@@ -4702,6 +5276,7 @@
           <w:p>
             <w:pPr>
               <w:pStyle w:val="Compact"/>
+              <w:jc w:val="left"/>
             </w:pPr>
             <w:r>
               <w:rPr>
@@ -4743,6 +5318,7 @@
           <w:p>
             <w:pPr>
               <w:pStyle w:val="Compact"/>
+              <w:jc w:val="left"/>
             </w:pPr>
             <w:r>
               <w:rPr>
@@ -4759,6 +5335,7 @@
           <w:p>
             <w:pPr>
               <w:pStyle w:val="Compact"/>
+              <w:jc w:val="left"/>
             </w:pPr>
             <w:r>
               <w:rPr>
@@ -4773,6 +5350,7 @@
           <w:p>
             <w:pPr>
               <w:pStyle w:val="Compact"/>
+              <w:jc w:val="left"/>
             </w:pPr>
             <w:r>
               <w:t xml:space="preserve">Si particulier</w:t>
@@ -4784,6 +5362,7 @@
           <w:p>
             <w:pPr>
               <w:pStyle w:val="Compact"/>
+              <w:jc w:val="left"/>
             </w:pPr>
             <w:r>
               <w:t xml:space="preserve">Texte libre</w:t>
@@ -4795,6 +5374,7 @@
           <w:p>
             <w:pPr>
               <w:pStyle w:val="Compact"/>
+              <w:jc w:val="left"/>
             </w:pPr>
             <w:r>
               <w:rPr>
@@ -4811,6 +5391,7 @@
           <w:p>
             <w:pPr>
               <w:pStyle w:val="Compact"/>
+              <w:jc w:val="left"/>
             </w:pPr>
             <w:r>
               <w:rPr>
@@ -4825,6 +5406,7 @@
           <w:p>
             <w:pPr>
               <w:pStyle w:val="Compact"/>
+              <w:jc w:val="left"/>
             </w:pPr>
             <w:r>
               <w:t xml:space="preserve">Si particulier</w:t>
@@ -4836,6 +5418,7 @@
           <w:p>
             <w:pPr>
               <w:pStyle w:val="Compact"/>
+              <w:jc w:val="left"/>
             </w:pPr>
             <w:r>
               <w:t xml:space="preserve">Texte libre</w:t>
@@ -4847,6 +5430,7 @@
           <w:p>
             <w:pPr>
               <w:pStyle w:val="Compact"/>
+              <w:jc w:val="left"/>
             </w:pPr>
             <w:r>
               <w:rPr>
@@ -4863,6 +5447,7 @@
           <w:p>
             <w:pPr>
               <w:pStyle w:val="Compact"/>
+              <w:jc w:val="left"/>
             </w:pPr>
             <w:r>
               <w:rPr>
@@ -4877,6 +5462,7 @@
           <w:p>
             <w:pPr>
               <w:pStyle w:val="Compact"/>
+              <w:jc w:val="left"/>
             </w:pPr>
             <w:r>
               <w:rPr>
@@ -4892,6 +5478,7 @@
           <w:p>
             <w:pPr>
               <w:pStyle w:val="Compact"/>
+              <w:jc w:val="left"/>
             </w:pPr>
             <w:r>
               <w:t xml:space="preserve">Texte libre</w:t>
@@ -4903,6 +5490,7 @@
           <w:p>
             <w:pPr>
               <w:pStyle w:val="Compact"/>
+              <w:jc w:val="left"/>
             </w:pPr>
             <w:r>
               <w:rPr>
@@ -4919,6 +5507,7 @@
           <w:p>
             <w:pPr>
               <w:pStyle w:val="Compact"/>
+              <w:jc w:val="left"/>
             </w:pPr>
             <w:r>
               <w:rPr>
@@ -4933,6 +5522,7 @@
           <w:p>
             <w:pPr>
               <w:pStyle w:val="Compact"/>
+              <w:jc w:val="left"/>
             </w:pPr>
             <w:r>
               <w:t xml:space="preserve">Non</w:t>
@@ -4944,6 +5534,7 @@
           <w:p>
             <w:pPr>
               <w:pStyle w:val="Compact"/>
+              <w:jc w:val="left"/>
             </w:pPr>
             <w:r>
               <w:t xml:space="preserve">Complément</w:t>
@@ -4955,6 +5546,7 @@
           <w:p>
             <w:pPr>
               <w:pStyle w:val="Compact"/>
+              <w:jc w:val="left"/>
             </w:pPr>
             <w:r>
               <w:rPr>
@@ -4971,6 +5563,7 @@
           <w:p>
             <w:pPr>
               <w:pStyle w:val="Compact"/>
+              <w:jc w:val="left"/>
             </w:pPr>
             <w:r>
               <w:rPr>
@@ -4985,6 +5578,7 @@
           <w:p>
             <w:pPr>
               <w:pStyle w:val="Compact"/>
+              <w:jc w:val="left"/>
             </w:pPr>
             <w:r>
               <w:rPr>
@@ -5000,6 +5594,7 @@
           <w:p>
             <w:pPr>
               <w:pStyle w:val="Compact"/>
+              <w:jc w:val="left"/>
             </w:pPr>
             <w:r>
               <w:t xml:space="preserve">Texte libre</w:t>
@@ -5011,6 +5606,7 @@
           <w:p>
             <w:pPr>
               <w:pStyle w:val="Compact"/>
+              <w:jc w:val="left"/>
             </w:pPr>
             <w:r>
               <w:rPr>
@@ -5027,6 +5623,7 @@
           <w:p>
             <w:pPr>
               <w:pStyle w:val="Compact"/>
+              <w:jc w:val="left"/>
             </w:pPr>
             <w:r>
               <w:rPr>
@@ -5041,6 +5638,7 @@
           <w:p>
             <w:pPr>
               <w:pStyle w:val="Compact"/>
+              <w:jc w:val="left"/>
             </w:pPr>
             <w:r>
               <w:rPr>
@@ -5056,6 +5654,7 @@
           <w:p>
             <w:pPr>
               <w:pStyle w:val="Compact"/>
+              <w:jc w:val="left"/>
             </w:pPr>
             <w:r>
               <w:t xml:space="preserve">Texte libre</w:t>
@@ -5067,6 +5666,7 @@
           <w:p>
             <w:pPr>
               <w:pStyle w:val="Compact"/>
+              <w:jc w:val="left"/>
             </w:pPr>
             <w:r>
               <w:rPr>
@@ -5083,6 +5683,7 @@
           <w:p>
             <w:pPr>
               <w:pStyle w:val="Compact"/>
+              <w:jc w:val="left"/>
             </w:pPr>
             <w:r>
               <w:rPr>
@@ -5097,6 +5698,7 @@
           <w:p>
             <w:pPr>
               <w:pStyle w:val="Compact"/>
+              <w:jc w:val="left"/>
             </w:pPr>
             <w:r>
               <w:t xml:space="preserve">Non</w:t>
@@ -5108,6 +5710,7 @@
           <w:p>
             <w:pPr>
               <w:pStyle w:val="Compact"/>
+              <w:jc w:val="left"/>
             </w:pPr>
             <w:r>
               <w:t xml:space="preserve">Défaut :</w:t>
@@ -5128,6 +5731,7 @@
           <w:p>
             <w:pPr>
               <w:pStyle w:val="Compact"/>
+              <w:jc w:val="left"/>
             </w:pPr>
             <w:r>
               <w:rPr>
@@ -5144,6 +5748,7 @@
           <w:p>
             <w:pPr>
               <w:pStyle w:val="Compact"/>
+              <w:jc w:val="left"/>
             </w:pPr>
             <w:r>
               <w:rPr>
@@ -5158,6 +5763,7 @@
           <w:p>
             <w:pPr>
               <w:pStyle w:val="Compact"/>
+              <w:jc w:val="left"/>
             </w:pPr>
             <w:r>
               <w:t xml:space="preserve">Non</w:t>
@@ -5169,6 +5775,7 @@
           <w:p>
             <w:pPr>
               <w:pStyle w:val="Compact"/>
+              <w:jc w:val="left"/>
             </w:pPr>
             <w:r>
               <w:t xml:space="preserve">Adresse valide</w:t>
@@ -5180,6 +5787,7 @@
           <w:p>
             <w:pPr>
               <w:pStyle w:val="Compact"/>
+              <w:jc w:val="left"/>
             </w:pPr>
             <w:r>
               <w:rPr>
@@ -5196,6 +5804,7 @@
           <w:p>
             <w:pPr>
               <w:pStyle w:val="Compact"/>
+              <w:jc w:val="left"/>
             </w:pPr>
             <w:r>
               <w:rPr>
@@ -5210,6 +5819,7 @@
           <w:p>
             <w:pPr>
               <w:pStyle w:val="Compact"/>
+              <w:jc w:val="left"/>
             </w:pPr>
             <w:r>
               <w:t xml:space="preserve">Non</w:t>
@@ -5221,6 +5831,7 @@
           <w:p>
             <w:pPr>
               <w:pStyle w:val="Compact"/>
+              <w:jc w:val="left"/>
             </w:pPr>
             <w:r>
               <w:t xml:space="preserve">Texte libre</w:t>
@@ -5232,6 +5843,7 @@
           <w:p>
             <w:pPr>
               <w:pStyle w:val="Compact"/>
+              <w:jc w:val="left"/>
             </w:pPr>
             <w:r>
               <w:rPr>
@@ -5248,6 +5860,7 @@
           <w:p>
             <w:pPr>
               <w:pStyle w:val="Compact"/>
+              <w:jc w:val="left"/>
             </w:pPr>
             <w:r>
               <w:rPr>
@@ -5262,6 +5875,7 @@
           <w:p>
             <w:pPr>
               <w:pStyle w:val="Compact"/>
+              <w:jc w:val="left"/>
             </w:pPr>
             <w:r>
               <w:t xml:space="preserve">Non</w:t>
@@ -5273,6 +5887,7 @@
           <w:p>
             <w:pPr>
               <w:pStyle w:val="Compact"/>
+              <w:jc w:val="left"/>
             </w:pPr>
             <w:r>
               <w:t xml:space="preserve">14 chiffres (espaces ignorés)</w:t>
@@ -5284,6 +5899,7 @@
           <w:p>
             <w:pPr>
               <w:pStyle w:val="Compact"/>
+              <w:jc w:val="left"/>
             </w:pPr>
             <w:r>
               <w:rPr>
@@ -5300,6 +5916,7 @@
           <w:p>
             <w:pPr>
               <w:pStyle w:val="Compact"/>
+              <w:jc w:val="left"/>
             </w:pPr>
             <w:r>
               <w:rPr>
@@ -5314,6 +5931,7 @@
           <w:p>
             <w:pPr>
               <w:pStyle w:val="Compact"/>
+              <w:jc w:val="left"/>
             </w:pPr>
             <w:r>
               <w:t xml:space="preserve">Non</w:t>
@@ -5325,6 +5943,7 @@
           <w:p>
             <w:pPr>
               <w:pStyle w:val="Compact"/>
+              <w:jc w:val="left"/>
             </w:pPr>
             <w:r>
               <w:t xml:space="preserve">FR + clé + SIREN</w:t>
@@ -5336,6 +5955,7 @@
           <w:p>
             <w:pPr>
               <w:pStyle w:val="Compact"/>
+              <w:jc w:val="left"/>
             </w:pPr>
             <w:r>
               <w:rPr>
@@ -5352,6 +5972,7 @@
           <w:p>
             <w:pPr>
               <w:pStyle w:val="Compact"/>
+              <w:jc w:val="left"/>
             </w:pPr>
             <w:r>
               <w:rPr>
@@ -5366,6 +5987,7 @@
           <w:p>
             <w:pPr>
               <w:pStyle w:val="Compact"/>
+              <w:jc w:val="left"/>
             </w:pPr>
             <w:r>
               <w:t xml:space="preserve">Non</w:t>
@@ -5377,6 +5999,7 @@
           <w:p>
             <w:pPr>
               <w:pStyle w:val="Compact"/>
+              <w:jc w:val="left"/>
             </w:pPr>
             <w:r>
               <w:rPr>
@@ -5415,6 +6038,7 @@
           <w:p>
             <w:pPr>
               <w:pStyle w:val="Compact"/>
+              <w:jc w:val="left"/>
             </w:pPr>
             <w:r>
               <w:rPr>
@@ -5431,6 +6055,7 @@
           <w:p>
             <w:pPr>
               <w:pStyle w:val="Compact"/>
+              <w:jc w:val="left"/>
             </w:pPr>
             <w:r>
               <w:rPr>
@@ -5445,6 +6070,7 @@
           <w:p>
             <w:pPr>
               <w:pStyle w:val="Compact"/>
+              <w:jc w:val="left"/>
             </w:pPr>
             <w:r>
               <w:t xml:space="preserve">Non</w:t>
@@ -5456,6 +6082,7 @@
           <w:p>
             <w:pPr>
               <w:pStyle w:val="Compact"/>
+              <w:jc w:val="left"/>
             </w:pPr>
             <w:r>
               <w:t xml:space="preserve">Voir tableau modes</w:t>
@@ -5467,6 +6094,7 @@
           <w:p>
             <w:pPr>
               <w:pStyle w:val="Compact"/>
+              <w:jc w:val="left"/>
             </w:pPr>
             <w:r>
               <w:rPr>
@@ -5483,6 +6111,7 @@
           <w:p>
             <w:pPr>
               <w:pStyle w:val="Compact"/>
+              <w:jc w:val="left"/>
             </w:pPr>
             <w:r>
               <w:rPr>
@@ -5497,6 +6126,7 @@
           <w:p>
             <w:pPr>
               <w:pStyle w:val="Compact"/>
+              <w:jc w:val="left"/>
             </w:pPr>
             <w:r>
               <w:t xml:space="preserve">Non</w:t>
@@ -5508,6 +6138,7 @@
           <w:p>
             <w:pPr>
               <w:pStyle w:val="Compact"/>
+              <w:jc w:val="left"/>
             </w:pPr>
             <w:r>
               <w:rPr>
@@ -5546,6 +6177,7 @@
           <w:p>
             <w:pPr>
               <w:pStyle w:val="Compact"/>
+              <w:jc w:val="left"/>
             </w:pPr>
             <w:r>
               <w:rPr>
@@ -5557,8 +6189,8 @@
         </w:tc>
       </w:tr>
     </w:tbl>
-    <w:bookmarkEnd w:id="58"/>
-    <w:bookmarkStart w:id="59" w:name="exemple-de-fichier"/>
+    <w:bookmarkEnd w:id="277"/>
+    <w:bookmarkStart w:id="278" w:name="exemple-de-fichier"/>
     <w:p>
       <w:pPr>
         <w:pStyle w:val="Heading3"/>
@@ -5596,8 +6228,8 @@
         <w:t xml:space="preserve">particulier;;M.;Jean;Lefebvre;8 allée des Roses;Bât. C Appt 12;33000;Bordeaux;France;jean.lefebvre@email.com;06 12 34 56 78;;;normal;virement;client</w:t>
       </w:r>
     </w:p>
-    <w:bookmarkEnd w:id="59"/>
-    <w:bookmarkStart w:id="60" w:name="déroulement-de-limport"/>
+    <w:bookmarkEnd w:id="278"/>
+    <w:bookmarkStart w:id="279" w:name="déroulement-de-limport"/>
     <w:p>
       <w:pPr>
         <w:pStyle w:val="Heading3"/>
@@ -5611,7 +6243,7 @@
         <w:pStyle w:val="Compact"/>
         <w:numPr>
           <w:ilvl w:val="0"/>
-          <w:numId w:val="1005"/>
+          <w:numId w:val="1009"/>
         </w:numPr>
       </w:pPr>
       <w:r>
@@ -5635,7 +6267,7 @@
         <w:pStyle w:val="Compact"/>
         <w:numPr>
           <w:ilvl w:val="0"/>
-          <w:numId w:val="1005"/>
+          <w:numId w:val="1009"/>
         </w:numPr>
       </w:pPr>
       <w:r>
@@ -5663,7 +6295,7 @@
         <w:pStyle w:val="Compact"/>
         <w:numPr>
           <w:ilvl w:val="0"/>
-          <w:numId w:val="1005"/>
+          <w:numId w:val="1009"/>
         </w:numPr>
       </w:pPr>
       <w:r>
@@ -5675,7 +6307,7 @@
         <w:pStyle w:val="Compact"/>
         <w:numPr>
           <w:ilvl w:val="0"/>
-          <w:numId w:val="1005"/>
+          <w:numId w:val="1009"/>
         </w:numPr>
       </w:pPr>
       <w:r>
@@ -5738,8 +6370,8 @@
         <w:t xml:space="preserve">     Ligne 31 : adresse, code postal et ville obligatoires</w:t>
       </w:r>
     </w:p>
-    <w:bookmarkEnd w:id="60"/>
-    <w:bookmarkStart w:id="61" w:name="erreurs-fréquentes"/>
+    <w:bookmarkEnd w:id="279"/>
+    <w:bookmarkStart w:id="280" w:name="erreurs-fréquentes"/>
     <w:p>
       <w:pPr>
         <w:pStyle w:val="Heading3"/>
@@ -5751,14 +6383,14 @@
     <w:tbl>
       <w:tblPr>
         <w:tblStyle w:val="Table"/>
-        <w:tblW w:type="pct" w:w="5000"/>
+        <w:tblW w:type="pct" w:w="4929"/>
         <w:tblLayout w:type="fixed"/>
         <w:tblLook w:firstRow="1" w:lastRow="0" w:firstColumn="0" w:lastColumn="0" w:noHBand="0" w:noVBand="0" w:val="0020"/>
       </w:tblPr>
       <w:tblGrid>
-        <w:gridCol w:w="2640"/>
-        <w:gridCol w:w="2640"/>
-        <w:gridCol w:w="2640"/>
+        <w:gridCol w:w="2658"/>
+        <w:gridCol w:w="2489"/>
+        <w:gridCol w:w="2658"/>
       </w:tblGrid>
       <w:tr>
         <w:trPr>
@@ -5769,6 +6401,7 @@
           <w:p>
             <w:pPr>
               <w:pStyle w:val="Compact"/>
+              <w:jc w:val="left"/>
             </w:pPr>
             <w:r>
               <w:t xml:space="preserve">Erreur</w:t>
@@ -5780,6 +6413,7 @@
           <w:p>
             <w:pPr>
               <w:pStyle w:val="Compact"/>
+              <w:jc w:val="left"/>
             </w:pPr>
             <w:r>
               <w:t xml:space="preserve">Cause</w:t>
@@ -5791,6 +6425,7 @@
           <w:p>
             <w:pPr>
               <w:pStyle w:val="Compact"/>
+              <w:jc w:val="left"/>
             </w:pPr>
             <w:r>
               <w:t xml:space="preserve">Solution</w:t>
@@ -5804,6 +6439,7 @@
           <w:p>
             <w:pPr>
               <w:pStyle w:val="Compact"/>
+              <w:jc w:val="left"/>
             </w:pPr>
             <w:r>
               <w:t xml:space="preserve">“adresse, code postal et ville obligatoires”</w:t>
@@ -5815,6 +6451,7 @@
           <w:p>
             <w:pPr>
               <w:pStyle w:val="Compact"/>
+              <w:jc w:val="left"/>
             </w:pPr>
             <w:r>
               <w:t xml:space="preserve">Une des trois colonnes est vide</w:t>
@@ -5826,6 +6463,7 @@
           <w:p>
             <w:pPr>
               <w:pStyle w:val="Compact"/>
+              <w:jc w:val="left"/>
             </w:pPr>
             <w:r>
               <w:t xml:space="preserve">Compléter la colonne manquante</w:t>
@@ -5839,6 +6477,7 @@
           <w:p>
             <w:pPr>
               <w:pStyle w:val="Compact"/>
+              <w:jc w:val="left"/>
             </w:pPr>
             <w:r>
               <w:t xml:space="preserve">Caractères corrompus (â, é→é)</w:t>
@@ -5850,6 +6489,7 @@
           <w:p>
             <w:pPr>
               <w:pStyle w:val="Compact"/>
+              <w:jc w:val="left"/>
             </w:pPr>
             <w:r>
               <w:t xml:space="preserve">Mauvais encodage</w:t>
@@ -5861,6 +6501,7 @@
           <w:p>
             <w:pPr>
               <w:pStyle w:val="Compact"/>
+              <w:jc w:val="left"/>
             </w:pPr>
             <w:r>
               <w:t xml:space="preserve">Enregistrer en UTF-8 dans l’éditeur de texte</w:t>
@@ -5874,6 +6515,7 @@
           <w:p>
             <w:pPr>
               <w:pStyle w:val="Compact"/>
+              <w:jc w:val="left"/>
             </w:pPr>
             <w:r>
               <w:t xml:space="preserve">Ligne ignorée sans message</w:t>
@@ -5885,6 +6527,7 @@
           <w:p>
             <w:pPr>
               <w:pStyle w:val="Compact"/>
+              <w:jc w:val="left"/>
             </w:pPr>
             <w:r>
               <w:t xml:space="preserve">SIRET en doublon (ON CONFLICT DO NOTHING)</w:t>
@@ -5896,6 +6539,7 @@
           <w:p>
             <w:pPr>
               <w:pStyle w:val="Compact"/>
+              <w:jc w:val="left"/>
             </w:pPr>
             <w:r>
               <w:t xml:space="preserve">Supprimer le doublon du fichier</w:t>
@@ -5909,6 +6553,7 @@
           <w:p>
             <w:pPr>
               <w:pStyle w:val="Compact"/>
+              <w:jc w:val="left"/>
             </w:pPr>
             <w:r>
               <w:t xml:space="preserve">Colonne non reconnue</w:t>
@@ -5920,6 +6565,7 @@
           <w:p>
             <w:pPr>
               <w:pStyle w:val="Compact"/>
+              <w:jc w:val="left"/>
             </w:pPr>
             <w:r>
               <w:t xml:space="preserve">Nom de colonne mal orthographié</w:t>
@@ -5931,6 +6577,7 @@
           <w:p>
             <w:pPr>
               <w:pStyle w:val="Compact"/>
+              <w:jc w:val="left"/>
             </w:pPr>
             <w:r>
               <w:t xml:space="preserve">Vérifier les en-têtes (casse insensible)</w:t>
@@ -5997,9 +6644,9 @@
         <w:t xml:space="preserve">.</w:t>
       </w:r>
     </w:p>
-    <w:bookmarkEnd w:id="61"/>
-    <w:bookmarkEnd w:id="62"/>
-    <w:bookmarkStart w:id="63" w:name="export-csv-clients"/>
+    <w:bookmarkEnd w:id="280"/>
+    <w:bookmarkEnd w:id="281"/>
+    <w:bookmarkStart w:id="282" w:name="export-csv-clients"/>
     <w:p>
       <w:pPr>
         <w:pStyle w:val="Heading2"/>
@@ -6033,9 +6680,9 @@
         </w:pict>
       </w:r>
     </w:p>
-    <w:bookmarkEnd w:id="63"/>
-    <w:bookmarkEnd w:id="64"/>
-    <w:bookmarkStart w:id="77" w:name="catalogue-darticles"/>
+    <w:bookmarkEnd w:id="282"/>
+    <w:bookmarkEnd w:id="283"/>
+    <w:bookmarkStart w:id="296" w:name="catalogue-darticles"/>
     <w:p>
       <w:pPr>
         <w:pStyle w:val="Heading1"/>
@@ -6051,20 +6698,20 @@
       <w:r>
         <w:drawing>
           <wp:inline>
-            <wp:extent cx="5334000" cy="2637413"/>
+            <wp:extent cx="5334000" cy="2637412"/>
             <wp:effectExtent b="0" l="0" r="0" t="0"/>
-            <wp:docPr descr="Liste des articles" title="" id="66" name="Picture"/>
+            <wp:docPr descr="Liste des articles" title="" id="285" name="Picture"/>
             <a:graphic>
               <a:graphicData uri="http://schemas.openxmlformats.org/drawingml/2006/picture">
                 <pic:pic>
                   <pic:nvPicPr>
-                    <pic:cNvPr descr="screenshots/05-articles-liste.png" id="67" name="Picture"/>
+                    <pic:cNvPr descr="C:/Users/filou/saas-facturation/docs/media/rId65.png" id="286" name="Picture"/>
                     <pic:cNvPicPr>
                       <a:picLocks noChangeArrowheads="1" noChangeAspect="1"/>
                     </pic:cNvPicPr>
                   </pic:nvPicPr>
                   <pic:blipFill>
-                    <a:blip r:embed="rId65"/>
+                    <a:blip r:embed="rId284"/>
                     <a:stretch>
                       <a:fillRect/>
                     </a:stretch>
@@ -6072,7 +6719,7 @@
                   <pic:spPr bwMode="auto">
                     <a:xfrm>
                       <a:off x="0" y="0"/>
-                      <a:ext cx="5334000" cy="2637413"/>
+                      <a:ext cx="5334000" cy="2637412"/>
                     </a:xfrm>
                     <a:prstGeom prst="rect">
                       <a:avLst/>
@@ -6099,7 +6746,7 @@
         <w:t xml:space="preserve">Liste des articles</w:t>
       </w:r>
     </w:p>
-    <w:bookmarkStart w:id="69" w:name="créer-un-article"/>
+    <w:bookmarkStart w:id="288" w:name="créer-un-article"/>
     <w:p>
       <w:pPr>
         <w:pStyle w:val="Heading2"/>
@@ -6111,12 +6758,13 @@
     <w:tbl>
       <w:tblPr>
         <w:tblStyle w:val="Table"/>
-        <w:tblW w:type="auto" w:w="0"/>
+        <w:tblW w:type="pct" w:w="4885"/>
+        <w:tblLayout w:type="fixed"/>
         <w:tblLook w:firstRow="1" w:lastRow="0" w:firstColumn="0" w:lastColumn="0" w:noHBand="0" w:noVBand="0" w:val="0020"/>
       </w:tblPr>
       <w:tblGrid>
-        <w:gridCol w:w="3960"/>
-        <w:gridCol w:w="3960"/>
+        <w:gridCol w:w="2822"/>
+        <w:gridCol w:w="4915"/>
       </w:tblGrid>
       <w:tr>
         <w:trPr>
@@ -6127,6 +6775,7 @@
           <w:p>
             <w:pPr>
               <w:pStyle w:val="Compact"/>
+              <w:jc w:val="left"/>
             </w:pPr>
             <w:r>
               <w:t xml:space="preserve">Champ</w:t>
@@ -6138,6 +6787,7 @@
           <w:p>
             <w:pPr>
               <w:pStyle w:val="Compact"/>
+              <w:jc w:val="left"/>
             </w:pPr>
             <w:r>
               <w:t xml:space="preserve">Remarque</w:t>
@@ -6151,6 +6801,7 @@
           <w:p>
             <w:pPr>
               <w:pStyle w:val="Compact"/>
+              <w:jc w:val="left"/>
             </w:pPr>
             <w:r>
               <w:t xml:space="preserve">Référence</w:t>
@@ -6162,6 +6813,7 @@
           <w:p>
             <w:pPr>
               <w:pStyle w:val="Compact"/>
+              <w:jc w:val="left"/>
             </w:pPr>
             <w:r>
               <w:t xml:space="preserve">Optionnel, libre (ex.</w:t>
@@ -6187,6 +6839,7 @@
           <w:p>
             <w:pPr>
               <w:pStyle w:val="Compact"/>
+              <w:jc w:val="left"/>
             </w:pPr>
             <w:r>
               <w:t xml:space="preserve">Désignation</w:t>
@@ -6198,6 +6851,7 @@
           <w:p>
             <w:pPr>
               <w:pStyle w:val="Compact"/>
+              <w:jc w:val="left"/>
             </w:pPr>
             <w:r>
               <w:t xml:space="preserve">Affiché sur les documents</w:t>
@@ -6211,6 +6865,7 @@
           <w:p>
             <w:pPr>
               <w:pStyle w:val="Compact"/>
+              <w:jc w:val="left"/>
             </w:pPr>
             <w:r>
               <w:t xml:space="preserve">Description</w:t>
@@ -6222,6 +6877,7 @@
           <w:p>
             <w:pPr>
               <w:pStyle w:val="Compact"/>
+              <w:jc w:val="left"/>
             </w:pPr>
             <w:r>
               <w:t xml:space="preserve">Texte long, imprimé sous la désignation en petit</w:t>
@@ -6235,6 +6891,7 @@
           <w:p>
             <w:pPr>
               <w:pStyle w:val="Compact"/>
+              <w:jc w:val="left"/>
             </w:pPr>
             <w:r>
               <w:t xml:space="preserve">Unité</w:t>
@@ -6246,6 +6903,7 @@
           <w:p>
             <w:pPr>
               <w:pStyle w:val="Compact"/>
+              <w:jc w:val="left"/>
             </w:pPr>
             <w:r>
               <w:t xml:space="preserve">heure, jour, forfait, pièce, m², km…</w:t>
@@ -6259,6 +6917,7 @@
           <w:p>
             <w:pPr>
               <w:pStyle w:val="Compact"/>
+              <w:jc w:val="left"/>
             </w:pPr>
             <w:r>
               <w:t xml:space="preserve">Prix unitaire HT</w:t>
@@ -6270,6 +6929,7 @@
           <w:p>
             <w:pPr>
               <w:pStyle w:val="Compact"/>
+              <w:jc w:val="left"/>
             </w:pPr>
             <w:r>
               <w:t xml:space="preserve">Valeur par défaut à l’insertion dans un document</w:t>
@@ -6283,6 +6943,7 @@
           <w:p>
             <w:pPr>
               <w:pStyle w:val="Compact"/>
+              <w:jc w:val="left"/>
             </w:pPr>
             <w:r>
               <w:t xml:space="preserve">Prix d’achat HT</w:t>
@@ -6294,6 +6955,7 @@
           <w:p>
             <w:pPr>
               <w:pStyle w:val="Compact"/>
+              <w:jc w:val="left"/>
             </w:pPr>
             <w:r>
               <w:t xml:space="preserve">Confidentiel — sert uniquement au calcul de marge</w:t>
@@ -6307,6 +6969,7 @@
           <w:p>
             <w:pPr>
               <w:pStyle w:val="Compact"/>
+              <w:jc w:val="left"/>
             </w:pPr>
             <w:r>
               <w:t xml:space="preserve">Taux TVA</w:t>
@@ -6318,6 +6981,7 @@
           <w:p>
             <w:pPr>
               <w:pStyle w:val="Compact"/>
+              <w:jc w:val="left"/>
             </w:pPr>
             <w:r>
               <w:t xml:space="preserve">Taux pré-sélectionné dans les lignes</w:t>
@@ -6331,6 +6995,7 @@
           <w:p>
             <w:pPr>
               <w:pStyle w:val="Compact"/>
+              <w:jc w:val="left"/>
             </w:pPr>
             <w:r>
               <w:t xml:space="preserve">Stock</w:t>
@@ -6342,6 +7007,7 @@
           <w:p>
             <w:pPr>
               <w:pStyle w:val="Compact"/>
+              <w:jc w:val="left"/>
             </w:pPr>
             <w:r>
               <w:t xml:space="preserve">Quantité disponible (optionnel)</w:t>
@@ -6355,6 +7021,7 @@
           <w:p>
             <w:pPr>
               <w:pStyle w:val="Compact"/>
+              <w:jc w:val="left"/>
             </w:pPr>
             <w:r>
               <w:t xml:space="preserve">Actif</w:t>
@@ -6366,6 +7033,7 @@
           <w:p>
             <w:pPr>
               <w:pStyle w:val="Compact"/>
+              <w:jc w:val="left"/>
             </w:pPr>
             <w:r>
               <w:t xml:space="preserve">Décocher pour masquer sans supprimer</w:t>
@@ -6374,7 +7042,7 @@
         </w:tc>
       </w:tr>
     </w:tbl>
-    <w:bookmarkStart w:id="68" w:name="calcul-de-marge-en-temps-réel"/>
+    <w:bookmarkStart w:id="287" w:name="calcul-de-marge-en-temps-réel"/>
     <w:p>
       <w:pPr>
         <w:pStyle w:val="Heading3"/>
@@ -6394,14 +7062,14 @@
     <w:tbl>
       <w:tblPr>
         <w:tblStyle w:val="Table"/>
-        <w:tblW w:type="pct" w:w="5000"/>
+        <w:tblW w:type="pct" w:w="4882"/>
         <w:tblLayout w:type="fixed"/>
         <w:tblLook w:firstRow="1" w:lastRow="0" w:firstColumn="0" w:lastColumn="0" w:noHBand="0" w:noVBand="0" w:val="0020"/>
       </w:tblPr>
       <w:tblGrid>
-        <w:gridCol w:w="2640"/>
-        <w:gridCol w:w="2640"/>
-        <w:gridCol w:w="2640"/>
+        <w:gridCol w:w="1956"/>
+        <w:gridCol w:w="2515"/>
+        <w:gridCol w:w="3261"/>
       </w:tblGrid>
       <w:tr>
         <w:trPr>
@@ -6412,6 +7080,7 @@
           <w:p>
             <w:pPr>
               <w:pStyle w:val="Compact"/>
+              <w:jc w:val="left"/>
             </w:pPr>
             <w:r>
               <w:t xml:space="preserve">Indicateur</w:t>
@@ -6423,6 +7092,7 @@
           <w:p>
             <w:pPr>
               <w:pStyle w:val="Compact"/>
+              <w:jc w:val="left"/>
             </w:pPr>
             <w:r>
               <w:t xml:space="preserve">Formule</w:t>
@@ -6434,6 +7104,7 @@
           <w:p>
             <w:pPr>
               <w:pStyle w:val="Compact"/>
+              <w:jc w:val="left"/>
             </w:pPr>
             <w:r>
               <w:t xml:space="preserve">Couleur</w:t>
@@ -6447,6 +7118,7 @@
           <w:p>
             <w:pPr>
               <w:pStyle w:val="Compact"/>
+              <w:jc w:val="left"/>
             </w:pPr>
             <w:r>
               <w:t xml:space="preserve">Marge brute</w:t>
@@ -6458,6 +7130,7 @@
           <w:p>
             <w:pPr>
               <w:pStyle w:val="Compact"/>
+              <w:jc w:val="left"/>
             </w:pPr>
             <w:r>
               <w:t xml:space="preserve">Prix vente − Prix achat</w:t>
@@ -6469,6 +7142,7 @@
           <w:p>
             <w:pPr>
               <w:pStyle w:val="Compact"/>
+              <w:jc w:val="left"/>
             </w:pPr>
             <w:r>
               <w:t xml:space="preserve">Vert si &gt; 0, rouge si &lt; 0</w:t>
@@ -6482,6 +7156,7 @@
           <w:p>
             <w:pPr>
               <w:pStyle w:val="Compact"/>
+              <w:jc w:val="left"/>
             </w:pPr>
             <w:r>
               <w:rPr>
@@ -6497,6 +7172,7 @@
           <w:p>
             <w:pPr>
               <w:pStyle w:val="Compact"/>
+              <w:jc w:val="left"/>
             </w:pPr>
             <w:r>
               <w:t xml:space="preserve">Marge ÷ Prix vente × 100</w:t>
@@ -6508,6 +7184,7 @@
           <w:p>
             <w:pPr>
               <w:pStyle w:val="Compact"/>
+              <w:jc w:val="left"/>
             </w:pPr>
             <w:r>
               <w:t xml:space="preserve">Taux le plus utilisé en commerce</w:t>
@@ -6521,6 +7198,7 @@
           <w:p>
             <w:pPr>
               <w:pStyle w:val="Compact"/>
+              <w:jc w:val="left"/>
             </w:pPr>
             <w:r>
               <w:t xml:space="preserve">Taux de marge</w:t>
@@ -6532,6 +7210,7 @@
           <w:p>
             <w:pPr>
               <w:pStyle w:val="Compact"/>
+              <w:jc w:val="left"/>
             </w:pPr>
             <w:r>
               <w:t xml:space="preserve">Marge ÷ Prix achat × 100</w:t>
@@ -6543,6 +7222,7 @@
           <w:p>
             <w:pPr>
               <w:pStyle w:val="Compact"/>
+              <w:jc w:val="left"/>
             </w:pPr>
             <w:r>
               <w:t xml:space="preserve">Utilisé en industrie</w:t>
@@ -6566,9 +7246,9 @@
         </w:pict>
       </w:r>
     </w:p>
-    <w:bookmarkEnd w:id="68"/>
-    <w:bookmarkEnd w:id="69"/>
-    <w:bookmarkStart w:id="75" w:name="import-csv-articles"/>
+    <w:bookmarkEnd w:id="287"/>
+    <w:bookmarkEnd w:id="288"/>
+    <w:bookmarkStart w:id="294" w:name="import-csv-articles"/>
     <w:p>
       <w:pPr>
         <w:pStyle w:val="Heading2"/>
@@ -6585,7 +7265,7 @@
         <w:t xml:space="preserve">Importez votre catalogue en une seule opération depuis un fichier CSV.</w:t>
       </w:r>
     </w:p>
-    <w:bookmarkStart w:id="70" w:name="accès-1"/>
+    <w:bookmarkStart w:id="289" w:name="accès-1"/>
     <w:p>
       <w:pPr>
         <w:pStyle w:val="Heading3"/>
@@ -6609,8 +7289,8 @@
         <w:t xml:space="preserve">.</w:t>
       </w:r>
     </w:p>
-    <w:bookmarkEnd w:id="70"/>
-    <w:bookmarkStart w:id="71" w:name="format-attendu-1"/>
+    <w:bookmarkEnd w:id="289"/>
+    <w:bookmarkStart w:id="290" w:name="format-attendu-1"/>
     <w:p>
       <w:pPr>
         <w:pStyle w:val="Heading3"/>
@@ -6687,14 +7367,15 @@
     <w:tbl>
       <w:tblPr>
         <w:tblStyle w:val="Table"/>
-        <w:tblW w:type="auto" w:w="0"/>
+        <w:tblW w:type="pct" w:w="4915"/>
+        <w:tblLayout w:type="fixed"/>
         <w:tblLook w:firstRow="1" w:lastRow="0" w:firstColumn="0" w:lastColumn="0" w:noHBand="0" w:noVBand="0" w:val="0020"/>
       </w:tblPr>
       <w:tblGrid>
-        <w:gridCol w:w="1980"/>
-        <w:gridCol w:w="1980"/>
-        <w:gridCol w:w="1980"/>
-        <w:gridCol w:w="1980"/>
+        <w:gridCol w:w="1208"/>
+        <w:gridCol w:w="1073"/>
+        <w:gridCol w:w="2953"/>
+        <w:gridCol w:w="2550"/>
       </w:tblGrid>
       <w:tr>
         <w:trPr>
@@ -6705,6 +7386,7 @@
           <w:p>
             <w:pPr>
               <w:pStyle w:val="Compact"/>
+              <w:jc w:val="left"/>
             </w:pPr>
             <w:r>
               <w:t xml:space="preserve">Colonne</w:t>
@@ -6716,6 +7398,7 @@
           <w:p>
             <w:pPr>
               <w:pStyle w:val="Compact"/>
+              <w:jc w:val="left"/>
             </w:pPr>
             <w:r>
               <w:t xml:space="preserve">Obligatoire</w:t>
@@ -6727,6 +7410,7 @@
           <w:p>
             <w:pPr>
               <w:pStyle w:val="Compact"/>
+              <w:jc w:val="left"/>
             </w:pPr>
             <w:r>
               <w:t xml:space="preserve">Valeurs acceptées</w:t>
@@ -6738,6 +7422,7 @@
           <w:p>
             <w:pPr>
               <w:pStyle w:val="Compact"/>
+              <w:jc w:val="left"/>
             </w:pPr>
             <w:r>
               <w:t xml:space="preserve">Exemple</w:t>
@@ -6751,6 +7436,7 @@
           <w:p>
             <w:pPr>
               <w:pStyle w:val="Compact"/>
+              <w:jc w:val="left"/>
             </w:pPr>
             <w:r>
               <w:rPr>
@@ -6765,6 +7451,7 @@
           <w:p>
             <w:pPr>
               <w:pStyle w:val="Compact"/>
+              <w:jc w:val="left"/>
             </w:pPr>
             <w:r>
               <w:t xml:space="preserve">Non</w:t>
@@ -6776,6 +7463,7 @@
           <w:p>
             <w:pPr>
               <w:pStyle w:val="Compact"/>
+              <w:jc w:val="left"/>
             </w:pPr>
             <w:r>
               <w:t xml:space="preserve">Texte libre</w:t>
@@ -6787,6 +7475,7 @@
           <w:p>
             <w:pPr>
               <w:pStyle w:val="Compact"/>
+              <w:jc w:val="left"/>
             </w:pPr>
             <w:r>
               <w:rPr>
@@ -6803,6 +7492,7 @@
           <w:p>
             <w:pPr>
               <w:pStyle w:val="Compact"/>
+              <w:jc w:val="left"/>
             </w:pPr>
             <w:r>
               <w:rPr>
@@ -6817,6 +7507,7 @@
           <w:p>
             <w:pPr>
               <w:pStyle w:val="Compact"/>
+              <w:jc w:val="left"/>
             </w:pPr>
             <w:r>
               <w:rPr>
@@ -6832,6 +7523,7 @@
           <w:p>
             <w:pPr>
               <w:pStyle w:val="Compact"/>
+              <w:jc w:val="left"/>
             </w:pPr>
             <w:r>
               <w:t xml:space="preserve">Texte libre</w:t>
@@ -6843,6 +7535,7 @@
           <w:p>
             <w:pPr>
               <w:pStyle w:val="Compact"/>
+              <w:jc w:val="left"/>
             </w:pPr>
             <w:r>
               <w:rPr>
@@ -6859,6 +7552,7 @@
           <w:p>
             <w:pPr>
               <w:pStyle w:val="Compact"/>
+              <w:jc w:val="left"/>
             </w:pPr>
             <w:r>
               <w:rPr>
@@ -6873,6 +7567,7 @@
           <w:p>
             <w:pPr>
               <w:pStyle w:val="Compact"/>
+              <w:jc w:val="left"/>
             </w:pPr>
             <w:r>
               <w:t xml:space="preserve">Non</w:t>
@@ -6884,6 +7579,7 @@
           <w:p>
             <w:pPr>
               <w:pStyle w:val="Compact"/>
+              <w:jc w:val="left"/>
             </w:pPr>
             <w:r>
               <w:t xml:space="preserve">Texte long</w:t>
@@ -6895,6 +7591,7 @@
           <w:p>
             <w:pPr>
               <w:pStyle w:val="Compact"/>
+              <w:jc w:val="left"/>
             </w:pPr>
             <w:r>
               <w:rPr>
@@ -6911,6 +7608,7 @@
           <w:p>
             <w:pPr>
               <w:pStyle w:val="Compact"/>
+              <w:jc w:val="left"/>
             </w:pPr>
             <w:r>
               <w:rPr>
@@ -6925,6 +7623,7 @@
           <w:p>
             <w:pPr>
               <w:pStyle w:val="Compact"/>
+              <w:jc w:val="left"/>
             </w:pPr>
             <w:r>
               <w:t xml:space="preserve">Non</w:t>
@@ -6936,6 +7635,7 @@
           <w:p>
             <w:pPr>
               <w:pStyle w:val="Compact"/>
+              <w:jc w:val="left"/>
             </w:pPr>
             <w:r>
               <w:t xml:space="preserve">Texte libre</w:t>
@@ -6947,6 +7647,7 @@
           <w:p>
             <w:pPr>
               <w:pStyle w:val="Compact"/>
+              <w:jc w:val="left"/>
             </w:pPr>
             <w:r>
               <w:rPr>
@@ -6999,6 +7700,7 @@
           <w:p>
             <w:pPr>
               <w:pStyle w:val="Compact"/>
+              <w:jc w:val="left"/>
             </w:pPr>
             <w:r>
               <w:rPr>
@@ -7013,6 +7715,7 @@
           <w:p>
             <w:pPr>
               <w:pStyle w:val="Compact"/>
+              <w:jc w:val="left"/>
             </w:pPr>
             <w:r>
               <w:t xml:space="preserve">Non</w:t>
@@ -7024,6 +7727,7 @@
           <w:p>
             <w:pPr>
               <w:pStyle w:val="Compact"/>
+              <w:jc w:val="left"/>
             </w:pPr>
             <w:r>
               <w:t xml:space="preserve">Nombre décimal (</w:t>
@@ -7059,6 +7763,7 @@
           <w:p>
             <w:pPr>
               <w:pStyle w:val="Compact"/>
+              <w:jc w:val="left"/>
             </w:pPr>
             <w:r>
               <w:rPr>
@@ -7090,6 +7795,7 @@
           <w:p>
             <w:pPr>
               <w:pStyle w:val="Compact"/>
+              <w:jc w:val="left"/>
             </w:pPr>
             <w:r>
               <w:rPr>
@@ -7104,6 +7810,7 @@
           <w:p>
             <w:pPr>
               <w:pStyle w:val="Compact"/>
+              <w:jc w:val="left"/>
             </w:pPr>
             <w:r>
               <w:t xml:space="preserve">Non</w:t>
@@ -7115,6 +7822,7 @@
           <w:p>
             <w:pPr>
               <w:pStyle w:val="Compact"/>
+              <w:jc w:val="left"/>
             </w:pPr>
             <w:r>
               <w:t xml:space="preserve">Nombre décimal</w:t>
@@ -7126,6 +7834,7 @@
           <w:p>
             <w:pPr>
               <w:pStyle w:val="Compact"/>
+              <w:jc w:val="left"/>
             </w:pPr>
             <w:r>
               <w:rPr>
@@ -7142,6 +7851,7 @@
           <w:p>
             <w:pPr>
               <w:pStyle w:val="Compact"/>
+              <w:jc w:val="left"/>
             </w:pPr>
             <w:r>
               <w:rPr>
@@ -7156,6 +7866,7 @@
           <w:p>
             <w:pPr>
               <w:pStyle w:val="Compact"/>
+              <w:jc w:val="left"/>
             </w:pPr>
             <w:r>
               <w:t xml:space="preserve">Non</w:t>
@@ -7167,6 +7878,7 @@
           <w:p>
             <w:pPr>
               <w:pStyle w:val="Compact"/>
+              <w:jc w:val="left"/>
             </w:pPr>
             <w:r>
               <w:t xml:space="preserve">Taux en % (</w:t>
@@ -7235,6 +7947,7 @@
           <w:p>
             <w:pPr>
               <w:pStyle w:val="Compact"/>
+              <w:jc w:val="left"/>
             </w:pPr>
             <w:r>
               <w:rPr>
@@ -7251,6 +7964,7 @@
           <w:p>
             <w:pPr>
               <w:pStyle w:val="Compact"/>
+              <w:jc w:val="left"/>
             </w:pPr>
             <w:r>
               <w:rPr>
@@ -7265,6 +7979,7 @@
           <w:p>
             <w:pPr>
               <w:pStyle w:val="Compact"/>
+              <w:jc w:val="left"/>
             </w:pPr>
             <w:r>
               <w:t xml:space="preserve">Non</w:t>
@@ -7276,6 +7991,7 @@
           <w:p>
             <w:pPr>
               <w:pStyle w:val="Compact"/>
+              <w:jc w:val="left"/>
             </w:pPr>
             <w:r>
               <w:t xml:space="preserve">Entier ou vide</w:t>
@@ -7287,6 +8003,7 @@
           <w:p>
             <w:pPr>
               <w:pStyle w:val="Compact"/>
+              <w:jc w:val="left"/>
             </w:pPr>
             <w:r>
               <w:rPr>
@@ -7303,6 +8020,7 @@
           <w:p>
             <w:pPr>
               <w:pStyle w:val="Compact"/>
+              <w:jc w:val="left"/>
             </w:pPr>
             <w:r>
               <w:rPr>
@@ -7317,6 +8035,7 @@
           <w:p>
             <w:pPr>
               <w:pStyle w:val="Compact"/>
+              <w:jc w:val="left"/>
             </w:pPr>
             <w:r>
               <w:t xml:space="preserve">Non</w:t>
@@ -7328,6 +8047,7 @@
           <w:p>
             <w:pPr>
               <w:pStyle w:val="Compact"/>
+              <w:jc w:val="left"/>
             </w:pPr>
             <w:r>
               <w:rPr>
@@ -7363,6 +8083,7 @@
           <w:p>
             <w:pPr>
               <w:pStyle w:val="Compact"/>
+              <w:jc w:val="left"/>
             </w:pPr>
             <w:r>
               <w:rPr>
@@ -7374,8 +8095,8 @@
         </w:tc>
       </w:tr>
     </w:tbl>
-    <w:bookmarkEnd w:id="71"/>
-    <w:bookmarkStart w:id="72" w:name="exemple-de-fichier-1"/>
+    <w:bookmarkEnd w:id="290"/>
+    <w:bookmarkStart w:id="291" w:name="exemple-de-fichier-1"/>
     <w:p>
       <w:pPr>
         <w:pStyle w:val="Heading3"/>
@@ -7422,8 +8143,8 @@
         <w:t xml:space="preserve">HEB-MENS;Hébergement mensuel;Serveur dédié - 99,9% disponibilité;mois;299;180;20;0;1</w:t>
       </w:r>
     </w:p>
-    <w:bookmarkEnd w:id="72"/>
-    <w:bookmarkStart w:id="73" w:name="comportement"/>
+    <w:bookmarkEnd w:id="291"/>
+    <w:bookmarkStart w:id="292" w:name="comportement"/>
     <w:p>
       <w:pPr>
         <w:pStyle w:val="Heading3"/>
@@ -7437,7 +8158,7 @@
         <w:pStyle w:val="Compact"/>
         <w:numPr>
           <w:ilvl w:val="0"/>
-          <w:numId w:val="1006"/>
+          <w:numId w:val="1010"/>
         </w:numPr>
       </w:pPr>
       <w:r>
@@ -7490,7 +8211,7 @@
         <w:pStyle w:val="Compact"/>
         <w:numPr>
           <w:ilvl w:val="0"/>
-          <w:numId w:val="1006"/>
+          <w:numId w:val="1010"/>
         </w:numPr>
       </w:pPr>
       <w:r>
@@ -7502,7 +8223,7 @@
         <w:pStyle w:val="Compact"/>
         <w:numPr>
           <w:ilvl w:val="0"/>
-          <w:numId w:val="1006"/>
+          <w:numId w:val="1010"/>
         </w:numPr>
       </w:pPr>
       <w:r>
@@ -7537,8 +8258,8 @@
         <w:t xml:space="preserve">).</w:t>
       </w:r>
     </w:p>
-    <w:bookmarkEnd w:id="73"/>
-    <w:bookmarkStart w:id="74" w:name="correspondance-des-taux-tva"/>
+    <w:bookmarkEnd w:id="292"/>
+    <w:bookmarkStart w:id="293" w:name="correspondance-des-taux-tva"/>
     <w:p>
       <w:pPr>
         <w:pStyle w:val="Heading3"/>
@@ -7550,12 +8271,13 @@
     <w:tbl>
       <w:tblPr>
         <w:tblStyle w:val="Table"/>
-        <w:tblW w:type="auto" w:w="0"/>
+        <w:tblW w:type="pct" w:w="4306"/>
+        <w:tblLayout w:type="fixed"/>
         <w:tblLook w:firstRow="1" w:lastRow="0" w:firstColumn="0" w:lastColumn="0" w:noHBand="0" w:noVBand="0" w:val="0020"/>
       </w:tblPr>
       <w:tblGrid>
-        <w:gridCol w:w="3960"/>
-        <w:gridCol w:w="3960"/>
+        <w:gridCol w:w="3410"/>
+        <w:gridCol w:w="3410"/>
       </w:tblGrid>
       <w:tr>
         <w:trPr>
@@ -7566,6 +8288,7 @@
           <w:p>
             <w:pPr>
               <w:pStyle w:val="Compact"/>
+              <w:jc w:val="left"/>
             </w:pPr>
             <w:r>
               <w:t xml:space="preserve">Valeur CSV</w:t>
@@ -7577,6 +8300,7 @@
           <w:p>
             <w:pPr>
               <w:pStyle w:val="Compact"/>
+              <w:jc w:val="left"/>
             </w:pPr>
             <w:r>
               <w:t xml:space="preserve">Taux dans FacturPro</w:t>
@@ -7590,6 +8314,7 @@
           <w:p>
             <w:pPr>
               <w:pStyle w:val="Compact"/>
+              <w:jc w:val="left"/>
             </w:pPr>
             <w:r>
               <w:rPr>
@@ -7604,6 +8329,7 @@
           <w:p>
             <w:pPr>
               <w:pStyle w:val="Compact"/>
+              <w:jc w:val="left"/>
             </w:pPr>
             <w:r>
               <w:t xml:space="preserve">TVA normale 20%</w:t>
@@ -7617,6 +8343,7 @@
           <w:p>
             <w:pPr>
               <w:pStyle w:val="Compact"/>
+              <w:jc w:val="left"/>
             </w:pPr>
             <w:r>
               <w:rPr>
@@ -7631,6 +8358,7 @@
           <w:p>
             <w:pPr>
               <w:pStyle w:val="Compact"/>
+              <w:jc w:val="left"/>
             </w:pPr>
             <w:r>
               <w:t xml:space="preserve">TVA intermédiaire 10%</w:t>
@@ -7644,6 +8372,7 @@
           <w:p>
             <w:pPr>
               <w:pStyle w:val="Compact"/>
+              <w:jc w:val="left"/>
             </w:pPr>
             <w:r>
               <w:rPr>
@@ -7658,6 +8387,7 @@
           <w:p>
             <w:pPr>
               <w:pStyle w:val="Compact"/>
+              <w:jc w:val="left"/>
             </w:pPr>
             <w:r>
               <w:t xml:space="preserve">TVA réduite 5,5%</w:t>
@@ -7671,6 +8401,7 @@
           <w:p>
             <w:pPr>
               <w:pStyle w:val="Compact"/>
+              <w:jc w:val="left"/>
             </w:pPr>
             <w:r>
               <w:rPr>
@@ -7685,6 +8416,7 @@
           <w:p>
             <w:pPr>
               <w:pStyle w:val="Compact"/>
+              <w:jc w:val="left"/>
             </w:pPr>
             <w:r>
               <w:t xml:space="preserve">TVA particulière 2,1%</w:t>
@@ -7698,6 +8430,7 @@
           <w:p>
             <w:pPr>
               <w:pStyle w:val="Compact"/>
+              <w:jc w:val="left"/>
             </w:pPr>
             <w:r>
               <w:rPr>
@@ -7712,6 +8445,7 @@
           <w:p>
             <w:pPr>
               <w:pStyle w:val="Compact"/>
+              <w:jc w:val="left"/>
             </w:pPr>
             <w:r>
               <w:t xml:space="preserve">Exonéré</w:t>
@@ -7728,9 +8462,9 @@
         <w:t xml:space="preserve">Si le taux indiqué n’existe pas dans FacturPro, le premier taux disponible est utilisé par défaut.</w:t>
       </w:r>
     </w:p>
-    <w:bookmarkEnd w:id="74"/>
-    <w:bookmarkEnd w:id="75"/>
-    <w:bookmarkStart w:id="76" w:name="export-csv-articles"/>
+    <w:bookmarkEnd w:id="293"/>
+    <w:bookmarkEnd w:id="294"/>
+    <w:bookmarkStart w:id="295" w:name="export-csv-articles"/>
     <w:p>
       <w:pPr>
         <w:pStyle w:val="Heading2"/>
@@ -7764,9 +8498,9 @@
         </w:pict>
       </w:r>
     </w:p>
-    <w:bookmarkEnd w:id="76"/>
-    <w:bookmarkEnd w:id="77"/>
-    <w:bookmarkStart w:id="95" w:name="éditeur-de-documents-wysiwyg"/>
+    <w:bookmarkEnd w:id="295"/>
+    <w:bookmarkEnd w:id="296"/>
+    <w:bookmarkStart w:id="314" w:name="éditeur-de-documents-wysiwyg"/>
     <w:p>
       <w:pPr>
         <w:pStyle w:val="Heading1"/>
@@ -7783,7 +8517,7 @@
         <w:t xml:space="preserve">Tous les documents s’ouvrent dans un éditeur visuel A4 qui reproduit l’aspect exact du PDF final.</w:t>
       </w:r>
     </w:p>
-    <w:bookmarkStart w:id="81" w:name="devis"/>
+    <w:bookmarkStart w:id="300" w:name="devis"/>
     <w:p>
       <w:pPr>
         <w:pStyle w:val="Heading2"/>
@@ -7799,20 +8533,20 @@
       <w:r>
         <w:drawing>
           <wp:inline>
-            <wp:extent cx="5334000" cy="2637413"/>
+            <wp:extent cx="5334000" cy="2637412"/>
             <wp:effectExtent b="0" l="0" r="0" t="0"/>
-            <wp:docPr descr="Éditeur de devis" title="" id="79" name="Picture"/>
+            <wp:docPr descr="Éditeur de devis" title="" id="298" name="Picture"/>
             <a:graphic>
               <a:graphicData uri="http://schemas.openxmlformats.org/drawingml/2006/picture">
                 <pic:pic>
                   <pic:nvPicPr>
-                    <pic:cNvPr descr="screenshots/15-editeur-devis.png" id="80" name="Picture"/>
+                    <pic:cNvPr descr="C:/Users/filou/saas-facturation/docs/media/rId78.png" id="299" name="Picture"/>
                     <pic:cNvPicPr>
                       <a:picLocks noChangeArrowheads="1" noChangeAspect="1"/>
                     </pic:cNvPicPr>
                   </pic:nvPicPr>
                   <pic:blipFill>
-                    <a:blip r:embed="rId78"/>
+                    <a:blip r:embed="rId297"/>
                     <a:stretch>
                       <a:fillRect/>
                     </a:stretch>
@@ -7820,7 +8554,7 @@
                   <pic:spPr bwMode="auto">
                     <a:xfrm>
                       <a:off x="0" y="0"/>
-                      <a:ext cx="5334000" cy="2637413"/>
+                      <a:ext cx="5334000" cy="2637412"/>
                     </a:xfrm>
                     <a:prstGeom prst="rect">
                       <a:avLst/>
@@ -7847,8 +8581,8 @@
         <w:t xml:space="preserve">Éditeur de devis</w:t>
       </w:r>
     </w:p>
-    <w:bookmarkEnd w:id="81"/>
-    <w:bookmarkStart w:id="85" w:name="factures"/>
+    <w:bookmarkEnd w:id="300"/>
+    <w:bookmarkStart w:id="304" w:name="factures"/>
     <w:p>
       <w:pPr>
         <w:pStyle w:val="Heading2"/>
@@ -7864,20 +8598,20 @@
       <w:r>
         <w:drawing>
           <wp:inline>
-            <wp:extent cx="5334000" cy="2637413"/>
+            <wp:extent cx="5334000" cy="2637412"/>
             <wp:effectExtent b="0" l="0" r="0" t="0"/>
-            <wp:docPr descr="Éditeur de facture" title="" id="83" name="Picture"/>
+            <wp:docPr descr="Éditeur de facture" title="" id="302" name="Picture"/>
             <a:graphic>
               <a:graphicData uri="http://schemas.openxmlformats.org/drawingml/2006/picture">
                 <pic:pic>
                   <pic:nvPicPr>
-                    <pic:cNvPr descr="screenshots/16-editeur-facture.png" id="84" name="Picture"/>
+                    <pic:cNvPr descr="C:/Users/filou/saas-facturation/docs/media/rId82.png" id="303" name="Picture"/>
                     <pic:cNvPicPr>
                       <a:picLocks noChangeArrowheads="1" noChangeAspect="1"/>
                     </pic:cNvPicPr>
                   </pic:nvPicPr>
                   <pic:blipFill>
-                    <a:blip r:embed="rId82"/>
+                    <a:blip r:embed="rId301"/>
                     <a:stretch>
                       <a:fillRect/>
                     </a:stretch>
@@ -7885,7 +8619,7 @@
                   <pic:spPr bwMode="auto">
                     <a:xfrm>
                       <a:off x="0" y="0"/>
-                      <a:ext cx="5334000" cy="2637413"/>
+                      <a:ext cx="5334000" cy="2637412"/>
                     </a:xfrm>
                     <a:prstGeom prst="rect">
                       <a:avLst/>
@@ -7912,8 +8646,8 @@
         <w:t xml:space="preserve">Éditeur de facture</w:t>
       </w:r>
     </w:p>
-    <w:bookmarkEnd w:id="85"/>
-    <w:bookmarkStart w:id="88" w:name="saisie-des-lignes"/>
+    <w:bookmarkEnd w:id="304"/>
+    <w:bookmarkStart w:id="307" w:name="saisie-des-lignes"/>
     <w:p>
       <w:pPr>
         <w:pStyle w:val="Heading2"/>
@@ -7925,13 +8659,13 @@
     <w:tbl>
       <w:tblPr>
         <w:tblStyle w:val="Table"/>
-        <w:tblW w:type="pct" w:w="5000"/>
+        <w:tblW w:type="pct" w:w="4895"/>
         <w:tblLayout w:type="fixed"/>
         <w:tblLook w:firstRow="1" w:lastRow="0" w:firstColumn="0" w:lastColumn="0" w:noHBand="0" w:noVBand="0" w:val="0020"/>
       </w:tblPr>
       <w:tblGrid>
-        <w:gridCol w:w="3960"/>
-        <w:gridCol w:w="3960"/>
+        <w:gridCol w:w="2584"/>
+        <w:gridCol w:w="5168"/>
       </w:tblGrid>
       <w:tr>
         <w:trPr>
@@ -7942,6 +8676,7 @@
           <w:p>
             <w:pPr>
               <w:pStyle w:val="Compact"/>
+              <w:jc w:val="left"/>
             </w:pPr>
             <w:r>
               <w:t xml:space="preserve">Colonne</w:t>
@@ -7953,6 +8688,7 @@
           <w:p>
             <w:pPr>
               <w:pStyle w:val="Compact"/>
+              <w:jc w:val="left"/>
             </w:pPr>
             <w:r>
               <w:t xml:space="preserve">Remarque</w:t>
@@ -7966,6 +8702,7 @@
           <w:p>
             <w:pPr>
               <w:pStyle w:val="Compact"/>
+              <w:jc w:val="left"/>
             </w:pPr>
             <w:r>
               <w:t xml:space="preserve">Désignation</w:t>
@@ -7977,6 +8714,7 @@
           <w:p>
             <w:pPr>
               <w:pStyle w:val="Compact"/>
+              <w:jc w:val="left"/>
             </w:pPr>
             <w:r>
               <w:t xml:space="preserve">Texte de la prestation ou du produit</w:t>
@@ -7990,6 +8728,7 @@
           <w:p>
             <w:pPr>
               <w:pStyle w:val="Compact"/>
+              <w:jc w:val="left"/>
             </w:pPr>
             <w:r>
               <w:t xml:space="preserve">Description (icône +)</w:t>
@@ -8001,6 +8740,7 @@
           <w:p>
             <w:pPr>
               <w:pStyle w:val="Compact"/>
+              <w:jc w:val="left"/>
             </w:pPr>
             <w:r>
               <w:t xml:space="preserve">Détail optionnel, imprimé sous la désignation en plus petit</w:t>
@@ -8014,6 +8754,7 @@
           <w:p>
             <w:pPr>
               <w:pStyle w:val="Compact"/>
+              <w:jc w:val="left"/>
             </w:pPr>
             <w:r>
               <w:t xml:space="preserve">Qté</w:t>
@@ -8025,6 +8766,7 @@
           <w:p>
             <w:pPr>
               <w:pStyle w:val="Compact"/>
+              <w:jc w:val="left"/>
             </w:pPr>
             <w:r>
               <w:t xml:space="preserve">Quantité</w:t>
@@ -8038,6 +8780,7 @@
           <w:p>
             <w:pPr>
               <w:pStyle w:val="Compact"/>
+              <w:jc w:val="left"/>
             </w:pPr>
             <w:r>
               <w:t xml:space="preserve">P.U. HT</w:t>
@@ -8049,6 +8792,7 @@
           <w:p>
             <w:pPr>
               <w:pStyle w:val="Compact"/>
+              <w:jc w:val="left"/>
             </w:pPr>
             <w:r>
               <w:t xml:space="preserve">Prix unitaire hors taxe</w:t>
@@ -8062,6 +8806,7 @@
           <w:p>
             <w:pPr>
               <w:pStyle w:val="Compact"/>
+              <w:jc w:val="left"/>
             </w:pPr>
             <w:r>
               <w:t xml:space="preserve">Remise %</w:t>
@@ -8073,6 +8818,7 @@
           <w:p>
             <w:pPr>
               <w:pStyle w:val="Compact"/>
+              <w:jc w:val="left"/>
             </w:pPr>
             <w:r>
               <w:t xml:space="preserve">Remise en pourcentage sur la ligne</w:t>
@@ -8086,6 +8832,7 @@
           <w:p>
             <w:pPr>
               <w:pStyle w:val="Compact"/>
+              <w:jc w:val="left"/>
             </w:pPr>
             <w:r>
               <w:t xml:space="preserve">TVA</w:t>
@@ -8097,6 +8844,7 @@
           <w:p>
             <w:pPr>
               <w:pStyle w:val="Compact"/>
+              <w:jc w:val="left"/>
             </w:pPr>
             <w:r>
               <w:t xml:space="preserve">Taux sélectionnable dans un menu</w:t>
@@ -8110,6 +8858,7 @@
           <w:p>
             <w:pPr>
               <w:pStyle w:val="Compact"/>
+              <w:jc w:val="left"/>
             </w:pPr>
             <w:r>
               <w:t xml:space="preserve">Total HT</w:t>
@@ -8121,6 +8870,7 @@
           <w:p>
             <w:pPr>
               <w:pStyle w:val="Compact"/>
+              <w:jc w:val="left"/>
             </w:pPr>
             <w:r>
               <w:t xml:space="preserve">Calculé automatiquement</w:t>
@@ -8137,7 +8887,7 @@
         <w:t xml:space="preserve">Les totaux (HT, TVA par taux, TTC) sont recalculés en temps réel.</w:t>
       </w:r>
     </w:p>
-    <w:bookmarkStart w:id="86" w:name="insérer-un-article-du-catalogue"/>
+    <w:bookmarkStart w:id="305" w:name="insérer-un-article-du-catalogue"/>
     <w:p>
       <w:pPr>
         <w:pStyle w:val="Heading3"/>
@@ -8167,8 +8917,8 @@
         <w:t xml:space="preserve">, commencez à taper le nom — un menu de saisie semi-automatique filtre le catalogue. Cliquer sur un article pré-remplit désignation, description, prix et TVA.</w:t>
       </w:r>
     </w:p>
-    <w:bookmarkEnd w:id="86"/>
-    <w:bookmarkStart w:id="87" w:name="réordonner-les-lignes"/>
+    <w:bookmarkEnd w:id="305"/>
+    <w:bookmarkStart w:id="306" w:name="réordonner-les-lignes"/>
     <w:p>
       <w:pPr>
         <w:pStyle w:val="Heading3"/>
@@ -8201,9 +8951,9 @@
         <w:t xml:space="preserve">(icône ⠿ à gauche). Faites glisser la ligne à la position souhaitée — les totaux et les indicateurs de saut de page se recalculent automatiquement.</w:t>
       </w:r>
     </w:p>
-    <w:bookmarkEnd w:id="87"/>
-    <w:bookmarkEnd w:id="88"/>
-    <w:bookmarkStart w:id="89" w:name="sélection-du-client"/>
+    <w:bookmarkEnd w:id="306"/>
+    <w:bookmarkEnd w:id="307"/>
+    <w:bookmarkStart w:id="308" w:name="sélection-du-client"/>
     <w:p>
       <w:pPr>
         <w:pStyle w:val="Heading2"/>
@@ -8252,8 +9002,8 @@
         <w:t xml:space="preserve">en bas de liste permet de créer un client à la volée.</w:t>
       </w:r>
     </w:p>
-    <w:bookmarkEnd w:id="89"/>
-    <w:bookmarkStart w:id="90" w:name="sauts-de-page"/>
+    <w:bookmarkEnd w:id="308"/>
+    <w:bookmarkStart w:id="309" w:name="sauts-de-page"/>
     <w:p>
       <w:pPr>
         <w:pStyle w:val="Heading2"/>
@@ -8298,8 +9048,8 @@
         <w:t xml:space="preserve">) aux mêmes endroits que dans le PDF généré. Ils se mettent à jour à chaque modification de ligne.</w:t>
       </w:r>
     </w:p>
-    <w:bookmarkEnd w:id="90"/>
-    <w:bookmarkStart w:id="94" w:name="nouveaux-champs-sur-les-factures-v2.13.0"/>
+    <w:bookmarkEnd w:id="309"/>
+    <w:bookmarkStart w:id="313" w:name="nouveaux-champs-sur-les-factures-v2.13.0"/>
     <w:p>
       <w:pPr>
         <w:pStyle w:val="Heading2"/>
@@ -8315,20 +9065,20 @@
       <w:r>
         <w:drawing>
           <wp:inline>
-            <wp:extent cx="5334000" cy="2637413"/>
+            <wp:extent cx="5334000" cy="2637412"/>
             <wp:effectExtent b="0" l="0" r="0" t="0"/>
-            <wp:docPr descr="Champs mentions légales sur la facture" title="" id="92" name="Picture"/>
+            <wp:docPr descr="Champs mentions légales sur la facture" title="" id="311" name="Picture"/>
             <a:graphic>
               <a:graphicData uri="http://schemas.openxmlformats.org/drawingml/2006/picture">
                 <pic:pic>
                   <pic:nvPicPr>
-                    <pic:cNvPr descr="screenshots/17-facture-mentions-legales.png" id="93" name="Picture"/>
+                    <pic:cNvPr descr="C:/Users/filou/saas-facturation/docs/media/rId91.png" id="312" name="Picture"/>
                     <pic:cNvPicPr>
                       <a:picLocks noChangeArrowheads="1" noChangeAspect="1"/>
                     </pic:cNvPicPr>
                   </pic:nvPicPr>
                   <pic:blipFill>
-                    <a:blip r:embed="rId91"/>
+                    <a:blip r:embed="rId310"/>
                     <a:stretch>
                       <a:fillRect/>
                     </a:stretch>
@@ -8336,7 +9086,7 @@
                   <pic:spPr bwMode="auto">
                     <a:xfrm>
                       <a:off x="0" y="0"/>
-                      <a:ext cx="5334000" cy="2637413"/>
+                      <a:ext cx="5334000" cy="2637412"/>
                     </a:xfrm>
                     <a:prstGeom prst="rect">
                       <a:avLst/>
@@ -8366,14 +9116,14 @@
     <w:tbl>
       <w:tblPr>
         <w:tblStyle w:val="Table"/>
-        <w:tblW w:type="pct" w:w="5000"/>
+        <w:tblW w:type="pct" w:w="4940"/>
         <w:tblLayout w:type="fixed"/>
         <w:tblLook w:firstRow="1" w:lastRow="0" w:firstColumn="0" w:lastColumn="0" w:noHBand="0" w:noVBand="0" w:val="0020"/>
       </w:tblPr>
       <w:tblGrid>
-        <w:gridCol w:w="2640"/>
-        <w:gridCol w:w="2640"/>
-        <w:gridCol w:w="2640"/>
+        <w:gridCol w:w="1225"/>
+        <w:gridCol w:w="1650"/>
+        <w:gridCol w:w="4950"/>
       </w:tblGrid>
       <w:tr>
         <w:trPr>
@@ -8384,6 +9134,7 @@
           <w:p>
             <w:pPr>
               <w:pStyle w:val="Compact"/>
+              <w:jc w:val="left"/>
             </w:pPr>
             <w:r>
               <w:t xml:space="preserve">Champ</w:t>
@@ -8395,6 +9146,7 @@
           <w:p>
             <w:pPr>
               <w:pStyle w:val="Compact"/>
+              <w:jc w:val="left"/>
             </w:pPr>
             <w:r>
               <w:t xml:space="preserve">Où</w:t>
@@ -8406,6 +9158,7 @@
           <w:p>
             <w:pPr>
               <w:pStyle w:val="Compact"/>
+              <w:jc w:val="left"/>
             </w:pPr>
             <w:r>
               <w:t xml:space="preserve">Description</w:t>
@@ -8419,6 +9172,7 @@
           <w:p>
             <w:pPr>
               <w:pStyle w:val="Compact"/>
+              <w:jc w:val="left"/>
             </w:pPr>
             <w:r>
               <w:rPr>
@@ -8434,6 +9188,7 @@
           <w:p>
             <w:pPr>
               <w:pStyle w:val="Compact"/>
+              <w:jc w:val="left"/>
             </w:pPr>
             <w:r>
               <w:t xml:space="preserve">En-tête de la facture</w:t>
@@ -8445,6 +9200,7 @@
           <w:p>
             <w:pPr>
               <w:pStyle w:val="Compact"/>
+              <w:jc w:val="left"/>
             </w:pPr>
             <w:r>
               <w:t xml:space="preserve">Référence du bon de commande client (art. L441-9 CCom) — apparaît dans l’en-tête du PDF</w:t>
@@ -8458,6 +9214,7 @@
           <w:p>
             <w:pPr>
               <w:pStyle w:val="Compact"/>
+              <w:jc w:val="left"/>
             </w:pPr>
             <w:r>
               <w:rPr>
@@ -8473,6 +9230,7 @@
           <w:p>
             <w:pPr>
               <w:pStyle w:val="Compact"/>
+              <w:jc w:val="left"/>
             </w:pPr>
             <w:r>
               <w:t xml:space="preserve">Métadonnées</w:t>
@@ -8484,6 +9242,7 @@
           <w:p>
             <w:pPr>
               <w:pStyle w:val="Compact"/>
+              <w:jc w:val="left"/>
             </w:pPr>
             <w:r>
               <w:t xml:space="preserve">Taux d’escompte pour paiement anticipé — affiché dans le pied de page du PDF avec le montant calculé</w:t>
@@ -8497,6 +9256,7 @@
           <w:p>
             <w:pPr>
               <w:pStyle w:val="Compact"/>
+              <w:jc w:val="left"/>
             </w:pPr>
             <w:r>
               <w:rPr>
@@ -8512,6 +9272,7 @@
           <w:p>
             <w:pPr>
               <w:pStyle w:val="Compact"/>
+              <w:jc w:val="left"/>
             </w:pPr>
             <w:r>
               <w:t xml:space="preserve">Pré-rempli depuis les paramètres</w:t>
@@ -8523,6 +9284,7 @@
           <w:p>
             <w:pPr>
               <w:pStyle w:val="Compact"/>
+              <w:jc w:val="left"/>
             </w:pPr>
             <w:r>
               <w:t xml:space="preserve">Modifiable par facture — imprimé en pied de page</w:t>
@@ -8538,9 +9300,9 @@
         </w:pict>
       </w:r>
     </w:p>
-    <w:bookmarkEnd w:id="94"/>
-    <w:bookmarkEnd w:id="95"/>
-    <w:bookmarkStart w:id="108" w:name="devis-1"/>
+    <w:bookmarkEnd w:id="313"/>
+    <w:bookmarkEnd w:id="314"/>
+    <w:bookmarkStart w:id="327" w:name="devis-1"/>
     <w:p>
       <w:pPr>
         <w:pStyle w:val="Heading1"/>
@@ -8556,20 +9318,20 @@
       <w:r>
         <w:drawing>
           <wp:inline>
-            <wp:extent cx="5334000" cy="2637413"/>
+            <wp:extent cx="5334000" cy="2637412"/>
             <wp:effectExtent b="0" l="0" r="0" t="0"/>
-            <wp:docPr descr="Liste des devis" title="" id="97" name="Picture"/>
+            <wp:docPr descr="Liste des devis" title="" id="316" name="Picture"/>
             <a:graphic>
               <a:graphicData uri="http://schemas.openxmlformats.org/drawingml/2006/picture">
                 <pic:pic>
                   <pic:nvPicPr>
-                    <pic:cNvPr descr="screenshots/07-devis-liste.png" id="98" name="Picture"/>
+                    <pic:cNvPr descr="C:/Users/filou/saas-facturation/docs/media/rId96.png" id="317" name="Picture"/>
                     <pic:cNvPicPr>
                       <a:picLocks noChangeArrowheads="1" noChangeAspect="1"/>
                     </pic:cNvPicPr>
                   </pic:nvPicPr>
                   <pic:blipFill>
-                    <a:blip r:embed="rId96"/>
+                    <a:blip r:embed="rId315"/>
                     <a:stretch>
                       <a:fillRect/>
                     </a:stretch>
@@ -8577,7 +9339,7 @@
                   <pic:spPr bwMode="auto">
                     <a:xfrm>
                       <a:off x="0" y="0"/>
-                      <a:ext cx="5334000" cy="2637413"/>
+                      <a:ext cx="5334000" cy="2637412"/>
                     </a:xfrm>
                     <a:prstGeom prst="rect">
                       <a:avLst/>
@@ -8604,7 +9366,7 @@
         <w:t xml:space="preserve">Liste des devis</w:t>
       </w:r>
     </w:p>
-    <w:bookmarkStart w:id="99" w:name="cycle-de-vie"/>
+    <w:bookmarkStart w:id="318" w:name="cycle-de-vie"/>
     <w:p>
       <w:pPr>
         <w:pStyle w:val="Heading2"/>
@@ -8651,8 +9413,8 @@
         <w:t xml:space="preserve">                └──► Refusé</w:t>
       </w:r>
     </w:p>
-    <w:bookmarkEnd w:id="99"/>
-    <w:bookmarkStart w:id="100" w:name="créer-un-devis"/>
+    <w:bookmarkEnd w:id="318"/>
+    <w:bookmarkStart w:id="319" w:name="créer-un-devis"/>
     <w:p>
       <w:pPr>
         <w:pStyle w:val="Heading2"/>
@@ -8666,7 +9428,7 @@
         <w:pStyle w:val="Compact"/>
         <w:numPr>
           <w:ilvl w:val="0"/>
-          <w:numId w:val="1007"/>
+          <w:numId w:val="1011"/>
         </w:numPr>
       </w:pPr>
       <w:r>
@@ -8682,7 +9444,7 @@
         <w:pStyle w:val="Compact"/>
         <w:numPr>
           <w:ilvl w:val="0"/>
-          <w:numId w:val="1007"/>
+          <w:numId w:val="1011"/>
         </w:numPr>
       </w:pPr>
       <w:r>
@@ -8710,7 +9472,7 @@
         <w:pStyle w:val="Compact"/>
         <w:numPr>
           <w:ilvl w:val="0"/>
-          <w:numId w:val="1007"/>
+          <w:numId w:val="1011"/>
         </w:numPr>
       </w:pPr>
       <w:r>
@@ -8761,7 +9523,7 @@
         <w:pStyle w:val="Compact"/>
         <w:numPr>
           <w:ilvl w:val="0"/>
-          <w:numId w:val="1007"/>
+          <w:numId w:val="1011"/>
         </w:numPr>
       </w:pPr>
       <w:r>
@@ -8773,7 +9535,7 @@
         <w:pStyle w:val="Compact"/>
         <w:numPr>
           <w:ilvl w:val="0"/>
-          <w:numId w:val="1007"/>
+          <w:numId w:val="1011"/>
         </w:numPr>
       </w:pPr>
       <w:r>
@@ -8835,8 +9597,8 @@
         <w:t xml:space="preserve">est cochée par défaut — décochez-la pour activer la tarification.</w:t>
       </w:r>
     </w:p>
-    <w:bookmarkEnd w:id="100"/>
-    <w:bookmarkStart w:id="101" w:name="envoyer-un-devis"/>
+    <w:bookmarkEnd w:id="319"/>
+    <w:bookmarkStart w:id="320" w:name="envoyer-un-devis"/>
     <w:p>
       <w:pPr>
         <w:pStyle w:val="Heading2"/>
@@ -8874,7 +9636,7 @@
         <w:pStyle w:val="Compact"/>
         <w:numPr>
           <w:ilvl w:val="0"/>
-          <w:numId w:val="1008"/>
+          <w:numId w:val="1012"/>
         </w:numPr>
       </w:pPr>
       <w:r>
@@ -8898,15 +9660,15 @@
         <w:pStyle w:val="Compact"/>
         <w:numPr>
           <w:ilvl w:val="0"/>
-          <w:numId w:val="1008"/>
+          <w:numId w:val="1012"/>
         </w:numPr>
       </w:pPr>
       <w:r>
         <w:t xml:space="preserve">Si un email client est renseigné, propose l’envoi par email avec le PDF joint.</w:t>
       </w:r>
     </w:p>
-    <w:bookmarkEnd w:id="101"/>
-    <w:bookmarkStart w:id="102" w:name="accepter-un-devis"/>
+    <w:bookmarkEnd w:id="320"/>
+    <w:bookmarkStart w:id="321" w:name="accepter-un-devis"/>
     <w:p>
       <w:pPr>
         <w:pStyle w:val="Heading2"/>
@@ -8944,7 +9706,7 @@
         <w:pStyle w:val="Compact"/>
         <w:numPr>
           <w:ilvl w:val="0"/>
-          <w:numId w:val="1009"/>
+          <w:numId w:val="1013"/>
         </w:numPr>
       </w:pPr>
       <w:r>
@@ -8968,7 +9730,7 @@
         <w:pStyle w:val="Compact"/>
         <w:numPr>
           <w:ilvl w:val="0"/>
-          <w:numId w:val="1009"/>
+          <w:numId w:val="1013"/>
         </w:numPr>
       </w:pPr>
       <w:r>
@@ -9009,7 +9771,7 @@
         <w:pStyle w:val="Compact"/>
         <w:numPr>
           <w:ilvl w:val="0"/>
-          <w:numId w:val="1009"/>
+          <w:numId w:val="1013"/>
         </w:numPr>
       </w:pPr>
       <w:r>
@@ -9048,8 +9810,8 @@
         <w:t xml:space="preserve">apparaissent dans la barre.</w:t>
       </w:r>
     </w:p>
-    <w:bookmarkEnd w:id="102"/>
-    <w:bookmarkStart w:id="103" w:name="signature-électronique-v2.13.0"/>
+    <w:bookmarkEnd w:id="321"/>
+    <w:bookmarkStart w:id="322" w:name="signature-électronique-v2.13.0"/>
     <w:p>
       <w:pPr>
         <w:pStyle w:val="Heading2"/>
@@ -9099,7 +9861,7 @@
         <w:pStyle w:val="Compact"/>
         <w:numPr>
           <w:ilvl w:val="0"/>
-          <w:numId w:val="1010"/>
+          <w:numId w:val="1014"/>
         </w:numPr>
       </w:pPr>
       <w:r>
@@ -9127,7 +9889,7 @@
         <w:pStyle w:val="Compact"/>
         <w:numPr>
           <w:ilvl w:val="0"/>
-          <w:numId w:val="1010"/>
+          <w:numId w:val="1014"/>
         </w:numPr>
       </w:pPr>
       <w:r>
@@ -9139,7 +9901,7 @@
         <w:pStyle w:val="Compact"/>
         <w:numPr>
           <w:ilvl w:val="0"/>
-          <w:numId w:val="1010"/>
+          <w:numId w:val="1014"/>
         </w:numPr>
       </w:pPr>
       <w:r>
@@ -9164,7 +9926,7 @@
         <w:pStyle w:val="Compact"/>
         <w:numPr>
           <w:ilvl w:val="0"/>
-          <w:numId w:val="1010"/>
+          <w:numId w:val="1014"/>
         </w:numPr>
       </w:pPr>
       <w:r>
@@ -9195,8 +9957,8 @@
         <w:t xml:space="preserve">“Ce devis a déjà été signé le…”</w:t>
       </w:r>
     </w:p>
-    <w:bookmarkEnd w:id="103"/>
-    <w:bookmarkStart w:id="104" w:name="dupliquer"/>
+    <w:bookmarkEnd w:id="322"/>
+    <w:bookmarkStart w:id="323" w:name="dupliquer"/>
     <w:p>
       <w:pPr>
         <w:pStyle w:val="Heading2"/>
@@ -9244,8 +10006,8 @@
         <w:t xml:space="preserve">avec les mêmes lignes — idéal pour créer des variantes.</w:t>
       </w:r>
     </w:p>
-    <w:bookmarkEnd w:id="104"/>
-    <w:bookmarkStart w:id="105" w:name="convertir-en-bon-de-livraison"/>
+    <w:bookmarkEnd w:id="323"/>
+    <w:bookmarkStart w:id="324" w:name="convertir-en-bon-de-livraison"/>
     <w:p>
       <w:pPr>
         <w:pStyle w:val="Heading2"/>
@@ -9278,8 +10040,8 @@
         <w:t xml:space="preserve">→ BL pré-rempli avec les lignes du devis.</w:t>
       </w:r>
     </w:p>
-    <w:bookmarkEnd w:id="105"/>
-    <w:bookmarkStart w:id="106" w:name="convertir-en-facture"/>
+    <w:bookmarkEnd w:id="324"/>
+    <w:bookmarkStart w:id="325" w:name="convertir-en-facture"/>
     <w:p>
       <w:pPr>
         <w:pStyle w:val="Heading2"/>
@@ -9312,8 +10074,8 @@
         <w:t xml:space="preserve">→ facture pré-remplie.</w:t>
       </w:r>
     </w:p>
-    <w:bookmarkEnd w:id="106"/>
-    <w:bookmarkStart w:id="107" w:name="télécharger-le-pdf"/>
+    <w:bookmarkEnd w:id="325"/>
+    <w:bookmarkStart w:id="326" w:name="télécharger-le-pdf"/>
     <w:p>
       <w:pPr>
         <w:pStyle w:val="Heading2"/>
@@ -9353,9 +10115,9 @@
         </w:pict>
       </w:r>
     </w:p>
-    <w:bookmarkEnd w:id="107"/>
-    <w:bookmarkEnd w:id="108"/>
-    <w:bookmarkStart w:id="110" w:name="avenants"/>
+    <w:bookmarkEnd w:id="326"/>
+    <w:bookmarkEnd w:id="327"/>
+    <w:bookmarkStart w:id="329" w:name="avenants"/>
     <w:p>
       <w:pPr>
         <w:pStyle w:val="Heading1"/>
@@ -9372,7 +10134,7 @@
         <w:t xml:space="preserve">Un avenant modifie un devis accepté sans altérer l’original.</w:t>
       </w:r>
     </w:p>
-    <w:bookmarkStart w:id="109" w:name="créer-un-avenant"/>
+    <w:bookmarkStart w:id="328" w:name="créer-un-avenant"/>
     <w:p>
       <w:pPr>
         <w:pStyle w:val="Heading2"/>
@@ -9405,13 +10167,13 @@
     <w:tbl>
       <w:tblPr>
         <w:tblStyle w:val="Table"/>
-        <w:tblW w:type="pct" w:w="5000"/>
+        <w:tblW w:type="pct" w:w="4917"/>
         <w:tblLayout w:type="fixed"/>
         <w:tblLook w:firstRow="1" w:lastRow="0" w:firstColumn="0" w:lastColumn="0" w:noHBand="0" w:noVBand="0" w:val="0020"/>
       </w:tblPr>
       <w:tblGrid>
-        <w:gridCol w:w="3960"/>
-        <w:gridCol w:w="3960"/>
+        <w:gridCol w:w="2029"/>
+        <w:gridCol w:w="5760"/>
       </w:tblGrid>
       <w:tr>
         <w:trPr>
@@ -9422,6 +10184,7 @@
           <w:p>
             <w:pPr>
               <w:pStyle w:val="Compact"/>
+              <w:jc w:val="left"/>
             </w:pPr>
             <w:r>
               <w:t xml:space="preserve">Champ</w:t>
@@ -9433,6 +10196,7 @@
           <w:p>
             <w:pPr>
               <w:pStyle w:val="Compact"/>
+              <w:jc w:val="left"/>
             </w:pPr>
             <w:r>
               <w:t xml:space="preserve">Remarque</w:t>
@@ -9446,6 +10210,7 @@
           <w:p>
             <w:pPr>
               <w:pStyle w:val="Compact"/>
+              <w:jc w:val="left"/>
             </w:pPr>
             <w:r>
               <w:t xml:space="preserve">Motif</w:t>
@@ -9457,6 +10222,7 @@
           <w:p>
             <w:pPr>
               <w:pStyle w:val="Compact"/>
+              <w:jc w:val="left"/>
             </w:pPr>
             <w:r>
               <w:t xml:space="preserve">Obligatoire — justification de la modification</w:t>
@@ -9470,6 +10236,7 @@
           <w:p>
             <w:pPr>
               <w:pStyle w:val="Compact"/>
+              <w:jc w:val="left"/>
             </w:pPr>
             <w:r>
               <w:t xml:space="preserve">Lignes</w:t>
@@ -9481,6 +10248,7 @@
           <w:p>
             <w:pPr>
               <w:pStyle w:val="Compact"/>
+              <w:jc w:val="left"/>
             </w:pPr>
             <w:r>
               <w:t xml:space="preserve">Modifications par rapport au devis initial (ajout, suppression, modification de prix)</w:t>
@@ -9494,6 +10262,7 @@
           <w:p>
             <w:pPr>
               <w:pStyle w:val="Compact"/>
+              <w:jc w:val="left"/>
             </w:pPr>
             <w:r>
               <w:t xml:space="preserve">Delta montant</w:t>
@@ -9505,6 +10274,7 @@
           <w:p>
             <w:pPr>
               <w:pStyle w:val="Compact"/>
+              <w:jc w:val="left"/>
             </w:pPr>
             <w:r>
               <w:t xml:space="preserve">Calculé automatiquement</w:t>
@@ -9540,9 +10310,9 @@
         </w:pict>
       </w:r>
     </w:p>
-    <w:bookmarkEnd w:id="109"/>
-    <w:bookmarkEnd w:id="110"/>
-    <w:bookmarkStart w:id="122" w:name="factures-1"/>
+    <w:bookmarkEnd w:id="328"/>
+    <w:bookmarkEnd w:id="329"/>
+    <w:bookmarkStart w:id="341" w:name="factures-1"/>
     <w:p>
       <w:pPr>
         <w:pStyle w:val="Heading1"/>
@@ -9558,20 +10328,20 @@
       <w:r>
         <w:drawing>
           <wp:inline>
-            <wp:extent cx="5334000" cy="2637413"/>
+            <wp:extent cx="5334000" cy="2637412"/>
             <wp:effectExtent b="0" l="0" r="0" t="0"/>
-            <wp:docPr descr="Liste des factures" title="" id="112" name="Picture"/>
+            <wp:docPr descr="Liste des factures" title="" id="331" name="Picture"/>
             <a:graphic>
               <a:graphicData uri="http://schemas.openxmlformats.org/drawingml/2006/picture">
                 <pic:pic>
                   <pic:nvPicPr>
-                    <pic:cNvPr descr="screenshots/06-factures-liste.png" id="113" name="Picture"/>
+                    <pic:cNvPr descr="C:/Users/filou/saas-facturation/docs/media/rId111.png" id="332" name="Picture"/>
                     <pic:cNvPicPr>
                       <a:picLocks noChangeArrowheads="1" noChangeAspect="1"/>
                     </pic:cNvPicPr>
                   </pic:nvPicPr>
                   <pic:blipFill>
-                    <a:blip r:embed="rId111"/>
+                    <a:blip r:embed="rId330"/>
                     <a:stretch>
                       <a:fillRect/>
                     </a:stretch>
@@ -9579,7 +10349,7 @@
                   <pic:spPr bwMode="auto">
                     <a:xfrm>
                       <a:off x="0" y="0"/>
-                      <a:ext cx="5334000" cy="2637413"/>
+                      <a:ext cx="5334000" cy="2637412"/>
                     </a:xfrm>
                     <a:prstGeom prst="rect">
                       <a:avLst/>
@@ -9606,7 +10376,7 @@
         <w:t xml:space="preserve">Liste des factures</w:t>
       </w:r>
     </w:p>
-    <w:bookmarkStart w:id="114" w:name="cycle-de-vie-1"/>
+    <w:bookmarkStart w:id="333" w:name="cycle-de-vie-1"/>
     <w:p>
       <w:pPr>
         <w:pStyle w:val="Heading2"/>
@@ -9647,8 +10417,8 @@
         <w:t xml:space="preserve">, la facture est verrouillée définitivement. Pour annuler, créez un avoir.</w:t>
       </w:r>
     </w:p>
-    <w:bookmarkEnd w:id="114"/>
-    <w:bookmarkStart w:id="116" w:name="créer-une-facture"/>
+    <w:bookmarkEnd w:id="333"/>
+    <w:bookmarkStart w:id="335" w:name="créer-une-facture"/>
     <w:p>
       <w:pPr>
         <w:pStyle w:val="Heading2"/>
@@ -9698,7 +10468,7 @@
         <w:t xml:space="preserve">.</w:t>
       </w:r>
     </w:p>
-    <w:bookmarkStart w:id="115" w:name="mentions-légales-obligatoires"/>
+    <w:bookmarkStart w:id="334" w:name="mentions-légales-obligatoires"/>
     <w:p>
       <w:pPr>
         <w:pStyle w:val="Heading3"/>
@@ -9718,14 +10488,14 @@
     <w:tbl>
       <w:tblPr>
         <w:tblStyle w:val="Table"/>
-        <w:tblW w:type="pct" w:w="5000"/>
+        <w:tblW w:type="pct" w:w="4919"/>
         <w:tblLayout w:type="fixed"/>
         <w:tblLook w:firstRow="1" w:lastRow="0" w:firstColumn="0" w:lastColumn="0" w:noHBand="0" w:noVBand="0" w:val="0020"/>
       </w:tblPr>
       <w:tblGrid>
-        <w:gridCol w:w="2640"/>
-        <w:gridCol w:w="2640"/>
-        <w:gridCol w:w="2640"/>
+        <w:gridCol w:w="1788"/>
+        <w:gridCol w:w="2554"/>
+        <w:gridCol w:w="3449"/>
       </w:tblGrid>
       <w:tr>
         <w:trPr>
@@ -9736,6 +10506,7 @@
           <w:p>
             <w:pPr>
               <w:pStyle w:val="Compact"/>
+              <w:jc w:val="left"/>
             </w:pPr>
             <w:r>
               <w:t xml:space="preserve">Champ</w:t>
@@ -9747,6 +10518,7 @@
           <w:p>
             <w:pPr>
               <w:pStyle w:val="Compact"/>
+              <w:jc w:val="left"/>
             </w:pPr>
             <w:r>
               <w:t xml:space="preserve">Valeur par défaut (depuis paramètres)</w:t>
@@ -9758,6 +10530,7 @@
           <w:p>
             <w:pPr>
               <w:pStyle w:val="Compact"/>
+              <w:jc w:val="left"/>
             </w:pPr>
             <w:r>
               <w:t xml:space="preserve">Modifiable</w:t>
@@ -9771,6 +10544,7 @@
           <w:p>
             <w:pPr>
               <w:pStyle w:val="Compact"/>
+              <w:jc w:val="left"/>
             </w:pPr>
             <w:r>
               <w:rPr>
@@ -9786,6 +10560,7 @@
           <w:p>
             <w:pPr>
               <w:pStyle w:val="Compact"/>
+              <w:jc w:val="left"/>
             </w:pPr>
             <w:r>
               <w:t xml:space="preserve">Vide</w:t>
@@ -9797,6 +10572,7 @@
           <w:p>
             <w:pPr>
               <w:pStyle w:val="Compact"/>
+              <w:jc w:val="left"/>
             </w:pPr>
             <w:r>
               <w:t xml:space="preserve">Oui — saisir la référence du bon de commande reçu</w:t>
@@ -9810,6 +10586,7 @@
           <w:p>
             <w:pPr>
               <w:pStyle w:val="Compact"/>
+              <w:jc w:val="left"/>
             </w:pPr>
             <w:r>
               <w:rPr>
@@ -9825,6 +10602,7 @@
           <w:p>
             <w:pPr>
               <w:pStyle w:val="Compact"/>
+              <w:jc w:val="left"/>
             </w:pPr>
             <w:r>
               <w:t xml:space="preserve">0 ou valeur paramétrique</w:t>
@@ -9836,6 +10614,7 @@
           <w:p>
             <w:pPr>
               <w:pStyle w:val="Compact"/>
+              <w:jc w:val="left"/>
             </w:pPr>
             <w:r>
               <w:t xml:space="preserve">Oui — ex.</w:t>
@@ -9864,6 +10643,7 @@
           <w:p>
             <w:pPr>
               <w:pStyle w:val="Compact"/>
+              <w:jc w:val="left"/>
             </w:pPr>
             <w:r>
               <w:rPr>
@@ -9879,6 +10659,7 @@
           <w:p>
             <w:pPr>
               <w:pStyle w:val="Compact"/>
+              <w:jc w:val="left"/>
             </w:pPr>
             <w:r>
               <w:rPr>
@@ -9893,6 +10674,7 @@
           <w:p>
             <w:pPr>
               <w:pStyle w:val="Compact"/>
+              <w:jc w:val="left"/>
             </w:pPr>
             <w:r>
               <w:t xml:space="preserve">Oui</w:t>
@@ -9906,6 +10688,7 @@
           <w:p>
             <w:pPr>
               <w:pStyle w:val="Compact"/>
+              <w:jc w:val="left"/>
             </w:pPr>
             <w:r>
               <w:rPr>
@@ -9921,6 +10704,7 @@
           <w:p>
             <w:pPr>
               <w:pStyle w:val="Compact"/>
+              <w:jc w:val="left"/>
             </w:pPr>
             <w:r>
               <w:rPr>
@@ -9935,6 +10719,7 @@
           <w:p>
             <w:pPr>
               <w:pStyle w:val="Compact"/>
+              <w:jc w:val="left"/>
             </w:pPr>
             <w:r>
               <w:t xml:space="preserve">Non modifiable par facture (paramètre global)</w:t>
@@ -9980,9 +10765,9 @@
         <w:t xml:space="preserve">Indemnité forfaitaire de recouvrement : 40 € (art. L441-10 C.com.)</w:t>
       </w:r>
     </w:p>
-    <w:bookmarkEnd w:id="115"/>
-    <w:bookmarkEnd w:id="116"/>
-    <w:bookmarkStart w:id="117" w:name="émettre-une-facture"/>
+    <w:bookmarkEnd w:id="334"/>
+    <w:bookmarkEnd w:id="335"/>
+    <w:bookmarkStart w:id="336" w:name="émettre-une-facture"/>
     <w:p>
       <w:pPr>
         <w:pStyle w:val="Heading2"/>
@@ -10020,7 +10805,7 @@
         <w:pStyle w:val="Compact"/>
         <w:numPr>
           <w:ilvl w:val="0"/>
-          <w:numId w:val="1011"/>
+          <w:numId w:val="1015"/>
         </w:numPr>
       </w:pPr>
       <w:r>
@@ -10032,7 +10817,7 @@
         <w:pStyle w:val="Compact"/>
         <w:numPr>
           <w:ilvl w:val="0"/>
-          <w:numId w:val="1011"/>
+          <w:numId w:val="1015"/>
         </w:numPr>
       </w:pPr>
       <w:r>
@@ -10060,7 +10845,7 @@
         <w:pStyle w:val="Compact"/>
         <w:numPr>
           <w:ilvl w:val="0"/>
-          <w:numId w:val="1011"/>
+          <w:numId w:val="1015"/>
         </w:numPr>
       </w:pPr>
       <w:r>
@@ -10088,7 +10873,7 @@
         <w:pStyle w:val="Compact"/>
         <w:numPr>
           <w:ilvl w:val="0"/>
-          <w:numId w:val="1011"/>
+          <w:numId w:val="1015"/>
         </w:numPr>
       </w:pPr>
       <w:r>
@@ -10116,15 +10901,15 @@
         <w:pStyle w:val="Compact"/>
         <w:numPr>
           <w:ilvl w:val="0"/>
-          <w:numId w:val="1011"/>
+          <w:numId w:val="1015"/>
         </w:numPr>
       </w:pPr>
       <w:r>
         <w:t xml:space="preserve">Archive un snapshot JSON du document (conservation 10 ans).</w:t>
       </w:r>
     </w:p>
-    <w:bookmarkEnd w:id="117"/>
-    <w:bookmarkStart w:id="118" w:name="marquer-comme-payée"/>
+    <w:bookmarkEnd w:id="336"/>
+    <w:bookmarkStart w:id="337" w:name="marquer-comme-payée"/>
     <w:p>
       <w:pPr>
         <w:pStyle w:val="Heading2"/>
@@ -10162,7 +10947,7 @@
         <w:pStyle w:val="Compact"/>
         <w:numPr>
           <w:ilvl w:val="0"/>
-          <w:numId w:val="1012"/>
+          <w:numId w:val="1016"/>
         </w:numPr>
       </w:pPr>
       <w:r>
@@ -10174,15 +10959,15 @@
         <w:pStyle w:val="Compact"/>
         <w:numPr>
           <w:ilvl w:val="0"/>
-          <w:numId w:val="1012"/>
+          <w:numId w:val="1016"/>
         </w:numPr>
       </w:pPr>
       <w:r>
         <w:t xml:space="preserve">Lettrage automatique des lignes 411 de l’émission et du règlement</w:t>
       </w:r>
     </w:p>
-    <w:bookmarkEnd w:id="118"/>
-    <w:bookmarkStart w:id="119" w:name="envoyer-par-email"/>
+    <w:bookmarkEnd w:id="337"/>
+    <w:bookmarkStart w:id="338" w:name="envoyer-par-email"/>
     <w:p>
       <w:pPr>
         <w:pStyle w:val="Heading2"/>
@@ -10196,7 +10981,7 @@
         <w:pStyle w:val="Compact"/>
         <w:numPr>
           <w:ilvl w:val="0"/>
-          <w:numId w:val="1013"/>
+          <w:numId w:val="1017"/>
         </w:numPr>
       </w:pPr>
       <w:r>
@@ -10218,7 +11003,7 @@
         <w:pStyle w:val="Compact"/>
         <w:numPr>
           <w:ilvl w:val="0"/>
-          <w:numId w:val="1013"/>
+          <w:numId w:val="1017"/>
         </w:numPr>
       </w:pPr>
       <w:r>
@@ -10240,7 +11025,7 @@
         <w:pStyle w:val="Compact"/>
         <w:numPr>
           <w:ilvl w:val="0"/>
-          <w:numId w:val="1013"/>
+          <w:numId w:val="1017"/>
         </w:numPr>
       </w:pPr>
       <w:r>
@@ -10262,7 +11047,7 @@
         <w:pStyle w:val="Compact"/>
         <w:numPr>
           <w:ilvl w:val="0"/>
-          <w:numId w:val="1013"/>
+          <w:numId w:val="1017"/>
         </w:numPr>
       </w:pPr>
       <w:r>
@@ -10284,7 +11069,7 @@
         <w:pStyle w:val="Compact"/>
         <w:numPr>
           <w:ilvl w:val="0"/>
-          <w:numId w:val="1013"/>
+          <w:numId w:val="1017"/>
         </w:numPr>
       </w:pPr>
       <w:r>
@@ -10301,8 +11086,8 @@
         <w:t xml:space="preserve">: fichier email téléchargeable pour envoi depuis n’importe quel client mail.</w:t>
       </w:r>
     </w:p>
-    <w:bookmarkEnd w:id="119"/>
-    <w:bookmarkStart w:id="120" w:name="envoi-groupé"/>
+    <w:bookmarkEnd w:id="338"/>
+    <w:bookmarkStart w:id="339" w:name="envoi-groupé"/>
     <w:p>
       <w:pPr>
         <w:pStyle w:val="Heading2"/>
@@ -10347,8 +11132,8 @@
         <w:t xml:space="preserve">dans la barre d’outils — un email est envoyé à chaque client avec sa facture.</w:t>
       </w:r>
     </w:p>
-    <w:bookmarkEnd w:id="120"/>
-    <w:bookmarkStart w:id="121" w:name="dépôt-chorus-pro-e-invoicing-2026"/>
+    <w:bookmarkEnd w:id="339"/>
+    <w:bookmarkStart w:id="340" w:name="dépôt-chorus-pro-e-invoicing-2026"/>
     <w:p>
       <w:pPr>
         <w:pStyle w:val="Heading2"/>
@@ -10471,9 +11256,9 @@
         </w:pict>
       </w:r>
     </w:p>
-    <w:bookmarkEnd w:id="121"/>
-    <w:bookmarkEnd w:id="122"/>
-    <w:bookmarkStart w:id="125" w:name="avoirs-factures-davoir"/>
+    <w:bookmarkEnd w:id="340"/>
+    <w:bookmarkEnd w:id="341"/>
+    <w:bookmarkStart w:id="344" w:name="avoirs-factures-davoir"/>
     <w:p>
       <w:pPr>
         <w:pStyle w:val="Heading1"/>
@@ -10482,7 +11267,7 @@
         <w:t xml:space="preserve">Avoirs (Factures d’avoir)</w:t>
       </w:r>
     </w:p>
-    <w:bookmarkStart w:id="123" w:name="créer-un-avoir"/>
+    <w:bookmarkStart w:id="342" w:name="créer-un-avoir"/>
     <w:p>
       <w:pPr>
         <w:pStyle w:val="Heading2"/>
@@ -10504,7 +11289,7 @@
         <w:pStyle w:val="Compact"/>
         <w:numPr>
           <w:ilvl w:val="0"/>
-          <w:numId w:val="1014"/>
+          <w:numId w:val="1018"/>
         </w:numPr>
       </w:pPr>
       <w:r>
@@ -10542,7 +11327,7 @@
         <w:pStyle w:val="Compact"/>
         <w:numPr>
           <w:ilvl w:val="0"/>
-          <w:numId w:val="1014"/>
+          <w:numId w:val="1018"/>
         </w:numPr>
       </w:pPr>
       <w:r>
@@ -10575,12 +11360,13 @@
     <w:tbl>
       <w:tblPr>
         <w:tblStyle w:val="Table"/>
-        <w:tblW w:type="auto" w:w="0"/>
+        <w:tblW w:type="pct" w:w="4872"/>
+        <w:tblLayout w:type="fixed"/>
         <w:tblLook w:firstRow="1" w:lastRow="0" w:firstColumn="0" w:lastColumn="0" w:noHBand="0" w:noVBand="0" w:val="0020"/>
       </w:tblPr>
       <w:tblGrid>
-        <w:gridCol w:w="3960"/>
-        <w:gridCol w:w="3960"/>
+        <w:gridCol w:w="3147"/>
+        <w:gridCol w:w="4569"/>
       </w:tblGrid>
       <w:tr>
         <w:trPr>
@@ -10591,6 +11377,7 @@
           <w:p>
             <w:pPr>
               <w:pStyle w:val="Compact"/>
+              <w:jc w:val="left"/>
             </w:pPr>
             <w:r>
               <w:t xml:space="preserve">Champ</w:t>
@@ -10602,6 +11389,7 @@
           <w:p>
             <w:pPr>
               <w:pStyle w:val="Compact"/>
+              <w:jc w:val="left"/>
             </w:pPr>
             <w:r>
               <w:t xml:space="preserve">Remarque</w:t>
@@ -10615,6 +11403,7 @@
           <w:p>
             <w:pPr>
               <w:pStyle w:val="Compact"/>
+              <w:jc w:val="left"/>
             </w:pPr>
             <w:r>
               <w:t xml:space="preserve">Facture d’origine</w:t>
@@ -10626,6 +11415,7 @@
           <w:p>
             <w:pPr>
               <w:pStyle w:val="Compact"/>
+              <w:jc w:val="left"/>
             </w:pPr>
             <w:r>
               <w:t xml:space="preserve">Lien vers la facture annulée (recommandé)</w:t>
@@ -10639,6 +11429,7 @@
           <w:p>
             <w:pPr>
               <w:pStyle w:val="Compact"/>
+              <w:jc w:val="left"/>
             </w:pPr>
             <w:r>
               <w:t xml:space="preserve">Type d’avoir</w:t>
@@ -10650,6 +11441,7 @@
           <w:p>
             <w:pPr>
               <w:pStyle w:val="Compact"/>
+              <w:jc w:val="left"/>
             </w:pPr>
             <w:r>
               <w:rPr>
@@ -10683,6 +11475,7 @@
           <w:p>
             <w:pPr>
               <w:pStyle w:val="Compact"/>
+              <w:jc w:val="left"/>
             </w:pPr>
             <w:r>
               <w:t xml:space="preserve">Mode de règlement</w:t>
@@ -10694,6 +11487,7 @@
           <w:p>
             <w:pPr>
               <w:pStyle w:val="Compact"/>
+              <w:jc w:val="left"/>
             </w:pPr>
             <w:r>
               <w:t xml:space="preserve">Affiché uniquement si type = Remboursement</w:t>
@@ -10702,8 +11496,8 @@
         </w:tc>
       </w:tr>
     </w:tbl>
-    <w:bookmarkEnd w:id="123"/>
-    <w:bookmarkStart w:id="124" w:name="plafonnement"/>
+    <w:bookmarkEnd w:id="342"/>
+    <w:bookmarkStart w:id="343" w:name="plafonnement"/>
     <w:p>
       <w:pPr>
         <w:pStyle w:val="Heading2"/>
@@ -10740,9 +11534,9 @@
         </w:pict>
       </w:r>
     </w:p>
-    <w:bookmarkEnd w:id="124"/>
-    <w:bookmarkEnd w:id="125"/>
-    <w:bookmarkStart w:id="128" w:name="acomptes"/>
+    <w:bookmarkEnd w:id="343"/>
+    <w:bookmarkEnd w:id="344"/>
+    <w:bookmarkStart w:id="347" w:name="acomptes"/>
     <w:p>
       <w:pPr>
         <w:pStyle w:val="Heading1"/>
@@ -10759,7 +11553,7 @@
         <w:t xml:space="preserve">Les acomptes facturent une partie du montant avant livraison.</w:t>
       </w:r>
     </w:p>
-    <w:bookmarkStart w:id="126" w:name="créer-un-acompte"/>
+    <w:bookmarkStart w:id="345" w:name="créer-un-acompte"/>
     <w:p>
       <w:pPr>
         <w:pStyle w:val="Heading2"/>
@@ -10779,12 +11573,13 @@
     <w:tbl>
       <w:tblPr>
         <w:tblStyle w:val="Table"/>
-        <w:tblW w:type="auto" w:w="0"/>
+        <w:tblW w:type="pct" w:w="4792"/>
+        <w:tblLayout w:type="fixed"/>
         <w:tblLook w:firstRow="1" w:lastRow="0" w:firstColumn="0" w:lastColumn="0" w:noHBand="0" w:noVBand="0" w:val="0020"/>
       </w:tblPr>
       <w:tblGrid>
-        <w:gridCol w:w="3960"/>
-        <w:gridCol w:w="3960"/>
+        <w:gridCol w:w="3410"/>
+        <w:gridCol w:w="4180"/>
       </w:tblGrid>
       <w:tr>
         <w:trPr>
@@ -10795,6 +11590,7 @@
           <w:p>
             <w:pPr>
               <w:pStyle w:val="Compact"/>
+              <w:jc w:val="left"/>
             </w:pPr>
             <w:r>
               <w:t xml:space="preserve">Champ</w:t>
@@ -10806,6 +11602,7 @@
           <w:p>
             <w:pPr>
               <w:pStyle w:val="Compact"/>
+              <w:jc w:val="left"/>
             </w:pPr>
             <w:r>
               <w:t xml:space="preserve">Remarque</w:t>
@@ -10819,6 +11616,7 @@
           <w:p>
             <w:pPr>
               <w:pStyle w:val="Compact"/>
+              <w:jc w:val="left"/>
             </w:pPr>
             <w:r>
               <w:t xml:space="preserve">Pourcentage</w:t>
@@ -10830,6 +11628,7 @@
           <w:p>
             <w:pPr>
               <w:pStyle w:val="Compact"/>
+              <w:jc w:val="left"/>
             </w:pPr>
             <w:r>
               <w:t xml:space="preserve">Calcule automatiquement le montant</w:t>
@@ -10843,6 +11642,7 @@
           <w:p>
             <w:pPr>
               <w:pStyle w:val="Compact"/>
+              <w:jc w:val="left"/>
             </w:pPr>
             <w:r>
               <w:t xml:space="preserve">Montant HT</w:t>
@@ -10854,6 +11654,7 @@
           <w:p>
             <w:pPr>
               <w:pStyle w:val="Compact"/>
+              <w:jc w:val="left"/>
             </w:pPr>
             <w:r>
               <w:t xml:space="preserve">Peut être saisi directement</w:t>
@@ -10867,6 +11668,7 @@
           <w:p>
             <w:pPr>
               <w:pStyle w:val="Compact"/>
+              <w:jc w:val="left"/>
             </w:pPr>
             <w:r>
               <w:t xml:space="preserve">Taux TVA</w:t>
@@ -10878,6 +11680,7 @@
           <w:p>
             <w:pPr>
               <w:pStyle w:val="Compact"/>
+              <w:jc w:val="left"/>
             </w:pPr>
             <w:r>
               <w:t xml:space="preserve">Appliqué à la totalité de l’acompte</w:t>
@@ -10886,8 +11689,8 @@
         </w:tc>
       </w:tr>
     </w:tbl>
-    <w:bookmarkEnd w:id="126"/>
-    <w:bookmarkStart w:id="127" w:name="encaisser"/>
+    <w:bookmarkEnd w:id="345"/>
+    <w:bookmarkStart w:id="346" w:name="encaisser"/>
     <w:p>
       <w:pPr>
         <w:pStyle w:val="Heading2"/>
@@ -10927,9 +11730,9 @@
         </w:pict>
       </w:r>
     </w:p>
-    <w:bookmarkEnd w:id="127"/>
-    <w:bookmarkEnd w:id="128"/>
-    <w:bookmarkStart w:id="131" w:name="bons-de-livraison"/>
+    <w:bookmarkEnd w:id="346"/>
+    <w:bookmarkEnd w:id="347"/>
+    <w:bookmarkStart w:id="350" w:name="bons-de-livraison"/>
     <w:p>
       <w:pPr>
         <w:pStyle w:val="Heading1"/>
@@ -10946,7 +11749,7 @@
         <w:t xml:space="preserve">Les BL documentent la remise des biens ou la réalisation des prestations.</w:t>
       </w:r>
     </w:p>
-    <w:bookmarkStart w:id="129" w:name="créer-un-bl"/>
+    <w:bookmarkStart w:id="348" w:name="créer-un-bl"/>
     <w:p>
       <w:pPr>
         <w:pStyle w:val="Heading2"/>
@@ -10983,12 +11786,13 @@
     <w:tbl>
       <w:tblPr>
         <w:tblStyle w:val="Table"/>
-        <w:tblW w:type="auto" w:w="0"/>
+        <w:tblW w:type="pct" w:w="4891"/>
+        <w:tblLayout w:type="fixed"/>
         <w:tblLook w:firstRow="1" w:lastRow="0" w:firstColumn="0" w:lastColumn="0" w:noHBand="0" w:noVBand="0" w:val="0020"/>
       </w:tblPr>
       <w:tblGrid>
-        <w:gridCol w:w="3960"/>
-        <w:gridCol w:w="3960"/>
+        <w:gridCol w:w="2668"/>
+        <w:gridCol w:w="5079"/>
       </w:tblGrid>
       <w:tr>
         <w:trPr>
@@ -10999,6 +11803,7 @@
           <w:p>
             <w:pPr>
               <w:pStyle w:val="Compact"/>
+              <w:jc w:val="left"/>
             </w:pPr>
             <w:r>
               <w:t xml:space="preserve">Champ</w:t>
@@ -11010,6 +11815,7 @@
           <w:p>
             <w:pPr>
               <w:pStyle w:val="Compact"/>
+              <w:jc w:val="left"/>
             </w:pPr>
             <w:r>
               <w:t xml:space="preserve">Remarque</w:t>
@@ -11023,6 +11829,7 @@
           <w:p>
             <w:pPr>
               <w:pStyle w:val="Compact"/>
+              <w:jc w:val="left"/>
             </w:pPr>
             <w:r>
               <w:t xml:space="preserve">Lieu de livraison</w:t>
@@ -11034,6 +11841,7 @@
           <w:p>
             <w:pPr>
               <w:pStyle w:val="Compact"/>
+              <w:jc w:val="left"/>
             </w:pPr>
             <w:r>
               <w:t xml:space="preserve">Si différent de l’adresse client</w:t>
@@ -11047,6 +11855,7 @@
           <w:p>
             <w:pPr>
               <w:pStyle w:val="Compact"/>
+              <w:jc w:val="left"/>
             </w:pPr>
             <w:r>
               <w:t xml:space="preserve">Lignes</w:t>
@@ -11058,6 +11867,7 @@
           <w:p>
             <w:pPr>
               <w:pStyle w:val="Compact"/>
+              <w:jc w:val="left"/>
             </w:pPr>
             <w:r>
               <w:t xml:space="preserve">Désignation + quantité + unité + N° de série (optionnel)</w:t>
@@ -11066,8 +11876,8 @@
         </w:tc>
       </w:tr>
     </w:tbl>
-    <w:bookmarkEnd w:id="129"/>
-    <w:bookmarkStart w:id="130" w:name="créer-une-facture-depuis-un-bl"/>
+    <w:bookmarkEnd w:id="348"/>
+    <w:bookmarkStart w:id="349" w:name="créer-une-facture-depuis-un-bl"/>
     <w:p>
       <w:pPr>
         <w:pStyle w:val="Heading2"/>
@@ -11107,9 +11917,9 @@
         </w:pict>
       </w:r>
     </w:p>
-    <w:bookmarkEnd w:id="130"/>
-    <w:bookmarkEnd w:id="131"/>
-    <w:bookmarkStart w:id="134" w:name="prélèvements-sepa"/>
+    <w:bookmarkEnd w:id="349"/>
+    <w:bookmarkEnd w:id="350"/>
+    <w:bookmarkStart w:id="353" w:name="prélèvements-sepa"/>
     <w:p>
       <w:pPr>
         <w:pStyle w:val="Heading1"/>
@@ -11126,7 +11936,7 @@
         <w:t xml:space="preserve">Génère des fichiers XML pain.008.001.02 importables dans votre interface bancaire.</w:t>
       </w:r>
     </w:p>
-    <w:bookmarkStart w:id="132" w:name="prérequis"/>
+    <w:bookmarkStart w:id="351" w:name="prérequis"/>
     <w:p>
       <w:pPr>
         <w:pStyle w:val="Heading2"/>
@@ -11140,7 +11950,7 @@
         <w:pStyle w:val="Compact"/>
         <w:numPr>
           <w:ilvl w:val="0"/>
-          <w:numId w:val="1015"/>
+          <w:numId w:val="1019"/>
         </w:numPr>
       </w:pPr>
       <w:r>
@@ -11162,7 +11972,7 @@
         <w:pStyle w:val="Compact"/>
         <w:numPr>
           <w:ilvl w:val="0"/>
-          <w:numId w:val="1015"/>
+          <w:numId w:val="1019"/>
         </w:numPr>
       </w:pPr>
       <w:r>
@@ -11179,8 +11989,8 @@
         <w:t xml:space="preserve">: IBAN, BIC, RUM, date de mandat dans la fiche client.</w:t>
       </w:r>
     </w:p>
-    <w:bookmarkEnd w:id="132"/>
-    <w:bookmarkStart w:id="133" w:name="générer-un-fichier-sepa"/>
+    <w:bookmarkEnd w:id="351"/>
+    <w:bookmarkStart w:id="352" w:name="générer-un-fichier-sepa"/>
     <w:p>
       <w:pPr>
         <w:pStyle w:val="Heading2"/>
@@ -11194,7 +12004,7 @@
         <w:pStyle w:val="Compact"/>
         <w:numPr>
           <w:ilvl w:val="0"/>
-          <w:numId w:val="1016"/>
+          <w:numId w:val="1020"/>
         </w:numPr>
       </w:pPr>
       <w:r>
@@ -11231,7 +12041,7 @@
         <w:pStyle w:val="Compact"/>
         <w:numPr>
           <w:ilvl w:val="0"/>
-          <w:numId w:val="1016"/>
+          <w:numId w:val="1020"/>
         </w:numPr>
       </w:pPr>
       <w:r>
@@ -11256,7 +12066,7 @@
         <w:pStyle w:val="Compact"/>
         <w:numPr>
           <w:ilvl w:val="0"/>
-          <w:numId w:val="1016"/>
+          <w:numId w:val="1020"/>
         </w:numPr>
       </w:pPr>
       <w:r>
@@ -11313,7 +12123,7 @@
         <w:pStyle w:val="Compact"/>
         <w:numPr>
           <w:ilvl w:val="0"/>
-          <w:numId w:val="1016"/>
+          <w:numId w:val="1020"/>
         </w:numPr>
       </w:pPr>
       <w:r>
@@ -11327,9 +12137,9 @@
         </w:pict>
       </w:r>
     </w:p>
-    <w:bookmarkEnd w:id="133"/>
-    <w:bookmarkEnd w:id="134"/>
-    <w:bookmarkStart w:id="150" w:name="X6b8f762b0e70895b422a1832195335854b0b65e"/>
+    <w:bookmarkEnd w:id="352"/>
+    <w:bookmarkEnd w:id="353"/>
+    <w:bookmarkStart w:id="369" w:name="X6b8f762b0e70895b422a1832195335854b0b65e"/>
     <w:p>
       <w:pPr>
         <w:pStyle w:val="Heading1"/>
@@ -11404,7 +12214,7 @@
         <w:t xml:space="preserve">.</w:t>
       </w:r>
     </w:p>
-    <w:bookmarkStart w:id="141" w:name="fournisseurs"/>
+    <w:bookmarkStart w:id="360" w:name="fournisseurs"/>
     <w:p>
       <w:pPr>
         <w:pStyle w:val="Heading2"/>
@@ -11420,20 +12230,20 @@
       <w:r>
         <w:drawing>
           <wp:inline>
-            <wp:extent cx="5334000" cy="2637413"/>
+            <wp:extent cx="5334000" cy="2637412"/>
             <wp:effectExtent b="0" l="0" r="0" t="0"/>
-            <wp:docPr descr="Liste des fournisseurs" title="" id="136" name="Picture"/>
+            <wp:docPr descr="Liste des fournisseurs" title="" id="355" name="Picture"/>
             <a:graphic>
               <a:graphicData uri="http://schemas.openxmlformats.org/drawingml/2006/picture">
                 <pic:pic>
                   <pic:nvPicPr>
-                    <pic:cNvPr descr="screenshots/20-fournisseurs-liste.png" id="137" name="Picture"/>
+                    <pic:cNvPr descr="C:/Users/filou/saas-facturation/docs/media/rId135.png" id="356" name="Picture"/>
                     <pic:cNvPicPr>
                       <a:picLocks noChangeArrowheads="1" noChangeAspect="1"/>
                     </pic:cNvPicPr>
                   </pic:nvPicPr>
                   <pic:blipFill>
-                    <a:blip r:embed="rId135"/>
+                    <a:blip r:embed="rId354"/>
                     <a:stretch>
                       <a:fillRect/>
                     </a:stretch>
@@ -11441,7 +12251,7 @@
                   <pic:spPr bwMode="auto">
                     <a:xfrm>
                       <a:off x="0" y="0"/>
-                      <a:ext cx="5334000" cy="2637413"/>
+                      <a:ext cx="5334000" cy="2637412"/>
                     </a:xfrm>
                     <a:prstGeom prst="rect">
                       <a:avLst/>
@@ -11517,20 +12327,20 @@
       <w:r>
         <w:drawing>
           <wp:inline>
-            <wp:extent cx="5334000" cy="2637413"/>
+            <wp:extent cx="5334000" cy="2637412"/>
             <wp:effectExtent b="0" l="0" r="0" t="0"/>
-            <wp:docPr descr="Fiche fournisseur" title="" id="139" name="Picture"/>
+            <wp:docPr descr="Fiche fournisseur" title="" id="358" name="Picture"/>
             <a:graphic>
               <a:graphicData uri="http://schemas.openxmlformats.org/drawingml/2006/picture">
                 <pic:pic>
                   <pic:nvPicPr>
-                    <pic:cNvPr descr="screenshots/21-fournisseur-fiche.png" id="140" name="Picture"/>
+                    <pic:cNvPr descr="C:/Users/filou/saas-facturation/docs/media/rId138.png" id="359" name="Picture"/>
                     <pic:cNvPicPr>
                       <a:picLocks noChangeArrowheads="1" noChangeAspect="1"/>
                     </pic:cNvPicPr>
                   </pic:nvPicPr>
                   <pic:blipFill>
-                    <a:blip r:embed="rId138"/>
+                    <a:blip r:embed="rId357"/>
                     <a:stretch>
                       <a:fillRect/>
                     </a:stretch>
@@ -11538,7 +12348,7 @@
                   <pic:spPr bwMode="auto">
                     <a:xfrm>
                       <a:off x="0" y="0"/>
-                      <a:ext cx="5334000" cy="2637413"/>
+                      <a:ext cx="5334000" cy="2637412"/>
                     </a:xfrm>
                     <a:prstGeom prst="rect">
                       <a:avLst/>
@@ -11568,13 +12378,13 @@
     <w:tbl>
       <w:tblPr>
         <w:tblStyle w:val="Table"/>
-        <w:tblW w:type="pct" w:w="5000"/>
+        <w:tblW w:type="pct" w:w="4925"/>
         <w:tblLayout w:type="fixed"/>
         <w:tblLook w:firstRow="1" w:lastRow="0" w:firstColumn="0" w:lastColumn="0" w:noHBand="0" w:noVBand="0" w:val="0020"/>
       </w:tblPr>
       <w:tblGrid>
-        <w:gridCol w:w="3960"/>
-        <w:gridCol w:w="3960"/>
+        <w:gridCol w:w="2659"/>
+        <w:gridCol w:w="5142"/>
       </w:tblGrid>
       <w:tr>
         <w:trPr>
@@ -11585,6 +12395,7 @@
           <w:p>
             <w:pPr>
               <w:pStyle w:val="Compact"/>
+              <w:jc w:val="left"/>
             </w:pPr>
             <w:r>
               <w:t xml:space="preserve">Champ</w:t>
@@ -11596,6 +12407,7 @@
           <w:p>
             <w:pPr>
               <w:pStyle w:val="Compact"/>
+              <w:jc w:val="left"/>
             </w:pPr>
             <w:r>
               <w:t xml:space="preserve">Remarque</w:t>
@@ -11609,6 +12421,7 @@
           <w:p>
             <w:pPr>
               <w:pStyle w:val="Compact"/>
+              <w:jc w:val="left"/>
             </w:pPr>
             <w:r>
               <w:t xml:space="preserve">Raison sociale *</w:t>
@@ -11620,6 +12433,7 @@
           <w:p>
             <w:pPr>
               <w:pStyle w:val="Compact"/>
+              <w:jc w:val="left"/>
             </w:pPr>
             <w:r>
               <w:t xml:space="preserve">Obligatoire</w:t>
@@ -11633,6 +12447,7 @@
           <w:p>
             <w:pPr>
               <w:pStyle w:val="Compact"/>
+              <w:jc w:val="left"/>
             </w:pPr>
             <w:r>
               <w:t xml:space="preserve">Adresse / Complément / Code postal / Ville</w:t>
@@ -11644,6 +12459,7 @@
           <w:p>
             <w:pPr>
               <w:pStyle w:val="Compact"/>
+              <w:jc w:val="left"/>
             </w:pPr>
             <w:r>
               <w:t xml:space="preserve">Coordonnées postales</w:t>
@@ -11657,6 +12473,7 @@
           <w:p>
             <w:pPr>
               <w:pStyle w:val="Compact"/>
+              <w:jc w:val="left"/>
             </w:pPr>
             <w:r>
               <w:t xml:space="preserve">Email / Téléphone</w:t>
@@ -11668,6 +12485,7 @@
           <w:p>
             <w:pPr>
               <w:pStyle w:val="Compact"/>
+              <w:jc w:val="left"/>
             </w:pPr>
             <w:r>
               <w:t xml:space="preserve">Coordonnées de contact</w:t>
@@ -11681,6 +12499,7 @@
           <w:p>
             <w:pPr>
               <w:pStyle w:val="Compact"/>
+              <w:jc w:val="left"/>
             </w:pPr>
             <w:r>
               <w:t xml:space="preserve">SIRET / TVA Intracom</w:t>
@@ -11692,6 +12511,7 @@
           <w:p>
             <w:pPr>
               <w:pStyle w:val="Compact"/>
+              <w:jc w:val="left"/>
             </w:pPr>
             <w:r>
               <w:t xml:space="preserve">Identifiants légaux</w:t>
@@ -11705,6 +12525,7 @@
           <w:p>
             <w:pPr>
               <w:pStyle w:val="Compact"/>
+              <w:jc w:val="left"/>
             </w:pPr>
             <w:r>
               <w:t xml:space="preserve">Conditions de paiement</w:t>
@@ -11716,6 +12537,7 @@
           <w:p>
             <w:pPr>
               <w:pStyle w:val="Compact"/>
+              <w:jc w:val="left"/>
             </w:pPr>
             <w:r>
               <w:t xml:space="preserve">Texte libre, pour information uniquement</w:t>
@@ -11729,6 +12551,7 @@
           <w:p>
             <w:pPr>
               <w:pStyle w:val="Compact"/>
+              <w:jc w:val="left"/>
             </w:pPr>
             <w:r>
               <w:t xml:space="preserve">IBAN / BIC</w:t>
@@ -11740,6 +12563,7 @@
           <w:p>
             <w:pPr>
               <w:pStyle w:val="Compact"/>
+              <w:jc w:val="left"/>
             </w:pPr>
             <w:r>
               <w:t xml:space="preserve">Coordonnées bancaires pour vos virements, repliées dans</w:t>
@@ -11763,6 +12587,7 @@
           <w:p>
             <w:pPr>
               <w:pStyle w:val="Compact"/>
+              <w:jc w:val="left"/>
             </w:pPr>
             <w:r>
               <w:t xml:space="preserve">Notes</w:t>
@@ -11774,6 +12599,7 @@
           <w:p>
             <w:pPr>
               <w:pStyle w:val="Compact"/>
+              <w:jc w:val="left"/>
             </w:pPr>
             <w:r>
               <w:t xml:space="preserve">Texte libre</w:t>
@@ -11822,8 +12648,8 @@
         <w:t xml:space="preserve">permettent d’échanger votre liste de fournisseurs au format tableur.</w:t>
       </w:r>
     </w:p>
-    <w:bookmarkEnd w:id="141"/>
-    <w:bookmarkStart w:id="148" w:name="commandes"/>
+    <w:bookmarkEnd w:id="360"/>
+    <w:bookmarkStart w:id="367" w:name="commandes"/>
     <w:p>
       <w:pPr>
         <w:pStyle w:val="Heading2"/>
@@ -11839,20 +12665,20 @@
       <w:r>
         <w:drawing>
           <wp:inline>
-            <wp:extent cx="5334000" cy="2637413"/>
+            <wp:extent cx="5334000" cy="2637412"/>
             <wp:effectExtent b="0" l="0" r="0" t="0"/>
-            <wp:docPr descr="Liste des commandes" title="" id="143" name="Picture"/>
+            <wp:docPr descr="Liste des commandes" title="" id="362" name="Picture"/>
             <a:graphic>
               <a:graphicData uri="http://schemas.openxmlformats.org/drawingml/2006/picture">
                 <pic:pic>
                   <pic:nvPicPr>
-                    <pic:cNvPr descr="screenshots/22-commandes-liste.png" id="144" name="Picture"/>
+                    <pic:cNvPr descr="C:/Users/filou/saas-facturation/docs/media/rId142.png" id="363" name="Picture"/>
                     <pic:cNvPicPr>
                       <a:picLocks noChangeArrowheads="1" noChangeAspect="1"/>
                     </pic:cNvPicPr>
                   </pic:nvPicPr>
                   <pic:blipFill>
-                    <a:blip r:embed="rId142"/>
+                    <a:blip r:embed="rId361"/>
                     <a:stretch>
                       <a:fillRect/>
                     </a:stretch>
@@ -11860,7 +12686,7 @@
                   <pic:spPr bwMode="auto">
                     <a:xfrm>
                       <a:off x="0" y="0"/>
-                      <a:ext cx="5334000" cy="2637413"/>
+                      <a:ext cx="5334000" cy="2637412"/>
                     </a:xfrm>
                     <a:prstGeom prst="rect">
                       <a:avLst/>
@@ -11985,20 +12811,20 @@
       <w:r>
         <w:drawing>
           <wp:inline>
-            <wp:extent cx="5334000" cy="2637413"/>
+            <wp:extent cx="5334000" cy="2637412"/>
             <wp:effectExtent b="0" l="0" r="0" t="0"/>
-            <wp:docPr descr="Fiche commande" title="" id="146" name="Picture"/>
+            <wp:docPr descr="Fiche commande" title="" id="365" name="Picture"/>
             <a:graphic>
               <a:graphicData uri="http://schemas.openxmlformats.org/drawingml/2006/picture">
                 <pic:pic>
                   <pic:nvPicPr>
-                    <pic:cNvPr descr="screenshots/23-commande-fiche.png" id="147" name="Picture"/>
+                    <pic:cNvPr descr="C:/Users/filou/saas-facturation/docs/media/rId145.png" id="366" name="Picture"/>
                     <pic:cNvPicPr>
                       <a:picLocks noChangeArrowheads="1" noChangeAspect="1"/>
                     </pic:cNvPicPr>
                   </pic:nvPicPr>
                   <pic:blipFill>
-                    <a:blip r:embed="rId145"/>
+                    <a:blip r:embed="rId364"/>
                     <a:stretch>
                       <a:fillRect/>
                     </a:stretch>
@@ -12006,7 +12832,7 @@
                   <pic:spPr bwMode="auto">
                     <a:xfrm>
                       <a:off x="0" y="0"/>
-                      <a:ext cx="5334000" cy="2637413"/>
+                      <a:ext cx="5334000" cy="2637412"/>
                     </a:xfrm>
                     <a:prstGeom prst="rect">
                       <a:avLst/>
@@ -12036,13 +12862,13 @@
     <w:tbl>
       <w:tblPr>
         <w:tblStyle w:val="Table"/>
-        <w:tblW w:type="pct" w:w="5000"/>
+        <w:tblW w:type="pct" w:w="4925"/>
         <w:tblLayout w:type="fixed"/>
         <w:tblLook w:firstRow="1" w:lastRow="0" w:firstColumn="0" w:lastColumn="0" w:noHBand="0" w:noVBand="0" w:val="0020"/>
       </w:tblPr>
       <w:tblGrid>
-        <w:gridCol w:w="3960"/>
-        <w:gridCol w:w="3960"/>
+        <w:gridCol w:w="1832"/>
+        <w:gridCol w:w="5969"/>
       </w:tblGrid>
       <w:tr>
         <w:trPr>
@@ -12053,6 +12879,7 @@
           <w:p>
             <w:pPr>
               <w:pStyle w:val="Compact"/>
+              <w:jc w:val="left"/>
             </w:pPr>
             <w:r>
               <w:t xml:space="preserve">Champ</w:t>
@@ -12064,6 +12891,7 @@
           <w:p>
             <w:pPr>
               <w:pStyle w:val="Compact"/>
+              <w:jc w:val="left"/>
             </w:pPr>
             <w:r>
               <w:t xml:space="preserve">Remarque</w:t>
@@ -12077,6 +12905,7 @@
           <w:p>
             <w:pPr>
               <w:pStyle w:val="Compact"/>
+              <w:jc w:val="left"/>
             </w:pPr>
             <w:r>
               <w:t xml:space="preserve">Fournisseur *</w:t>
@@ -12088,6 +12917,7 @@
           <w:p>
             <w:pPr>
               <w:pStyle w:val="Compact"/>
+              <w:jc w:val="left"/>
             </w:pPr>
             <w:r>
               <w:t xml:space="preserve">Sélection dans la liste des fournisseurs</w:t>
@@ -12101,6 +12931,7 @@
           <w:p>
             <w:pPr>
               <w:pStyle w:val="Compact"/>
+              <w:jc w:val="left"/>
             </w:pPr>
             <w:r>
               <w:t xml:space="preserve">Statut</w:t>
@@ -12112,6 +12943,7 @@
           <w:p>
             <w:pPr>
               <w:pStyle w:val="Compact"/>
+              <w:jc w:val="left"/>
             </w:pPr>
             <w:r>
               <w:t xml:space="preserve">En cours / Réceptionnée / Annulée</w:t>
@@ -12125,6 +12957,7 @@
           <w:p>
             <w:pPr>
               <w:pStyle w:val="Compact"/>
+              <w:jc w:val="left"/>
             </w:pPr>
             <w:r>
               <w:t xml:space="preserve">Date de commande *</w:t>
@@ -12136,6 +12969,7 @@
           <w:p>
             <w:pPr>
               <w:pStyle w:val="Compact"/>
+              <w:jc w:val="left"/>
             </w:pPr>
             <w:r>
               <w:t xml:space="preserve">Date de passation</w:t>
@@ -12149,6 +12983,7 @@
           <w:p>
             <w:pPr>
               <w:pStyle w:val="Compact"/>
+              <w:jc w:val="left"/>
             </w:pPr>
             <w:r>
               <w:t xml:space="preserve">Livraison prévue</w:t>
@@ -12160,6 +12995,7 @@
           <w:p>
             <w:pPr>
               <w:pStyle w:val="Compact"/>
+              <w:jc w:val="left"/>
             </w:pPr>
             <w:r>
               <w:t xml:space="preserve">Date estimée de réception</w:t>
@@ -12173,6 +13009,7 @@
           <w:p>
             <w:pPr>
               <w:pStyle w:val="Compact"/>
+              <w:jc w:val="left"/>
             </w:pPr>
             <w:r>
               <w:t xml:space="preserve">Montant HT</w:t>
@@ -12184,6 +13021,7 @@
           <w:p>
             <w:pPr>
               <w:pStyle w:val="Compact"/>
+              <w:jc w:val="left"/>
             </w:pPr>
             <w:r>
               <w:t xml:space="preserve">Montant prévisionnel de la commande</w:t>
@@ -12197,6 +13035,7 @@
           <w:p>
             <w:pPr>
               <w:pStyle w:val="Compact"/>
+              <w:jc w:val="left"/>
             </w:pPr>
             <w:r>
               <w:t xml:space="preserve">Description</w:t>
@@ -12208,6 +13047,7 @@
           <w:p>
             <w:pPr>
               <w:pStyle w:val="Compact"/>
+              <w:jc w:val="left"/>
             </w:pPr>
             <w:r>
               <w:t xml:space="preserve">Objet de la commande</w:t>
@@ -12221,6 +13061,7 @@
           <w:p>
             <w:pPr>
               <w:pStyle w:val="Compact"/>
+              <w:jc w:val="left"/>
             </w:pPr>
             <w:r>
               <w:t xml:space="preserve">Facture d’achat liée</w:t>
@@ -12232,6 +13073,7 @@
           <w:p>
             <w:pPr>
               <w:pStyle w:val="Compact"/>
+              <w:jc w:val="left"/>
             </w:pPr>
             <w:r>
               <w:t xml:space="preserve">Chaînage</w:t>
@@ -12264,8 +13106,8 @@
         <w:t xml:space="preserve">Le lien entre une commande et une facture d’achat est purement informatif : il aide à suivre le cycle commande → réception → facturation, sans imposer de contrainte d’ordre ni verrouiller les documents.</w:t>
       </w:r>
     </w:p>
-    <w:bookmarkEnd w:id="148"/>
-    <w:bookmarkStart w:id="149" w:name="factures-dachats"/>
+    <w:bookmarkEnd w:id="367"/>
+    <w:bookmarkStart w:id="368" w:name="factures-dachats"/>
     <w:p>
       <w:pPr>
         <w:pStyle w:val="Heading2"/>
@@ -12326,7 +13168,7 @@
         <w:pStyle w:val="Compact"/>
         <w:numPr>
           <w:ilvl w:val="0"/>
-          <w:numId w:val="1017"/>
+          <w:numId w:val="1021"/>
         </w:numPr>
       </w:pPr>
       <w:r>
@@ -12364,7 +13206,7 @@
         <w:pStyle w:val="Compact"/>
         <w:numPr>
           <w:ilvl w:val="0"/>
-          <w:numId w:val="1017"/>
+          <w:numId w:val="1021"/>
         </w:numPr>
       </w:pPr>
       <w:r>
@@ -12399,7 +13241,7 @@
         <w:pStyle w:val="Compact"/>
         <w:numPr>
           <w:ilvl w:val="0"/>
-          <w:numId w:val="1017"/>
+          <w:numId w:val="1021"/>
         </w:numPr>
       </w:pPr>
       <w:r>
@@ -12421,7 +13263,7 @@
         <w:pStyle w:val="Compact"/>
         <w:numPr>
           <w:ilvl w:val="0"/>
-          <w:numId w:val="1017"/>
+          <w:numId w:val="1021"/>
         </w:numPr>
       </w:pPr>
       <w:r>
@@ -12451,9 +13293,9 @@
         </w:pict>
       </w:r>
     </w:p>
-    <w:bookmarkEnd w:id="149"/>
-    <w:bookmarkEnd w:id="150"/>
-    <w:bookmarkStart w:id="161" w:name="statistiques"/>
+    <w:bookmarkEnd w:id="368"/>
+    <w:bookmarkEnd w:id="369"/>
+    <w:bookmarkStart w:id="380" w:name="statistiques"/>
     <w:p>
       <w:pPr>
         <w:pStyle w:val="Heading1"/>
@@ -12469,20 +13311,20 @@
       <w:r>
         <w:drawing>
           <wp:inline>
-            <wp:extent cx="5334000" cy="2637413"/>
+            <wp:extent cx="5334000" cy="2637412"/>
             <wp:effectExtent b="0" l="0" r="0" t="0"/>
-            <wp:docPr descr="Statistiques KPIs" title="" id="152" name="Picture"/>
+            <wp:docPr descr="Statistiques KPIs" title="" id="371" name="Picture"/>
             <a:graphic>
               <a:graphicData uri="http://schemas.openxmlformats.org/drawingml/2006/picture">
                 <pic:pic>
                   <pic:nvPicPr>
-                    <pic:cNvPr descr="screenshots/08-stats-kpis.png" id="153" name="Picture"/>
+                    <pic:cNvPr descr="C:/Users/filou/saas-facturation/docs/media/rId151.png" id="372" name="Picture"/>
                     <pic:cNvPicPr>
                       <a:picLocks noChangeArrowheads="1" noChangeAspect="1"/>
                     </pic:cNvPicPr>
                   </pic:nvPicPr>
                   <pic:blipFill>
-                    <a:blip r:embed="rId151"/>
+                    <a:blip r:embed="rId370"/>
                     <a:stretch>
                       <a:fillRect/>
                     </a:stretch>
@@ -12490,7 +13332,7 @@
                   <pic:spPr bwMode="auto">
                     <a:xfrm>
                       <a:off x="0" y="0"/>
-                      <a:ext cx="5334000" cy="2637413"/>
+                      <a:ext cx="5334000" cy="2637412"/>
                     </a:xfrm>
                     <a:prstGeom prst="rect">
                       <a:avLst/>
@@ -12517,7 +13359,7 @@
         <w:t xml:space="preserve">Statistiques KPIs</w:t>
       </w:r>
     </w:p>
-    <w:bookmarkStart w:id="154" w:name="kpis-indicateurs-clés"/>
+    <w:bookmarkStart w:id="373" w:name="kpis-indicateurs-clés"/>
     <w:p>
       <w:pPr>
         <w:pStyle w:val="Heading2"/>
@@ -12550,13 +13392,13 @@
     <w:tbl>
       <w:tblPr>
         <w:tblStyle w:val="Table"/>
-        <w:tblW w:type="pct" w:w="5000"/>
+        <w:tblW w:type="pct" w:w="4882"/>
         <w:tblLayout w:type="fixed"/>
         <w:tblLook w:firstRow="1" w:lastRow="0" w:firstColumn="0" w:lastColumn="0" w:noHBand="0" w:noVBand="0" w:val="0020"/>
       </w:tblPr>
       <w:tblGrid>
-        <w:gridCol w:w="3960"/>
-        <w:gridCol w:w="3960"/>
+        <w:gridCol w:w="2888"/>
+        <w:gridCol w:w="4845"/>
       </w:tblGrid>
       <w:tr>
         <w:trPr>
@@ -12567,6 +13409,7 @@
           <w:p>
             <w:pPr>
               <w:pStyle w:val="Compact"/>
+              <w:jc w:val="left"/>
             </w:pPr>
             <w:r>
               <w:t xml:space="preserve">Indicateur</w:t>
@@ -12578,6 +13421,7 @@
           <w:p>
             <w:pPr>
               <w:pStyle w:val="Compact"/>
+              <w:jc w:val="left"/>
             </w:pPr>
             <w:r>
               <w:t xml:space="preserve">Calcul</w:t>
@@ -12591,6 +13435,7 @@
           <w:p>
             <w:pPr>
               <w:pStyle w:val="Compact"/>
+              <w:jc w:val="left"/>
             </w:pPr>
             <w:r>
               <w:t xml:space="preserve">CA facturé HT</w:t>
@@ -12602,6 +13447,7 @@
           <w:p>
             <w:pPr>
               <w:pStyle w:val="Compact"/>
+              <w:jc w:val="left"/>
             </w:pPr>
             <w:r>
               <w:t xml:space="preserve">Somme HT des factures émises (hors avoirs)</w:t>
@@ -12615,6 +13461,7 @@
           <w:p>
             <w:pPr>
               <w:pStyle w:val="Compact"/>
+              <w:jc w:val="left"/>
             </w:pPr>
             <w:r>
               <w:t xml:space="preserve">CA encaissé</w:t>
@@ -12626,6 +13473,7 @@
           <w:p>
             <w:pPr>
               <w:pStyle w:val="Compact"/>
+              <w:jc w:val="left"/>
             </w:pPr>
             <w:r>
               <w:t xml:space="preserve">Somme TTC des factures payées</w:t>
@@ -12639,6 +13487,7 @@
           <w:p>
             <w:pPr>
               <w:pStyle w:val="Compact"/>
+              <w:jc w:val="left"/>
             </w:pPr>
             <w:r>
               <w:t xml:space="preserve">Montant moyen</w:t>
@@ -12650,6 +13499,7 @@
           <w:p>
             <w:pPr>
               <w:pStyle w:val="Compact"/>
+              <w:jc w:val="left"/>
             </w:pPr>
             <w:r>
               <w:t xml:space="preserve">CA facturé ÷ nombre de factures</w:t>
@@ -12663,6 +13513,7 @@
           <w:p>
             <w:pPr>
               <w:pStyle w:val="Compact"/>
+              <w:jc w:val="left"/>
             </w:pPr>
             <w:r>
               <w:t xml:space="preserve">En attente</w:t>
@@ -12674,6 +13525,7 @@
           <w:p>
             <w:pPr>
               <w:pStyle w:val="Compact"/>
+              <w:jc w:val="left"/>
             </w:pPr>
             <w:r>
               <w:t xml:space="preserve">Factures émises non payées, échéance non dépassée</w:t>
@@ -12687,6 +13539,7 @@
           <w:p>
             <w:pPr>
               <w:pStyle w:val="Compact"/>
+              <w:jc w:val="left"/>
             </w:pPr>
             <w:r>
               <w:t xml:space="preserve">En retard</w:t>
@@ -12698,6 +13551,7 @@
           <w:p>
             <w:pPr>
               <w:pStyle w:val="Compact"/>
+              <w:jc w:val="left"/>
             </w:pPr>
             <w:r>
               <w:t xml:space="preserve">Factures émises non payées, échéance dépassée</w:t>
@@ -12711,6 +13565,7 @@
           <w:p>
             <w:pPr>
               <w:pStyle w:val="Compact"/>
+              <w:jc w:val="left"/>
             </w:pPr>
             <w:r>
               <w:t xml:space="preserve">Taux de conversion</w:t>
@@ -12722,6 +13577,7 @@
           <w:p>
             <w:pPr>
               <w:pStyle w:val="Compact"/>
+              <w:jc w:val="left"/>
             </w:pPr>
             <w:r>
               <w:t xml:space="preserve">Devis acceptés ÷ devis envoyés</w:t>
@@ -12735,6 +13591,7 @@
           <w:p>
             <w:pPr>
               <w:pStyle w:val="Compact"/>
+              <w:jc w:val="left"/>
             </w:pPr>
             <w:r>
               <w:t xml:space="preserve">Délai moyen d’acceptation</w:t>
@@ -12746,6 +13603,7 @@
           <w:p>
             <w:pPr>
               <w:pStyle w:val="Compact"/>
+              <w:jc w:val="left"/>
             </w:pPr>
             <w:r>
               <w:t xml:space="preserve">Jours entre création et acceptation (180 j max)</w:t>
@@ -12754,8 +13612,8 @@
         </w:tc>
       </w:tr>
     </w:tbl>
-    <w:bookmarkEnd w:id="154"/>
-    <w:bookmarkStart w:id="155" w:name="balance-âgée"/>
+    <w:bookmarkEnd w:id="373"/>
+    <w:bookmarkStart w:id="374" w:name="balance-âgée"/>
     <w:p>
       <w:pPr>
         <w:pStyle w:val="Heading2"/>
@@ -12775,12 +13633,13 @@
     <w:tbl>
       <w:tblPr>
         <w:tblStyle w:val="Table"/>
-        <w:tblW w:type="auto" w:w="0"/>
+        <w:tblW w:type="pct" w:w="4306"/>
+        <w:tblLayout w:type="fixed"/>
         <w:tblLook w:firstRow="1" w:lastRow="0" w:firstColumn="0" w:lastColumn="0" w:noHBand="0" w:noVBand="0" w:val="0020"/>
       </w:tblPr>
       <w:tblGrid>
-        <w:gridCol w:w="3960"/>
-        <w:gridCol w:w="3960"/>
+        <w:gridCol w:w="3410"/>
+        <w:gridCol w:w="3410"/>
       </w:tblGrid>
       <w:tr>
         <w:trPr>
@@ -12791,6 +13650,7 @@
           <w:p>
             <w:pPr>
               <w:pStyle w:val="Compact"/>
+              <w:jc w:val="left"/>
             </w:pPr>
             <w:r>
               <w:t xml:space="preserve">Tranche</w:t>
@@ -12802,6 +13662,7 @@
           <w:p>
             <w:pPr>
               <w:pStyle w:val="Compact"/>
+              <w:jc w:val="left"/>
             </w:pPr>
             <w:r>
               <w:t xml:space="preserve">Couleur</w:t>
@@ -12815,6 +13676,7 @@
           <w:p>
             <w:pPr>
               <w:pStyle w:val="Compact"/>
+              <w:jc w:val="left"/>
             </w:pPr>
             <w:r>
               <w:t xml:space="preserve">Non échu</w:t>
@@ -12826,6 +13688,7 @@
           <w:p>
             <w:pPr>
               <w:pStyle w:val="Compact"/>
+              <w:jc w:val="left"/>
             </w:pPr>
             <w:r>
               <w:t xml:space="preserve">Vert</w:t>
@@ -12839,6 +13702,7 @@
           <w:p>
             <w:pPr>
               <w:pStyle w:val="Compact"/>
+              <w:jc w:val="left"/>
             </w:pPr>
             <w:r>
               <w:t xml:space="preserve">1 à 30 jours</w:t>
@@ -12850,6 +13714,7 @@
           <w:p>
             <w:pPr>
               <w:pStyle w:val="Compact"/>
+              <w:jc w:val="left"/>
             </w:pPr>
             <w:r>
               <w:t xml:space="preserve">Jaune</w:t>
@@ -12863,6 +13728,7 @@
           <w:p>
             <w:pPr>
               <w:pStyle w:val="Compact"/>
+              <w:jc w:val="left"/>
             </w:pPr>
             <w:r>
               <w:t xml:space="preserve">31 à 60 jours</w:t>
@@ -12874,6 +13740,7 @@
           <w:p>
             <w:pPr>
               <w:pStyle w:val="Compact"/>
+              <w:jc w:val="left"/>
             </w:pPr>
             <w:r>
               <w:t xml:space="preserve">Orange</w:t>
@@ -12887,6 +13754,7 @@
           <w:p>
             <w:pPr>
               <w:pStyle w:val="Compact"/>
+              <w:jc w:val="left"/>
             </w:pPr>
             <w:r>
               <w:t xml:space="preserve">61 à 90 jours</w:t>
@@ -12898,6 +13766,7 @@
           <w:p>
             <w:pPr>
               <w:pStyle w:val="Compact"/>
+              <w:jc w:val="left"/>
             </w:pPr>
             <w:r>
               <w:t xml:space="preserve">Orange foncé</w:t>
@@ -12911,6 +13780,7 @@
           <w:p>
             <w:pPr>
               <w:pStyle w:val="Compact"/>
+              <w:jc w:val="left"/>
             </w:pPr>
             <w:r>
               <w:t xml:space="preserve">Plus de 90 jours</w:t>
@@ -12922,6 +13792,7 @@
           <w:p>
             <w:pPr>
               <w:pStyle w:val="Compact"/>
+              <w:jc w:val="left"/>
             </w:pPr>
             <w:r>
               <w:t xml:space="preserve">Rouge</w:t>
@@ -12930,8 +13801,8 @@
         </w:tc>
       </w:tr>
     </w:tbl>
-    <w:bookmarkEnd w:id="155"/>
-    <w:bookmarkStart w:id="156" w:name="évolution-du-ca"/>
+    <w:bookmarkEnd w:id="374"/>
+    <w:bookmarkStart w:id="375" w:name="évolution-du-ca"/>
     <w:p>
       <w:pPr>
         <w:pStyle w:val="Heading2"/>
@@ -12948,8 +13819,8 @@
         <w:t xml:space="preserve">Graphique en barres sur 12 mois glissants : CA facturé vs CA encaissé.</w:t>
       </w:r>
     </w:p>
-    <w:bookmarkEnd w:id="156"/>
-    <w:bookmarkStart w:id="157" w:name="pipeline-commercial"/>
+    <w:bookmarkEnd w:id="375"/>
+    <w:bookmarkStart w:id="376" w:name="pipeline-commercial"/>
     <w:p>
       <w:pPr>
         <w:pStyle w:val="Heading2"/>
@@ -12966,8 +13837,8 @@
         <w:t xml:space="preserve">Entonnoir brouillons → envoyés → acceptés → facturés, avec montants à chaque étape.</w:t>
       </w:r>
     </w:p>
-    <w:bookmarkEnd w:id="157"/>
-    <w:bookmarkStart w:id="158" w:name="top-clients-et-top-articles"/>
+    <w:bookmarkEnd w:id="376"/>
+    <w:bookmarkStart w:id="377" w:name="top-clients-et-top-articles"/>
     <w:p>
       <w:pPr>
         <w:pStyle w:val="Heading2"/>
@@ -12984,8 +13855,8 @@
         <w:t xml:space="preserve">Top 10 clients par CA HT et top 10 articles sur l’année.</w:t>
       </w:r>
     </w:p>
-    <w:bookmarkEnd w:id="158"/>
-    <w:bookmarkStart w:id="159" w:name="trésorerie-et-dso"/>
+    <w:bookmarkEnd w:id="377"/>
+    <w:bookmarkStart w:id="378" w:name="trésorerie-et-dso"/>
     <w:p>
       <w:pPr>
         <w:pStyle w:val="Heading2"/>
@@ -12999,7 +13870,7 @@
         <w:pStyle w:val="Compact"/>
         <w:numPr>
           <w:ilvl w:val="0"/>
-          <w:numId w:val="1018"/>
+          <w:numId w:val="1022"/>
         </w:numPr>
       </w:pPr>
       <w:r>
@@ -13021,7 +13892,7 @@
         <w:pStyle w:val="Compact"/>
         <w:numPr>
           <w:ilvl w:val="0"/>
-          <w:numId w:val="1018"/>
+          <w:numId w:val="1022"/>
         </w:numPr>
       </w:pPr>
       <w:r>
@@ -13038,8 +13909,8 @@
         <w:t xml:space="preserve">: encaissements attendus groupés par semaine sur 90 jours.</w:t>
       </w:r>
     </w:p>
-    <w:bookmarkEnd w:id="159"/>
-    <w:bookmarkStart w:id="160" w:name="taux-de-marge-catalogue"/>
+    <w:bookmarkEnd w:id="378"/>
+    <w:bookmarkStart w:id="379" w:name="taux-de-marge-catalogue"/>
     <w:p>
       <w:pPr>
         <w:pStyle w:val="Heading2"/>
@@ -13063,9 +13934,9 @@
         </w:pict>
       </w:r>
     </w:p>
-    <w:bookmarkEnd w:id="160"/>
-    <w:bookmarkEnd w:id="161"/>
-    <w:bookmarkStart w:id="168" w:name="déclaration-tva-ca3"/>
+    <w:bookmarkEnd w:id="379"/>
+    <w:bookmarkEnd w:id="380"/>
+    <w:bookmarkStart w:id="387" w:name="déclaration-tva-ca3"/>
     <w:p>
       <w:pPr>
         <w:pStyle w:val="Heading1"/>
@@ -13081,20 +13952,20 @@
       <w:r>
         <w:drawing>
           <wp:inline>
-            <wp:extent cx="5334000" cy="2637413"/>
+            <wp:extent cx="5334000" cy="2637412"/>
             <wp:effectExtent b="0" l="0" r="0" t="0"/>
-            <wp:docPr descr="Déclaration TVA" title="" id="163" name="Picture"/>
+            <wp:docPr descr="Déclaration TVA" title="" id="382" name="Picture"/>
             <a:graphic>
               <a:graphicData uri="http://schemas.openxmlformats.org/drawingml/2006/picture">
                 <pic:pic>
                   <pic:nvPicPr>
-                    <pic:cNvPr descr="screenshots/09-decl-tva.png" id="164" name="Picture"/>
+                    <pic:cNvPr descr="C:/Users/filou/saas-facturation/docs/media/rId162.png" id="383" name="Picture"/>
                     <pic:cNvPicPr>
                       <a:picLocks noChangeArrowheads="1" noChangeAspect="1"/>
                     </pic:cNvPicPr>
                   </pic:nvPicPr>
                   <pic:blipFill>
-                    <a:blip r:embed="rId162"/>
+                    <a:blip r:embed="rId381"/>
                     <a:stretch>
                       <a:fillRect/>
                     </a:stretch>
@@ -13102,7 +13973,7 @@
                   <pic:spPr bwMode="auto">
                     <a:xfrm>
                       <a:off x="0" y="0"/>
-                      <a:ext cx="5334000" cy="2637413"/>
+                      <a:ext cx="5334000" cy="2637412"/>
                     </a:xfrm>
                     <a:prstGeom prst="rect">
                       <a:avLst/>
@@ -13150,7 +14021,7 @@
         <w:t xml:space="preserve">. Sélectionnez la période (mensuelle, trimestrielle, annuelle).</w:t>
       </w:r>
     </w:p>
-    <w:bookmarkStart w:id="165" w:name="Xc38e0630106d798950df11e300682f51b042207"/>
+    <w:bookmarkStart w:id="384" w:name="Xc38e0630106d798950df11e300682f51b042207"/>
     <w:p>
       <w:pPr>
         <w:pStyle w:val="Heading2"/>
@@ -13170,12 +14041,13 @@
     <w:tbl>
       <w:tblPr>
         <w:tblStyle w:val="Table"/>
-        <w:tblW w:type="auto" w:w="0"/>
+        <w:tblW w:type="pct" w:w="4878"/>
+        <w:tblLayout w:type="fixed"/>
         <w:tblLook w:firstRow="1" w:lastRow="0" w:firstColumn="0" w:lastColumn="0" w:noHBand="0" w:noVBand="0" w:val="0020"/>
       </w:tblPr>
       <w:tblGrid>
-        <w:gridCol w:w="3960"/>
-        <w:gridCol w:w="3960"/>
+        <w:gridCol w:w="2994"/>
+        <w:gridCol w:w="4732"/>
       </w:tblGrid>
       <w:tr>
         <w:trPr>
@@ -13186,6 +14058,7 @@
           <w:p>
             <w:pPr>
               <w:pStyle w:val="Compact"/>
+              <w:jc w:val="left"/>
             </w:pPr>
             <w:r>
               <w:t xml:space="preserve">Ligne</w:t>
@@ -13197,6 +14070,7 @@
           <w:p>
             <w:pPr>
               <w:pStyle w:val="Compact"/>
+              <w:jc w:val="left"/>
             </w:pPr>
             <w:r>
               <w:t xml:space="preserve">Contenu</w:t>
@@ -13210,6 +14084,7 @@
           <w:p>
             <w:pPr>
               <w:pStyle w:val="Compact"/>
+              <w:jc w:val="left"/>
             </w:pPr>
             <w:r>
               <w:t xml:space="preserve">Par taux</w:t>
@@ -13221,6 +14096,7 @@
           <w:p>
             <w:pPr>
               <w:pStyle w:val="Compact"/>
+              <w:jc w:val="left"/>
             </w:pPr>
             <w:r>
               <w:t xml:space="preserve">Base HT et TVA par taux (20%, 10%, 5,5%, 2,1%)</w:t>
@@ -13234,6 +14110,7 @@
           <w:p>
             <w:pPr>
               <w:pStyle w:val="Compact"/>
+              <w:jc w:val="left"/>
             </w:pPr>
             <w:r>
               <w:t xml:space="preserve">Avoirs émis</w:t>
@@ -13245,6 +14122,7 @@
           <w:p>
             <w:pPr>
               <w:pStyle w:val="Compact"/>
+              <w:jc w:val="left"/>
             </w:pPr>
             <w:r>
               <w:t xml:space="preserve">Montants à déduire</w:t>
@@ -13258,6 +14136,7 @@
           <w:p>
             <w:pPr>
               <w:pStyle w:val="Compact"/>
+              <w:jc w:val="left"/>
             </w:pPr>
             <w:r>
               <w:t xml:space="preserve">Franchise 293 B</w:t>
@@ -13269,6 +14148,7 @@
           <w:p>
             <w:pPr>
               <w:pStyle w:val="Compact"/>
+              <w:jc w:val="left"/>
             </w:pPr>
             <w:r>
               <w:t xml:space="preserve">Opérations non soumises</w:t>
@@ -13282,6 +14162,7 @@
           <w:p>
             <w:pPr>
               <w:pStyle w:val="Compact"/>
+              <w:jc w:val="left"/>
             </w:pPr>
             <w:r>
               <w:rPr>
@@ -13297,6 +14178,7 @@
           <w:p>
             <w:pPr>
               <w:pStyle w:val="Compact"/>
+              <w:jc w:val="left"/>
             </w:pPr>
             <w:r>
               <w:t xml:space="preserve">Somme des TVA collectées</w:t>
@@ -13310,6 +14192,7 @@
           <w:p>
             <w:pPr>
               <w:pStyle w:val="Compact"/>
+              <w:jc w:val="left"/>
             </w:pPr>
             <w:r>
               <w:rPr>
@@ -13325,6 +14208,7 @@
           <w:p>
             <w:pPr>
               <w:pStyle w:val="Compact"/>
+              <w:jc w:val="left"/>
             </w:pPr>
             <w:r>
               <w:t xml:space="preserve">Après déduction des avoirs</w:t>
@@ -13333,8 +14217,8 @@
         </w:tc>
       </w:tr>
     </w:tbl>
-    <w:bookmarkEnd w:id="165"/>
-    <w:bookmarkStart w:id="166" w:name="section-b-tva-déductible-saisie-manuelle"/>
+    <w:bookmarkEnd w:id="384"/>
+    <w:bookmarkStart w:id="385" w:name="section-b-tva-déductible-saisie-manuelle"/>
     <w:p>
       <w:pPr>
         <w:pStyle w:val="Heading2"/>
@@ -13386,13 +14270,13 @@
     <w:tbl>
       <w:tblPr>
         <w:tblStyle w:val="Table"/>
-        <w:tblW w:type="pct" w:w="5000"/>
+        <w:tblW w:type="pct" w:w="4875"/>
         <w:tblLayout w:type="fixed"/>
         <w:tblLook w:firstRow="1" w:lastRow="0" w:firstColumn="0" w:lastColumn="0" w:noHBand="0" w:noVBand="0" w:val="0020"/>
       </w:tblPr>
       <w:tblGrid>
-        <w:gridCol w:w="3960"/>
-        <w:gridCol w:w="3960"/>
+        <w:gridCol w:w="3069"/>
+        <w:gridCol w:w="4653"/>
       </w:tblGrid>
       <w:tr>
         <w:trPr>
@@ -13403,6 +14287,7 @@
           <w:p>
             <w:pPr>
               <w:pStyle w:val="Compact"/>
+              <w:jc w:val="left"/>
             </w:pPr>
             <w:r>
               <w:t xml:space="preserve">Champ</w:t>
@@ -13414,6 +14299,7 @@
           <w:p>
             <w:pPr>
               <w:pStyle w:val="Compact"/>
+              <w:jc w:val="left"/>
             </w:pPr>
             <w:r>
               <w:t xml:space="preserve">Contenu</w:t>
@@ -13427,6 +14313,7 @@
           <w:p>
             <w:pPr>
               <w:pStyle w:val="Compact"/>
+              <w:jc w:val="left"/>
             </w:pPr>
             <w:r>
               <w:t xml:space="preserve">TVA déductible sur achats</w:t>
@@ -13438,6 +14325,7 @@
           <w:p>
             <w:pPr>
               <w:pStyle w:val="Compact"/>
+              <w:jc w:val="left"/>
             </w:pPr>
             <w:r>
               <w:t xml:space="preserve">Montant à saisir depuis vos factures d’achat</w:t>
@@ -13451,6 +14339,7 @@
           <w:p>
             <w:pPr>
               <w:pStyle w:val="Compact"/>
+              <w:jc w:val="left"/>
             </w:pPr>
             <w:r>
               <w:t xml:space="preserve">Notes</w:t>
@@ -13462,6 +14351,7 @@
           <w:p>
             <w:pPr>
               <w:pStyle w:val="Compact"/>
+              <w:jc w:val="left"/>
             </w:pPr>
             <w:r>
               <w:t xml:space="preserve">Commentaire libre pour votre comptable</w:t>
@@ -13470,8 +14360,8 @@
         </w:tc>
       </w:tr>
     </w:tbl>
-    <w:bookmarkEnd w:id="166"/>
-    <w:bookmarkStart w:id="167" w:name="section-c-solde-tva-à-payer"/>
+    <w:bookmarkEnd w:id="385"/>
+    <w:bookmarkStart w:id="386" w:name="section-c-solde-tva-à-payer"/>
     <w:p>
       <w:pPr>
         <w:pStyle w:val="Heading2"/>
@@ -13529,9 +14419,9 @@
         </w:pict>
       </w:r>
     </w:p>
-    <w:bookmarkEnd w:id="167"/>
-    <w:bookmarkEnd w:id="168"/>
-    <w:bookmarkStart w:id="176" w:name="exercices-comptables"/>
+    <w:bookmarkEnd w:id="386"/>
+    <w:bookmarkEnd w:id="387"/>
+    <w:bookmarkStart w:id="395" w:name="exercices-comptables"/>
     <w:p>
       <w:pPr>
         <w:pStyle w:val="Heading1"/>
@@ -13547,20 +14437,20 @@
       <w:r>
         <w:drawing>
           <wp:inline>
-            <wp:extent cx="5334000" cy="2637413"/>
+            <wp:extent cx="5334000" cy="2637412"/>
             <wp:effectExtent b="0" l="0" r="0" t="0"/>
-            <wp:docPr descr="Exercices comptables" title="" id="170" name="Picture"/>
+            <wp:docPr descr="Exercices comptables" title="" id="389" name="Picture"/>
             <a:graphic>
               <a:graphicData uri="http://schemas.openxmlformats.org/drawingml/2006/picture">
                 <pic:pic>
                   <pic:nvPicPr>
-                    <pic:cNvPr descr="screenshots/10-exercices.png" id="171" name="Picture"/>
+                    <pic:cNvPr descr="C:/Users/filou/saas-facturation/docs/media/rId169.png" id="390" name="Picture"/>
                     <pic:cNvPicPr>
                       <a:picLocks noChangeArrowheads="1" noChangeAspect="1"/>
                     </pic:cNvPicPr>
                   </pic:nvPicPr>
                   <pic:blipFill>
-                    <a:blip r:embed="rId169"/>
+                    <a:blip r:embed="rId388"/>
                     <a:stretch>
                       <a:fillRect/>
                     </a:stretch>
@@ -13568,7 +14458,7 @@
                   <pic:spPr bwMode="auto">
                     <a:xfrm>
                       <a:off x="0" y="0"/>
-                      <a:ext cx="5334000" cy="2637413"/>
+                      <a:ext cx="5334000" cy="2637412"/>
                     </a:xfrm>
                     <a:prstGeom prst="rect">
                       <a:avLst/>
@@ -13619,7 +14509,7 @@
         <w:t xml:space="preserve">en droit français (art. L123-12 Code de Commerce et art. 88 loi 2015-1785 anti-fraude TVA).</w:t>
       </w:r>
     </w:p>
-    <w:bookmarkStart w:id="172" w:name="ouvrir-un-exercice"/>
+    <w:bookmarkStart w:id="391" w:name="ouvrir-un-exercice"/>
     <w:p>
       <w:pPr>
         <w:pStyle w:val="Heading2"/>
@@ -13633,7 +14523,7 @@
         <w:pStyle w:val="Compact"/>
         <w:numPr>
           <w:ilvl w:val="0"/>
-          <w:numId w:val="1019"/>
+          <w:numId w:val="1023"/>
         </w:numPr>
       </w:pPr>
       <w:r>
@@ -13674,7 +14564,7 @@
         <w:pStyle w:val="Compact"/>
         <w:numPr>
           <w:ilvl w:val="0"/>
-          <w:numId w:val="1019"/>
+          <w:numId w:val="1023"/>
         </w:numPr>
       </w:pPr>
       <w:r>
@@ -13696,7 +14586,7 @@
         <w:pStyle w:val="Compact"/>
         <w:numPr>
           <w:ilvl w:val="0"/>
-          <w:numId w:val="1019"/>
+          <w:numId w:val="1023"/>
         </w:numPr>
       </w:pPr>
       <w:r>
@@ -13737,8 +14627,8 @@
         <w:t xml:space="preserve">Si votre exercice commence le 1er avril 2025 et se termine le 31 mars 2026, sélectionnez l’année 2025 et définissez la date d’ouverture au 01/04/2025.</w:t>
       </w:r>
     </w:p>
-    <w:bookmarkEnd w:id="172"/>
-    <w:bookmarkStart w:id="173" w:name="clôturer-un-exercice"/>
+    <w:bookmarkEnd w:id="391"/>
+    <w:bookmarkStart w:id="392" w:name="clôturer-un-exercice"/>
     <w:p>
       <w:pPr>
         <w:pStyle w:val="Heading2"/>
@@ -13752,7 +14642,7 @@
         <w:pStyle w:val="Compact"/>
         <w:numPr>
           <w:ilvl w:val="0"/>
-          <w:numId w:val="1020"/>
+          <w:numId w:val="1024"/>
         </w:numPr>
       </w:pPr>
       <w:r>
@@ -13780,7 +14670,7 @@
         <w:pStyle w:val="Compact"/>
         <w:numPr>
           <w:ilvl w:val="0"/>
-          <w:numId w:val="1020"/>
+          <w:numId w:val="1024"/>
         </w:numPr>
       </w:pPr>
       <w:r>
@@ -13808,7 +14698,7 @@
         <w:pStyle w:val="Compact"/>
         <w:numPr>
           <w:ilvl w:val="0"/>
-          <w:numId w:val="1020"/>
+          <w:numId w:val="1024"/>
         </w:numPr>
       </w:pPr>
       <w:r>
@@ -13841,7 +14731,7 @@
         <w:pStyle w:val="Compact"/>
         <w:numPr>
           <w:ilvl w:val="0"/>
-          <w:numId w:val="1021"/>
+          <w:numId w:val="1025"/>
         </w:numPr>
       </w:pPr>
       <w:r>
@@ -13866,7 +14756,7 @@
         <w:pStyle w:val="Compact"/>
         <w:numPr>
           <w:ilvl w:val="0"/>
-          <w:numId w:val="1021"/>
+          <w:numId w:val="1025"/>
         </w:numPr>
       </w:pPr>
       <w:r>
@@ -13878,7 +14768,7 @@
         <w:pStyle w:val="Compact"/>
         <w:numPr>
           <w:ilvl w:val="0"/>
-          <w:numId w:val="1021"/>
+          <w:numId w:val="1025"/>
         </w:numPr>
       </w:pPr>
       <w:r>
@@ -13925,8 +14815,8 @@
         <w:t xml:space="preserve">Pour l’exercice en cours, attendez que toutes les factures soient saisies.</w:t>
       </w:r>
     </w:p>
-    <w:bookmarkEnd w:id="173"/>
-    <w:bookmarkStart w:id="174" w:name="télécharger-le-fec-par-exercice"/>
+    <w:bookmarkEnd w:id="392"/>
+    <w:bookmarkStart w:id="393" w:name="télécharger-le-fec-par-exercice"/>
     <w:p>
       <w:pPr>
         <w:pStyle w:val="Heading2"/>
@@ -14010,8 +14900,8 @@
         <w:t xml:space="preserve">.</w:t>
       </w:r>
     </w:p>
-    <w:bookmarkEnd w:id="174"/>
-    <w:bookmarkStart w:id="175" w:name="procès-verbal-de-clôture-pv"/>
+    <w:bookmarkEnd w:id="393"/>
+    <w:bookmarkStart w:id="394" w:name="procès-verbal-de-clôture-pv"/>
     <w:p>
       <w:pPr>
         <w:pStyle w:val="Heading2"/>
@@ -14049,7 +14939,7 @@
         <w:pStyle w:val="Compact"/>
         <w:numPr>
           <w:ilvl w:val="0"/>
-          <w:numId w:val="1022"/>
+          <w:numId w:val="1026"/>
         </w:numPr>
       </w:pPr>
       <w:r>
@@ -14061,7 +14951,7 @@
         <w:pStyle w:val="Compact"/>
         <w:numPr>
           <w:ilvl w:val="0"/>
-          <w:numId w:val="1022"/>
+          <w:numId w:val="1026"/>
         </w:numPr>
       </w:pPr>
       <w:r>
@@ -14073,7 +14963,7 @@
         <w:pStyle w:val="Compact"/>
         <w:numPr>
           <w:ilvl w:val="0"/>
-          <w:numId w:val="1022"/>
+          <w:numId w:val="1026"/>
         </w:numPr>
       </w:pPr>
       <w:r>
@@ -14085,7 +14975,7 @@
         <w:pStyle w:val="Compact"/>
         <w:numPr>
           <w:ilvl w:val="0"/>
-          <w:numId w:val="1022"/>
+          <w:numId w:val="1026"/>
         </w:numPr>
       </w:pPr>
       <w:r>
@@ -14097,7 +14987,7 @@
         <w:pStyle w:val="Compact"/>
         <w:numPr>
           <w:ilvl w:val="0"/>
-          <w:numId w:val="1022"/>
+          <w:numId w:val="1026"/>
         </w:numPr>
       </w:pPr>
       <w:r>
@@ -14119,7 +15009,7 @@
         <w:pStyle w:val="Compact"/>
         <w:numPr>
           <w:ilvl w:val="0"/>
-          <w:numId w:val="1022"/>
+          <w:numId w:val="1026"/>
         </w:numPr>
       </w:pPr>
       <w:r>
@@ -14131,7 +15021,7 @@
         <w:pStyle w:val="Compact"/>
         <w:numPr>
           <w:ilvl w:val="0"/>
-          <w:numId w:val="1022"/>
+          <w:numId w:val="1026"/>
         </w:numPr>
       </w:pPr>
       <w:r>
@@ -14169,9 +15059,9 @@
         </w:pict>
       </w:r>
     </w:p>
-    <w:bookmarkEnd w:id="175"/>
-    <w:bookmarkEnd w:id="176"/>
-    <w:bookmarkStart w:id="182" w:name="lettrage"/>
+    <w:bookmarkEnd w:id="394"/>
+    <w:bookmarkEnd w:id="395"/>
+    <w:bookmarkStart w:id="401" w:name="lettrage"/>
     <w:p>
       <w:pPr>
         <w:pStyle w:val="Heading1"/>
@@ -14187,20 +15077,20 @@
       <w:r>
         <w:drawing>
           <wp:inline>
-            <wp:extent cx="5334000" cy="2637413"/>
+            <wp:extent cx="5334000" cy="2637412"/>
             <wp:effectExtent b="0" l="0" r="0" t="0"/>
-            <wp:docPr descr="Lettrage comptable" title="" id="178" name="Picture"/>
+            <wp:docPr descr="Lettrage comptable" title="" id="397" name="Picture"/>
             <a:graphic>
               <a:graphicData uri="http://schemas.openxmlformats.org/drawingml/2006/picture">
                 <pic:pic>
                   <pic:nvPicPr>
-                    <pic:cNvPr descr="screenshots/11-lettrage.png" id="179" name="Picture"/>
+                    <pic:cNvPr descr="C:/Users/filou/saas-facturation/docs/media/rId177.png" id="398" name="Picture"/>
                     <pic:cNvPicPr>
                       <a:picLocks noChangeArrowheads="1" noChangeAspect="1"/>
                     </pic:cNvPicPr>
                   </pic:nvPicPr>
                   <pic:blipFill>
-                    <a:blip r:embed="rId177"/>
+                    <a:blip r:embed="rId396"/>
                     <a:stretch>
                       <a:fillRect/>
                     </a:stretch>
@@ -14208,7 +15098,7 @@
                   <pic:spPr bwMode="auto">
                     <a:xfrm>
                       <a:off x="0" y="0"/>
-                      <a:ext cx="5334000" cy="2637413"/>
+                      <a:ext cx="5334000" cy="2637412"/>
                     </a:xfrm>
                     <a:prstGeom prst="rect">
                       <a:avLst/>
@@ -14243,7 +15133,7 @@
         <w:t xml:space="preserve">Le lettrage rapproche les écritures du compte 411 Clients : chaque débit (facture émise) est mis en regard de son crédit (paiement ou avoir).</w:t>
       </w:r>
     </w:p>
-    <w:bookmarkStart w:id="180" w:name="lettrage-automatique"/>
+    <w:bookmarkStart w:id="399" w:name="lettrage-automatique"/>
     <w:p>
       <w:pPr>
         <w:pStyle w:val="Heading2"/>
@@ -14255,13 +15145,13 @@
     <w:tbl>
       <w:tblPr>
         <w:tblStyle w:val="Table"/>
-        <w:tblW w:type="pct" w:w="5000"/>
+        <w:tblW w:type="pct" w:w="4886"/>
         <w:tblLayout w:type="fixed"/>
         <w:tblLook w:firstRow="1" w:lastRow="0" w:firstColumn="0" w:lastColumn="0" w:noHBand="0" w:noVBand="0" w:val="0020"/>
       </w:tblPr>
       <w:tblGrid>
-        <w:gridCol w:w="3960"/>
-        <w:gridCol w:w="3960"/>
+        <w:gridCol w:w="2970"/>
+        <w:gridCol w:w="4770"/>
       </w:tblGrid>
       <w:tr>
         <w:trPr>
@@ -14272,6 +15162,7 @@
           <w:p>
             <w:pPr>
               <w:pStyle w:val="Compact"/>
+              <w:jc w:val="left"/>
             </w:pPr>
             <w:r>
               <w:t xml:space="preserve">Événement</w:t>
@@ -14283,6 +15174,7 @@
           <w:p>
             <w:pPr>
               <w:pStyle w:val="Compact"/>
+              <w:jc w:val="left"/>
             </w:pPr>
             <w:r>
               <w:t xml:space="preserve">Effet</w:t>
@@ -14296,6 +15188,7 @@
           <w:p>
             <w:pPr>
               <w:pStyle w:val="Compact"/>
+              <w:jc w:val="left"/>
             </w:pPr>
             <w:r>
               <w:t xml:space="preserve">Facture marquée</w:t>
@@ -14317,6 +15210,7 @@
           <w:p>
             <w:pPr>
               <w:pStyle w:val="Compact"/>
+              <w:jc w:val="left"/>
             </w:pPr>
             <w:r>
               <w:t xml:space="preserve">Lignes 411 de l’émission + règlement → même lettre</w:t>
@@ -14330,6 +15224,7 @@
           <w:p>
             <w:pPr>
               <w:pStyle w:val="Compact"/>
+              <w:jc w:val="left"/>
             </w:pPr>
             <w:r>
               <w:rPr>
@@ -14351,6 +15246,7 @@
           <w:p>
             <w:pPr>
               <w:pStyle w:val="Compact"/>
+              <w:jc w:val="left"/>
             </w:pPr>
             <w:r>
               <w:t xml:space="preserve">Lignes 411 de la facture + avoir → même lettre</w:t>
@@ -14359,8 +15255,8 @@
         </w:tc>
       </w:tr>
     </w:tbl>
-    <w:bookmarkEnd w:id="180"/>
-    <w:bookmarkStart w:id="181" w:name="lettrage-manuel"/>
+    <w:bookmarkEnd w:id="399"/>
+    <w:bookmarkStart w:id="400" w:name="lettrage-manuel"/>
     <w:p>
       <w:pPr>
         <w:pStyle w:val="Heading2"/>
@@ -14374,7 +15270,7 @@
         <w:pStyle w:val="Compact"/>
         <w:numPr>
           <w:ilvl w:val="0"/>
-          <w:numId w:val="1023"/>
+          <w:numId w:val="1027"/>
         </w:numPr>
       </w:pPr>
       <w:r>
@@ -14386,7 +15282,7 @@
         <w:pStyle w:val="Compact"/>
         <w:numPr>
           <w:ilvl w:val="0"/>
-          <w:numId w:val="1023"/>
+          <w:numId w:val="1027"/>
         </w:numPr>
       </w:pPr>
       <w:r>
@@ -14398,7 +15294,7 @@
         <w:pStyle w:val="Compact"/>
         <w:numPr>
           <w:ilvl w:val="0"/>
-          <w:numId w:val="1023"/>
+          <w:numId w:val="1027"/>
         </w:numPr>
       </w:pPr>
       <w:r>
@@ -14426,7 +15322,7 @@
         <w:pStyle w:val="Compact"/>
         <w:numPr>
           <w:ilvl w:val="0"/>
-          <w:numId w:val="1023"/>
+          <w:numId w:val="1027"/>
         </w:numPr>
       </w:pPr>
       <w:r>
@@ -14456,9 +15352,9 @@
         </w:pict>
       </w:r>
     </w:p>
-    <w:bookmarkEnd w:id="181"/>
-    <w:bookmarkEnd w:id="182"/>
-    <w:bookmarkStart w:id="186" w:name="journal-daudit"/>
+    <w:bookmarkEnd w:id="400"/>
+    <w:bookmarkEnd w:id="401"/>
+    <w:bookmarkStart w:id="405" w:name="journal-daudit"/>
     <w:p>
       <w:pPr>
         <w:pStyle w:val="Heading1"/>
@@ -14474,20 +15370,20 @@
       <w:r>
         <w:drawing>
           <wp:inline>
-            <wp:extent cx="5334000" cy="2637413"/>
+            <wp:extent cx="5334000" cy="2637412"/>
             <wp:effectExtent b="0" l="0" r="0" t="0"/>
-            <wp:docPr descr="Journal d’audit" title="" id="184" name="Picture"/>
+            <wp:docPr descr="Journal d’audit" title="" id="403" name="Picture"/>
             <a:graphic>
               <a:graphicData uri="http://schemas.openxmlformats.org/drawingml/2006/picture">
                 <pic:pic>
                   <pic:nvPicPr>
-                    <pic:cNvPr descr="screenshots/18-audit.png" id="185" name="Picture"/>
+                    <pic:cNvPr descr="C:/Users/filou/saas-facturation/docs/media/rId183.png" id="404" name="Picture"/>
                     <pic:cNvPicPr>
                       <a:picLocks noChangeArrowheads="1" noChangeAspect="1"/>
                     </pic:cNvPicPr>
                   </pic:nvPicPr>
                   <pic:blipFill>
-                    <a:blip r:embed="rId183"/>
+                    <a:blip r:embed="rId402"/>
                     <a:stretch>
                       <a:fillRect/>
                     </a:stretch>
@@ -14495,7 +15391,7 @@
                   <pic:spPr bwMode="auto">
                     <a:xfrm>
                       <a:off x="0" y="0"/>
-                      <a:ext cx="5334000" cy="2637413"/>
+                      <a:ext cx="5334000" cy="2637412"/>
                     </a:xfrm>
                     <a:prstGeom prst="rect">
                       <a:avLst/>
@@ -14549,12 +15445,13 @@
     <w:tbl>
       <w:tblPr>
         <w:tblStyle w:val="Table"/>
-        <w:tblW w:type="auto" w:w="0"/>
+        <w:tblW w:type="pct" w:w="4306"/>
+        <w:tblLayout w:type="fixed"/>
         <w:tblLook w:firstRow="1" w:lastRow="0" w:firstColumn="0" w:lastColumn="0" w:noHBand="0" w:noVBand="0" w:val="0020"/>
       </w:tblPr>
       <w:tblGrid>
-        <w:gridCol w:w="3960"/>
-        <w:gridCol w:w="3960"/>
+        <w:gridCol w:w="3410"/>
+        <w:gridCol w:w="3410"/>
       </w:tblGrid>
       <w:tr>
         <w:trPr>
@@ -14565,6 +15462,7 @@
           <w:p>
             <w:pPr>
               <w:pStyle w:val="Compact"/>
+              <w:jc w:val="left"/>
             </w:pPr>
             <w:r>
               <w:t xml:space="preserve">Action enregistrée</w:t>
@@ -14576,6 +15474,7 @@
           <w:p>
             <w:pPr>
               <w:pStyle w:val="Compact"/>
+              <w:jc w:val="left"/>
             </w:pPr>
             <w:r>
               <w:t xml:space="preserve">Détail</w:t>
@@ -14589,6 +15488,7 @@
           <w:p>
             <w:pPr>
               <w:pStyle w:val="Compact"/>
+              <w:jc w:val="left"/>
             </w:pPr>
             <w:r>
               <w:t xml:space="preserve">Connexion</w:t>
@@ -14600,6 +15500,7 @@
           <w:p>
             <w:pPr>
               <w:pStyle w:val="Compact"/>
+              <w:jc w:val="left"/>
             </w:pPr>
             <w:r>
               <w:t xml:space="preserve">Email, IP, horodatage</w:t>
@@ -14613,6 +15514,7 @@
           <w:p>
             <w:pPr>
               <w:pStyle w:val="Compact"/>
+              <w:jc w:val="left"/>
             </w:pPr>
             <w:r>
               <w:t xml:space="preserve">Émission de facture</w:t>
@@ -14624,6 +15526,7 @@
           <w:p>
             <w:pPr>
               <w:pStyle w:val="Compact"/>
+              <w:jc w:val="left"/>
             </w:pPr>
             <w:r>
               <w:t xml:space="preserve">Numéro de facture</w:t>
@@ -14637,6 +15540,7 @@
           <w:p>
             <w:pPr>
               <w:pStyle w:val="Compact"/>
+              <w:jc w:val="left"/>
             </w:pPr>
             <w:r>
               <w:t xml:space="preserve">Paiement de facture</w:t>
@@ -14648,6 +15552,7 @@
           <w:p>
             <w:pPr>
               <w:pStyle w:val="Compact"/>
+              <w:jc w:val="left"/>
             </w:pPr>
             <w:r>
               <w:t xml:space="preserve">Mode de paiement</w:t>
@@ -14661,6 +15566,7 @@
           <w:p>
             <w:pPr>
               <w:pStyle w:val="Compact"/>
+              <w:jc w:val="left"/>
             </w:pPr>
             <w:r>
               <w:t xml:space="preserve">Dépôt Chorus Pro</w:t>
@@ -14672,6 +15578,7 @@
           <w:p>
             <w:pPr>
               <w:pStyle w:val="Compact"/>
+              <w:jc w:val="left"/>
             </w:pPr>
             <w:r>
               <w:t xml:space="preserve">ID de dépôt</w:t>
@@ -14687,8 +15594,8 @@
         </w:pict>
       </w:r>
     </w:p>
-    <w:bookmarkEnd w:id="186"/>
-    <w:bookmarkStart w:id="190" w:name="archives"/>
+    <w:bookmarkEnd w:id="405"/>
+    <w:bookmarkStart w:id="409" w:name="archives"/>
     <w:p>
       <w:pPr>
         <w:pStyle w:val="Heading1"/>
@@ -14704,20 +15611,20 @@
       <w:r>
         <w:drawing>
           <wp:inline>
-            <wp:extent cx="5334000" cy="2637413"/>
+            <wp:extent cx="5334000" cy="2637412"/>
             <wp:effectExtent b="0" l="0" r="0" t="0"/>
-            <wp:docPr descr="Archives" title="" id="188" name="Picture"/>
+            <wp:docPr descr="Archives" title="" id="407" name="Picture"/>
             <a:graphic>
               <a:graphicData uri="http://schemas.openxmlformats.org/drawingml/2006/picture">
                 <pic:pic>
                   <pic:nvPicPr>
-                    <pic:cNvPr descr="screenshots/12-archives.png" id="189" name="Picture"/>
+                    <pic:cNvPr descr="C:/Users/filou/saas-facturation/docs/media/rId187.png" id="408" name="Picture"/>
                     <pic:cNvPicPr>
                       <a:picLocks noChangeArrowheads="1" noChangeAspect="1"/>
                     </pic:cNvPicPr>
                   </pic:nvPicPr>
                   <pic:blipFill>
-                    <a:blip r:embed="rId187"/>
+                    <a:blip r:embed="rId406"/>
                     <a:stretch>
                       <a:fillRect/>
                     </a:stretch>
@@ -14725,7 +15632,7 @@
                   <pic:spPr bwMode="auto">
                     <a:xfrm>
                       <a:off x="0" y="0"/>
-                      <a:ext cx="5334000" cy="2637413"/>
+                      <a:ext cx="5334000" cy="2637412"/>
                     </a:xfrm>
                     <a:prstGeom prst="rect">
                       <a:avLst/>
@@ -14778,7 +15685,7 @@
         <w:pStyle w:val="Compact"/>
         <w:numPr>
           <w:ilvl w:val="0"/>
-          <w:numId w:val="1024"/>
+          <w:numId w:val="1028"/>
         </w:numPr>
       </w:pPr>
       <w:r>
@@ -14803,7 +15710,7 @@
         <w:pStyle w:val="Compact"/>
         <w:numPr>
           <w:ilvl w:val="0"/>
-          <w:numId w:val="1024"/>
+          <w:numId w:val="1028"/>
         </w:numPr>
       </w:pPr>
       <w:r>
@@ -14828,7 +15735,7 @@
         <w:pStyle w:val="Compact"/>
         <w:numPr>
           <w:ilvl w:val="0"/>
-          <w:numId w:val="1024"/>
+          <w:numId w:val="1028"/>
         </w:numPr>
       </w:pPr>
       <w:r>
@@ -14842,8 +15749,8 @@
         </w:pict>
       </w:r>
     </w:p>
-    <w:bookmarkEnd w:id="190"/>
-    <w:bookmarkStart w:id="194" w:name="relances-automatiques-v2.13.0"/>
+    <w:bookmarkEnd w:id="409"/>
+    <w:bookmarkStart w:id="413" w:name="relances-automatiques-v2.13.0"/>
     <w:p>
       <w:pPr>
         <w:pStyle w:val="Heading1"/>
@@ -14873,7 +15780,7 @@
         <w:t xml:space="preserve">, FacturPro envoie automatiquement chaque jour un email de relance aux clients dont la facture est en retard.</w:t>
       </w:r>
     </w:p>
-    <w:bookmarkStart w:id="191" w:name="comment-ça-fonctionne"/>
+    <w:bookmarkStart w:id="410" w:name="comment-ça-fonctionne"/>
     <w:p>
       <w:pPr>
         <w:pStyle w:val="Heading2"/>
@@ -14887,7 +15794,7 @@
         <w:pStyle w:val="Compact"/>
         <w:numPr>
           <w:ilvl w:val="0"/>
-          <w:numId w:val="1025"/>
+          <w:numId w:val="1029"/>
         </w:numPr>
       </w:pPr>
       <w:r>
@@ -14914,7 +15821,7 @@
         <w:pStyle w:val="Compact"/>
         <w:numPr>
           <w:ilvl w:val="0"/>
-          <w:numId w:val="1025"/>
+          <w:numId w:val="1029"/>
         </w:numPr>
       </w:pPr>
       <w:r>
@@ -14926,7 +15833,7 @@
         <w:pStyle w:val="Compact"/>
         <w:numPr>
           <w:ilvl w:val="0"/>
-          <w:numId w:val="1025"/>
+          <w:numId w:val="1029"/>
         </w:numPr>
       </w:pPr>
       <w:r>
@@ -14938,15 +15845,15 @@
         <w:pStyle w:val="Compact"/>
         <w:numPr>
           <w:ilvl w:val="0"/>
-          <w:numId w:val="1025"/>
+          <w:numId w:val="1029"/>
         </w:numPr>
       </w:pPr>
       <w:r>
         <w:t xml:space="preserve">La date de dernière relance et le compteur sont mis à jour sur la facture.</w:t>
       </w:r>
     </w:p>
-    <w:bookmarkEnd w:id="191"/>
-    <w:bookmarkStart w:id="192" w:name="email-de-relance-automatique"/>
+    <w:bookmarkEnd w:id="410"/>
+    <w:bookmarkStart w:id="411" w:name="email-de-relance-automatique"/>
     <w:p>
       <w:pPr>
         <w:pStyle w:val="Heading2"/>
@@ -14980,8 +15887,8 @@
         <w:t xml:space="preserve">Le corps mentionne : le numéro de facture, le montant TTC, la date d’échéance et le nombre de jours de retard.</w:t>
       </w:r>
     </w:p>
-    <w:bookmarkEnd w:id="192"/>
-    <w:bookmarkStart w:id="193" w:name="suivi"/>
+    <w:bookmarkEnd w:id="411"/>
+    <w:bookmarkStart w:id="412" w:name="suivi"/>
     <w:p>
       <w:pPr>
         <w:pStyle w:val="Heading2"/>
@@ -14995,13 +15902,7 @@
         <w:pStyle w:val="FirstParagraph"/>
       </w:pPr>
       <w:r>
-        <w:t xml:space="preserve">Sur chaque facture en retard, vous pouvez voir :</w:t>
-      </w:r>
-      <w:r>
-        <w:t xml:space="preserve"> </w:t>
-      </w:r>
-      <w:r>
-        <w:t xml:space="preserve">-</w:t>
+        <w:t xml:space="preserve">Sur chaque facture en retard, vous pouvez voir : -</w:t>
       </w:r>
       <w:r>
         <w:t xml:space="preserve"> </w:t>
@@ -15017,13 +15918,7 @@
         <w:t xml:space="preserve"> </w:t>
       </w:r>
       <w:r>
-        <w:t xml:space="preserve">: date du dernier email envoyé</w:t>
-      </w:r>
-      <w:r>
-        <w:t xml:space="preserve"> </w:t>
-      </w:r>
-      <w:r>
-        <w:t xml:space="preserve">-</w:t>
+        <w:t xml:space="preserve">: date du dernier email envoyé -</w:t>
       </w:r>
       <w:r>
         <w:t xml:space="preserve"> </w:t>
@@ -15049,9 +15944,9 @@
         </w:pict>
       </w:r>
     </w:p>
-    <w:bookmarkEnd w:id="193"/>
-    <w:bookmarkEnd w:id="194"/>
-    <w:bookmarkStart w:id="202" w:name="gestion-des-utilisateurs"/>
+    <w:bookmarkEnd w:id="412"/>
+    <w:bookmarkEnd w:id="413"/>
+    <w:bookmarkStart w:id="421" w:name="gestion-des-utilisateurs"/>
     <w:p>
       <w:pPr>
         <w:pStyle w:val="Heading1"/>
@@ -15060,7 +15955,7 @@
         <w:t xml:space="preserve">Gestion des utilisateurs</w:t>
       </w:r>
     </w:p>
-    <w:bookmarkStart w:id="195" w:name="rôles"/>
+    <w:bookmarkStart w:id="414" w:name="rôles"/>
     <w:p>
       <w:pPr>
         <w:pStyle w:val="Heading2"/>
@@ -15072,13 +15967,13 @@
     <w:tbl>
       <w:tblPr>
         <w:tblStyle w:val="Table"/>
-        <w:tblW w:type="pct" w:w="5000"/>
+        <w:tblW w:type="pct" w:w="4910"/>
         <w:tblLayout w:type="fixed"/>
         <w:tblLook w:firstRow="1" w:lastRow="0" w:firstColumn="0" w:lastColumn="0" w:noHBand="0" w:noVBand="0" w:val="0020"/>
       </w:tblPr>
       <w:tblGrid>
-        <w:gridCol w:w="3960"/>
-        <w:gridCol w:w="3960"/>
+        <w:gridCol w:w="2211"/>
+        <w:gridCol w:w="5565"/>
       </w:tblGrid>
       <w:tr>
         <w:trPr>
@@ -15089,6 +15984,7 @@
           <w:p>
             <w:pPr>
               <w:pStyle w:val="Compact"/>
+              <w:jc w:val="left"/>
             </w:pPr>
             <w:r>
               <w:t xml:space="preserve">Rôle</w:t>
@@ -15100,6 +15996,7 @@
           <w:p>
             <w:pPr>
               <w:pStyle w:val="Compact"/>
+              <w:jc w:val="left"/>
             </w:pPr>
             <w:r>
               <w:t xml:space="preserve">Droits principaux</w:t>
@@ -15113,6 +16010,7 @@
           <w:p>
             <w:pPr>
               <w:pStyle w:val="Compact"/>
+              <w:jc w:val="left"/>
             </w:pPr>
             <w:r>
               <w:rPr>
@@ -15127,6 +16025,7 @@
           <w:p>
             <w:pPr>
               <w:pStyle w:val="Compact"/>
+              <w:jc w:val="left"/>
             </w:pPr>
             <w:r>
               <w:t xml:space="preserve">Tout : clients, documents, articles, paramètres, utilisateurs, sauvegardes</w:t>
@@ -15140,6 +16039,7 @@
           <w:p>
             <w:pPr>
               <w:pStyle w:val="Compact"/>
+              <w:jc w:val="left"/>
             </w:pPr>
             <w:r>
               <w:rPr>
@@ -15154,6 +16054,7 @@
           <w:p>
             <w:pPr>
               <w:pStyle w:val="Compact"/>
+              <w:jc w:val="left"/>
             </w:pPr>
             <w:r>
               <w:t xml:space="preserve">Clients + documents complets — pas de gestion utilisateurs ni sauvegardes</w:t>
@@ -15167,6 +16068,7 @@
           <w:p>
             <w:pPr>
               <w:pStyle w:val="Compact"/>
+              <w:jc w:val="left"/>
             </w:pPr>
             <w:r>
               <w:rPr>
@@ -15181,6 +16083,7 @@
           <w:p>
             <w:pPr>
               <w:pStyle w:val="Compact"/>
+              <w:jc w:val="left"/>
             </w:pPr>
             <w:r>
               <w:t xml:space="preserve">Clients + devis (lecture/écriture) + factures/BL/articles en lecture</w:t>
@@ -15194,6 +16097,7 @@
           <w:p>
             <w:pPr>
               <w:pStyle w:val="Compact"/>
+              <w:jc w:val="left"/>
             </w:pPr>
             <w:r>
               <w:rPr>
@@ -15208,6 +16112,7 @@
           <w:p>
             <w:pPr>
               <w:pStyle w:val="Compact"/>
+              <w:jc w:val="left"/>
             </w:pPr>
             <w:r>
               <w:t xml:space="preserve">Lecture seule sur tout</w:t>
@@ -15221,6 +16126,7 @@
           <w:p>
             <w:pPr>
               <w:pStyle w:val="Compact"/>
+              <w:jc w:val="left"/>
             </w:pPr>
             <w:r>
               <w:rPr>
@@ -15235,6 +16141,7 @@
           <w:p>
             <w:pPr>
               <w:pStyle w:val="Compact"/>
+              <w:jc w:val="left"/>
             </w:pPr>
             <w:r>
               <w:t xml:space="preserve">Passe outre toutes les permissions — gère plusieurs sociétés</w:t>
@@ -15243,8 +16150,8 @@
         </w:tc>
       </w:tr>
     </w:tbl>
-    <w:bookmarkEnd w:id="195"/>
-    <w:bookmarkStart w:id="196" w:name="visibilité-des-commerciaux"/>
+    <w:bookmarkEnd w:id="414"/>
+    <w:bookmarkStart w:id="415" w:name="visibilité-des-commerciaux"/>
     <w:p>
       <w:pPr>
         <w:pStyle w:val="Heading2"/>
@@ -15303,8 +16210,8 @@
         <w:t xml:space="preserve">.</w:t>
       </w:r>
     </w:p>
-    <w:bookmarkEnd w:id="196"/>
-    <w:bookmarkStart w:id="201" w:name="multi-société"/>
+    <w:bookmarkEnd w:id="415"/>
+    <w:bookmarkStart w:id="420" w:name="multi-société"/>
     <w:p>
       <w:pPr>
         <w:pStyle w:val="Heading2"/>
@@ -15318,13 +16225,7 @@
         <w:pStyle w:val="FirstParagraph"/>
       </w:pPr>
       <w:r>
-        <w:t xml:space="preserve">Le super-administrateur peut gérer plusieurs entités depuis un seul compte :</w:t>
-      </w:r>
-      <w:r>
-        <w:t xml:space="preserve"> </w:t>
-      </w:r>
-      <w:r>
-        <w:t xml:space="preserve">-</w:t>
+        <w:t xml:space="preserve">Le super-administrateur peut gérer plusieurs entités depuis un seul compte : -</w:t>
       </w:r>
       <w:r>
         <w:t xml:space="preserve"> </w:t>
@@ -15340,16 +16241,10 @@
         <w:t xml:space="preserve"> </w:t>
       </w:r>
       <w:r>
-        <w:t xml:space="preserve">pour créer une entité supplémentaire.</w:t>
-      </w:r>
-      <w:r>
-        <w:t xml:space="preserve"> </w:t>
-      </w:r>
-      <w:r>
-        <w:t xml:space="preserve">- Le commutateur de société apparaît lors de la connexion si plusieurs entités sont accessibles.</w:t>
-      </w:r>
-    </w:p>
-    <w:bookmarkStart w:id="200" w:name="gestion-des-sociétés"/>
+        <w:t xml:space="preserve">pour créer une entité supplémentaire. - Le commutateur de société apparaît lors de la connexion si plusieurs entités sont accessibles.</w:t>
+      </w:r>
+    </w:p>
+    <w:bookmarkStart w:id="419" w:name="gestion-des-sociétés"/>
     <w:p>
       <w:pPr>
         <w:pStyle w:val="Heading3"/>
@@ -15365,20 +16260,20 @@
       <w:r>
         <w:drawing>
           <wp:inline>
-            <wp:extent cx="5334000" cy="2637413"/>
+            <wp:extent cx="5334000" cy="2637412"/>
             <wp:effectExtent b="0" l="0" r="0" t="0"/>
-            <wp:docPr descr="Gestion des sociétés" title="" id="198" name="Picture"/>
+            <wp:docPr descr="Gestion des sociétés" title="" id="417" name="Picture"/>
             <a:graphic>
               <a:graphicData uri="http://schemas.openxmlformats.org/drawingml/2006/picture">
                 <pic:pic>
                   <pic:nvPicPr>
-                    <pic:cNvPr descr="screenshots/25-societes-gestion.png" id="199" name="Picture"/>
+                    <pic:cNvPr descr="C:/Users/filou/saas-facturation/docs/media/rId197.png" id="418" name="Picture"/>
                     <pic:cNvPicPr>
                       <a:picLocks noChangeArrowheads="1" noChangeAspect="1"/>
                     </pic:cNvPicPr>
                   </pic:nvPicPr>
                   <pic:blipFill>
-                    <a:blip r:embed="rId197"/>
+                    <a:blip r:embed="rId416"/>
                     <a:stretch>
                       <a:fillRect/>
                     </a:stretch>
@@ -15386,7 +16281,7 @@
                   <pic:spPr bwMode="auto">
                     <a:xfrm>
                       <a:off x="0" y="0"/>
-                      <a:ext cx="5334000" cy="2637413"/>
+                      <a:ext cx="5334000" cy="2637412"/>
                     </a:xfrm>
                     <a:prstGeom prst="rect">
                       <a:avLst/>
@@ -15440,13 +16335,13 @@
     <w:tbl>
       <w:tblPr>
         <w:tblStyle w:val="Table"/>
-        <w:tblW w:type="pct" w:w="5000"/>
+        <w:tblW w:type="pct" w:w="4945"/>
         <w:tblLayout w:type="fixed"/>
         <w:tblLook w:firstRow="1" w:lastRow="0" w:firstColumn="0" w:lastColumn="0" w:noHBand="0" w:noVBand="0" w:val="0020"/>
       </w:tblPr>
       <w:tblGrid>
-        <w:gridCol w:w="3960"/>
-        <w:gridCol w:w="3960"/>
+        <w:gridCol w:w="1349"/>
+        <w:gridCol w:w="6483"/>
       </w:tblGrid>
       <w:tr>
         <w:trPr>
@@ -15457,6 +16352,7 @@
           <w:p>
             <w:pPr>
               <w:pStyle w:val="Compact"/>
+              <w:jc w:val="left"/>
             </w:pPr>
             <w:r>
               <w:t xml:space="preserve">Action</w:t>
@@ -15468,6 +16364,7 @@
           <w:p>
             <w:pPr>
               <w:pStyle w:val="Compact"/>
+              <w:jc w:val="left"/>
             </w:pPr>
             <w:r>
               <w:t xml:space="preserve">Effet</w:t>
@@ -15481,6 +16378,7 @@
           <w:p>
             <w:pPr>
               <w:pStyle w:val="Compact"/>
+              <w:jc w:val="left"/>
             </w:pPr>
             <w:r>
               <w:rPr>
@@ -15496,6 +16394,7 @@
           <w:p>
             <w:pPr>
               <w:pStyle w:val="Compact"/>
+              <w:jc w:val="left"/>
             </w:pPr>
             <w:r>
               <w:t xml:space="preserve">Bascule l’espace de travail courant vers cette société</w:t>
@@ -15509,6 +16408,7 @@
           <w:p>
             <w:pPr>
               <w:pStyle w:val="Compact"/>
+              <w:jc w:val="left"/>
             </w:pPr>
             <w:r>
               <w:rPr>
@@ -15524,6 +16424,7 @@
           <w:p>
             <w:pPr>
               <w:pStyle w:val="Compact"/>
+              <w:jc w:val="left"/>
             </w:pPr>
             <w:r>
               <w:t xml:space="preserve">Édite raison sociale, forme juridique, SIRET, TVA intracom, adresse, email, téléphone</w:t>
@@ -15537,6 +16438,7 @@
           <w:p>
             <w:pPr>
               <w:pStyle w:val="Compact"/>
+              <w:jc w:val="left"/>
             </w:pPr>
             <w:r>
               <w:rPr>
@@ -15552,6 +16454,7 @@
           <w:p>
             <w:pPr>
               <w:pStyle w:val="Compact"/>
+              <w:jc w:val="left"/>
             </w:pPr>
             <w:r>
               <w:t xml:space="preserve">Crée une entité supplémentaire</w:t>
@@ -15565,6 +16468,7 @@
           <w:p>
             <w:pPr>
               <w:pStyle w:val="Compact"/>
+              <w:jc w:val="left"/>
             </w:pPr>
             <w:r>
               <w:rPr>
@@ -15580,6 +16484,7 @@
           <w:p>
             <w:pPr>
               <w:pStyle w:val="Compact"/>
+              <w:jc w:val="left"/>
             </w:pPr>
             <w:r>
               <w:t xml:space="preserve">Disponible uniquement sur les sociétés autres que la société courante (</w:t>
@@ -15628,10 +16533,10 @@
         </w:pict>
       </w:r>
     </w:p>
-    <w:bookmarkEnd w:id="200"/>
-    <w:bookmarkEnd w:id="201"/>
-    <w:bookmarkEnd w:id="202"/>
-    <w:bookmarkStart w:id="217" w:name="sauvegardes"/>
+    <w:bookmarkEnd w:id="419"/>
+    <w:bookmarkEnd w:id="420"/>
+    <w:bookmarkEnd w:id="421"/>
+    <w:bookmarkStart w:id="436" w:name="sauvegardes"/>
     <w:p>
       <w:pPr>
         <w:pStyle w:val="Heading1"/>
@@ -15647,20 +16552,20 @@
       <w:r>
         <w:drawing>
           <wp:inline>
-            <wp:extent cx="5334000" cy="2637413"/>
+            <wp:extent cx="5334000" cy="2637412"/>
             <wp:effectExtent b="0" l="0" r="0" t="0"/>
-            <wp:docPr descr="Sauvegardes" title="" id="204" name="Picture"/>
+            <wp:docPr descr="Sauvegardes" title="" id="423" name="Picture"/>
             <a:graphic>
               <a:graphicData uri="http://schemas.openxmlformats.org/drawingml/2006/picture">
                 <pic:pic>
                   <pic:nvPicPr>
-                    <pic:cNvPr descr="screenshots/19-sauvegardes.png" id="205" name="Picture"/>
+                    <pic:cNvPr descr="C:/Users/filou/saas-facturation/docs/media/rId203.png" id="424" name="Picture"/>
                     <pic:cNvPicPr>
                       <a:picLocks noChangeArrowheads="1" noChangeAspect="1"/>
                     </pic:cNvPicPr>
                   </pic:nvPicPr>
                   <pic:blipFill>
-                    <a:blip r:embed="rId203"/>
+                    <a:blip r:embed="rId422"/>
                     <a:stretch>
                       <a:fillRect/>
                     </a:stretch>
@@ -15668,7 +16573,7 @@
                   <pic:spPr bwMode="auto">
                     <a:xfrm>
                       <a:off x="0" y="0"/>
-                      <a:ext cx="5334000" cy="2637413"/>
+                      <a:ext cx="5334000" cy="2637412"/>
                     </a:xfrm>
                     <a:prstGeom prst="rect">
                       <a:avLst/>
@@ -15695,7 +16600,7 @@
         <w:t xml:space="preserve">Sauvegardes</w:t>
       </w:r>
     </w:p>
-    <w:bookmarkStart w:id="206" w:name="configuration-admin-uniquement"/>
+    <w:bookmarkStart w:id="425" w:name="configuration-admin-uniquement"/>
     <w:p>
       <w:pPr>
         <w:pStyle w:val="Heading2"/>
@@ -15722,13 +16627,13 @@
     <w:tbl>
       <w:tblPr>
         <w:tblStyle w:val="Table"/>
-        <w:tblW w:type="pct" w:w="5000"/>
+        <w:tblW w:type="pct" w:w="4890"/>
         <w:tblLayout w:type="fixed"/>
         <w:tblLook w:firstRow="1" w:lastRow="0" w:firstColumn="0" w:lastColumn="0" w:noHBand="0" w:noVBand="0" w:val="0020"/>
       </w:tblPr>
       <w:tblGrid>
-        <w:gridCol w:w="3960"/>
-        <w:gridCol w:w="3960"/>
+        <w:gridCol w:w="2698"/>
+        <w:gridCol w:w="5047"/>
       </w:tblGrid>
       <w:tr>
         <w:trPr>
@@ -15739,6 +16644,7 @@
           <w:p>
             <w:pPr>
               <w:pStyle w:val="Compact"/>
+              <w:jc w:val="left"/>
             </w:pPr>
             <w:r>
               <w:t xml:space="preserve">Paramètre</w:t>
@@ -15750,6 +16656,7 @@
           <w:p>
             <w:pPr>
               <w:pStyle w:val="Compact"/>
+              <w:jc w:val="left"/>
             </w:pPr>
             <w:r>
               <w:t xml:space="preserve">Remarque</w:t>
@@ -15763,6 +16670,7 @@
           <w:p>
             <w:pPr>
               <w:pStyle w:val="Compact"/>
+              <w:jc w:val="left"/>
             </w:pPr>
             <w:r>
               <w:t xml:space="preserve">Répertoire de destination</w:t>
@@ -15774,6 +16682,7 @@
           <w:p>
             <w:pPr>
               <w:pStyle w:val="Compact"/>
+              <w:jc w:val="left"/>
             </w:pPr>
             <w:r>
               <w:t xml:space="preserve">Chemin local ou réseau (ex.</w:t>
@@ -15799,6 +16708,7 @@
           <w:p>
             <w:pPr>
               <w:pStyle w:val="Compact"/>
+              <w:jc w:val="left"/>
             </w:pPr>
             <w:r>
               <w:t xml:space="preserve">Fréquence</w:t>
@@ -15810,6 +16720,7 @@
           <w:p>
             <w:pPr>
               <w:pStyle w:val="Compact"/>
+              <w:jc w:val="left"/>
             </w:pPr>
             <w:r>
               <w:t xml:space="preserve">Quotidienne, hebdomadaire, mensuelle</w:t>
@@ -15823,6 +16734,7 @@
           <w:p>
             <w:pPr>
               <w:pStyle w:val="Compact"/>
+              <w:jc w:val="left"/>
             </w:pPr>
             <w:r>
               <w:t xml:space="preserve">Heure</w:t>
@@ -15834,6 +16746,7 @@
           <w:p>
             <w:pPr>
               <w:pStyle w:val="Compact"/>
+              <w:jc w:val="left"/>
             </w:pPr>
             <w:r>
               <w:t xml:space="preserve">Heure locale du serveur</w:t>
@@ -15847,6 +16760,7 @@
           <w:p>
             <w:pPr>
               <w:pStyle w:val="Compact"/>
+              <w:jc w:val="left"/>
             </w:pPr>
             <w:r>
               <w:t xml:space="preserve">Taille max (Mo)</w:t>
@@ -15858,6 +16772,7 @@
           <w:p>
             <w:pPr>
               <w:pStyle w:val="Compact"/>
+              <w:jc w:val="left"/>
             </w:pPr>
             <w:r>
               <w:t xml:space="preserve">Alerte si le total des sauvegardes dépasse ce seuil</w:t>
@@ -15901,8 +16816,8 @@
         <w:t xml:space="preserve">.</w:t>
       </w:r>
     </w:p>
-    <w:bookmarkEnd w:id="206"/>
-    <w:bookmarkStart w:id="207" w:name="lancer-une-sauvegarde-manuelle"/>
+    <w:bookmarkEnd w:id="425"/>
+    <w:bookmarkStart w:id="426" w:name="lancer-une-sauvegarde-manuelle"/>
     <w:p>
       <w:pPr>
         <w:pStyle w:val="Heading2"/>
@@ -15932,8 +16847,8 @@
         <w:t xml:space="preserve">.</w:t>
       </w:r>
     </w:p>
-    <w:bookmarkEnd w:id="207"/>
-    <w:bookmarkStart w:id="208" w:name="restaurer"/>
+    <w:bookmarkEnd w:id="426"/>
+    <w:bookmarkStart w:id="427" w:name="restaurer"/>
     <w:p>
       <w:pPr>
         <w:pStyle w:val="Heading2"/>
@@ -15956,7 +16871,7 @@
       </w:pPr>
       <w:r>
         <w:rPr>
-          <w:rStyle w:val="CommentTok"/>
+          <w:rStyle w:val="VerbatimChar"/>
         </w:rPr>
         <w:t xml:space="preserve"># Décompresser</w:t>
       </w:r>
@@ -15965,15 +16880,9 @@
       </w:r>
       <w:r>
         <w:rPr>
-          <w:rStyle w:val="FunctionTok"/>
-        </w:rPr>
-        <w:t xml:space="preserve">gunzip</w:t>
-      </w:r>
-      <w:r>
-        <w:rPr>
-          <w:rStyle w:val="NormalTok"/>
-        </w:rPr>
-        <w:t xml:space="preserve"> sauvegarde.sql.gz</w:t>
+          <w:rStyle w:val="VerbatimChar"/>
+        </w:rPr>
+        <w:t xml:space="preserve">gunzip sauvegarde.sql.gz</w:t>
       </w:r>
       <w:r>
         <w:br/>
@@ -15983,7 +16892,7 @@
       </w:r>
       <w:r>
         <w:rPr>
-          <w:rStyle w:val="CommentTok"/>
+          <w:rStyle w:val="VerbatimChar"/>
         </w:rPr>
         <w:t xml:space="preserve"># Restaurer</w:t>
       </w:r>
@@ -15992,55 +16901,13 @@
       </w:r>
       <w:r>
         <w:rPr>
-          <w:rStyle w:val="ExtensionTok"/>
-        </w:rPr>
-        <w:t xml:space="preserve">psql</w:t>
-      </w:r>
-      <w:r>
-        <w:rPr>
-          <w:rStyle w:val="NormalTok"/>
-        </w:rPr>
-        <w:t xml:space="preserve"> </w:t>
-      </w:r>
-      <w:r>
-        <w:rPr>
-          <w:rStyle w:val="AttributeTok"/>
-        </w:rPr>
-        <w:t xml:space="preserve">-U</w:t>
-      </w:r>
-      <w:r>
-        <w:rPr>
-          <w:rStyle w:val="NormalTok"/>
-        </w:rPr>
-        <w:t xml:space="preserve"> facturpro </w:t>
-      </w:r>
-      <w:r>
-        <w:rPr>
-          <w:rStyle w:val="AttributeTok"/>
-        </w:rPr>
-        <w:t xml:space="preserve">-d</w:t>
-      </w:r>
-      <w:r>
-        <w:rPr>
-          <w:rStyle w:val="NormalTok"/>
-        </w:rPr>
-        <w:t xml:space="preserve"> facturpro </w:t>
-      </w:r>
-      <w:r>
-        <w:rPr>
-          <w:rStyle w:val="AttributeTok"/>
-        </w:rPr>
-        <w:t xml:space="preserve">-f</w:t>
-      </w:r>
-      <w:r>
-        <w:rPr>
-          <w:rStyle w:val="NormalTok"/>
-        </w:rPr>
-        <w:t xml:space="preserve"> sauvegarde.sql</w:t>
-      </w:r>
-    </w:p>
-    <w:bookmarkEnd w:id="208"/>
-    <w:bookmarkStart w:id="212" w:name="sauvegarder-et-restaurer-une-société"/>
+          <w:rStyle w:val="VerbatimChar"/>
+        </w:rPr>
+        <w:t xml:space="preserve">psql -U facturpro -d facturpro -f sauvegarde.sql</w:t>
+      </w:r>
+    </w:p>
+    <w:bookmarkEnd w:id="427"/>
+    <w:bookmarkStart w:id="431" w:name="sauvegarder-et-restaurer-une-société"/>
     <w:p>
       <w:pPr>
         <w:pStyle w:val="Heading2"/>
@@ -16056,20 +16923,20 @@
       <w:r>
         <w:drawing>
           <wp:inline>
-            <wp:extent cx="5334000" cy="2637413"/>
+            <wp:extent cx="5334000" cy="2637412"/>
             <wp:effectExtent b="0" l="0" r="0" t="0"/>
-            <wp:docPr descr="Sauvegarde de société" title="" id="210" name="Picture"/>
+            <wp:docPr descr="Sauvegarde de société" title="" id="429" name="Picture"/>
             <a:graphic>
               <a:graphicData uri="http://schemas.openxmlformats.org/drawingml/2006/picture">
                 <pic:pic>
                   <pic:nvPicPr>
-                    <pic:cNvPr descr="screenshots/26-sauvegarde-societe.png" id="211" name="Picture"/>
+                    <pic:cNvPr descr="C:/Users/filou/saas-facturation/docs/media/rId209.png" id="430" name="Picture"/>
                     <pic:cNvPicPr>
                       <a:picLocks noChangeArrowheads="1" noChangeAspect="1"/>
                     </pic:cNvPicPr>
                   </pic:nvPicPr>
                   <pic:blipFill>
-                    <a:blip r:embed="rId209"/>
+                    <a:blip r:embed="rId428"/>
                     <a:stretch>
                       <a:fillRect/>
                     </a:stretch>
@@ -16077,7 +16944,7 @@
                   <pic:spPr bwMode="auto">
                     <a:xfrm>
                       <a:off x="0" y="0"/>
-                      <a:ext cx="5334000" cy="2637413"/>
+                      <a:ext cx="5334000" cy="2637412"/>
                     </a:xfrm>
                     <a:prstGeom prst="rect">
                       <a:avLst/>
@@ -16140,13 +17007,13 @@
     <w:tbl>
       <w:tblPr>
         <w:tblStyle w:val="Table"/>
-        <w:tblW w:type="pct" w:w="5000"/>
+        <w:tblW w:type="pct" w:w="4956"/>
         <w:tblLayout w:type="fixed"/>
         <w:tblLook w:firstRow="1" w:lastRow="0" w:firstColumn="0" w:lastColumn="0" w:noHBand="0" w:noVBand="0" w:val="0020"/>
       </w:tblPr>
       <w:tblGrid>
-        <w:gridCol w:w="3960"/>
-        <w:gridCol w:w="3960"/>
+        <w:gridCol w:w="1175"/>
+        <w:gridCol w:w="6674"/>
       </w:tblGrid>
       <w:tr>
         <w:trPr>
@@ -16157,6 +17024,7 @@
           <w:p>
             <w:pPr>
               <w:pStyle w:val="Compact"/>
+              <w:jc w:val="left"/>
             </w:pPr>
             <w:r>
               <w:t xml:space="preserve">Bouton</w:t>
@@ -16168,6 +17036,7 @@
           <w:p>
             <w:pPr>
               <w:pStyle w:val="Compact"/>
+              <w:jc w:val="left"/>
             </w:pPr>
             <w:r>
               <w:t xml:space="preserve">Usage</w:t>
@@ -16181,6 +17050,7 @@
           <w:p>
             <w:pPr>
               <w:pStyle w:val="Compact"/>
+              <w:jc w:val="left"/>
             </w:pPr>
             <w:r>
               <w:rPr>
@@ -16196,6 +17066,7 @@
           <w:p>
             <w:pPr>
               <w:pStyle w:val="Compact"/>
+              <w:jc w:val="left"/>
             </w:pPr>
             <w:r>
               <w:t xml:space="preserve">Télécharge l’export JSON compressé de la société courante</w:t>
@@ -16209,6 +17080,7 @@
           <w:p>
             <w:pPr>
               <w:pStyle w:val="Compact"/>
+              <w:jc w:val="left"/>
             </w:pPr>
             <w:r>
               <w:rPr>
@@ -16224,6 +17096,7 @@
           <w:p>
             <w:pPr>
               <w:pStyle w:val="Compact"/>
+              <w:jc w:val="left"/>
             </w:pPr>
             <w:r>
               <w:t xml:space="preserve">Réinjecte une sauvegarde sur la même instance — les lignes déjà présentes (même ID) sont conservées, seules les données manquantes sont insérées. Idéal après une perte partielle de données</w:t>
@@ -16237,6 +17110,7 @@
           <w:p>
             <w:pPr>
               <w:pStyle w:val="Compact"/>
+              <w:jc w:val="left"/>
             </w:pPr>
             <w:r>
               <w:rPr>
@@ -16252,6 +17126,7 @@
           <w:p>
             <w:pPr>
               <w:pStyle w:val="Compact"/>
+              <w:jc w:val="left"/>
             </w:pPr>
             <w:r>
               <w:t xml:space="preserve">Importe une société exportée depuis un autre serveur FacturPro — tous les identifiants sont réattribués pour éviter toute collision avec les sociétés existantes</w:t>
@@ -16268,8 +17143,8 @@
         <w:t xml:space="preserve">Les options de restauration/import sont réservées au super-administrateur.</w:t>
       </w:r>
     </w:p>
-    <w:bookmarkEnd w:id="212"/>
-    <w:bookmarkStart w:id="216" w:name="maintenance-de-la-base-de-données"/>
+    <w:bookmarkEnd w:id="431"/>
+    <w:bookmarkStart w:id="435" w:name="maintenance-de-la-base-de-données"/>
     <w:p>
       <w:pPr>
         <w:pStyle w:val="Heading2"/>
@@ -16285,20 +17160,20 @@
       <w:r>
         <w:drawing>
           <wp:inline>
-            <wp:extent cx="5334000" cy="2637413"/>
+            <wp:extent cx="5334000" cy="2637412"/>
             <wp:effectExtent b="0" l="0" r="0" t="0"/>
-            <wp:docPr descr="Maintenance BDD" title="" id="214" name="Picture"/>
+            <wp:docPr descr="Maintenance BDD" title="" id="433" name="Picture"/>
             <a:graphic>
               <a:graphicData uri="http://schemas.openxmlformats.org/drawingml/2006/picture">
                 <pic:pic>
                   <pic:nvPicPr>
-                    <pic:cNvPr descr="screenshots/24-maintenance-bdd.png" id="215" name="Picture"/>
+                    <pic:cNvPr descr="C:/Users/filou/saas-facturation/docs/media/rId213.png" id="434" name="Picture"/>
                     <pic:cNvPicPr>
                       <a:picLocks noChangeArrowheads="1" noChangeAspect="1"/>
                     </pic:cNvPicPr>
                   </pic:nvPicPr>
                   <pic:blipFill>
-                    <a:blip r:embed="rId213"/>
+                    <a:blip r:embed="rId432"/>
                     <a:stretch>
                       <a:fillRect/>
                     </a:stretch>
@@ -16306,7 +17181,7 @@
                   <pic:spPr bwMode="auto">
                     <a:xfrm>
                       <a:off x="0" y="0"/>
-                      <a:ext cx="5334000" cy="2637413"/>
+                      <a:ext cx="5334000" cy="2637412"/>
                     </a:xfrm>
                     <a:prstGeom prst="rect">
                       <a:avLst/>
@@ -16378,7 +17253,7 @@
         <w:pStyle w:val="Compact"/>
         <w:numPr>
           <w:ilvl w:val="0"/>
-          <w:numId w:val="1026"/>
+          <w:numId w:val="1030"/>
         </w:numPr>
       </w:pPr>
       <w:r>
@@ -16390,7 +17265,7 @@
         <w:pStyle w:val="Compact"/>
         <w:numPr>
           <w:ilvl w:val="0"/>
-          <w:numId w:val="1026"/>
+          <w:numId w:val="1030"/>
         </w:numPr>
       </w:pPr>
       <w:r>
@@ -16402,7 +17277,7 @@
         <w:pStyle w:val="Compact"/>
         <w:numPr>
           <w:ilvl w:val="0"/>
-          <w:numId w:val="1026"/>
+          <w:numId w:val="1030"/>
         </w:numPr>
       </w:pPr>
       <w:r>
@@ -16432,9 +17307,9 @@
         </w:pict>
       </w:r>
     </w:p>
-    <w:bookmarkEnd w:id="216"/>
-    <w:bookmarkEnd w:id="217"/>
-    <w:bookmarkStart w:id="222" w:name="conformité-fiscale"/>
+    <w:bookmarkEnd w:id="435"/>
+    <w:bookmarkEnd w:id="436"/>
+    <w:bookmarkStart w:id="441" w:name="conformité-fiscale"/>
     <w:p>
       <w:pPr>
         <w:pStyle w:val="Heading1"/>
@@ -16443,7 +17318,7 @@
         <w:t xml:space="preserve">Conformité fiscale</w:t>
       </w:r>
     </w:p>
-    <w:bookmarkStart w:id="218" w:name="chaîne-de-scellement-sha-256"/>
+    <w:bookmarkStart w:id="437" w:name="chaîne-de-scellement-sha-256"/>
     <w:p>
       <w:pPr>
         <w:pStyle w:val="Heading2"/>
@@ -16498,8 +17373,8 @@
         <w:t xml:space="preserve">Cette vérification prouve que les données n’ont pas été modifiées après émission, même directement dans la base.</w:t>
       </w:r>
     </w:p>
-    <w:bookmarkEnd w:id="218"/>
-    <w:bookmarkStart w:id="219" w:name="export-fec-global"/>
+    <w:bookmarkEnd w:id="437"/>
+    <w:bookmarkStart w:id="438" w:name="export-fec-global"/>
     <w:p>
       <w:pPr>
         <w:pStyle w:val="Heading2"/>
@@ -16562,8 +17437,8 @@
         <w:t xml:space="preserve">.</w:t>
       </w:r>
     </w:p>
-    <w:bookmarkEnd w:id="219"/>
-    <w:bookmarkStart w:id="220" w:name="format-factur-x-en-16931"/>
+    <w:bookmarkEnd w:id="438"/>
+    <w:bookmarkStart w:id="439" w:name="format-factur-x-en-16931"/>
     <w:p>
       <w:pPr>
         <w:pStyle w:val="Heading2"/>
@@ -16601,7 +17476,7 @@
         <w:pStyle w:val="Compact"/>
         <w:numPr>
           <w:ilvl w:val="0"/>
-          <w:numId w:val="1027"/>
+          <w:numId w:val="1031"/>
         </w:numPr>
       </w:pPr>
       <w:r>
@@ -16613,7 +17488,7 @@
         <w:pStyle w:val="Compact"/>
         <w:numPr>
           <w:ilvl w:val="0"/>
-          <w:numId w:val="1027"/>
+          <w:numId w:val="1031"/>
         </w:numPr>
       </w:pPr>
       <w:r>
@@ -16625,7 +17500,7 @@
         <w:pStyle w:val="Compact"/>
         <w:numPr>
           <w:ilvl w:val="0"/>
-          <w:numId w:val="1027"/>
+          <w:numId w:val="1031"/>
         </w:numPr>
       </w:pPr>
       <w:r>
@@ -16637,47 +17512,11 @@
         <w:pStyle w:val="FirstParagraph"/>
       </w:pPr>
       <w:r>
-        <w:t xml:space="preserve">L’XML contient notamment :</w:t>
-      </w:r>
-      <w:r>
-        <w:t xml:space="preserve"> </w:t>
-      </w:r>
-      <w:r>
-        <w:t xml:space="preserve">- Identités vendeur/acheteur avec SIRET et TVA intracom</w:t>
-      </w:r>
-      <w:r>
-        <w:t xml:space="preserve"> </w:t>
-      </w:r>
-      <w:r>
-        <w:t xml:space="preserve">- Lignes de facture détaillées</w:t>
-      </w:r>
-      <w:r>
-        <w:t xml:space="preserve"> </w:t>
-      </w:r>
-      <w:r>
-        <w:t xml:space="preserve">- Montants HT/TVA/TTC</w:t>
-      </w:r>
-      <w:r>
-        <w:t xml:space="preserve"> </w:t>
-      </w:r>
-      <w:r>
-        <w:t xml:space="preserve">- Conditions de paiement et escompte</w:t>
-      </w:r>
-      <w:r>
-        <w:t xml:space="preserve"> </w:t>
-      </w:r>
-      <w:r>
-        <w:t xml:space="preserve">- N° de commande client (BuyerReference)</w:t>
-      </w:r>
-      <w:r>
-        <w:t xml:space="preserve"> </w:t>
-      </w:r>
-      <w:r>
-        <w:t xml:space="preserve">- Pénalités de retard</w:t>
-      </w:r>
-    </w:p>
-    <w:bookmarkEnd w:id="220"/>
-    <w:bookmarkStart w:id="221" w:name="attestation-de-conformité"/>
+        <w:t xml:space="preserve">L’XML contient notamment : - Identités vendeur/acheteur avec SIRET et TVA intracom - Lignes de facture détaillées - Montants HT/TVA/TTC - Conditions de paiement et escompte - N° de commande client (BuyerReference) - Pénalités de retard</w:t>
+      </w:r>
+    </w:p>
+    <w:bookmarkEnd w:id="439"/>
+    <w:bookmarkStart w:id="440" w:name="attestation-de-conformité"/>
     <w:p>
       <w:pPr>
         <w:pStyle w:val="Heading2"/>
@@ -16711,9 +17550,9 @@
         </w:pict>
       </w:r>
     </w:p>
-    <w:bookmarkEnd w:id="221"/>
-    <w:bookmarkEnd w:id="222"/>
-    <w:bookmarkStart w:id="223" w:name="attestation-loi-anti-fraude-tva-2018"/>
+    <w:bookmarkEnd w:id="440"/>
+    <w:bookmarkEnd w:id="441"/>
+    <w:bookmarkStart w:id="442" w:name="attestation-loi-anti-fraude-tva-2018"/>
     <w:p>
       <w:pPr>
         <w:pStyle w:val="Heading1"/>
@@ -16733,13 +17572,13 @@
     <w:tbl>
       <w:tblPr>
         <w:tblStyle w:val="Table"/>
-        <w:tblW w:type="pct" w:w="5000"/>
+        <w:tblW w:type="pct" w:w="4907"/>
         <w:tblLayout w:type="fixed"/>
         <w:tblLook w:firstRow="1" w:lastRow="0" w:firstColumn="0" w:lastColumn="0" w:noHBand="0" w:noVBand="0" w:val="0020"/>
       </w:tblPr>
       <w:tblGrid>
-        <w:gridCol w:w="3960"/>
-        <w:gridCol w:w="3960"/>
+        <w:gridCol w:w="2273"/>
+        <w:gridCol w:w="5500"/>
       </w:tblGrid>
       <w:tr>
         <w:trPr>
@@ -16750,6 +17589,7 @@
           <w:p>
             <w:pPr>
               <w:pStyle w:val="Compact"/>
+              <w:jc w:val="left"/>
             </w:pPr>
             <w:r>
               <w:t xml:space="preserve">Condition légale</w:t>
@@ -16761,6 +17601,7 @@
           <w:p>
             <w:pPr>
               <w:pStyle w:val="Compact"/>
+              <w:jc w:val="left"/>
             </w:pPr>
             <w:r>
               <w:t xml:space="preserve">Implémentation technique</w:t>
@@ -16774,6 +17615,7 @@
           <w:p>
             <w:pPr>
               <w:pStyle w:val="Compact"/>
+              <w:jc w:val="left"/>
             </w:pPr>
             <w:r>
               <w:rPr>
@@ -16789,6 +17631,7 @@
           <w:p>
             <w:pPr>
               <w:pStyle w:val="Compact"/>
+              <w:jc w:val="left"/>
             </w:pPr>
             <w:r>
               <w:t xml:space="preserve">Triggers</w:t>
@@ -16817,6 +17660,7 @@
           <w:p>
             <w:pPr>
               <w:pStyle w:val="Compact"/>
+              <w:jc w:val="left"/>
             </w:pPr>
             <w:r>
               <w:rPr>
@@ -16832,6 +17676,7 @@
           <w:p>
             <w:pPr>
               <w:pStyle w:val="Compact"/>
+              <w:jc w:val="left"/>
             </w:pPr>
             <w:r>
               <w:t xml:space="preserve">Chaîne SHA-256 dans</w:t>
@@ -16860,6 +17705,7 @@
           <w:p>
             <w:pPr>
               <w:pStyle w:val="Compact"/>
+              <w:jc w:val="left"/>
             </w:pPr>
             <w:r>
               <w:rPr>
@@ -16875,6 +17721,7 @@
           <w:p>
             <w:pPr>
               <w:pStyle w:val="Compact"/>
+              <w:jc w:val="left"/>
             </w:pPr>
             <w:r>
               <w:t xml:space="preserve">Archivage automatique des snapshots JSON, 10 ans, immuable</w:t>
@@ -16888,6 +17735,7 @@
           <w:p>
             <w:pPr>
               <w:pStyle w:val="Compact"/>
+              <w:jc w:val="left"/>
             </w:pPr>
             <w:r>
               <w:rPr>
@@ -16903,6 +17751,7 @@
           <w:p>
             <w:pPr>
               <w:pStyle w:val="Compact"/>
+              <w:jc w:val="left"/>
             </w:pPr>
             <w:r>
               <w:t xml:space="preserve">Table</w:t>
@@ -16931,6 +17780,7 @@
           <w:p>
             <w:pPr>
               <w:pStyle w:val="Compact"/>
+              <w:jc w:val="left"/>
             </w:pPr>
             <w:r>
               <w:rPr>
@@ -16946,6 +17796,7 @@
           <w:p>
             <w:pPr>
               <w:pStyle w:val="Compact"/>
+              <w:jc w:val="left"/>
             </w:pPr>
             <w:r>
               <w:t xml:space="preserve">Table</w:t>
@@ -16974,6 +17825,7 @@
           <w:p>
             <w:pPr>
               <w:pStyle w:val="Compact"/>
+              <w:jc w:val="left"/>
             </w:pPr>
             <w:r>
               <w:rPr>
@@ -16989,6 +17841,7 @@
           <w:p>
             <w:pPr>
               <w:pStyle w:val="Compact"/>
+              <w:jc w:val="left"/>
             </w:pPr>
             <w:r>
               <w:t xml:space="preserve">PDF horodaté et signable, référence légale incluse</w:t>
@@ -17016,7 +17869,7 @@
         <w:t xml:space="preserve">Document généré par FacturPro v3.0.0 — 2026</w:t>
       </w:r>
     </w:p>
-    <w:bookmarkEnd w:id="223"/>
+    <w:bookmarkEnd w:id="442"/>
     <w:sectPr>
       <w:footnotePr>
         <w:numRestart w:val="eachSect"/>
@@ -17331,6 +18184,18 @@
     <w:abstractNumId w:val="991"/>
   </w:num>
   <w:num w:numId="1005">
+    <w:abstractNumId w:val="991"/>
+  </w:num>
+  <w:num w:numId="1006">
+    <w:abstractNumId w:val="991"/>
+  </w:num>
+  <w:num w:numId="1007">
+    <w:abstractNumId w:val="991"/>
+  </w:num>
+  <w:num w:numId="1008">
+    <w:abstractNumId w:val="991"/>
+  </w:num>
+  <w:num w:numId="1009">
     <w:abstractNumId w:val="99411"/>
     <w:lvlOverride w:ilvl="0">
       <w:startOverride w:val="1"/>
@@ -17360,74 +18225,8 @@
       <w:startOverride w:val="1"/>
     </w:lvlOverride>
   </w:num>
-  <w:num w:numId="1006">
+  <w:num w:numId="1010">
     <w:abstractNumId w:val="991"/>
-  </w:num>
-  <w:num w:numId="1007">
-    <w:abstractNumId w:val="99411"/>
-    <w:lvlOverride w:ilvl="0">
-      <w:startOverride w:val="1"/>
-    </w:lvlOverride>
-    <w:lvlOverride w:ilvl="1">
-      <w:startOverride w:val="1"/>
-    </w:lvlOverride>
-    <w:lvlOverride w:ilvl="2">
-      <w:startOverride w:val="1"/>
-    </w:lvlOverride>
-    <w:lvlOverride w:ilvl="3">
-      <w:startOverride w:val="1"/>
-    </w:lvlOverride>
-    <w:lvlOverride w:ilvl="4">
-      <w:startOverride w:val="1"/>
-    </w:lvlOverride>
-    <w:lvlOverride w:ilvl="5">
-      <w:startOverride w:val="1"/>
-    </w:lvlOverride>
-    <w:lvlOverride w:ilvl="6">
-      <w:startOverride w:val="1"/>
-    </w:lvlOverride>
-    <w:lvlOverride w:ilvl="7">
-      <w:startOverride w:val="1"/>
-    </w:lvlOverride>
-    <w:lvlOverride w:ilvl="8">
-      <w:startOverride w:val="1"/>
-    </w:lvlOverride>
-  </w:num>
-  <w:num w:numId="1008">
-    <w:abstractNumId w:val="991"/>
-  </w:num>
-  <w:num w:numId="1009">
-    <w:abstractNumId w:val="991"/>
-  </w:num>
-  <w:num w:numId="1010">
-    <w:abstractNumId w:val="99411"/>
-    <w:lvlOverride w:ilvl="0">
-      <w:startOverride w:val="1"/>
-    </w:lvlOverride>
-    <w:lvlOverride w:ilvl="1">
-      <w:startOverride w:val="1"/>
-    </w:lvlOverride>
-    <w:lvlOverride w:ilvl="2">
-      <w:startOverride w:val="1"/>
-    </w:lvlOverride>
-    <w:lvlOverride w:ilvl="3">
-      <w:startOverride w:val="1"/>
-    </w:lvlOverride>
-    <w:lvlOverride w:ilvl="4">
-      <w:startOverride w:val="1"/>
-    </w:lvlOverride>
-    <w:lvlOverride w:ilvl="5">
-      <w:startOverride w:val="1"/>
-    </w:lvlOverride>
-    <w:lvlOverride w:ilvl="6">
-      <w:startOverride w:val="1"/>
-    </w:lvlOverride>
-    <w:lvlOverride w:ilvl="7">
-      <w:startOverride w:val="1"/>
-    </w:lvlOverride>
-    <w:lvlOverride w:ilvl="8">
-      <w:startOverride w:val="1"/>
-    </w:lvlOverride>
   </w:num>
   <w:num w:numId="1011">
     <w:abstractNumId w:val="99411"/>
@@ -17526,6 +18325,12 @@
     </w:lvlOverride>
   </w:num>
   <w:num w:numId="1016">
+    <w:abstractNumId w:val="991"/>
+  </w:num>
+  <w:num w:numId="1017">
+    <w:abstractNumId w:val="991"/>
+  </w:num>
+  <w:num w:numId="1018">
     <w:abstractNumId w:val="99411"/>
     <w:lvlOverride w:ilvl="0">
       <w:startOverride w:val="1"/>
@@ -17554,12 +18359,6 @@
     <w:lvlOverride w:ilvl="8">
       <w:startOverride w:val="1"/>
     </w:lvlOverride>
-  </w:num>
-  <w:num w:numId="1017">
-    <w:abstractNumId w:val="991"/>
-  </w:num>
-  <w:num w:numId="1018">
-    <w:abstractNumId w:val="991"/>
   </w:num>
   <w:num w:numId="1019">
     <w:abstractNumId w:val="99411"/>
@@ -17658,9 +18457,6 @@
     </w:lvlOverride>
   </w:num>
   <w:num w:numId="1024">
-    <w:abstractNumId w:val="991"/>
-  </w:num>
-  <w:num w:numId="1025">
     <w:abstractNumId w:val="99411"/>
     <w:lvlOverride w:ilvl="0">
       <w:startOverride w:val="1"/>
@@ -17690,10 +18486,79 @@
       <w:startOverride w:val="1"/>
     </w:lvlOverride>
   </w:num>
+  <w:num w:numId="1025">
+    <w:abstractNumId w:val="991"/>
+  </w:num>
   <w:num w:numId="1026">
     <w:abstractNumId w:val="991"/>
   </w:num>
   <w:num w:numId="1027">
+    <w:abstractNumId w:val="99411"/>
+    <w:lvlOverride w:ilvl="0">
+      <w:startOverride w:val="1"/>
+    </w:lvlOverride>
+    <w:lvlOverride w:ilvl="1">
+      <w:startOverride w:val="1"/>
+    </w:lvlOverride>
+    <w:lvlOverride w:ilvl="2">
+      <w:startOverride w:val="1"/>
+    </w:lvlOverride>
+    <w:lvlOverride w:ilvl="3">
+      <w:startOverride w:val="1"/>
+    </w:lvlOverride>
+    <w:lvlOverride w:ilvl="4">
+      <w:startOverride w:val="1"/>
+    </w:lvlOverride>
+    <w:lvlOverride w:ilvl="5">
+      <w:startOverride w:val="1"/>
+    </w:lvlOverride>
+    <w:lvlOverride w:ilvl="6">
+      <w:startOverride w:val="1"/>
+    </w:lvlOverride>
+    <w:lvlOverride w:ilvl="7">
+      <w:startOverride w:val="1"/>
+    </w:lvlOverride>
+    <w:lvlOverride w:ilvl="8">
+      <w:startOverride w:val="1"/>
+    </w:lvlOverride>
+  </w:num>
+  <w:num w:numId="1028">
+    <w:abstractNumId w:val="991"/>
+  </w:num>
+  <w:num w:numId="1029">
+    <w:abstractNumId w:val="99411"/>
+    <w:lvlOverride w:ilvl="0">
+      <w:startOverride w:val="1"/>
+    </w:lvlOverride>
+    <w:lvlOverride w:ilvl="1">
+      <w:startOverride w:val="1"/>
+    </w:lvlOverride>
+    <w:lvlOverride w:ilvl="2">
+      <w:startOverride w:val="1"/>
+    </w:lvlOverride>
+    <w:lvlOverride w:ilvl="3">
+      <w:startOverride w:val="1"/>
+    </w:lvlOverride>
+    <w:lvlOverride w:ilvl="4">
+      <w:startOverride w:val="1"/>
+    </w:lvlOverride>
+    <w:lvlOverride w:ilvl="5">
+      <w:startOverride w:val="1"/>
+    </w:lvlOverride>
+    <w:lvlOverride w:ilvl="6">
+      <w:startOverride w:val="1"/>
+    </w:lvlOverride>
+    <w:lvlOverride w:ilvl="7">
+      <w:startOverride w:val="1"/>
+    </w:lvlOverride>
+    <w:lvlOverride w:ilvl="8">
+      <w:startOverride w:val="1"/>
+    </w:lvlOverride>
+  </w:num>
+  <w:num w:numId="1030">
+    <w:abstractNumId w:val="991"/>
+  </w:num>
+  <w:num w:numId="1031">
     <w:abstractNumId w:val="991"/>
   </w:num>
 </w:numbering>
@@ -18355,7 +19220,7 @@
       <w:color w:themeColor="accent1" w:themeShade="BF" w:val="365F91"/>
     </w:rPr>
   </w:style>
-  <w:style w:type="paragraph" w:customStyle="1" w:styleId="SourceCode">
+  <w:style w:customStyle="1" w:styleId="SourceCode" w:type="paragraph">
     <w:name w:val="Source Code"/>
     <w:basedOn w:val="Normal"/>
     <w:link w:val="VerbatimChar"/>
@@ -18363,7 +19228,7 @@
       <w:wordWrap w:val="off"/>
     </w:pPr>
   </w:style>
-  <w:style w:type="character" w:customStyle="1" w:styleId="KeywordTok">
+  <w:style w:customStyle="1" w:styleId="KeywordTok" w:type="character">
     <w:name w:val="KeywordTok"/>
     <w:basedOn w:val="VerbatimChar"/>
     <w:rPr>
@@ -18371,77 +19236,77 @@
       <w:color w:val="007020"/>
     </w:rPr>
   </w:style>
-  <w:style w:type="character" w:customStyle="1" w:styleId="DataTypeTok">
+  <w:style w:customStyle="1" w:styleId="DataTypeTok" w:type="character">
     <w:name w:val="DataTypeTok"/>
     <w:basedOn w:val="VerbatimChar"/>
     <w:rPr>
       <w:color w:val="902000"/>
     </w:rPr>
   </w:style>
-  <w:style w:type="character" w:customStyle="1" w:styleId="DecValTok">
+  <w:style w:customStyle="1" w:styleId="DecValTok" w:type="character">
     <w:name w:val="DecValTok"/>
     <w:basedOn w:val="VerbatimChar"/>
     <w:rPr>
       <w:color w:val="40a070"/>
     </w:rPr>
   </w:style>
-  <w:style w:type="character" w:customStyle="1" w:styleId="BaseNTok">
+  <w:style w:customStyle="1" w:styleId="BaseNTok" w:type="character">
     <w:name w:val="BaseNTok"/>
     <w:basedOn w:val="VerbatimChar"/>
     <w:rPr>
       <w:color w:val="40a070"/>
     </w:rPr>
   </w:style>
-  <w:style w:type="character" w:customStyle="1" w:styleId="FloatTok">
+  <w:style w:customStyle="1" w:styleId="FloatTok" w:type="character">
     <w:name w:val="FloatTok"/>
     <w:basedOn w:val="VerbatimChar"/>
     <w:rPr>
       <w:color w:val="40a070"/>
     </w:rPr>
   </w:style>
-  <w:style w:type="character" w:customStyle="1" w:styleId="ConstantTok">
+  <w:style w:customStyle="1" w:styleId="ConstantTok" w:type="character">
     <w:name w:val="ConstantTok"/>
     <w:basedOn w:val="VerbatimChar"/>
     <w:rPr>
       <w:color w:val="880000"/>
     </w:rPr>
   </w:style>
-  <w:style w:type="character" w:customStyle="1" w:styleId="CharTok">
+  <w:style w:customStyle="1" w:styleId="CharTok" w:type="character">
     <w:name w:val="CharTok"/>
     <w:basedOn w:val="VerbatimChar"/>
     <w:rPr>
       <w:color w:val="4070a0"/>
     </w:rPr>
   </w:style>
-  <w:style w:type="character" w:customStyle="1" w:styleId="SpecialCharTok">
+  <w:style w:customStyle="1" w:styleId="SpecialCharTok" w:type="character">
     <w:name w:val="SpecialCharTok"/>
     <w:basedOn w:val="VerbatimChar"/>
     <w:rPr>
       <w:color w:val="4070a0"/>
     </w:rPr>
   </w:style>
-  <w:style w:type="character" w:customStyle="1" w:styleId="StringTok">
+  <w:style w:customStyle="1" w:styleId="StringTok" w:type="character">
     <w:name w:val="StringTok"/>
     <w:basedOn w:val="VerbatimChar"/>
     <w:rPr>
       <w:color w:val="4070a0"/>
     </w:rPr>
   </w:style>
-  <w:style w:type="character" w:customStyle="1" w:styleId="VerbatimStringTok">
+  <w:style w:customStyle="1" w:styleId="VerbatimStringTok" w:type="character">
     <w:name w:val="VerbatimStringTok"/>
     <w:basedOn w:val="VerbatimChar"/>
     <w:rPr>
       <w:color w:val="4070a0"/>
     </w:rPr>
   </w:style>
-  <w:style w:type="character" w:customStyle="1" w:styleId="SpecialStringTok">
+  <w:style w:customStyle="1" w:styleId="SpecialStringTok" w:type="character">
     <w:name w:val="SpecialStringTok"/>
     <w:basedOn w:val="VerbatimChar"/>
     <w:rPr>
       <w:color w:val="bb6688"/>
     </w:rPr>
   </w:style>
-  <w:style w:type="character" w:customStyle="1" w:styleId="ImportTok">
+  <w:style w:customStyle="1" w:styleId="ImportTok" w:type="character">
     <w:name w:val="ImportTok"/>
     <w:basedOn w:val="VerbatimChar"/>
     <w:rPr>
@@ -18449,7 +19314,7 @@
       <w:color w:val="008000"/>
     </w:rPr>
   </w:style>
-  <w:style w:type="character" w:customStyle="1" w:styleId="CommentTok">
+  <w:style w:customStyle="1" w:styleId="CommentTok" w:type="character">
     <w:name w:val="CommentTok"/>
     <w:basedOn w:val="VerbatimChar"/>
     <w:rPr>
@@ -18457,7 +19322,7 @@
       <w:color w:val="60a0b0"/>
     </w:rPr>
   </w:style>
-  <w:style w:type="character" w:customStyle="1" w:styleId="DocumentationTok">
+  <w:style w:customStyle="1" w:styleId="DocumentationTok" w:type="character">
     <w:name w:val="DocumentationTok"/>
     <w:basedOn w:val="VerbatimChar"/>
     <w:rPr>
@@ -18465,7 +19330,7 @@
       <w:color w:val="ba2121"/>
     </w:rPr>
   </w:style>
-  <w:style w:type="character" w:customStyle="1" w:styleId="AnnotationTok">
+  <w:style w:customStyle="1" w:styleId="AnnotationTok" w:type="character">
     <w:name w:val="AnnotationTok"/>
     <w:basedOn w:val="VerbatimChar"/>
     <w:rPr>
@@ -18474,7 +19339,7 @@
       <w:color w:val="60a0b0"/>
     </w:rPr>
   </w:style>
-  <w:style w:type="character" w:customStyle="1" w:styleId="CommentVarTok">
+  <w:style w:customStyle="1" w:styleId="CommentVarTok" w:type="character">
     <w:name w:val="CommentVarTok"/>
     <w:basedOn w:val="VerbatimChar"/>
     <w:rPr>
@@ -18483,28 +19348,28 @@
       <w:color w:val="60a0b0"/>
     </w:rPr>
   </w:style>
-  <w:style w:type="character" w:customStyle="1" w:styleId="OtherTok">
+  <w:style w:customStyle="1" w:styleId="OtherTok" w:type="character">
     <w:name w:val="OtherTok"/>
     <w:basedOn w:val="VerbatimChar"/>
     <w:rPr>
       <w:color w:val="007020"/>
     </w:rPr>
   </w:style>
-  <w:style w:type="character" w:customStyle="1" w:styleId="FunctionTok">
+  <w:style w:customStyle="1" w:styleId="FunctionTok" w:type="character">
     <w:name w:val="FunctionTok"/>
     <w:basedOn w:val="VerbatimChar"/>
     <w:rPr>
       <w:color w:val="06287e"/>
     </w:rPr>
   </w:style>
-  <w:style w:type="character" w:customStyle="1" w:styleId="VariableTok">
+  <w:style w:customStyle="1" w:styleId="VariableTok" w:type="character">
     <w:name w:val="VariableTok"/>
     <w:basedOn w:val="VerbatimChar"/>
     <w:rPr>
       <w:color w:val="19177c"/>
     </w:rPr>
   </w:style>
-  <w:style w:type="character" w:customStyle="1" w:styleId="ControlFlowTok">
+  <w:style w:customStyle="1" w:styleId="ControlFlowTok" w:type="character">
     <w:name w:val="ControlFlowTok"/>
     <w:basedOn w:val="VerbatimChar"/>
     <w:rPr>
@@ -18512,45 +19377,45 @@
       <w:color w:val="007020"/>
     </w:rPr>
   </w:style>
-  <w:style w:type="character" w:customStyle="1" w:styleId="OperatorTok">
+  <w:style w:customStyle="1" w:styleId="OperatorTok" w:type="character">
     <w:name w:val="OperatorTok"/>
     <w:basedOn w:val="VerbatimChar"/>
     <w:rPr>
       <w:color w:val="666666"/>
     </w:rPr>
   </w:style>
-  <w:style w:type="character" w:customStyle="1" w:styleId="BuiltInTok">
+  <w:style w:customStyle="1" w:styleId="BuiltInTok" w:type="character">
     <w:name w:val="BuiltInTok"/>
     <w:basedOn w:val="VerbatimChar"/>
     <w:rPr>
       <w:color w:val="008000"/>
     </w:rPr>
   </w:style>
-  <w:style w:type="character" w:customStyle="1" w:styleId="ExtensionTok">
+  <w:style w:customStyle="1" w:styleId="ExtensionTok" w:type="character">
     <w:name w:val="ExtensionTok"/>
     <w:basedOn w:val="VerbatimChar"/>
     <w:rPr/>
   </w:style>
-  <w:style w:type="character" w:customStyle="1" w:styleId="PreprocessorTok">
+  <w:style w:customStyle="1" w:styleId="PreprocessorTok" w:type="character">
     <w:name w:val="PreprocessorTok"/>
     <w:basedOn w:val="VerbatimChar"/>
     <w:rPr>
       <w:color w:val="bc7a00"/>
     </w:rPr>
   </w:style>
-  <w:style w:type="character" w:customStyle="1" w:styleId="AttributeTok">
+  <w:style w:customStyle="1" w:styleId="AttributeTok" w:type="character">
     <w:name w:val="AttributeTok"/>
     <w:basedOn w:val="VerbatimChar"/>
     <w:rPr>
       <w:color w:val="7d9029"/>
     </w:rPr>
   </w:style>
-  <w:style w:type="character" w:customStyle="1" w:styleId="RegionMarkerTok">
+  <w:style w:customStyle="1" w:styleId="RegionMarkerTok" w:type="character">
     <w:name w:val="RegionMarkerTok"/>
     <w:basedOn w:val="VerbatimChar"/>
     <w:rPr/>
   </w:style>
-  <w:style w:type="character" w:customStyle="1" w:styleId="InformationTok">
+  <w:style w:customStyle="1" w:styleId="InformationTok" w:type="character">
     <w:name w:val="InformationTok"/>
     <w:basedOn w:val="VerbatimChar"/>
     <w:rPr>
@@ -18559,7 +19424,7 @@
       <w:color w:val="60a0b0"/>
     </w:rPr>
   </w:style>
-  <w:style w:type="character" w:customStyle="1" w:styleId="WarningTok">
+  <w:style w:customStyle="1" w:styleId="WarningTok" w:type="character">
     <w:name w:val="WarningTok"/>
     <w:basedOn w:val="VerbatimChar"/>
     <w:rPr>
@@ -18568,7 +19433,7 @@
       <w:color w:val="60a0b0"/>
     </w:rPr>
   </w:style>
-  <w:style w:type="character" w:customStyle="1" w:styleId="AlertTok">
+  <w:style w:customStyle="1" w:styleId="AlertTok" w:type="character">
     <w:name w:val="AlertTok"/>
     <w:basedOn w:val="VerbatimChar"/>
     <w:rPr>
@@ -18576,7 +19441,7 @@
       <w:color w:val="ff0000"/>
     </w:rPr>
   </w:style>
-  <w:style w:type="character" w:customStyle="1" w:styleId="ErrorTok">
+  <w:style w:customStyle="1" w:styleId="ErrorTok" w:type="character">
     <w:name w:val="ErrorTok"/>
     <w:basedOn w:val="VerbatimChar"/>
     <w:rPr>
@@ -18584,7 +19449,7 @@
       <w:color w:val="ff0000"/>
     </w:rPr>
   </w:style>
-  <w:style w:type="character" w:customStyle="1" w:styleId="NormalTok">
+  <w:style w:customStyle="1" w:styleId="NormalTok" w:type="character">
     <w:name w:val="NormalTok"/>
     <w:basedOn w:val="VerbatimChar"/>
     <w:rPr/>

--- a/docs/manuel-utilisateur.docx
+++ b/docs/manuel-utilisateur.docx
@@ -8652,7 +8652,7 @@
     </w:p>
     <w:bookmarkEnd w:id="85"/>
     <w:bookmarkEnd w:id="86"/>
-    <w:bookmarkStart w:id="104" w:name="éditeur-de-documents-wysiwyg"/>
+    <w:bookmarkStart w:id="105" w:name="éditeur-de-documents-wysiwyg"/>
     <w:p>
       <w:pPr>
         <w:pStyle w:val="Heading1"/>
@@ -8812,7 +8812,7 @@
       </w:r>
     </w:p>
     <w:bookmarkEnd w:id="94"/>
-    <w:bookmarkStart w:id="97" w:name="saisie-des-lignes"/>
+    <w:bookmarkStart w:id="98" w:name="saisie-des-lignes"/>
     <w:p>
       <w:pPr>
         <w:pStyle w:val="Heading2"/>
@@ -9036,12 +9036,88 @@
         <w:t xml:space="preserve">Les totaux (HT, TVA par taux, TTC) sont recalculés en temps réel.</w:t>
       </w:r>
     </w:p>
-    <w:bookmarkStart w:id="95" w:name="insérer-un-article-du-catalogue"/>
+    <w:bookmarkStart w:id="95" w:name="X773deac604e5e4a0f78f51d3900e53763b998b6"/>
     <w:p>
       <w:pPr>
         <w:pStyle w:val="Heading3"/>
       </w:pPr>
       <w:r>
+        <w:t xml:space="preserve">Champ Description masqué au survol (v3.2.10)</w:t>
+      </w:r>
+    </w:p>
+    <w:p>
+      <w:pPr>
+        <w:pStyle w:val="FirstParagraph"/>
+      </w:pPr>
+      <w:r>
+        <w:t xml:space="preserve">Pour alléger l’affichage, le champ</w:t>
+      </w:r>
+      <w:r>
+        <w:t xml:space="preserve"> </w:t>
+      </w:r>
+      <w:r>
+        <w:rPr>
+          <w:b/>
+          <w:bCs/>
+        </w:rPr>
+        <w:t xml:space="preserve">Description</w:t>
+      </w:r>
+      <w:r>
+        <w:t xml:space="preserve"> </w:t>
+      </w:r>
+      <w:r>
+        <w:t xml:space="preserve">d’une ligne reste</w:t>
+      </w:r>
+      <w:r>
+        <w:t xml:space="preserve"> </w:t>
+      </w:r>
+      <w:r>
+        <w:rPr>
+          <w:b/>
+          <w:bCs/>
+        </w:rPr>
+        <w:t xml:space="preserve">masqué tant qu’il est vide</w:t>
+      </w:r>
+      <w:r>
+        <w:t xml:space="preserve">. Il</w:t>
+      </w:r>
+      <w:r>
+        <w:t xml:space="preserve"> </w:t>
+      </w:r>
+      <w:r>
+        <w:rPr>
+          <w:b/>
+          <w:bCs/>
+        </w:rPr>
+        <w:t xml:space="preserve">apparaît au survol de la ligne</w:t>
+      </w:r>
+      <w:r>
+        <w:t xml:space="preserve"> </w:t>
+      </w:r>
+      <w:r>
+        <w:t xml:space="preserve">(ou lors de la saisie), pour permettre de le compléter sans encombrer la vue. Dès qu’une description est saisie, le champ</w:t>
+      </w:r>
+      <w:r>
+        <w:t xml:space="preserve"> </w:t>
+      </w:r>
+      <w:r>
+        <w:rPr>
+          <w:b/>
+          <w:bCs/>
+        </w:rPr>
+        <w:t xml:space="preserve">reste affiché en permanence</w:t>
+      </w:r>
+      <w:r>
+        <w:t xml:space="preserve">, même hors survol.</w:t>
+      </w:r>
+    </w:p>
+    <w:bookmarkEnd w:id="95"/>
+    <w:bookmarkStart w:id="96" w:name="insérer-un-article-du-catalogue"/>
+    <w:p>
+      <w:pPr>
+        <w:pStyle w:val="Heading3"/>
+      </w:pPr>
+      <w:r>
         <w:t xml:space="preserve">Insérer un article du catalogue</w:t>
       </w:r>
     </w:p>
@@ -9066,8 +9142,8 @@
         <w:t xml:space="preserve">, commencez à taper le nom — un menu de saisie semi-automatique filtre le catalogue. Cliquer sur un article pré-remplit désignation, description, prix et TVA.</w:t>
       </w:r>
     </w:p>
-    <w:bookmarkEnd w:id="95"/>
-    <w:bookmarkStart w:id="96" w:name="réordonner-les-lignes"/>
+    <w:bookmarkEnd w:id="96"/>
+    <w:bookmarkStart w:id="97" w:name="réordonner-les-lignes"/>
     <w:p>
       <w:pPr>
         <w:pStyle w:val="Heading3"/>
@@ -9100,9 +9176,9 @@
         <w:t xml:space="preserve">(icône ⠿ à gauche). Faites glisser la ligne à la position souhaitée — les totaux et les indicateurs de saut de page se recalculent automatiquement.</w:t>
       </w:r>
     </w:p>
-    <w:bookmarkEnd w:id="96"/>
     <w:bookmarkEnd w:id="97"/>
-    <w:bookmarkStart w:id="98" w:name="sélection-du-client"/>
+    <w:bookmarkEnd w:id="98"/>
+    <w:bookmarkStart w:id="99" w:name="sélection-du-client"/>
     <w:p>
       <w:pPr>
         <w:pStyle w:val="Heading2"/>
@@ -9151,8 +9227,8 @@
         <w:t xml:space="preserve">en bas de liste permet de créer un client à la volée.</w:t>
       </w:r>
     </w:p>
-    <w:bookmarkEnd w:id="98"/>
-    <w:bookmarkStart w:id="99" w:name="sauts-de-page"/>
+    <w:bookmarkEnd w:id="99"/>
+    <w:bookmarkStart w:id="100" w:name="sauts-de-page"/>
     <w:p>
       <w:pPr>
         <w:pStyle w:val="Heading2"/>
@@ -9197,8 +9273,8 @@
         <w:t xml:space="preserve">) aux mêmes endroits que dans le PDF généré. Ils se mettent à jour à chaque modification de ligne.</w:t>
       </w:r>
     </w:p>
-    <w:bookmarkEnd w:id="99"/>
-    <w:bookmarkStart w:id="103" w:name="nouveaux-champs-sur-les-factures-v2.13.0"/>
+    <w:bookmarkEnd w:id="100"/>
+    <w:bookmarkStart w:id="104" w:name="nouveaux-champs-sur-les-factures-v2.13.0"/>
     <w:p>
       <w:pPr>
         <w:pStyle w:val="Heading2"/>
@@ -9216,18 +9292,18 @@
           <wp:inline>
             <wp:extent cx="5334000" cy="2637413"/>
             <wp:effectExtent b="0" l="0" r="0" t="0"/>
-            <wp:docPr descr="Champs mentions légales sur la facture" title="" id="101" name="Picture"/>
+            <wp:docPr descr="Champs mentions légales sur la facture" title="" id="102" name="Picture"/>
             <a:graphic>
               <a:graphicData uri="http://schemas.openxmlformats.org/drawingml/2006/picture">
                 <pic:pic>
                   <pic:nvPicPr>
-                    <pic:cNvPr descr="screenshots/17-facture-mentions-legales.png" id="102" name="Picture"/>
+                    <pic:cNvPr descr="screenshots/17-facture-mentions-legales.png" id="103" name="Picture"/>
                     <pic:cNvPicPr>
                       <a:picLocks noChangeArrowheads="1" noChangeAspect="1"/>
                     </pic:cNvPicPr>
                   </pic:nvPicPr>
                   <pic:blipFill>
-                    <a:blip r:embed="rId100"/>
+                    <a:blip r:embed="rId101"/>
                     <a:stretch>
                       <a:fillRect/>
                     </a:stretch>
@@ -9437,9 +9513,9 @@
         </w:pict>
       </w:r>
     </w:p>
-    <w:bookmarkEnd w:id="103"/>
     <w:bookmarkEnd w:id="104"/>
-    <w:bookmarkStart w:id="117" w:name="devis-1"/>
+    <w:bookmarkEnd w:id="105"/>
+    <w:bookmarkStart w:id="118" w:name="devis-1"/>
     <w:p>
       <w:pPr>
         <w:pStyle w:val="Heading1"/>
@@ -9457,18 +9533,18 @@
           <wp:inline>
             <wp:extent cx="5334000" cy="2637413"/>
             <wp:effectExtent b="0" l="0" r="0" t="0"/>
-            <wp:docPr descr="Liste des devis" title="" id="106" name="Picture"/>
+            <wp:docPr descr="Liste des devis" title="" id="107" name="Picture"/>
             <a:graphic>
               <a:graphicData uri="http://schemas.openxmlformats.org/drawingml/2006/picture">
                 <pic:pic>
                   <pic:nvPicPr>
-                    <pic:cNvPr descr="screenshots/07-devis-liste.png" id="107" name="Picture"/>
+                    <pic:cNvPr descr="screenshots/07-devis-liste.png" id="108" name="Picture"/>
                     <pic:cNvPicPr>
                       <a:picLocks noChangeArrowheads="1" noChangeAspect="1"/>
                     </pic:cNvPicPr>
                   </pic:nvPicPr>
                   <pic:blipFill>
-                    <a:blip r:embed="rId105"/>
+                    <a:blip r:embed="rId106"/>
                     <a:stretch>
                       <a:fillRect/>
                     </a:stretch>
@@ -9503,7 +9579,7 @@
         <w:t xml:space="preserve">Liste des devis</w:t>
       </w:r>
     </w:p>
-    <w:bookmarkStart w:id="108" w:name="cycle-de-vie"/>
+    <w:bookmarkStart w:id="109" w:name="cycle-de-vie"/>
     <w:p>
       <w:pPr>
         <w:pStyle w:val="Heading2"/>
@@ -9550,8 +9626,8 @@
         <w:t xml:space="preserve">                └──► Refusé</w:t>
       </w:r>
     </w:p>
-    <w:bookmarkEnd w:id="108"/>
-    <w:bookmarkStart w:id="109" w:name="créer-un-devis"/>
+    <w:bookmarkEnd w:id="109"/>
+    <w:bookmarkStart w:id="110" w:name="créer-un-devis"/>
     <w:p>
       <w:pPr>
         <w:pStyle w:val="Heading2"/>
@@ -9734,8 +9810,8 @@
         <w:t xml:space="preserve">est cochée par défaut — décochez-la pour activer la tarification.</w:t>
       </w:r>
     </w:p>
-    <w:bookmarkEnd w:id="109"/>
-    <w:bookmarkStart w:id="110" w:name="envoyer-un-devis"/>
+    <w:bookmarkEnd w:id="110"/>
+    <w:bookmarkStart w:id="111" w:name="envoyer-un-devis"/>
     <w:p>
       <w:pPr>
         <w:pStyle w:val="Heading2"/>
@@ -9804,8 +9880,8 @@
         <w:t xml:space="preserve">Si un email client est renseigné, propose l’envoi par email avec le PDF joint.</w:t>
       </w:r>
     </w:p>
-    <w:bookmarkEnd w:id="110"/>
-    <w:bookmarkStart w:id="111" w:name="accepter-un-devis"/>
+    <w:bookmarkEnd w:id="111"/>
+    <w:bookmarkStart w:id="112" w:name="accepter-un-devis"/>
     <w:p>
       <w:pPr>
         <w:pStyle w:val="Heading2"/>
@@ -9947,8 +10023,8 @@
         <w:t xml:space="preserve">apparaissent dans la barre.</w:t>
       </w:r>
     </w:p>
-    <w:bookmarkEnd w:id="111"/>
-    <w:bookmarkStart w:id="112" w:name="signature-électronique-v2.13.0"/>
+    <w:bookmarkEnd w:id="112"/>
+    <w:bookmarkStart w:id="113" w:name="signature-électronique-v2.13.0"/>
     <w:p>
       <w:pPr>
         <w:pStyle w:val="Heading2"/>
@@ -10094,8 +10170,8 @@
         <w:t xml:space="preserve">“Ce devis a déjà été signé le…”</w:t>
       </w:r>
     </w:p>
-    <w:bookmarkEnd w:id="112"/>
-    <w:bookmarkStart w:id="113" w:name="dupliquer"/>
+    <w:bookmarkEnd w:id="113"/>
+    <w:bookmarkStart w:id="114" w:name="dupliquer"/>
     <w:p>
       <w:pPr>
         <w:pStyle w:val="Heading2"/>
@@ -10143,8 +10219,8 @@
         <w:t xml:space="preserve">avec les mêmes lignes — idéal pour créer des variantes.</w:t>
       </w:r>
     </w:p>
-    <w:bookmarkEnd w:id="113"/>
-    <w:bookmarkStart w:id="114" w:name="convertir-en-bon-de-livraison"/>
+    <w:bookmarkEnd w:id="114"/>
+    <w:bookmarkStart w:id="115" w:name="convertir-en-bon-de-livraison"/>
     <w:p>
       <w:pPr>
         <w:pStyle w:val="Heading2"/>
@@ -10177,8 +10253,8 @@
         <w:t xml:space="preserve">→ BL pré-rempli avec les lignes du devis.</w:t>
       </w:r>
     </w:p>
-    <w:bookmarkEnd w:id="114"/>
-    <w:bookmarkStart w:id="115" w:name="convertir-en-facture"/>
+    <w:bookmarkEnd w:id="115"/>
+    <w:bookmarkStart w:id="116" w:name="convertir-en-facture"/>
     <w:p>
       <w:pPr>
         <w:pStyle w:val="Heading2"/>
@@ -10211,8 +10287,8 @@
         <w:t xml:space="preserve">→ facture pré-remplie.</w:t>
       </w:r>
     </w:p>
-    <w:bookmarkEnd w:id="115"/>
-    <w:bookmarkStart w:id="116" w:name="télécharger-le-pdf"/>
+    <w:bookmarkEnd w:id="116"/>
+    <w:bookmarkStart w:id="117" w:name="télécharger-le-pdf"/>
     <w:p>
       <w:pPr>
         <w:pStyle w:val="Heading2"/>
@@ -10252,9 +10328,9 @@
         </w:pict>
       </w:r>
     </w:p>
-    <w:bookmarkEnd w:id="116"/>
     <w:bookmarkEnd w:id="117"/>
-    <w:bookmarkStart w:id="119" w:name="avenants"/>
+    <w:bookmarkEnd w:id="118"/>
+    <w:bookmarkStart w:id="120" w:name="avenants"/>
     <w:p>
       <w:pPr>
         <w:pStyle w:val="Heading1"/>
@@ -10271,7 +10347,7 @@
         <w:t xml:space="preserve">Un avenant modifie un devis accepté sans altérer l’original.</w:t>
       </w:r>
     </w:p>
-    <w:bookmarkStart w:id="118" w:name="créer-un-avenant"/>
+    <w:bookmarkStart w:id="119" w:name="créer-un-avenant"/>
     <w:p>
       <w:pPr>
         <w:pStyle w:val="Heading2"/>
@@ -10439,9 +10515,9 @@
         </w:pict>
       </w:r>
     </w:p>
-    <w:bookmarkEnd w:id="118"/>
     <w:bookmarkEnd w:id="119"/>
-    <w:bookmarkStart w:id="132" w:name="factures-1"/>
+    <w:bookmarkEnd w:id="120"/>
+    <w:bookmarkStart w:id="133" w:name="factures-1"/>
     <w:p>
       <w:pPr>
         <w:pStyle w:val="Heading1"/>
@@ -10459,18 +10535,18 @@
           <wp:inline>
             <wp:extent cx="5334000" cy="2637413"/>
             <wp:effectExtent b="0" l="0" r="0" t="0"/>
-            <wp:docPr descr="Liste des factures" title="" id="121" name="Picture"/>
+            <wp:docPr descr="Liste des factures" title="" id="122" name="Picture"/>
             <a:graphic>
               <a:graphicData uri="http://schemas.openxmlformats.org/drawingml/2006/picture">
                 <pic:pic>
                   <pic:nvPicPr>
-                    <pic:cNvPr descr="screenshots/06-factures-liste.png" id="122" name="Picture"/>
+                    <pic:cNvPr descr="screenshots/06-factures-liste.png" id="123" name="Picture"/>
                     <pic:cNvPicPr>
                       <a:picLocks noChangeArrowheads="1" noChangeAspect="1"/>
                     </pic:cNvPicPr>
                   </pic:nvPicPr>
                   <pic:blipFill>
-                    <a:blip r:embed="rId120"/>
+                    <a:blip r:embed="rId121"/>
                     <a:stretch>
                       <a:fillRect/>
                     </a:stretch>
@@ -10505,7 +10581,7 @@
         <w:t xml:space="preserve">Liste des factures</w:t>
       </w:r>
     </w:p>
-    <w:bookmarkStart w:id="123" w:name="cycle-de-vie-1"/>
+    <w:bookmarkStart w:id="124" w:name="cycle-de-vie-1"/>
     <w:p>
       <w:pPr>
         <w:pStyle w:val="Heading2"/>
@@ -10546,8 +10622,8 @@
         <w:t xml:space="preserve">, la facture est verrouillée définitivement. Pour annuler, créez un avoir.</w:t>
       </w:r>
     </w:p>
-    <w:bookmarkEnd w:id="123"/>
-    <w:bookmarkStart w:id="125" w:name="créer-une-facture"/>
+    <w:bookmarkEnd w:id="124"/>
+    <w:bookmarkStart w:id="126" w:name="créer-une-facture"/>
     <w:p>
       <w:pPr>
         <w:pStyle w:val="Heading2"/>
@@ -10597,7 +10673,7 @@
         <w:t xml:space="preserve">.</w:t>
       </w:r>
     </w:p>
-    <w:bookmarkStart w:id="124" w:name="mentions-légales-obligatoires"/>
+    <w:bookmarkStart w:id="125" w:name="mentions-légales-obligatoires"/>
     <w:p>
       <w:pPr>
         <w:pStyle w:val="Heading3"/>
@@ -10879,9 +10955,9 @@
         <w:t xml:space="preserve">Indemnité forfaitaire de recouvrement : 40 € (art. L441-10 C.com.)</w:t>
       </w:r>
     </w:p>
-    <w:bookmarkEnd w:id="124"/>
     <w:bookmarkEnd w:id="125"/>
-    <w:bookmarkStart w:id="126" w:name="émettre-une-facture"/>
+    <w:bookmarkEnd w:id="126"/>
+    <w:bookmarkStart w:id="127" w:name="émettre-une-facture"/>
     <w:p>
       <w:pPr>
         <w:pStyle w:val="Heading2"/>
@@ -11022,8 +11098,8 @@
         <w:t xml:space="preserve">Archive un snapshot JSON du document (conservation 10 ans).</w:t>
       </w:r>
     </w:p>
-    <w:bookmarkEnd w:id="126"/>
-    <w:bookmarkStart w:id="128" w:name="marquer-comme-payée"/>
+    <w:bookmarkEnd w:id="127"/>
+    <w:bookmarkStart w:id="129" w:name="marquer-comme-payée"/>
     <w:p>
       <w:pPr>
         <w:pStyle w:val="Heading2"/>
@@ -11080,7 +11156,7 @@
         <w:t xml:space="preserve">Lettrage automatique des lignes 411 de l’émission et du règlement</w:t>
       </w:r>
     </w:p>
-    <w:bookmarkStart w:id="127" w:name="déduire-un-acompte-lors-du-paiement"/>
+    <w:bookmarkStart w:id="128" w:name="déduire-un-acompte-lors-du-paiement"/>
     <w:p>
       <w:pPr>
         <w:pStyle w:val="Heading3"/>
@@ -11272,9 +11348,9 @@
         <w:t xml:space="preserve">: montant restant dû (ou 0,00 €)</w:t>
       </w:r>
     </w:p>
-    <w:bookmarkEnd w:id="127"/>
     <w:bookmarkEnd w:id="128"/>
-    <w:bookmarkStart w:id="129" w:name="envoyer-par-email"/>
+    <w:bookmarkEnd w:id="129"/>
+    <w:bookmarkStart w:id="130" w:name="envoyer-par-email"/>
     <w:p>
       <w:pPr>
         <w:pStyle w:val="Heading2"/>
@@ -11393,8 +11469,8 @@
         <w:t xml:space="preserve">: fichier email téléchargeable pour envoi depuis n’importe quel client mail.</w:t>
       </w:r>
     </w:p>
-    <w:bookmarkEnd w:id="129"/>
-    <w:bookmarkStart w:id="130" w:name="envoi-groupé"/>
+    <w:bookmarkEnd w:id="130"/>
+    <w:bookmarkStart w:id="131" w:name="envoi-groupé"/>
     <w:p>
       <w:pPr>
         <w:pStyle w:val="Heading2"/>
@@ -11439,8 +11515,8 @@
         <w:t xml:space="preserve">dans la barre d’outils — un email est envoyé à chaque client avec sa facture.</w:t>
       </w:r>
     </w:p>
-    <w:bookmarkEnd w:id="130"/>
-    <w:bookmarkStart w:id="131" w:name="dépôt-chorus-pro-e-invoicing-2026"/>
+    <w:bookmarkEnd w:id="131"/>
+    <w:bookmarkStart w:id="132" w:name="dépôt-chorus-pro-e-invoicing-2026"/>
     <w:p>
       <w:pPr>
         <w:pStyle w:val="Heading2"/>
@@ -11563,9 +11639,9 @@
         </w:pict>
       </w:r>
     </w:p>
-    <w:bookmarkEnd w:id="131"/>
     <w:bookmarkEnd w:id="132"/>
-    <w:bookmarkStart w:id="135" w:name="avoirs-factures-davoir"/>
+    <w:bookmarkEnd w:id="133"/>
+    <w:bookmarkStart w:id="136" w:name="avoirs-factures-davoir"/>
     <w:p>
       <w:pPr>
         <w:pStyle w:val="Heading1"/>
@@ -11574,7 +11650,7 @@
         <w:t xml:space="preserve">Avoirs (Factures d’avoir)</w:t>
       </w:r>
     </w:p>
-    <w:bookmarkStart w:id="133" w:name="créer-un-avoir"/>
+    <w:bookmarkStart w:id="134" w:name="créer-un-avoir"/>
     <w:p>
       <w:pPr>
         <w:pStyle w:val="Heading2"/>
@@ -11794,8 +11870,8 @@
         </w:tc>
       </w:tr>
     </w:tbl>
-    <w:bookmarkEnd w:id="133"/>
-    <w:bookmarkStart w:id="134" w:name="plafonnement"/>
+    <w:bookmarkEnd w:id="134"/>
+    <w:bookmarkStart w:id="135" w:name="plafonnement"/>
     <w:p>
       <w:pPr>
         <w:pStyle w:val="Heading2"/>
@@ -11832,9 +11908,9 @@
         </w:pict>
       </w:r>
     </w:p>
-    <w:bookmarkEnd w:id="134"/>
     <w:bookmarkEnd w:id="135"/>
-    <w:bookmarkStart w:id="141" w:name="acomptes"/>
+    <w:bookmarkEnd w:id="136"/>
+    <w:bookmarkStart w:id="143" w:name="acomptes"/>
     <w:p>
       <w:pPr>
         <w:pStyle w:val="Heading1"/>
@@ -11851,7 +11927,7 @@
         <w:t xml:space="preserve">Les acomptes permettent de facturer une partie du montant avant livraison. Ils sont scellés et archivés comme les factures.</w:t>
       </w:r>
     </w:p>
-    <w:bookmarkStart w:id="136" w:name="créer-un-acompte"/>
+    <w:bookmarkStart w:id="137" w:name="créer-un-acompte"/>
     <w:p>
       <w:pPr>
         <w:pStyle w:val="Heading2"/>
@@ -12011,8 +12087,8 @@
         <w:t xml:space="preserve">.</w:t>
       </w:r>
     </w:p>
-    <w:bookmarkEnd w:id="136"/>
-    <w:bookmarkStart w:id="137" w:name="encaisser"/>
+    <w:bookmarkEnd w:id="137"/>
+    <w:bookmarkStart w:id="138" w:name="encaisser"/>
     <w:p>
       <w:pPr>
         <w:pStyle w:val="Heading2"/>
@@ -12045,8 +12121,8 @@
         <w:t xml:space="preserve">→ saisir la date et le mode de paiement → l’acompte est verrouillé et son PDF généré.</w:t>
       </w:r>
     </w:p>
-    <w:bookmarkEnd w:id="137"/>
-    <w:bookmarkStart w:id="138" w:name="imputer-un-acompte-sur-une-facture"/>
+    <w:bookmarkEnd w:id="138"/>
+    <w:bookmarkStart w:id="139" w:name="imputer-un-acompte-sur-une-facture"/>
     <w:p>
       <w:pPr>
         <w:pStyle w:val="Heading2"/>
@@ -12077,8 +12153,8 @@
         <w:t xml:space="preserve">).</w:t>
       </w:r>
     </w:p>
-    <w:bookmarkEnd w:id="138"/>
-    <w:bookmarkStart w:id="139" w:name="reliquat-automatique"/>
+    <w:bookmarkEnd w:id="139"/>
+    <w:bookmarkStart w:id="140" w:name="reliquat-automatique"/>
     <w:p>
       <w:pPr>
         <w:pStyle w:val="Heading2"/>
@@ -12126,8 +12202,65 @@
         <w:t xml:space="preserve">et peut être utilisé sur une facture suivante.</w:t>
       </w:r>
     </w:p>
-    <w:bookmarkEnd w:id="139"/>
-    <w:bookmarkStart w:id="140" w:name="suivi-dans-la-liste"/>
+    <w:bookmarkEnd w:id="140"/>
+    <w:bookmarkStart w:id="141" w:name="filtrer-par-statut-v3.2.10"/>
+    <w:p>
+      <w:pPr>
+        <w:pStyle w:val="Heading2"/>
+      </w:pPr>
+      <w:r>
+        <w:t xml:space="preserve">Filtrer par statut (v3.2.10)</w:t>
+      </w:r>
+    </w:p>
+    <w:p>
+      <w:pPr>
+        <w:pStyle w:val="FirstParagraph"/>
+      </w:pPr>
+      <w:r>
+        <w:t xml:space="preserve">Le sélecteur en haut de la liste filtre les acomptes par statut :</w:t>
+      </w:r>
+      <w:r>
+        <w:t xml:space="preserve"> </w:t>
+      </w:r>
+      <w:r>
+        <w:rPr>
+          <w:b/>
+          <w:bCs/>
+        </w:rPr>
+        <w:t xml:space="preserve">Tous les statuts</w:t>
+      </w:r>
+      <w:r>
+        <w:t xml:space="preserve">,</w:t>
+      </w:r>
+      <w:r>
+        <w:t xml:space="preserve"> </w:t>
+      </w:r>
+      <w:r>
+        <w:rPr>
+          <w:b/>
+          <w:bCs/>
+        </w:rPr>
+        <w:t xml:space="preserve">En attente</w:t>
+      </w:r>
+      <w:r>
+        <w:t xml:space="preserve">,</w:t>
+      </w:r>
+      <w:r>
+        <w:t xml:space="preserve"> </w:t>
+      </w:r>
+      <w:r>
+        <w:rPr>
+          <w:b/>
+          <w:bCs/>
+        </w:rPr>
+        <w:t xml:space="preserve">Encaissé</w:t>
+      </w:r>
+      <w:r>
+        <w:t xml:space="preserve">.</w:t>
+      </w:r>
+    </w:p>
+    <w:bookmarkEnd w:id="141"/>
+    <w:bookmarkStart w:id="142" w:name="suivi-dans-la-liste"/>
     <w:p>
       <w:pPr>
         <w:pStyle w:val="Heading2"/>
@@ -12295,9 +12428,9 @@
         </w:pict>
       </w:r>
     </w:p>
-    <w:bookmarkEnd w:id="140"/>
-    <w:bookmarkEnd w:id="141"/>
-    <w:bookmarkStart w:id="146" w:name="bons-de-livraison"/>
+    <w:bookmarkEnd w:id="142"/>
+    <w:bookmarkEnd w:id="143"/>
+    <w:bookmarkStart w:id="149" w:name="bons-de-livraison"/>
     <w:p>
       <w:pPr>
         <w:pStyle w:val="Heading1"/>
@@ -12314,7 +12447,77 @@
         <w:t xml:space="preserve">Les BL documentent la remise des biens ou la réalisation des prestations.</w:t>
       </w:r>
     </w:p>
-    <w:bookmarkStart w:id="142" w:name="créer-un-bl"/>
+    <w:bookmarkStart w:id="144" w:name="filtrer-par-statut-v3.2.10-1"/>
+    <w:p>
+      <w:pPr>
+        <w:pStyle w:val="Heading2"/>
+      </w:pPr>
+      <w:r>
+        <w:t xml:space="preserve">Filtrer par statut (v3.2.10)</w:t>
+      </w:r>
+    </w:p>
+    <w:p>
+      <w:pPr>
+        <w:pStyle w:val="FirstParagraph"/>
+      </w:pPr>
+      <w:r>
+        <w:t xml:space="preserve">Le sélecteur en haut de la liste filtre les BL par statut :</w:t>
+      </w:r>
+      <w:r>
+        <w:t xml:space="preserve"> </w:t>
+      </w:r>
+      <w:r>
+        <w:rPr>
+          <w:b/>
+          <w:bCs/>
+        </w:rPr>
+        <w:t xml:space="preserve">Tous les statuts</w:t>
+      </w:r>
+      <w:r>
+        <w:t xml:space="preserve">,</w:t>
+      </w:r>
+      <w:r>
+        <w:t xml:space="preserve"> </w:t>
+      </w:r>
+      <w:r>
+        <w:rPr>
+          <w:b/>
+          <w:bCs/>
+        </w:rPr>
+        <w:t xml:space="preserve">Brouillon</w:t>
+      </w:r>
+      <w:r>
+        <w:t xml:space="preserve">,</w:t>
+      </w:r>
+      <w:r>
+        <w:t xml:space="preserve"> </w:t>
+      </w:r>
+      <w:r>
+        <w:rPr>
+          <w:b/>
+          <w:bCs/>
+        </w:rPr>
+        <w:t xml:space="preserve">Émis</w:t>
+      </w:r>
+      <w:r>
+        <w:t xml:space="preserve">,</w:t>
+      </w:r>
+      <w:r>
+        <w:t xml:space="preserve"> </w:t>
+      </w:r>
+      <w:r>
+        <w:rPr>
+          <w:b/>
+          <w:bCs/>
+        </w:rPr>
+        <w:t xml:space="preserve">Livré</w:t>
+      </w:r>
+      <w:r>
+        <w:t xml:space="preserve">.</w:t>
+      </w:r>
+    </w:p>
+    <w:bookmarkEnd w:id="144"/>
+    <w:bookmarkStart w:id="145" w:name="créer-un-bl"/>
     <w:p>
       <w:pPr>
         <w:pStyle w:val="Heading2"/>
@@ -12434,8 +12637,8 @@
         </w:tc>
       </w:tr>
     </w:tbl>
-    <w:bookmarkEnd w:id="142"/>
-    <w:bookmarkStart w:id="145" w:name="créer-une-facture-depuis-un-bl"/>
+    <w:bookmarkEnd w:id="145"/>
+    <w:bookmarkStart w:id="148" w:name="créer-une-facture-depuis-un-bl"/>
     <w:p>
       <w:pPr>
         <w:pStyle w:val="Heading2"/>
@@ -12444,7 +12647,7 @@
         <w:t xml:space="preserve">Créer une facture depuis un BL</w:t>
       </w:r>
     </w:p>
-    <w:bookmarkStart w:id="143" w:name="depuis-un-seul-bl"/>
+    <w:bookmarkStart w:id="146" w:name="depuis-un-seul-bl"/>
     <w:p>
       <w:pPr>
         <w:pStyle w:val="Heading3"/>
@@ -12477,8 +12680,8 @@
         <w:t xml:space="preserve">sur la ligne du BL → facture pré-remplie avec le client et les lignes du BL.</w:t>
       </w:r>
     </w:p>
-    <w:bookmarkEnd w:id="143"/>
-    <w:bookmarkStart w:id="144" w:name="depuis-plusieurs-bl-facture-groupée"/>
+    <w:bookmarkEnd w:id="146"/>
+    <w:bookmarkStart w:id="147" w:name="depuis-plusieurs-bl-facture-groupée"/>
     <w:p>
       <w:pPr>
         <w:pStyle w:val="Heading3"/>
@@ -12578,10 +12781,10 @@
         </w:pict>
       </w:r>
     </w:p>
-    <w:bookmarkEnd w:id="144"/>
-    <w:bookmarkEnd w:id="145"/>
-    <w:bookmarkEnd w:id="146"/>
-    <w:bookmarkStart w:id="149" w:name="prélèvements-sepa"/>
+    <w:bookmarkEnd w:id="147"/>
+    <w:bookmarkEnd w:id="148"/>
+    <w:bookmarkEnd w:id="149"/>
+    <w:bookmarkStart w:id="152" w:name="prélèvements-sepa"/>
     <w:p>
       <w:pPr>
         <w:pStyle w:val="Heading1"/>
@@ -12598,7 +12801,7 @@
         <w:t xml:space="preserve">Génère des fichiers XML pain.008.001.02 importables dans votre interface bancaire.</w:t>
       </w:r>
     </w:p>
-    <w:bookmarkStart w:id="147" w:name="prérequis"/>
+    <w:bookmarkStart w:id="150" w:name="prérequis"/>
     <w:p>
       <w:pPr>
         <w:pStyle w:val="Heading2"/>
@@ -12651,8 +12854,8 @@
         <w:t xml:space="preserve">: IBAN, BIC, RUM, date de mandat dans la fiche client.</w:t>
       </w:r>
     </w:p>
-    <w:bookmarkEnd w:id="147"/>
-    <w:bookmarkStart w:id="148" w:name="générer-un-fichier-sepa"/>
+    <w:bookmarkEnd w:id="150"/>
+    <w:bookmarkStart w:id="151" w:name="générer-un-fichier-sepa"/>
     <w:p>
       <w:pPr>
         <w:pStyle w:val="Heading2"/>
@@ -12799,9 +13002,9 @@
         </w:pict>
       </w:r>
     </w:p>
-    <w:bookmarkEnd w:id="148"/>
-    <w:bookmarkEnd w:id="149"/>
-    <w:bookmarkStart w:id="172" w:name="X6b8f762b0e70895b422a1832195335854b0b65e"/>
+    <w:bookmarkEnd w:id="151"/>
+    <w:bookmarkEnd w:id="152"/>
+    <w:bookmarkStart w:id="177" w:name="X6b8f762b0e70895b422a1832195335854b0b65e"/>
     <w:p>
       <w:pPr>
         <w:pStyle w:val="Heading1"/>
@@ -12876,7 +13079,7 @@
         <w:t xml:space="preserve">.</w:t>
       </w:r>
     </w:p>
-    <w:bookmarkStart w:id="156" w:name="fournisseurs"/>
+    <w:bookmarkStart w:id="159" w:name="fournisseurs"/>
     <w:p>
       <w:pPr>
         <w:pStyle w:val="Heading2"/>
@@ -12894,109 +13097,12 @@
           <wp:inline>
             <wp:extent cx="5334000" cy="2637413"/>
             <wp:effectExtent b="0" l="0" r="0" t="0"/>
-            <wp:docPr descr="Liste des fournisseurs" title="" id="151" name="Picture"/>
+            <wp:docPr descr="Liste des fournisseurs" title="" id="154" name="Picture"/>
             <a:graphic>
               <a:graphicData uri="http://schemas.openxmlformats.org/drawingml/2006/picture">
                 <pic:pic>
                   <pic:nvPicPr>
-                    <pic:cNvPr descr="screenshots/20-fournisseurs-liste.png" id="152" name="Picture"/>
-                    <pic:cNvPicPr>
-                      <a:picLocks noChangeArrowheads="1" noChangeAspect="1"/>
-                    </pic:cNvPicPr>
-                  </pic:nvPicPr>
-                  <pic:blipFill>
-                    <a:blip r:embed="rId150"/>
-                    <a:stretch>
-                      <a:fillRect/>
-                    </a:stretch>
-                  </pic:blipFill>
-                  <pic:spPr bwMode="auto">
-                    <a:xfrm>
-                      <a:off x="0" y="0"/>
-                      <a:ext cx="5334000" cy="2637413"/>
-                    </a:xfrm>
-                    <a:prstGeom prst="rect">
-                      <a:avLst/>
-                    </a:prstGeom>
-                    <a:noFill/>
-                    <a:ln w="9525">
-                      <a:noFill/>
-                      <a:headEnd/>
-                      <a:tailEnd/>
-                    </a:ln>
-                  </pic:spPr>
-                </pic:pic>
-              </a:graphicData>
-            </a:graphic>
-          </wp:inline>
-        </w:drawing>
-      </w:r>
-    </w:p>
-    <w:p>
-      <w:pPr>
-        <w:pStyle w:val="ImageCaption"/>
-      </w:pPr>
-      <w:r>
-        <w:t xml:space="preserve">Liste des fournisseurs</w:t>
-      </w:r>
-    </w:p>
-    <w:p>
-      <w:pPr>
-        <w:pStyle w:val="BodyText"/>
-      </w:pPr>
-      <w:r>
-        <w:rPr>
-          <w:b/>
-          <w:bCs/>
-        </w:rPr>
-        <w:t xml:space="preserve">Achats &gt; Fournisseurs</w:t>
-      </w:r>
-      <w:r>
-        <w:t xml:space="preserve"> </w:t>
-      </w:r>
-      <w:r>
-        <w:t xml:space="preserve">liste l’ensemble de vos fournisseurs avec raison sociale, email, téléphone, SIRET et conditions de paiement.</w:t>
-      </w:r>
-    </w:p>
-    <w:p>
-      <w:pPr>
-        <w:pStyle w:val="BodyText"/>
-      </w:pPr>
-      <w:r>
-        <w:t xml:space="preserve">Bouton</w:t>
-      </w:r>
-      <w:r>
-        <w:t xml:space="preserve"> </w:t>
-      </w:r>
-      <w:r>
-        <w:rPr>
-          <w:b/>
-          <w:bCs/>
-        </w:rPr>
-        <w:t xml:space="preserve">+ Nouveau fournisseur</w:t>
-      </w:r>
-      <w:r>
-        <w:t xml:space="preserve"> </w:t>
-      </w:r>
-      <w:r>
-        <w:t xml:space="preserve">pour ouvrir la fiche de création :</w:t>
-      </w:r>
-    </w:p>
-    <w:p>
-      <w:pPr>
-        <w:pStyle w:val="CaptionedFigure"/>
-      </w:pPr>
-      <w:r>
-        <w:drawing>
-          <wp:inline>
-            <wp:extent cx="5334000" cy="2637413"/>
-            <wp:effectExtent b="0" l="0" r="0" t="0"/>
-            <wp:docPr descr="Fiche fournisseur" title="" id="154" name="Picture"/>
-            <a:graphic>
-              <a:graphicData uri="http://schemas.openxmlformats.org/drawingml/2006/picture">
-                <pic:pic>
-                  <pic:nvPicPr>
-                    <pic:cNvPr descr="screenshots/21-fournisseur-fiche.png" id="155" name="Picture"/>
+                    <pic:cNvPr descr="screenshots/20-fournisseurs-liste.png" id="155" name="Picture"/>
                     <pic:cNvPicPr>
                       <a:picLocks noChangeArrowheads="1" noChangeAspect="1"/>
                     </pic:cNvPicPr>
@@ -13034,274 +13140,49 @@
         <w:pStyle w:val="ImageCaption"/>
       </w:pPr>
       <w:r>
-        <w:t xml:space="preserve">Fiche fournisseur</w:t>
-      </w:r>
-    </w:p>
-    <w:tbl>
-      <w:tblPr>
-        <w:tblStyle w:val="Table"/>
-        <w:tblW w:type="pct" w:w="5000"/>
-        <w:tblLayout w:type="fixed"/>
-        <w:tblLook w:firstRow="1" w:lastRow="0" w:firstColumn="0" w:lastColumn="0" w:noHBand="0" w:noVBand="0" w:val="0020"/>
-      </w:tblPr>
-      <w:tblGrid>
-        <w:gridCol w:w="3960"/>
-        <w:gridCol w:w="3960"/>
-      </w:tblGrid>
-      <w:tr>
-        <w:trPr>
-          <w:tblHeader w:val="on"/>
-        </w:trPr>
-        <w:tc>
-          <w:tcPr/>
-          <w:p>
-            <w:pPr>
-              <w:pStyle w:val="Compact"/>
-            </w:pPr>
-            <w:r>
-              <w:t xml:space="preserve">Champ</w:t>
-            </w:r>
-          </w:p>
-        </w:tc>
-        <w:tc>
-          <w:tcPr/>
-          <w:p>
-            <w:pPr>
-              <w:pStyle w:val="Compact"/>
-            </w:pPr>
-            <w:r>
-              <w:t xml:space="preserve">Remarque</w:t>
-            </w:r>
-          </w:p>
-        </w:tc>
-      </w:tr>
-      <w:tr>
-        <w:tc>
-          <w:tcPr/>
-          <w:p>
-            <w:pPr>
-              <w:pStyle w:val="Compact"/>
-            </w:pPr>
-            <w:r>
-              <w:t xml:space="preserve">Raison sociale *</w:t>
-            </w:r>
-          </w:p>
-        </w:tc>
-        <w:tc>
-          <w:tcPr/>
-          <w:p>
-            <w:pPr>
-              <w:pStyle w:val="Compact"/>
-            </w:pPr>
-            <w:r>
-              <w:t xml:space="preserve">Obligatoire</w:t>
-            </w:r>
-          </w:p>
-        </w:tc>
-      </w:tr>
-      <w:tr>
-        <w:tc>
-          <w:tcPr/>
-          <w:p>
-            <w:pPr>
-              <w:pStyle w:val="Compact"/>
-            </w:pPr>
-            <w:r>
-              <w:t xml:space="preserve">Adresse / Complément / Code postal / Ville</w:t>
-            </w:r>
-          </w:p>
-        </w:tc>
-        <w:tc>
-          <w:tcPr/>
-          <w:p>
-            <w:pPr>
-              <w:pStyle w:val="Compact"/>
-            </w:pPr>
-            <w:r>
-              <w:t xml:space="preserve">Coordonnées postales</w:t>
-            </w:r>
-          </w:p>
-        </w:tc>
-      </w:tr>
-      <w:tr>
-        <w:tc>
-          <w:tcPr/>
-          <w:p>
-            <w:pPr>
-              <w:pStyle w:val="Compact"/>
-            </w:pPr>
-            <w:r>
-              <w:t xml:space="preserve">Email / Téléphone</w:t>
-            </w:r>
-          </w:p>
-        </w:tc>
-        <w:tc>
-          <w:tcPr/>
-          <w:p>
-            <w:pPr>
-              <w:pStyle w:val="Compact"/>
-            </w:pPr>
-            <w:r>
-              <w:t xml:space="preserve">Coordonnées de contact</w:t>
-            </w:r>
-          </w:p>
-        </w:tc>
-      </w:tr>
-      <w:tr>
-        <w:tc>
-          <w:tcPr/>
-          <w:p>
-            <w:pPr>
-              <w:pStyle w:val="Compact"/>
-            </w:pPr>
-            <w:r>
-              <w:t xml:space="preserve">SIRET / TVA Intracom</w:t>
-            </w:r>
-          </w:p>
-        </w:tc>
-        <w:tc>
-          <w:tcPr/>
-          <w:p>
-            <w:pPr>
-              <w:pStyle w:val="Compact"/>
-            </w:pPr>
-            <w:r>
-              <w:t xml:space="preserve">Identifiants légaux</w:t>
-            </w:r>
-          </w:p>
-        </w:tc>
-      </w:tr>
-      <w:tr>
-        <w:tc>
-          <w:tcPr/>
-          <w:p>
-            <w:pPr>
-              <w:pStyle w:val="Compact"/>
-            </w:pPr>
-            <w:r>
-              <w:t xml:space="preserve">Conditions de paiement</w:t>
-            </w:r>
-          </w:p>
-        </w:tc>
-        <w:tc>
-          <w:tcPr/>
-          <w:p>
-            <w:pPr>
-              <w:pStyle w:val="Compact"/>
-            </w:pPr>
-            <w:r>
-              <w:t xml:space="preserve">Texte libre, pour information uniquement</w:t>
-            </w:r>
-          </w:p>
-        </w:tc>
-      </w:tr>
-      <w:tr>
-        <w:tc>
-          <w:tcPr/>
-          <w:p>
-            <w:pPr>
-              <w:pStyle w:val="Compact"/>
-            </w:pPr>
-            <w:r>
-              <w:t xml:space="preserve">IBAN / BIC</w:t>
-            </w:r>
-          </w:p>
-        </w:tc>
-        <w:tc>
-          <w:tcPr/>
-          <w:p>
-            <w:pPr>
-              <w:pStyle w:val="Compact"/>
-            </w:pPr>
-            <w:r>
-              <w:t xml:space="preserve">Coordonnées bancaires pour vos virements, repliées dans</w:t>
-            </w:r>
-            <w:r>
-              <w:t xml:space="preserve"> </w:t>
-            </w:r>
-            <w:r>
-              <w:rPr>
-                <w:b/>
-                <w:bCs/>
-              </w:rPr>
-              <w:t xml:space="preserve">🏦 Coordonnées bancaires</w:t>
-            </w:r>
-          </w:p>
-        </w:tc>
-      </w:tr>
-      <w:tr>
-        <w:tc>
-          <w:tcPr/>
-          <w:p>
-            <w:pPr>
-              <w:pStyle w:val="Compact"/>
-            </w:pPr>
-            <w:r>
-              <w:t xml:space="preserve">Notes</w:t>
-            </w:r>
-          </w:p>
-        </w:tc>
-        <w:tc>
-          <w:tcPr/>
-          <w:p>
-            <w:pPr>
-              <w:pStyle w:val="Compact"/>
-            </w:pPr>
-            <w:r>
-              <w:t xml:space="preserve">Texte libre</w:t>
-            </w:r>
-          </w:p>
-        </w:tc>
-      </w:tr>
-    </w:tbl>
+        <w:t xml:space="preserve">Liste des fournisseurs</w:t>
+      </w:r>
+    </w:p>
     <w:p>
       <w:pPr>
         <w:pStyle w:val="BodyText"/>
       </w:pPr>
       <w:r>
-        <w:t xml:space="preserve">Les boutons</w:t>
-      </w:r>
-      <w:r>
-        <w:t xml:space="preserve"> </w:t>
-      </w:r>
-      <w:r>
-        <w:rPr>
-          <w:b/>
-          <w:bCs/>
-        </w:rPr>
-        <w:t xml:space="preserve">⬇ Exporter CSV</w:t>
-      </w:r>
-      <w:r>
-        <w:t xml:space="preserve"> </w:t>
-      </w:r>
-      <w:r>
-        <w:t xml:space="preserve">et</w:t>
-      </w:r>
-      <w:r>
-        <w:t xml:space="preserve"> </w:t>
-      </w:r>
-      <w:r>
-        <w:rPr>
-          <w:b/>
-          <w:bCs/>
-        </w:rPr>
-        <w:t xml:space="preserve">⬆ Importer CSV</w:t>
-      </w:r>
-      <w:r>
-        <w:t xml:space="preserve"> </w:t>
-      </w:r>
-      <w:r>
-        <w:t xml:space="preserve">permettent d’échanger votre liste de fournisseurs au format tableur.</w:t>
-      </w:r>
-    </w:p>
-    <w:bookmarkEnd w:id="156"/>
-    <w:bookmarkStart w:id="165" w:name="commandes-bons-de-commande"/>
-    <w:p>
-      <w:pPr>
-        <w:pStyle w:val="Heading2"/>
-      </w:pPr>
-      <w:r>
-        <w:t xml:space="preserve">Commandes (bons de commande)</w:t>
+        <w:rPr>
+          <w:b/>
+          <w:bCs/>
+        </w:rPr>
+        <w:t xml:space="preserve">Achats &gt; Fournisseurs</w:t>
+      </w:r>
+      <w:r>
+        <w:t xml:space="preserve"> </w:t>
+      </w:r>
+      <w:r>
+        <w:t xml:space="preserve">liste l’ensemble de vos fournisseurs avec raison sociale, email, téléphone, SIRET et conditions de paiement.</w:t>
+      </w:r>
+    </w:p>
+    <w:p>
+      <w:pPr>
+        <w:pStyle w:val="BodyText"/>
+      </w:pPr>
+      <w:r>
+        <w:t xml:space="preserve">Bouton</w:t>
+      </w:r>
+      <w:r>
+        <w:t xml:space="preserve"> </w:t>
+      </w:r>
+      <w:r>
+        <w:rPr>
+          <w:b/>
+          <w:bCs/>
+        </w:rPr>
+        <w:t xml:space="preserve">+ Nouveau fournisseur</w:t>
+      </w:r>
+      <w:r>
+        <w:t xml:space="preserve"> </w:t>
+      </w:r>
+      <w:r>
+        <w:t xml:space="preserve">pour ouvrir la fiche de création :</w:t>
       </w:r>
     </w:p>
     <w:p>
@@ -13313,18 +13194,18 @@
           <wp:inline>
             <wp:extent cx="5334000" cy="2637413"/>
             <wp:effectExtent b="0" l="0" r="0" t="0"/>
-            <wp:docPr descr="Liste des commandes" title="" id="158" name="Picture"/>
+            <wp:docPr descr="Fiche fournisseur" title="" id="157" name="Picture"/>
             <a:graphic>
               <a:graphicData uri="http://schemas.openxmlformats.org/drawingml/2006/picture">
                 <pic:pic>
                   <pic:nvPicPr>
-                    <pic:cNvPr descr="screenshots/22-commandes-liste.png" id="159" name="Picture"/>
+                    <pic:cNvPr descr="screenshots/21-fournisseur-fiche.png" id="158" name="Picture"/>
                     <pic:cNvPicPr>
                       <a:picLocks noChangeArrowheads="1" noChangeAspect="1"/>
                     </pic:cNvPicPr>
                   </pic:nvPicPr>
                   <pic:blipFill>
-                    <a:blip r:embed="rId157"/>
+                    <a:blip r:embed="rId156"/>
                     <a:stretch>
                       <a:fillRect/>
                     </a:stretch>
@@ -13356,107 +13237,274 @@
         <w:pStyle w:val="ImageCaption"/>
       </w:pPr>
       <w:r>
-        <w:t xml:space="preserve">Liste des commandes</w:t>
-      </w:r>
-    </w:p>
+        <w:t xml:space="preserve">Fiche fournisseur</w:t>
+      </w:r>
+    </w:p>
+    <w:tbl>
+      <w:tblPr>
+        <w:tblStyle w:val="Table"/>
+        <w:tblW w:type="pct" w:w="5000"/>
+        <w:tblLayout w:type="fixed"/>
+        <w:tblLook w:firstRow="1" w:lastRow="0" w:firstColumn="0" w:lastColumn="0" w:noHBand="0" w:noVBand="0" w:val="0020"/>
+      </w:tblPr>
+      <w:tblGrid>
+        <w:gridCol w:w="3960"/>
+        <w:gridCol w:w="3960"/>
+      </w:tblGrid>
+      <w:tr>
+        <w:trPr>
+          <w:tblHeader w:val="on"/>
+        </w:trPr>
+        <w:tc>
+          <w:tcPr/>
+          <w:p>
+            <w:pPr>
+              <w:pStyle w:val="Compact"/>
+            </w:pPr>
+            <w:r>
+              <w:t xml:space="preserve">Champ</w:t>
+            </w:r>
+          </w:p>
+        </w:tc>
+        <w:tc>
+          <w:tcPr/>
+          <w:p>
+            <w:pPr>
+              <w:pStyle w:val="Compact"/>
+            </w:pPr>
+            <w:r>
+              <w:t xml:space="preserve">Remarque</w:t>
+            </w:r>
+          </w:p>
+        </w:tc>
+      </w:tr>
+      <w:tr>
+        <w:tc>
+          <w:tcPr/>
+          <w:p>
+            <w:pPr>
+              <w:pStyle w:val="Compact"/>
+            </w:pPr>
+            <w:r>
+              <w:t xml:space="preserve">Raison sociale *</w:t>
+            </w:r>
+          </w:p>
+        </w:tc>
+        <w:tc>
+          <w:tcPr/>
+          <w:p>
+            <w:pPr>
+              <w:pStyle w:val="Compact"/>
+            </w:pPr>
+            <w:r>
+              <w:t xml:space="preserve">Obligatoire</w:t>
+            </w:r>
+          </w:p>
+        </w:tc>
+      </w:tr>
+      <w:tr>
+        <w:tc>
+          <w:tcPr/>
+          <w:p>
+            <w:pPr>
+              <w:pStyle w:val="Compact"/>
+            </w:pPr>
+            <w:r>
+              <w:t xml:space="preserve">Adresse / Complément / Code postal / Ville</w:t>
+            </w:r>
+          </w:p>
+        </w:tc>
+        <w:tc>
+          <w:tcPr/>
+          <w:p>
+            <w:pPr>
+              <w:pStyle w:val="Compact"/>
+            </w:pPr>
+            <w:r>
+              <w:t xml:space="preserve">Coordonnées postales</w:t>
+            </w:r>
+          </w:p>
+        </w:tc>
+      </w:tr>
+      <w:tr>
+        <w:tc>
+          <w:tcPr/>
+          <w:p>
+            <w:pPr>
+              <w:pStyle w:val="Compact"/>
+            </w:pPr>
+            <w:r>
+              <w:t xml:space="preserve">Email / Téléphone</w:t>
+            </w:r>
+          </w:p>
+        </w:tc>
+        <w:tc>
+          <w:tcPr/>
+          <w:p>
+            <w:pPr>
+              <w:pStyle w:val="Compact"/>
+            </w:pPr>
+            <w:r>
+              <w:t xml:space="preserve">Coordonnées de contact</w:t>
+            </w:r>
+          </w:p>
+        </w:tc>
+      </w:tr>
+      <w:tr>
+        <w:tc>
+          <w:tcPr/>
+          <w:p>
+            <w:pPr>
+              <w:pStyle w:val="Compact"/>
+            </w:pPr>
+            <w:r>
+              <w:t xml:space="preserve">SIRET / TVA Intracom</w:t>
+            </w:r>
+          </w:p>
+        </w:tc>
+        <w:tc>
+          <w:tcPr/>
+          <w:p>
+            <w:pPr>
+              <w:pStyle w:val="Compact"/>
+            </w:pPr>
+            <w:r>
+              <w:t xml:space="preserve">Identifiants légaux</w:t>
+            </w:r>
+          </w:p>
+        </w:tc>
+      </w:tr>
+      <w:tr>
+        <w:tc>
+          <w:tcPr/>
+          <w:p>
+            <w:pPr>
+              <w:pStyle w:val="Compact"/>
+            </w:pPr>
+            <w:r>
+              <w:t xml:space="preserve">Conditions de paiement</w:t>
+            </w:r>
+          </w:p>
+        </w:tc>
+        <w:tc>
+          <w:tcPr/>
+          <w:p>
+            <w:pPr>
+              <w:pStyle w:val="Compact"/>
+            </w:pPr>
+            <w:r>
+              <w:t xml:space="preserve">Texte libre, pour information uniquement</w:t>
+            </w:r>
+          </w:p>
+        </w:tc>
+      </w:tr>
+      <w:tr>
+        <w:tc>
+          <w:tcPr/>
+          <w:p>
+            <w:pPr>
+              <w:pStyle w:val="Compact"/>
+            </w:pPr>
+            <w:r>
+              <w:t xml:space="preserve">IBAN / BIC</w:t>
+            </w:r>
+          </w:p>
+        </w:tc>
+        <w:tc>
+          <w:tcPr/>
+          <w:p>
+            <w:pPr>
+              <w:pStyle w:val="Compact"/>
+            </w:pPr>
+            <w:r>
+              <w:t xml:space="preserve">Coordonnées bancaires pour vos virements, repliées dans</w:t>
+            </w:r>
+            <w:r>
+              <w:t xml:space="preserve"> </w:t>
+            </w:r>
+            <w:r>
+              <w:rPr>
+                <w:b/>
+                <w:bCs/>
+              </w:rPr>
+              <w:t xml:space="preserve">🏦 Coordonnées bancaires</w:t>
+            </w:r>
+          </w:p>
+        </w:tc>
+      </w:tr>
+      <w:tr>
+        <w:tc>
+          <w:tcPr/>
+          <w:p>
+            <w:pPr>
+              <w:pStyle w:val="Compact"/>
+            </w:pPr>
+            <w:r>
+              <w:t xml:space="preserve">Notes</w:t>
+            </w:r>
+          </w:p>
+        </w:tc>
+        <w:tc>
+          <w:tcPr/>
+          <w:p>
+            <w:pPr>
+              <w:pStyle w:val="Compact"/>
+            </w:pPr>
+            <w:r>
+              <w:t xml:space="preserve">Texte libre</w:t>
+            </w:r>
+          </w:p>
+        </w:tc>
+      </w:tr>
+    </w:tbl>
     <w:p>
       <w:pPr>
         <w:pStyle w:val="BodyText"/>
       </w:pPr>
       <w:r>
-        <w:rPr>
-          <w:b/>
-          <w:bCs/>
-        </w:rPr>
-        <w:t xml:space="preserve">Achats &gt; Commandes</w:t>
-      </w:r>
-      <w:r>
-        <w:t xml:space="preserve"> </w:t>
-      </w:r>
-      <w:r>
-        <w:t xml:space="preserve">liste les bons de commande passés auprès de vos fournisseurs, filtrables par statut (</w:t>
-      </w:r>
-      <w:r>
-        <w:rPr>
-          <w:b/>
-          <w:bCs/>
-        </w:rPr>
-        <w:t xml:space="preserve">Toutes</w:t>
-      </w:r>
-      <w:r>
-        <w:t xml:space="preserve">,</w:t>
-      </w:r>
-      <w:r>
-        <w:t xml:space="preserve"> </w:t>
-      </w:r>
-      <w:r>
-        <w:rPr>
-          <w:b/>
-          <w:bCs/>
-        </w:rPr>
-        <w:t xml:space="preserve">En cours</w:t>
-      </w:r>
-      <w:r>
-        <w:t xml:space="preserve">,</w:t>
-      </w:r>
-      <w:r>
-        <w:t xml:space="preserve"> </w:t>
-      </w:r>
-      <w:r>
-        <w:rPr>
-          <w:b/>
-          <w:bCs/>
-        </w:rPr>
-        <w:t xml:space="preserve">Réceptionnées</w:t>
-      </w:r>
-      <w:r>
-        <w:t xml:space="preserve">,</w:t>
-      </w:r>
-      <w:r>
-        <w:t xml:space="preserve"> </w:t>
-      </w:r>
-      <w:r>
-        <w:rPr>
-          <w:b/>
-          <w:bCs/>
-        </w:rPr>
-        <w:t xml:space="preserve">Annulées</w:t>
-      </w:r>
-      <w:r>
-        <w:t xml:space="preserve">).</w:t>
-      </w:r>
-    </w:p>
-    <w:bookmarkStart w:id="163" w:name="éditeur-de-bon-de-commande-v3.2.8"/>
-    <w:p>
-      <w:pPr>
-        <w:pStyle w:val="Heading3"/>
-      </w:pPr>
-      <w:r>
-        <w:t xml:space="preserve">Éditeur de bon de commande (v3.2.8)</w:t>
-      </w:r>
-    </w:p>
-    <w:p>
-      <w:pPr>
-        <w:pStyle w:val="FirstParagraph"/>
-      </w:pPr>
-      <w:r>
-        <w:t xml:space="preserve">Depuis la v3.2.8, les commandes s’éditent dans le</w:t>
-      </w:r>
-      <w:r>
-        <w:t xml:space="preserve"> </w:t>
-      </w:r>
-      <w:r>
-        <w:rPr>
-          <w:b/>
-          <w:bCs/>
-        </w:rPr>
-        <w:t xml:space="preserve">même éditeur WYSIWYG que les devis</w:t>
-      </w:r>
-      <w:r>
-        <w:t xml:space="preserve"> </w:t>
-      </w:r>
-      <w:r>
-        <w:t xml:space="preserve">: page A4 fidèle au PDF, lignes détaillées, totaux calculés en temps réel.</w:t>
+        <w:t xml:space="preserve">Les boutons</w:t>
+      </w:r>
+      <w:r>
+        <w:t xml:space="preserve"> </w:t>
+      </w:r>
+      <w:r>
+        <w:rPr>
+          <w:b/>
+          <w:bCs/>
+        </w:rPr>
+        <w:t xml:space="preserve">⬇ Exporter CSV</w:t>
+      </w:r>
+      <w:r>
+        <w:t xml:space="preserve"> </w:t>
+      </w:r>
+      <w:r>
+        <w:t xml:space="preserve">et</w:t>
+      </w:r>
+      <w:r>
+        <w:t xml:space="preserve"> </w:t>
+      </w:r>
+      <w:r>
+        <w:rPr>
+          <w:b/>
+          <w:bCs/>
+        </w:rPr>
+        <w:t xml:space="preserve">⬆ Importer CSV</w:t>
+      </w:r>
+      <w:r>
+        <w:t xml:space="preserve"> </w:t>
+      </w:r>
+      <w:r>
+        <w:t xml:space="preserve">permettent d’échanger votre liste de fournisseurs au format tableur.</w:t>
+      </w:r>
+    </w:p>
+    <w:bookmarkEnd w:id="159"/>
+    <w:bookmarkStart w:id="170" w:name="commandes-bons-de-commande"/>
+    <w:p>
+      <w:pPr>
+        <w:pStyle w:val="Heading2"/>
+      </w:pPr>
+      <w:r>
+        <w:t xml:space="preserve">Commandes (bons de commande)</w:t>
       </w:r>
     </w:p>
     <w:p>
@@ -13466,20 +13514,175 @@
       <w:r>
         <w:drawing>
           <wp:inline>
-            <wp:extent cx="5334000" cy="3319106"/>
+            <wp:extent cx="5334000" cy="2637413"/>
             <wp:effectExtent b="0" l="0" r="0" t="0"/>
-            <wp:docPr descr="Éditeur de bon de commande" title="" id="161" name="Picture"/>
+            <wp:docPr descr="Liste des commandes" title="" id="161" name="Picture"/>
             <a:graphic>
               <a:graphicData uri="http://schemas.openxmlformats.org/drawingml/2006/picture">
                 <pic:pic>
                   <pic:nvPicPr>
-                    <pic:cNvPr descr="screenshots/27-commande-editeur.png" id="162" name="Picture"/>
+                    <pic:cNvPr descr="screenshots/22-commandes-liste.png" id="162" name="Picture"/>
                     <pic:cNvPicPr>
                       <a:picLocks noChangeArrowheads="1" noChangeAspect="1"/>
                     </pic:cNvPicPr>
                   </pic:nvPicPr>
                   <pic:blipFill>
                     <a:blip r:embed="rId160"/>
+                    <a:stretch>
+                      <a:fillRect/>
+                    </a:stretch>
+                  </pic:blipFill>
+                  <pic:spPr bwMode="auto">
+                    <a:xfrm>
+                      <a:off x="0" y="0"/>
+                      <a:ext cx="5334000" cy="2637413"/>
+                    </a:xfrm>
+                    <a:prstGeom prst="rect">
+                      <a:avLst/>
+                    </a:prstGeom>
+                    <a:noFill/>
+                    <a:ln w="9525">
+                      <a:noFill/>
+                      <a:headEnd/>
+                      <a:tailEnd/>
+                    </a:ln>
+                  </pic:spPr>
+                </pic:pic>
+              </a:graphicData>
+            </a:graphic>
+          </wp:inline>
+        </w:drawing>
+      </w:r>
+    </w:p>
+    <w:p>
+      <w:pPr>
+        <w:pStyle w:val="ImageCaption"/>
+      </w:pPr>
+      <w:r>
+        <w:t xml:space="preserve">Liste des commandes</w:t>
+      </w:r>
+    </w:p>
+    <w:p>
+      <w:pPr>
+        <w:pStyle w:val="BodyText"/>
+      </w:pPr>
+      <w:r>
+        <w:rPr>
+          <w:b/>
+          <w:bCs/>
+        </w:rPr>
+        <w:t xml:space="preserve">Achats &gt; Commandes</w:t>
+      </w:r>
+      <w:r>
+        <w:t xml:space="preserve"> </w:t>
+      </w:r>
+      <w:r>
+        <w:t xml:space="preserve">liste les bons de commande passés auprès de vos fournisseurs, filtrables par statut (</w:t>
+      </w:r>
+      <w:r>
+        <w:rPr>
+          <w:b/>
+          <w:bCs/>
+        </w:rPr>
+        <w:t xml:space="preserve">Toutes</w:t>
+      </w:r>
+      <w:r>
+        <w:t xml:space="preserve">,</w:t>
+      </w:r>
+      <w:r>
+        <w:t xml:space="preserve"> </w:t>
+      </w:r>
+      <w:r>
+        <w:rPr>
+          <w:b/>
+          <w:bCs/>
+        </w:rPr>
+        <w:t xml:space="preserve">En cours</w:t>
+      </w:r>
+      <w:r>
+        <w:t xml:space="preserve">,</w:t>
+      </w:r>
+      <w:r>
+        <w:t xml:space="preserve"> </w:t>
+      </w:r>
+      <w:r>
+        <w:rPr>
+          <w:b/>
+          <w:bCs/>
+        </w:rPr>
+        <w:t xml:space="preserve">Réceptionnées</w:t>
+      </w:r>
+      <w:r>
+        <w:t xml:space="preserve">,</w:t>
+      </w:r>
+      <w:r>
+        <w:t xml:space="preserve"> </w:t>
+      </w:r>
+      <w:r>
+        <w:rPr>
+          <w:b/>
+          <w:bCs/>
+        </w:rPr>
+        <w:t xml:space="preserve">Annulées</w:t>
+      </w:r>
+      <w:r>
+        <w:t xml:space="preserve">).</w:t>
+      </w:r>
+    </w:p>
+    <w:bookmarkStart w:id="166" w:name="éditeur-de-bon-de-commande-v3.2.8"/>
+    <w:p>
+      <w:pPr>
+        <w:pStyle w:val="Heading3"/>
+      </w:pPr>
+      <w:r>
+        <w:t xml:space="preserve">Éditeur de bon de commande (v3.2.8)</w:t>
+      </w:r>
+    </w:p>
+    <w:p>
+      <w:pPr>
+        <w:pStyle w:val="FirstParagraph"/>
+      </w:pPr>
+      <w:r>
+        <w:t xml:space="preserve">Depuis la v3.2.8, les commandes s’éditent dans le</w:t>
+      </w:r>
+      <w:r>
+        <w:t xml:space="preserve"> </w:t>
+      </w:r>
+      <w:r>
+        <w:rPr>
+          <w:b/>
+          <w:bCs/>
+        </w:rPr>
+        <w:t xml:space="preserve">même éditeur WYSIWYG que les devis</w:t>
+      </w:r>
+      <w:r>
+        <w:t xml:space="preserve"> </w:t>
+      </w:r>
+      <w:r>
+        <w:t xml:space="preserve">: page A4 fidèle au PDF, lignes détaillées, totaux calculés en temps réel.</w:t>
+      </w:r>
+    </w:p>
+    <w:p>
+      <w:pPr>
+        <w:pStyle w:val="CaptionedFigure"/>
+      </w:pPr>
+      <w:r>
+        <w:drawing>
+          <wp:inline>
+            <wp:extent cx="5334000" cy="3319106"/>
+            <wp:effectExtent b="0" l="0" r="0" t="0"/>
+            <wp:docPr descr="Éditeur de bon de commande" title="" id="164" name="Picture"/>
+            <a:graphic>
+              <a:graphicData uri="http://schemas.openxmlformats.org/drawingml/2006/picture">
+                <pic:pic>
+                  <pic:nvPicPr>
+                    <pic:cNvPr descr="screenshots/27-commande-editeur.png" id="165" name="Picture"/>
+                    <pic:cNvPicPr>
+                      <a:picLocks noChangeArrowheads="1" noChangeAspect="1"/>
+                    </pic:cNvPicPr>
+                  </pic:nvPicPr>
+                  <pic:blipFill>
+                    <a:blip r:embed="rId163"/>
                     <a:stretch>
                       <a:fillRect/>
                     </a:stretch>
@@ -13860,13 +14063,155 @@
         <w:t xml:space="preserve">(et non son prix de vente) qui est pré-rempli, s’il est renseigné dans la fiche article.</w:t>
       </w:r>
     </w:p>
-    <w:bookmarkEnd w:id="163"/>
-    <w:bookmarkStart w:id="164" w:name="chaînage-avec-une-facture-dachat"/>
+    <w:bookmarkEnd w:id="166"/>
+    <w:bookmarkStart w:id="167" w:name="envoyer-la-commande-par-email-v3.2.10"/>
     <w:p>
       <w:pPr>
         <w:pStyle w:val="Heading3"/>
       </w:pPr>
       <w:r>
+        <w:t xml:space="preserve">Envoyer la commande par email (v3.2.10)</w:t>
+      </w:r>
+    </w:p>
+    <w:p>
+      <w:pPr>
+        <w:pStyle w:val="FirstParagraph"/>
+      </w:pPr>
+      <w:r>
+        <w:t xml:space="preserve">Le bouton</w:t>
+      </w:r>
+      <w:r>
+        <w:t xml:space="preserve"> </w:t>
+      </w:r>
+      <w:r>
+        <w:rPr>
+          <w:b/>
+          <w:bCs/>
+        </w:rPr>
+        <w:t xml:space="preserve">✉ Envoyer</w:t>
+      </w:r>
+      <w:r>
+        <w:t xml:space="preserve"> </w:t>
+      </w:r>
+      <w:r>
+        <w:t xml:space="preserve">— disponible sur la ligne de la liste et dans la barre d’outils de l’éditeur (commande déjà enregistrée) — ouvre une fenêtre de confirmation avec l’</w:t>
+      </w:r>
+      <w:r>
+        <w:rPr>
+          <w:b/>
+          <w:bCs/>
+        </w:rPr>
+        <w:t xml:space="preserve">email du fournisseur pré-rempli</w:t>
+      </w:r>
+      <w:r>
+        <w:t xml:space="preserve"> </w:t>
+      </w:r>
+      <w:r>
+        <w:t xml:space="preserve">(si renseigné dans l’annuaire</w:t>
+      </w:r>
+      <w:r>
+        <w:t xml:space="preserve"> </w:t>
+      </w:r>
+      <w:r>
+        <w:rPr>
+          <w:b/>
+          <w:bCs/>
+        </w:rPr>
+        <w:t xml:space="preserve">Fournisseurs</w:t>
+      </w:r>
+      <w:r>
+        <w:t xml:space="preserve">). Validez pour envoyer le PDF du bon de commande en pièce jointe.</w:t>
+      </w:r>
+    </w:p>
+    <w:bookmarkEnd w:id="167"/>
+    <w:bookmarkStart w:id="168" w:name="facturer-une-commande-v3.2.10"/>
+    <w:p>
+      <w:pPr>
+        <w:pStyle w:val="Heading3"/>
+      </w:pPr>
+      <w:r>
+        <w:t xml:space="preserve">Facturer une commande (v3.2.10)</w:t>
+      </w:r>
+    </w:p>
+    <w:p>
+      <w:pPr>
+        <w:pStyle w:val="FirstParagraph"/>
+      </w:pPr>
+      <w:r>
+        <w:t xml:space="preserve">Tant qu’aucune facture d’achat n’est liée, le bouton</w:t>
+      </w:r>
+      <w:r>
+        <w:t xml:space="preserve"> </w:t>
+      </w:r>
+      <w:r>
+        <w:rPr>
+          <w:b/>
+          <w:bCs/>
+        </w:rPr>
+        <w:t xml:space="preserve">🧾 → Facture d’achat</w:t>
+      </w:r>
+      <w:r>
+        <w:t xml:space="preserve"> </w:t>
+      </w:r>
+      <w:r>
+        <w:t xml:space="preserve">— sur la ligne de la liste et dans la barre d’outils de l’éditeur — ouvre l’éditeur de</w:t>
+      </w:r>
+      <w:r>
+        <w:t xml:space="preserve"> </w:t>
+      </w:r>
+      <w:r>
+        <w:rPr>
+          <w:b/>
+          <w:bCs/>
+        </w:rPr>
+        <w:t xml:space="preserve">facture d’achat pré-rempli</w:t>
+      </w:r>
+      <w:r>
+        <w:t xml:space="preserve"> </w:t>
+      </w:r>
+      <w:r>
+        <w:t xml:space="preserve">avec le fournisseur, l’objet et les lignes de la commande. Complétez le</w:t>
+      </w:r>
+      <w:r>
+        <w:t xml:space="preserve"> </w:t>
+      </w:r>
+      <w:r>
+        <w:rPr>
+          <w:b/>
+          <w:bCs/>
+        </w:rPr>
+        <w:t xml:space="preserve">N° de facture fournisseur</w:t>
+      </w:r>
+      <w:r>
+        <w:t xml:space="preserve"> </w:t>
+      </w:r>
+      <w:r>
+        <w:t xml:space="preserve">puis enregistrez : la commande est automatiquement</w:t>
+      </w:r>
+      <w:r>
+        <w:t xml:space="preserve"> </w:t>
+      </w:r>
+      <w:r>
+        <w:rPr>
+          <w:b/>
+          <w:bCs/>
+        </w:rPr>
+        <w:t xml:space="preserve">liée</w:t>
+      </w:r>
+      <w:r>
+        <w:t xml:space="preserve"> </w:t>
+      </w:r>
+      <w:r>
+        <w:t xml:space="preserve">à la nouvelle facture d’achat.</w:t>
+      </w:r>
+    </w:p>
+    <w:bookmarkEnd w:id="168"/>
+    <w:bookmarkStart w:id="169" w:name="chaînage-avec-une-facture-dachat"/>
+    <w:p>
+      <w:pPr>
+        <w:pStyle w:val="Heading3"/>
+      </w:pPr>
+      <w:r>
         <w:t xml:space="preserve">Chaînage avec une facture d’achat</w:t>
       </w:r>
     </w:p>
@@ -13891,7 +14236,23 @@
         <w:t xml:space="preserve"> </w:t>
       </w:r>
       <w:r>
-        <w:t xml:space="preserve">de la liste associe une commande à une facture d’achat. Ce chaînage est</w:t>
+        <w:t xml:space="preserve">de la liste associe manuellement une commande à une facture d’achat existante (le chaînage automatique via</w:t>
+      </w:r>
+      <w:r>
+        <w:t xml:space="preserve"> </w:t>
+      </w:r>
+      <w:r>
+        <w:rPr>
+          <w:b/>
+          <w:bCs/>
+        </w:rPr>
+        <w:t xml:space="preserve">🧾 → Facture d’achat</w:t>
+      </w:r>
+      <w:r>
+        <w:t xml:space="preserve"> </w:t>
+      </w:r>
+      <w:r>
+        <w:t xml:space="preserve">ci-dessus produit le même lien). Ce chaînage est</w:t>
       </w:r>
       <w:r>
         <w:t xml:space="preserve"> </w:t>
@@ -13910,9 +14271,9 @@
         <w:t xml:space="preserve">: facultatif, modifiable à tout moment, sans incidence sur le scellement. Il aide à suivre le cycle commande → réception → facturation, sans imposer de contrainte d’ordre ni verrouiller les documents.</w:t>
       </w:r>
     </w:p>
-    <w:bookmarkEnd w:id="164"/>
-    <w:bookmarkEnd w:id="165"/>
-    <w:bookmarkStart w:id="171" w:name="factures-dachats"/>
+    <w:bookmarkEnd w:id="169"/>
+    <w:bookmarkEnd w:id="170"/>
+    <w:bookmarkStart w:id="176" w:name="factures-dachats"/>
     <w:p>
       <w:pPr>
         <w:pStyle w:val="Heading2"/>
@@ -13968,7 +14329,7 @@
         <w:t xml:space="preserve">.</w:t>
       </w:r>
     </w:p>
-    <w:bookmarkStart w:id="169" w:name="éditeur-de-facture-dachat-v3.2.8"/>
+    <w:bookmarkStart w:id="174" w:name="éditeur-de-facture-dachat-v3.2.8"/>
     <w:p>
       <w:pPr>
         <w:pStyle w:val="Heading3"/>
@@ -13994,18 +14355,18 @@
           <wp:inline>
             <wp:extent cx="5334000" cy="3319106"/>
             <wp:effectExtent b="0" l="0" r="0" t="0"/>
-            <wp:docPr descr="Éditeur de facture d’achat" title="" id="167" name="Picture"/>
+            <wp:docPr descr="Éditeur de facture d’achat" title="" id="172" name="Picture"/>
             <a:graphic>
               <a:graphicData uri="http://schemas.openxmlformats.org/drawingml/2006/picture">
                 <pic:pic>
                   <pic:nvPicPr>
-                    <pic:cNvPr descr="screenshots/28-facture-achat-editeur.png" id="168" name="Picture"/>
+                    <pic:cNvPr descr="screenshots/28-facture-achat-editeur.png" id="173" name="Picture"/>
                     <pic:cNvPicPr>
                       <a:picLocks noChangeArrowheads="1" noChangeAspect="1"/>
                     </pic:cNvPicPr>
                   </pic:nvPicPr>
                   <pic:blipFill>
-                    <a:blip r:embed="rId166"/>
+                    <a:blip r:embed="rId171"/>
                     <a:stretch>
                       <a:fillRect/>
                     </a:stretch>
@@ -14239,8 +14600,8 @@
         <w:t xml:space="preserve">: le document de référence est celui émis par le fournisseur, FacturPro ne fait que l’enregistrer.</w:t>
       </w:r>
     </w:p>
-    <w:bookmarkEnd w:id="169"/>
-    <w:bookmarkStart w:id="170" w:name="comptabilité-automatique"/>
+    <w:bookmarkEnd w:id="174"/>
+    <w:bookmarkStart w:id="175" w:name="comptabilité-automatique"/>
     <w:p>
       <w:pPr>
         <w:pStyle w:val="Heading3"/>
@@ -14442,10 +14803,10 @@
         </w:pict>
       </w:r>
     </w:p>
-    <w:bookmarkEnd w:id="170"/>
-    <w:bookmarkEnd w:id="171"/>
-    <w:bookmarkEnd w:id="172"/>
-    <w:bookmarkStart w:id="183" w:name="statistiques"/>
+    <w:bookmarkEnd w:id="175"/>
+    <w:bookmarkEnd w:id="176"/>
+    <w:bookmarkEnd w:id="177"/>
+    <w:bookmarkStart w:id="188" w:name="statistiques"/>
     <w:p>
       <w:pPr>
         <w:pStyle w:val="Heading1"/>
@@ -14463,18 +14824,18 @@
           <wp:inline>
             <wp:extent cx="5334000" cy="2637413"/>
             <wp:effectExtent b="0" l="0" r="0" t="0"/>
-            <wp:docPr descr="Statistiques KPIs" title="" id="174" name="Picture"/>
+            <wp:docPr descr="Statistiques KPIs" title="" id="179" name="Picture"/>
             <a:graphic>
               <a:graphicData uri="http://schemas.openxmlformats.org/drawingml/2006/picture">
                 <pic:pic>
                   <pic:nvPicPr>
-                    <pic:cNvPr descr="screenshots/08-stats-kpis.png" id="175" name="Picture"/>
+                    <pic:cNvPr descr="screenshots/08-stats-kpis.png" id="180" name="Picture"/>
                     <pic:cNvPicPr>
                       <a:picLocks noChangeArrowheads="1" noChangeAspect="1"/>
                     </pic:cNvPicPr>
                   </pic:nvPicPr>
                   <pic:blipFill>
-                    <a:blip r:embed="rId173"/>
+                    <a:blip r:embed="rId178"/>
                     <a:stretch>
                       <a:fillRect/>
                     </a:stretch>
@@ -14509,7 +14870,7 @@
         <w:t xml:space="preserve">Statistiques KPIs</w:t>
       </w:r>
     </w:p>
-    <w:bookmarkStart w:id="176" w:name="kpis-indicateurs-clés"/>
+    <w:bookmarkStart w:id="181" w:name="kpis-indicateurs-clés"/>
     <w:p>
       <w:pPr>
         <w:pStyle w:val="Heading2"/>
@@ -14746,8 +15107,8 @@
         </w:tc>
       </w:tr>
     </w:tbl>
-    <w:bookmarkEnd w:id="176"/>
-    <w:bookmarkStart w:id="177" w:name="balance-âgée"/>
+    <w:bookmarkEnd w:id="181"/>
+    <w:bookmarkStart w:id="182" w:name="balance-âgée"/>
     <w:p>
       <w:pPr>
         <w:pStyle w:val="Heading2"/>
@@ -14922,8 +15283,8 @@
         </w:tc>
       </w:tr>
     </w:tbl>
-    <w:bookmarkEnd w:id="177"/>
-    <w:bookmarkStart w:id="178" w:name="évolution-du-ca"/>
+    <w:bookmarkEnd w:id="182"/>
+    <w:bookmarkStart w:id="183" w:name="évolution-du-ca"/>
     <w:p>
       <w:pPr>
         <w:pStyle w:val="Heading2"/>
@@ -14940,8 +15301,8 @@
         <w:t xml:space="preserve">Graphique en barres sur 12 mois glissants : CA facturé vs CA encaissé.</w:t>
       </w:r>
     </w:p>
-    <w:bookmarkEnd w:id="178"/>
-    <w:bookmarkStart w:id="179" w:name="pipeline-commercial"/>
+    <w:bookmarkEnd w:id="183"/>
+    <w:bookmarkStart w:id="184" w:name="pipeline-commercial"/>
     <w:p>
       <w:pPr>
         <w:pStyle w:val="Heading2"/>
@@ -14958,8 +15319,8 @@
         <w:t xml:space="preserve">Entonnoir brouillons → envoyés → acceptés → facturés, avec montants à chaque étape.</w:t>
       </w:r>
     </w:p>
-    <w:bookmarkEnd w:id="179"/>
-    <w:bookmarkStart w:id="180" w:name="top-clients-et-top-articles"/>
+    <w:bookmarkEnd w:id="184"/>
+    <w:bookmarkStart w:id="185" w:name="top-clients-et-top-articles"/>
     <w:p>
       <w:pPr>
         <w:pStyle w:val="Heading2"/>
@@ -14976,8 +15337,8 @@
         <w:t xml:space="preserve">Top 10 clients par CA HT et top 10 articles sur l’année.</w:t>
       </w:r>
     </w:p>
-    <w:bookmarkEnd w:id="180"/>
-    <w:bookmarkStart w:id="181" w:name="trésorerie-et-dso"/>
+    <w:bookmarkEnd w:id="185"/>
+    <w:bookmarkStart w:id="186" w:name="trésorerie-et-dso"/>
     <w:p>
       <w:pPr>
         <w:pStyle w:val="Heading2"/>
@@ -15030,8 +15391,8 @@
         <w:t xml:space="preserve">: encaissements attendus groupés par semaine sur 90 jours.</w:t>
       </w:r>
     </w:p>
-    <w:bookmarkEnd w:id="181"/>
-    <w:bookmarkStart w:id="182" w:name="taux-de-marge-catalogue"/>
+    <w:bookmarkEnd w:id="186"/>
+    <w:bookmarkStart w:id="187" w:name="taux-de-marge-catalogue"/>
     <w:p>
       <w:pPr>
         <w:pStyle w:val="Heading2"/>
@@ -15055,9 +15416,9 @@
         </w:pict>
       </w:r>
     </w:p>
-    <w:bookmarkEnd w:id="182"/>
-    <w:bookmarkEnd w:id="183"/>
-    <w:bookmarkStart w:id="190" w:name="déclaration-tva-ca3"/>
+    <w:bookmarkEnd w:id="187"/>
+    <w:bookmarkEnd w:id="188"/>
+    <w:bookmarkStart w:id="195" w:name="déclaration-tva-ca3"/>
     <w:p>
       <w:pPr>
         <w:pStyle w:val="Heading1"/>
@@ -15075,18 +15436,18 @@
           <wp:inline>
             <wp:extent cx="5334000" cy="2637413"/>
             <wp:effectExtent b="0" l="0" r="0" t="0"/>
-            <wp:docPr descr="Déclaration TVA" title="" id="185" name="Picture"/>
+            <wp:docPr descr="Déclaration TVA" title="" id="190" name="Picture"/>
             <a:graphic>
               <a:graphicData uri="http://schemas.openxmlformats.org/drawingml/2006/picture">
                 <pic:pic>
                   <pic:nvPicPr>
-                    <pic:cNvPr descr="screenshots/09-decl-tva.png" id="186" name="Picture"/>
+                    <pic:cNvPr descr="screenshots/09-decl-tva.png" id="191" name="Picture"/>
                     <pic:cNvPicPr>
                       <a:picLocks noChangeArrowheads="1" noChangeAspect="1"/>
                     </pic:cNvPicPr>
                   </pic:nvPicPr>
                   <pic:blipFill>
-                    <a:blip r:embed="rId184"/>
+                    <a:blip r:embed="rId189"/>
                     <a:stretch>
                       <a:fillRect/>
                     </a:stretch>
@@ -15142,7 +15503,7 @@
         <w:t xml:space="preserve">. Sélectionnez la période (mensuelle, trimestrielle, annuelle).</w:t>
       </w:r>
     </w:p>
-    <w:bookmarkStart w:id="187" w:name="Xc38e0630106d798950df11e300682f51b042207"/>
+    <w:bookmarkStart w:id="192" w:name="Xc38e0630106d798950df11e300682f51b042207"/>
     <w:p>
       <w:pPr>
         <w:pStyle w:val="Heading2"/>
@@ -15325,8 +15686,8 @@
         </w:tc>
       </w:tr>
     </w:tbl>
-    <w:bookmarkEnd w:id="187"/>
-    <w:bookmarkStart w:id="188" w:name="section-b-tva-déductible-saisie-manuelle"/>
+    <w:bookmarkEnd w:id="192"/>
+    <w:bookmarkStart w:id="193" w:name="section-b-tva-déductible-saisie-manuelle"/>
     <w:p>
       <w:pPr>
         <w:pStyle w:val="Heading2"/>
@@ -15462,8 +15823,8 @@
         </w:tc>
       </w:tr>
     </w:tbl>
-    <w:bookmarkEnd w:id="188"/>
-    <w:bookmarkStart w:id="189" w:name="section-c-solde-tva-à-payer"/>
+    <w:bookmarkEnd w:id="193"/>
+    <w:bookmarkStart w:id="194" w:name="section-c-solde-tva-à-payer"/>
     <w:p>
       <w:pPr>
         <w:pStyle w:val="Heading2"/>
@@ -15521,9 +15882,9 @@
         </w:pict>
       </w:r>
     </w:p>
-    <w:bookmarkEnd w:id="189"/>
-    <w:bookmarkEnd w:id="190"/>
-    <w:bookmarkStart w:id="198" w:name="exercices-comptables"/>
+    <w:bookmarkEnd w:id="194"/>
+    <w:bookmarkEnd w:id="195"/>
+    <w:bookmarkStart w:id="203" w:name="exercices-comptables"/>
     <w:p>
       <w:pPr>
         <w:pStyle w:val="Heading1"/>
@@ -15541,18 +15902,18 @@
           <wp:inline>
             <wp:extent cx="5334000" cy="2637413"/>
             <wp:effectExtent b="0" l="0" r="0" t="0"/>
-            <wp:docPr descr="Exercices comptables" title="" id="192" name="Picture"/>
+            <wp:docPr descr="Exercices comptables" title="" id="197" name="Picture"/>
             <a:graphic>
               <a:graphicData uri="http://schemas.openxmlformats.org/drawingml/2006/picture">
                 <pic:pic>
                   <pic:nvPicPr>
-                    <pic:cNvPr descr="screenshots/10-exercices.png" id="193" name="Picture"/>
+                    <pic:cNvPr descr="screenshots/10-exercices.png" id="198" name="Picture"/>
                     <pic:cNvPicPr>
                       <a:picLocks noChangeArrowheads="1" noChangeAspect="1"/>
                     </pic:cNvPicPr>
                   </pic:nvPicPr>
                   <pic:blipFill>
-                    <a:blip r:embed="rId191"/>
+                    <a:blip r:embed="rId196"/>
                     <a:stretch>
                       <a:fillRect/>
                     </a:stretch>
@@ -15611,7 +15972,7 @@
         <w:t xml:space="preserve">en droit français (art. L123-12 Code de Commerce et art. 88 loi 2015-1785 anti-fraude TVA).</w:t>
       </w:r>
     </w:p>
-    <w:bookmarkStart w:id="194" w:name="ouvrir-un-exercice"/>
+    <w:bookmarkStart w:id="199" w:name="ouvrir-un-exercice"/>
     <w:p>
       <w:pPr>
         <w:pStyle w:val="Heading2"/>
@@ -15729,8 +16090,8 @@
         <w:t xml:space="preserve">Si votre exercice commence le 1er avril 2025 et se termine le 31 mars 2026, sélectionnez l’année 2025 et définissez la date d’ouverture au 01/04/2025.</w:t>
       </w:r>
     </w:p>
-    <w:bookmarkEnd w:id="194"/>
-    <w:bookmarkStart w:id="195" w:name="clôturer-un-exercice"/>
+    <w:bookmarkEnd w:id="199"/>
+    <w:bookmarkStart w:id="200" w:name="clôturer-un-exercice"/>
     <w:p>
       <w:pPr>
         <w:pStyle w:val="Heading2"/>
@@ -15917,8 +16278,8 @@
         <w:t xml:space="preserve">Pour l’exercice en cours, attendez que toutes les factures soient saisies.</w:t>
       </w:r>
     </w:p>
-    <w:bookmarkEnd w:id="195"/>
-    <w:bookmarkStart w:id="196" w:name="télécharger-le-fec-par-exercice"/>
+    <w:bookmarkEnd w:id="200"/>
+    <w:bookmarkStart w:id="201" w:name="télécharger-le-fec-par-exercice"/>
     <w:p>
       <w:pPr>
         <w:pStyle w:val="Heading2"/>
@@ -16002,8 +16363,8 @@
         <w:t xml:space="preserve">.</w:t>
       </w:r>
     </w:p>
-    <w:bookmarkEnd w:id="196"/>
-    <w:bookmarkStart w:id="197" w:name="procès-verbal-de-clôture-pv"/>
+    <w:bookmarkEnd w:id="201"/>
+    <w:bookmarkStart w:id="202" w:name="procès-verbal-de-clôture-pv"/>
     <w:p>
       <w:pPr>
         <w:pStyle w:val="Heading2"/>
@@ -16161,9 +16522,9 @@
         </w:pict>
       </w:r>
     </w:p>
-    <w:bookmarkEnd w:id="197"/>
-    <w:bookmarkEnd w:id="198"/>
-    <w:bookmarkStart w:id="204" w:name="lettrage"/>
+    <w:bookmarkEnd w:id="202"/>
+    <w:bookmarkEnd w:id="203"/>
+    <w:bookmarkStart w:id="209" w:name="lettrage"/>
     <w:p>
       <w:pPr>
         <w:pStyle w:val="Heading1"/>
@@ -16181,18 +16542,18 @@
           <wp:inline>
             <wp:extent cx="5334000" cy="2637413"/>
             <wp:effectExtent b="0" l="0" r="0" t="0"/>
-            <wp:docPr descr="Lettrage comptable" title="" id="200" name="Picture"/>
+            <wp:docPr descr="Lettrage comptable" title="" id="205" name="Picture"/>
             <a:graphic>
               <a:graphicData uri="http://schemas.openxmlformats.org/drawingml/2006/picture">
                 <pic:pic>
                   <pic:nvPicPr>
-                    <pic:cNvPr descr="screenshots/11-lettrage.png" id="201" name="Picture"/>
+                    <pic:cNvPr descr="screenshots/11-lettrage.png" id="206" name="Picture"/>
                     <pic:cNvPicPr>
                       <a:picLocks noChangeArrowheads="1" noChangeAspect="1"/>
                     </pic:cNvPicPr>
                   </pic:nvPicPr>
                   <pic:blipFill>
-                    <a:blip r:embed="rId199"/>
+                    <a:blip r:embed="rId204"/>
                     <a:stretch>
                       <a:fillRect/>
                     </a:stretch>
@@ -16235,7 +16596,7 @@
         <w:t xml:space="preserve">Le lettrage rapproche les écritures du compte 411 Clients : chaque débit (facture émise) est mis en regard de son crédit (paiement ou avoir).</w:t>
       </w:r>
     </w:p>
-    <w:bookmarkStart w:id="202" w:name="lettrage-automatique"/>
+    <w:bookmarkStart w:id="207" w:name="lettrage-automatique"/>
     <w:p>
       <w:pPr>
         <w:pStyle w:val="Heading2"/>
@@ -16351,8 +16712,8 @@
         </w:tc>
       </w:tr>
     </w:tbl>
-    <w:bookmarkEnd w:id="202"/>
-    <w:bookmarkStart w:id="203" w:name="lettrage-manuel"/>
+    <w:bookmarkEnd w:id="207"/>
+    <w:bookmarkStart w:id="208" w:name="lettrage-manuel"/>
     <w:p>
       <w:pPr>
         <w:pStyle w:val="Heading2"/>
@@ -16448,9 +16809,9 @@
         </w:pict>
       </w:r>
     </w:p>
-    <w:bookmarkEnd w:id="203"/>
-    <w:bookmarkEnd w:id="204"/>
-    <w:bookmarkStart w:id="208" w:name="journal-daudit"/>
+    <w:bookmarkEnd w:id="208"/>
+    <w:bookmarkEnd w:id="209"/>
+    <w:bookmarkStart w:id="213" w:name="journal-daudit"/>
     <w:p>
       <w:pPr>
         <w:pStyle w:val="Heading1"/>
@@ -16468,18 +16829,18 @@
           <wp:inline>
             <wp:extent cx="5334000" cy="2637413"/>
             <wp:effectExtent b="0" l="0" r="0" t="0"/>
-            <wp:docPr descr="Journal d’audit" title="" id="206" name="Picture"/>
+            <wp:docPr descr="Journal d’audit" title="" id="211" name="Picture"/>
             <a:graphic>
               <a:graphicData uri="http://schemas.openxmlformats.org/drawingml/2006/picture">
                 <pic:pic>
                   <pic:nvPicPr>
-                    <pic:cNvPr descr="screenshots/18-audit.png" id="207" name="Picture"/>
+                    <pic:cNvPr descr="screenshots/18-audit.png" id="212" name="Picture"/>
                     <pic:cNvPicPr>
                       <a:picLocks noChangeArrowheads="1" noChangeAspect="1"/>
                     </pic:cNvPicPr>
                   </pic:nvPicPr>
                   <pic:blipFill>
-                    <a:blip r:embed="rId205"/>
+                    <a:blip r:embed="rId210"/>
                     <a:stretch>
                       <a:fillRect/>
                     </a:stretch>
@@ -16679,8 +17040,8 @@
         </w:pict>
       </w:r>
     </w:p>
-    <w:bookmarkEnd w:id="208"/>
-    <w:bookmarkStart w:id="212" w:name="archives"/>
+    <w:bookmarkEnd w:id="213"/>
+    <w:bookmarkStart w:id="217" w:name="archives"/>
     <w:p>
       <w:pPr>
         <w:pStyle w:val="Heading1"/>
@@ -16698,18 +17059,18 @@
           <wp:inline>
             <wp:extent cx="5334000" cy="2637413"/>
             <wp:effectExtent b="0" l="0" r="0" t="0"/>
-            <wp:docPr descr="Archives" title="" id="210" name="Picture"/>
+            <wp:docPr descr="Archives" title="" id="215" name="Picture"/>
             <a:graphic>
               <a:graphicData uri="http://schemas.openxmlformats.org/drawingml/2006/picture">
                 <pic:pic>
                   <pic:nvPicPr>
-                    <pic:cNvPr descr="screenshots/12-archives.png" id="211" name="Picture"/>
+                    <pic:cNvPr descr="screenshots/12-archives.png" id="216" name="Picture"/>
                     <pic:cNvPicPr>
                       <a:picLocks noChangeArrowheads="1" noChangeAspect="1"/>
                     </pic:cNvPicPr>
                   </pic:nvPicPr>
                   <pic:blipFill>
-                    <a:blip r:embed="rId209"/>
+                    <a:blip r:embed="rId214"/>
                     <a:stretch>
                       <a:fillRect/>
                     </a:stretch>
@@ -16834,8 +17195,8 @@
         </w:pict>
       </w:r>
     </w:p>
-    <w:bookmarkEnd w:id="212"/>
-    <w:bookmarkStart w:id="216" w:name="relances-automatiques-v2.13.0"/>
+    <w:bookmarkEnd w:id="217"/>
+    <w:bookmarkStart w:id="221" w:name="relances-automatiques-v2.13.0"/>
     <w:p>
       <w:pPr>
         <w:pStyle w:val="Heading1"/>
@@ -16865,7 +17226,7 @@
         <w:t xml:space="preserve">, FacturPro envoie automatiquement chaque jour un email de relance aux clients dont la facture est en retard.</w:t>
       </w:r>
     </w:p>
-    <w:bookmarkStart w:id="213" w:name="comment-ça-fonctionne"/>
+    <w:bookmarkStart w:id="218" w:name="comment-ça-fonctionne"/>
     <w:p>
       <w:pPr>
         <w:pStyle w:val="Heading2"/>
@@ -16937,8 +17298,8 @@
         <w:t xml:space="preserve">La date de dernière relance et le compteur sont mis à jour sur la facture.</w:t>
       </w:r>
     </w:p>
-    <w:bookmarkEnd w:id="213"/>
-    <w:bookmarkStart w:id="214" w:name="email-de-relance-automatique"/>
+    <w:bookmarkEnd w:id="218"/>
+    <w:bookmarkStart w:id="219" w:name="email-de-relance-automatique"/>
     <w:p>
       <w:pPr>
         <w:pStyle w:val="Heading2"/>
@@ -16972,8 +17333,8 @@
         <w:t xml:space="preserve">Le corps mentionne : le numéro de facture, le montant TTC, la date d’échéance et le nombre de jours de retard.</w:t>
       </w:r>
     </w:p>
-    <w:bookmarkEnd w:id="214"/>
-    <w:bookmarkStart w:id="215" w:name="suivi"/>
+    <w:bookmarkEnd w:id="219"/>
+    <w:bookmarkStart w:id="220" w:name="suivi"/>
     <w:p>
       <w:pPr>
         <w:pStyle w:val="Heading2"/>
@@ -17041,9 +17402,9 @@
         </w:pict>
       </w:r>
     </w:p>
-    <w:bookmarkEnd w:id="215"/>
-    <w:bookmarkEnd w:id="216"/>
-    <w:bookmarkStart w:id="224" w:name="gestion-des-utilisateurs"/>
+    <w:bookmarkEnd w:id="220"/>
+    <w:bookmarkEnd w:id="221"/>
+    <w:bookmarkStart w:id="229" w:name="gestion-des-utilisateurs"/>
     <w:p>
       <w:pPr>
         <w:pStyle w:val="Heading1"/>
@@ -17052,7 +17413,7 @@
         <w:t xml:space="preserve">Gestion des utilisateurs</w:t>
       </w:r>
     </w:p>
-    <w:bookmarkStart w:id="217" w:name="rôles"/>
+    <w:bookmarkStart w:id="222" w:name="rôles"/>
     <w:p>
       <w:pPr>
         <w:pStyle w:val="Heading2"/>
@@ -17235,8 +17596,8 @@
         </w:tc>
       </w:tr>
     </w:tbl>
-    <w:bookmarkEnd w:id="217"/>
-    <w:bookmarkStart w:id="218" w:name="visibilité-des-commerciaux"/>
+    <w:bookmarkEnd w:id="222"/>
+    <w:bookmarkStart w:id="223" w:name="visibilité-des-commerciaux"/>
     <w:p>
       <w:pPr>
         <w:pStyle w:val="Heading2"/>
@@ -17295,8 +17656,8 @@
         <w:t xml:space="preserve">.</w:t>
       </w:r>
     </w:p>
-    <w:bookmarkEnd w:id="218"/>
-    <w:bookmarkStart w:id="223" w:name="multi-société"/>
+    <w:bookmarkEnd w:id="223"/>
+    <w:bookmarkStart w:id="228" w:name="multi-société"/>
     <w:p>
       <w:pPr>
         <w:pStyle w:val="Heading2"/>
@@ -17341,7 +17702,7 @@
         <w:t xml:space="preserve">- Le commutateur de société apparaît lors de la connexion si plusieurs entités sont accessibles.</w:t>
       </w:r>
     </w:p>
-    <w:bookmarkStart w:id="222" w:name="gestion-des-sociétés"/>
+    <w:bookmarkStart w:id="227" w:name="gestion-des-sociétés"/>
     <w:p>
       <w:pPr>
         <w:pStyle w:val="Heading3"/>
@@ -17359,18 +17720,18 @@
           <wp:inline>
             <wp:extent cx="5334000" cy="2637413"/>
             <wp:effectExtent b="0" l="0" r="0" t="0"/>
-            <wp:docPr descr="Gestion des sociétés" title="" id="220" name="Picture"/>
+            <wp:docPr descr="Gestion des sociétés" title="" id="225" name="Picture"/>
             <a:graphic>
               <a:graphicData uri="http://schemas.openxmlformats.org/drawingml/2006/picture">
                 <pic:pic>
                   <pic:nvPicPr>
-                    <pic:cNvPr descr="screenshots/25-societes-gestion.png" id="221" name="Picture"/>
+                    <pic:cNvPr descr="screenshots/25-societes-gestion.png" id="226" name="Picture"/>
                     <pic:cNvPicPr>
                       <a:picLocks noChangeArrowheads="1" noChangeAspect="1"/>
                     </pic:cNvPicPr>
                   </pic:nvPicPr>
                   <pic:blipFill>
-                    <a:blip r:embed="rId219"/>
+                    <a:blip r:embed="rId224"/>
                     <a:stretch>
                       <a:fillRect/>
                     </a:stretch>
@@ -17620,10 +17981,10 @@
         </w:pict>
       </w:r>
     </w:p>
-    <w:bookmarkEnd w:id="222"/>
-    <w:bookmarkEnd w:id="223"/>
-    <w:bookmarkEnd w:id="224"/>
-    <w:bookmarkStart w:id="239" w:name="sauvegardes"/>
+    <w:bookmarkEnd w:id="227"/>
+    <w:bookmarkEnd w:id="228"/>
+    <w:bookmarkEnd w:id="229"/>
+    <w:bookmarkStart w:id="244" w:name="sauvegardes"/>
     <w:p>
       <w:pPr>
         <w:pStyle w:val="Heading1"/>
@@ -17641,18 +18002,18 @@
           <wp:inline>
             <wp:extent cx="5334000" cy="2637413"/>
             <wp:effectExtent b="0" l="0" r="0" t="0"/>
-            <wp:docPr descr="Sauvegardes" title="" id="226" name="Picture"/>
+            <wp:docPr descr="Sauvegardes" title="" id="231" name="Picture"/>
             <a:graphic>
               <a:graphicData uri="http://schemas.openxmlformats.org/drawingml/2006/picture">
                 <pic:pic>
                   <pic:nvPicPr>
-                    <pic:cNvPr descr="screenshots/19-sauvegardes.png" id="227" name="Picture"/>
+                    <pic:cNvPr descr="screenshots/19-sauvegardes.png" id="232" name="Picture"/>
                     <pic:cNvPicPr>
                       <a:picLocks noChangeArrowheads="1" noChangeAspect="1"/>
                     </pic:cNvPicPr>
                   </pic:nvPicPr>
                   <pic:blipFill>
-                    <a:blip r:embed="rId225"/>
+                    <a:blip r:embed="rId230"/>
                     <a:stretch>
                       <a:fillRect/>
                     </a:stretch>
@@ -17687,7 +18048,7 @@
         <w:t xml:space="preserve">Sauvegardes</w:t>
       </w:r>
     </w:p>
-    <w:bookmarkStart w:id="228" w:name="configuration-admin-uniquement"/>
+    <w:bookmarkStart w:id="233" w:name="configuration-admin-uniquement"/>
     <w:p>
       <w:pPr>
         <w:pStyle w:val="Heading2"/>
@@ -17893,8 +18254,8 @@
         <w:t xml:space="preserve">.</w:t>
       </w:r>
     </w:p>
-    <w:bookmarkEnd w:id="228"/>
-    <w:bookmarkStart w:id="229" w:name="lancer-une-sauvegarde-manuelle"/>
+    <w:bookmarkEnd w:id="233"/>
+    <w:bookmarkStart w:id="234" w:name="lancer-une-sauvegarde-manuelle"/>
     <w:p>
       <w:pPr>
         <w:pStyle w:val="Heading2"/>
@@ -17924,8 +18285,8 @@
         <w:t xml:space="preserve">.</w:t>
       </w:r>
     </w:p>
-    <w:bookmarkEnd w:id="229"/>
-    <w:bookmarkStart w:id="230" w:name="restaurer"/>
+    <w:bookmarkEnd w:id="234"/>
+    <w:bookmarkStart w:id="235" w:name="restaurer"/>
     <w:p>
       <w:pPr>
         <w:pStyle w:val="Heading2"/>
@@ -18031,8 +18392,8 @@
         <w:t xml:space="preserve"> sauvegarde.sql</w:t>
       </w:r>
     </w:p>
-    <w:bookmarkEnd w:id="230"/>
-    <w:bookmarkStart w:id="234" w:name="sauvegarder-et-restaurer-une-société"/>
+    <w:bookmarkEnd w:id="235"/>
+    <w:bookmarkStart w:id="239" w:name="sauvegarder-et-restaurer-une-société"/>
     <w:p>
       <w:pPr>
         <w:pStyle w:val="Heading2"/>
@@ -18050,18 +18411,18 @@
           <wp:inline>
             <wp:extent cx="5334000" cy="2637413"/>
             <wp:effectExtent b="0" l="0" r="0" t="0"/>
-            <wp:docPr descr="Sauvegarde de société" title="" id="232" name="Picture"/>
+            <wp:docPr descr="Sauvegarde de société" title="" id="237" name="Picture"/>
             <a:graphic>
               <a:graphicData uri="http://schemas.openxmlformats.org/drawingml/2006/picture">
                 <pic:pic>
                   <pic:nvPicPr>
-                    <pic:cNvPr descr="screenshots/26-sauvegarde-societe.png" id="233" name="Picture"/>
+                    <pic:cNvPr descr="screenshots/26-sauvegarde-societe.png" id="238" name="Picture"/>
                     <pic:cNvPicPr>
                       <a:picLocks noChangeArrowheads="1" noChangeAspect="1"/>
                     </pic:cNvPicPr>
                   </pic:nvPicPr>
                   <pic:blipFill>
-                    <a:blip r:embed="rId231"/>
+                    <a:blip r:embed="rId236"/>
                     <a:stretch>
                       <a:fillRect/>
                     </a:stretch>
@@ -18260,8 +18621,8 @@
         <w:t xml:space="preserve">Les options de restauration/import sont réservées au super-administrateur.</w:t>
       </w:r>
     </w:p>
-    <w:bookmarkEnd w:id="234"/>
-    <w:bookmarkStart w:id="238" w:name="maintenance-de-la-base-de-données"/>
+    <w:bookmarkEnd w:id="239"/>
+    <w:bookmarkStart w:id="243" w:name="maintenance-de-la-base-de-données"/>
     <w:p>
       <w:pPr>
         <w:pStyle w:val="Heading2"/>
@@ -18279,18 +18640,18 @@
           <wp:inline>
             <wp:extent cx="5334000" cy="2637413"/>
             <wp:effectExtent b="0" l="0" r="0" t="0"/>
-            <wp:docPr descr="Maintenance BDD" title="" id="236" name="Picture"/>
+            <wp:docPr descr="Maintenance BDD" title="" id="241" name="Picture"/>
             <a:graphic>
               <a:graphicData uri="http://schemas.openxmlformats.org/drawingml/2006/picture">
                 <pic:pic>
                   <pic:nvPicPr>
-                    <pic:cNvPr descr="screenshots/24-maintenance-bdd.png" id="237" name="Picture"/>
+                    <pic:cNvPr descr="screenshots/24-maintenance-bdd.png" id="242" name="Picture"/>
                     <pic:cNvPicPr>
                       <a:picLocks noChangeArrowheads="1" noChangeAspect="1"/>
                     </pic:cNvPicPr>
                   </pic:nvPicPr>
                   <pic:blipFill>
-                    <a:blip r:embed="rId235"/>
+                    <a:blip r:embed="rId240"/>
                     <a:stretch>
                       <a:fillRect/>
                     </a:stretch>
@@ -18424,9 +18785,9 @@
         </w:pict>
       </w:r>
     </w:p>
-    <w:bookmarkEnd w:id="238"/>
-    <w:bookmarkEnd w:id="239"/>
-    <w:bookmarkStart w:id="244" w:name="conformité-fiscale"/>
+    <w:bookmarkEnd w:id="243"/>
+    <w:bookmarkEnd w:id="244"/>
+    <w:bookmarkStart w:id="249" w:name="conformité-fiscale"/>
     <w:p>
       <w:pPr>
         <w:pStyle w:val="Heading1"/>
@@ -18435,7 +18796,7 @@
         <w:t xml:space="preserve">Conformité fiscale</w:t>
       </w:r>
     </w:p>
-    <w:bookmarkStart w:id="240" w:name="chaîne-de-scellement-sha-256"/>
+    <w:bookmarkStart w:id="245" w:name="chaîne-de-scellement-sha-256"/>
     <w:p>
       <w:pPr>
         <w:pStyle w:val="Heading2"/>
@@ -18490,8 +18851,8 @@
         <w:t xml:space="preserve">Cette vérification prouve que les données n’ont pas été modifiées après émission, même directement dans la base.</w:t>
       </w:r>
     </w:p>
-    <w:bookmarkEnd w:id="240"/>
-    <w:bookmarkStart w:id="241" w:name="export-fec-global"/>
+    <w:bookmarkEnd w:id="245"/>
+    <w:bookmarkStart w:id="246" w:name="export-fec-global"/>
     <w:p>
       <w:pPr>
         <w:pStyle w:val="Heading2"/>
@@ -18554,8 +18915,8 @@
         <w:t xml:space="preserve">.</w:t>
       </w:r>
     </w:p>
-    <w:bookmarkEnd w:id="241"/>
-    <w:bookmarkStart w:id="242" w:name="format-factur-x-en-16931"/>
+    <w:bookmarkEnd w:id="246"/>
+    <w:bookmarkStart w:id="247" w:name="format-factur-x-en-16931"/>
     <w:p>
       <w:pPr>
         <w:pStyle w:val="Heading2"/>
@@ -18668,8 +19029,8 @@
         <w:t xml:space="preserve">- Pénalités de retard</w:t>
       </w:r>
     </w:p>
-    <w:bookmarkEnd w:id="242"/>
-    <w:bookmarkStart w:id="243" w:name="attestation-de-conformité"/>
+    <w:bookmarkEnd w:id="247"/>
+    <w:bookmarkStart w:id="248" w:name="attestation-de-conformité"/>
     <w:p>
       <w:pPr>
         <w:pStyle w:val="Heading2"/>
@@ -18703,9 +19064,9 @@
         </w:pict>
       </w:r>
     </w:p>
-    <w:bookmarkEnd w:id="243"/>
-    <w:bookmarkEnd w:id="244"/>
-    <w:bookmarkStart w:id="245" w:name="attestation-loi-anti-fraude-tva-2018"/>
+    <w:bookmarkEnd w:id="248"/>
+    <w:bookmarkEnd w:id="249"/>
+    <w:bookmarkStart w:id="250" w:name="attestation-loi-anti-fraude-tva-2018"/>
     <w:p>
       <w:pPr>
         <w:pStyle w:val="Heading1"/>
@@ -19008,7 +19369,7 @@
         <w:t xml:space="preserve">Document généré par FacturPro v3.0.0 — 2026</w:t>
       </w:r>
     </w:p>
-    <w:bookmarkEnd w:id="245"/>
+    <w:bookmarkEnd w:id="250"/>
     <w:sectPr>
       <w:footnotePr>
         <w:numRestart w:val="eachSect"/>

--- a/docs/manuel-utilisateur.docx
+++ b/docs/manuel-utilisateur.docx
@@ -1100,7 +1100,7 @@
     </w:p>
     <w:bookmarkEnd w:id="25"/>
     <w:bookmarkEnd w:id="26"/>
-    <w:bookmarkStart w:id="33" w:name="interface-générale"/>
+    <w:bookmarkStart w:id="34" w:name="interface-générale"/>
     <w:p>
       <w:pPr>
         <w:pStyle w:val="Heading1"/>
@@ -2098,6 +2098,181 @@
         </w:tc>
       </w:tr>
     </w:tbl>
+    <w:bookmarkEnd w:id="32"/>
+    <w:bookmarkStart w:id="33" w:name="recherche-globale-v3.2.11"/>
+    <w:p>
+      <w:pPr>
+        <w:pStyle w:val="Heading2"/>
+      </w:pPr>
+      <w:r>
+        <w:t xml:space="preserve">Recherche globale (v3.2.11)</w:t>
+      </w:r>
+    </w:p>
+    <w:p>
+      <w:pPr>
+        <w:pStyle w:val="FirstParagraph"/>
+      </w:pPr>
+      <w:r>
+        <w:t xml:space="preserve">Le champ</w:t>
+      </w:r>
+      <w:r>
+        <w:t xml:space="preserve"> </w:t>
+      </w:r>
+      <w:r>
+        <w:rPr>
+          <w:b/>
+          <w:bCs/>
+        </w:rPr>
+        <w:t xml:space="preserve">🔍</w:t>
+      </w:r>
+      <w:r>
+        <w:t xml:space="preserve"> </w:t>
+      </w:r>
+      <w:r>
+        <w:t xml:space="preserve">en haut de l’écran a un double rôle :</w:t>
+      </w:r>
+    </w:p>
+    <w:p>
+      <w:pPr>
+        <w:pStyle w:val="Compact"/>
+        <w:numPr>
+          <w:ilvl w:val="0"/>
+          <w:numId w:val="1003"/>
+        </w:numPr>
+      </w:pPr>
+      <w:r>
+        <w:t xml:space="preserve">Sur une liste ou un document ouvert, il</w:t>
+      </w:r>
+      <w:r>
+        <w:t xml:space="preserve"> </w:t>
+      </w:r>
+      <w:r>
+        <w:rPr>
+          <w:b/>
+          <w:bCs/>
+        </w:rPr>
+        <w:t xml:space="preserve">filtre instantanément les lignes affichées</w:t>
+      </w:r>
+      <w:r>
+        <w:t xml:space="preserve"> </w:t>
+      </w:r>
+      <w:r>
+        <w:t xml:space="preserve">(comportement inchangé).</w:t>
+      </w:r>
+    </w:p>
+    <w:p>
+      <w:pPr>
+        <w:pStyle w:val="Compact"/>
+        <w:numPr>
+          <w:ilvl w:val="0"/>
+          <w:numId w:val="1003"/>
+        </w:numPr>
+      </w:pPr>
+      <w:r>
+        <w:t xml:space="preserve">À partir de</w:t>
+      </w:r>
+      <w:r>
+        <w:t xml:space="preserve"> </w:t>
+      </w:r>
+      <w:r>
+        <w:rPr>
+          <w:b/>
+          <w:bCs/>
+        </w:rPr>
+        <w:t xml:space="preserve">2 caractères</w:t>
+      </w:r>
+      <w:r>
+        <w:t xml:space="preserve">, il déclenche en plus une</w:t>
+      </w:r>
+      <w:r>
+        <w:t xml:space="preserve"> </w:t>
+      </w:r>
+      <w:r>
+        <w:rPr>
+          <w:b/>
+          <w:bCs/>
+        </w:rPr>
+        <w:t xml:space="preserve">recherche globale</w:t>
+      </w:r>
+      <w:r>
+        <w:t xml:space="preserve"> </w:t>
+      </w:r>
+      <w:r>
+        <w:t xml:space="preserve">dans toute votre société : devis, factures, bons de livraison, acomptes, clients, articles, commandes fournisseurs et factures d’achats.</w:t>
+      </w:r>
+    </w:p>
+    <w:p>
+      <w:pPr>
+        <w:pStyle w:val="FirstParagraph"/>
+      </w:pPr>
+      <w:r>
+        <w:t xml:space="preserve">Les résultats apparaissent dans un menu déroulant,</w:t>
+      </w:r>
+      <w:r>
+        <w:t xml:space="preserve"> </w:t>
+      </w:r>
+      <w:r>
+        <w:rPr>
+          <w:b/>
+          <w:bCs/>
+        </w:rPr>
+        <w:t xml:space="preserve">regroupés par type</w:t>
+      </w:r>
+      <w:r>
+        <w:t xml:space="preserve"> </w:t>
+      </w:r>
+      <w:r>
+        <w:t xml:space="preserve">avec une icône, le libellé (numéro/nom) et une information complémentaire (montant, statut). Cliquez sur un résultat — ou naviguez avec les flèches</w:t>
+      </w:r>
+      <w:r>
+        <w:t xml:space="preserve"> </w:t>
+      </w:r>
+      <w:r>
+        <w:rPr>
+          <w:b/>
+          <w:bCs/>
+        </w:rPr>
+        <w:t xml:space="preserve">↑ / ↓</w:t>
+      </w:r>
+      <w:r>
+        <w:t xml:space="preserve"> </w:t>
+      </w:r>
+      <w:r>
+        <w:t xml:space="preserve">puis</w:t>
+      </w:r>
+      <w:r>
+        <w:t xml:space="preserve"> </w:t>
+      </w:r>
+      <w:r>
+        <w:rPr>
+          <w:b/>
+          <w:bCs/>
+        </w:rPr>
+        <w:t xml:space="preserve">Entrée</w:t>
+      </w:r>
+      <w:r>
+        <w:t xml:space="preserve"> </w:t>
+      </w:r>
+      <w:r>
+        <w:t xml:space="preserve">— pour ouvrir directement le document correspondant ou la fiche du client/article.</w:t>
+      </w:r>
+      <w:r>
+        <w:t xml:space="preserve"> </w:t>
+      </w:r>
+      <w:r>
+        <w:rPr>
+          <w:b/>
+          <w:bCs/>
+        </w:rPr>
+        <w:t xml:space="preserve">Échap</w:t>
+      </w:r>
+      <w:r>
+        <w:t xml:space="preserve"> </w:t>
+      </w:r>
+      <w:r>
+        <w:t xml:space="preserve">ou un clic en dehors referme le menu.</w:t>
+      </w:r>
+    </w:p>
     <w:p>
       <w:r>
         <w:pict>
@@ -2105,9 +2280,9 @@
         </w:pict>
       </w:r>
     </w:p>
-    <w:bookmarkEnd w:id="32"/>
     <w:bookmarkEnd w:id="33"/>
-    <w:bookmarkStart w:id="48" w:name="configuration-de-lentreprise"/>
+    <w:bookmarkEnd w:id="34"/>
+    <w:bookmarkStart w:id="49" w:name="configuration-de-lentreprise"/>
     <w:p>
       <w:pPr>
         <w:pStyle w:val="Heading1"/>
@@ -2146,18 +2321,18 @@
           <wp:inline>
             <wp:extent cx="5334000" cy="2637413"/>
             <wp:effectExtent b="0" l="0" r="0" t="0"/>
-            <wp:docPr descr="Paramètres entreprise" title="" id="35" name="Picture"/>
+            <wp:docPr descr="Paramètres entreprise" title="" id="36" name="Picture"/>
             <a:graphic>
               <a:graphicData uri="http://schemas.openxmlformats.org/drawingml/2006/picture">
                 <pic:pic>
                   <pic:nvPicPr>
-                    <pic:cNvPr descr="screenshots/13-parametres.png" id="36" name="Picture"/>
+                    <pic:cNvPr descr="screenshots/13-parametres.png" id="37" name="Picture"/>
                     <pic:cNvPicPr>
                       <a:picLocks noChangeArrowheads="1" noChangeAspect="1"/>
                     </pic:cNvPicPr>
                   </pic:nvPicPr>
                   <pic:blipFill>
-                    <a:blip r:embed="rId34"/>
+                    <a:blip r:embed="rId35"/>
                     <a:stretch>
                       <a:fillRect/>
                     </a:stretch>
@@ -2192,7 +2367,7 @@
         <w:t xml:space="preserve">Paramètres entreprise</w:t>
       </w:r>
     </w:p>
-    <w:bookmarkStart w:id="37" w:name="informations-légales"/>
+    <w:bookmarkStart w:id="38" w:name="informations-légales"/>
     <w:p>
       <w:pPr>
         <w:pStyle w:val="Heading2"/>
@@ -2408,8 +2583,8 @@
         </w:tc>
       </w:tr>
     </w:tbl>
-    <w:bookmarkEnd w:id="37"/>
-    <w:bookmarkStart w:id="38" w:name="logo"/>
+    <w:bookmarkEnd w:id="38"/>
+    <w:bookmarkStart w:id="39" w:name="logo"/>
     <w:p>
       <w:pPr>
         <w:pStyle w:val="Heading2"/>
@@ -2458,8 +2633,8 @@
         <w:t xml:space="preserve">pour habiller les en-têtes de tableaux.</w:t>
       </w:r>
     </w:p>
-    <w:bookmarkEnd w:id="38"/>
-    <w:bookmarkStart w:id="39" w:name="email-smtp"/>
+    <w:bookmarkEnd w:id="39"/>
+    <w:bookmarkStart w:id="40" w:name="email-smtp"/>
     <w:p>
       <w:pPr>
         <w:pStyle w:val="Heading2"/>
@@ -2688,8 +2863,8 @@
         <w:t xml:space="preserve">dans les paramètres de sécurité Google (compte &gt; Sécurité &gt; Mots de passe des applications).</w:t>
       </w:r>
     </w:p>
-    <w:bookmarkEnd w:id="39"/>
-    <w:bookmarkStart w:id="40" w:name="coordonnées-bancaires-sepa"/>
+    <w:bookmarkEnd w:id="40"/>
+    <w:bookmarkStart w:id="41" w:name="coordonnées-bancaires-sepa"/>
     <w:p>
       <w:pPr>
         <w:pStyle w:val="Heading2"/>
@@ -2833,8 +3008,8 @@
         </w:tc>
       </w:tr>
     </w:tbl>
-    <w:bookmarkEnd w:id="40"/>
-    <w:bookmarkStart w:id="41" w:name="cgv-et-mentions-légales"/>
+    <w:bookmarkEnd w:id="41"/>
+    <w:bookmarkStart w:id="42" w:name="cgv-et-mentions-légales"/>
     <w:p>
       <w:pPr>
         <w:pStyle w:val="Heading2"/>
@@ -2872,7 +3047,7 @@
         <w:pStyle w:val="Compact"/>
         <w:numPr>
           <w:ilvl w:val="0"/>
-          <w:numId w:val="1003"/>
+          <w:numId w:val="1004"/>
         </w:numPr>
       </w:pPr>
       <w:r>
@@ -2903,7 +3078,7 @@
         <w:pStyle w:val="Compact"/>
         <w:numPr>
           <w:ilvl w:val="0"/>
-          <w:numId w:val="1003"/>
+          <w:numId w:val="1004"/>
         </w:numPr>
       </w:pPr>
       <w:r>
@@ -2920,8 +3095,8 @@
         <w:t xml:space="preserve">(texte long) : vos conditions générales de vente complètes</w:t>
       </w:r>
     </w:p>
-    <w:bookmarkEnd w:id="41"/>
-    <w:bookmarkStart w:id="45" w:name="X2aacbbacff1a2e5d23073e5e5f94108c24838b2"/>
+    <w:bookmarkEnd w:id="42"/>
+    <w:bookmarkStart w:id="46" w:name="X2aacbbacff1a2e5d23073e5e5f94108c24838b2"/>
     <w:p>
       <w:pPr>
         <w:pStyle w:val="Heading2"/>
@@ -2939,18 +3114,18 @@
           <wp:inline>
             <wp:extent cx="5334000" cy="2637413"/>
             <wp:effectExtent b="0" l="0" r="0" t="0"/>
-            <wp:docPr descr="Paramètres mentions légales" title="" id="43" name="Picture"/>
+            <wp:docPr descr="Paramètres mentions légales" title="" id="44" name="Picture"/>
             <a:graphic>
               <a:graphicData uri="http://schemas.openxmlformats.org/drawingml/2006/picture">
                 <pic:pic>
                   <pic:nvPicPr>
-                    <pic:cNvPr descr="screenshots/14-parametres-mentions-legales.png" id="44" name="Picture"/>
+                    <pic:cNvPr descr="screenshots/14-parametres-mentions-legales.png" id="45" name="Picture"/>
                     <pic:cNvPicPr>
                       <a:picLocks noChangeArrowheads="1" noChangeAspect="1"/>
                     </pic:cNvPicPr>
                   </pic:nvPicPr>
                   <pic:blipFill>
-                    <a:blip r:embed="rId42"/>
+                    <a:blip r:embed="rId43"/>
                     <a:stretch>
                       <a:fillRect/>
                     </a:stretch>
@@ -3155,8 +3330,8 @@
         <w:t xml:space="preserve">Ces valeurs apparaissent automatiquement dans le pied de page de chaque facture PDF et sont modifiables facture par facture.</w:t>
       </w:r>
     </w:p>
-    <w:bookmarkEnd w:id="45"/>
-    <w:bookmarkStart w:id="46" w:name="relances-automatiques"/>
+    <w:bookmarkEnd w:id="46"/>
+    <w:bookmarkStart w:id="47" w:name="relances-automatiques"/>
     <w:p>
       <w:pPr>
         <w:pStyle w:val="Heading2"/>
@@ -3335,8 +3510,8 @@
         <w:t xml:space="preserve">Les relances s’appuient sur le SMTP configuré. Sans SMTP, elles sont envoyées via Ethereal (test uniquement). Le compteur de relances est incrémenté et la date de dernière relance est enregistrée sur chaque facture.</w:t>
       </w:r>
     </w:p>
-    <w:bookmarkEnd w:id="46"/>
-    <w:bookmarkStart w:id="47" w:name="notifications-avant-échéance"/>
+    <w:bookmarkEnd w:id="47"/>
+    <w:bookmarkStart w:id="48" w:name="notifications-avant-échéance"/>
     <w:p>
       <w:pPr>
         <w:pStyle w:val="Heading2"/>
@@ -3499,9 +3674,9 @@
         </w:pict>
       </w:r>
     </w:p>
-    <w:bookmarkEnd w:id="47"/>
     <w:bookmarkEnd w:id="48"/>
-    <w:bookmarkStart w:id="69" w:name="gestion-des-clients"/>
+    <w:bookmarkEnd w:id="49"/>
+    <w:bookmarkStart w:id="70" w:name="gestion-des-clients"/>
     <w:p>
       <w:pPr>
         <w:pStyle w:val="Heading1"/>
@@ -3510,7 +3685,7 @@
         <w:t xml:space="preserve">Gestion des clients</w:t>
       </w:r>
     </w:p>
-    <w:bookmarkStart w:id="52" w:name="liste-des-clients"/>
+    <w:bookmarkStart w:id="53" w:name="liste-des-clients"/>
     <w:p>
       <w:pPr>
         <w:pStyle w:val="Heading2"/>
@@ -3528,18 +3703,18 @@
           <wp:inline>
             <wp:extent cx="5334000" cy="2637413"/>
             <wp:effectExtent b="0" l="0" r="0" t="0"/>
-            <wp:docPr descr="Liste des clients" title="" id="50" name="Picture"/>
+            <wp:docPr descr="Liste des clients" title="" id="51" name="Picture"/>
             <a:graphic>
               <a:graphicData uri="http://schemas.openxmlformats.org/drawingml/2006/picture">
                 <pic:pic>
                   <pic:nvPicPr>
-                    <pic:cNvPr descr="screenshots/04-clients-liste.png" id="51" name="Picture"/>
+                    <pic:cNvPr descr="screenshots/04-clients-liste.png" id="52" name="Picture"/>
                     <pic:cNvPicPr>
                       <a:picLocks noChangeArrowheads="1" noChangeAspect="1"/>
                     </pic:cNvPicPr>
                   </pic:nvPicPr>
                   <pic:blipFill>
-                    <a:blip r:embed="rId49"/>
+                    <a:blip r:embed="rId50"/>
                     <a:stretch>
                       <a:fillRect/>
                     </a:stretch>
@@ -3589,8 +3764,8 @@
         </w:pict>
       </w:r>
     </w:p>
-    <w:bookmarkEnd w:id="52"/>
-    <w:bookmarkStart w:id="56" w:name="fiche-client-mouvements-et-kpis"/>
+    <w:bookmarkEnd w:id="53"/>
+    <w:bookmarkStart w:id="57" w:name="fiche-client-mouvements-et-kpis"/>
     <w:p>
       <w:pPr>
         <w:pStyle w:val="Heading2"/>
@@ -3639,7 +3814,7 @@
         <w:t xml:space="preserve">pour ouvrir un tableau de bord dédié à ce client.</w:t>
       </w:r>
     </w:p>
-    <w:bookmarkStart w:id="53" w:name="ouvrir-la-fiche"/>
+    <w:bookmarkStart w:id="54" w:name="ouvrir-la-fiche"/>
     <w:p>
       <w:pPr>
         <w:pStyle w:val="Heading3"/>
@@ -3653,7 +3828,7 @@
         <w:pStyle w:val="Compact"/>
         <w:numPr>
           <w:ilvl w:val="0"/>
-          <w:numId w:val="1004"/>
+          <w:numId w:val="1005"/>
         </w:numPr>
       </w:pPr>
       <w:r>
@@ -3675,7 +3850,7 @@
         <w:pStyle w:val="Compact"/>
         <w:numPr>
           <w:ilvl w:val="0"/>
-          <w:numId w:val="1004"/>
+          <w:numId w:val="1005"/>
         </w:numPr>
       </w:pPr>
       <w:r>
@@ -3692,8 +3867,8 @@
         <w:t xml:space="preserve">sur la ligne du client</w:t>
       </w:r>
     </w:p>
-    <w:bookmarkEnd w:id="53"/>
-    <w:bookmarkStart w:id="54" w:name="kpis-par-période"/>
+    <w:bookmarkEnd w:id="54"/>
+    <w:bookmarkStart w:id="55" w:name="kpis-par-période"/>
     <w:p>
       <w:pPr>
         <w:pStyle w:val="Heading3"/>
@@ -3986,8 +4161,8 @@
         </w:tc>
       </w:tr>
     </w:tbl>
-    <w:bookmarkEnd w:id="54"/>
-    <w:bookmarkStart w:id="55" w:name="tableau-des-documents"/>
+    <w:bookmarkEnd w:id="55"/>
+    <w:bookmarkStart w:id="56" w:name="tableau-des-documents"/>
     <w:p>
       <w:pPr>
         <w:pStyle w:val="Heading3"/>
@@ -4011,9 +4186,9 @@
         </w:pict>
       </w:r>
     </w:p>
-    <w:bookmarkEnd w:id="55"/>
     <w:bookmarkEnd w:id="56"/>
-    <w:bookmarkStart w:id="61" w:name="créer-un-client"/>
+    <w:bookmarkEnd w:id="57"/>
+    <w:bookmarkStart w:id="62" w:name="créer-un-client"/>
     <w:p>
       <w:pPr>
         <w:pStyle w:val="Heading2"/>
@@ -4048,7 +4223,7 @@
         <w:pStyle w:val="Compact"/>
         <w:numPr>
           <w:ilvl w:val="0"/>
-          <w:numId w:val="1005"/>
+          <w:numId w:val="1006"/>
         </w:numPr>
       </w:pPr>
       <w:r>
@@ -4070,7 +4245,7 @@
         <w:pStyle w:val="Compact"/>
         <w:numPr>
           <w:ilvl w:val="0"/>
-          <w:numId w:val="1005"/>
+          <w:numId w:val="1006"/>
         </w:numPr>
       </w:pPr>
       <w:r>
@@ -4140,7 +4315,7 @@
         <w:t xml:space="preserve">sont obligatoires (ils figurent sur les documents).</w:t>
       </w:r>
     </w:p>
-    <w:bookmarkStart w:id="57" w:name="calcul-automatique-de-tva-intracom"/>
+    <w:bookmarkStart w:id="58" w:name="calcul-automatique-de-tva-intracom"/>
     <w:p>
       <w:pPr>
         <w:pStyle w:val="Heading3"/>
@@ -4258,8 +4433,8 @@
         <w:t xml:space="preserve">.</w:t>
       </w:r>
     </w:p>
-    <w:bookmarkEnd w:id="57"/>
-    <w:bookmarkStart w:id="58" w:name="mode-de-règlement-par-défaut"/>
+    <w:bookmarkEnd w:id="58"/>
+    <w:bookmarkStart w:id="59" w:name="mode-de-règlement-par-défaut"/>
     <w:p>
       <w:pPr>
         <w:pStyle w:val="Heading3"/>
@@ -4476,8 +4651,8 @@
         </w:tc>
       </w:tr>
     </w:tbl>
-    <w:bookmarkEnd w:id="58"/>
-    <w:bookmarkStart w:id="59" w:name="section-sepa-client"/>
+    <w:bookmarkEnd w:id="59"/>
+    <w:bookmarkStart w:id="60" w:name="section-sepa-client"/>
     <w:p>
       <w:pPr>
         <w:pStyle w:val="Heading3"/>
@@ -4701,8 +4876,8 @@
         </w:tc>
       </w:tr>
     </w:tbl>
-    <w:bookmarkEnd w:id="59"/>
-    <w:bookmarkStart w:id="60" w:name="rgpd"/>
+    <w:bookmarkEnd w:id="60"/>
+    <w:bookmarkStart w:id="61" w:name="rgpd"/>
     <w:p>
       <w:pPr>
         <w:pStyle w:val="Heading3"/>
@@ -4893,9 +5068,9 @@
         </w:pict>
       </w:r>
     </w:p>
-    <w:bookmarkEnd w:id="60"/>
     <w:bookmarkEnd w:id="61"/>
-    <w:bookmarkStart w:id="67" w:name="import-csv-clients"/>
+    <w:bookmarkEnd w:id="62"/>
+    <w:bookmarkStart w:id="68" w:name="import-csv-clients"/>
     <w:p>
       <w:pPr>
         <w:pStyle w:val="Heading2"/>
@@ -4912,7 +5087,7 @@
         <w:t xml:space="preserve">L’import CSV permet de créer des dizaines ou centaines de clients en une seule opération.</w:t>
       </w:r>
     </w:p>
-    <w:bookmarkStart w:id="62" w:name="accès"/>
+    <w:bookmarkStart w:id="63" w:name="accès"/>
     <w:p>
       <w:pPr>
         <w:pStyle w:val="Heading3"/>
@@ -4939,8 +5114,8 @@
         <w:t xml:space="preserve">(bouton dans la barre d’outils).</w:t>
       </w:r>
     </w:p>
-    <w:bookmarkEnd w:id="62"/>
-    <w:bookmarkStart w:id="63" w:name="format-attendu"/>
+    <w:bookmarkEnd w:id="63"/>
+    <w:bookmarkStart w:id="64" w:name="format-attendu"/>
     <w:p>
       <w:pPr>
         <w:pStyle w:val="Heading3"/>
@@ -6116,8 +6291,8 @@
         </w:tc>
       </w:tr>
     </w:tbl>
-    <w:bookmarkEnd w:id="63"/>
-    <w:bookmarkStart w:id="64" w:name="exemple-de-fichier"/>
+    <w:bookmarkEnd w:id="64"/>
+    <w:bookmarkStart w:id="65" w:name="exemple-de-fichier"/>
     <w:p>
       <w:pPr>
         <w:pStyle w:val="Heading3"/>
@@ -6155,8 +6330,8 @@
         <w:t xml:space="preserve">particulier;;M.;Jean;Lefebvre;8 allée des Roses;Bât. C Appt 12;33000;Bordeaux;France;jean.lefebvre@email.com;06 12 34 56 78;;;normal;virement;client</w:t>
       </w:r>
     </w:p>
-    <w:bookmarkEnd w:id="64"/>
-    <w:bookmarkStart w:id="65" w:name="déroulement-de-limport"/>
+    <w:bookmarkEnd w:id="65"/>
+    <w:bookmarkStart w:id="66" w:name="déroulement-de-limport"/>
     <w:p>
       <w:pPr>
         <w:pStyle w:val="Heading3"/>
@@ -6170,7 +6345,7 @@
         <w:pStyle w:val="Compact"/>
         <w:numPr>
           <w:ilvl w:val="0"/>
-          <w:numId w:val="1006"/>
+          <w:numId w:val="1007"/>
         </w:numPr>
       </w:pPr>
       <w:r>
@@ -6194,7 +6369,7 @@
         <w:pStyle w:val="Compact"/>
         <w:numPr>
           <w:ilvl w:val="0"/>
-          <w:numId w:val="1006"/>
+          <w:numId w:val="1007"/>
         </w:numPr>
       </w:pPr>
       <w:r>
@@ -6222,7 +6397,7 @@
         <w:pStyle w:val="Compact"/>
         <w:numPr>
           <w:ilvl w:val="0"/>
-          <w:numId w:val="1006"/>
+          <w:numId w:val="1007"/>
         </w:numPr>
       </w:pPr>
       <w:r>
@@ -6234,7 +6409,7 @@
         <w:pStyle w:val="Compact"/>
         <w:numPr>
           <w:ilvl w:val="0"/>
-          <w:numId w:val="1006"/>
+          <w:numId w:val="1007"/>
         </w:numPr>
       </w:pPr>
       <w:r>
@@ -6297,8 +6472,8 @@
         <w:t xml:space="preserve">     Ligne 31 : adresse, code postal et ville obligatoires</w:t>
       </w:r>
     </w:p>
-    <w:bookmarkEnd w:id="65"/>
-    <w:bookmarkStart w:id="66" w:name="erreurs-fréquentes"/>
+    <w:bookmarkEnd w:id="66"/>
+    <w:bookmarkStart w:id="67" w:name="erreurs-fréquentes"/>
     <w:p>
       <w:pPr>
         <w:pStyle w:val="Heading3"/>
@@ -6556,9 +6731,9 @@
         <w:t xml:space="preserve">.</w:t>
       </w:r>
     </w:p>
-    <w:bookmarkEnd w:id="66"/>
     <w:bookmarkEnd w:id="67"/>
-    <w:bookmarkStart w:id="68" w:name="export-csv-clients"/>
+    <w:bookmarkEnd w:id="68"/>
+    <w:bookmarkStart w:id="69" w:name="export-csv-clients"/>
     <w:p>
       <w:pPr>
         <w:pStyle w:val="Heading2"/>
@@ -6592,9 +6767,9 @@
         </w:pict>
       </w:r>
     </w:p>
-    <w:bookmarkEnd w:id="68"/>
     <w:bookmarkEnd w:id="69"/>
-    <w:bookmarkStart w:id="86" w:name="catalogue-darticles"/>
+    <w:bookmarkEnd w:id="70"/>
+    <w:bookmarkStart w:id="87" w:name="catalogue-darticles"/>
     <w:p>
       <w:pPr>
         <w:pStyle w:val="Heading1"/>
@@ -6612,18 +6787,18 @@
           <wp:inline>
             <wp:extent cx="5334000" cy="2637413"/>
             <wp:effectExtent b="0" l="0" r="0" t="0"/>
-            <wp:docPr descr="Liste des articles" title="" id="71" name="Picture"/>
+            <wp:docPr descr="Liste des articles" title="" id="72" name="Picture"/>
             <a:graphic>
               <a:graphicData uri="http://schemas.openxmlformats.org/drawingml/2006/picture">
                 <pic:pic>
                   <pic:nvPicPr>
-                    <pic:cNvPr descr="screenshots/05-articles-liste.png" id="72" name="Picture"/>
+                    <pic:cNvPr descr="screenshots/05-articles-liste.png" id="73" name="Picture"/>
                     <pic:cNvPicPr>
                       <a:picLocks noChangeArrowheads="1" noChangeAspect="1"/>
                     </pic:cNvPicPr>
                   </pic:nvPicPr>
                   <pic:blipFill>
-                    <a:blip r:embed="rId70"/>
+                    <a:blip r:embed="rId71"/>
                     <a:stretch>
                       <a:fillRect/>
                     </a:stretch>
@@ -6658,7 +6833,7 @@
         <w:t xml:space="preserve">Liste des articles</w:t>
       </w:r>
     </w:p>
-    <w:bookmarkStart w:id="75" w:name="rechercher-et-trier"/>
+    <w:bookmarkStart w:id="76" w:name="rechercher-et-trier"/>
     <w:p>
       <w:pPr>
         <w:pStyle w:val="Heading2"/>
@@ -6667,7 +6842,7 @@
         <w:t xml:space="preserve">Rechercher et trier</w:t>
       </w:r>
     </w:p>
-    <w:bookmarkStart w:id="73" w:name="barre-de-recherche"/>
+    <w:bookmarkStart w:id="74" w:name="barre-de-recherche"/>
     <w:p>
       <w:pPr>
         <w:pStyle w:val="Heading3"/>
@@ -6726,8 +6901,8 @@
         <w:t xml:space="preserve">. Le filtrage est côté client — aucun rechargement réseau.</w:t>
       </w:r>
     </w:p>
-    <w:bookmarkEnd w:id="73"/>
-    <w:bookmarkStart w:id="74" w:name="tri-par-colonne"/>
+    <w:bookmarkEnd w:id="74"/>
+    <w:bookmarkStart w:id="75" w:name="tri-par-colonne"/>
     <w:p>
       <w:pPr>
         <w:pStyle w:val="Heading3"/>
@@ -6751,9 +6926,9 @@
         </w:pict>
       </w:r>
     </w:p>
-    <w:bookmarkEnd w:id="74"/>
     <w:bookmarkEnd w:id="75"/>
-    <w:bookmarkStart w:id="76" w:name="fiche-article"/>
+    <w:bookmarkEnd w:id="76"/>
+    <w:bookmarkStart w:id="77" w:name="fiche-article"/>
     <w:p>
       <w:pPr>
         <w:pStyle w:val="Heading2"/>
@@ -6984,8 +7159,8 @@
         </w:pict>
       </w:r>
     </w:p>
-    <w:bookmarkEnd w:id="76"/>
-    <w:bookmarkStart w:id="78" w:name="créer-un-article"/>
+    <w:bookmarkEnd w:id="77"/>
+    <w:bookmarkStart w:id="79" w:name="créer-un-article"/>
     <w:p>
       <w:pPr>
         <w:pStyle w:val="Heading2"/>
@@ -7260,7 +7435,7 @@
         </w:tc>
       </w:tr>
     </w:tbl>
-    <w:bookmarkStart w:id="77" w:name="calcul-de-marge-en-temps-réel"/>
+    <w:bookmarkStart w:id="78" w:name="calcul-de-marge-en-temps-réel"/>
     <w:p>
       <w:pPr>
         <w:pStyle w:val="Heading3"/>
@@ -7452,9 +7627,9 @@
         </w:pict>
       </w:r>
     </w:p>
-    <w:bookmarkEnd w:id="77"/>
     <w:bookmarkEnd w:id="78"/>
-    <w:bookmarkStart w:id="84" w:name="import-csv-articles"/>
+    <w:bookmarkEnd w:id="79"/>
+    <w:bookmarkStart w:id="85" w:name="import-csv-articles"/>
     <w:p>
       <w:pPr>
         <w:pStyle w:val="Heading2"/>
@@ -7471,7 +7646,7 @@
         <w:t xml:space="preserve">Importez votre catalogue en une seule opération depuis un fichier CSV.</w:t>
       </w:r>
     </w:p>
-    <w:bookmarkStart w:id="79" w:name="accès-1"/>
+    <w:bookmarkStart w:id="80" w:name="accès-1"/>
     <w:p>
       <w:pPr>
         <w:pStyle w:val="Heading3"/>
@@ -7495,8 +7670,8 @@
         <w:t xml:space="preserve">.</w:t>
       </w:r>
     </w:p>
-    <w:bookmarkEnd w:id="79"/>
-    <w:bookmarkStart w:id="80" w:name="format-attendu-1"/>
+    <w:bookmarkEnd w:id="80"/>
+    <w:bookmarkStart w:id="81" w:name="format-attendu-1"/>
     <w:p>
       <w:pPr>
         <w:pStyle w:val="Heading3"/>
@@ -8260,8 +8435,8 @@
         </w:tc>
       </w:tr>
     </w:tbl>
-    <w:bookmarkEnd w:id="80"/>
-    <w:bookmarkStart w:id="81" w:name="exemple-de-fichier-1"/>
+    <w:bookmarkEnd w:id="81"/>
+    <w:bookmarkStart w:id="82" w:name="exemple-de-fichier-1"/>
     <w:p>
       <w:pPr>
         <w:pStyle w:val="Heading3"/>
@@ -8308,8 +8483,8 @@
         <w:t xml:space="preserve">HEB-MENS;Hébergement mensuel;Serveur dédié - 99,9% disponibilité;mois;299;180;20;0;1</w:t>
       </w:r>
     </w:p>
-    <w:bookmarkEnd w:id="81"/>
-    <w:bookmarkStart w:id="82" w:name="comportement"/>
+    <w:bookmarkEnd w:id="82"/>
+    <w:bookmarkStart w:id="83" w:name="comportement"/>
     <w:p>
       <w:pPr>
         <w:pStyle w:val="Heading3"/>
@@ -8323,7 +8498,7 @@
         <w:pStyle w:val="Compact"/>
         <w:numPr>
           <w:ilvl w:val="0"/>
-          <w:numId w:val="1007"/>
+          <w:numId w:val="1008"/>
         </w:numPr>
       </w:pPr>
       <w:r>
@@ -8376,7 +8551,7 @@
         <w:pStyle w:val="Compact"/>
         <w:numPr>
           <w:ilvl w:val="0"/>
-          <w:numId w:val="1007"/>
+          <w:numId w:val="1008"/>
         </w:numPr>
       </w:pPr>
       <w:r>
@@ -8388,7 +8563,7 @@
         <w:pStyle w:val="Compact"/>
         <w:numPr>
           <w:ilvl w:val="0"/>
-          <w:numId w:val="1007"/>
+          <w:numId w:val="1008"/>
         </w:numPr>
       </w:pPr>
       <w:r>
@@ -8423,8 +8598,8 @@
         <w:t xml:space="preserve">).</w:t>
       </w:r>
     </w:p>
-    <w:bookmarkEnd w:id="82"/>
-    <w:bookmarkStart w:id="83" w:name="correspondance-des-taux-tva"/>
+    <w:bookmarkEnd w:id="83"/>
+    <w:bookmarkStart w:id="84" w:name="correspondance-des-taux-tva"/>
     <w:p>
       <w:pPr>
         <w:pStyle w:val="Heading3"/>
@@ -8614,9 +8789,9 @@
         <w:t xml:space="preserve">Si le taux indiqué n’existe pas dans FacturPro, le premier taux disponible est utilisé par défaut.</w:t>
       </w:r>
     </w:p>
-    <w:bookmarkEnd w:id="83"/>
     <w:bookmarkEnd w:id="84"/>
-    <w:bookmarkStart w:id="85" w:name="export-csv-articles"/>
+    <w:bookmarkEnd w:id="85"/>
+    <w:bookmarkStart w:id="86" w:name="export-csv-articles"/>
     <w:p>
       <w:pPr>
         <w:pStyle w:val="Heading2"/>
@@ -8650,9 +8825,9 @@
         </w:pict>
       </w:r>
     </w:p>
-    <w:bookmarkEnd w:id="85"/>
     <w:bookmarkEnd w:id="86"/>
-    <w:bookmarkStart w:id="105" w:name="éditeur-de-documents-wysiwyg"/>
+    <w:bookmarkEnd w:id="87"/>
+    <w:bookmarkStart w:id="106" w:name="éditeur-de-documents-wysiwyg"/>
     <w:p>
       <w:pPr>
         <w:pStyle w:val="Heading1"/>
@@ -8682,7 +8857,7 @@
         <w:t xml:space="preserve">).</w:t>
       </w:r>
     </w:p>
-    <w:bookmarkStart w:id="90" w:name="devis"/>
+    <w:bookmarkStart w:id="91" w:name="devis"/>
     <w:p>
       <w:pPr>
         <w:pStyle w:val="Heading2"/>
@@ -8700,18 +8875,18 @@
           <wp:inline>
             <wp:extent cx="5334000" cy="2637413"/>
             <wp:effectExtent b="0" l="0" r="0" t="0"/>
-            <wp:docPr descr="Éditeur de devis" title="" id="88" name="Picture"/>
+            <wp:docPr descr="Éditeur de devis" title="" id="89" name="Picture"/>
             <a:graphic>
               <a:graphicData uri="http://schemas.openxmlformats.org/drawingml/2006/picture">
                 <pic:pic>
                   <pic:nvPicPr>
-                    <pic:cNvPr descr="screenshots/15-editeur-devis.png" id="89" name="Picture"/>
+                    <pic:cNvPr descr="screenshots/15-editeur-devis.png" id="90" name="Picture"/>
                     <pic:cNvPicPr>
                       <a:picLocks noChangeArrowheads="1" noChangeAspect="1"/>
                     </pic:cNvPicPr>
                   </pic:nvPicPr>
                   <pic:blipFill>
-                    <a:blip r:embed="rId87"/>
+                    <a:blip r:embed="rId88"/>
                     <a:stretch>
                       <a:fillRect/>
                     </a:stretch>
@@ -8746,8 +8921,8 @@
         <w:t xml:space="preserve">Éditeur de devis</w:t>
       </w:r>
     </w:p>
-    <w:bookmarkEnd w:id="90"/>
-    <w:bookmarkStart w:id="94" w:name="factures"/>
+    <w:bookmarkEnd w:id="91"/>
+    <w:bookmarkStart w:id="95" w:name="factures"/>
     <w:p>
       <w:pPr>
         <w:pStyle w:val="Heading2"/>
@@ -8765,18 +8940,18 @@
           <wp:inline>
             <wp:extent cx="5334000" cy="2637413"/>
             <wp:effectExtent b="0" l="0" r="0" t="0"/>
-            <wp:docPr descr="Éditeur de facture" title="" id="92" name="Picture"/>
+            <wp:docPr descr="Éditeur de facture" title="" id="93" name="Picture"/>
             <a:graphic>
               <a:graphicData uri="http://schemas.openxmlformats.org/drawingml/2006/picture">
                 <pic:pic>
                   <pic:nvPicPr>
-                    <pic:cNvPr descr="screenshots/16-editeur-facture.png" id="93" name="Picture"/>
+                    <pic:cNvPr descr="screenshots/16-editeur-facture.png" id="94" name="Picture"/>
                     <pic:cNvPicPr>
                       <a:picLocks noChangeArrowheads="1" noChangeAspect="1"/>
                     </pic:cNvPicPr>
                   </pic:nvPicPr>
                   <pic:blipFill>
-                    <a:blip r:embed="rId91"/>
+                    <a:blip r:embed="rId92"/>
                     <a:stretch>
                       <a:fillRect/>
                     </a:stretch>
@@ -8811,8 +8986,8 @@
         <w:t xml:space="preserve">Éditeur de facture</w:t>
       </w:r>
     </w:p>
-    <w:bookmarkEnd w:id="94"/>
-    <w:bookmarkStart w:id="98" w:name="saisie-des-lignes"/>
+    <w:bookmarkEnd w:id="95"/>
+    <w:bookmarkStart w:id="99" w:name="saisie-des-lignes"/>
     <w:p>
       <w:pPr>
         <w:pStyle w:val="Heading2"/>
@@ -9036,7 +9211,7 @@
         <w:t xml:space="preserve">Les totaux (HT, TVA par taux, TTC) sont recalculés en temps réel.</w:t>
       </w:r>
     </w:p>
-    <w:bookmarkStart w:id="95" w:name="X773deac604e5e4a0f78f51d3900e53763b998b6"/>
+    <w:bookmarkStart w:id="96" w:name="X773deac604e5e4a0f78f51d3900e53763b998b6"/>
     <w:p>
       <w:pPr>
         <w:pStyle w:val="Heading3"/>
@@ -9111,8 +9286,8 @@
         <w:t xml:space="preserve">, même hors survol.</w:t>
       </w:r>
     </w:p>
-    <w:bookmarkEnd w:id="95"/>
-    <w:bookmarkStart w:id="96" w:name="insérer-un-article-du-catalogue"/>
+    <w:bookmarkEnd w:id="96"/>
+    <w:bookmarkStart w:id="97" w:name="insérer-un-article-du-catalogue"/>
     <w:p>
       <w:pPr>
         <w:pStyle w:val="Heading3"/>
@@ -9142,8 +9317,8 @@
         <w:t xml:space="preserve">, commencez à taper le nom — un menu de saisie semi-automatique filtre le catalogue. Cliquer sur un article pré-remplit désignation, description, prix et TVA.</w:t>
       </w:r>
     </w:p>
-    <w:bookmarkEnd w:id="96"/>
-    <w:bookmarkStart w:id="97" w:name="réordonner-les-lignes"/>
+    <w:bookmarkEnd w:id="97"/>
+    <w:bookmarkStart w:id="98" w:name="réordonner-les-lignes"/>
     <w:p>
       <w:pPr>
         <w:pStyle w:val="Heading3"/>
@@ -9176,9 +9351,9 @@
         <w:t xml:space="preserve">(icône ⠿ à gauche). Faites glisser la ligne à la position souhaitée — les totaux et les indicateurs de saut de page se recalculent automatiquement.</w:t>
       </w:r>
     </w:p>
-    <w:bookmarkEnd w:id="97"/>
     <w:bookmarkEnd w:id="98"/>
-    <w:bookmarkStart w:id="99" w:name="sélection-du-client"/>
+    <w:bookmarkEnd w:id="99"/>
+    <w:bookmarkStart w:id="100" w:name="sélection-du-client"/>
     <w:p>
       <w:pPr>
         <w:pStyle w:val="Heading2"/>
@@ -9227,8 +9402,8 @@
         <w:t xml:space="preserve">en bas de liste permet de créer un client à la volée.</w:t>
       </w:r>
     </w:p>
-    <w:bookmarkEnd w:id="99"/>
-    <w:bookmarkStart w:id="100" w:name="sauts-de-page"/>
+    <w:bookmarkEnd w:id="100"/>
+    <w:bookmarkStart w:id="101" w:name="sauts-de-page"/>
     <w:p>
       <w:pPr>
         <w:pStyle w:val="Heading2"/>
@@ -9273,8 +9448,8 @@
         <w:t xml:space="preserve">) aux mêmes endroits que dans le PDF généré. Ils se mettent à jour à chaque modification de ligne.</w:t>
       </w:r>
     </w:p>
-    <w:bookmarkEnd w:id="100"/>
-    <w:bookmarkStart w:id="104" w:name="nouveaux-champs-sur-les-factures-v2.13.0"/>
+    <w:bookmarkEnd w:id="101"/>
+    <w:bookmarkStart w:id="105" w:name="nouveaux-champs-sur-les-factures-v2.13.0"/>
     <w:p>
       <w:pPr>
         <w:pStyle w:val="Heading2"/>
@@ -9292,18 +9467,18 @@
           <wp:inline>
             <wp:extent cx="5334000" cy="2637413"/>
             <wp:effectExtent b="0" l="0" r="0" t="0"/>
-            <wp:docPr descr="Champs mentions légales sur la facture" title="" id="102" name="Picture"/>
+            <wp:docPr descr="Champs mentions légales sur la facture" title="" id="103" name="Picture"/>
             <a:graphic>
               <a:graphicData uri="http://schemas.openxmlformats.org/drawingml/2006/picture">
                 <pic:pic>
                   <pic:nvPicPr>
-                    <pic:cNvPr descr="screenshots/17-facture-mentions-legales.png" id="103" name="Picture"/>
+                    <pic:cNvPr descr="screenshots/17-facture-mentions-legales.png" id="104" name="Picture"/>
                     <pic:cNvPicPr>
                       <a:picLocks noChangeArrowheads="1" noChangeAspect="1"/>
                     </pic:cNvPicPr>
                   </pic:nvPicPr>
                   <pic:blipFill>
-                    <a:blip r:embed="rId101"/>
+                    <a:blip r:embed="rId102"/>
                     <a:stretch>
                       <a:fillRect/>
                     </a:stretch>
@@ -9513,9 +9688,9 @@
         </w:pict>
       </w:r>
     </w:p>
-    <w:bookmarkEnd w:id="104"/>
     <w:bookmarkEnd w:id="105"/>
-    <w:bookmarkStart w:id="118" w:name="devis-1"/>
+    <w:bookmarkEnd w:id="106"/>
+    <w:bookmarkStart w:id="119" w:name="devis-1"/>
     <w:p>
       <w:pPr>
         <w:pStyle w:val="Heading1"/>
@@ -9533,18 +9708,18 @@
           <wp:inline>
             <wp:extent cx="5334000" cy="2637413"/>
             <wp:effectExtent b="0" l="0" r="0" t="0"/>
-            <wp:docPr descr="Liste des devis" title="" id="107" name="Picture"/>
+            <wp:docPr descr="Liste des devis" title="" id="108" name="Picture"/>
             <a:graphic>
               <a:graphicData uri="http://schemas.openxmlformats.org/drawingml/2006/picture">
                 <pic:pic>
                   <pic:nvPicPr>
-                    <pic:cNvPr descr="screenshots/07-devis-liste.png" id="108" name="Picture"/>
+                    <pic:cNvPr descr="screenshots/07-devis-liste.png" id="109" name="Picture"/>
                     <pic:cNvPicPr>
                       <a:picLocks noChangeArrowheads="1" noChangeAspect="1"/>
                     </pic:cNvPicPr>
                   </pic:nvPicPr>
                   <pic:blipFill>
-                    <a:blip r:embed="rId106"/>
+                    <a:blip r:embed="rId107"/>
                     <a:stretch>
                       <a:fillRect/>
                     </a:stretch>
@@ -9579,7 +9754,7 @@
         <w:t xml:space="preserve">Liste des devis</w:t>
       </w:r>
     </w:p>
-    <w:bookmarkStart w:id="109" w:name="cycle-de-vie"/>
+    <w:bookmarkStart w:id="110" w:name="cycle-de-vie"/>
     <w:p>
       <w:pPr>
         <w:pStyle w:val="Heading2"/>
@@ -9626,222 +9801,14 @@
         <w:t xml:space="preserve">                └──► Refusé</w:t>
       </w:r>
     </w:p>
-    <w:bookmarkEnd w:id="109"/>
-    <w:bookmarkStart w:id="110" w:name="créer-un-devis"/>
+    <w:bookmarkEnd w:id="110"/>
+    <w:bookmarkStart w:id="111" w:name="créer-un-devis"/>
     <w:p>
       <w:pPr>
         <w:pStyle w:val="Heading2"/>
       </w:pPr>
       <w:r>
         <w:t xml:space="preserve">Créer un devis</w:t>
-      </w:r>
-    </w:p>
-    <w:p>
-      <w:pPr>
-        <w:pStyle w:val="Compact"/>
-        <w:numPr>
-          <w:ilvl w:val="0"/>
-          <w:numId w:val="1008"/>
-        </w:numPr>
-      </w:pPr>
-      <w:r>
-        <w:rPr>
-          <w:b/>
-          <w:bCs/>
-        </w:rPr>
-        <w:t xml:space="preserve">Devis &gt; + Nouveau devis</w:t>
-      </w:r>
-    </w:p>
-    <w:p>
-      <w:pPr>
-        <w:pStyle w:val="Compact"/>
-        <w:numPr>
-          <w:ilvl w:val="0"/>
-          <w:numId w:val="1008"/>
-        </w:numPr>
-      </w:pPr>
-      <w:r>
-        <w:t xml:space="preserve">Sélectionnez le</w:t>
-      </w:r>
-      <w:r>
-        <w:t xml:space="preserve"> </w:t>
-      </w:r>
-      <w:r>
-        <w:rPr>
-          <w:b/>
-          <w:bCs/>
-        </w:rPr>
-        <w:t xml:space="preserve">client</w:t>
-      </w:r>
-      <w:r>
-        <w:t xml:space="preserve"> </w:t>
-      </w:r>
-      <w:r>
-        <w:t xml:space="preserve">via la recherche filtrée.</w:t>
-      </w:r>
-    </w:p>
-    <w:p>
-      <w:pPr>
-        <w:pStyle w:val="Compact"/>
-        <w:numPr>
-          <w:ilvl w:val="0"/>
-          <w:numId w:val="1008"/>
-        </w:numPr>
-      </w:pPr>
-      <w:r>
-        <w:t xml:space="preserve">Renseignez</w:t>
-      </w:r>
-      <w:r>
-        <w:t xml:space="preserve"> </w:t>
-      </w:r>
-      <w:r>
-        <w:rPr>
-          <w:b/>
-          <w:bCs/>
-        </w:rPr>
-        <w:t xml:space="preserve">objet</w:t>
-      </w:r>
-      <w:r>
-        <w:t xml:space="preserve">,</w:t>
-      </w:r>
-      <w:r>
-        <w:t xml:space="preserve"> </w:t>
-      </w:r>
-      <w:r>
-        <w:rPr>
-          <w:b/>
-          <w:bCs/>
-        </w:rPr>
-        <w:t xml:space="preserve">date de validité</w:t>
-      </w:r>
-      <w:r>
-        <w:t xml:space="preserve">,</w:t>
-      </w:r>
-      <w:r>
-        <w:t xml:space="preserve"> </w:t>
-      </w:r>
-      <w:r>
-        <w:rPr>
-          <w:b/>
-          <w:bCs/>
-        </w:rPr>
-        <w:t xml:space="preserve">conditions de paiement</w:t>
-      </w:r>
-      <w:r>
-        <w:t xml:space="preserve">.</w:t>
-      </w:r>
-    </w:p>
-    <w:p>
-      <w:pPr>
-        <w:pStyle w:val="Compact"/>
-        <w:numPr>
-          <w:ilvl w:val="0"/>
-          <w:numId w:val="1008"/>
-        </w:numPr>
-      </w:pPr>
-      <w:r>
-        <w:t xml:space="preserve">Ajoutez les lignes (désignation, quantité, prix HT, TVA, remise).</w:t>
-      </w:r>
-    </w:p>
-    <w:p>
-      <w:pPr>
-        <w:pStyle w:val="Compact"/>
-        <w:numPr>
-          <w:ilvl w:val="0"/>
-          <w:numId w:val="1008"/>
-        </w:numPr>
-      </w:pPr>
-      <w:r>
-        <w:t xml:space="preserve">Cliquez</w:t>
-      </w:r>
-      <w:r>
-        <w:t xml:space="preserve"> </w:t>
-      </w:r>
-      <w:r>
-        <w:rPr>
-          <w:b/>
-          <w:bCs/>
-        </w:rPr>
-        <w:t xml:space="preserve">Enregistrer</w:t>
-      </w:r>
-      <w:r>
-        <w:t xml:space="preserve"> </w:t>
-      </w:r>
-      <w:r>
-        <w:t xml:space="preserve">— le numéro</w:t>
-      </w:r>
-      <w:r>
-        <w:t xml:space="preserve"> </w:t>
-      </w:r>
-      <w:r>
-        <w:rPr>
-          <w:rStyle w:val="VerbatimChar"/>
-        </w:rPr>
-        <w:t xml:space="preserve">DEV-2026-0001</w:t>
-      </w:r>
-      <w:r>
-        <w:t xml:space="preserve"> </w:t>
-      </w:r>
-      <w:r>
-        <w:t xml:space="preserve">est attribué au premier enregistrement.</w:t>
-      </w:r>
-    </w:p>
-    <w:p>
-      <w:pPr>
-        <w:pStyle w:val="FirstParagraph"/>
-      </w:pPr>
-      <w:r>
-        <w:t xml:space="preserve">La case</w:t>
-      </w:r>
-      <w:r>
-        <w:t xml:space="preserve"> </w:t>
-      </w:r>
-      <w:r>
-        <w:rPr>
-          <w:b/>
-          <w:bCs/>
-        </w:rPr>
-        <w:t xml:space="preserve">Devis gratuit</w:t>
-      </w:r>
-      <w:r>
-        <w:t xml:space="preserve"> </w:t>
-      </w:r>
-      <w:r>
-        <w:t xml:space="preserve">est cochée par défaut — décochez-la pour activer la tarification.</w:t>
-      </w:r>
-    </w:p>
-    <w:bookmarkEnd w:id="110"/>
-    <w:bookmarkStart w:id="111" w:name="envoyer-un-devis"/>
-    <w:p>
-      <w:pPr>
-        <w:pStyle w:val="Heading2"/>
-      </w:pPr>
-      <w:r>
-        <w:t xml:space="preserve">Envoyer un devis</w:t>
-      </w:r>
-    </w:p>
-    <w:p>
-      <w:pPr>
-        <w:pStyle w:val="FirstParagraph"/>
-      </w:pPr>
-      <w:r>
-        <w:t xml:space="preserve">Bouton</w:t>
-      </w:r>
-      <w:r>
-        <w:t xml:space="preserve"> </w:t>
-      </w:r>
-      <w:r>
-        <w:rPr>
-          <w:b/>
-          <w:bCs/>
-        </w:rPr>
-        <w:t xml:space="preserve">Envoyer</w:t>
-      </w:r>
-      <w:r>
-        <w:t xml:space="preserve"> </w:t>
-      </w:r>
-      <w:r>
-        <w:t xml:space="preserve">dans la barre d’outils :</w:t>
       </w:r>
     </w:p>
     <w:p>
@@ -9853,19 +9820,11 @@
         </w:numPr>
       </w:pPr>
       <w:r>
-        <w:t xml:space="preserve">Passe le statut à</w:t>
-      </w:r>
-      <w:r>
-        <w:t xml:space="preserve"> </w:t>
-      </w:r>
-      <w:r>
-        <w:rPr>
-          <w:rStyle w:val="VerbatimChar"/>
-        </w:rPr>
-        <w:t xml:space="preserve">envoyé</w:t>
-      </w:r>
-      <w:r>
-        <w:t xml:space="preserve">.</w:t>
+        <w:rPr>
+          <w:b/>
+          <w:bCs/>
+        </w:rPr>
+        <w:t xml:space="preserve">Devis &gt; + Nouveau devis</w:t>
       </w:r>
     </w:p>
     <w:p>
@@ -9877,17 +9836,163 @@
         </w:numPr>
       </w:pPr>
       <w:r>
-        <w:t xml:space="preserve">Si un email client est renseigné, propose l’envoi par email avec le PDF joint.</w:t>
+        <w:t xml:space="preserve">Sélectionnez le</w:t>
+      </w:r>
+      <w:r>
+        <w:t xml:space="preserve"> </w:t>
+      </w:r>
+      <w:r>
+        <w:rPr>
+          <w:b/>
+          <w:bCs/>
+        </w:rPr>
+        <w:t xml:space="preserve">client</w:t>
+      </w:r>
+      <w:r>
+        <w:t xml:space="preserve"> </w:t>
+      </w:r>
+      <w:r>
+        <w:t xml:space="preserve">via la recherche filtrée.</w:t>
+      </w:r>
+    </w:p>
+    <w:p>
+      <w:pPr>
+        <w:pStyle w:val="Compact"/>
+        <w:numPr>
+          <w:ilvl w:val="0"/>
+          <w:numId w:val="1009"/>
+        </w:numPr>
+      </w:pPr>
+      <w:r>
+        <w:t xml:space="preserve">Renseignez</w:t>
+      </w:r>
+      <w:r>
+        <w:t xml:space="preserve"> </w:t>
+      </w:r>
+      <w:r>
+        <w:rPr>
+          <w:b/>
+          <w:bCs/>
+        </w:rPr>
+        <w:t xml:space="preserve">objet</w:t>
+      </w:r>
+      <w:r>
+        <w:t xml:space="preserve">,</w:t>
+      </w:r>
+      <w:r>
+        <w:t xml:space="preserve"> </w:t>
+      </w:r>
+      <w:r>
+        <w:rPr>
+          <w:b/>
+          <w:bCs/>
+        </w:rPr>
+        <w:t xml:space="preserve">date de validité</w:t>
+      </w:r>
+      <w:r>
+        <w:t xml:space="preserve">,</w:t>
+      </w:r>
+      <w:r>
+        <w:t xml:space="preserve"> </w:t>
+      </w:r>
+      <w:r>
+        <w:rPr>
+          <w:b/>
+          <w:bCs/>
+        </w:rPr>
+        <w:t xml:space="preserve">conditions de paiement</w:t>
+      </w:r>
+      <w:r>
+        <w:t xml:space="preserve">.</w:t>
+      </w:r>
+    </w:p>
+    <w:p>
+      <w:pPr>
+        <w:pStyle w:val="Compact"/>
+        <w:numPr>
+          <w:ilvl w:val="0"/>
+          <w:numId w:val="1009"/>
+        </w:numPr>
+      </w:pPr>
+      <w:r>
+        <w:t xml:space="preserve">Ajoutez les lignes (désignation, quantité, prix HT, TVA, remise).</w:t>
+      </w:r>
+    </w:p>
+    <w:p>
+      <w:pPr>
+        <w:pStyle w:val="Compact"/>
+        <w:numPr>
+          <w:ilvl w:val="0"/>
+          <w:numId w:val="1009"/>
+        </w:numPr>
+      </w:pPr>
+      <w:r>
+        <w:t xml:space="preserve">Cliquez</w:t>
+      </w:r>
+      <w:r>
+        <w:t xml:space="preserve"> </w:t>
+      </w:r>
+      <w:r>
+        <w:rPr>
+          <w:b/>
+          <w:bCs/>
+        </w:rPr>
+        <w:t xml:space="preserve">Enregistrer</w:t>
+      </w:r>
+      <w:r>
+        <w:t xml:space="preserve"> </w:t>
+      </w:r>
+      <w:r>
+        <w:t xml:space="preserve">— le numéro</w:t>
+      </w:r>
+      <w:r>
+        <w:t xml:space="preserve"> </w:t>
+      </w:r>
+      <w:r>
+        <w:rPr>
+          <w:rStyle w:val="VerbatimChar"/>
+        </w:rPr>
+        <w:t xml:space="preserve">DEV-2026-0001</w:t>
+      </w:r>
+      <w:r>
+        <w:t xml:space="preserve"> </w:t>
+      </w:r>
+      <w:r>
+        <w:t xml:space="preserve">est attribué au premier enregistrement.</w:t>
+      </w:r>
+    </w:p>
+    <w:p>
+      <w:pPr>
+        <w:pStyle w:val="FirstParagraph"/>
+      </w:pPr>
+      <w:r>
+        <w:t xml:space="preserve">La case</w:t>
+      </w:r>
+      <w:r>
+        <w:t xml:space="preserve"> </w:t>
+      </w:r>
+      <w:r>
+        <w:rPr>
+          <w:b/>
+          <w:bCs/>
+        </w:rPr>
+        <w:t xml:space="preserve">Devis gratuit</w:t>
+      </w:r>
+      <w:r>
+        <w:t xml:space="preserve"> </w:t>
+      </w:r>
+      <w:r>
+        <w:t xml:space="preserve">est cochée par défaut — décochez-la pour activer la tarification.</w:t>
       </w:r>
     </w:p>
     <w:bookmarkEnd w:id="111"/>
-    <w:bookmarkStart w:id="112" w:name="accepter-un-devis"/>
+    <w:bookmarkStart w:id="112" w:name="envoyer-un-devis"/>
     <w:p>
       <w:pPr>
         <w:pStyle w:val="Heading2"/>
       </w:pPr>
       <w:r>
-        <w:t xml:space="preserve">Accepter un devis</w:t>
+        <w:t xml:space="preserve">Envoyer un devis</w:t>
       </w:r>
     </w:p>
     <w:p>
@@ -9905,13 +10010,13 @@
           <w:b/>
           <w:bCs/>
         </w:rPr>
-        <w:t xml:space="preserve">Accepter</w:t>
-      </w:r>
-      <w:r>
-        <w:t xml:space="preserve"> </w:t>
-      </w:r>
-      <w:r>
-        <w:t xml:space="preserve">:</w:t>
+        <w:t xml:space="preserve">Envoyer</w:t>
+      </w:r>
+      <w:r>
+        <w:t xml:space="preserve"> </w:t>
+      </w:r>
+      <w:r>
+        <w:t xml:space="preserve">dans la barre d’outils :</w:t>
       </w:r>
     </w:p>
     <w:p>
@@ -9923,7 +10028,7 @@
         </w:numPr>
       </w:pPr>
       <w:r>
-        <w:t xml:space="preserve">Verrouille le devis (statut</w:t>
+        <w:t xml:space="preserve">Passe le statut à</w:t>
       </w:r>
       <w:r>
         <w:t xml:space="preserve"> </w:t>
@@ -9932,10 +10037,10 @@
         <w:rPr>
           <w:rStyle w:val="VerbatimChar"/>
         </w:rPr>
-        <w:t xml:space="preserve">signé</w:t>
-      </w:r>
-      <w:r>
-        <w:t xml:space="preserve">).</w:t>
+        <w:t xml:space="preserve">envoyé</w:t>
+      </w:r>
+      <w:r>
+        <w:t xml:space="preserve">.</w:t>
       </w:r>
     </w:p>
     <w:p>
@@ -9947,90 +10052,17 @@
         </w:numPr>
       </w:pPr>
       <w:r>
-        <w:t xml:space="preserve">Le statut RGPD du client passe automatiquement de</w:t>
-      </w:r>
-      <w:r>
-        <w:t xml:space="preserve"> </w:t>
-      </w:r>
-      <w:r>
-        <w:rPr>
-          <w:i/>
-          <w:iCs/>
-        </w:rPr>
-        <w:t xml:space="preserve">Prospect</w:t>
-      </w:r>
-      <w:r>
-        <w:t xml:space="preserve"> </w:t>
-      </w:r>
-      <w:r>
-        <w:t xml:space="preserve">à</w:t>
-      </w:r>
-      <w:r>
-        <w:t xml:space="preserve"> </w:t>
-      </w:r>
-      <w:r>
-        <w:rPr>
-          <w:i/>
-          <w:iCs/>
-        </w:rPr>
-        <w:t xml:space="preserve">Client actif</w:t>
-      </w:r>
-      <w:r>
-        <w:t xml:space="preserve">.</w:t>
-      </w:r>
-    </w:p>
-    <w:p>
-      <w:pPr>
-        <w:pStyle w:val="Compact"/>
-        <w:numPr>
-          <w:ilvl w:val="0"/>
-          <w:numId w:val="1010"/>
-        </w:numPr>
-      </w:pPr>
-      <w:r>
-        <w:t xml:space="preserve">Les boutons</w:t>
-      </w:r>
-      <w:r>
-        <w:t xml:space="preserve"> </w:t>
-      </w:r>
-      <w:r>
-        <w:rPr>
-          <w:b/>
-          <w:bCs/>
-        </w:rPr>
-        <w:t xml:space="preserve">Créer un BL</w:t>
-      </w:r>
-      <w:r>
-        <w:t xml:space="preserve"> </w:t>
-      </w:r>
-      <w:r>
-        <w:t xml:space="preserve">et</w:t>
-      </w:r>
-      <w:r>
-        <w:t xml:space="preserve"> </w:t>
-      </w:r>
-      <w:r>
-        <w:rPr>
-          <w:b/>
-          <w:bCs/>
-        </w:rPr>
-        <w:t xml:space="preserve">Créer la facture</w:t>
-      </w:r>
-      <w:r>
-        <w:t xml:space="preserve"> </w:t>
-      </w:r>
-      <w:r>
-        <w:t xml:space="preserve">apparaissent dans la barre.</w:t>
+        <w:t xml:space="preserve">Si un email client est renseigné, propose l’envoi par email avec le PDF joint.</w:t>
       </w:r>
     </w:p>
     <w:bookmarkEnd w:id="112"/>
-    <w:bookmarkStart w:id="113" w:name="signature-électronique-v2.13.0"/>
+    <w:bookmarkStart w:id="113" w:name="accepter-un-devis"/>
     <w:p>
       <w:pPr>
         <w:pStyle w:val="Heading2"/>
       </w:pPr>
       <w:r>
-        <w:t xml:space="preserve">Signature électronique (v2.13.0)</w:t>
+        <w:t xml:space="preserve">Accepter un devis</w:t>
       </w:r>
     </w:p>
     <w:p>
@@ -10038,35 +10070,23 @@
         <w:pStyle w:val="FirstParagraph"/>
       </w:pPr>
       <w:r>
-        <w:t xml:space="preserve">Le bouton</w:t>
-      </w:r>
-      <w:r>
-        <w:t xml:space="preserve"> </w:t>
-      </w:r>
-      <w:r>
-        <w:rPr>
-          <w:b/>
-          <w:bCs/>
-        </w:rPr>
-        <w:t xml:space="preserve">✍ Envoyer lien de signature</w:t>
-      </w:r>
-      <w:r>
-        <w:t xml:space="preserve"> </w:t>
-      </w:r>
-      <w:r>
-        <w:t xml:space="preserve">(disponible sur les devis envoyés) permet à votre client de signer électroniquement depuis son navigateur, sans logiciel tiers.</w:t>
-      </w:r>
-    </w:p>
-    <w:p>
-      <w:pPr>
-        <w:pStyle w:val="BodyText"/>
-      </w:pPr>
-      <w:r>
-        <w:rPr>
-          <w:b/>
-          <w:bCs/>
-        </w:rPr>
-        <w:t xml:space="preserve">Flux de signature :</w:t>
+        <w:t xml:space="preserve">Bouton</w:t>
+      </w:r>
+      <w:r>
+        <w:t xml:space="preserve"> </w:t>
+      </w:r>
+      <w:r>
+        <w:rPr>
+          <w:b/>
+          <w:bCs/>
+        </w:rPr>
+        <w:t xml:space="preserve">Accepter</w:t>
+      </w:r>
+      <w:r>
+        <w:t xml:space="preserve"> </w:t>
+      </w:r>
+      <w:r>
+        <w:t xml:space="preserve">:</w:t>
       </w:r>
     </w:p>
     <w:p>
@@ -10078,23 +10098,19 @@
         </w:numPr>
       </w:pPr>
       <w:r>
-        <w:t xml:space="preserve">Vous cliquez</w:t>
-      </w:r>
-      <w:r>
-        <w:t xml:space="preserve"> </w:t>
-      </w:r>
-      <w:r>
-        <w:rPr>
-          <w:b/>
-          <w:bCs/>
-        </w:rPr>
-        <w:t xml:space="preserve">Envoyer lien de signature</w:t>
-      </w:r>
-      <w:r>
-        <w:t xml:space="preserve"> </w:t>
-      </w:r>
-      <w:r>
-        <w:t xml:space="preserve">→ un email est envoyé au client avec un lien unique.</w:t>
+        <w:t xml:space="preserve">Verrouille le devis (statut</w:t>
+      </w:r>
+      <w:r>
+        <w:t xml:space="preserve"> </w:t>
+      </w:r>
+      <w:r>
+        <w:rPr>
+          <w:rStyle w:val="VerbatimChar"/>
+        </w:rPr>
+        <w:t xml:space="preserve">signé</w:t>
+      </w:r>
+      <w:r>
+        <w:t xml:space="preserve">).</w:t>
       </w:r>
     </w:p>
     <w:p>
@@ -10106,7 +10122,36 @@
         </w:numPr>
       </w:pPr>
       <w:r>
-        <w:t xml:space="preserve">Le client clique le lien → une page de signature s’ouvre dans son navigateur.</w:t>
+        <w:t xml:space="preserve">Le statut RGPD du client passe automatiquement de</w:t>
+      </w:r>
+      <w:r>
+        <w:t xml:space="preserve"> </w:t>
+      </w:r>
+      <w:r>
+        <w:rPr>
+          <w:i/>
+          <w:iCs/>
+        </w:rPr>
+        <w:t xml:space="preserve">Prospect</w:t>
+      </w:r>
+      <w:r>
+        <w:t xml:space="preserve"> </w:t>
+      </w:r>
+      <w:r>
+        <w:t xml:space="preserve">à</w:t>
+      </w:r>
+      <w:r>
+        <w:t xml:space="preserve"> </w:t>
+      </w:r>
+      <w:r>
+        <w:rPr>
+          <w:i/>
+          <w:iCs/>
+        </w:rPr>
+        <w:t xml:space="preserve">Client actif</w:t>
+      </w:r>
+      <w:r>
+        <w:t xml:space="preserve">.</w:t>
       </w:r>
     </w:p>
     <w:p>
@@ -10118,20 +10163,85 @@
         </w:numPr>
       </w:pPr>
       <w:r>
-        <w:t xml:space="preserve">Il confirme → le devis passe automatiquement au statut</w:t>
-      </w:r>
-      <w:r>
-        <w:t xml:space="preserve"> </w:t>
-      </w:r>
-      <w:r>
-        <w:rPr>
-          <w:b/>
-          <w:bCs/>
-        </w:rPr>
-        <w:t xml:space="preserve">Accepté</w:t>
-      </w:r>
-      <w:r>
-        <w:t xml:space="preserve">.</w:t>
+        <w:t xml:space="preserve">Les boutons</w:t>
+      </w:r>
+      <w:r>
+        <w:t xml:space="preserve"> </w:t>
+      </w:r>
+      <w:r>
+        <w:rPr>
+          <w:b/>
+          <w:bCs/>
+        </w:rPr>
+        <w:t xml:space="preserve">Créer un BL</w:t>
+      </w:r>
+      <w:r>
+        <w:t xml:space="preserve"> </w:t>
+      </w:r>
+      <w:r>
+        <w:t xml:space="preserve">et</w:t>
+      </w:r>
+      <w:r>
+        <w:t xml:space="preserve"> </w:t>
+      </w:r>
+      <w:r>
+        <w:rPr>
+          <w:b/>
+          <w:bCs/>
+        </w:rPr>
+        <w:t xml:space="preserve">Créer la facture</w:t>
+      </w:r>
+      <w:r>
+        <w:t xml:space="preserve"> </w:t>
+      </w:r>
+      <w:r>
+        <w:t xml:space="preserve">apparaissent dans la barre.</w:t>
+      </w:r>
+    </w:p>
+    <w:bookmarkEnd w:id="113"/>
+    <w:bookmarkStart w:id="114" w:name="signature-électronique-v2.13.0"/>
+    <w:p>
+      <w:pPr>
+        <w:pStyle w:val="Heading2"/>
+      </w:pPr>
+      <w:r>
+        <w:t xml:space="preserve">Signature électronique (v2.13.0)</w:t>
+      </w:r>
+    </w:p>
+    <w:p>
+      <w:pPr>
+        <w:pStyle w:val="FirstParagraph"/>
+      </w:pPr>
+      <w:r>
+        <w:t xml:space="preserve">Le bouton</w:t>
+      </w:r>
+      <w:r>
+        <w:t xml:space="preserve"> </w:t>
+      </w:r>
+      <w:r>
+        <w:rPr>
+          <w:b/>
+          <w:bCs/>
+        </w:rPr>
+        <w:t xml:space="preserve">✍ Envoyer lien de signature</w:t>
+      </w:r>
+      <w:r>
+        <w:t xml:space="preserve"> </w:t>
+      </w:r>
+      <w:r>
+        <w:t xml:space="preserve">(disponible sur les devis envoyés) permet à votre client de signer électroniquement depuis son navigateur, sans logiciel tiers.</w:t>
+      </w:r>
+    </w:p>
+    <w:p>
+      <w:pPr>
+        <w:pStyle w:val="BodyText"/>
+      </w:pPr>
+      <w:r>
+        <w:rPr>
+          <w:b/>
+          <w:bCs/>
+        </w:rPr>
+        <w:t xml:space="preserve">Flux de signature :</w:t>
       </w:r>
     </w:p>
     <w:p>
@@ -10139,10 +10249,75 @@
         <w:pStyle w:val="Compact"/>
         <w:numPr>
           <w:ilvl w:val="0"/>
-          <w:numId w:val="1011"/>
+          <w:numId w:val="1012"/>
         </w:numPr>
       </w:pPr>
       <w:r>
+        <w:t xml:space="preserve">Vous cliquez</w:t>
+      </w:r>
+      <w:r>
+        <w:t xml:space="preserve"> </w:t>
+      </w:r>
+      <w:r>
+        <w:rPr>
+          <w:b/>
+          <w:bCs/>
+        </w:rPr>
+        <w:t xml:space="preserve">Envoyer lien de signature</w:t>
+      </w:r>
+      <w:r>
+        <w:t xml:space="preserve"> </w:t>
+      </w:r>
+      <w:r>
+        <w:t xml:space="preserve">→ un email est envoyé au client avec un lien unique.</w:t>
+      </w:r>
+    </w:p>
+    <w:p>
+      <w:pPr>
+        <w:pStyle w:val="Compact"/>
+        <w:numPr>
+          <w:ilvl w:val="0"/>
+          <w:numId w:val="1012"/>
+        </w:numPr>
+      </w:pPr>
+      <w:r>
+        <w:t xml:space="preserve">Le client clique le lien → une page de signature s’ouvre dans son navigateur.</w:t>
+      </w:r>
+    </w:p>
+    <w:p>
+      <w:pPr>
+        <w:pStyle w:val="Compact"/>
+        <w:numPr>
+          <w:ilvl w:val="0"/>
+          <w:numId w:val="1012"/>
+        </w:numPr>
+      </w:pPr>
+      <w:r>
+        <w:t xml:space="preserve">Il confirme → le devis passe automatiquement au statut</w:t>
+      </w:r>
+      <w:r>
+        <w:t xml:space="preserve"> </w:t>
+      </w:r>
+      <w:r>
+        <w:rPr>
+          <w:b/>
+          <w:bCs/>
+        </w:rPr>
+        <w:t xml:space="preserve">Accepté</w:t>
+      </w:r>
+      <w:r>
+        <w:t xml:space="preserve">.</w:t>
+      </w:r>
+    </w:p>
+    <w:p>
+      <w:pPr>
+        <w:pStyle w:val="Compact"/>
+        <w:numPr>
+          <w:ilvl w:val="0"/>
+          <w:numId w:val="1012"/>
+        </w:numPr>
+      </w:pPr>
+      <w:r>
         <w:t xml:space="preserve">L’IP, le nom et l’horodatage sont enregistrés sur le devis pour traçabilité.</w:t>
       </w:r>
     </w:p>
@@ -10170,8 +10345,8 @@
         <w:t xml:space="preserve">“Ce devis a déjà été signé le…”</w:t>
       </w:r>
     </w:p>
-    <w:bookmarkEnd w:id="113"/>
-    <w:bookmarkStart w:id="114" w:name="dupliquer"/>
+    <w:bookmarkEnd w:id="114"/>
+    <w:bookmarkStart w:id="115" w:name="dupliquer"/>
     <w:p>
       <w:pPr>
         <w:pStyle w:val="Heading2"/>
@@ -10219,8 +10394,8 @@
         <w:t xml:space="preserve">avec les mêmes lignes — idéal pour créer des variantes.</w:t>
       </w:r>
     </w:p>
-    <w:bookmarkEnd w:id="114"/>
-    <w:bookmarkStart w:id="115" w:name="convertir-en-bon-de-livraison"/>
+    <w:bookmarkEnd w:id="115"/>
+    <w:bookmarkStart w:id="116" w:name="convertir-en-bon-de-livraison"/>
     <w:p>
       <w:pPr>
         <w:pStyle w:val="Heading2"/>
@@ -10253,8 +10428,8 @@
         <w:t xml:space="preserve">→ BL pré-rempli avec les lignes du devis.</w:t>
       </w:r>
     </w:p>
-    <w:bookmarkEnd w:id="115"/>
-    <w:bookmarkStart w:id="116" w:name="convertir-en-facture"/>
+    <w:bookmarkEnd w:id="116"/>
+    <w:bookmarkStart w:id="117" w:name="convertir-en-facture"/>
     <w:p>
       <w:pPr>
         <w:pStyle w:val="Heading2"/>
@@ -10287,8 +10462,8 @@
         <w:t xml:space="preserve">→ facture pré-remplie.</w:t>
       </w:r>
     </w:p>
-    <w:bookmarkEnd w:id="116"/>
-    <w:bookmarkStart w:id="117" w:name="télécharger-le-pdf"/>
+    <w:bookmarkEnd w:id="117"/>
+    <w:bookmarkStart w:id="118" w:name="télécharger-le-pdf"/>
     <w:p>
       <w:pPr>
         <w:pStyle w:val="Heading2"/>
@@ -10328,9 +10503,9 @@
         </w:pict>
       </w:r>
     </w:p>
-    <w:bookmarkEnd w:id="117"/>
     <w:bookmarkEnd w:id="118"/>
-    <w:bookmarkStart w:id="120" w:name="avenants"/>
+    <w:bookmarkEnd w:id="119"/>
+    <w:bookmarkStart w:id="121" w:name="avenants"/>
     <w:p>
       <w:pPr>
         <w:pStyle w:val="Heading1"/>
@@ -10347,7 +10522,7 @@
         <w:t xml:space="preserve">Un avenant modifie un devis accepté sans altérer l’original.</w:t>
       </w:r>
     </w:p>
-    <w:bookmarkStart w:id="119" w:name="créer-un-avenant"/>
+    <w:bookmarkStart w:id="120" w:name="créer-un-avenant"/>
     <w:p>
       <w:pPr>
         <w:pStyle w:val="Heading2"/>
@@ -10515,9 +10690,9 @@
         </w:pict>
       </w:r>
     </w:p>
-    <w:bookmarkEnd w:id="119"/>
     <w:bookmarkEnd w:id="120"/>
-    <w:bookmarkStart w:id="133" w:name="factures-1"/>
+    <w:bookmarkEnd w:id="121"/>
+    <w:bookmarkStart w:id="134" w:name="factures-1"/>
     <w:p>
       <w:pPr>
         <w:pStyle w:val="Heading1"/>
@@ -10535,18 +10710,18 @@
           <wp:inline>
             <wp:extent cx="5334000" cy="2637413"/>
             <wp:effectExtent b="0" l="0" r="0" t="0"/>
-            <wp:docPr descr="Liste des factures" title="" id="122" name="Picture"/>
+            <wp:docPr descr="Liste des factures" title="" id="123" name="Picture"/>
             <a:graphic>
               <a:graphicData uri="http://schemas.openxmlformats.org/drawingml/2006/picture">
                 <pic:pic>
                   <pic:nvPicPr>
-                    <pic:cNvPr descr="screenshots/06-factures-liste.png" id="123" name="Picture"/>
+                    <pic:cNvPr descr="screenshots/06-factures-liste.png" id="124" name="Picture"/>
                     <pic:cNvPicPr>
                       <a:picLocks noChangeArrowheads="1" noChangeAspect="1"/>
                     </pic:cNvPicPr>
                   </pic:nvPicPr>
                   <pic:blipFill>
-                    <a:blip r:embed="rId121"/>
+                    <a:blip r:embed="rId122"/>
                     <a:stretch>
                       <a:fillRect/>
                     </a:stretch>
@@ -10581,7 +10756,7 @@
         <w:t xml:space="preserve">Liste des factures</w:t>
       </w:r>
     </w:p>
-    <w:bookmarkStart w:id="124" w:name="cycle-de-vie-1"/>
+    <w:bookmarkStart w:id="125" w:name="cycle-de-vie-1"/>
     <w:p>
       <w:pPr>
         <w:pStyle w:val="Heading2"/>
@@ -10622,8 +10797,8 @@
         <w:t xml:space="preserve">, la facture est verrouillée définitivement. Pour annuler, créez un avoir.</w:t>
       </w:r>
     </w:p>
-    <w:bookmarkEnd w:id="124"/>
-    <w:bookmarkStart w:id="126" w:name="créer-une-facture"/>
+    <w:bookmarkEnd w:id="125"/>
+    <w:bookmarkStart w:id="127" w:name="créer-une-facture"/>
     <w:p>
       <w:pPr>
         <w:pStyle w:val="Heading2"/>
@@ -10673,7 +10848,7 @@
         <w:t xml:space="preserve">.</w:t>
       </w:r>
     </w:p>
-    <w:bookmarkStart w:id="125" w:name="mentions-légales-obligatoires"/>
+    <w:bookmarkStart w:id="126" w:name="mentions-légales-obligatoires"/>
     <w:p>
       <w:pPr>
         <w:pStyle w:val="Heading3"/>
@@ -10955,9 +11130,9 @@
         <w:t xml:space="preserve">Indemnité forfaitaire de recouvrement : 40 € (art. L441-10 C.com.)</w:t>
       </w:r>
     </w:p>
-    <w:bookmarkEnd w:id="125"/>
     <w:bookmarkEnd w:id="126"/>
-    <w:bookmarkStart w:id="127" w:name="émettre-une-facture"/>
+    <w:bookmarkEnd w:id="127"/>
+    <w:bookmarkStart w:id="128" w:name="émettre-une-facture"/>
     <w:p>
       <w:pPr>
         <w:pStyle w:val="Heading2"/>
@@ -10988,148 +11163,6 @@
       </w:r>
       <w:r>
         <w:t xml:space="preserve">:</w:t>
-      </w:r>
-    </w:p>
-    <w:p>
-      <w:pPr>
-        <w:pStyle w:val="Compact"/>
-        <w:numPr>
-          <w:ilvl w:val="0"/>
-          <w:numId w:val="1012"/>
-        </w:numPr>
-      </w:pPr>
-      <w:r>
-        <w:t xml:space="preserve">Verrouille la facture (aucune modification possible ensuite).</w:t>
-      </w:r>
-    </w:p>
-    <w:p>
-      <w:pPr>
-        <w:pStyle w:val="Compact"/>
-        <w:numPr>
-          <w:ilvl w:val="0"/>
-          <w:numId w:val="1012"/>
-        </w:numPr>
-      </w:pPr>
-      <w:r>
-        <w:t xml:space="preserve">Génère le</w:t>
-      </w:r>
-      <w:r>
-        <w:t xml:space="preserve"> </w:t>
-      </w:r>
-      <w:r>
-        <w:rPr>
-          <w:b/>
-          <w:bCs/>
-        </w:rPr>
-        <w:t xml:space="preserve">PDF Factur-X</w:t>
-      </w:r>
-      <w:r>
-        <w:t xml:space="preserve"> </w:t>
-      </w:r>
-      <w:r>
-        <w:t xml:space="preserve">(PDF + XML EN 16931 embarqué).</w:t>
-      </w:r>
-    </w:p>
-    <w:p>
-      <w:pPr>
-        <w:pStyle w:val="Compact"/>
-        <w:numPr>
-          <w:ilvl w:val="0"/>
-          <w:numId w:val="1012"/>
-        </w:numPr>
-      </w:pPr>
-      <w:r>
-        <w:t xml:space="preserve">Inscrit les</w:t>
-      </w:r>
-      <w:r>
-        <w:t xml:space="preserve"> </w:t>
-      </w:r>
-      <w:r>
-        <w:rPr>
-          <w:b/>
-          <w:bCs/>
-        </w:rPr>
-        <w:t xml:space="preserve">écritures FEC</w:t>
-      </w:r>
-      <w:r>
-        <w:t xml:space="preserve"> </w:t>
-      </w:r>
-      <w:r>
-        <w:t xml:space="preserve">(journal VT — Ventes).</w:t>
-      </w:r>
-    </w:p>
-    <w:p>
-      <w:pPr>
-        <w:pStyle w:val="Compact"/>
-        <w:numPr>
-          <w:ilvl w:val="0"/>
-          <w:numId w:val="1012"/>
-        </w:numPr>
-      </w:pPr>
-      <w:r>
-        <w:t xml:space="preserve">Enregistre un</w:t>
-      </w:r>
-      <w:r>
-        <w:t xml:space="preserve"> </w:t>
-      </w:r>
-      <w:r>
-        <w:rPr>
-          <w:b/>
-          <w:bCs/>
-        </w:rPr>
-        <w:t xml:space="preserve">scellement SHA-256</w:t>
-      </w:r>
-      <w:r>
-        <w:t xml:space="preserve"> </w:t>
-      </w:r>
-      <w:r>
-        <w:t xml:space="preserve">dans la chaîne d’intégrité.</w:t>
-      </w:r>
-    </w:p>
-    <w:p>
-      <w:pPr>
-        <w:pStyle w:val="Compact"/>
-        <w:numPr>
-          <w:ilvl w:val="0"/>
-          <w:numId w:val="1012"/>
-        </w:numPr>
-      </w:pPr>
-      <w:r>
-        <w:t xml:space="preserve">Archive un snapshot JSON du document (conservation 10 ans).</w:t>
-      </w:r>
-    </w:p>
-    <w:bookmarkEnd w:id="127"/>
-    <w:bookmarkStart w:id="129" w:name="marquer-comme-payée"/>
-    <w:p>
-      <w:pPr>
-        <w:pStyle w:val="Heading2"/>
-      </w:pPr>
-      <w:r>
-        <w:t xml:space="preserve">Marquer comme payée</w:t>
-      </w:r>
-    </w:p>
-    <w:p>
-      <w:pPr>
-        <w:pStyle w:val="FirstParagraph"/>
-      </w:pPr>
-      <w:r>
-        <w:t xml:space="preserve">Bouton</w:t>
-      </w:r>
-      <w:r>
-        <w:t xml:space="preserve"> </w:t>
-      </w:r>
-      <w:r>
-        <w:rPr>
-          <w:b/>
-          <w:bCs/>
-        </w:rPr>
-        <w:t xml:space="preserve">Enregistrer le paiement</w:t>
-      </w:r>
-      <w:r>
-        <w:t xml:space="preserve"> </w:t>
-      </w:r>
-      <w:r>
-        <w:t xml:space="preserve">: date de paiement + mode. Déclenche automatiquement :</w:t>
       </w:r>
     </w:p>
     <w:p>
@@ -11141,7 +11174,7 @@
         </w:numPr>
       </w:pPr>
       <w:r>
-        <w:t xml:space="preserve">Écritures de règlement au FEC (journal BQ — Banque)</w:t>
+        <w:t xml:space="preserve">Verrouille la facture (aucune modification possible ensuite).</w:t>
       </w:r>
     </w:p>
     <w:p>
@@ -11153,16 +11186,101 @@
         </w:numPr>
       </w:pPr>
       <w:r>
-        <w:t xml:space="preserve">Lettrage automatique des lignes 411 de l’émission et du règlement</w:t>
-      </w:r>
-    </w:p>
-    <w:bookmarkStart w:id="128" w:name="déduire-un-acompte-lors-du-paiement"/>
-    <w:p>
-      <w:pPr>
-        <w:pStyle w:val="Heading3"/>
-      </w:pPr>
-      <w:r>
-        <w:t xml:space="preserve">Déduire un acompte lors du paiement</w:t>
+        <w:t xml:space="preserve">Génère le</w:t>
+      </w:r>
+      <w:r>
+        <w:t xml:space="preserve"> </w:t>
+      </w:r>
+      <w:r>
+        <w:rPr>
+          <w:b/>
+          <w:bCs/>
+        </w:rPr>
+        <w:t xml:space="preserve">PDF Factur-X</w:t>
+      </w:r>
+      <w:r>
+        <w:t xml:space="preserve"> </w:t>
+      </w:r>
+      <w:r>
+        <w:t xml:space="preserve">(PDF + XML EN 16931 embarqué).</w:t>
+      </w:r>
+    </w:p>
+    <w:p>
+      <w:pPr>
+        <w:pStyle w:val="Compact"/>
+        <w:numPr>
+          <w:ilvl w:val="0"/>
+          <w:numId w:val="1013"/>
+        </w:numPr>
+      </w:pPr>
+      <w:r>
+        <w:t xml:space="preserve">Inscrit les</w:t>
+      </w:r>
+      <w:r>
+        <w:t xml:space="preserve"> </w:t>
+      </w:r>
+      <w:r>
+        <w:rPr>
+          <w:b/>
+          <w:bCs/>
+        </w:rPr>
+        <w:t xml:space="preserve">écritures FEC</w:t>
+      </w:r>
+      <w:r>
+        <w:t xml:space="preserve"> </w:t>
+      </w:r>
+      <w:r>
+        <w:t xml:space="preserve">(journal VT — Ventes).</w:t>
+      </w:r>
+    </w:p>
+    <w:p>
+      <w:pPr>
+        <w:pStyle w:val="Compact"/>
+        <w:numPr>
+          <w:ilvl w:val="0"/>
+          <w:numId w:val="1013"/>
+        </w:numPr>
+      </w:pPr>
+      <w:r>
+        <w:t xml:space="preserve">Enregistre un</w:t>
+      </w:r>
+      <w:r>
+        <w:t xml:space="preserve"> </w:t>
+      </w:r>
+      <w:r>
+        <w:rPr>
+          <w:b/>
+          <w:bCs/>
+        </w:rPr>
+        <w:t xml:space="preserve">scellement SHA-256</w:t>
+      </w:r>
+      <w:r>
+        <w:t xml:space="preserve"> </w:t>
+      </w:r>
+      <w:r>
+        <w:t xml:space="preserve">dans la chaîne d’intégrité.</w:t>
+      </w:r>
+    </w:p>
+    <w:p>
+      <w:pPr>
+        <w:pStyle w:val="Compact"/>
+        <w:numPr>
+          <w:ilvl w:val="0"/>
+          <w:numId w:val="1013"/>
+        </w:numPr>
+      </w:pPr>
+      <w:r>
+        <w:t xml:space="preserve">Archive un snapshot JSON du document (conservation 10 ans).</w:t>
+      </w:r>
+    </w:p>
+    <w:bookmarkEnd w:id="128"/>
+    <w:bookmarkStart w:id="130" w:name="marquer-comme-payée"/>
+    <w:p>
+      <w:pPr>
+        <w:pStyle w:val="Heading2"/>
+      </w:pPr>
+      <w:r>
+        <w:t xml:space="preserve">Marquer comme payée</w:t>
       </w:r>
     </w:p>
     <w:p>
@@ -11170,7 +11288,23 @@
         <w:pStyle w:val="FirstParagraph"/>
       </w:pPr>
       <w:r>
-        <w:t xml:space="preserve">Si un ou plusieurs acomptes ont été encaissés pour ce client, un sélecteur apparaît dans la modale de paiement :</w:t>
+        <w:t xml:space="preserve">Bouton</w:t>
+      </w:r>
+      <w:r>
+        <w:t xml:space="preserve"> </w:t>
+      </w:r>
+      <w:r>
+        <w:rPr>
+          <w:b/>
+          <w:bCs/>
+        </w:rPr>
+        <w:t xml:space="preserve">Enregistrer le paiement</w:t>
+      </w:r>
+      <w:r>
+        <w:t xml:space="preserve"> </w:t>
+      </w:r>
+      <w:r>
+        <w:t xml:space="preserve">: date de paiement + mode. Déclenche automatiquement :</w:t>
       </w:r>
     </w:p>
     <w:p>
@@ -11182,7 +11316,7 @@
         </w:numPr>
       </w:pPr>
       <w:r>
-        <w:t xml:space="preserve">Sélectionnez l’acompte à imputer.</w:t>
+        <w:t xml:space="preserve">Écritures de règlement au FEC (journal BQ — Banque)</w:t>
       </w:r>
     </w:p>
     <w:p>
@@ -11194,60 +11328,16 @@
         </w:numPr>
       </w:pPr>
       <w:r>
-        <w:t xml:space="preserve">Le</w:t>
-      </w:r>
-      <w:r>
-        <w:t xml:space="preserve"> </w:t>
-      </w:r>
-      <w:r>
-        <w:rPr>
-          <w:b/>
-          <w:bCs/>
-        </w:rPr>
-        <w:t xml:space="preserve">solde restant</w:t>
-      </w:r>
-      <w:r>
-        <w:t xml:space="preserve"> </w:t>
-      </w:r>
-      <w:r>
-        <w:t xml:space="preserve">est calculé en temps réel :</w:t>
-      </w:r>
-      <w:r>
-        <w:t xml:space="preserve"> </w:t>
-      </w:r>
-      <w:r>
-        <w:rPr>
-          <w:rStyle w:val="VerbatimChar"/>
-        </w:rPr>
-        <w:t xml:space="preserve">Montant facture − Acompte</w:t>
-      </w:r>
-      <w:r>
-        <w:t xml:space="preserve">.</w:t>
-      </w:r>
-    </w:p>
-    <w:p>
-      <w:pPr>
-        <w:pStyle w:val="Compact"/>
-        <w:numPr>
-          <w:ilvl w:val="0"/>
-          <w:numId w:val="1014"/>
-        </w:numPr>
-      </w:pPr>
-      <w:r>
-        <w:t xml:space="preserve">Cliquez</w:t>
-      </w:r>
-      <w:r>
-        <w:t xml:space="preserve"> </w:t>
-      </w:r>
-      <w:r>
-        <w:rPr>
-          <w:b/>
-          <w:bCs/>
-        </w:rPr>
-        <w:t xml:space="preserve">Confirmer</w:t>
-      </w:r>
-      <w:r>
-        <w:t xml:space="preserve">.</w:t>
+        <w:t xml:space="preserve">Lettrage automatique des lignes 411 de l’émission et du règlement</w:t>
+      </w:r>
+    </w:p>
+    <w:bookmarkStart w:id="129" w:name="déduire-un-acompte-lors-du-paiement"/>
+    <w:p>
+      <w:pPr>
+        <w:pStyle w:val="Heading3"/>
+      </w:pPr>
+      <w:r>
+        <w:t xml:space="preserve">Déduire un acompte lors du paiement</w:t>
       </w:r>
     </w:p>
     <w:p>
@@ -11255,108 +11345,7 @@
         <w:pStyle w:val="FirstParagraph"/>
       </w:pPr>
       <w:r>
-        <w:rPr>
-          <w:b/>
-          <w:bCs/>
-        </w:rPr>
-        <w:t xml:space="preserve">Cas particulier — acompte supérieur à la facture</w:t>
-      </w:r>
-      <w:r>
-        <w:t xml:space="preserve"> </w:t>
-      </w:r>
-      <w:r>
-        <w:t xml:space="preserve">: si l’acompte dépasse le montant de la facture, FacturPro crée automatiquement un</w:t>
-      </w:r>
-      <w:r>
-        <w:t xml:space="preserve"> </w:t>
-      </w:r>
-      <w:r>
-        <w:rPr>
-          <w:b/>
-          <w:bCs/>
-        </w:rPr>
-        <w:t xml:space="preserve">acompte reliquat</w:t>
-      </w:r>
-      <w:r>
-        <w:t xml:space="preserve"> </w:t>
-      </w:r>
-      <w:r>
-        <w:t xml:space="preserve">immédiatement encaissé (noté</w:t>
-      </w:r>
-      <w:r>
-        <w:t xml:space="preserve"> </w:t>
-      </w:r>
-      <w:r>
-        <w:rPr>
-          <w:rStyle w:val="VerbatimChar"/>
-        </w:rPr>
-        <w:t xml:space="preserve">Reliquat — AC-XXXX</w:t>
-      </w:r>
-      <w:r>
-        <w:t xml:space="preserve">), représentant le trop-perçu disponible pour une prochaine facture.</w:t>
-      </w:r>
-    </w:p>
-    <w:p>
-      <w:pPr>
-        <w:pStyle w:val="BodyText"/>
-      </w:pPr>
-      <w:r>
-        <w:t xml:space="preserve">Le PDF de la facture affiche alors deux lignes supplémentaires dans le bloc totaux :</w:t>
-      </w:r>
-      <w:r>
-        <w:t xml:space="preserve"> </w:t>
-      </w:r>
-      <w:r>
-        <w:t xml:space="preserve">-</w:t>
-      </w:r>
-      <w:r>
-        <w:t xml:space="preserve"> </w:t>
-      </w:r>
-      <w:r>
-        <w:rPr>
-          <w:i/>
-          <w:iCs/>
-        </w:rPr>
-        <w:t xml:space="preserve">Acompte versé</w:t>
-      </w:r>
-      <w:r>
-        <w:t xml:space="preserve"> </w:t>
-      </w:r>
-      <w:r>
-        <w:t xml:space="preserve">: montant imputé</w:t>
-      </w:r>
-      <w:r>
-        <w:t xml:space="preserve"> </w:t>
-      </w:r>
-      <w:r>
-        <w:t xml:space="preserve">-</w:t>
-      </w:r>
-      <w:r>
-        <w:t xml:space="preserve"> </w:t>
-      </w:r>
-      <w:r>
-        <w:rPr>
-          <w:i/>
-          <w:iCs/>
-        </w:rPr>
-        <w:t xml:space="preserve">Solde à payer</w:t>
-      </w:r>
-      <w:r>
-        <w:t xml:space="preserve"> </w:t>
-      </w:r>
-      <w:r>
-        <w:t xml:space="preserve">: montant restant dû (ou 0,00 €)</w:t>
-      </w:r>
-    </w:p>
-    <w:bookmarkEnd w:id="128"/>
-    <w:bookmarkEnd w:id="129"/>
-    <w:bookmarkStart w:id="130" w:name="envoyer-par-email"/>
-    <w:p>
-      <w:pPr>
-        <w:pStyle w:val="Heading2"/>
-      </w:pPr>
-      <w:r>
-        <w:t xml:space="preserve">Envoyer par email</w:t>
+        <w:t xml:space="preserve">Si un ou plusieurs acomptes ont été encaissés pour ce client, un sélecteur apparaît dans la modale de paiement :</w:t>
       </w:r>
     </w:p>
     <w:p>
@@ -11368,17 +11357,7 @@
         </w:numPr>
       </w:pPr>
       <w:r>
-        <w:rPr>
-          <w:b/>
-          <w:bCs/>
-        </w:rPr>
-        <w:t xml:space="preserve">Envoyer</w:t>
-      </w:r>
-      <w:r>
-        <w:t xml:space="preserve"> </w:t>
-      </w:r>
-      <w:r>
-        <w:t xml:space="preserve">: envoie au email du client en base.</w:t>
+        <w:t xml:space="preserve">Sélectionnez l’acompte à imputer.</w:t>
       </w:r>
     </w:p>
     <w:p>
@@ -11390,17 +11369,35 @@
         </w:numPr>
       </w:pPr>
       <w:r>
-        <w:rPr>
-          <w:b/>
-          <w:bCs/>
-        </w:rPr>
-        <w:t xml:space="preserve">Envoyer à…</w:t>
-      </w:r>
-      <w:r>
-        <w:t xml:space="preserve"> </w:t>
-      </w:r>
-      <w:r>
-        <w:t xml:space="preserve">: saisissez l’adresse manuellement.</w:t>
+        <w:t xml:space="preserve">Le</w:t>
+      </w:r>
+      <w:r>
+        <w:t xml:space="preserve"> </w:t>
+      </w:r>
+      <w:r>
+        <w:rPr>
+          <w:b/>
+          <w:bCs/>
+        </w:rPr>
+        <w:t xml:space="preserve">solde restant</w:t>
+      </w:r>
+      <w:r>
+        <w:t xml:space="preserve"> </w:t>
+      </w:r>
+      <w:r>
+        <w:t xml:space="preserve">est calculé en temps réel :</w:t>
+      </w:r>
+      <w:r>
+        <w:t xml:space="preserve"> </w:t>
+      </w:r>
+      <w:r>
+        <w:rPr>
+          <w:rStyle w:val="VerbatimChar"/>
+        </w:rPr>
+        <w:t xml:space="preserve">Montant facture − Acompte</w:t>
+      </w:r>
+      <w:r>
+        <w:t xml:space="preserve">.</w:t>
       </w:r>
     </w:p>
     <w:p>
@@ -11412,259 +11409,129 @@
         </w:numPr>
       </w:pPr>
       <w:r>
-        <w:rPr>
-          <w:b/>
-          <w:bCs/>
-        </w:rPr>
-        <w:t xml:space="preserve">Relancer</w:t>
-      </w:r>
-      <w:r>
-        <w:t xml:space="preserve"> </w:t>
-      </w:r>
-      <w:r>
-        <w:t xml:space="preserve">: email de relance avec sujet/corps personnalisables et PDF joint.</w:t>
-      </w:r>
-    </w:p>
-    <w:p>
-      <w:pPr>
-        <w:pStyle w:val="Compact"/>
-        <w:numPr>
-          <w:ilvl w:val="0"/>
-          <w:numId w:val="1015"/>
-        </w:numPr>
-      </w:pPr>
-      <w:r>
-        <w:rPr>
-          <w:b/>
-          <w:bCs/>
-        </w:rPr>
-        <w:t xml:space="preserve">Ouvrir dans Outlook</w:t>
-      </w:r>
-      <w:r>
-        <w:t xml:space="preserve"> </w:t>
-      </w:r>
-      <w:r>
-        <w:t xml:space="preserve">(Windows) : ouvre le client mail avec l’email pré-composé via MAPI.</w:t>
-      </w:r>
-    </w:p>
-    <w:p>
-      <w:pPr>
-        <w:pStyle w:val="Compact"/>
-        <w:numPr>
-          <w:ilvl w:val="0"/>
-          <w:numId w:val="1015"/>
-        </w:numPr>
-      </w:pPr>
-      <w:r>
-        <w:rPr>
-          <w:b/>
-          <w:bCs/>
-        </w:rPr>
-        <w:t xml:space="preserve">Télécharger .eml</w:t>
-      </w:r>
-      <w:r>
-        <w:t xml:space="preserve"> </w:t>
-      </w:r>
-      <w:r>
-        <w:t xml:space="preserve">: fichier email téléchargeable pour envoi depuis n’importe quel client mail.</w:t>
-      </w:r>
-    </w:p>
+        <w:t xml:space="preserve">Cliquez</w:t>
+      </w:r>
+      <w:r>
+        <w:t xml:space="preserve"> </w:t>
+      </w:r>
+      <w:r>
+        <w:rPr>
+          <w:b/>
+          <w:bCs/>
+        </w:rPr>
+        <w:t xml:space="preserve">Confirmer</w:t>
+      </w:r>
+      <w:r>
+        <w:t xml:space="preserve">.</w:t>
+      </w:r>
+    </w:p>
+    <w:p>
+      <w:pPr>
+        <w:pStyle w:val="FirstParagraph"/>
+      </w:pPr>
+      <w:r>
+        <w:rPr>
+          <w:b/>
+          <w:bCs/>
+        </w:rPr>
+        <w:t xml:space="preserve">Cas particulier — acompte supérieur à la facture</w:t>
+      </w:r>
+      <w:r>
+        <w:t xml:space="preserve"> </w:t>
+      </w:r>
+      <w:r>
+        <w:t xml:space="preserve">: si l’acompte dépasse le montant de la facture, FacturPro crée automatiquement un</w:t>
+      </w:r>
+      <w:r>
+        <w:t xml:space="preserve"> </w:t>
+      </w:r>
+      <w:r>
+        <w:rPr>
+          <w:b/>
+          <w:bCs/>
+        </w:rPr>
+        <w:t xml:space="preserve">acompte reliquat</w:t>
+      </w:r>
+      <w:r>
+        <w:t xml:space="preserve"> </w:t>
+      </w:r>
+      <w:r>
+        <w:t xml:space="preserve">immédiatement encaissé (noté</w:t>
+      </w:r>
+      <w:r>
+        <w:t xml:space="preserve"> </w:t>
+      </w:r>
+      <w:r>
+        <w:rPr>
+          <w:rStyle w:val="VerbatimChar"/>
+        </w:rPr>
+        <w:t xml:space="preserve">Reliquat — AC-XXXX</w:t>
+      </w:r>
+      <w:r>
+        <w:t xml:space="preserve">), représentant le trop-perçu disponible pour une prochaine facture.</w:t>
+      </w:r>
+    </w:p>
+    <w:p>
+      <w:pPr>
+        <w:pStyle w:val="BodyText"/>
+      </w:pPr>
+      <w:r>
+        <w:t xml:space="preserve">Le PDF de la facture affiche alors deux lignes supplémentaires dans le bloc totaux :</w:t>
+      </w:r>
+      <w:r>
+        <w:t xml:space="preserve"> </w:t>
+      </w:r>
+      <w:r>
+        <w:t xml:space="preserve">-</w:t>
+      </w:r>
+      <w:r>
+        <w:t xml:space="preserve"> </w:t>
+      </w:r>
+      <w:r>
+        <w:rPr>
+          <w:i/>
+          <w:iCs/>
+        </w:rPr>
+        <w:t xml:space="preserve">Acompte versé</w:t>
+      </w:r>
+      <w:r>
+        <w:t xml:space="preserve"> </w:t>
+      </w:r>
+      <w:r>
+        <w:t xml:space="preserve">: montant imputé</w:t>
+      </w:r>
+      <w:r>
+        <w:t xml:space="preserve"> </w:t>
+      </w:r>
+      <w:r>
+        <w:t xml:space="preserve">-</w:t>
+      </w:r>
+      <w:r>
+        <w:t xml:space="preserve"> </w:t>
+      </w:r>
+      <w:r>
+        <w:rPr>
+          <w:i/>
+          <w:iCs/>
+        </w:rPr>
+        <w:t xml:space="preserve">Solde à payer</w:t>
+      </w:r>
+      <w:r>
+        <w:t xml:space="preserve"> </w:t>
+      </w:r>
+      <w:r>
+        <w:t xml:space="preserve">: montant restant dû (ou 0,00 €)</w:t>
+      </w:r>
+    </w:p>
+    <w:bookmarkEnd w:id="129"/>
     <w:bookmarkEnd w:id="130"/>
-    <w:bookmarkStart w:id="131" w:name="envoi-groupé"/>
+    <w:bookmarkStart w:id="131" w:name="envoyer-par-email"/>
     <w:p>
       <w:pPr>
         <w:pStyle w:val="Heading2"/>
       </w:pPr>
       <w:r>
-        <w:t xml:space="preserve">Envoi groupé</w:t>
-      </w:r>
-    </w:p>
-    <w:p>
-      <w:pPr>
-        <w:pStyle w:val="FirstParagraph"/>
-      </w:pPr>
-      <w:r>
-        <w:t xml:space="preserve">Dans la liste, cochez plusieurs factures</w:t>
-      </w:r>
-      <w:r>
-        <w:t xml:space="preserve"> </w:t>
-      </w:r>
-      <w:r>
-        <w:rPr>
-          <w:rStyle w:val="VerbatimChar"/>
-        </w:rPr>
-        <w:t xml:space="preserve">émises</w:t>
-      </w:r>
-      <w:r>
-        <w:t xml:space="preserve">, puis cliquez</w:t>
-      </w:r>
-      <w:r>
-        <w:t xml:space="preserve"> </w:t>
-      </w:r>
-      <w:r>
-        <w:rPr>
-          <w:b/>
-          <w:bCs/>
-        </w:rPr>
-        <w:t xml:space="preserve">Envoyer la sélection (N)</w:t>
-      </w:r>
-      <w:r>
-        <w:t xml:space="preserve"> </w:t>
-      </w:r>
-      <w:r>
-        <w:t xml:space="preserve">dans la barre d’outils — un email est envoyé à chaque client avec sa facture.</w:t>
-      </w:r>
-    </w:p>
-    <w:bookmarkEnd w:id="131"/>
-    <w:bookmarkStart w:id="132" w:name="dépôt-chorus-pro-e-invoicing-2026"/>
-    <w:p>
-      <w:pPr>
-        <w:pStyle w:val="Heading2"/>
-      </w:pPr>
-      <w:r>
-        <w:t xml:space="preserve">Dépôt Chorus Pro (e-invoicing 2026)</w:t>
-      </w:r>
-    </w:p>
-    <w:p>
-      <w:pPr>
-        <w:pStyle w:val="FirstParagraph"/>
-      </w:pPr>
-      <w:r>
-        <w:t xml:space="preserve">Si votre client est une entité publique ou si vous participez au déploiement progressif de la facture électronique obligatoire, le bouton</w:t>
-      </w:r>
-      <w:r>
-        <w:t xml:space="preserve"> </w:t>
-      </w:r>
-      <w:r>
-        <w:rPr>
-          <w:b/>
-          <w:bCs/>
-        </w:rPr>
-        <w:t xml:space="preserve">Déposer Chorus Pro</w:t>
-      </w:r>
-      <w:r>
-        <w:t xml:space="preserve"> </w:t>
-      </w:r>
-      <w:r>
-        <w:t xml:space="preserve">soumet la facture au Portail Public de Facturation.</w:t>
-      </w:r>
-    </w:p>
-    <w:p>
-      <w:pPr>
-        <w:pStyle w:val="BodyText"/>
-      </w:pPr>
-      <w:r>
-        <w:rPr>
-          <w:b/>
-          <w:bCs/>
-        </w:rPr>
-        <w:t xml:space="preserve">Prérequis</w:t>
-      </w:r>
-      <w:r>
-        <w:t xml:space="preserve"> </w:t>
-      </w:r>
-      <w:r>
-        <w:t xml:space="preserve">: définir dans</w:t>
-      </w:r>
-      <w:r>
-        <w:t xml:space="preserve"> </w:t>
-      </w:r>
-      <w:r>
-        <w:rPr>
-          <w:rStyle w:val="VerbatimChar"/>
-        </w:rPr>
-        <w:t xml:space="preserve">.env</w:t>
-      </w:r>
-      <w:r>
-        <w:t xml:space="preserve"> </w:t>
-      </w:r>
-      <w:r>
-        <w:t xml:space="preserve">:</w:t>
-      </w:r>
-    </w:p>
-    <w:p>
-      <w:pPr>
-        <w:pStyle w:val="SourceCode"/>
-      </w:pPr>
-      <w:r>
-        <w:rPr>
-          <w:rStyle w:val="VerbatimChar"/>
-        </w:rPr>
-        <w:t xml:space="preserve">CHORUS_PRO_CLIENT_ID=votre_client_id</w:t>
-      </w:r>
-      <w:r>
-        <w:br/>
-      </w:r>
-      <w:r>
-        <w:rPr>
-          <w:rStyle w:val="VerbatimChar"/>
-        </w:rPr>
-        <w:t xml:space="preserve">CHORUS_PRO_CLIENT_SECRET=votre_secret</w:t>
-      </w:r>
-      <w:r>
-        <w:br/>
-      </w:r>
-      <w:r>
-        <w:rPr>
-          <w:rStyle w:val="VerbatimChar"/>
-        </w:rPr>
-        <w:t xml:space="preserve">CHORUS_PRO_LOGIN=votre_login_piste</w:t>
-      </w:r>
-    </w:p>
-    <w:p>
-      <w:pPr>
-        <w:pStyle w:val="FirstParagraph"/>
-      </w:pPr>
-      <w:r>
-        <w:t xml:space="preserve">L’ID de dépôt et le statut Chorus Pro sont enregistrés sur la facture et consultables via</w:t>
-      </w:r>
-      <w:r>
-        <w:t xml:space="preserve"> </w:t>
-      </w:r>
-      <w:r>
-        <w:rPr>
-          <w:b/>
-          <w:bCs/>
-        </w:rPr>
-        <w:t xml:space="preserve">Vérifier statut Chorus Pro</w:t>
-      </w:r>
-      <w:r>
-        <w:t xml:space="preserve">.</w:t>
-      </w:r>
-    </w:p>
-    <w:p>
-      <w:r>
-        <w:pict>
-          <v:rect style="width:0;height:1.5pt" o:hralign="center" o:hrstd="t" o:hr="t"/>
-        </w:pict>
-      </w:r>
-    </w:p>
-    <w:bookmarkEnd w:id="132"/>
-    <w:bookmarkEnd w:id="133"/>
-    <w:bookmarkStart w:id="136" w:name="avoirs-factures-davoir"/>
-    <w:p>
-      <w:pPr>
-        <w:pStyle w:val="Heading1"/>
-      </w:pPr>
-      <w:r>
-        <w:t xml:space="preserve">Avoirs (Factures d’avoir)</w:t>
-      </w:r>
-    </w:p>
-    <w:bookmarkStart w:id="134" w:name="créer-un-avoir"/>
-    <w:p>
-      <w:pPr>
-        <w:pStyle w:val="Heading2"/>
-      </w:pPr>
-      <w:r>
-        <w:t xml:space="preserve">Créer un avoir</w:t>
-      </w:r>
-    </w:p>
-    <w:p>
-      <w:pPr>
-        <w:pStyle w:val="FirstParagraph"/>
-      </w:pPr>
-      <w:r>
-        <w:t xml:space="preserve">Deux méthodes :</w:t>
+        <w:t xml:space="preserve">Envoyer par email</w:t>
       </w:r>
     </w:p>
     <w:p>
@@ -11680,29 +11547,13 @@
           <w:b/>
           <w:bCs/>
         </w:rPr>
-        <w:t xml:space="preserve">Depuis une facture émise</w:t>
-      </w:r>
-      <w:r>
-        <w:t xml:space="preserve"> </w:t>
-      </w:r>
-      <w:r>
-        <w:t xml:space="preserve">: bouton</w:t>
-      </w:r>
-      <w:r>
-        <w:t xml:space="preserve"> </w:t>
-      </w:r>
-      <w:r>
-        <w:rPr>
-          <w:b/>
-          <w:bCs/>
-        </w:rPr>
-        <w:t xml:space="preserve">Créer un avoir</w:t>
-      </w:r>
-      <w:r>
-        <w:t xml:space="preserve"> </w:t>
-      </w:r>
-      <w:r>
-        <w:t xml:space="preserve">— lignes pré-remplies, lien automatique.</w:t>
+        <w:t xml:space="preserve">Envoyer</w:t>
+      </w:r>
+      <w:r>
+        <w:t xml:space="preserve"> </w:t>
+      </w:r>
+      <w:r>
+        <w:t xml:space="preserve">: envoie au email du client en base.</w:t>
       </w:r>
     </w:p>
     <w:p>
@@ -11711,6 +11562,330 @@
         <w:numPr>
           <w:ilvl w:val="0"/>
           <w:numId w:val="1016"/>
+        </w:numPr>
+      </w:pPr>
+      <w:r>
+        <w:rPr>
+          <w:b/>
+          <w:bCs/>
+        </w:rPr>
+        <w:t xml:space="preserve">Envoyer à…</w:t>
+      </w:r>
+      <w:r>
+        <w:t xml:space="preserve"> </w:t>
+      </w:r>
+      <w:r>
+        <w:t xml:space="preserve">: saisissez l’adresse manuellement.</w:t>
+      </w:r>
+    </w:p>
+    <w:p>
+      <w:pPr>
+        <w:pStyle w:val="Compact"/>
+        <w:numPr>
+          <w:ilvl w:val="0"/>
+          <w:numId w:val="1016"/>
+        </w:numPr>
+      </w:pPr>
+      <w:r>
+        <w:rPr>
+          <w:b/>
+          <w:bCs/>
+        </w:rPr>
+        <w:t xml:space="preserve">Relancer</w:t>
+      </w:r>
+      <w:r>
+        <w:t xml:space="preserve"> </w:t>
+      </w:r>
+      <w:r>
+        <w:t xml:space="preserve">: email de relance avec sujet/corps personnalisables et PDF joint.</w:t>
+      </w:r>
+    </w:p>
+    <w:p>
+      <w:pPr>
+        <w:pStyle w:val="Compact"/>
+        <w:numPr>
+          <w:ilvl w:val="0"/>
+          <w:numId w:val="1016"/>
+        </w:numPr>
+      </w:pPr>
+      <w:r>
+        <w:rPr>
+          <w:b/>
+          <w:bCs/>
+        </w:rPr>
+        <w:t xml:space="preserve">Ouvrir dans Outlook</w:t>
+      </w:r>
+      <w:r>
+        <w:t xml:space="preserve"> </w:t>
+      </w:r>
+      <w:r>
+        <w:t xml:space="preserve">(Windows) : ouvre le client mail avec l’email pré-composé via MAPI.</w:t>
+      </w:r>
+    </w:p>
+    <w:p>
+      <w:pPr>
+        <w:pStyle w:val="Compact"/>
+        <w:numPr>
+          <w:ilvl w:val="0"/>
+          <w:numId w:val="1016"/>
+        </w:numPr>
+      </w:pPr>
+      <w:r>
+        <w:rPr>
+          <w:b/>
+          <w:bCs/>
+        </w:rPr>
+        <w:t xml:space="preserve">Télécharger .eml</w:t>
+      </w:r>
+      <w:r>
+        <w:t xml:space="preserve"> </w:t>
+      </w:r>
+      <w:r>
+        <w:t xml:space="preserve">: fichier email téléchargeable pour envoi depuis n’importe quel client mail.</w:t>
+      </w:r>
+    </w:p>
+    <w:bookmarkEnd w:id="131"/>
+    <w:bookmarkStart w:id="132" w:name="envoi-groupé"/>
+    <w:p>
+      <w:pPr>
+        <w:pStyle w:val="Heading2"/>
+      </w:pPr>
+      <w:r>
+        <w:t xml:space="preserve">Envoi groupé</w:t>
+      </w:r>
+    </w:p>
+    <w:p>
+      <w:pPr>
+        <w:pStyle w:val="FirstParagraph"/>
+      </w:pPr>
+      <w:r>
+        <w:t xml:space="preserve">Dans la liste, cochez plusieurs factures</w:t>
+      </w:r>
+      <w:r>
+        <w:t xml:space="preserve"> </w:t>
+      </w:r>
+      <w:r>
+        <w:rPr>
+          <w:rStyle w:val="VerbatimChar"/>
+        </w:rPr>
+        <w:t xml:space="preserve">émises</w:t>
+      </w:r>
+      <w:r>
+        <w:t xml:space="preserve">, puis cliquez</w:t>
+      </w:r>
+      <w:r>
+        <w:t xml:space="preserve"> </w:t>
+      </w:r>
+      <w:r>
+        <w:rPr>
+          <w:b/>
+          <w:bCs/>
+        </w:rPr>
+        <w:t xml:space="preserve">Envoyer la sélection (N)</w:t>
+      </w:r>
+      <w:r>
+        <w:t xml:space="preserve"> </w:t>
+      </w:r>
+      <w:r>
+        <w:t xml:space="preserve">dans la barre d’outils — un email est envoyé à chaque client avec sa facture.</w:t>
+      </w:r>
+    </w:p>
+    <w:bookmarkEnd w:id="132"/>
+    <w:bookmarkStart w:id="133" w:name="dépôt-chorus-pro-e-invoicing-2026"/>
+    <w:p>
+      <w:pPr>
+        <w:pStyle w:val="Heading2"/>
+      </w:pPr>
+      <w:r>
+        <w:t xml:space="preserve">Dépôt Chorus Pro (e-invoicing 2026)</w:t>
+      </w:r>
+    </w:p>
+    <w:p>
+      <w:pPr>
+        <w:pStyle w:val="FirstParagraph"/>
+      </w:pPr>
+      <w:r>
+        <w:t xml:space="preserve">Si votre client est une entité publique ou si vous participez au déploiement progressif de la facture électronique obligatoire, le bouton</w:t>
+      </w:r>
+      <w:r>
+        <w:t xml:space="preserve"> </w:t>
+      </w:r>
+      <w:r>
+        <w:rPr>
+          <w:b/>
+          <w:bCs/>
+        </w:rPr>
+        <w:t xml:space="preserve">Déposer Chorus Pro</w:t>
+      </w:r>
+      <w:r>
+        <w:t xml:space="preserve"> </w:t>
+      </w:r>
+      <w:r>
+        <w:t xml:space="preserve">soumet la facture au Portail Public de Facturation.</w:t>
+      </w:r>
+    </w:p>
+    <w:p>
+      <w:pPr>
+        <w:pStyle w:val="BodyText"/>
+      </w:pPr>
+      <w:r>
+        <w:rPr>
+          <w:b/>
+          <w:bCs/>
+        </w:rPr>
+        <w:t xml:space="preserve">Prérequis</w:t>
+      </w:r>
+      <w:r>
+        <w:t xml:space="preserve"> </w:t>
+      </w:r>
+      <w:r>
+        <w:t xml:space="preserve">: définir dans</w:t>
+      </w:r>
+      <w:r>
+        <w:t xml:space="preserve"> </w:t>
+      </w:r>
+      <w:r>
+        <w:rPr>
+          <w:rStyle w:val="VerbatimChar"/>
+        </w:rPr>
+        <w:t xml:space="preserve">.env</w:t>
+      </w:r>
+      <w:r>
+        <w:t xml:space="preserve"> </w:t>
+      </w:r>
+      <w:r>
+        <w:t xml:space="preserve">:</w:t>
+      </w:r>
+    </w:p>
+    <w:p>
+      <w:pPr>
+        <w:pStyle w:val="SourceCode"/>
+      </w:pPr>
+      <w:r>
+        <w:rPr>
+          <w:rStyle w:val="VerbatimChar"/>
+        </w:rPr>
+        <w:t xml:space="preserve">CHORUS_PRO_CLIENT_ID=votre_client_id</w:t>
+      </w:r>
+      <w:r>
+        <w:br/>
+      </w:r>
+      <w:r>
+        <w:rPr>
+          <w:rStyle w:val="VerbatimChar"/>
+        </w:rPr>
+        <w:t xml:space="preserve">CHORUS_PRO_CLIENT_SECRET=votre_secret</w:t>
+      </w:r>
+      <w:r>
+        <w:br/>
+      </w:r>
+      <w:r>
+        <w:rPr>
+          <w:rStyle w:val="VerbatimChar"/>
+        </w:rPr>
+        <w:t xml:space="preserve">CHORUS_PRO_LOGIN=votre_login_piste</w:t>
+      </w:r>
+    </w:p>
+    <w:p>
+      <w:pPr>
+        <w:pStyle w:val="FirstParagraph"/>
+      </w:pPr>
+      <w:r>
+        <w:t xml:space="preserve">L’ID de dépôt et le statut Chorus Pro sont enregistrés sur la facture et consultables via</w:t>
+      </w:r>
+      <w:r>
+        <w:t xml:space="preserve"> </w:t>
+      </w:r>
+      <w:r>
+        <w:rPr>
+          <w:b/>
+          <w:bCs/>
+        </w:rPr>
+        <w:t xml:space="preserve">Vérifier statut Chorus Pro</w:t>
+      </w:r>
+      <w:r>
+        <w:t xml:space="preserve">.</w:t>
+      </w:r>
+    </w:p>
+    <w:p>
+      <w:r>
+        <w:pict>
+          <v:rect style="width:0;height:1.5pt" o:hralign="center" o:hrstd="t" o:hr="t"/>
+        </w:pict>
+      </w:r>
+    </w:p>
+    <w:bookmarkEnd w:id="133"/>
+    <w:bookmarkEnd w:id="134"/>
+    <w:bookmarkStart w:id="137" w:name="avoirs-factures-davoir"/>
+    <w:p>
+      <w:pPr>
+        <w:pStyle w:val="Heading1"/>
+      </w:pPr>
+      <w:r>
+        <w:t xml:space="preserve">Avoirs (Factures d’avoir)</w:t>
+      </w:r>
+    </w:p>
+    <w:bookmarkStart w:id="135" w:name="créer-un-avoir"/>
+    <w:p>
+      <w:pPr>
+        <w:pStyle w:val="Heading2"/>
+      </w:pPr>
+      <w:r>
+        <w:t xml:space="preserve">Créer un avoir</w:t>
+      </w:r>
+    </w:p>
+    <w:p>
+      <w:pPr>
+        <w:pStyle w:val="FirstParagraph"/>
+      </w:pPr>
+      <w:r>
+        <w:t xml:space="preserve">Deux méthodes :</w:t>
+      </w:r>
+    </w:p>
+    <w:p>
+      <w:pPr>
+        <w:pStyle w:val="Compact"/>
+        <w:numPr>
+          <w:ilvl w:val="0"/>
+          <w:numId w:val="1017"/>
+        </w:numPr>
+      </w:pPr>
+      <w:r>
+        <w:rPr>
+          <w:b/>
+          <w:bCs/>
+        </w:rPr>
+        <w:t xml:space="preserve">Depuis une facture émise</w:t>
+      </w:r>
+      <w:r>
+        <w:t xml:space="preserve"> </w:t>
+      </w:r>
+      <w:r>
+        <w:t xml:space="preserve">: bouton</w:t>
+      </w:r>
+      <w:r>
+        <w:t xml:space="preserve"> </w:t>
+      </w:r>
+      <w:r>
+        <w:rPr>
+          <w:b/>
+          <w:bCs/>
+        </w:rPr>
+        <w:t xml:space="preserve">Créer un avoir</w:t>
+      </w:r>
+      <w:r>
+        <w:t xml:space="preserve"> </w:t>
+      </w:r>
+      <w:r>
+        <w:t xml:space="preserve">— lignes pré-remplies, lien automatique.</w:t>
+      </w:r>
+    </w:p>
+    <w:p>
+      <w:pPr>
+        <w:pStyle w:val="Compact"/>
+        <w:numPr>
+          <w:ilvl w:val="0"/>
+          <w:numId w:val="1017"/>
         </w:numPr>
       </w:pPr>
       <w:r>
@@ -11870,8 +12045,8 @@
         </w:tc>
       </w:tr>
     </w:tbl>
-    <w:bookmarkEnd w:id="134"/>
-    <w:bookmarkStart w:id="135" w:name="plafonnement"/>
+    <w:bookmarkEnd w:id="135"/>
+    <w:bookmarkStart w:id="136" w:name="plafonnement"/>
     <w:p>
       <w:pPr>
         <w:pStyle w:val="Heading2"/>
@@ -11908,9 +12083,9 @@
         </w:pict>
       </w:r>
     </w:p>
-    <w:bookmarkEnd w:id="135"/>
     <w:bookmarkEnd w:id="136"/>
-    <w:bookmarkStart w:id="143" w:name="acomptes"/>
+    <w:bookmarkEnd w:id="137"/>
+    <w:bookmarkStart w:id="144" w:name="acomptes"/>
     <w:p>
       <w:pPr>
         <w:pStyle w:val="Heading1"/>
@@ -11927,7 +12102,7 @@
         <w:t xml:space="preserve">Les acomptes permettent de facturer une partie du montant avant livraison. Ils sont scellés et archivés comme les factures.</w:t>
       </w:r>
     </w:p>
-    <w:bookmarkStart w:id="137" w:name="créer-un-acompte"/>
+    <w:bookmarkStart w:id="138" w:name="créer-un-acompte"/>
     <w:p>
       <w:pPr>
         <w:pStyle w:val="Heading2"/>
@@ -12087,8 +12262,8 @@
         <w:t xml:space="preserve">.</w:t>
       </w:r>
     </w:p>
-    <w:bookmarkEnd w:id="137"/>
-    <w:bookmarkStart w:id="138" w:name="encaisser"/>
+    <w:bookmarkEnd w:id="138"/>
+    <w:bookmarkStart w:id="139" w:name="encaisser"/>
     <w:p>
       <w:pPr>
         <w:pStyle w:val="Heading2"/>
@@ -12121,8 +12296,8 @@
         <w:t xml:space="preserve">→ saisir la date et le mode de paiement → l’acompte est verrouillé et son PDF généré.</w:t>
       </w:r>
     </w:p>
-    <w:bookmarkEnd w:id="138"/>
-    <w:bookmarkStart w:id="139" w:name="imputer-un-acompte-sur-une-facture"/>
+    <w:bookmarkEnd w:id="139"/>
+    <w:bookmarkStart w:id="140" w:name="imputer-un-acompte-sur-une-facture"/>
     <w:p>
       <w:pPr>
         <w:pStyle w:val="Heading2"/>
@@ -12153,8 +12328,8 @@
         <w:t xml:space="preserve">).</w:t>
       </w:r>
     </w:p>
-    <w:bookmarkEnd w:id="139"/>
-    <w:bookmarkStart w:id="140" w:name="reliquat-automatique"/>
+    <w:bookmarkEnd w:id="140"/>
+    <w:bookmarkStart w:id="141" w:name="reliquat-automatique"/>
     <w:p>
       <w:pPr>
         <w:pStyle w:val="Heading2"/>
@@ -12202,8 +12377,8 @@
         <w:t xml:space="preserve">et peut être utilisé sur une facture suivante.</w:t>
       </w:r>
     </w:p>
-    <w:bookmarkEnd w:id="140"/>
-    <w:bookmarkStart w:id="141" w:name="filtrer-par-statut-v3.2.10"/>
+    <w:bookmarkEnd w:id="141"/>
+    <w:bookmarkStart w:id="142" w:name="filtrer-par-statut-v3.2.10"/>
     <w:p>
       <w:pPr>
         <w:pStyle w:val="Heading2"/>
@@ -12259,8 +12434,8 @@
         <w:t xml:space="preserve">.</w:t>
       </w:r>
     </w:p>
-    <w:bookmarkEnd w:id="141"/>
-    <w:bookmarkStart w:id="142" w:name="suivi-dans-la-liste"/>
+    <w:bookmarkEnd w:id="142"/>
+    <w:bookmarkStart w:id="143" w:name="suivi-dans-la-liste"/>
     <w:p>
       <w:pPr>
         <w:pStyle w:val="Heading2"/>
@@ -12428,9 +12603,9 @@
         </w:pict>
       </w:r>
     </w:p>
-    <w:bookmarkEnd w:id="142"/>
     <w:bookmarkEnd w:id="143"/>
-    <w:bookmarkStart w:id="149" w:name="bons-de-livraison"/>
+    <w:bookmarkEnd w:id="144"/>
+    <w:bookmarkStart w:id="150" w:name="bons-de-livraison"/>
     <w:p>
       <w:pPr>
         <w:pStyle w:val="Heading1"/>
@@ -12447,7 +12622,7 @@
         <w:t xml:space="preserve">Les BL documentent la remise des biens ou la réalisation des prestations.</w:t>
       </w:r>
     </w:p>
-    <w:bookmarkStart w:id="144" w:name="filtrer-par-statut-v3.2.10-1"/>
+    <w:bookmarkStart w:id="145" w:name="filtrer-par-statut-v3.2.10-1"/>
     <w:p>
       <w:pPr>
         <w:pStyle w:val="Heading2"/>
@@ -12516,8 +12691,8 @@
         <w:t xml:space="preserve">.</w:t>
       </w:r>
     </w:p>
-    <w:bookmarkEnd w:id="144"/>
-    <w:bookmarkStart w:id="145" w:name="créer-un-bl"/>
+    <w:bookmarkEnd w:id="145"/>
+    <w:bookmarkStart w:id="146" w:name="créer-un-bl"/>
     <w:p>
       <w:pPr>
         <w:pStyle w:val="Heading2"/>
@@ -12637,8 +12812,8 @@
         </w:tc>
       </w:tr>
     </w:tbl>
-    <w:bookmarkEnd w:id="145"/>
-    <w:bookmarkStart w:id="148" w:name="créer-une-facture-depuis-un-bl"/>
+    <w:bookmarkEnd w:id="146"/>
+    <w:bookmarkStart w:id="149" w:name="créer-une-facture-depuis-un-bl"/>
     <w:p>
       <w:pPr>
         <w:pStyle w:val="Heading2"/>
@@ -12647,7 +12822,7 @@
         <w:t xml:space="preserve">Créer une facture depuis un BL</w:t>
       </w:r>
     </w:p>
-    <w:bookmarkStart w:id="146" w:name="depuis-un-seul-bl"/>
+    <w:bookmarkStart w:id="147" w:name="depuis-un-seul-bl"/>
     <w:p>
       <w:pPr>
         <w:pStyle w:val="Heading3"/>
@@ -12680,8 +12855,8 @@
         <w:t xml:space="preserve">sur la ligne du BL → facture pré-remplie avec le client et les lignes du BL.</w:t>
       </w:r>
     </w:p>
-    <w:bookmarkEnd w:id="146"/>
-    <w:bookmarkStart w:id="147" w:name="depuis-plusieurs-bl-facture-groupée"/>
+    <w:bookmarkEnd w:id="147"/>
+    <w:bookmarkStart w:id="148" w:name="depuis-plusieurs-bl-facture-groupée"/>
     <w:p>
       <w:pPr>
         <w:pStyle w:val="Heading3"/>
@@ -12696,118 +12871,6 @@
       </w:pPr>
       <w:r>
         <w:t xml:space="preserve">Vous pouvez sélectionner plusieurs BL pour les regrouper en une seule facture :</w:t>
-      </w:r>
-    </w:p>
-    <w:p>
-      <w:pPr>
-        <w:pStyle w:val="Compact"/>
-        <w:numPr>
-          <w:ilvl w:val="0"/>
-          <w:numId w:val="1017"/>
-        </w:numPr>
-      </w:pPr>
-      <w:r>
-        <w:t xml:space="preserve">Cochez les cases à gauche de chaque BL souhaité.</w:t>
-      </w:r>
-    </w:p>
-    <w:p>
-      <w:pPr>
-        <w:pStyle w:val="Compact"/>
-        <w:numPr>
-          <w:ilvl w:val="0"/>
-          <w:numId w:val="1017"/>
-        </w:numPr>
-      </w:pPr>
-      <w:r>
-        <w:t xml:space="preserve">Le bouton</w:t>
-      </w:r>
-      <w:r>
-        <w:t xml:space="preserve"> </w:t>
-      </w:r>
-      <w:r>
-        <w:rPr>
-          <w:b/>
-          <w:bCs/>
-        </w:rPr>
-        <w:t xml:space="preserve">🧾 Facturer la sélection (N)</w:t>
-      </w:r>
-      <w:r>
-        <w:t xml:space="preserve"> </w:t>
-      </w:r>
-      <w:r>
-        <w:t xml:space="preserve">apparaît dans la barre et indique le nombre de BL cochés.</w:t>
-      </w:r>
-    </w:p>
-    <w:p>
-      <w:pPr>
-        <w:pStyle w:val="Compact"/>
-        <w:numPr>
-          <w:ilvl w:val="0"/>
-          <w:numId w:val="1017"/>
-        </w:numPr>
-      </w:pPr>
-      <w:r>
-        <w:t xml:space="preserve">Cliquez le bouton → une facture s’ouvre, pré-remplie avec le client commun et toutes les lignes des BL dans l’ordre.</w:t>
-      </w:r>
-    </w:p>
-    <w:p>
-      <w:pPr>
-        <w:pStyle w:val="BlockText"/>
-      </w:pPr>
-      <w:r>
-        <w:t xml:space="preserve">Tous les BL sélectionnés doivent appartenir au</w:t>
-      </w:r>
-      <w:r>
-        <w:t xml:space="preserve"> </w:t>
-      </w:r>
-      <w:r>
-        <w:rPr>
-          <w:b/>
-          <w:bCs/>
-        </w:rPr>
-        <w:t xml:space="preserve">même client</w:t>
-      </w:r>
-      <w:r>
-        <w:t xml:space="preserve"> </w:t>
-      </w:r>
-      <w:r>
-        <w:t xml:space="preserve">— un message d’erreur s’affiche si ce n’est pas le cas.</w:t>
-      </w:r>
-    </w:p>
-    <w:p>
-      <w:r>
-        <w:pict>
-          <v:rect style="width:0;height:1.5pt" o:hralign="center" o:hrstd="t" o:hr="t"/>
-        </w:pict>
-      </w:r>
-    </w:p>
-    <w:bookmarkEnd w:id="147"/>
-    <w:bookmarkEnd w:id="148"/>
-    <w:bookmarkEnd w:id="149"/>
-    <w:bookmarkStart w:id="152" w:name="prélèvements-sepa"/>
-    <w:p>
-      <w:pPr>
-        <w:pStyle w:val="Heading1"/>
-      </w:pPr>
-      <w:r>
-        <w:t xml:space="preserve">Prélèvements SEPA</w:t>
-      </w:r>
-    </w:p>
-    <w:p>
-      <w:pPr>
-        <w:pStyle w:val="FirstParagraph"/>
-      </w:pPr>
-      <w:r>
-        <w:t xml:space="preserve">Génère des fichiers XML pain.008.001.02 importables dans votre interface bancaire.</w:t>
-      </w:r>
-    </w:p>
-    <w:bookmarkStart w:id="150" w:name="prérequis"/>
-    <w:p>
-      <w:pPr>
-        <w:pStyle w:val="Heading2"/>
-      </w:pPr>
-      <w:r>
-        <w:t xml:space="preserve">Prérequis</w:t>
       </w:r>
     </w:p>
     <w:p>
@@ -12819,17 +12882,7 @@
         </w:numPr>
       </w:pPr>
       <w:r>
-        <w:rPr>
-          <w:b/>
-          <w:bCs/>
-        </w:rPr>
-        <w:t xml:space="preserve">Entreprise</w:t>
-      </w:r>
-      <w:r>
-        <w:t xml:space="preserve"> </w:t>
-      </w:r>
-      <w:r>
-        <w:t xml:space="preserve">: ICS, IBAN, BIC renseignés dans Paramètres.</w:t>
+        <w:t xml:space="preserve">Cochez les cases à gauche de chaque BL souhaité.</w:t>
       </w:r>
     </w:p>
     <w:p>
@@ -12841,27 +12894,95 @@
         </w:numPr>
       </w:pPr>
       <w:r>
-        <w:rPr>
-          <w:b/>
-          <w:bCs/>
-        </w:rPr>
-        <w:t xml:space="preserve">Client</w:t>
-      </w:r>
-      <w:r>
-        <w:t xml:space="preserve"> </w:t>
-      </w:r>
-      <w:r>
-        <w:t xml:space="preserve">: IBAN, BIC, RUM, date de mandat dans la fiche client.</w:t>
-      </w:r>
-    </w:p>
+        <w:t xml:space="preserve">Le bouton</w:t>
+      </w:r>
+      <w:r>
+        <w:t xml:space="preserve"> </w:t>
+      </w:r>
+      <w:r>
+        <w:rPr>
+          <w:b/>
+          <w:bCs/>
+        </w:rPr>
+        <w:t xml:space="preserve">🧾 Facturer la sélection (N)</w:t>
+      </w:r>
+      <w:r>
+        <w:t xml:space="preserve"> </w:t>
+      </w:r>
+      <w:r>
+        <w:t xml:space="preserve">apparaît dans la barre et indique le nombre de BL cochés.</w:t>
+      </w:r>
+    </w:p>
+    <w:p>
+      <w:pPr>
+        <w:pStyle w:val="Compact"/>
+        <w:numPr>
+          <w:ilvl w:val="0"/>
+          <w:numId w:val="1018"/>
+        </w:numPr>
+      </w:pPr>
+      <w:r>
+        <w:t xml:space="preserve">Cliquez le bouton → une facture s’ouvre, pré-remplie avec le client commun et toutes les lignes des BL dans l’ordre.</w:t>
+      </w:r>
+    </w:p>
+    <w:p>
+      <w:pPr>
+        <w:pStyle w:val="BlockText"/>
+      </w:pPr>
+      <w:r>
+        <w:t xml:space="preserve">Tous les BL sélectionnés doivent appartenir au</w:t>
+      </w:r>
+      <w:r>
+        <w:t xml:space="preserve"> </w:t>
+      </w:r>
+      <w:r>
+        <w:rPr>
+          <w:b/>
+          <w:bCs/>
+        </w:rPr>
+        <w:t xml:space="preserve">même client</w:t>
+      </w:r>
+      <w:r>
+        <w:t xml:space="preserve"> </w:t>
+      </w:r>
+      <w:r>
+        <w:t xml:space="preserve">— un message d’erreur s’affiche si ce n’est pas le cas.</w:t>
+      </w:r>
+    </w:p>
+    <w:p>
+      <w:r>
+        <w:pict>
+          <v:rect style="width:0;height:1.5pt" o:hralign="center" o:hrstd="t" o:hr="t"/>
+        </w:pict>
+      </w:r>
+    </w:p>
+    <w:bookmarkEnd w:id="148"/>
+    <w:bookmarkEnd w:id="149"/>
     <w:bookmarkEnd w:id="150"/>
-    <w:bookmarkStart w:id="151" w:name="générer-un-fichier-sepa"/>
+    <w:bookmarkStart w:id="153" w:name="prélèvements-sepa"/>
+    <w:p>
+      <w:pPr>
+        <w:pStyle w:val="Heading1"/>
+      </w:pPr>
+      <w:r>
+        <w:t xml:space="preserve">Prélèvements SEPA</w:t>
+      </w:r>
+    </w:p>
+    <w:p>
+      <w:pPr>
+        <w:pStyle w:val="FirstParagraph"/>
+      </w:pPr>
+      <w:r>
+        <w:t xml:space="preserve">Génère des fichiers XML pain.008.001.02 importables dans votre interface bancaire.</w:t>
+      </w:r>
+    </w:p>
+    <w:bookmarkStart w:id="151" w:name="prérequis"/>
     <w:p>
       <w:pPr>
         <w:pStyle w:val="Heading2"/>
       </w:pPr>
       <w:r>
-        <w:t xml:space="preserve">Générer un fichier SEPA</w:t>
+        <w:t xml:space="preserve">Prérequis</w:t>
       </w:r>
     </w:p>
     <w:p>
@@ -12877,28 +12998,13 @@
           <w:b/>
           <w:bCs/>
         </w:rPr>
-        <w:t xml:space="preserve">Factures</w:t>
-      </w:r>
-      <w:r>
-        <w:t xml:space="preserve"> </w:t>
-      </w:r>
-      <w:r>
-        <w:t xml:space="preserve">→ cocher les factures à prélever (mode</w:t>
-      </w:r>
-      <w:r>
-        <w:t xml:space="preserve"> </w:t>
-      </w:r>
-      <w:r>
-        <w:rPr>
-          <w:rStyle w:val="VerbatimChar"/>
-        </w:rPr>
-        <w:t xml:space="preserve">prelevement_sepa</w:t>
-      </w:r>
-      <w:r>
-        <w:t xml:space="preserve"> </w:t>
-      </w:r>
-      <w:r>
-        <w:t xml:space="preserve">uniquement).</w:t>
+        <w:t xml:space="preserve">Entreprise</w:t>
+      </w:r>
+      <w:r>
+        <w:t xml:space="preserve"> </w:t>
+      </w:r>
+      <w:r>
+        <w:t xml:space="preserve">: ICS, IBAN, BIC renseignés dans Paramètres.</w:t>
       </w:r>
     </w:p>
     <w:p>
@@ -12910,20 +13016,27 @@
         </w:numPr>
       </w:pPr>
       <w:r>
-        <w:t xml:space="preserve">Cliquer</w:t>
-      </w:r>
-      <w:r>
-        <w:t xml:space="preserve"> </w:t>
-      </w:r>
-      <w:r>
-        <w:rPr>
-          <w:b/>
-          <w:bCs/>
-        </w:rPr>
-        <w:t xml:space="preserve">Générer SEPA</w:t>
-      </w:r>
-      <w:r>
-        <w:t xml:space="preserve">.</w:t>
+        <w:rPr>
+          <w:b/>
+          <w:bCs/>
+        </w:rPr>
+        <w:t xml:space="preserve">Client</w:t>
+      </w:r>
+      <w:r>
+        <w:t xml:space="preserve"> </w:t>
+      </w:r>
+      <w:r>
+        <w:t xml:space="preserve">: IBAN, BIC, RUM, date de mandat dans la fiche client.</w:t>
+      </w:r>
+    </w:p>
+    <w:bookmarkEnd w:id="151"/>
+    <w:bookmarkStart w:id="152" w:name="générer-un-fichier-sepa"/>
+    <w:p>
+      <w:pPr>
+        <w:pStyle w:val="Heading2"/>
+      </w:pPr>
+      <w:r>
+        <w:t xml:space="preserve">Générer un fichier SEPA</w:t>
       </w:r>
     </w:p>
     <w:p>
@@ -12931,56 +13044,36 @@
         <w:pStyle w:val="Compact"/>
         <w:numPr>
           <w:ilvl w:val="0"/>
-          <w:numId w:val="1019"/>
+          <w:numId w:val="1020"/>
         </w:numPr>
       </w:pPr>
       <w:r>
-        <w:t xml:space="preserve">Choisir la date d’exécution et le type de séquence (</w:t>
+        <w:rPr>
+          <w:b/>
+          <w:bCs/>
+        </w:rPr>
+        <w:t xml:space="preserve">Factures</w:t>
+      </w:r>
+      <w:r>
+        <w:t xml:space="preserve"> </w:t>
+      </w:r>
+      <w:r>
+        <w:t xml:space="preserve">→ cocher les factures à prélever (mode</w:t>
+      </w:r>
+      <w:r>
+        <w:t xml:space="preserve"> </w:t>
       </w:r>
       <w:r>
         <w:rPr>
           <w:rStyle w:val="VerbatimChar"/>
         </w:rPr>
-        <w:t xml:space="preserve">FRST</w:t>
-      </w:r>
-      <w:r>
-        <w:t xml:space="preserve">,</w:t>
-      </w:r>
-      <w:r>
-        <w:t xml:space="preserve"> </w:t>
-      </w:r>
-      <w:r>
-        <w:rPr>
-          <w:rStyle w:val="VerbatimChar"/>
-        </w:rPr>
-        <w:t xml:space="preserve">RCUR</w:t>
-      </w:r>
-      <w:r>
-        <w:t xml:space="preserve">,</w:t>
-      </w:r>
-      <w:r>
-        <w:t xml:space="preserve"> </w:t>
-      </w:r>
-      <w:r>
-        <w:rPr>
-          <w:rStyle w:val="VerbatimChar"/>
-        </w:rPr>
-        <w:t xml:space="preserve">FNAL</w:t>
-      </w:r>
-      <w:r>
-        <w:t xml:space="preserve">,</w:t>
-      </w:r>
-      <w:r>
-        <w:t xml:space="preserve"> </w:t>
-      </w:r>
-      <w:r>
-        <w:rPr>
-          <w:rStyle w:val="VerbatimChar"/>
-        </w:rPr>
-        <w:t xml:space="preserve">OOFF</w:t>
-      </w:r>
-      <w:r>
-        <w:t xml:space="preserve">).</w:t>
+        <w:t xml:space="preserve">prelevement_sepa</w:t>
+      </w:r>
+      <w:r>
+        <w:t xml:space="preserve"> </w:t>
+      </w:r>
+      <w:r>
+        <w:t xml:space="preserve">uniquement).</w:t>
       </w:r>
     </w:p>
     <w:p>
@@ -12988,7 +13081,89 @@
         <w:pStyle w:val="Compact"/>
         <w:numPr>
           <w:ilvl w:val="0"/>
-          <w:numId w:val="1019"/>
+          <w:numId w:val="1020"/>
+        </w:numPr>
+      </w:pPr>
+      <w:r>
+        <w:t xml:space="preserve">Cliquer</w:t>
+      </w:r>
+      <w:r>
+        <w:t xml:space="preserve"> </w:t>
+      </w:r>
+      <w:r>
+        <w:rPr>
+          <w:b/>
+          <w:bCs/>
+        </w:rPr>
+        <w:t xml:space="preserve">Générer SEPA</w:t>
+      </w:r>
+      <w:r>
+        <w:t xml:space="preserve">.</w:t>
+      </w:r>
+    </w:p>
+    <w:p>
+      <w:pPr>
+        <w:pStyle w:val="Compact"/>
+        <w:numPr>
+          <w:ilvl w:val="0"/>
+          <w:numId w:val="1020"/>
+        </w:numPr>
+      </w:pPr>
+      <w:r>
+        <w:t xml:space="preserve">Choisir la date d’exécution et le type de séquence (</w:t>
+      </w:r>
+      <w:r>
+        <w:rPr>
+          <w:rStyle w:val="VerbatimChar"/>
+        </w:rPr>
+        <w:t xml:space="preserve">FRST</w:t>
+      </w:r>
+      <w:r>
+        <w:t xml:space="preserve">,</w:t>
+      </w:r>
+      <w:r>
+        <w:t xml:space="preserve"> </w:t>
+      </w:r>
+      <w:r>
+        <w:rPr>
+          <w:rStyle w:val="VerbatimChar"/>
+        </w:rPr>
+        <w:t xml:space="preserve">RCUR</w:t>
+      </w:r>
+      <w:r>
+        <w:t xml:space="preserve">,</w:t>
+      </w:r>
+      <w:r>
+        <w:t xml:space="preserve"> </w:t>
+      </w:r>
+      <w:r>
+        <w:rPr>
+          <w:rStyle w:val="VerbatimChar"/>
+        </w:rPr>
+        <w:t xml:space="preserve">FNAL</w:t>
+      </w:r>
+      <w:r>
+        <w:t xml:space="preserve">,</w:t>
+      </w:r>
+      <w:r>
+        <w:t xml:space="preserve"> </w:t>
+      </w:r>
+      <w:r>
+        <w:rPr>
+          <w:rStyle w:val="VerbatimChar"/>
+        </w:rPr>
+        <w:t xml:space="preserve">OOFF</w:t>
+      </w:r>
+      <w:r>
+        <w:t xml:space="preserve">).</w:t>
+      </w:r>
+    </w:p>
+    <w:p>
+      <w:pPr>
+        <w:pStyle w:val="Compact"/>
+        <w:numPr>
+          <w:ilvl w:val="0"/>
+          <w:numId w:val="1020"/>
         </w:numPr>
       </w:pPr>
       <w:r>
@@ -13002,9 +13177,9 @@
         </w:pict>
       </w:r>
     </w:p>
-    <w:bookmarkEnd w:id="151"/>
     <w:bookmarkEnd w:id="152"/>
-    <w:bookmarkStart w:id="177" w:name="X6b8f762b0e70895b422a1832195335854b0b65e"/>
+    <w:bookmarkEnd w:id="153"/>
+    <w:bookmarkStart w:id="178" w:name="X6b8f762b0e70895b422a1832195335854b0b65e"/>
     <w:p>
       <w:pPr>
         <w:pStyle w:val="Heading1"/>
@@ -13079,7 +13254,7 @@
         <w:t xml:space="preserve">.</w:t>
       </w:r>
     </w:p>
-    <w:bookmarkStart w:id="159" w:name="fournisseurs"/>
+    <w:bookmarkStart w:id="160" w:name="fournisseurs"/>
     <w:p>
       <w:pPr>
         <w:pStyle w:val="Heading2"/>
@@ -13097,18 +13272,18 @@
           <wp:inline>
             <wp:extent cx="5334000" cy="2637413"/>
             <wp:effectExtent b="0" l="0" r="0" t="0"/>
-            <wp:docPr descr="Liste des fournisseurs" title="" id="154" name="Picture"/>
+            <wp:docPr descr="Liste des fournisseurs" title="" id="155" name="Picture"/>
             <a:graphic>
               <a:graphicData uri="http://schemas.openxmlformats.org/drawingml/2006/picture">
                 <pic:pic>
                   <pic:nvPicPr>
-                    <pic:cNvPr descr="screenshots/20-fournisseurs-liste.png" id="155" name="Picture"/>
+                    <pic:cNvPr descr="screenshots/20-fournisseurs-liste.png" id="156" name="Picture"/>
                     <pic:cNvPicPr>
                       <a:picLocks noChangeArrowheads="1" noChangeAspect="1"/>
                     </pic:cNvPicPr>
                   </pic:nvPicPr>
                   <pic:blipFill>
-                    <a:blip r:embed="rId153"/>
+                    <a:blip r:embed="rId154"/>
                     <a:stretch>
                       <a:fillRect/>
                     </a:stretch>
@@ -13194,18 +13369,18 @@
           <wp:inline>
             <wp:extent cx="5334000" cy="2637413"/>
             <wp:effectExtent b="0" l="0" r="0" t="0"/>
-            <wp:docPr descr="Fiche fournisseur" title="" id="157" name="Picture"/>
+            <wp:docPr descr="Fiche fournisseur" title="" id="158" name="Picture"/>
             <a:graphic>
               <a:graphicData uri="http://schemas.openxmlformats.org/drawingml/2006/picture">
                 <pic:pic>
                   <pic:nvPicPr>
-                    <pic:cNvPr descr="screenshots/21-fournisseur-fiche.png" id="158" name="Picture"/>
+                    <pic:cNvPr descr="screenshots/21-fournisseur-fiche.png" id="159" name="Picture"/>
                     <pic:cNvPicPr>
                       <a:picLocks noChangeArrowheads="1" noChangeAspect="1"/>
                     </pic:cNvPicPr>
                   </pic:nvPicPr>
                   <pic:blipFill>
-                    <a:blip r:embed="rId156"/>
+                    <a:blip r:embed="rId157"/>
                     <a:stretch>
                       <a:fillRect/>
                     </a:stretch>
@@ -13497,8 +13672,8 @@
         <w:t xml:space="preserve">permettent d’échanger votre liste de fournisseurs au format tableur.</w:t>
       </w:r>
     </w:p>
-    <w:bookmarkEnd w:id="159"/>
-    <w:bookmarkStart w:id="170" w:name="commandes-bons-de-commande"/>
+    <w:bookmarkEnd w:id="160"/>
+    <w:bookmarkStart w:id="171" w:name="commandes-bons-de-commande"/>
     <w:p>
       <w:pPr>
         <w:pStyle w:val="Heading2"/>
@@ -13516,18 +13691,18 @@
           <wp:inline>
             <wp:extent cx="5334000" cy="2637413"/>
             <wp:effectExtent b="0" l="0" r="0" t="0"/>
-            <wp:docPr descr="Liste des commandes" title="" id="161" name="Picture"/>
+            <wp:docPr descr="Liste des commandes" title="" id="162" name="Picture"/>
             <a:graphic>
               <a:graphicData uri="http://schemas.openxmlformats.org/drawingml/2006/picture">
                 <pic:pic>
                   <pic:nvPicPr>
-                    <pic:cNvPr descr="screenshots/22-commandes-liste.png" id="162" name="Picture"/>
+                    <pic:cNvPr descr="screenshots/22-commandes-liste.png" id="163" name="Picture"/>
                     <pic:cNvPicPr>
                       <a:picLocks noChangeArrowheads="1" noChangeAspect="1"/>
                     </pic:cNvPicPr>
                   </pic:nvPicPr>
                   <pic:blipFill>
-                    <a:blip r:embed="rId160"/>
+                    <a:blip r:embed="rId161"/>
                     <a:stretch>
                       <a:fillRect/>
                     </a:stretch>
@@ -13629,7 +13804,7 @@
         <w:t xml:space="preserve">).</w:t>
       </w:r>
     </w:p>
-    <w:bookmarkStart w:id="166" w:name="éditeur-de-bon-de-commande-v3.2.8"/>
+    <w:bookmarkStart w:id="167" w:name="éditeur-de-bon-de-commande-v3.2.8"/>
     <w:p>
       <w:pPr>
         <w:pStyle w:val="Heading3"/>
@@ -13671,18 +13846,18 @@
           <wp:inline>
             <wp:extent cx="5334000" cy="3319106"/>
             <wp:effectExtent b="0" l="0" r="0" t="0"/>
-            <wp:docPr descr="Éditeur de bon de commande" title="" id="164" name="Picture"/>
+            <wp:docPr descr="Éditeur de bon de commande" title="" id="165" name="Picture"/>
             <a:graphic>
               <a:graphicData uri="http://schemas.openxmlformats.org/drawingml/2006/picture">
                 <pic:pic>
                   <pic:nvPicPr>
-                    <pic:cNvPr descr="screenshots/27-commande-editeur.png" id="165" name="Picture"/>
+                    <pic:cNvPr descr="screenshots/27-commande-editeur.png" id="166" name="Picture"/>
                     <pic:cNvPicPr>
                       <a:picLocks noChangeArrowheads="1" noChangeAspect="1"/>
                     </pic:cNvPicPr>
                   </pic:nvPicPr>
                   <pic:blipFill>
-                    <a:blip r:embed="rId163"/>
+                    <a:blip r:embed="rId164"/>
                     <a:stretch>
                       <a:fillRect/>
                     </a:stretch>
@@ -14063,8 +14238,8 @@
         <w:t xml:space="preserve">(et non son prix de vente) qui est pré-rempli, s’il est renseigné dans la fiche article.</w:t>
       </w:r>
     </w:p>
-    <w:bookmarkEnd w:id="166"/>
-    <w:bookmarkStart w:id="167" w:name="envoyer-la-commande-par-email-v3.2.10"/>
+    <w:bookmarkEnd w:id="167"/>
+    <w:bookmarkStart w:id="168" w:name="envoyer-la-commande-par-email-v3.2.10"/>
     <w:p>
       <w:pPr>
         <w:pStyle w:val="Heading3"/>
@@ -14123,8 +14298,8 @@
         <w:t xml:space="preserve">). Validez pour envoyer le PDF du bon de commande en pièce jointe.</w:t>
       </w:r>
     </w:p>
-    <w:bookmarkEnd w:id="167"/>
-    <w:bookmarkStart w:id="168" w:name="facturer-une-commande-v3.2.10"/>
+    <w:bookmarkEnd w:id="168"/>
+    <w:bookmarkStart w:id="169" w:name="facturer-une-commande-v3.2.10"/>
     <w:p>
       <w:pPr>
         <w:pStyle w:val="Heading3"/>
@@ -14205,8 +14380,8 @@
         <w:t xml:space="preserve">à la nouvelle facture d’achat.</w:t>
       </w:r>
     </w:p>
-    <w:bookmarkEnd w:id="168"/>
-    <w:bookmarkStart w:id="169" w:name="chaînage-avec-une-facture-dachat"/>
+    <w:bookmarkEnd w:id="169"/>
+    <w:bookmarkStart w:id="170" w:name="chaînage-avec-une-facture-dachat"/>
     <w:p>
       <w:pPr>
         <w:pStyle w:val="Heading3"/>
@@ -14271,9 +14446,9 @@
         <w:t xml:space="preserve">: facultatif, modifiable à tout moment, sans incidence sur le scellement. Il aide à suivre le cycle commande → réception → facturation, sans imposer de contrainte d’ordre ni verrouiller les documents.</w:t>
       </w:r>
     </w:p>
-    <w:bookmarkEnd w:id="169"/>
     <w:bookmarkEnd w:id="170"/>
-    <w:bookmarkStart w:id="176" w:name="factures-dachats"/>
+    <w:bookmarkEnd w:id="171"/>
+    <w:bookmarkStart w:id="177" w:name="factures-dachats"/>
     <w:p>
       <w:pPr>
         <w:pStyle w:val="Heading2"/>
@@ -14329,7 +14504,7 @@
         <w:t xml:space="preserve">.</w:t>
       </w:r>
     </w:p>
-    <w:bookmarkStart w:id="174" w:name="éditeur-de-facture-dachat-v3.2.8"/>
+    <w:bookmarkStart w:id="175" w:name="éditeur-de-facture-dachat-v3.2.8"/>
     <w:p>
       <w:pPr>
         <w:pStyle w:val="Heading3"/>
@@ -14355,18 +14530,18 @@
           <wp:inline>
             <wp:extent cx="5334000" cy="3319106"/>
             <wp:effectExtent b="0" l="0" r="0" t="0"/>
-            <wp:docPr descr="Éditeur de facture d’achat" title="" id="172" name="Picture"/>
+            <wp:docPr descr="Éditeur de facture d’achat" title="" id="173" name="Picture"/>
             <a:graphic>
               <a:graphicData uri="http://schemas.openxmlformats.org/drawingml/2006/picture">
                 <pic:pic>
                   <pic:nvPicPr>
-                    <pic:cNvPr descr="screenshots/28-facture-achat-editeur.png" id="173" name="Picture"/>
+                    <pic:cNvPr descr="screenshots/28-facture-achat-editeur.png" id="174" name="Picture"/>
                     <pic:cNvPicPr>
                       <a:picLocks noChangeArrowheads="1" noChangeAspect="1"/>
                     </pic:cNvPicPr>
                   </pic:nvPicPr>
                   <pic:blipFill>
-                    <a:blip r:embed="rId171"/>
+                    <a:blip r:embed="rId172"/>
                     <a:stretch>
                       <a:fillRect/>
                     </a:stretch>
@@ -14600,8 +14775,8 @@
         <w:t xml:space="preserve">: le document de référence est celui émis par le fournisseur, FacturPro ne fait que l’enregistrer.</w:t>
       </w:r>
     </w:p>
-    <w:bookmarkEnd w:id="174"/>
-    <w:bookmarkStart w:id="175" w:name="comptabilité-automatique"/>
+    <w:bookmarkEnd w:id="175"/>
+    <w:bookmarkStart w:id="176" w:name="comptabilité-automatique"/>
     <w:p>
       <w:pPr>
         <w:pStyle w:val="Heading3"/>
@@ -14615,7 +14790,7 @@
         <w:pStyle w:val="Compact"/>
         <w:numPr>
           <w:ilvl w:val="0"/>
-          <w:numId w:val="1020"/>
+          <w:numId w:val="1021"/>
         </w:numPr>
       </w:pPr>
       <w:r>
@@ -14656,7 +14831,7 @@
         <w:pStyle w:val="Compact"/>
         <w:numPr>
           <w:ilvl w:val="0"/>
-          <w:numId w:val="1020"/>
+          <w:numId w:val="1021"/>
         </w:numPr>
       </w:pPr>
       <w:r>
@@ -14700,7 +14875,7 @@
         <w:pStyle w:val="Compact"/>
         <w:numPr>
           <w:ilvl w:val="0"/>
-          <w:numId w:val="1020"/>
+          <w:numId w:val="1021"/>
         </w:numPr>
       </w:pPr>
       <w:r>
@@ -14751,7 +14926,7 @@
         <w:pStyle w:val="Compact"/>
         <w:numPr>
           <w:ilvl w:val="0"/>
-          <w:numId w:val="1020"/>
+          <w:numId w:val="1021"/>
         </w:numPr>
       </w:pPr>
       <w:r>
@@ -14773,7 +14948,7 @@
         <w:pStyle w:val="Compact"/>
         <w:numPr>
           <w:ilvl w:val="0"/>
-          <w:numId w:val="1020"/>
+          <w:numId w:val="1021"/>
         </w:numPr>
       </w:pPr>
       <w:r>
@@ -14803,10 +14978,10 @@
         </w:pict>
       </w:r>
     </w:p>
-    <w:bookmarkEnd w:id="175"/>
     <w:bookmarkEnd w:id="176"/>
     <w:bookmarkEnd w:id="177"/>
-    <w:bookmarkStart w:id="188" w:name="statistiques"/>
+    <w:bookmarkEnd w:id="178"/>
+    <w:bookmarkStart w:id="189" w:name="statistiques"/>
     <w:p>
       <w:pPr>
         <w:pStyle w:val="Heading1"/>
@@ -14824,18 +14999,18 @@
           <wp:inline>
             <wp:extent cx="5334000" cy="2637413"/>
             <wp:effectExtent b="0" l="0" r="0" t="0"/>
-            <wp:docPr descr="Statistiques KPIs" title="" id="179" name="Picture"/>
+            <wp:docPr descr="Statistiques KPIs" title="" id="180" name="Picture"/>
             <a:graphic>
               <a:graphicData uri="http://schemas.openxmlformats.org/drawingml/2006/picture">
                 <pic:pic>
                   <pic:nvPicPr>
-                    <pic:cNvPr descr="screenshots/08-stats-kpis.png" id="180" name="Picture"/>
+                    <pic:cNvPr descr="screenshots/08-stats-kpis.png" id="181" name="Picture"/>
                     <pic:cNvPicPr>
                       <a:picLocks noChangeArrowheads="1" noChangeAspect="1"/>
                     </pic:cNvPicPr>
                   </pic:nvPicPr>
                   <pic:blipFill>
-                    <a:blip r:embed="rId178"/>
+                    <a:blip r:embed="rId179"/>
                     <a:stretch>
                       <a:fillRect/>
                     </a:stretch>
@@ -14870,7 +15045,7 @@
         <w:t xml:space="preserve">Statistiques KPIs</w:t>
       </w:r>
     </w:p>
-    <w:bookmarkStart w:id="181" w:name="kpis-indicateurs-clés"/>
+    <w:bookmarkStart w:id="182" w:name="kpis-indicateurs-clés"/>
     <w:p>
       <w:pPr>
         <w:pStyle w:val="Heading2"/>
@@ -15107,8 +15282,8 @@
         </w:tc>
       </w:tr>
     </w:tbl>
-    <w:bookmarkEnd w:id="181"/>
-    <w:bookmarkStart w:id="182" w:name="balance-âgée"/>
+    <w:bookmarkEnd w:id="182"/>
+    <w:bookmarkStart w:id="183" w:name="balance-âgée"/>
     <w:p>
       <w:pPr>
         <w:pStyle w:val="Heading2"/>
@@ -15283,8 +15458,8 @@
         </w:tc>
       </w:tr>
     </w:tbl>
-    <w:bookmarkEnd w:id="182"/>
-    <w:bookmarkStart w:id="183" w:name="évolution-du-ca"/>
+    <w:bookmarkEnd w:id="183"/>
+    <w:bookmarkStart w:id="184" w:name="évolution-du-ca"/>
     <w:p>
       <w:pPr>
         <w:pStyle w:val="Heading2"/>
@@ -15301,8 +15476,8 @@
         <w:t xml:space="preserve">Graphique en barres sur 12 mois glissants : CA facturé vs CA encaissé.</w:t>
       </w:r>
     </w:p>
-    <w:bookmarkEnd w:id="183"/>
-    <w:bookmarkStart w:id="184" w:name="pipeline-commercial"/>
+    <w:bookmarkEnd w:id="184"/>
+    <w:bookmarkStart w:id="185" w:name="pipeline-commercial"/>
     <w:p>
       <w:pPr>
         <w:pStyle w:val="Heading2"/>
@@ -15319,8 +15494,8 @@
         <w:t xml:space="preserve">Entonnoir brouillons → envoyés → acceptés → facturés, avec montants à chaque étape.</w:t>
       </w:r>
     </w:p>
-    <w:bookmarkEnd w:id="184"/>
-    <w:bookmarkStart w:id="185" w:name="top-clients-et-top-articles"/>
+    <w:bookmarkEnd w:id="185"/>
+    <w:bookmarkStart w:id="186" w:name="top-clients-et-top-articles"/>
     <w:p>
       <w:pPr>
         <w:pStyle w:val="Heading2"/>
@@ -15337,8 +15512,8 @@
         <w:t xml:space="preserve">Top 10 clients par CA HT et top 10 articles sur l’année.</w:t>
       </w:r>
     </w:p>
-    <w:bookmarkEnd w:id="185"/>
-    <w:bookmarkStart w:id="186" w:name="trésorerie-et-dso"/>
+    <w:bookmarkEnd w:id="186"/>
+    <w:bookmarkStart w:id="187" w:name="trésorerie-et-dso"/>
     <w:p>
       <w:pPr>
         <w:pStyle w:val="Heading2"/>
@@ -15352,7 +15527,7 @@
         <w:pStyle w:val="Compact"/>
         <w:numPr>
           <w:ilvl w:val="0"/>
-          <w:numId w:val="1021"/>
+          <w:numId w:val="1022"/>
         </w:numPr>
       </w:pPr>
       <w:r>
@@ -15374,7 +15549,7 @@
         <w:pStyle w:val="Compact"/>
         <w:numPr>
           <w:ilvl w:val="0"/>
-          <w:numId w:val="1021"/>
+          <w:numId w:val="1022"/>
         </w:numPr>
       </w:pPr>
       <w:r>
@@ -15391,8 +15566,8 @@
         <w:t xml:space="preserve">: encaissements attendus groupés par semaine sur 90 jours.</w:t>
       </w:r>
     </w:p>
-    <w:bookmarkEnd w:id="186"/>
-    <w:bookmarkStart w:id="187" w:name="taux-de-marge-catalogue"/>
+    <w:bookmarkEnd w:id="187"/>
+    <w:bookmarkStart w:id="188" w:name="taux-de-marge-catalogue"/>
     <w:p>
       <w:pPr>
         <w:pStyle w:val="Heading2"/>
@@ -15416,9 +15591,9 @@
         </w:pict>
       </w:r>
     </w:p>
-    <w:bookmarkEnd w:id="187"/>
     <w:bookmarkEnd w:id="188"/>
-    <w:bookmarkStart w:id="195" w:name="déclaration-tva-ca3"/>
+    <w:bookmarkEnd w:id="189"/>
+    <w:bookmarkStart w:id="196" w:name="déclaration-tva-ca3"/>
     <w:p>
       <w:pPr>
         <w:pStyle w:val="Heading1"/>
@@ -15436,18 +15611,18 @@
           <wp:inline>
             <wp:extent cx="5334000" cy="2637413"/>
             <wp:effectExtent b="0" l="0" r="0" t="0"/>
-            <wp:docPr descr="Déclaration TVA" title="" id="190" name="Picture"/>
+            <wp:docPr descr="Déclaration TVA" title="" id="191" name="Picture"/>
             <a:graphic>
               <a:graphicData uri="http://schemas.openxmlformats.org/drawingml/2006/picture">
                 <pic:pic>
                   <pic:nvPicPr>
-                    <pic:cNvPr descr="screenshots/09-decl-tva.png" id="191" name="Picture"/>
+                    <pic:cNvPr descr="screenshots/09-decl-tva.png" id="192" name="Picture"/>
                     <pic:cNvPicPr>
                       <a:picLocks noChangeArrowheads="1" noChangeAspect="1"/>
                     </pic:cNvPicPr>
                   </pic:nvPicPr>
                   <pic:blipFill>
-                    <a:blip r:embed="rId189"/>
+                    <a:blip r:embed="rId190"/>
                     <a:stretch>
                       <a:fillRect/>
                     </a:stretch>
@@ -15503,7 +15678,7 @@
         <w:t xml:space="preserve">. Sélectionnez la période (mensuelle, trimestrielle, annuelle).</w:t>
       </w:r>
     </w:p>
-    <w:bookmarkStart w:id="192" w:name="Xc38e0630106d798950df11e300682f51b042207"/>
+    <w:bookmarkStart w:id="193" w:name="Xc38e0630106d798950df11e300682f51b042207"/>
     <w:p>
       <w:pPr>
         <w:pStyle w:val="Heading2"/>
@@ -15686,8 +15861,8 @@
         </w:tc>
       </w:tr>
     </w:tbl>
-    <w:bookmarkEnd w:id="192"/>
-    <w:bookmarkStart w:id="193" w:name="section-b-tva-déductible-saisie-manuelle"/>
+    <w:bookmarkEnd w:id="193"/>
+    <w:bookmarkStart w:id="194" w:name="section-b-tva-déductible-saisie-manuelle"/>
     <w:p>
       <w:pPr>
         <w:pStyle w:val="Heading2"/>
@@ -15823,8 +15998,8 @@
         </w:tc>
       </w:tr>
     </w:tbl>
-    <w:bookmarkEnd w:id="193"/>
-    <w:bookmarkStart w:id="194" w:name="section-c-solde-tva-à-payer"/>
+    <w:bookmarkEnd w:id="194"/>
+    <w:bookmarkStart w:id="195" w:name="section-c-solde-tva-à-payer"/>
     <w:p>
       <w:pPr>
         <w:pStyle w:val="Heading2"/>
@@ -15882,9 +16057,9 @@
         </w:pict>
       </w:r>
     </w:p>
-    <w:bookmarkEnd w:id="194"/>
     <w:bookmarkEnd w:id="195"/>
-    <w:bookmarkStart w:id="203" w:name="exercices-comptables"/>
+    <w:bookmarkEnd w:id="196"/>
+    <w:bookmarkStart w:id="204" w:name="exercices-comptables"/>
     <w:p>
       <w:pPr>
         <w:pStyle w:val="Heading1"/>
@@ -15902,18 +16077,18 @@
           <wp:inline>
             <wp:extent cx="5334000" cy="2637413"/>
             <wp:effectExtent b="0" l="0" r="0" t="0"/>
-            <wp:docPr descr="Exercices comptables" title="" id="197" name="Picture"/>
+            <wp:docPr descr="Exercices comptables" title="" id="198" name="Picture"/>
             <a:graphic>
               <a:graphicData uri="http://schemas.openxmlformats.org/drawingml/2006/picture">
                 <pic:pic>
                   <pic:nvPicPr>
-                    <pic:cNvPr descr="screenshots/10-exercices.png" id="198" name="Picture"/>
+                    <pic:cNvPr descr="screenshots/10-exercices.png" id="199" name="Picture"/>
                     <pic:cNvPicPr>
                       <a:picLocks noChangeArrowheads="1" noChangeAspect="1"/>
                     </pic:cNvPicPr>
                   </pic:nvPicPr>
                   <pic:blipFill>
-                    <a:blip r:embed="rId196"/>
+                    <a:blip r:embed="rId197"/>
                     <a:stretch>
                       <a:fillRect/>
                     </a:stretch>
@@ -15972,132 +16147,13 @@
         <w:t xml:space="preserve">en droit français (art. L123-12 Code de Commerce et art. 88 loi 2015-1785 anti-fraude TVA).</w:t>
       </w:r>
     </w:p>
-    <w:bookmarkStart w:id="199" w:name="ouvrir-un-exercice"/>
+    <w:bookmarkStart w:id="200" w:name="ouvrir-un-exercice"/>
     <w:p>
       <w:pPr>
         <w:pStyle w:val="Heading2"/>
       </w:pPr>
       <w:r>
         <w:t xml:space="preserve">Ouvrir un exercice</w:t>
-      </w:r>
-    </w:p>
-    <w:p>
-      <w:pPr>
-        <w:pStyle w:val="Compact"/>
-        <w:numPr>
-          <w:ilvl w:val="0"/>
-          <w:numId w:val="1022"/>
-        </w:numPr>
-      </w:pPr>
-      <w:r>
-        <w:t xml:space="preserve">Cliquez</w:t>
-      </w:r>
-      <w:r>
-        <w:t xml:space="preserve"> </w:t>
-      </w:r>
-      <w:r>
-        <w:rPr>
-          <w:b/>
-          <w:bCs/>
-        </w:rPr>
-        <w:t xml:space="preserve">+ Ouvrir cet exercice</w:t>
-      </w:r>
-      <w:r>
-        <w:t xml:space="preserve"> </w:t>
-      </w:r>
-      <w:r>
-        <w:t xml:space="preserve">dans la vue</w:t>
-      </w:r>
-      <w:r>
-        <w:t xml:space="preserve"> </w:t>
-      </w:r>
-      <w:r>
-        <w:rPr>
-          <w:b/>
-          <w:bCs/>
-        </w:rPr>
-        <w:t xml:space="preserve">📅 Exercices</w:t>
-      </w:r>
-      <w:r>
-        <w:t xml:space="preserve">.</w:t>
-      </w:r>
-    </w:p>
-    <w:p>
-      <w:pPr>
-        <w:pStyle w:val="Compact"/>
-        <w:numPr>
-          <w:ilvl w:val="0"/>
-          <w:numId w:val="1022"/>
-        </w:numPr>
-      </w:pPr>
-      <w:r>
-        <w:t xml:space="preserve">Sélectionnez l’</w:t>
-      </w:r>
-      <w:r>
-        <w:rPr>
-          <w:b/>
-          <w:bCs/>
-        </w:rPr>
-        <w:t xml:space="preserve">année</w:t>
-      </w:r>
-      <w:r>
-        <w:t xml:space="preserve">.</w:t>
-      </w:r>
-    </w:p>
-    <w:p>
-      <w:pPr>
-        <w:pStyle w:val="Compact"/>
-        <w:numPr>
-          <w:ilvl w:val="0"/>
-          <w:numId w:val="1022"/>
-        </w:numPr>
-      </w:pPr>
-      <w:r>
-        <w:t xml:space="preserve">Renseignez la</w:t>
-      </w:r>
-      <w:r>
-        <w:t xml:space="preserve"> </w:t>
-      </w:r>
-      <w:r>
-        <w:rPr>
-          <w:b/>
-          <w:bCs/>
-        </w:rPr>
-        <w:t xml:space="preserve">date de début</w:t>
-      </w:r>
-      <w:r>
-        <w:t xml:space="preserve"> </w:t>
-      </w:r>
-      <w:r>
-        <w:t xml:space="preserve">(défaut : 1er janvier de l’année sélectionnée).</w:t>
-      </w:r>
-    </w:p>
-    <w:p>
-      <w:pPr>
-        <w:pStyle w:val="BlockText"/>
-      </w:pPr>
-      <w:r>
-        <w:rPr>
-          <w:b/>
-          <w:bCs/>
-        </w:rPr>
-        <w:t xml:space="preserve">Exercice non-civil :</w:t>
-      </w:r>
-      <w:r>
-        <w:t xml:space="preserve"> </w:t>
-      </w:r>
-      <w:r>
-        <w:t xml:space="preserve">Si votre exercice commence le 1er avril 2025 et se termine le 31 mars 2026, sélectionnez l’année 2025 et définissez la date d’ouverture au 01/04/2025.</w:t>
-      </w:r>
-    </w:p>
-    <w:bookmarkEnd w:id="199"/>
-    <w:bookmarkStart w:id="200" w:name="clôturer-un-exercice"/>
-    <w:p>
-      <w:pPr>
-        <w:pStyle w:val="Heading2"/>
-      </w:pPr>
-      <w:r>
-        <w:t xml:space="preserve">Clôturer un exercice</w:t>
       </w:r>
     </w:p>
     <w:p>
@@ -16119,13 +16175,26 @@
           <w:b/>
           <w:bCs/>
         </w:rPr>
-        <w:t xml:space="preserve">🔒 Clôturer</w:t>
-      </w:r>
-      <w:r>
-        <w:t xml:space="preserve"> </w:t>
-      </w:r>
-      <w:r>
-        <w:t xml:space="preserve">sur la ligne de l’exercice.</w:t>
+        <w:t xml:space="preserve">+ Ouvrir cet exercice</w:t>
+      </w:r>
+      <w:r>
+        <w:t xml:space="preserve"> </w:t>
+      </w:r>
+      <w:r>
+        <w:t xml:space="preserve">dans la vue</w:t>
+      </w:r>
+      <w:r>
+        <w:t xml:space="preserve"> </w:t>
+      </w:r>
+      <w:r>
+        <w:rPr>
+          <w:b/>
+          <w:bCs/>
+        </w:rPr>
+        <w:t xml:space="preserve">📅 Exercices</w:t>
+      </w:r>
+      <w:r>
+        <w:t xml:space="preserve">.</w:t>
       </w:r>
     </w:p>
     <w:p>
@@ -16137,23 +16206,17 @@
         </w:numPr>
       </w:pPr>
       <w:r>
-        <w:t xml:space="preserve">Une boîte de dialogue propose automatiquement la</w:t>
-      </w:r>
-      <w:r>
-        <w:t xml:space="preserve"> </w:t>
-      </w:r>
-      <w:r>
-        <w:rPr>
-          <w:b/>
-          <w:bCs/>
-        </w:rPr>
-        <w:t xml:space="preserve">date de clôture</w:t>
-      </w:r>
-      <w:r>
-        <w:t xml:space="preserve"> </w:t>
-      </w:r>
-      <w:r>
-        <w:t xml:space="preserve">calculée depuis la date d’ouverture (ex. 01/04/2025 → 31/03/2026).</w:t>
+        <w:t xml:space="preserve">Sélectionnez l’</w:t>
+      </w:r>
+      <w:r>
+        <w:rPr>
+          <w:b/>
+          <w:bCs/>
+        </w:rPr>
+        <w:t xml:space="preserve">année</w:t>
+      </w:r>
+      <w:r>
+        <w:t xml:space="preserve">.</w:t>
       </w:r>
     </w:p>
     <w:p>
@@ -16165,28 +16228,51 @@
         </w:numPr>
       </w:pPr>
       <w:r>
-        <w:t xml:space="preserve">Modifiez si nécessaire, puis confirmez.</w:t>
-      </w:r>
-    </w:p>
-    <w:p>
-      <w:pPr>
-        <w:pStyle w:val="FirstParagraph"/>
-      </w:pPr>
-      <w:r>
-        <w:t xml:space="preserve">La clôture est</w:t>
-      </w:r>
-      <w:r>
-        <w:t xml:space="preserve"> </w:t>
-      </w:r>
-      <w:r>
-        <w:rPr>
-          <w:b/>
-          <w:bCs/>
-        </w:rPr>
-        <w:t xml:space="preserve">irréversible</w:t>
-      </w:r>
-      <w:r>
-        <w:t xml:space="preserve">. Elle :</w:t>
+        <w:t xml:space="preserve">Renseignez la</w:t>
+      </w:r>
+      <w:r>
+        <w:t xml:space="preserve"> </w:t>
+      </w:r>
+      <w:r>
+        <w:rPr>
+          <w:b/>
+          <w:bCs/>
+        </w:rPr>
+        <w:t xml:space="preserve">date de début</w:t>
+      </w:r>
+      <w:r>
+        <w:t xml:space="preserve"> </w:t>
+      </w:r>
+      <w:r>
+        <w:t xml:space="preserve">(défaut : 1er janvier de l’année sélectionnée).</w:t>
+      </w:r>
+    </w:p>
+    <w:p>
+      <w:pPr>
+        <w:pStyle w:val="BlockText"/>
+      </w:pPr>
+      <w:r>
+        <w:rPr>
+          <w:b/>
+          <w:bCs/>
+        </w:rPr>
+        <w:t xml:space="preserve">Exercice non-civil :</w:t>
+      </w:r>
+      <w:r>
+        <w:t xml:space="preserve"> </w:t>
+      </w:r>
+      <w:r>
+        <w:t xml:space="preserve">Si votre exercice commence le 1er avril 2025 et se termine le 31 mars 2026, sélectionnez l’année 2025 et définissez la date d’ouverture au 01/04/2025.</w:t>
+      </w:r>
+    </w:p>
+    <w:bookmarkEnd w:id="200"/>
+    <w:bookmarkStart w:id="201" w:name="clôturer-un-exercice"/>
+    <w:p>
+      <w:pPr>
+        <w:pStyle w:val="Heading2"/>
+      </w:pPr>
+      <w:r>
+        <w:t xml:space="preserve">Clôturer un exercice</w:t>
       </w:r>
     </w:p>
     <w:p>
@@ -16198,20 +16284,23 @@
         </w:numPr>
       </w:pPr>
       <w:r>
-        <w:t xml:space="preserve">Calcule l’</w:t>
-      </w:r>
-      <w:r>
-        <w:rPr>
-          <w:b/>
-          <w:bCs/>
-        </w:rPr>
-        <w:t xml:space="preserve">empreinte SHA-256</w:t>
-      </w:r>
-      <w:r>
-        <w:t xml:space="preserve"> </w:t>
-      </w:r>
-      <w:r>
-        <w:t xml:space="preserve">du FEC de l’exercice (identique au contenu exporté).</w:t>
+        <w:t xml:space="preserve">Cliquez</w:t>
+      </w:r>
+      <w:r>
+        <w:t xml:space="preserve"> </w:t>
+      </w:r>
+      <w:r>
+        <w:rPr>
+          <w:b/>
+          <w:bCs/>
+        </w:rPr>
+        <w:t xml:space="preserve">🔒 Clôturer</w:t>
+      </w:r>
+      <w:r>
+        <w:t xml:space="preserve"> </w:t>
+      </w:r>
+      <w:r>
+        <w:t xml:space="preserve">sur la ligne de l’exercice.</w:t>
       </w:r>
     </w:p>
     <w:p>
@@ -16223,7 +16312,23 @@
         </w:numPr>
       </w:pPr>
       <w:r>
-        <w:t xml:space="preserve">Enregistre la date, le nombre d’écritures et l’empreinte.</w:t>
+        <w:t xml:space="preserve">Une boîte de dialogue propose automatiquement la</w:t>
+      </w:r>
+      <w:r>
+        <w:t xml:space="preserve"> </w:t>
+      </w:r>
+      <w:r>
+        <w:rPr>
+          <w:b/>
+          <w:bCs/>
+        </w:rPr>
+        <w:t xml:space="preserve">date de clôture</w:t>
+      </w:r>
+      <w:r>
+        <w:t xml:space="preserve"> </w:t>
+      </w:r>
+      <w:r>
+        <w:t xml:space="preserve">calculée depuis la date d’ouverture (ex. 01/04/2025 → 31/03/2026).</w:t>
       </w:r>
     </w:p>
     <w:p>
@@ -16235,57 +16340,7 @@
         </w:numPr>
       </w:pPr>
       <w:r>
-        <w:t xml:space="preserve">Génère un</w:t>
-      </w:r>
-      <w:r>
-        <w:t xml:space="preserve"> </w:t>
-      </w:r>
-      <w:r>
-        <w:rPr>
-          <w:b/>
-          <w:bCs/>
-        </w:rPr>
-        <w:t xml:space="preserve">Procès-Verbal de clôture</w:t>
-      </w:r>
-      <w:r>
-        <w:t xml:space="preserve"> </w:t>
-      </w:r>
-      <w:r>
-        <w:t xml:space="preserve">PDF téléchargeable.</w:t>
-      </w:r>
-    </w:p>
-    <w:p>
-      <w:pPr>
-        <w:pStyle w:val="BlockText"/>
-      </w:pPr>
-      <w:r>
-        <w:t xml:space="preserve">⚠️</w:t>
-      </w:r>
-      <w:r>
-        <w:t xml:space="preserve"> </w:t>
-      </w:r>
-      <w:r>
-        <w:rPr>
-          <w:b/>
-          <w:bCs/>
-        </w:rPr>
-        <w:t xml:space="preserve">La clôture ne peut pas être annulée.</w:t>
-      </w:r>
-      <w:r>
-        <w:t xml:space="preserve"> </w:t>
-      </w:r>
-      <w:r>
-        <w:t xml:space="preserve">Pour l’exercice en cours, attendez que toutes les factures soient saisies.</w:t>
-      </w:r>
-    </w:p>
-    <w:bookmarkEnd w:id="200"/>
-    <w:bookmarkStart w:id="201" w:name="télécharger-le-fec-par-exercice"/>
-    <w:p>
-      <w:pPr>
-        <w:pStyle w:val="Heading2"/>
-      </w:pPr>
-      <w:r>
-        <w:t xml:space="preserve">Télécharger le FEC par exercice</w:t>
+        <w:t xml:space="preserve">Modifiez si nécessaire, puis confirmez.</w:t>
       </w:r>
     </w:p>
     <w:p>
@@ -16293,108 +16348,20 @@
         <w:pStyle w:val="FirstParagraph"/>
       </w:pPr>
       <w:r>
-        <w:t xml:space="preserve">Bouton</w:t>
-      </w:r>
-      <w:r>
-        <w:t xml:space="preserve"> </w:t>
-      </w:r>
-      <w:r>
-        <w:rPr>
-          <w:b/>
-          <w:bCs/>
-        </w:rPr>
-        <w:t xml:space="preserve">⬇ FEC 2025</w:t>
-      </w:r>
-      <w:r>
-        <w:t xml:space="preserve"> </w:t>
-      </w:r>
-      <w:r>
-        <w:t xml:space="preserve">→ fichier texte tabulé</w:t>
-      </w:r>
-      <w:r>
-        <w:t xml:space="preserve"> </w:t>
-      </w:r>
-      <w:r>
-        <w:rPr>
-          <w:rStyle w:val="VerbatimChar"/>
-        </w:rPr>
-        <w:t xml:space="preserve">FEC_2025.txt</w:t>
-      </w:r>
-      <w:r>
-        <w:t xml:space="preserve"> </w:t>
-      </w:r>
-      <w:r>
-        <w:t xml:space="preserve">contenant uniquement les écritures de cet exercice, conforme DGFiP.</w:t>
-      </w:r>
-    </w:p>
-    <w:p>
-      <w:pPr>
-        <w:pStyle w:val="BodyText"/>
-      </w:pPr>
-      <w:r>
-        <w:t xml:space="preserve">Vous pouvez aussi télécharger le FEC depuis</w:t>
-      </w:r>
-      <w:r>
-        <w:t xml:space="preserve"> </w:t>
-      </w:r>
-      <w:r>
-        <w:rPr>
-          <w:b/>
-          <w:bCs/>
-        </w:rPr>
-        <w:t xml:space="preserve">Factures &gt; Export FEC</w:t>
-      </w:r>
-      <w:r>
-        <w:t xml:space="preserve"> </w:t>
-      </w:r>
-      <w:r>
-        <w:t xml:space="preserve">avec le filtre année :</w:t>
-      </w:r>
-      <w:r>
-        <w:t xml:space="preserve"> </w:t>
-      </w:r>
-      <w:r>
-        <w:rPr>
-          <w:rStyle w:val="VerbatimChar"/>
-        </w:rPr>
-        <w:t xml:space="preserve">?annee=2025</w:t>
-      </w:r>
-      <w:r>
-        <w:t xml:space="preserve">.</w:t>
-      </w:r>
-    </w:p>
-    <w:bookmarkEnd w:id="201"/>
-    <w:bookmarkStart w:id="202" w:name="procès-verbal-de-clôture-pv"/>
-    <w:p>
-      <w:pPr>
-        <w:pStyle w:val="Heading2"/>
-      </w:pPr>
-      <w:r>
-        <w:t xml:space="preserve">Procès-Verbal de clôture (PV)</w:t>
-      </w:r>
-    </w:p>
-    <w:p>
-      <w:pPr>
-        <w:pStyle w:val="FirstParagraph"/>
-      </w:pPr>
-      <w:r>
-        <w:t xml:space="preserve">Bouton</w:t>
-      </w:r>
-      <w:r>
-        <w:t xml:space="preserve"> </w:t>
-      </w:r>
-      <w:r>
-        <w:rPr>
-          <w:b/>
-          <w:bCs/>
-        </w:rPr>
-        <w:t xml:space="preserve">📄 PV</w:t>
-      </w:r>
-      <w:r>
-        <w:t xml:space="preserve"> </w:t>
-      </w:r>
-      <w:r>
-        <w:t xml:space="preserve">→ PDF A4 contenant :</w:t>
+        <w:t xml:space="preserve">La clôture est</w:t>
+      </w:r>
+      <w:r>
+        <w:t xml:space="preserve"> </w:t>
+      </w:r>
+      <w:r>
+        <w:rPr>
+          <w:b/>
+          <w:bCs/>
+        </w:rPr>
+        <w:t xml:space="preserve">irréversible</w:t>
+      </w:r>
+      <w:r>
+        <w:t xml:space="preserve">. Elle :</w:t>
       </w:r>
     </w:p>
     <w:p>
@@ -16406,7 +16373,20 @@
         </w:numPr>
       </w:pPr>
       <w:r>
-        <w:t xml:space="preserve">Raison sociale, SIRET</w:t>
+        <w:t xml:space="preserve">Calcule l’</w:t>
+      </w:r>
+      <w:r>
+        <w:rPr>
+          <w:b/>
+          <w:bCs/>
+        </w:rPr>
+        <w:t xml:space="preserve">empreinte SHA-256</w:t>
+      </w:r>
+      <w:r>
+        <w:t xml:space="preserve"> </w:t>
+      </w:r>
+      <w:r>
+        <w:t xml:space="preserve">du FEC de l’exercice (identique au contenu exporté).</w:t>
       </w:r>
     </w:p>
     <w:p>
@@ -16418,7 +16398,7 @@
         </w:numPr>
       </w:pPr>
       <w:r>
-        <w:t xml:space="preserve">Période fiscale</w:t>
+        <w:t xml:space="preserve">Enregistre la date, le nombre d’écritures et l’empreinte.</w:t>
       </w:r>
     </w:p>
     <w:p>
@@ -16430,7 +16410,166 @@
         </w:numPr>
       </w:pPr>
       <w:r>
-        <w:t xml:space="preserve">Date et heure de clôture</w:t>
+        <w:t xml:space="preserve">Génère un</w:t>
+      </w:r>
+      <w:r>
+        <w:t xml:space="preserve"> </w:t>
+      </w:r>
+      <w:r>
+        <w:rPr>
+          <w:b/>
+          <w:bCs/>
+        </w:rPr>
+        <w:t xml:space="preserve">Procès-Verbal de clôture</w:t>
+      </w:r>
+      <w:r>
+        <w:t xml:space="preserve"> </w:t>
+      </w:r>
+      <w:r>
+        <w:t xml:space="preserve">PDF téléchargeable.</w:t>
+      </w:r>
+    </w:p>
+    <w:p>
+      <w:pPr>
+        <w:pStyle w:val="BlockText"/>
+      </w:pPr>
+      <w:r>
+        <w:t xml:space="preserve">⚠️</w:t>
+      </w:r>
+      <w:r>
+        <w:t xml:space="preserve"> </w:t>
+      </w:r>
+      <w:r>
+        <w:rPr>
+          <w:b/>
+          <w:bCs/>
+        </w:rPr>
+        <w:t xml:space="preserve">La clôture ne peut pas être annulée.</w:t>
+      </w:r>
+      <w:r>
+        <w:t xml:space="preserve"> </w:t>
+      </w:r>
+      <w:r>
+        <w:t xml:space="preserve">Pour l’exercice en cours, attendez que toutes les factures soient saisies.</w:t>
+      </w:r>
+    </w:p>
+    <w:bookmarkEnd w:id="201"/>
+    <w:bookmarkStart w:id="202" w:name="télécharger-le-fec-par-exercice"/>
+    <w:p>
+      <w:pPr>
+        <w:pStyle w:val="Heading2"/>
+      </w:pPr>
+      <w:r>
+        <w:t xml:space="preserve">Télécharger le FEC par exercice</w:t>
+      </w:r>
+    </w:p>
+    <w:p>
+      <w:pPr>
+        <w:pStyle w:val="FirstParagraph"/>
+      </w:pPr>
+      <w:r>
+        <w:t xml:space="preserve">Bouton</w:t>
+      </w:r>
+      <w:r>
+        <w:t xml:space="preserve"> </w:t>
+      </w:r>
+      <w:r>
+        <w:rPr>
+          <w:b/>
+          <w:bCs/>
+        </w:rPr>
+        <w:t xml:space="preserve">⬇ FEC 2025</w:t>
+      </w:r>
+      <w:r>
+        <w:t xml:space="preserve"> </w:t>
+      </w:r>
+      <w:r>
+        <w:t xml:space="preserve">→ fichier texte tabulé</w:t>
+      </w:r>
+      <w:r>
+        <w:t xml:space="preserve"> </w:t>
+      </w:r>
+      <w:r>
+        <w:rPr>
+          <w:rStyle w:val="VerbatimChar"/>
+        </w:rPr>
+        <w:t xml:space="preserve">FEC_2025.txt</w:t>
+      </w:r>
+      <w:r>
+        <w:t xml:space="preserve"> </w:t>
+      </w:r>
+      <w:r>
+        <w:t xml:space="preserve">contenant uniquement les écritures de cet exercice, conforme DGFiP.</w:t>
+      </w:r>
+    </w:p>
+    <w:p>
+      <w:pPr>
+        <w:pStyle w:val="BodyText"/>
+      </w:pPr>
+      <w:r>
+        <w:t xml:space="preserve">Vous pouvez aussi télécharger le FEC depuis</w:t>
+      </w:r>
+      <w:r>
+        <w:t xml:space="preserve"> </w:t>
+      </w:r>
+      <w:r>
+        <w:rPr>
+          <w:b/>
+          <w:bCs/>
+        </w:rPr>
+        <w:t xml:space="preserve">Factures &gt; Export FEC</w:t>
+      </w:r>
+      <w:r>
+        <w:t xml:space="preserve"> </w:t>
+      </w:r>
+      <w:r>
+        <w:t xml:space="preserve">avec le filtre année :</w:t>
+      </w:r>
+      <w:r>
+        <w:t xml:space="preserve"> </w:t>
+      </w:r>
+      <w:r>
+        <w:rPr>
+          <w:rStyle w:val="VerbatimChar"/>
+        </w:rPr>
+        <w:t xml:space="preserve">?annee=2025</w:t>
+      </w:r>
+      <w:r>
+        <w:t xml:space="preserve">.</w:t>
+      </w:r>
+    </w:p>
+    <w:bookmarkEnd w:id="202"/>
+    <w:bookmarkStart w:id="203" w:name="procès-verbal-de-clôture-pv"/>
+    <w:p>
+      <w:pPr>
+        <w:pStyle w:val="Heading2"/>
+      </w:pPr>
+      <w:r>
+        <w:t xml:space="preserve">Procès-Verbal de clôture (PV)</w:t>
+      </w:r>
+    </w:p>
+    <w:p>
+      <w:pPr>
+        <w:pStyle w:val="FirstParagraph"/>
+      </w:pPr>
+      <w:r>
+        <w:t xml:space="preserve">Bouton</w:t>
+      </w:r>
+      <w:r>
+        <w:t xml:space="preserve"> </w:t>
+      </w:r>
+      <w:r>
+        <w:rPr>
+          <w:b/>
+          <w:bCs/>
+        </w:rPr>
+        <w:t xml:space="preserve">📄 PV</w:t>
+      </w:r>
+      <w:r>
+        <w:t xml:space="preserve"> </w:t>
+      </w:r>
+      <w:r>
+        <w:t xml:space="preserve">→ PDF A4 contenant :</w:t>
       </w:r>
     </w:p>
     <w:p>
@@ -16438,11 +16577,11 @@
         <w:pStyle w:val="Compact"/>
         <w:numPr>
           <w:ilvl w:val="0"/>
-          <w:numId w:val="1025"/>
+          <w:numId w:val="1026"/>
         </w:numPr>
       </w:pPr>
       <w:r>
-        <w:t xml:space="preserve">Nombre d’écritures comptables</w:t>
+        <w:t xml:space="preserve">Raison sociale, SIRET</w:t>
       </w:r>
     </w:p>
     <w:p>
@@ -16450,21 +16589,11 @@
         <w:pStyle w:val="Compact"/>
         <w:numPr>
           <w:ilvl w:val="0"/>
-          <w:numId w:val="1025"/>
+          <w:numId w:val="1026"/>
         </w:numPr>
       </w:pPr>
       <w:r>
-        <w:rPr>
-          <w:b/>
-          <w:bCs/>
-        </w:rPr>
-        <w:t xml:space="preserve">Empreinte SHA-256</w:t>
-      </w:r>
-      <w:r>
-        <w:t xml:space="preserve"> </w:t>
-      </w:r>
-      <w:r>
-        <w:t xml:space="preserve">du FEC (preuve d’intégrité opposable)</w:t>
+        <w:t xml:space="preserve">Période fiscale</w:t>
       </w:r>
     </w:p>
     <w:p>
@@ -16472,11 +16601,11 @@
         <w:pStyle w:val="Compact"/>
         <w:numPr>
           <w:ilvl w:val="0"/>
-          <w:numId w:val="1025"/>
+          <w:numId w:val="1026"/>
         </w:numPr>
       </w:pPr>
       <w:r>
-        <w:t xml:space="preserve">Référence légale : art. 88 loi 2015-1785 + art. 286-I-3° CGI</w:t>
+        <w:t xml:space="preserve">Date et heure de clôture</w:t>
       </w:r>
     </w:p>
     <w:p>
@@ -16484,7 +16613,53 @@
         <w:pStyle w:val="Compact"/>
         <w:numPr>
           <w:ilvl w:val="0"/>
-          <w:numId w:val="1025"/>
+          <w:numId w:val="1026"/>
+        </w:numPr>
+      </w:pPr>
+      <w:r>
+        <w:t xml:space="preserve">Nombre d’écritures comptables</w:t>
+      </w:r>
+    </w:p>
+    <w:p>
+      <w:pPr>
+        <w:pStyle w:val="Compact"/>
+        <w:numPr>
+          <w:ilvl w:val="0"/>
+          <w:numId w:val="1026"/>
+        </w:numPr>
+      </w:pPr>
+      <w:r>
+        <w:rPr>
+          <w:b/>
+          <w:bCs/>
+        </w:rPr>
+        <w:t xml:space="preserve">Empreinte SHA-256</w:t>
+      </w:r>
+      <w:r>
+        <w:t xml:space="preserve"> </w:t>
+      </w:r>
+      <w:r>
+        <w:t xml:space="preserve">du FEC (preuve d’intégrité opposable)</w:t>
+      </w:r>
+    </w:p>
+    <w:p>
+      <w:pPr>
+        <w:pStyle w:val="Compact"/>
+        <w:numPr>
+          <w:ilvl w:val="0"/>
+          <w:numId w:val="1026"/>
+        </w:numPr>
+      </w:pPr>
+      <w:r>
+        <w:t xml:space="preserve">Référence légale : art. 88 loi 2015-1785 + art. 286-I-3° CGI</w:t>
+      </w:r>
+    </w:p>
+    <w:p>
+      <w:pPr>
+        <w:pStyle w:val="Compact"/>
+        <w:numPr>
+          <w:ilvl w:val="0"/>
+          <w:numId w:val="1026"/>
         </w:numPr>
       </w:pPr>
       <w:r>
@@ -16522,9 +16697,9 @@
         </w:pict>
       </w:r>
     </w:p>
-    <w:bookmarkEnd w:id="202"/>
     <w:bookmarkEnd w:id="203"/>
-    <w:bookmarkStart w:id="209" w:name="lettrage"/>
+    <w:bookmarkEnd w:id="204"/>
+    <w:bookmarkStart w:id="210" w:name="lettrage"/>
     <w:p>
       <w:pPr>
         <w:pStyle w:val="Heading1"/>
@@ -16542,18 +16717,18 @@
           <wp:inline>
             <wp:extent cx="5334000" cy="2637413"/>
             <wp:effectExtent b="0" l="0" r="0" t="0"/>
-            <wp:docPr descr="Lettrage comptable" title="" id="205" name="Picture"/>
+            <wp:docPr descr="Lettrage comptable" title="" id="206" name="Picture"/>
             <a:graphic>
               <a:graphicData uri="http://schemas.openxmlformats.org/drawingml/2006/picture">
                 <pic:pic>
                   <pic:nvPicPr>
-                    <pic:cNvPr descr="screenshots/11-lettrage.png" id="206" name="Picture"/>
+                    <pic:cNvPr descr="screenshots/11-lettrage.png" id="207" name="Picture"/>
                     <pic:cNvPicPr>
                       <a:picLocks noChangeArrowheads="1" noChangeAspect="1"/>
                     </pic:cNvPicPr>
                   </pic:nvPicPr>
                   <pic:blipFill>
-                    <a:blip r:embed="rId204"/>
+                    <a:blip r:embed="rId205"/>
                     <a:stretch>
                       <a:fillRect/>
                     </a:stretch>
@@ -16596,7 +16771,7 @@
         <w:t xml:space="preserve">Le lettrage rapproche les écritures du compte 411 Clients : chaque débit (facture émise) est mis en regard de son crédit (paiement ou avoir).</w:t>
       </w:r>
     </w:p>
-    <w:bookmarkStart w:id="207" w:name="lettrage-automatique"/>
+    <w:bookmarkStart w:id="208" w:name="lettrage-automatique"/>
     <w:p>
       <w:pPr>
         <w:pStyle w:val="Heading2"/>
@@ -16712,8 +16887,8 @@
         </w:tc>
       </w:tr>
     </w:tbl>
-    <w:bookmarkEnd w:id="207"/>
-    <w:bookmarkStart w:id="208" w:name="lettrage-manuel"/>
+    <w:bookmarkEnd w:id="208"/>
+    <w:bookmarkStart w:id="209" w:name="lettrage-manuel"/>
     <w:p>
       <w:pPr>
         <w:pStyle w:val="Heading2"/>
@@ -16727,7 +16902,7 @@
         <w:pStyle w:val="Compact"/>
         <w:numPr>
           <w:ilvl w:val="0"/>
-          <w:numId w:val="1026"/>
+          <w:numId w:val="1027"/>
         </w:numPr>
       </w:pPr>
       <w:r>
@@ -16739,7 +16914,7 @@
         <w:pStyle w:val="Compact"/>
         <w:numPr>
           <w:ilvl w:val="0"/>
-          <w:numId w:val="1026"/>
+          <w:numId w:val="1027"/>
         </w:numPr>
       </w:pPr>
       <w:r>
@@ -16751,7 +16926,7 @@
         <w:pStyle w:val="Compact"/>
         <w:numPr>
           <w:ilvl w:val="0"/>
-          <w:numId w:val="1026"/>
+          <w:numId w:val="1027"/>
         </w:numPr>
       </w:pPr>
       <w:r>
@@ -16779,7 +16954,7 @@
         <w:pStyle w:val="Compact"/>
         <w:numPr>
           <w:ilvl w:val="0"/>
-          <w:numId w:val="1026"/>
+          <w:numId w:val="1027"/>
         </w:numPr>
       </w:pPr>
       <w:r>
@@ -16809,9 +16984,9 @@
         </w:pict>
       </w:r>
     </w:p>
-    <w:bookmarkEnd w:id="208"/>
     <w:bookmarkEnd w:id="209"/>
-    <w:bookmarkStart w:id="213" w:name="journal-daudit"/>
+    <w:bookmarkEnd w:id="210"/>
+    <w:bookmarkStart w:id="214" w:name="journal-daudit"/>
     <w:p>
       <w:pPr>
         <w:pStyle w:val="Heading1"/>
@@ -16829,18 +17004,18 @@
           <wp:inline>
             <wp:extent cx="5334000" cy="2637413"/>
             <wp:effectExtent b="0" l="0" r="0" t="0"/>
-            <wp:docPr descr="Journal d’audit" title="" id="211" name="Picture"/>
+            <wp:docPr descr="Journal d’audit" title="" id="212" name="Picture"/>
             <a:graphic>
               <a:graphicData uri="http://schemas.openxmlformats.org/drawingml/2006/picture">
                 <pic:pic>
                   <pic:nvPicPr>
-                    <pic:cNvPr descr="screenshots/18-audit.png" id="212" name="Picture"/>
+                    <pic:cNvPr descr="screenshots/18-audit.png" id="213" name="Picture"/>
                     <pic:cNvPicPr>
                       <a:picLocks noChangeArrowheads="1" noChangeAspect="1"/>
                     </pic:cNvPicPr>
                   </pic:nvPicPr>
                   <pic:blipFill>
-                    <a:blip r:embed="rId210"/>
+                    <a:blip r:embed="rId211"/>
                     <a:stretch>
                       <a:fillRect/>
                     </a:stretch>
@@ -17040,8 +17215,8 @@
         </w:pict>
       </w:r>
     </w:p>
-    <w:bookmarkEnd w:id="213"/>
-    <w:bookmarkStart w:id="217" w:name="archives"/>
+    <w:bookmarkEnd w:id="214"/>
+    <w:bookmarkStart w:id="218" w:name="archives"/>
     <w:p>
       <w:pPr>
         <w:pStyle w:val="Heading1"/>
@@ -17059,18 +17234,18 @@
           <wp:inline>
             <wp:extent cx="5334000" cy="2637413"/>
             <wp:effectExtent b="0" l="0" r="0" t="0"/>
-            <wp:docPr descr="Archives" title="" id="215" name="Picture"/>
+            <wp:docPr descr="Archives" title="" id="216" name="Picture"/>
             <a:graphic>
               <a:graphicData uri="http://schemas.openxmlformats.org/drawingml/2006/picture">
                 <pic:pic>
                   <pic:nvPicPr>
-                    <pic:cNvPr descr="screenshots/12-archives.png" id="216" name="Picture"/>
+                    <pic:cNvPr descr="screenshots/12-archives.png" id="217" name="Picture"/>
                     <pic:cNvPicPr>
                       <a:picLocks noChangeArrowheads="1" noChangeAspect="1"/>
                     </pic:cNvPicPr>
                   </pic:nvPicPr>
                   <pic:blipFill>
-                    <a:blip r:embed="rId214"/>
+                    <a:blip r:embed="rId215"/>
                     <a:stretch>
                       <a:fillRect/>
                     </a:stretch>
@@ -17131,7 +17306,7 @@
         <w:pStyle w:val="Compact"/>
         <w:numPr>
           <w:ilvl w:val="0"/>
-          <w:numId w:val="1027"/>
+          <w:numId w:val="1028"/>
         </w:numPr>
       </w:pPr>
       <w:r>
@@ -17149,90 +17324,6 @@
       </w:r>
       <w:r>
         <w:t xml:space="preserve">.</w:t>
-      </w:r>
-    </w:p>
-    <w:p>
-      <w:pPr>
-        <w:pStyle w:val="Compact"/>
-        <w:numPr>
-          <w:ilvl w:val="0"/>
-          <w:numId w:val="1027"/>
-        </w:numPr>
-      </w:pPr>
-      <w:r>
-        <w:t xml:space="preserve">Conservation légale :</w:t>
-      </w:r>
-      <w:r>
-        <w:t xml:space="preserve"> </w:t>
-      </w:r>
-      <w:r>
-        <w:rPr>
-          <w:b/>
-          <w:bCs/>
-        </w:rPr>
-        <w:t xml:space="preserve">10 ans</w:t>
-      </w:r>
-      <w:r>
-        <w:t xml:space="preserve">.</w:t>
-      </w:r>
-    </w:p>
-    <w:p>
-      <w:pPr>
-        <w:pStyle w:val="Compact"/>
-        <w:numPr>
-          <w:ilvl w:val="0"/>
-          <w:numId w:val="1027"/>
-        </w:numPr>
-      </w:pPr>
-      <w:r>
-        <w:t xml:space="preserve">Lecture seule — modification et suppression impossibles (trigger DB).</w:t>
-      </w:r>
-    </w:p>
-    <w:p>
-      <w:r>
-        <w:pict>
-          <v:rect style="width:0;height:1.5pt" o:hralign="center" o:hrstd="t" o:hr="t"/>
-        </w:pict>
-      </w:r>
-    </w:p>
-    <w:bookmarkEnd w:id="217"/>
-    <w:bookmarkStart w:id="221" w:name="relances-automatiques-v2.13.0"/>
-    <w:p>
-      <w:pPr>
-        <w:pStyle w:val="Heading1"/>
-      </w:pPr>
-      <w:r>
-        <w:t xml:space="preserve">Relances automatiques (v2.13.0)</w:t>
-      </w:r>
-    </w:p>
-    <w:p>
-      <w:pPr>
-        <w:pStyle w:val="FirstParagraph"/>
-      </w:pPr>
-      <w:r>
-        <w:t xml:space="preserve">Une fois configurées dans</w:t>
-      </w:r>
-      <w:r>
-        <w:t xml:space="preserve"> </w:t>
-      </w:r>
-      <w:r>
-        <w:rPr>
-          <w:b/>
-          <w:bCs/>
-        </w:rPr>
-        <w:t xml:space="preserve">Paramètres &gt; Relances automatiques</w:t>
-      </w:r>
-      <w:r>
-        <w:t xml:space="preserve">, FacturPro envoie automatiquement chaque jour un email de relance aux clients dont la facture est en retard.</w:t>
-      </w:r>
-    </w:p>
-    <w:bookmarkStart w:id="218" w:name="comment-ça-fonctionne"/>
-    <w:p>
-      <w:pPr>
-        <w:pStyle w:val="Heading2"/>
-      </w:pPr>
-      <w:r>
-        <w:t xml:space="preserve">Comment ça fonctionne</w:t>
       </w:r>
     </w:p>
     <w:p>
@@ -17244,22 +17335,20 @@
         </w:numPr>
       </w:pPr>
       <w:r>
-        <w:t xml:space="preserve">Chaque jour à l’heure configurée (ex. 08:00), le serveur vérifie les factures</w:t>
-      </w:r>
-      <w:r>
-        <w:t xml:space="preserve"> </w:t>
-      </w:r>
-      <w:r>
-        <w:rPr>
-          <w:rStyle w:val="VerbatimChar"/>
-        </w:rPr>
-        <w:t xml:space="preserve">émises</w:t>
-      </w:r>
-      <w:r>
-        <w:t xml:space="preserve"> </w:t>
-      </w:r>
-      <w:r>
-        <w:t xml:space="preserve">dont l’échéance est dépassée depuis plus de N jours.</w:t>
+        <w:t xml:space="preserve">Conservation légale :</w:t>
+      </w:r>
+      <w:r>
+        <w:t xml:space="preserve"> </w:t>
+      </w:r>
+      <w:r>
+        <w:rPr>
+          <w:b/>
+          <w:bCs/>
+        </w:rPr>
+        <w:t xml:space="preserve">10 ans</w:t>
+      </w:r>
+      <w:r>
+        <w:t xml:space="preserve">.</w:t>
       </w:r>
     </w:p>
     <w:p>
@@ -17271,7 +17360,54 @@
         </w:numPr>
       </w:pPr>
       <w:r>
-        <w:t xml:space="preserve">Pour chaque facture, il vérifie qu’aucune relance n’a été envoyée dans les N derniers jours.</w:t>
+        <w:t xml:space="preserve">Lecture seule — modification et suppression impossibles (trigger DB).</w:t>
+      </w:r>
+    </w:p>
+    <w:p>
+      <w:r>
+        <w:pict>
+          <v:rect style="width:0;height:1.5pt" o:hralign="center" o:hrstd="t" o:hr="t"/>
+        </w:pict>
+      </w:r>
+    </w:p>
+    <w:bookmarkEnd w:id="218"/>
+    <w:bookmarkStart w:id="222" w:name="relances-automatiques-v2.13.0"/>
+    <w:p>
+      <w:pPr>
+        <w:pStyle w:val="Heading1"/>
+      </w:pPr>
+      <w:r>
+        <w:t xml:space="preserve">Relances automatiques (v2.13.0)</w:t>
+      </w:r>
+    </w:p>
+    <w:p>
+      <w:pPr>
+        <w:pStyle w:val="FirstParagraph"/>
+      </w:pPr>
+      <w:r>
+        <w:t xml:space="preserve">Une fois configurées dans</w:t>
+      </w:r>
+      <w:r>
+        <w:t xml:space="preserve"> </w:t>
+      </w:r>
+      <w:r>
+        <w:rPr>
+          <w:b/>
+          <w:bCs/>
+        </w:rPr>
+        <w:t xml:space="preserve">Paramètres &gt; Relances automatiques</w:t>
+      </w:r>
+      <w:r>
+        <w:t xml:space="preserve">, FacturPro envoie automatiquement chaque jour un email de relance aux clients dont la facture est en retard.</w:t>
+      </w:r>
+    </w:p>
+    <w:bookmarkStart w:id="219" w:name="comment-ça-fonctionne"/>
+    <w:p>
+      <w:pPr>
+        <w:pStyle w:val="Heading2"/>
+      </w:pPr>
+      <w:r>
+        <w:t xml:space="preserve">Comment ça fonctionne</w:t>
       </w:r>
     </w:p>
     <w:p>
@@ -17279,11 +17415,26 @@
         <w:pStyle w:val="Compact"/>
         <w:numPr>
           <w:ilvl w:val="0"/>
-          <w:numId w:val="1028"/>
+          <w:numId w:val="1029"/>
         </w:numPr>
       </w:pPr>
       <w:r>
-        <w:t xml:space="preserve">Un email de relance est envoyé au client.</w:t>
+        <w:t xml:space="preserve">Chaque jour à l’heure configurée (ex. 08:00), le serveur vérifie les factures</w:t>
+      </w:r>
+      <w:r>
+        <w:t xml:space="preserve"> </w:t>
+      </w:r>
+      <w:r>
+        <w:rPr>
+          <w:rStyle w:val="VerbatimChar"/>
+        </w:rPr>
+        <w:t xml:space="preserve">émises</w:t>
+      </w:r>
+      <w:r>
+        <w:t xml:space="preserve"> </w:t>
+      </w:r>
+      <w:r>
+        <w:t xml:space="preserve">dont l’échéance est dépassée depuis plus de N jours.</w:t>
       </w:r>
     </w:p>
     <w:p>
@@ -17291,15 +17442,39 @@
         <w:pStyle w:val="Compact"/>
         <w:numPr>
           <w:ilvl w:val="0"/>
-          <w:numId w:val="1028"/>
+          <w:numId w:val="1029"/>
         </w:numPr>
       </w:pPr>
       <w:r>
+        <w:t xml:space="preserve">Pour chaque facture, il vérifie qu’aucune relance n’a été envoyée dans les N derniers jours.</w:t>
+      </w:r>
+    </w:p>
+    <w:p>
+      <w:pPr>
+        <w:pStyle w:val="Compact"/>
+        <w:numPr>
+          <w:ilvl w:val="0"/>
+          <w:numId w:val="1029"/>
+        </w:numPr>
+      </w:pPr>
+      <w:r>
+        <w:t xml:space="preserve">Un email de relance est envoyé au client.</w:t>
+      </w:r>
+    </w:p>
+    <w:p>
+      <w:pPr>
+        <w:pStyle w:val="Compact"/>
+        <w:numPr>
+          <w:ilvl w:val="0"/>
+          <w:numId w:val="1029"/>
+        </w:numPr>
+      </w:pPr>
+      <w:r>
         <w:t xml:space="preserve">La date de dernière relance et le compteur sont mis à jour sur la facture.</w:t>
       </w:r>
     </w:p>
-    <w:bookmarkEnd w:id="218"/>
-    <w:bookmarkStart w:id="219" w:name="email-de-relance-automatique"/>
+    <w:bookmarkEnd w:id="219"/>
+    <w:bookmarkStart w:id="220" w:name="email-de-relance-automatique"/>
     <w:p>
       <w:pPr>
         <w:pStyle w:val="Heading2"/>
@@ -17333,8 +17508,8 @@
         <w:t xml:space="preserve">Le corps mentionne : le numéro de facture, le montant TTC, la date d’échéance et le nombre de jours de retard.</w:t>
       </w:r>
     </w:p>
-    <w:bookmarkEnd w:id="219"/>
-    <w:bookmarkStart w:id="220" w:name="suivi"/>
+    <w:bookmarkEnd w:id="220"/>
+    <w:bookmarkStart w:id="221" w:name="suivi"/>
     <w:p>
       <w:pPr>
         <w:pStyle w:val="Heading2"/>
@@ -17402,9 +17577,9 @@
         </w:pict>
       </w:r>
     </w:p>
-    <w:bookmarkEnd w:id="220"/>
     <w:bookmarkEnd w:id="221"/>
-    <w:bookmarkStart w:id="229" w:name="gestion-des-utilisateurs"/>
+    <w:bookmarkEnd w:id="222"/>
+    <w:bookmarkStart w:id="230" w:name="gestion-des-utilisateurs"/>
     <w:p>
       <w:pPr>
         <w:pStyle w:val="Heading1"/>
@@ -17413,7 +17588,7 @@
         <w:t xml:space="preserve">Gestion des utilisateurs</w:t>
       </w:r>
     </w:p>
-    <w:bookmarkStart w:id="222" w:name="rôles"/>
+    <w:bookmarkStart w:id="223" w:name="rôles"/>
     <w:p>
       <w:pPr>
         <w:pStyle w:val="Heading2"/>
@@ -17596,8 +17771,8 @@
         </w:tc>
       </w:tr>
     </w:tbl>
-    <w:bookmarkEnd w:id="222"/>
-    <w:bookmarkStart w:id="223" w:name="visibilité-des-commerciaux"/>
+    <w:bookmarkEnd w:id="223"/>
+    <w:bookmarkStart w:id="224" w:name="visibilité-des-commerciaux"/>
     <w:p>
       <w:pPr>
         <w:pStyle w:val="Heading2"/>
@@ -17656,8 +17831,8 @@
         <w:t xml:space="preserve">.</w:t>
       </w:r>
     </w:p>
-    <w:bookmarkEnd w:id="223"/>
-    <w:bookmarkStart w:id="228" w:name="multi-société"/>
+    <w:bookmarkEnd w:id="224"/>
+    <w:bookmarkStart w:id="229" w:name="multi-société"/>
     <w:p>
       <w:pPr>
         <w:pStyle w:val="Heading2"/>
@@ -17702,7 +17877,7 @@
         <w:t xml:space="preserve">- Le commutateur de société apparaît lors de la connexion si plusieurs entités sont accessibles.</w:t>
       </w:r>
     </w:p>
-    <w:bookmarkStart w:id="227" w:name="gestion-des-sociétés"/>
+    <w:bookmarkStart w:id="228" w:name="gestion-des-sociétés"/>
     <w:p>
       <w:pPr>
         <w:pStyle w:val="Heading3"/>
@@ -17720,18 +17895,18 @@
           <wp:inline>
             <wp:extent cx="5334000" cy="2637413"/>
             <wp:effectExtent b="0" l="0" r="0" t="0"/>
-            <wp:docPr descr="Gestion des sociétés" title="" id="225" name="Picture"/>
+            <wp:docPr descr="Gestion des sociétés" title="" id="226" name="Picture"/>
             <a:graphic>
               <a:graphicData uri="http://schemas.openxmlformats.org/drawingml/2006/picture">
                 <pic:pic>
                   <pic:nvPicPr>
-                    <pic:cNvPr descr="screenshots/25-societes-gestion.png" id="226" name="Picture"/>
+                    <pic:cNvPr descr="screenshots/25-societes-gestion.png" id="227" name="Picture"/>
                     <pic:cNvPicPr>
                       <a:picLocks noChangeArrowheads="1" noChangeAspect="1"/>
                     </pic:cNvPicPr>
                   </pic:nvPicPr>
                   <pic:blipFill>
-                    <a:blip r:embed="rId224"/>
+                    <a:blip r:embed="rId225"/>
                     <a:stretch>
                       <a:fillRect/>
                     </a:stretch>
@@ -17981,10 +18156,10 @@
         </w:pict>
       </w:r>
     </w:p>
-    <w:bookmarkEnd w:id="227"/>
     <w:bookmarkEnd w:id="228"/>
     <w:bookmarkEnd w:id="229"/>
-    <w:bookmarkStart w:id="244" w:name="sauvegardes"/>
+    <w:bookmarkEnd w:id="230"/>
+    <w:bookmarkStart w:id="245" w:name="sauvegardes"/>
     <w:p>
       <w:pPr>
         <w:pStyle w:val="Heading1"/>
@@ -18002,18 +18177,18 @@
           <wp:inline>
             <wp:extent cx="5334000" cy="2637413"/>
             <wp:effectExtent b="0" l="0" r="0" t="0"/>
-            <wp:docPr descr="Sauvegardes" title="" id="231" name="Picture"/>
+            <wp:docPr descr="Sauvegardes" title="" id="232" name="Picture"/>
             <a:graphic>
               <a:graphicData uri="http://schemas.openxmlformats.org/drawingml/2006/picture">
                 <pic:pic>
                   <pic:nvPicPr>
-                    <pic:cNvPr descr="screenshots/19-sauvegardes.png" id="232" name="Picture"/>
+                    <pic:cNvPr descr="screenshots/19-sauvegardes.png" id="233" name="Picture"/>
                     <pic:cNvPicPr>
                       <a:picLocks noChangeArrowheads="1" noChangeAspect="1"/>
                     </pic:cNvPicPr>
                   </pic:nvPicPr>
                   <pic:blipFill>
-                    <a:blip r:embed="rId230"/>
+                    <a:blip r:embed="rId231"/>
                     <a:stretch>
                       <a:fillRect/>
                     </a:stretch>
@@ -18048,7 +18223,7 @@
         <w:t xml:space="preserve">Sauvegardes</w:t>
       </w:r>
     </w:p>
-    <w:bookmarkStart w:id="233" w:name="configuration-admin-uniquement"/>
+    <w:bookmarkStart w:id="234" w:name="configuration-admin-uniquement"/>
     <w:p>
       <w:pPr>
         <w:pStyle w:val="Heading2"/>
@@ -18254,8 +18429,8 @@
         <w:t xml:space="preserve">.</w:t>
       </w:r>
     </w:p>
-    <w:bookmarkEnd w:id="233"/>
-    <w:bookmarkStart w:id="234" w:name="lancer-une-sauvegarde-manuelle"/>
+    <w:bookmarkEnd w:id="234"/>
+    <w:bookmarkStart w:id="235" w:name="lancer-une-sauvegarde-manuelle"/>
     <w:p>
       <w:pPr>
         <w:pStyle w:val="Heading2"/>
@@ -18285,8 +18460,8 @@
         <w:t xml:space="preserve">.</w:t>
       </w:r>
     </w:p>
-    <w:bookmarkEnd w:id="234"/>
-    <w:bookmarkStart w:id="235" w:name="restaurer"/>
+    <w:bookmarkEnd w:id="235"/>
+    <w:bookmarkStart w:id="236" w:name="restaurer"/>
     <w:p>
       <w:pPr>
         <w:pStyle w:val="Heading2"/>
@@ -18392,8 +18567,8 @@
         <w:t xml:space="preserve"> sauvegarde.sql</w:t>
       </w:r>
     </w:p>
-    <w:bookmarkEnd w:id="235"/>
-    <w:bookmarkStart w:id="239" w:name="sauvegarder-et-restaurer-une-société"/>
+    <w:bookmarkEnd w:id="236"/>
+    <w:bookmarkStart w:id="240" w:name="sauvegarder-et-restaurer-une-société"/>
     <w:p>
       <w:pPr>
         <w:pStyle w:val="Heading2"/>
@@ -18411,18 +18586,18 @@
           <wp:inline>
             <wp:extent cx="5334000" cy="2637413"/>
             <wp:effectExtent b="0" l="0" r="0" t="0"/>
-            <wp:docPr descr="Sauvegarde de société" title="" id="237" name="Picture"/>
+            <wp:docPr descr="Sauvegarde de société" title="" id="238" name="Picture"/>
             <a:graphic>
               <a:graphicData uri="http://schemas.openxmlformats.org/drawingml/2006/picture">
                 <pic:pic>
                   <pic:nvPicPr>
-                    <pic:cNvPr descr="screenshots/26-sauvegarde-societe.png" id="238" name="Picture"/>
+                    <pic:cNvPr descr="screenshots/26-sauvegarde-societe.png" id="239" name="Picture"/>
                     <pic:cNvPicPr>
                       <a:picLocks noChangeArrowheads="1" noChangeAspect="1"/>
                     </pic:cNvPicPr>
                   </pic:nvPicPr>
                   <pic:blipFill>
-                    <a:blip r:embed="rId236"/>
+                    <a:blip r:embed="rId237"/>
                     <a:stretch>
                       <a:fillRect/>
                     </a:stretch>
@@ -18621,8 +18796,8 @@
         <w:t xml:space="preserve">Les options de restauration/import sont réservées au super-administrateur.</w:t>
       </w:r>
     </w:p>
-    <w:bookmarkEnd w:id="239"/>
-    <w:bookmarkStart w:id="243" w:name="maintenance-de-la-base-de-données"/>
+    <w:bookmarkEnd w:id="240"/>
+    <w:bookmarkStart w:id="244" w:name="maintenance-de-la-base-de-données"/>
     <w:p>
       <w:pPr>
         <w:pStyle w:val="Heading2"/>
@@ -18640,18 +18815,18 @@
           <wp:inline>
             <wp:extent cx="5334000" cy="2637413"/>
             <wp:effectExtent b="0" l="0" r="0" t="0"/>
-            <wp:docPr descr="Maintenance BDD" title="" id="241" name="Picture"/>
+            <wp:docPr descr="Maintenance BDD" title="" id="242" name="Picture"/>
             <a:graphic>
               <a:graphicData uri="http://schemas.openxmlformats.org/drawingml/2006/picture">
                 <pic:pic>
                   <pic:nvPicPr>
-                    <pic:cNvPr descr="screenshots/24-maintenance-bdd.png" id="242" name="Picture"/>
+                    <pic:cNvPr descr="screenshots/24-maintenance-bdd.png" id="243" name="Picture"/>
                     <pic:cNvPicPr>
                       <a:picLocks noChangeArrowheads="1" noChangeAspect="1"/>
                     </pic:cNvPicPr>
                   </pic:nvPicPr>
                   <pic:blipFill>
-                    <a:blip r:embed="rId240"/>
+                    <a:blip r:embed="rId241"/>
                     <a:stretch>
                       <a:fillRect/>
                     </a:stretch>
@@ -18731,222 +18906,11 @@
         <w:pStyle w:val="Compact"/>
         <w:numPr>
           <w:ilvl w:val="0"/>
-          <w:numId w:val="1029"/>
+          <w:numId w:val="1030"/>
         </w:numPr>
       </w:pPr>
       <w:r>
         <w:t xml:space="preserve">Lancer ce nettoyage manuellement ne modifie ni ne supprime aucune donnée métier — il récupère simplement l’espace disque laissé par les lignes supprimées ou modifiées.</w:t>
-      </w:r>
-    </w:p>
-    <w:p>
-      <w:pPr>
-        <w:pStyle w:val="Compact"/>
-        <w:numPr>
-          <w:ilvl w:val="0"/>
-          <w:numId w:val="1029"/>
-        </w:numPr>
-      </w:pPr>
-      <w:r>
-        <w:t xml:space="preserve">L’opération peut ralentir temporairement l’application ; à privilégier en dehors des heures d’utilisation.</w:t>
-      </w:r>
-    </w:p>
-    <w:p>
-      <w:pPr>
-        <w:pStyle w:val="Compact"/>
-        <w:numPr>
-          <w:ilvl w:val="0"/>
-          <w:numId w:val="1029"/>
-        </w:numPr>
-      </w:pPr>
-      <w:r>
-        <w:t xml:space="preserve">L’option</w:t>
-      </w:r>
-      <w:r>
-        <w:t xml:space="preserve"> </w:t>
-      </w:r>
-      <w:r>
-        <w:rPr>
-          <w:b/>
-          <w:bCs/>
-        </w:rPr>
-        <w:t xml:space="preserve">Mode complet (FULL)</w:t>
-      </w:r>
-      <w:r>
-        <w:t xml:space="preserve"> </w:t>
-      </w:r>
-      <w:r>
-        <w:t xml:space="preserve">réécrit entièrement les tables pour récupérer le maximum d’espace possible, mais verrouille les tables concernées pendant toute la durée du traitement (l’application devient indisponible). À réserver aux cas où l’espace disque devient critique.</w:t>
-      </w:r>
-    </w:p>
-    <w:p>
-      <w:r>
-        <w:pict>
-          <v:rect style="width:0;height:1.5pt" o:hralign="center" o:hrstd="t" o:hr="t"/>
-        </w:pict>
-      </w:r>
-    </w:p>
-    <w:bookmarkEnd w:id="243"/>
-    <w:bookmarkEnd w:id="244"/>
-    <w:bookmarkStart w:id="249" w:name="conformité-fiscale"/>
-    <w:p>
-      <w:pPr>
-        <w:pStyle w:val="Heading1"/>
-      </w:pPr>
-      <w:r>
-        <w:t xml:space="preserve">Conformité fiscale</w:t>
-      </w:r>
-    </w:p>
-    <w:bookmarkStart w:id="245" w:name="chaîne-de-scellement-sha-256"/>
-    <w:p>
-      <w:pPr>
-        <w:pStyle w:val="Heading2"/>
-      </w:pPr>
-      <w:r>
-        <w:t xml:space="preserve">Chaîne de scellement SHA-256</w:t>
-      </w:r>
-    </w:p>
-    <w:p>
-      <w:pPr>
-        <w:pStyle w:val="FirstParagraph"/>
-      </w:pPr>
-      <w:r>
-        <w:t xml:space="preserve">Chaque document fiscal émis est chaîné par un hash SHA-256 cumulatif dans la table</w:t>
-      </w:r>
-      <w:r>
-        <w:t xml:space="preserve"> </w:t>
-      </w:r>
-      <w:r>
-        <w:rPr>
-          <w:rStyle w:val="VerbatimChar"/>
-        </w:rPr>
-        <w:t xml:space="preserve">journal_scellement</w:t>
-      </w:r>
-      <w:r>
-        <w:t xml:space="preserve">. Pour vérifier l’intégrité :</w:t>
-      </w:r>
-    </w:p>
-    <w:p>
-      <w:pPr>
-        <w:pStyle w:val="BodyText"/>
-      </w:pPr>
-      <w:r>
-        <w:rPr>
-          <w:b/>
-          <w:bCs/>
-        </w:rPr>
-        <w:t xml:space="preserve">Factures &gt; Vérifier le scellement</w:t>
-      </w:r>
-      <w:r>
-        <w:t xml:space="preserve"> </w:t>
-      </w:r>
-      <w:r>
-        <w:t xml:space="preserve">→ retourne ✓ si la chaîne est intacte, ou identifie le premier document altéré.</w:t>
-      </w:r>
-    </w:p>
-    <w:p>
-      <w:pPr>
-        <w:pStyle w:val="BodyText"/>
-      </w:pPr>
-      <w:r>
-        <w:t xml:space="preserve">Cette vérification prouve que les données n’ont pas été modifiées après émission, même directement dans la base.</w:t>
-      </w:r>
-    </w:p>
-    <w:bookmarkEnd w:id="245"/>
-    <w:bookmarkStart w:id="246" w:name="export-fec-global"/>
-    <w:p>
-      <w:pPr>
-        <w:pStyle w:val="Heading2"/>
-      </w:pPr>
-      <w:r>
-        <w:t xml:space="preserve">Export FEC global</w:t>
-      </w:r>
-    </w:p>
-    <w:p>
-      <w:pPr>
-        <w:pStyle w:val="FirstParagraph"/>
-      </w:pPr>
-      <w:r>
-        <w:rPr>
-          <w:b/>
-          <w:bCs/>
-        </w:rPr>
-        <w:t xml:space="preserve">Factures &gt; Export FEC</w:t>
-      </w:r>
-      <w:r>
-        <w:t xml:space="preserve"> </w:t>
-      </w:r>
-      <w:r>
-        <w:t xml:space="preserve">→ fichier texte tabulé DGFiP</w:t>
-      </w:r>
-      <w:r>
-        <w:t xml:space="preserve"> </w:t>
-      </w:r>
-      <w:r>
-        <w:rPr>
-          <w:rStyle w:val="VerbatimChar"/>
-        </w:rPr>
-        <w:t xml:space="preserve">FEC_YYYY-MM-DD.txt</w:t>
-      </w:r>
-      <w:r>
-        <w:t xml:space="preserve"> </w:t>
-      </w:r>
-      <w:r>
-        <w:t xml:space="preserve">(toutes les écritures de toutes les années).</w:t>
-      </w:r>
-    </w:p>
-    <w:p>
-      <w:pPr>
-        <w:pStyle w:val="BodyText"/>
-      </w:pPr>
-      <w:r>
-        <w:t xml:space="preserve">Pour un export par exercice :</w:t>
-      </w:r>
-      <w:r>
-        <w:t xml:space="preserve"> </w:t>
-      </w:r>
-      <w:r>
-        <w:rPr>
-          <w:b/>
-          <w:bCs/>
-        </w:rPr>
-        <w:t xml:space="preserve">Exercices &gt; ⬇ FEC 2025</w:t>
-      </w:r>
-      <w:r>
-        <w:t xml:space="preserve">.</w:t>
-      </w:r>
-    </w:p>
-    <w:bookmarkEnd w:id="246"/>
-    <w:bookmarkStart w:id="247" w:name="format-factur-x-en-16931"/>
-    <w:p>
-      <w:pPr>
-        <w:pStyle w:val="Heading2"/>
-      </w:pPr>
-      <w:r>
-        <w:t xml:space="preserve">Format Factur-X EN 16931</w:t>
-      </w:r>
-    </w:p>
-    <w:p>
-      <w:pPr>
-        <w:pStyle w:val="FirstParagraph"/>
-      </w:pPr>
-      <w:r>
-        <w:t xml:space="preserve">Chaque facture émise est un</w:t>
-      </w:r>
-      <w:r>
-        <w:t xml:space="preserve"> </w:t>
-      </w:r>
-      <w:r>
-        <w:rPr>
-          <w:b/>
-          <w:bCs/>
-        </w:rPr>
-        <w:t xml:space="preserve">PDF/A-3b</w:t>
-      </w:r>
-      <w:r>
-        <w:t xml:space="preserve"> </w:t>
-      </w:r>
-      <w:r>
-        <w:t xml:space="preserve">avec un fichier XML ZUGFeRD embarqué conforme au profil EN 16931. Ce format est :</w:t>
       </w:r>
     </w:p>
     <w:p>
@@ -18958,7 +18922,7 @@
         </w:numPr>
       </w:pPr>
       <w:r>
-        <w:t xml:space="preserve">Lisible directement par les logiciels comptables (Sage, EBP, Cegid, Pennylane…).</w:t>
+        <w:t xml:space="preserve">L’opération peut ralentir temporairement l’application ; à privilégier en dehors des heures d’utilisation.</w:t>
       </w:r>
     </w:p>
     <w:p>
@@ -18970,7 +18934,194 @@
         </w:numPr>
       </w:pPr>
       <w:r>
-        <w:t xml:space="preserve">Compatible avec l’e-invoicing européen (e-Reporting, PPF).</w:t>
+        <w:t xml:space="preserve">L’option</w:t>
+      </w:r>
+      <w:r>
+        <w:t xml:space="preserve"> </w:t>
+      </w:r>
+      <w:r>
+        <w:rPr>
+          <w:b/>
+          <w:bCs/>
+        </w:rPr>
+        <w:t xml:space="preserve">Mode complet (FULL)</w:t>
+      </w:r>
+      <w:r>
+        <w:t xml:space="preserve"> </w:t>
+      </w:r>
+      <w:r>
+        <w:t xml:space="preserve">réécrit entièrement les tables pour récupérer le maximum d’espace possible, mais verrouille les tables concernées pendant toute la durée du traitement (l’application devient indisponible). À réserver aux cas où l’espace disque devient critique.</w:t>
+      </w:r>
+    </w:p>
+    <w:p>
+      <w:r>
+        <w:pict>
+          <v:rect style="width:0;height:1.5pt" o:hralign="center" o:hrstd="t" o:hr="t"/>
+        </w:pict>
+      </w:r>
+    </w:p>
+    <w:bookmarkEnd w:id="244"/>
+    <w:bookmarkEnd w:id="245"/>
+    <w:bookmarkStart w:id="250" w:name="conformité-fiscale"/>
+    <w:p>
+      <w:pPr>
+        <w:pStyle w:val="Heading1"/>
+      </w:pPr>
+      <w:r>
+        <w:t xml:space="preserve">Conformité fiscale</w:t>
+      </w:r>
+    </w:p>
+    <w:bookmarkStart w:id="246" w:name="chaîne-de-scellement-sha-256"/>
+    <w:p>
+      <w:pPr>
+        <w:pStyle w:val="Heading2"/>
+      </w:pPr>
+      <w:r>
+        <w:t xml:space="preserve">Chaîne de scellement SHA-256</w:t>
+      </w:r>
+    </w:p>
+    <w:p>
+      <w:pPr>
+        <w:pStyle w:val="FirstParagraph"/>
+      </w:pPr>
+      <w:r>
+        <w:t xml:space="preserve">Chaque document fiscal émis est chaîné par un hash SHA-256 cumulatif dans la table</w:t>
+      </w:r>
+      <w:r>
+        <w:t xml:space="preserve"> </w:t>
+      </w:r>
+      <w:r>
+        <w:rPr>
+          <w:rStyle w:val="VerbatimChar"/>
+        </w:rPr>
+        <w:t xml:space="preserve">journal_scellement</w:t>
+      </w:r>
+      <w:r>
+        <w:t xml:space="preserve">. Pour vérifier l’intégrité :</w:t>
+      </w:r>
+    </w:p>
+    <w:p>
+      <w:pPr>
+        <w:pStyle w:val="BodyText"/>
+      </w:pPr>
+      <w:r>
+        <w:rPr>
+          <w:b/>
+          <w:bCs/>
+        </w:rPr>
+        <w:t xml:space="preserve">Factures &gt; Vérifier le scellement</w:t>
+      </w:r>
+      <w:r>
+        <w:t xml:space="preserve"> </w:t>
+      </w:r>
+      <w:r>
+        <w:t xml:space="preserve">→ retourne ✓ si la chaîne est intacte, ou identifie le premier document altéré.</w:t>
+      </w:r>
+    </w:p>
+    <w:p>
+      <w:pPr>
+        <w:pStyle w:val="BodyText"/>
+      </w:pPr>
+      <w:r>
+        <w:t xml:space="preserve">Cette vérification prouve que les données n’ont pas été modifiées après émission, même directement dans la base.</w:t>
+      </w:r>
+    </w:p>
+    <w:bookmarkEnd w:id="246"/>
+    <w:bookmarkStart w:id="247" w:name="export-fec-global"/>
+    <w:p>
+      <w:pPr>
+        <w:pStyle w:val="Heading2"/>
+      </w:pPr>
+      <w:r>
+        <w:t xml:space="preserve">Export FEC global</w:t>
+      </w:r>
+    </w:p>
+    <w:p>
+      <w:pPr>
+        <w:pStyle w:val="FirstParagraph"/>
+      </w:pPr>
+      <w:r>
+        <w:rPr>
+          <w:b/>
+          <w:bCs/>
+        </w:rPr>
+        <w:t xml:space="preserve">Factures &gt; Export FEC</w:t>
+      </w:r>
+      <w:r>
+        <w:t xml:space="preserve"> </w:t>
+      </w:r>
+      <w:r>
+        <w:t xml:space="preserve">→ fichier texte tabulé DGFiP</w:t>
+      </w:r>
+      <w:r>
+        <w:t xml:space="preserve"> </w:t>
+      </w:r>
+      <w:r>
+        <w:rPr>
+          <w:rStyle w:val="VerbatimChar"/>
+        </w:rPr>
+        <w:t xml:space="preserve">FEC_YYYY-MM-DD.txt</w:t>
+      </w:r>
+      <w:r>
+        <w:t xml:space="preserve"> </w:t>
+      </w:r>
+      <w:r>
+        <w:t xml:space="preserve">(toutes les écritures de toutes les années).</w:t>
+      </w:r>
+    </w:p>
+    <w:p>
+      <w:pPr>
+        <w:pStyle w:val="BodyText"/>
+      </w:pPr>
+      <w:r>
+        <w:t xml:space="preserve">Pour un export par exercice :</w:t>
+      </w:r>
+      <w:r>
+        <w:t xml:space="preserve"> </w:t>
+      </w:r>
+      <w:r>
+        <w:rPr>
+          <w:b/>
+          <w:bCs/>
+        </w:rPr>
+        <w:t xml:space="preserve">Exercices &gt; ⬇ FEC 2025</w:t>
+      </w:r>
+      <w:r>
+        <w:t xml:space="preserve">.</w:t>
+      </w:r>
+    </w:p>
+    <w:bookmarkEnd w:id="247"/>
+    <w:bookmarkStart w:id="248" w:name="format-factur-x-en-16931"/>
+    <w:p>
+      <w:pPr>
+        <w:pStyle w:val="Heading2"/>
+      </w:pPr>
+      <w:r>
+        <w:t xml:space="preserve">Format Factur-X EN 16931</w:t>
+      </w:r>
+    </w:p>
+    <w:p>
+      <w:pPr>
+        <w:pStyle w:val="FirstParagraph"/>
+      </w:pPr>
+      <w:r>
+        <w:t xml:space="preserve">Chaque facture émise est un</w:t>
+      </w:r>
+      <w:r>
+        <w:t xml:space="preserve"> </w:t>
+      </w:r>
+      <w:r>
+        <w:rPr>
+          <w:b/>
+          <w:bCs/>
+        </w:rPr>
+        <w:t xml:space="preserve">PDF/A-3b</w:t>
+      </w:r>
+      <w:r>
+        <w:t xml:space="preserve"> </w:t>
+      </w:r>
+      <w:r>
+        <w:t xml:space="preserve">avec un fichier XML ZUGFeRD embarqué conforme au profil EN 16931. Ce format est :</w:t>
       </w:r>
     </w:p>
     <w:p>
@@ -18978,10 +19129,34 @@
         <w:pStyle w:val="Compact"/>
         <w:numPr>
           <w:ilvl w:val="0"/>
-          <w:numId w:val="1030"/>
+          <w:numId w:val="1031"/>
         </w:numPr>
       </w:pPr>
       <w:r>
+        <w:t xml:space="preserve">Lisible directement par les logiciels comptables (Sage, EBP, Cegid, Pennylane…).</w:t>
+      </w:r>
+    </w:p>
+    <w:p>
+      <w:pPr>
+        <w:pStyle w:val="Compact"/>
+        <w:numPr>
+          <w:ilvl w:val="0"/>
+          <w:numId w:val="1031"/>
+        </w:numPr>
+      </w:pPr>
+      <w:r>
+        <w:t xml:space="preserve">Compatible avec l’e-invoicing européen (e-Reporting, PPF).</w:t>
+      </w:r>
+    </w:p>
+    <w:p>
+      <w:pPr>
+        <w:pStyle w:val="Compact"/>
+        <w:numPr>
+          <w:ilvl w:val="0"/>
+          <w:numId w:val="1031"/>
+        </w:numPr>
+      </w:pPr>
+      <w:r>
         <w:t xml:space="preserve">Obligatoire à partir de 2026 pour les transactions B2B en France.</w:t>
       </w:r>
     </w:p>
@@ -19029,8 +19204,8 @@
         <w:t xml:space="preserve">- Pénalités de retard</w:t>
       </w:r>
     </w:p>
-    <w:bookmarkEnd w:id="247"/>
-    <w:bookmarkStart w:id="248" w:name="attestation-de-conformité"/>
+    <w:bookmarkEnd w:id="248"/>
+    <w:bookmarkStart w:id="249" w:name="attestation-de-conformité"/>
     <w:p>
       <w:pPr>
         <w:pStyle w:val="Heading2"/>
@@ -19064,9 +19239,9 @@
         </w:pict>
       </w:r>
     </w:p>
-    <w:bookmarkEnd w:id="248"/>
     <w:bookmarkEnd w:id="249"/>
-    <w:bookmarkStart w:id="250" w:name="attestation-loi-anti-fraude-tva-2018"/>
+    <w:bookmarkEnd w:id="250"/>
+    <w:bookmarkStart w:id="251" w:name="attestation-loi-anti-fraude-tva-2018"/>
     <w:p>
       <w:pPr>
         <w:pStyle w:val="Heading1"/>
@@ -19369,7 +19544,7 @@
         <w:t xml:space="preserve">Document généré par FacturPro v3.0.0 — 2026</w:t>
       </w:r>
     </w:p>
-    <w:bookmarkEnd w:id="250"/>
+    <w:bookmarkEnd w:id="251"/>
     <w:sectPr>
       <w:footnotePr>
         <w:numRestart w:val="eachSect"/>
@@ -19687,6 +19862,9 @@
     <w:abstractNumId w:val="991"/>
   </w:num>
   <w:num w:numId="1006">
+    <w:abstractNumId w:val="991"/>
+  </w:num>
+  <w:num w:numId="1007">
     <w:abstractNumId w:val="99411"/>
     <w:lvlOverride w:ilvl="0">
       <w:startOverride w:val="1"/>
@@ -19716,10 +19894,10 @@
       <w:startOverride w:val="1"/>
     </w:lvlOverride>
   </w:num>
-  <w:num w:numId="1007">
+  <w:num w:numId="1008">
     <w:abstractNumId w:val="991"/>
   </w:num>
-  <w:num w:numId="1008">
+  <w:num w:numId="1009">
     <w:abstractNumId w:val="99411"/>
     <w:lvlOverride w:ilvl="0">
       <w:startOverride w:val="1"/>
@@ -19749,41 +19927,11 @@
       <w:startOverride w:val="1"/>
     </w:lvlOverride>
   </w:num>
-  <w:num w:numId="1009">
-    <w:abstractNumId w:val="991"/>
-  </w:num>
   <w:num w:numId="1010">
     <w:abstractNumId w:val="991"/>
   </w:num>
   <w:num w:numId="1011">
-    <w:abstractNumId w:val="99411"/>
-    <w:lvlOverride w:ilvl="0">
-      <w:startOverride w:val="1"/>
-    </w:lvlOverride>
-    <w:lvlOverride w:ilvl="1">
-      <w:startOverride w:val="1"/>
-    </w:lvlOverride>
-    <w:lvlOverride w:ilvl="2">
-      <w:startOverride w:val="1"/>
-    </w:lvlOverride>
-    <w:lvlOverride w:ilvl="3">
-      <w:startOverride w:val="1"/>
-    </w:lvlOverride>
-    <w:lvlOverride w:ilvl="4">
-      <w:startOverride w:val="1"/>
-    </w:lvlOverride>
-    <w:lvlOverride w:ilvl="5">
-      <w:startOverride w:val="1"/>
-    </w:lvlOverride>
-    <w:lvlOverride w:ilvl="6">
-      <w:startOverride w:val="1"/>
-    </w:lvlOverride>
-    <w:lvlOverride w:ilvl="7">
-      <w:startOverride w:val="1"/>
-    </w:lvlOverride>
-    <w:lvlOverride w:ilvl="8">
-      <w:startOverride w:val="1"/>
-    </w:lvlOverride>
+    <w:abstractNumId w:val="991"/>
   </w:num>
   <w:num w:numId="1012">
     <w:abstractNumId w:val="99411"/>
@@ -19816,9 +19964,6 @@
     </w:lvlOverride>
   </w:num>
   <w:num w:numId="1013">
-    <w:abstractNumId w:val="991"/>
-  </w:num>
-  <w:num w:numId="1014">
     <w:abstractNumId w:val="99411"/>
     <w:lvlOverride w:ilvl="0">
       <w:startOverride w:val="1"/>
@@ -19848,10 +19993,10 @@
       <w:startOverride w:val="1"/>
     </w:lvlOverride>
   </w:num>
-  <w:num w:numId="1015">
+  <w:num w:numId="1014">
     <w:abstractNumId w:val="991"/>
   </w:num>
-  <w:num w:numId="1016">
+  <w:num w:numId="1015">
     <w:abstractNumId w:val="99411"/>
     <w:lvlOverride w:ilvl="0">
       <w:startOverride w:val="1"/>
@@ -19880,6 +20025,9 @@
     <w:lvlOverride w:ilvl="8">
       <w:startOverride w:val="1"/>
     </w:lvlOverride>
+  </w:num>
+  <w:num w:numId="1016">
+    <w:abstractNumId w:val="991"/>
   </w:num>
   <w:num w:numId="1017">
     <w:abstractNumId w:val="99411"/>
@@ -19972,12 +20120,6 @@
     </w:lvlOverride>
   </w:num>
   <w:num w:numId="1020">
-    <w:abstractNumId w:val="991"/>
-  </w:num>
-  <w:num w:numId="1021">
-    <w:abstractNumId w:val="991"/>
-  </w:num>
-  <w:num w:numId="1022">
     <w:abstractNumId w:val="99411"/>
     <w:lvlOverride w:ilvl="0">
       <w:startOverride w:val="1"/>
@@ -20006,6 +20148,12 @@
     <w:lvlOverride w:ilvl="8">
       <w:startOverride w:val="1"/>
     </w:lvlOverride>
+  </w:num>
+  <w:num w:numId="1021">
+    <w:abstractNumId w:val="991"/>
+  </w:num>
+  <w:num w:numId="1022">
+    <w:abstractNumId w:val="991"/>
   </w:num>
   <w:num w:numId="1023">
     <w:abstractNumId w:val="99411"/>
@@ -20038,12 +20186,6 @@
     </w:lvlOverride>
   </w:num>
   <w:num w:numId="1024">
-    <w:abstractNumId w:val="991"/>
-  </w:num>
-  <w:num w:numId="1025">
-    <w:abstractNumId w:val="991"/>
-  </w:num>
-  <w:num w:numId="1026">
     <w:abstractNumId w:val="99411"/>
     <w:lvlOverride w:ilvl="0">
       <w:startOverride w:val="1"/>
@@ -20073,10 +20215,13 @@
       <w:startOverride w:val="1"/>
     </w:lvlOverride>
   </w:num>
-  <w:num w:numId="1027">
+  <w:num w:numId="1025">
     <w:abstractNumId w:val="991"/>
   </w:num>
-  <w:num w:numId="1028">
+  <w:num w:numId="1026">
+    <w:abstractNumId w:val="991"/>
+  </w:num>
+  <w:num w:numId="1027">
     <w:abstractNumId w:val="99411"/>
     <w:lvlOverride w:ilvl="0">
       <w:startOverride w:val="1"/>
@@ -20106,10 +20251,43 @@
       <w:startOverride w:val="1"/>
     </w:lvlOverride>
   </w:num>
-  <w:num w:numId="1029">
+  <w:num w:numId="1028">
     <w:abstractNumId w:val="991"/>
   </w:num>
+  <w:num w:numId="1029">
+    <w:abstractNumId w:val="99411"/>
+    <w:lvlOverride w:ilvl="0">
+      <w:startOverride w:val="1"/>
+    </w:lvlOverride>
+    <w:lvlOverride w:ilvl="1">
+      <w:startOverride w:val="1"/>
+    </w:lvlOverride>
+    <w:lvlOverride w:ilvl="2">
+      <w:startOverride w:val="1"/>
+    </w:lvlOverride>
+    <w:lvlOverride w:ilvl="3">
+      <w:startOverride w:val="1"/>
+    </w:lvlOverride>
+    <w:lvlOverride w:ilvl="4">
+      <w:startOverride w:val="1"/>
+    </w:lvlOverride>
+    <w:lvlOverride w:ilvl="5">
+      <w:startOverride w:val="1"/>
+    </w:lvlOverride>
+    <w:lvlOverride w:ilvl="6">
+      <w:startOverride w:val="1"/>
+    </w:lvlOverride>
+    <w:lvlOverride w:ilvl="7">
+      <w:startOverride w:val="1"/>
+    </w:lvlOverride>
+    <w:lvlOverride w:ilvl="8">
+      <w:startOverride w:val="1"/>
+    </w:lvlOverride>
+  </w:num>
   <w:num w:numId="1030">
+    <w:abstractNumId w:val="991"/>
+  </w:num>
+  <w:num w:numId="1031">
     <w:abstractNumId w:val="991"/>
   </w:num>
 </w:numbering>

--- a/docs/manuel-utilisateur.docx
+++ b/docs/manuel-utilisateur.docx
@@ -18159,7 +18159,7 @@
     <w:bookmarkEnd w:id="228"/>
     <w:bookmarkEnd w:id="229"/>
     <w:bookmarkEnd w:id="230"/>
-    <w:bookmarkStart w:id="245" w:name="sauvegardes"/>
+    <w:bookmarkStart w:id="246" w:name="sauvegardes"/>
     <w:p>
       <w:pPr>
         <w:pStyle w:val="Heading1"/>
@@ -18568,7 +18568,160 @@
       </w:r>
     </w:p>
     <w:bookmarkEnd w:id="236"/>
-    <w:bookmarkStart w:id="240" w:name="sauvegarder-et-restaurer-une-société"/>
+    <w:bookmarkStart w:id="237" w:name="vérification-de-restauration"/>
+    <w:p>
+      <w:pPr>
+        <w:pStyle w:val="Heading2"/>
+      </w:pPr>
+      <w:r>
+        <w:t xml:space="preserve">Vérification de restauration</w:t>
+      </w:r>
+    </w:p>
+    <w:p>
+      <w:pPr>
+        <w:pStyle w:val="FirstParagraph"/>
+      </w:pPr>
+      <w:r>
+        <w:t xml:space="preserve">Pour garantir qu’une sauvegarde est réellement utilisable en cas de besoin, FacturPro la restaure automatiquement dans une base temporaire (</w:t>
+      </w:r>
+      <w:r>
+        <w:rPr>
+          <w:rStyle w:val="VerbatimChar"/>
+        </w:rPr>
+        <w:t xml:space="preserve">facturation_verify</w:t>
+      </w:r>
+      <w:r>
+        <w:t xml:space="preserve">) et compte les factures qu’elle contient. Cette vérification s’exécute :</w:t>
+      </w:r>
+    </w:p>
+    <w:p>
+      <w:pPr>
+        <w:pStyle w:val="Compact"/>
+        <w:numPr>
+          <w:ilvl w:val="0"/>
+          <w:numId w:val="1030"/>
+        </w:numPr>
+      </w:pPr>
+      <w:r>
+        <w:rPr>
+          <w:b/>
+          <w:bCs/>
+        </w:rPr>
+        <w:t xml:space="preserve">automatiquement</w:t>
+      </w:r>
+      <w:r>
+        <w:t xml:space="preserve"> </w:t>
+      </w:r>
+      <w:r>
+        <w:t xml:space="preserve">le 1er de chaque mois à 3h ;</w:t>
+      </w:r>
+    </w:p>
+    <w:p>
+      <w:pPr>
+        <w:pStyle w:val="Compact"/>
+        <w:numPr>
+          <w:ilvl w:val="0"/>
+          <w:numId w:val="1030"/>
+        </w:numPr>
+      </w:pPr>
+      <w:r>
+        <w:rPr>
+          <w:b/>
+          <w:bCs/>
+        </w:rPr>
+        <w:t xml:space="preserve">à la demande</w:t>
+      </w:r>
+      <w:r>
+        <w:t xml:space="preserve">, via le bouton</w:t>
+      </w:r>
+      <w:r>
+        <w:t xml:space="preserve"> </w:t>
+      </w:r>
+      <w:r>
+        <w:rPr>
+          <w:b/>
+          <w:bCs/>
+        </w:rPr>
+        <w:t xml:space="preserve">🔎 Vérifier la dernière sauvegarde</w:t>
+      </w:r>
+      <w:r>
+        <w:t xml:space="preserve"> </w:t>
+      </w:r>
+      <w:r>
+        <w:t xml:space="preserve">(section</w:t>
+      </w:r>
+      <w:r>
+        <w:t xml:space="preserve"> </w:t>
+      </w:r>
+      <w:r>
+        <w:rPr>
+          <w:i/>
+          <w:iCs/>
+        </w:rPr>
+        <w:t xml:space="preserve">Vérification de restauration</w:t>
+      </w:r>
+      <w:r>
+        <w:t xml:space="preserve"> </w:t>
+      </w:r>
+      <w:r>
+        <w:t xml:space="preserve">de</w:t>
+      </w:r>
+      <w:r>
+        <w:t xml:space="preserve"> </w:t>
+      </w:r>
+      <w:r>
+        <w:rPr>
+          <w:b/>
+          <w:bCs/>
+        </w:rPr>
+        <w:t xml:space="preserve">Paramètres &gt; Sauvegarde</w:t>
+      </w:r>
+      <w:r>
+        <w:t xml:space="preserve">).</w:t>
+      </w:r>
+    </w:p>
+    <w:p>
+      <w:pPr>
+        <w:pStyle w:val="FirstParagraph"/>
+      </w:pPr>
+      <w:r>
+        <w:t xml:space="preserve">Le résultat (date, succès/échec, nombre de factures, message d’erreur éventuel) est affiché dans cette même section.</w:t>
+      </w:r>
+    </w:p>
+    <w:p>
+      <w:pPr>
+        <w:pStyle w:val="BlockText"/>
+      </w:pPr>
+      <w:r>
+        <w:t xml:space="preserve">Réservé au super-administrateur. Nécessite que le rôle PostgreSQL de l’application dispose du droit</w:t>
+      </w:r>
+      <w:r>
+        <w:t xml:space="preserve"> </w:t>
+      </w:r>
+      <w:r>
+        <w:rPr>
+          <w:rStyle w:val="VerbatimChar"/>
+        </w:rPr>
+        <w:t xml:space="preserve">CREATEDB</w:t>
+      </w:r>
+      <w:r>
+        <w:t xml:space="preserve"> </w:t>
+      </w:r>
+      <w:r>
+        <w:t xml:space="preserve">(</w:t>
+      </w:r>
+      <w:r>
+        <w:rPr>
+          <w:rStyle w:val="VerbatimChar"/>
+        </w:rPr>
+        <w:t xml:space="preserve">ALTER ROLE &lt;utilisateur&gt; CREATEDB;</w:t>
+      </w:r>
+      <w:r>
+        <w:t xml:space="preserve">), sinon la vérification renvoie une erreur explicite.</w:t>
+      </w:r>
+    </w:p>
+    <w:bookmarkEnd w:id="237"/>
+    <w:bookmarkStart w:id="241" w:name="sauvegarder-et-restaurer-une-société"/>
     <w:p>
       <w:pPr>
         <w:pStyle w:val="Heading2"/>
@@ -18586,18 +18739,18 @@
           <wp:inline>
             <wp:extent cx="5334000" cy="2637413"/>
             <wp:effectExtent b="0" l="0" r="0" t="0"/>
-            <wp:docPr descr="Sauvegarde de société" title="" id="238" name="Picture"/>
+            <wp:docPr descr="Sauvegarde de société" title="" id="239" name="Picture"/>
             <a:graphic>
               <a:graphicData uri="http://schemas.openxmlformats.org/drawingml/2006/picture">
                 <pic:pic>
                   <pic:nvPicPr>
-                    <pic:cNvPr descr="screenshots/26-sauvegarde-societe.png" id="239" name="Picture"/>
+                    <pic:cNvPr descr="screenshots/26-sauvegarde-societe.png" id="240" name="Picture"/>
                     <pic:cNvPicPr>
                       <a:picLocks noChangeArrowheads="1" noChangeAspect="1"/>
                     </pic:cNvPicPr>
                   </pic:nvPicPr>
                   <pic:blipFill>
-                    <a:blip r:embed="rId237"/>
+                    <a:blip r:embed="rId238"/>
                     <a:stretch>
                       <a:fillRect/>
                     </a:stretch>
@@ -18796,8 +18949,8 @@
         <w:t xml:space="preserve">Les options de restauration/import sont réservées au super-administrateur.</w:t>
       </w:r>
     </w:p>
-    <w:bookmarkEnd w:id="240"/>
-    <w:bookmarkStart w:id="244" w:name="maintenance-de-la-base-de-données"/>
+    <w:bookmarkEnd w:id="241"/>
+    <w:bookmarkStart w:id="245" w:name="maintenance-de-la-base-de-données"/>
     <w:p>
       <w:pPr>
         <w:pStyle w:val="Heading2"/>
@@ -18815,18 +18968,18 @@
           <wp:inline>
             <wp:extent cx="5334000" cy="2637413"/>
             <wp:effectExtent b="0" l="0" r="0" t="0"/>
-            <wp:docPr descr="Maintenance BDD" title="" id="242" name="Picture"/>
+            <wp:docPr descr="Maintenance BDD" title="" id="243" name="Picture"/>
             <a:graphic>
               <a:graphicData uri="http://schemas.openxmlformats.org/drawingml/2006/picture">
                 <pic:pic>
                   <pic:nvPicPr>
-                    <pic:cNvPr descr="screenshots/24-maintenance-bdd.png" id="243" name="Picture"/>
+                    <pic:cNvPr descr="screenshots/24-maintenance-bdd.png" id="244" name="Picture"/>
                     <pic:cNvPicPr>
                       <a:picLocks noChangeArrowheads="1" noChangeAspect="1"/>
                     </pic:cNvPicPr>
                   </pic:nvPicPr>
                   <pic:blipFill>
-                    <a:blip r:embed="rId241"/>
+                    <a:blip r:embed="rId242"/>
                     <a:stretch>
                       <a:fillRect/>
                     </a:stretch>
@@ -18906,222 +19059,11 @@
         <w:pStyle w:val="Compact"/>
         <w:numPr>
           <w:ilvl w:val="0"/>
-          <w:numId w:val="1030"/>
+          <w:numId w:val="1031"/>
         </w:numPr>
       </w:pPr>
       <w:r>
         <w:t xml:space="preserve">Lancer ce nettoyage manuellement ne modifie ni ne supprime aucune donnée métier — il récupère simplement l’espace disque laissé par les lignes supprimées ou modifiées.</w:t>
-      </w:r>
-    </w:p>
-    <w:p>
-      <w:pPr>
-        <w:pStyle w:val="Compact"/>
-        <w:numPr>
-          <w:ilvl w:val="0"/>
-          <w:numId w:val="1030"/>
-        </w:numPr>
-      </w:pPr>
-      <w:r>
-        <w:t xml:space="preserve">L’opération peut ralentir temporairement l’application ; à privilégier en dehors des heures d’utilisation.</w:t>
-      </w:r>
-    </w:p>
-    <w:p>
-      <w:pPr>
-        <w:pStyle w:val="Compact"/>
-        <w:numPr>
-          <w:ilvl w:val="0"/>
-          <w:numId w:val="1030"/>
-        </w:numPr>
-      </w:pPr>
-      <w:r>
-        <w:t xml:space="preserve">L’option</w:t>
-      </w:r>
-      <w:r>
-        <w:t xml:space="preserve"> </w:t>
-      </w:r>
-      <w:r>
-        <w:rPr>
-          <w:b/>
-          <w:bCs/>
-        </w:rPr>
-        <w:t xml:space="preserve">Mode complet (FULL)</w:t>
-      </w:r>
-      <w:r>
-        <w:t xml:space="preserve"> </w:t>
-      </w:r>
-      <w:r>
-        <w:t xml:space="preserve">réécrit entièrement les tables pour récupérer le maximum d’espace possible, mais verrouille les tables concernées pendant toute la durée du traitement (l’application devient indisponible). À réserver aux cas où l’espace disque devient critique.</w:t>
-      </w:r>
-    </w:p>
-    <w:p>
-      <w:r>
-        <w:pict>
-          <v:rect style="width:0;height:1.5pt" o:hralign="center" o:hrstd="t" o:hr="t"/>
-        </w:pict>
-      </w:r>
-    </w:p>
-    <w:bookmarkEnd w:id="244"/>
-    <w:bookmarkEnd w:id="245"/>
-    <w:bookmarkStart w:id="250" w:name="conformité-fiscale"/>
-    <w:p>
-      <w:pPr>
-        <w:pStyle w:val="Heading1"/>
-      </w:pPr>
-      <w:r>
-        <w:t xml:space="preserve">Conformité fiscale</w:t>
-      </w:r>
-    </w:p>
-    <w:bookmarkStart w:id="246" w:name="chaîne-de-scellement-sha-256"/>
-    <w:p>
-      <w:pPr>
-        <w:pStyle w:val="Heading2"/>
-      </w:pPr>
-      <w:r>
-        <w:t xml:space="preserve">Chaîne de scellement SHA-256</w:t>
-      </w:r>
-    </w:p>
-    <w:p>
-      <w:pPr>
-        <w:pStyle w:val="FirstParagraph"/>
-      </w:pPr>
-      <w:r>
-        <w:t xml:space="preserve">Chaque document fiscal émis est chaîné par un hash SHA-256 cumulatif dans la table</w:t>
-      </w:r>
-      <w:r>
-        <w:t xml:space="preserve"> </w:t>
-      </w:r>
-      <w:r>
-        <w:rPr>
-          <w:rStyle w:val="VerbatimChar"/>
-        </w:rPr>
-        <w:t xml:space="preserve">journal_scellement</w:t>
-      </w:r>
-      <w:r>
-        <w:t xml:space="preserve">. Pour vérifier l’intégrité :</w:t>
-      </w:r>
-    </w:p>
-    <w:p>
-      <w:pPr>
-        <w:pStyle w:val="BodyText"/>
-      </w:pPr>
-      <w:r>
-        <w:rPr>
-          <w:b/>
-          <w:bCs/>
-        </w:rPr>
-        <w:t xml:space="preserve">Factures &gt; Vérifier le scellement</w:t>
-      </w:r>
-      <w:r>
-        <w:t xml:space="preserve"> </w:t>
-      </w:r>
-      <w:r>
-        <w:t xml:space="preserve">→ retourne ✓ si la chaîne est intacte, ou identifie le premier document altéré.</w:t>
-      </w:r>
-    </w:p>
-    <w:p>
-      <w:pPr>
-        <w:pStyle w:val="BodyText"/>
-      </w:pPr>
-      <w:r>
-        <w:t xml:space="preserve">Cette vérification prouve que les données n’ont pas été modifiées après émission, même directement dans la base.</w:t>
-      </w:r>
-    </w:p>
-    <w:bookmarkEnd w:id="246"/>
-    <w:bookmarkStart w:id="247" w:name="export-fec-global"/>
-    <w:p>
-      <w:pPr>
-        <w:pStyle w:val="Heading2"/>
-      </w:pPr>
-      <w:r>
-        <w:t xml:space="preserve">Export FEC global</w:t>
-      </w:r>
-    </w:p>
-    <w:p>
-      <w:pPr>
-        <w:pStyle w:val="FirstParagraph"/>
-      </w:pPr>
-      <w:r>
-        <w:rPr>
-          <w:b/>
-          <w:bCs/>
-        </w:rPr>
-        <w:t xml:space="preserve">Factures &gt; Export FEC</w:t>
-      </w:r>
-      <w:r>
-        <w:t xml:space="preserve"> </w:t>
-      </w:r>
-      <w:r>
-        <w:t xml:space="preserve">→ fichier texte tabulé DGFiP</w:t>
-      </w:r>
-      <w:r>
-        <w:t xml:space="preserve"> </w:t>
-      </w:r>
-      <w:r>
-        <w:rPr>
-          <w:rStyle w:val="VerbatimChar"/>
-        </w:rPr>
-        <w:t xml:space="preserve">FEC_YYYY-MM-DD.txt</w:t>
-      </w:r>
-      <w:r>
-        <w:t xml:space="preserve"> </w:t>
-      </w:r>
-      <w:r>
-        <w:t xml:space="preserve">(toutes les écritures de toutes les années).</w:t>
-      </w:r>
-    </w:p>
-    <w:p>
-      <w:pPr>
-        <w:pStyle w:val="BodyText"/>
-      </w:pPr>
-      <w:r>
-        <w:t xml:space="preserve">Pour un export par exercice :</w:t>
-      </w:r>
-      <w:r>
-        <w:t xml:space="preserve"> </w:t>
-      </w:r>
-      <w:r>
-        <w:rPr>
-          <w:b/>
-          <w:bCs/>
-        </w:rPr>
-        <w:t xml:space="preserve">Exercices &gt; ⬇ FEC 2025</w:t>
-      </w:r>
-      <w:r>
-        <w:t xml:space="preserve">.</w:t>
-      </w:r>
-    </w:p>
-    <w:bookmarkEnd w:id="247"/>
-    <w:bookmarkStart w:id="248" w:name="format-factur-x-en-16931"/>
-    <w:p>
-      <w:pPr>
-        <w:pStyle w:val="Heading2"/>
-      </w:pPr>
-      <w:r>
-        <w:t xml:space="preserve">Format Factur-X EN 16931</w:t>
-      </w:r>
-    </w:p>
-    <w:p>
-      <w:pPr>
-        <w:pStyle w:val="FirstParagraph"/>
-      </w:pPr>
-      <w:r>
-        <w:t xml:space="preserve">Chaque facture émise est un</w:t>
-      </w:r>
-      <w:r>
-        <w:t xml:space="preserve"> </w:t>
-      </w:r>
-      <w:r>
-        <w:rPr>
-          <w:b/>
-          <w:bCs/>
-        </w:rPr>
-        <w:t xml:space="preserve">PDF/A-3b</w:t>
-      </w:r>
-      <w:r>
-        <w:t xml:space="preserve"> </w:t>
-      </w:r>
-      <w:r>
-        <w:t xml:space="preserve">avec un fichier XML ZUGFeRD embarqué conforme au profil EN 16931. Ce format est :</w:t>
       </w:r>
     </w:p>
     <w:p>
@@ -19133,7 +19075,7 @@
         </w:numPr>
       </w:pPr>
       <w:r>
-        <w:t xml:space="preserve">Lisible directement par les logiciels comptables (Sage, EBP, Cegid, Pennylane…).</w:t>
+        <w:t xml:space="preserve">L’opération peut ralentir temporairement l’application ; à privilégier en dehors des heures d’utilisation.</w:t>
       </w:r>
     </w:p>
     <w:p>
@@ -19145,7 +19087,194 @@
         </w:numPr>
       </w:pPr>
       <w:r>
-        <w:t xml:space="preserve">Compatible avec l’e-invoicing européen (e-Reporting, PPF).</w:t>
+        <w:t xml:space="preserve">L’option</w:t>
+      </w:r>
+      <w:r>
+        <w:t xml:space="preserve"> </w:t>
+      </w:r>
+      <w:r>
+        <w:rPr>
+          <w:b/>
+          <w:bCs/>
+        </w:rPr>
+        <w:t xml:space="preserve">Mode complet (FULL)</w:t>
+      </w:r>
+      <w:r>
+        <w:t xml:space="preserve"> </w:t>
+      </w:r>
+      <w:r>
+        <w:t xml:space="preserve">réécrit entièrement les tables pour récupérer le maximum d’espace possible, mais verrouille les tables concernées pendant toute la durée du traitement (l’application devient indisponible). À réserver aux cas où l’espace disque devient critique.</w:t>
+      </w:r>
+    </w:p>
+    <w:p>
+      <w:r>
+        <w:pict>
+          <v:rect style="width:0;height:1.5pt" o:hralign="center" o:hrstd="t" o:hr="t"/>
+        </w:pict>
+      </w:r>
+    </w:p>
+    <w:bookmarkEnd w:id="245"/>
+    <w:bookmarkEnd w:id="246"/>
+    <w:bookmarkStart w:id="251" w:name="conformité-fiscale"/>
+    <w:p>
+      <w:pPr>
+        <w:pStyle w:val="Heading1"/>
+      </w:pPr>
+      <w:r>
+        <w:t xml:space="preserve">Conformité fiscale</w:t>
+      </w:r>
+    </w:p>
+    <w:bookmarkStart w:id="247" w:name="chaîne-de-scellement-sha-256"/>
+    <w:p>
+      <w:pPr>
+        <w:pStyle w:val="Heading2"/>
+      </w:pPr>
+      <w:r>
+        <w:t xml:space="preserve">Chaîne de scellement SHA-256</w:t>
+      </w:r>
+    </w:p>
+    <w:p>
+      <w:pPr>
+        <w:pStyle w:val="FirstParagraph"/>
+      </w:pPr>
+      <w:r>
+        <w:t xml:space="preserve">Chaque document fiscal émis est chaîné par un hash SHA-256 cumulatif dans la table</w:t>
+      </w:r>
+      <w:r>
+        <w:t xml:space="preserve"> </w:t>
+      </w:r>
+      <w:r>
+        <w:rPr>
+          <w:rStyle w:val="VerbatimChar"/>
+        </w:rPr>
+        <w:t xml:space="preserve">journal_scellement</w:t>
+      </w:r>
+      <w:r>
+        <w:t xml:space="preserve">. Pour vérifier l’intégrité :</w:t>
+      </w:r>
+    </w:p>
+    <w:p>
+      <w:pPr>
+        <w:pStyle w:val="BodyText"/>
+      </w:pPr>
+      <w:r>
+        <w:rPr>
+          <w:b/>
+          <w:bCs/>
+        </w:rPr>
+        <w:t xml:space="preserve">Factures &gt; Vérifier le scellement</w:t>
+      </w:r>
+      <w:r>
+        <w:t xml:space="preserve"> </w:t>
+      </w:r>
+      <w:r>
+        <w:t xml:space="preserve">→ retourne ✓ si la chaîne est intacte, ou identifie le premier document altéré.</w:t>
+      </w:r>
+    </w:p>
+    <w:p>
+      <w:pPr>
+        <w:pStyle w:val="BodyText"/>
+      </w:pPr>
+      <w:r>
+        <w:t xml:space="preserve">Cette vérification prouve que les données n’ont pas été modifiées après émission, même directement dans la base.</w:t>
+      </w:r>
+    </w:p>
+    <w:bookmarkEnd w:id="247"/>
+    <w:bookmarkStart w:id="248" w:name="export-fec-global"/>
+    <w:p>
+      <w:pPr>
+        <w:pStyle w:val="Heading2"/>
+      </w:pPr>
+      <w:r>
+        <w:t xml:space="preserve">Export FEC global</w:t>
+      </w:r>
+    </w:p>
+    <w:p>
+      <w:pPr>
+        <w:pStyle w:val="FirstParagraph"/>
+      </w:pPr>
+      <w:r>
+        <w:rPr>
+          <w:b/>
+          <w:bCs/>
+        </w:rPr>
+        <w:t xml:space="preserve">Factures &gt; Export FEC</w:t>
+      </w:r>
+      <w:r>
+        <w:t xml:space="preserve"> </w:t>
+      </w:r>
+      <w:r>
+        <w:t xml:space="preserve">→ fichier texte tabulé DGFiP</w:t>
+      </w:r>
+      <w:r>
+        <w:t xml:space="preserve"> </w:t>
+      </w:r>
+      <w:r>
+        <w:rPr>
+          <w:rStyle w:val="VerbatimChar"/>
+        </w:rPr>
+        <w:t xml:space="preserve">FEC_YYYY-MM-DD.txt</w:t>
+      </w:r>
+      <w:r>
+        <w:t xml:space="preserve"> </w:t>
+      </w:r>
+      <w:r>
+        <w:t xml:space="preserve">(toutes les écritures de toutes les années).</w:t>
+      </w:r>
+    </w:p>
+    <w:p>
+      <w:pPr>
+        <w:pStyle w:val="BodyText"/>
+      </w:pPr>
+      <w:r>
+        <w:t xml:space="preserve">Pour un export par exercice :</w:t>
+      </w:r>
+      <w:r>
+        <w:t xml:space="preserve"> </w:t>
+      </w:r>
+      <w:r>
+        <w:rPr>
+          <w:b/>
+          <w:bCs/>
+        </w:rPr>
+        <w:t xml:space="preserve">Exercices &gt; ⬇ FEC 2025</w:t>
+      </w:r>
+      <w:r>
+        <w:t xml:space="preserve">.</w:t>
+      </w:r>
+    </w:p>
+    <w:bookmarkEnd w:id="248"/>
+    <w:bookmarkStart w:id="249" w:name="format-factur-x-en-16931"/>
+    <w:p>
+      <w:pPr>
+        <w:pStyle w:val="Heading2"/>
+      </w:pPr>
+      <w:r>
+        <w:t xml:space="preserve">Format Factur-X EN 16931</w:t>
+      </w:r>
+    </w:p>
+    <w:p>
+      <w:pPr>
+        <w:pStyle w:val="FirstParagraph"/>
+      </w:pPr>
+      <w:r>
+        <w:t xml:space="preserve">Chaque facture émise est un</w:t>
+      </w:r>
+      <w:r>
+        <w:t xml:space="preserve"> </w:t>
+      </w:r>
+      <w:r>
+        <w:rPr>
+          <w:b/>
+          <w:bCs/>
+        </w:rPr>
+        <w:t xml:space="preserve">PDF/A-3b</w:t>
+      </w:r>
+      <w:r>
+        <w:t xml:space="preserve"> </w:t>
+      </w:r>
+      <w:r>
+        <w:t xml:space="preserve">avec un fichier XML ZUGFeRD embarqué conforme au profil EN 16931. Ce format est :</w:t>
       </w:r>
     </w:p>
     <w:p>
@@ -19153,10 +19282,34 @@
         <w:pStyle w:val="Compact"/>
         <w:numPr>
           <w:ilvl w:val="0"/>
-          <w:numId w:val="1031"/>
+          <w:numId w:val="1032"/>
         </w:numPr>
       </w:pPr>
       <w:r>
+        <w:t xml:space="preserve">Lisible directement par les logiciels comptables (Sage, EBP, Cegid, Pennylane…).</w:t>
+      </w:r>
+    </w:p>
+    <w:p>
+      <w:pPr>
+        <w:pStyle w:val="Compact"/>
+        <w:numPr>
+          <w:ilvl w:val="0"/>
+          <w:numId w:val="1032"/>
+        </w:numPr>
+      </w:pPr>
+      <w:r>
+        <w:t xml:space="preserve">Compatible avec l’e-invoicing européen (e-Reporting, PPF).</w:t>
+      </w:r>
+    </w:p>
+    <w:p>
+      <w:pPr>
+        <w:pStyle w:val="Compact"/>
+        <w:numPr>
+          <w:ilvl w:val="0"/>
+          <w:numId w:val="1032"/>
+        </w:numPr>
+      </w:pPr>
+      <w:r>
         <w:t xml:space="preserve">Obligatoire à partir de 2026 pour les transactions B2B en France.</w:t>
       </w:r>
     </w:p>
@@ -19204,8 +19357,8 @@
         <w:t xml:space="preserve">- Pénalités de retard</w:t>
       </w:r>
     </w:p>
-    <w:bookmarkEnd w:id="248"/>
-    <w:bookmarkStart w:id="249" w:name="attestation-de-conformité"/>
+    <w:bookmarkEnd w:id="249"/>
+    <w:bookmarkStart w:id="250" w:name="attestation-de-conformité"/>
     <w:p>
       <w:pPr>
         <w:pStyle w:val="Heading2"/>
@@ -19239,9 +19392,9 @@
         </w:pict>
       </w:r>
     </w:p>
-    <w:bookmarkEnd w:id="249"/>
     <w:bookmarkEnd w:id="250"/>
-    <w:bookmarkStart w:id="251" w:name="attestation-loi-anti-fraude-tva-2018"/>
+    <w:bookmarkEnd w:id="251"/>
+    <w:bookmarkStart w:id="252" w:name="attestation-loi-anti-fraude-tva-2018"/>
     <w:p>
       <w:pPr>
         <w:pStyle w:val="Heading1"/>
@@ -19544,7 +19697,7 @@
         <w:t xml:space="preserve">Document généré par FacturPro v3.0.0 — 2026</w:t>
       </w:r>
     </w:p>
-    <w:bookmarkEnd w:id="251"/>
+    <w:bookmarkEnd w:id="252"/>
     <w:sectPr>
       <w:footnotePr>
         <w:numRestart w:val="eachSect"/>
@@ -20288,6 +20441,9 @@
     <w:abstractNumId w:val="991"/>
   </w:num>
   <w:num w:numId="1031">
+    <w:abstractNumId w:val="991"/>
+  </w:num>
+  <w:num w:numId="1032">
     <w:abstractNumId w:val="991"/>
   </w:num>
 </w:numbering>
